--- a/kapelsky-brief/ЖК_Капельский_5_справка.docx
+++ b/kapelsky-brief/ЖК_Капельский_5_справка.docx
@@ -382,7 +382,7 @@
           <w:sz w:val="19"/>
           <w:szCs w:val="19"/>
         </w:rPr>
-        <w:t xml:space="preserve">1,3 млн ₽ за метр — на 23 % ниже средневзвешенной цены премиум-класса Москвы и на 43 % ниже средней по элитному сегменту. Ближайший по локации проект с открытым прайсом, «Форум» у «Сухаревской», продаёт метр за 1,79–2,38 млн ₽.</w:t>
+        <w:t xml:space="preserve">1,3 млн ₽ за метр — на 23 % ниже средневзвешенной цены премиум-класса Москвы и на 43 % ниже средней по элитному сегменту. В когорте из 379 лотов вокруг участка дешевле продаются 300 — четыре пятых предложения.</w:t>
       </w:r>
     </w:p>
     <w:p>
@@ -7862,12 +7862,12 @@
           <w:sz w:val="36"/>
           <w:szCs w:val="36"/>
         </w:rPr>
-        <w:t xml:space="preserve">Сопоставимые проекты</w:t>
+        <w:t xml:space="preserve">Что продаётся рядом</w:t>
       </w:r>
     </w:p>
     <w:p>
       <w:pPr>
-        <w:spacing w:after="190" w:line="258" w:lineRule="auto"/>
+        <w:spacing w:after="180" w:line="258" w:lineRule="auto"/>
         <w:ind w:right="1560"/>
       </w:pPr>
       <w:r>
@@ -7881,2319 +7881,7 @@
           <w:sz w:val="19"/>
           <w:szCs w:val="19"/>
         </w:rPr>
-        <w:t xml:space="preserve">Восемь элитных проектов в радиусе полутора километров от станций той же ветки и соседних. Диапазон — от самого дешёвого лота в экспозиции до самого дорогого; у «Капельского» диапазона нет, есть один ориентир.</w:t>
-      </w:r>
-    </w:p>
-    <w:tbl>
-      <w:tblPr>
-        <w:tblW w:type="dxa" w:w="9638"/>
-        <w:tblBorders>
-          <w:top w:val="single" w:color="auto" w:sz="4"/>
-          <w:left w:val="single" w:color="auto" w:sz="4"/>
-          <w:bottom w:val="single" w:color="auto" w:sz="4"/>
-          <w:right w:val="single" w:color="auto" w:sz="4"/>
-          <w:insideH w:val="single" w:color="auto" w:sz="4"/>
-          <w:insideV w:val="single" w:color="auto" w:sz="4"/>
-        </w:tblBorders>
-      </w:tblPr>
-      <w:tblGrid>
-        <w:gridCol w:w="2200"/>
-        <w:gridCol w:w="2300"/>
-        <w:gridCol w:w="900"/>
-        <w:gridCol w:w="1100"/>
-        <w:gridCol w:w="1300"/>
-        <w:gridCol w:w="1838"/>
-      </w:tblGrid>
-      <w:tr>
-        <w:trPr>
-          <w:tblHeader/>
-        </w:trPr>
-        <w:tc>
-          <w:tcPr>
-            <w:tcW w:type="dxa" w:w="2200"/>
-            <w:tcBorders>
-              <w:top w:val="single" w:color="1F2A44" w:sz="4"/>
-              <w:left w:val="none" w:color="auto" w:sz="0"/>
-              <w:bottom w:val="single" w:color="D9D4CB" w:sz="4"/>
-              <w:right w:val="none" w:color="auto" w:sz="0"/>
-            </w:tcBorders>
-            <w:shd w:fill="1F2A44" w:color="auto" w:val="clear"/>
-            <w:tcMar>
-              <w:top w:type="dxa" w:w="52"/>
-              <w:left w:type="dxa" w:w="100"/>
-              <w:bottom w:type="dxa" w:w="52"/>
-              <w:right w:type="dxa" w:w="100"/>
-            </w:tcMar>
-            <w:vAlign w:val="center"/>
-          </w:tcPr>
-          <w:p>
-            <w:pPr>
-              <w:spacing w:after="0" w:line="240" w:lineRule="auto"/>
-              <w:jc w:val="left"/>
-            </w:pPr>
-            <w:r>
-              <w:rPr>
-                <w:rFonts w:ascii="Arial" w:cs="Arial" w:eastAsia="Arial" w:hAnsi="Arial"/>
-                <w:b/>
-                <w:bCs/>
-                <w:i w:val="false"/>
-                <w:iCs w:val="false"/>
-                <w:color w:val="FFFFFF"/>
-                <w:sz w:val="16"/>
-                <w:szCs w:val="16"/>
-              </w:rPr>
-              <w:t xml:space="preserve">Проект</w:t>
-            </w:r>
-          </w:p>
-        </w:tc>
-        <w:tc>
-          <w:tcPr>
-            <w:tcW w:type="dxa" w:w="2300"/>
-            <w:tcBorders>
-              <w:top w:val="single" w:color="1F2A44" w:sz="4"/>
-              <w:left w:val="none" w:color="auto" w:sz="0"/>
-              <w:bottom w:val="single" w:color="D9D4CB" w:sz="4"/>
-              <w:right w:val="none" w:color="auto" w:sz="0"/>
-            </w:tcBorders>
-            <w:shd w:fill="1F2A44" w:color="auto" w:val="clear"/>
-            <w:tcMar>
-              <w:top w:type="dxa" w:w="52"/>
-              <w:left w:type="dxa" w:w="100"/>
-              <w:bottom w:type="dxa" w:w="52"/>
-              <w:right w:type="dxa" w:w="100"/>
-            </w:tcMar>
-            <w:vAlign w:val="center"/>
-          </w:tcPr>
-          <w:p>
-            <w:pPr>
-              <w:spacing w:after="0" w:line="240" w:lineRule="auto"/>
-              <w:jc w:val="center"/>
-            </w:pPr>
-            <w:r>
-              <w:rPr>
-                <w:rFonts w:ascii="Arial" w:cs="Arial" w:eastAsia="Arial" w:hAnsi="Arial"/>
-                <w:b/>
-                <w:bCs/>
-                <w:i w:val="false"/>
-                <w:iCs w:val="false"/>
-                <w:color w:val="FFFFFF"/>
-                <w:sz w:val="16"/>
-                <w:szCs w:val="16"/>
-              </w:rPr>
-              <w:t xml:space="preserve">Метро</w:t>
-            </w:r>
-          </w:p>
-        </w:tc>
-        <w:tc>
-          <w:tcPr>
-            <w:tcW w:type="dxa" w:w="900"/>
-            <w:tcBorders>
-              <w:top w:val="single" w:color="1F2A44" w:sz="4"/>
-              <w:left w:val="none" w:color="auto" w:sz="0"/>
-              <w:bottom w:val="single" w:color="D9D4CB" w:sz="4"/>
-              <w:right w:val="none" w:color="auto" w:sz="0"/>
-            </w:tcBorders>
-            <w:shd w:fill="1F2A44" w:color="auto" w:val="clear"/>
-            <w:tcMar>
-              <w:top w:type="dxa" w:w="52"/>
-              <w:left w:type="dxa" w:w="100"/>
-              <w:bottom w:type="dxa" w:w="52"/>
-              <w:right w:type="dxa" w:w="100"/>
-            </w:tcMar>
-            <w:vAlign w:val="center"/>
-          </w:tcPr>
-          <w:p>
-            <w:pPr>
-              <w:spacing w:after="0" w:line="240" w:lineRule="auto"/>
-              <w:jc w:val="center"/>
-            </w:pPr>
-            <w:r>
-              <w:rPr>
-                <w:rFonts w:ascii="Arial" w:cs="Arial" w:eastAsia="Arial" w:hAnsi="Arial"/>
-                <w:b/>
-                <w:bCs/>
-                <w:i w:val="false"/>
-                <w:iCs w:val="false"/>
-                <w:color w:val="FFFFFF"/>
-                <w:sz w:val="16"/>
-                <w:szCs w:val="16"/>
-              </w:rPr>
-              <w:t xml:space="preserve">Класс</w:t>
-            </w:r>
-          </w:p>
-        </w:tc>
-        <w:tc>
-          <w:tcPr>
-            <w:tcW w:type="dxa" w:w="1100"/>
-            <w:tcBorders>
-              <w:top w:val="single" w:color="1F2A44" w:sz="4"/>
-              <w:left w:val="none" w:color="auto" w:sz="0"/>
-              <w:bottom w:val="single" w:color="D9D4CB" w:sz="4"/>
-              <w:right w:val="none" w:color="auto" w:sz="0"/>
-            </w:tcBorders>
-            <w:shd w:fill="1F2A44" w:color="auto" w:val="clear"/>
-            <w:tcMar>
-              <w:top w:type="dxa" w:w="52"/>
-              <w:left w:type="dxa" w:w="100"/>
-              <w:bottom w:type="dxa" w:w="52"/>
-              <w:right w:type="dxa" w:w="100"/>
-            </w:tcMar>
-            <w:vAlign w:val="center"/>
-          </w:tcPr>
-          <w:p>
-            <w:pPr>
-              <w:spacing w:after="0" w:line="240" w:lineRule="auto"/>
-              <w:jc w:val="center"/>
-            </w:pPr>
-            <w:r>
-              <w:rPr>
-                <w:rFonts w:ascii="Arial" w:cs="Arial" w:eastAsia="Arial" w:hAnsi="Arial"/>
-                <w:b/>
-                <w:bCs/>
-                <w:i w:val="false"/>
-                <w:iCs w:val="false"/>
-                <w:color w:val="FFFFFF"/>
-                <w:sz w:val="16"/>
-                <w:szCs w:val="16"/>
-              </w:rPr>
-              <w:t xml:space="preserve">Срок</w:t>
-            </w:r>
-          </w:p>
-        </w:tc>
-        <w:tc>
-          <w:tcPr>
-            <w:tcW w:type="dxa" w:w="1300"/>
-            <w:tcBorders>
-              <w:top w:val="single" w:color="1F2A44" w:sz="4"/>
-              <w:left w:val="none" w:color="auto" w:sz="0"/>
-              <w:bottom w:val="single" w:color="D9D4CB" w:sz="4"/>
-              <w:right w:val="none" w:color="auto" w:sz="0"/>
-            </w:tcBorders>
-            <w:shd w:fill="1F2A44" w:color="auto" w:val="clear"/>
-            <w:tcMar>
-              <w:top w:type="dxa" w:w="52"/>
-              <w:left w:type="dxa" w:w="100"/>
-              <w:bottom w:type="dxa" w:w="52"/>
-              <w:right w:type="dxa" w:w="100"/>
-            </w:tcMar>
-            <w:vAlign w:val="center"/>
-          </w:tcPr>
-          <w:p>
-            <w:pPr>
-              <w:spacing w:after="0" w:line="240" w:lineRule="auto"/>
-              <w:jc w:val="center"/>
-            </w:pPr>
-            <w:r>
-              <w:rPr>
-                <w:rFonts w:ascii="Arial" w:cs="Arial" w:eastAsia="Arial" w:hAnsi="Arial"/>
-                <w:b/>
-                <w:bCs/>
-                <w:i w:val="false"/>
-                <w:iCs w:val="false"/>
-                <w:color w:val="FFFFFF"/>
-                <w:sz w:val="16"/>
-                <w:szCs w:val="16"/>
-              </w:rPr>
-              <w:t xml:space="preserve">Отделка</w:t>
-            </w:r>
-          </w:p>
-        </w:tc>
-        <w:tc>
-          <w:tcPr>
-            <w:tcW w:type="dxa" w:w="1838"/>
-            <w:tcBorders>
-              <w:top w:val="single" w:color="1F2A44" w:sz="4"/>
-              <w:left w:val="none" w:color="auto" w:sz="0"/>
-              <w:bottom w:val="single" w:color="D9D4CB" w:sz="4"/>
-              <w:right w:val="none" w:color="auto" w:sz="0"/>
-            </w:tcBorders>
-            <w:shd w:fill="1F2A44" w:color="auto" w:val="clear"/>
-            <w:tcMar>
-              <w:top w:type="dxa" w:w="52"/>
-              <w:left w:type="dxa" w:w="100"/>
-              <w:bottom w:type="dxa" w:w="52"/>
-              <w:right w:type="dxa" w:w="100"/>
-            </w:tcMar>
-            <w:vAlign w:val="center"/>
-          </w:tcPr>
-          <w:p>
-            <w:pPr>
-              <w:spacing w:after="0" w:line="240" w:lineRule="auto"/>
-              <w:jc w:val="center"/>
-            </w:pPr>
-            <w:r>
-              <w:rPr>
-                <w:rFonts w:ascii="Arial" w:cs="Arial" w:eastAsia="Arial" w:hAnsi="Arial"/>
-                <w:b/>
-                <w:bCs/>
-                <w:i w:val="false"/>
-                <w:iCs w:val="false"/>
-                <w:color w:val="FFFFFF"/>
-                <w:sz w:val="16"/>
-                <w:szCs w:val="16"/>
-              </w:rPr>
-              <w:t xml:space="preserve">Метр, ₽</w:t>
-            </w:r>
-          </w:p>
-        </w:tc>
-      </w:tr>
-      <w:tr>
-        <w:tc>
-          <w:tcPr>
-            <w:tcW w:type="dxa" w:w="2200"/>
-            <w:tcBorders>
-              <w:top w:val="single" w:color="D9D4CB" w:sz="4"/>
-              <w:left w:val="none" w:color="auto" w:sz="0"/>
-              <w:bottom w:val="single" w:color="D9D4CB" w:sz="4"/>
-              <w:right w:val="none" w:color="auto" w:sz="0"/>
-            </w:tcBorders>
-            <w:tcMar>
-              <w:top w:type="dxa" w:w="52"/>
-              <w:left w:type="dxa" w:w="100"/>
-              <w:bottom w:type="dxa" w:w="52"/>
-              <w:right w:type="dxa" w:w="100"/>
-            </w:tcMar>
-            <w:vAlign w:val="center"/>
-          </w:tcPr>
-          <w:p>
-            <w:pPr>
-              <w:spacing w:after="0" w:line="240" w:lineRule="auto"/>
-              <w:jc w:val="left"/>
-            </w:pPr>
-            <w:r>
-              <w:rPr>
-                <w:rFonts w:ascii="Arial" w:cs="Arial" w:eastAsia="Arial" w:hAnsi="Arial"/>
-                <w:b/>
-                <w:bCs/>
-                <w:i w:val="false"/>
-                <w:iCs w:val="false"/>
-                <w:color w:val="2A2E38"/>
-                <w:sz w:val="17"/>
-                <w:szCs w:val="17"/>
-              </w:rPr>
-              <w:t xml:space="preserve">Капельский, 5</w:t>
-            </w:r>
-          </w:p>
-        </w:tc>
-        <w:tc>
-          <w:tcPr>
-            <w:tcW w:type="dxa" w:w="2300"/>
-            <w:tcBorders>
-              <w:top w:val="single" w:color="D9D4CB" w:sz="4"/>
-              <w:left w:val="none" w:color="auto" w:sz="0"/>
-              <w:bottom w:val="single" w:color="D9D4CB" w:sz="4"/>
-              <w:right w:val="none" w:color="auto" w:sz="0"/>
-            </w:tcBorders>
-            <w:tcMar>
-              <w:top w:type="dxa" w:w="52"/>
-              <w:left w:type="dxa" w:w="100"/>
-              <w:bottom w:type="dxa" w:w="52"/>
-              <w:right w:type="dxa" w:w="100"/>
-            </w:tcMar>
-            <w:vAlign w:val="center"/>
-          </w:tcPr>
-          <w:p>
-            <w:pPr>
-              <w:spacing w:after="0" w:line="240" w:lineRule="auto"/>
-              <w:jc w:val="left"/>
-            </w:pPr>
-            <w:r>
-              <w:rPr>
-                <w:rFonts w:ascii="Arial" w:cs="Arial" w:eastAsia="Arial" w:hAnsi="Arial"/>
-                <w:b w:val="false"/>
-                <w:bCs w:val="false"/>
-                <w:i w:val="false"/>
-                <w:iCs w:val="false"/>
-                <w:color w:val="2A2E38"/>
-                <w:sz w:val="17"/>
-                <w:szCs w:val="17"/>
-              </w:rPr>
-              <w:t xml:space="preserve">Проспект Мира · 0,4 км</w:t>
-            </w:r>
-          </w:p>
-        </w:tc>
-        <w:tc>
-          <w:tcPr>
-            <w:tcW w:type="dxa" w:w="900"/>
-            <w:tcBorders>
-              <w:top w:val="single" w:color="D9D4CB" w:sz="4"/>
-              <w:left w:val="none" w:color="auto" w:sz="0"/>
-              <w:bottom w:val="single" w:color="D9D4CB" w:sz="4"/>
-              <w:right w:val="none" w:color="auto" w:sz="0"/>
-            </w:tcBorders>
-            <w:tcMar>
-              <w:top w:type="dxa" w:w="52"/>
-              <w:left w:type="dxa" w:w="100"/>
-              <w:bottom w:type="dxa" w:w="52"/>
-              <w:right w:type="dxa" w:w="100"/>
-            </w:tcMar>
-            <w:vAlign w:val="center"/>
-          </w:tcPr>
-          <w:p>
-            <w:pPr>
-              <w:spacing w:after="0" w:line="240" w:lineRule="auto"/>
-              <w:jc w:val="center"/>
-            </w:pPr>
-            <w:r>
-              <w:rPr>
-                <w:rFonts w:ascii="Arial" w:cs="Arial" w:eastAsia="Arial" w:hAnsi="Arial"/>
-                <w:b w:val="false"/>
-                <w:bCs w:val="false"/>
-                <w:i w:val="false"/>
-                <w:iCs w:val="false"/>
-                <w:color w:val="2A2E38"/>
-                <w:sz w:val="17"/>
-                <w:szCs w:val="17"/>
-              </w:rPr>
-              <w:t xml:space="preserve">премиум</w:t>
-            </w:r>
-          </w:p>
-        </w:tc>
-        <w:tc>
-          <w:tcPr>
-            <w:tcW w:type="dxa" w:w="1100"/>
-            <w:tcBorders>
-              <w:top w:val="single" w:color="D9D4CB" w:sz="4"/>
-              <w:left w:val="none" w:color="auto" w:sz="0"/>
-              <w:bottom w:val="single" w:color="D9D4CB" w:sz="4"/>
-              <w:right w:val="none" w:color="auto" w:sz="0"/>
-            </w:tcBorders>
-            <w:tcMar>
-              <w:top w:type="dxa" w:w="52"/>
-              <w:left w:type="dxa" w:w="100"/>
-              <w:bottom w:type="dxa" w:w="52"/>
-              <w:right w:type="dxa" w:w="100"/>
-            </w:tcMar>
-            <w:vAlign w:val="center"/>
-          </w:tcPr>
-          <w:p>
-            <w:pPr>
-              <w:spacing w:after="0" w:line="240" w:lineRule="auto"/>
-              <w:jc w:val="center"/>
-            </w:pPr>
-            <w:r>
-              <w:rPr>
-                <w:rFonts w:ascii="Arial" w:cs="Arial" w:eastAsia="Arial" w:hAnsi="Arial"/>
-                <w:b w:val="false"/>
-                <w:bCs w:val="false"/>
-                <w:i w:val="false"/>
-                <w:iCs w:val="false"/>
-                <w:color w:val="2A2E38"/>
-                <w:sz w:val="17"/>
-                <w:szCs w:val="17"/>
-              </w:rPr>
-              <w:t xml:space="preserve">2029</w:t>
-            </w:r>
-          </w:p>
-        </w:tc>
-        <w:tc>
-          <w:tcPr>
-            <w:tcW w:type="dxa" w:w="1300"/>
-            <w:tcBorders>
-              <w:top w:val="single" w:color="D9D4CB" w:sz="4"/>
-              <w:left w:val="none" w:color="auto" w:sz="0"/>
-              <w:bottom w:val="single" w:color="D9D4CB" w:sz="4"/>
-              <w:right w:val="none" w:color="auto" w:sz="0"/>
-            </w:tcBorders>
-            <w:tcMar>
-              <w:top w:type="dxa" w:w="52"/>
-              <w:left w:type="dxa" w:w="100"/>
-              <w:bottom w:type="dxa" w:w="52"/>
-              <w:right w:type="dxa" w:w="100"/>
-            </w:tcMar>
-            <w:vAlign w:val="center"/>
-          </w:tcPr>
-          <w:p>
-            <w:pPr>
-              <w:spacing w:after="0" w:line="240" w:lineRule="auto"/>
-              <w:jc w:val="center"/>
-            </w:pPr>
-            <w:r>
-              <w:rPr>
-                <w:rFonts w:ascii="Arial" w:cs="Arial" w:eastAsia="Arial" w:hAnsi="Arial"/>
-                <w:b w:val="false"/>
-                <w:bCs w:val="false"/>
-                <w:i w:val="false"/>
-                <w:iCs w:val="false"/>
-                <w:color w:val="2A2E38"/>
-                <w:sz w:val="17"/>
-                <w:szCs w:val="17"/>
-              </w:rPr>
-              <w:t xml:space="preserve">без отделки</w:t>
-            </w:r>
-          </w:p>
-        </w:tc>
-        <w:tc>
-          <w:tcPr>
-            <w:tcW w:type="dxa" w:w="1838"/>
-            <w:tcBorders>
-              <w:top w:val="single" w:color="D9D4CB" w:sz="4"/>
-              <w:left w:val="none" w:color="auto" w:sz="0"/>
-              <w:bottom w:val="single" w:color="D9D4CB" w:sz="4"/>
-              <w:right w:val="none" w:color="auto" w:sz="0"/>
-            </w:tcBorders>
-            <w:tcMar>
-              <w:top w:type="dxa" w:w="52"/>
-              <w:left w:type="dxa" w:w="100"/>
-              <w:bottom w:type="dxa" w:w="52"/>
-              <w:right w:type="dxa" w:w="100"/>
-            </w:tcMar>
-            <w:vAlign w:val="center"/>
-          </w:tcPr>
-          <w:p>
-            <w:pPr>
-              <w:spacing w:after="0" w:line="240" w:lineRule="auto"/>
-              <w:jc w:val="center"/>
-            </w:pPr>
-            <w:r>
-              <w:rPr>
-                <w:rFonts w:ascii="Arial" w:cs="Arial" w:eastAsia="Arial" w:hAnsi="Arial"/>
-                <w:b w:val="false"/>
-                <w:bCs w:val="false"/>
-                <w:i w:val="false"/>
-                <w:iCs w:val="false"/>
-                <w:color w:val="2A2E38"/>
-                <w:sz w:val="17"/>
-                <w:szCs w:val="17"/>
-              </w:rPr>
-              <w:t xml:space="preserve">1 300 000</w:t>
-            </w:r>
-          </w:p>
-        </w:tc>
-      </w:tr>
-      <w:tr>
-        <w:tc>
-          <w:tcPr>
-            <w:tcW w:type="dxa" w:w="2200"/>
-            <w:tcBorders>
-              <w:top w:val="single" w:color="D9D4CB" w:sz="4"/>
-              <w:left w:val="none" w:color="auto" w:sz="0"/>
-              <w:bottom w:val="single" w:color="D9D4CB" w:sz="4"/>
-              <w:right w:val="none" w:color="auto" w:sz="0"/>
-            </w:tcBorders>
-            <w:shd w:fill="FBFAF8" w:color="auto" w:val="clear"/>
-            <w:tcMar>
-              <w:top w:type="dxa" w:w="52"/>
-              <w:left w:type="dxa" w:w="100"/>
-              <w:bottom w:type="dxa" w:w="52"/>
-              <w:right w:type="dxa" w:w="100"/>
-            </w:tcMar>
-            <w:vAlign w:val="center"/>
-          </w:tcPr>
-          <w:p>
-            <w:pPr>
-              <w:spacing w:after="0" w:line="240" w:lineRule="auto"/>
-              <w:jc w:val="left"/>
-            </w:pPr>
-            <w:r>
-              <w:rPr>
-                <w:rFonts w:ascii="Arial" w:cs="Arial" w:eastAsia="Arial" w:hAnsi="Arial"/>
-                <w:b/>
-                <w:bCs/>
-                <w:i w:val="false"/>
-                <w:iCs w:val="false"/>
-                <w:color w:val="2A2E38"/>
-                <w:sz w:val="17"/>
-                <w:szCs w:val="17"/>
-              </w:rPr>
-              <w:t xml:space="preserve">Брюсов</w:t>
-            </w:r>
-          </w:p>
-        </w:tc>
-        <w:tc>
-          <w:tcPr>
-            <w:tcW w:type="dxa" w:w="2300"/>
-            <w:tcBorders>
-              <w:top w:val="single" w:color="D9D4CB" w:sz="4"/>
-              <w:left w:val="none" w:color="auto" w:sz="0"/>
-              <w:bottom w:val="single" w:color="D9D4CB" w:sz="4"/>
-              <w:right w:val="none" w:color="auto" w:sz="0"/>
-            </w:tcBorders>
-            <w:shd w:fill="FBFAF8" w:color="auto" w:val="clear"/>
-            <w:tcMar>
-              <w:top w:type="dxa" w:w="52"/>
-              <w:left w:type="dxa" w:w="100"/>
-              <w:bottom w:type="dxa" w:w="52"/>
-              <w:right w:type="dxa" w:w="100"/>
-            </w:tcMar>
-            <w:vAlign w:val="center"/>
-          </w:tcPr>
-          <w:p>
-            <w:pPr>
-              <w:spacing w:after="0" w:line="240" w:lineRule="auto"/>
-              <w:jc w:val="left"/>
-            </w:pPr>
-            <w:r>
-              <w:rPr>
-                <w:rFonts w:ascii="Arial" w:cs="Arial" w:eastAsia="Arial" w:hAnsi="Arial"/>
-                <w:b w:val="false"/>
-                <w:bCs w:val="false"/>
-                <w:i w:val="false"/>
-                <w:iCs w:val="false"/>
-                <w:color w:val="2A2E38"/>
-                <w:sz w:val="17"/>
-                <w:szCs w:val="17"/>
-              </w:rPr>
-              <w:t xml:space="preserve">Александровский сад · 0,7 км</w:t>
-            </w:r>
-          </w:p>
-        </w:tc>
-        <w:tc>
-          <w:tcPr>
-            <w:tcW w:type="dxa" w:w="900"/>
-            <w:tcBorders>
-              <w:top w:val="single" w:color="D9D4CB" w:sz="4"/>
-              <w:left w:val="none" w:color="auto" w:sz="0"/>
-              <w:bottom w:val="single" w:color="D9D4CB" w:sz="4"/>
-              <w:right w:val="none" w:color="auto" w:sz="0"/>
-            </w:tcBorders>
-            <w:shd w:fill="FBFAF8" w:color="auto" w:val="clear"/>
-            <w:tcMar>
-              <w:top w:type="dxa" w:w="52"/>
-              <w:left w:type="dxa" w:w="100"/>
-              <w:bottom w:type="dxa" w:w="52"/>
-              <w:right w:type="dxa" w:w="100"/>
-            </w:tcMar>
-            <w:vAlign w:val="center"/>
-          </w:tcPr>
-          <w:p>
-            <w:pPr>
-              <w:spacing w:after="0" w:line="240" w:lineRule="auto"/>
-              <w:jc w:val="center"/>
-            </w:pPr>
-            <w:r>
-              <w:rPr>
-                <w:rFonts w:ascii="Arial" w:cs="Arial" w:eastAsia="Arial" w:hAnsi="Arial"/>
-                <w:b w:val="false"/>
-                <w:bCs w:val="false"/>
-                <w:i w:val="false"/>
-                <w:iCs w:val="false"/>
-                <w:color w:val="2A2E38"/>
-                <w:sz w:val="17"/>
-                <w:szCs w:val="17"/>
-              </w:rPr>
-              <w:t xml:space="preserve">элит</w:t>
-            </w:r>
-          </w:p>
-        </w:tc>
-        <w:tc>
-          <w:tcPr>
-            <w:tcW w:type="dxa" w:w="1100"/>
-            <w:tcBorders>
-              <w:top w:val="single" w:color="D9D4CB" w:sz="4"/>
-              <w:left w:val="none" w:color="auto" w:sz="0"/>
-              <w:bottom w:val="single" w:color="D9D4CB" w:sz="4"/>
-              <w:right w:val="none" w:color="auto" w:sz="0"/>
-            </w:tcBorders>
-            <w:shd w:fill="FBFAF8" w:color="auto" w:val="clear"/>
-            <w:tcMar>
-              <w:top w:type="dxa" w:w="52"/>
-              <w:left w:type="dxa" w:w="100"/>
-              <w:bottom w:type="dxa" w:w="52"/>
-              <w:right w:type="dxa" w:w="100"/>
-            </w:tcMar>
-            <w:vAlign w:val="center"/>
-          </w:tcPr>
-          <w:p>
-            <w:pPr>
-              <w:spacing w:after="0" w:line="240" w:lineRule="auto"/>
-              <w:jc w:val="center"/>
-            </w:pPr>
-            <w:r>
-              <w:rPr>
-                <w:rFonts w:ascii="Arial" w:cs="Arial" w:eastAsia="Arial" w:hAnsi="Arial"/>
-                <w:b w:val="false"/>
-                <w:bCs w:val="false"/>
-                <w:i w:val="false"/>
-                <w:iCs w:val="false"/>
-                <w:color w:val="2A2E38"/>
-                <w:sz w:val="17"/>
-                <w:szCs w:val="17"/>
-              </w:rPr>
-              <w:t xml:space="preserve">2026</w:t>
-            </w:r>
-          </w:p>
-        </w:tc>
-        <w:tc>
-          <w:tcPr>
-            <w:tcW w:type="dxa" w:w="1300"/>
-            <w:tcBorders>
-              <w:top w:val="single" w:color="D9D4CB" w:sz="4"/>
-              <w:left w:val="none" w:color="auto" w:sz="0"/>
-              <w:bottom w:val="single" w:color="D9D4CB" w:sz="4"/>
-              <w:right w:val="none" w:color="auto" w:sz="0"/>
-            </w:tcBorders>
-            <w:shd w:fill="FBFAF8" w:color="auto" w:val="clear"/>
-            <w:tcMar>
-              <w:top w:type="dxa" w:w="52"/>
-              <w:left w:type="dxa" w:w="100"/>
-              <w:bottom w:type="dxa" w:w="52"/>
-              <w:right w:type="dxa" w:w="100"/>
-            </w:tcMar>
-            <w:vAlign w:val="center"/>
-          </w:tcPr>
-          <w:p>
-            <w:pPr>
-              <w:spacing w:after="0" w:line="240" w:lineRule="auto"/>
-              <w:jc w:val="center"/>
-            </w:pPr>
-            <w:r>
-              <w:rPr>
-                <w:rFonts w:ascii="Arial" w:cs="Arial" w:eastAsia="Arial" w:hAnsi="Arial"/>
-                <w:b w:val="false"/>
-                <w:bCs w:val="false"/>
-                <w:i w:val="false"/>
-                <w:iCs w:val="false"/>
-                <w:color w:val="2A2E38"/>
-                <w:sz w:val="17"/>
-                <w:szCs w:val="17"/>
-              </w:rPr>
-              <w:t xml:space="preserve">с отделкой</w:t>
-            </w:r>
-          </w:p>
-        </w:tc>
-        <w:tc>
-          <w:tcPr>
-            <w:tcW w:type="dxa" w:w="1838"/>
-            <w:tcBorders>
-              <w:top w:val="single" w:color="D9D4CB" w:sz="4"/>
-              <w:left w:val="none" w:color="auto" w:sz="0"/>
-              <w:bottom w:val="single" w:color="D9D4CB" w:sz="4"/>
-              <w:right w:val="none" w:color="auto" w:sz="0"/>
-            </w:tcBorders>
-            <w:shd w:fill="FBFAF8" w:color="auto" w:val="clear"/>
-            <w:tcMar>
-              <w:top w:type="dxa" w:w="52"/>
-              <w:left w:type="dxa" w:w="100"/>
-              <w:bottom w:type="dxa" w:w="52"/>
-              <w:right w:type="dxa" w:w="100"/>
-            </w:tcMar>
-            <w:vAlign w:val="center"/>
-          </w:tcPr>
-          <w:p>
-            <w:pPr>
-              <w:spacing w:after="0" w:line="240" w:lineRule="auto"/>
-              <w:jc w:val="center"/>
-            </w:pPr>
-            <w:r>
-              <w:rPr>
-                <w:rFonts w:ascii="Arial" w:cs="Arial" w:eastAsia="Arial" w:hAnsi="Arial"/>
-                <w:b w:val="false"/>
-                <w:bCs w:val="false"/>
-                <w:i w:val="false"/>
-                <w:iCs w:val="false"/>
-                <w:color w:val="2A2E38"/>
-                <w:sz w:val="17"/>
-                <w:szCs w:val="17"/>
-              </w:rPr>
-              <w:t xml:space="preserve">3 700 000 – 5 070 000</w:t>
-            </w:r>
-          </w:p>
-        </w:tc>
-      </w:tr>
-      <w:tr>
-        <w:tc>
-          <w:tcPr>
-            <w:tcW w:type="dxa" w:w="2200"/>
-            <w:tcBorders>
-              <w:top w:val="single" w:color="D9D4CB" w:sz="4"/>
-              <w:left w:val="none" w:color="auto" w:sz="0"/>
-              <w:bottom w:val="single" w:color="D9D4CB" w:sz="4"/>
-              <w:right w:val="none" w:color="auto" w:sz="0"/>
-            </w:tcBorders>
-            <w:tcMar>
-              <w:top w:type="dxa" w:w="52"/>
-              <w:left w:type="dxa" w:w="100"/>
-              <w:bottom w:type="dxa" w:w="52"/>
-              <w:right w:type="dxa" w:w="100"/>
-            </w:tcMar>
-            <w:vAlign w:val="center"/>
-          </w:tcPr>
-          <w:p>
-            <w:pPr>
-              <w:spacing w:after="0" w:line="240" w:lineRule="auto"/>
-              <w:jc w:val="left"/>
-            </w:pPr>
-            <w:r>
-              <w:rPr>
-                <w:rFonts w:ascii="Arial" w:cs="Arial" w:eastAsia="Arial" w:hAnsi="Arial"/>
-                <w:b/>
-                <w:bCs/>
-                <w:i w:val="false"/>
-                <w:iCs w:val="false"/>
-                <w:color w:val="2A2E38"/>
-                <w:sz w:val="17"/>
-                <w:szCs w:val="17"/>
-              </w:rPr>
-              <w:t xml:space="preserve">Фон Дессин</w:t>
-            </w:r>
-          </w:p>
-        </w:tc>
-        <w:tc>
-          <w:tcPr>
-            <w:tcW w:type="dxa" w:w="2300"/>
-            <w:tcBorders>
-              <w:top w:val="single" w:color="D9D4CB" w:sz="4"/>
-              <w:left w:val="none" w:color="auto" w:sz="0"/>
-              <w:bottom w:val="single" w:color="D9D4CB" w:sz="4"/>
-              <w:right w:val="none" w:color="auto" w:sz="0"/>
-            </w:tcBorders>
-            <w:tcMar>
-              <w:top w:type="dxa" w:w="52"/>
-              <w:left w:type="dxa" w:w="100"/>
-              <w:bottom w:type="dxa" w:w="52"/>
-              <w:right w:type="dxa" w:w="100"/>
-            </w:tcMar>
-            <w:vAlign w:val="center"/>
-          </w:tcPr>
-          <w:p>
-            <w:pPr>
-              <w:spacing w:after="0" w:line="240" w:lineRule="auto"/>
-              <w:jc w:val="left"/>
-            </w:pPr>
-            <w:r>
-              <w:rPr>
-                <w:rFonts w:ascii="Arial" w:cs="Arial" w:eastAsia="Arial" w:hAnsi="Arial"/>
-                <w:b w:val="false"/>
-                <w:bCs w:val="false"/>
-                <w:i w:val="false"/>
-                <w:iCs w:val="false"/>
-                <w:color w:val="2A2E38"/>
-                <w:sz w:val="17"/>
-                <w:szCs w:val="17"/>
-              </w:rPr>
-              <w:t xml:space="preserve">Чистые пруды · 0,6 км</w:t>
-            </w:r>
-          </w:p>
-        </w:tc>
-        <w:tc>
-          <w:tcPr>
-            <w:tcW w:type="dxa" w:w="900"/>
-            <w:tcBorders>
-              <w:top w:val="single" w:color="D9D4CB" w:sz="4"/>
-              <w:left w:val="none" w:color="auto" w:sz="0"/>
-              <w:bottom w:val="single" w:color="D9D4CB" w:sz="4"/>
-              <w:right w:val="none" w:color="auto" w:sz="0"/>
-            </w:tcBorders>
-            <w:tcMar>
-              <w:top w:type="dxa" w:w="52"/>
-              <w:left w:type="dxa" w:w="100"/>
-              <w:bottom w:type="dxa" w:w="52"/>
-              <w:right w:type="dxa" w:w="100"/>
-            </w:tcMar>
-            <w:vAlign w:val="center"/>
-          </w:tcPr>
-          <w:p>
-            <w:pPr>
-              <w:spacing w:after="0" w:line="240" w:lineRule="auto"/>
-              <w:jc w:val="center"/>
-            </w:pPr>
-            <w:r>
-              <w:rPr>
-                <w:rFonts w:ascii="Arial" w:cs="Arial" w:eastAsia="Arial" w:hAnsi="Arial"/>
-                <w:b w:val="false"/>
-                <w:bCs w:val="false"/>
-                <w:i w:val="false"/>
-                <w:iCs w:val="false"/>
-                <w:color w:val="2A2E38"/>
-                <w:sz w:val="17"/>
-                <w:szCs w:val="17"/>
-              </w:rPr>
-              <w:t xml:space="preserve">элит</w:t>
-            </w:r>
-          </w:p>
-        </w:tc>
-        <w:tc>
-          <w:tcPr>
-            <w:tcW w:type="dxa" w:w="1100"/>
-            <w:tcBorders>
-              <w:top w:val="single" w:color="D9D4CB" w:sz="4"/>
-              <w:left w:val="none" w:color="auto" w:sz="0"/>
-              <w:bottom w:val="single" w:color="D9D4CB" w:sz="4"/>
-              <w:right w:val="none" w:color="auto" w:sz="0"/>
-            </w:tcBorders>
-            <w:tcMar>
-              <w:top w:type="dxa" w:w="52"/>
-              <w:left w:type="dxa" w:w="100"/>
-              <w:bottom w:type="dxa" w:w="52"/>
-              <w:right w:type="dxa" w:w="100"/>
-            </w:tcMar>
-            <w:vAlign w:val="center"/>
-          </w:tcPr>
-          <w:p>
-            <w:pPr>
-              <w:spacing w:after="0" w:line="240" w:lineRule="auto"/>
-              <w:jc w:val="center"/>
-            </w:pPr>
-            <w:r>
-              <w:rPr>
-                <w:rFonts w:ascii="Arial" w:cs="Arial" w:eastAsia="Arial" w:hAnsi="Arial"/>
-                <w:b w:val="false"/>
-                <w:bCs w:val="false"/>
-                <w:i w:val="false"/>
-                <w:iCs w:val="false"/>
-                <w:color w:val="2A2E38"/>
-                <w:sz w:val="17"/>
-                <w:szCs w:val="17"/>
-              </w:rPr>
-              <w:t xml:space="preserve">построен</w:t>
-            </w:r>
-          </w:p>
-        </w:tc>
-        <w:tc>
-          <w:tcPr>
-            <w:tcW w:type="dxa" w:w="1300"/>
-            <w:tcBorders>
-              <w:top w:val="single" w:color="D9D4CB" w:sz="4"/>
-              <w:left w:val="none" w:color="auto" w:sz="0"/>
-              <w:bottom w:val="single" w:color="D9D4CB" w:sz="4"/>
-              <w:right w:val="none" w:color="auto" w:sz="0"/>
-            </w:tcBorders>
-            <w:tcMar>
-              <w:top w:type="dxa" w:w="52"/>
-              <w:left w:type="dxa" w:w="100"/>
-              <w:bottom w:type="dxa" w:w="52"/>
-              <w:right w:type="dxa" w:w="100"/>
-            </w:tcMar>
-            <w:vAlign w:val="center"/>
-          </w:tcPr>
-          <w:p>
-            <w:pPr>
-              <w:spacing w:after="0" w:line="240" w:lineRule="auto"/>
-              <w:jc w:val="center"/>
-            </w:pPr>
-            <w:r>
-              <w:rPr>
-                <w:rFonts w:ascii="Arial" w:cs="Arial" w:eastAsia="Arial" w:hAnsi="Arial"/>
-                <w:b w:val="false"/>
-                <w:bCs w:val="false"/>
-                <w:i w:val="false"/>
-                <w:iCs w:val="false"/>
-                <w:color w:val="2A2E38"/>
-                <w:sz w:val="17"/>
-                <w:szCs w:val="17"/>
-              </w:rPr>
-              <w:t xml:space="preserve">без отделки</w:t>
-            </w:r>
-          </w:p>
-        </w:tc>
-        <w:tc>
-          <w:tcPr>
-            <w:tcW w:type="dxa" w:w="1838"/>
-            <w:tcBorders>
-              <w:top w:val="single" w:color="D9D4CB" w:sz="4"/>
-              <w:left w:val="none" w:color="auto" w:sz="0"/>
-              <w:bottom w:val="single" w:color="D9D4CB" w:sz="4"/>
-              <w:right w:val="none" w:color="auto" w:sz="0"/>
-            </w:tcBorders>
-            <w:tcMar>
-              <w:top w:type="dxa" w:w="52"/>
-              <w:left w:type="dxa" w:w="100"/>
-              <w:bottom w:type="dxa" w:w="52"/>
-              <w:right w:type="dxa" w:w="100"/>
-            </w:tcMar>
-            <w:vAlign w:val="center"/>
-          </w:tcPr>
-          <w:p>
-            <w:pPr>
-              <w:spacing w:after="0" w:line="240" w:lineRule="auto"/>
-              <w:jc w:val="center"/>
-            </w:pPr>
-            <w:r>
-              <w:rPr>
-                <w:rFonts w:ascii="Arial" w:cs="Arial" w:eastAsia="Arial" w:hAnsi="Arial"/>
-                <w:b w:val="false"/>
-                <w:bCs w:val="false"/>
-                <w:i w:val="false"/>
-                <w:iCs w:val="false"/>
-                <w:color w:val="2A2E38"/>
-                <w:sz w:val="17"/>
-                <w:szCs w:val="17"/>
-              </w:rPr>
-              <w:t xml:space="preserve">2 225 000 – 4 426 000</w:t>
-            </w:r>
-          </w:p>
-        </w:tc>
-      </w:tr>
-      <w:tr>
-        <w:tc>
-          <w:tcPr>
-            <w:tcW w:type="dxa" w:w="2200"/>
-            <w:tcBorders>
-              <w:top w:val="single" w:color="D9D4CB" w:sz="4"/>
-              <w:left w:val="none" w:color="auto" w:sz="0"/>
-              <w:bottom w:val="single" w:color="D9D4CB" w:sz="4"/>
-              <w:right w:val="none" w:color="auto" w:sz="0"/>
-            </w:tcBorders>
-            <w:shd w:fill="FBFAF8" w:color="auto" w:val="clear"/>
-            <w:tcMar>
-              <w:top w:type="dxa" w:w="52"/>
-              <w:left w:type="dxa" w:w="100"/>
-              <w:bottom w:type="dxa" w:w="52"/>
-              <w:right w:type="dxa" w:w="100"/>
-            </w:tcMar>
-            <w:vAlign w:val="center"/>
-          </w:tcPr>
-          <w:p>
-            <w:pPr>
-              <w:spacing w:after="0" w:line="240" w:lineRule="auto"/>
-              <w:jc w:val="left"/>
-            </w:pPr>
-            <w:r>
-              <w:rPr>
-                <w:rFonts w:ascii="Arial" w:cs="Arial" w:eastAsia="Arial" w:hAnsi="Arial"/>
-                <w:b/>
-                <w:bCs/>
-                <w:i w:val="false"/>
-                <w:iCs w:val="false"/>
-                <w:color w:val="2A2E38"/>
-                <w:sz w:val="17"/>
-                <w:szCs w:val="17"/>
-              </w:rPr>
-              <w:t xml:space="preserve">Форум</w:t>
-            </w:r>
-          </w:p>
-        </w:tc>
-        <w:tc>
-          <w:tcPr>
-            <w:tcW w:type="dxa" w:w="2300"/>
-            <w:tcBorders>
-              <w:top w:val="single" w:color="D9D4CB" w:sz="4"/>
-              <w:left w:val="none" w:color="auto" w:sz="0"/>
-              <w:bottom w:val="single" w:color="D9D4CB" w:sz="4"/>
-              <w:right w:val="none" w:color="auto" w:sz="0"/>
-            </w:tcBorders>
-            <w:shd w:fill="FBFAF8" w:color="auto" w:val="clear"/>
-            <w:tcMar>
-              <w:top w:type="dxa" w:w="52"/>
-              <w:left w:type="dxa" w:w="100"/>
-              <w:bottom w:type="dxa" w:w="52"/>
-              <w:right w:type="dxa" w:w="100"/>
-            </w:tcMar>
-            <w:vAlign w:val="center"/>
-          </w:tcPr>
-          <w:p>
-            <w:pPr>
-              <w:spacing w:after="0" w:line="240" w:lineRule="auto"/>
-              <w:jc w:val="left"/>
-            </w:pPr>
-            <w:r>
-              <w:rPr>
-                <w:rFonts w:ascii="Arial" w:cs="Arial" w:eastAsia="Arial" w:hAnsi="Arial"/>
-                <w:b w:val="false"/>
-                <w:bCs w:val="false"/>
-                <w:i w:val="false"/>
-                <w:iCs w:val="false"/>
-                <w:color w:val="2A2E38"/>
-                <w:sz w:val="17"/>
-                <w:szCs w:val="17"/>
-              </w:rPr>
-              <w:t xml:space="preserve">Сухаревская · 0,3 км</w:t>
-            </w:r>
-          </w:p>
-        </w:tc>
-        <w:tc>
-          <w:tcPr>
-            <w:tcW w:type="dxa" w:w="900"/>
-            <w:tcBorders>
-              <w:top w:val="single" w:color="D9D4CB" w:sz="4"/>
-              <w:left w:val="none" w:color="auto" w:sz="0"/>
-              <w:bottom w:val="single" w:color="D9D4CB" w:sz="4"/>
-              <w:right w:val="none" w:color="auto" w:sz="0"/>
-            </w:tcBorders>
-            <w:shd w:fill="FBFAF8" w:color="auto" w:val="clear"/>
-            <w:tcMar>
-              <w:top w:type="dxa" w:w="52"/>
-              <w:left w:type="dxa" w:w="100"/>
-              <w:bottom w:type="dxa" w:w="52"/>
-              <w:right w:type="dxa" w:w="100"/>
-            </w:tcMar>
-            <w:vAlign w:val="center"/>
-          </w:tcPr>
-          <w:p>
-            <w:pPr>
-              <w:spacing w:after="0" w:line="240" w:lineRule="auto"/>
-              <w:jc w:val="center"/>
-            </w:pPr>
-            <w:r>
-              <w:rPr>
-                <w:rFonts w:ascii="Arial" w:cs="Arial" w:eastAsia="Arial" w:hAnsi="Arial"/>
-                <w:b w:val="false"/>
-                <w:bCs w:val="false"/>
-                <w:i w:val="false"/>
-                <w:iCs w:val="false"/>
-                <w:color w:val="2A2E38"/>
-                <w:sz w:val="17"/>
-                <w:szCs w:val="17"/>
-              </w:rPr>
-              <w:t xml:space="preserve">элит</w:t>
-            </w:r>
-          </w:p>
-        </w:tc>
-        <w:tc>
-          <w:tcPr>
-            <w:tcW w:type="dxa" w:w="1100"/>
-            <w:tcBorders>
-              <w:top w:val="single" w:color="D9D4CB" w:sz="4"/>
-              <w:left w:val="none" w:color="auto" w:sz="0"/>
-              <w:bottom w:val="single" w:color="D9D4CB" w:sz="4"/>
-              <w:right w:val="none" w:color="auto" w:sz="0"/>
-            </w:tcBorders>
-            <w:shd w:fill="FBFAF8" w:color="auto" w:val="clear"/>
-            <w:tcMar>
-              <w:top w:type="dxa" w:w="52"/>
-              <w:left w:type="dxa" w:w="100"/>
-              <w:bottom w:type="dxa" w:w="52"/>
-              <w:right w:type="dxa" w:w="100"/>
-            </w:tcMar>
-            <w:vAlign w:val="center"/>
-          </w:tcPr>
-          <w:p>
-            <w:pPr>
-              <w:spacing w:after="0" w:line="240" w:lineRule="auto"/>
-              <w:jc w:val="center"/>
-            </w:pPr>
-            <w:r>
-              <w:rPr>
-                <w:rFonts w:ascii="Arial" w:cs="Arial" w:eastAsia="Arial" w:hAnsi="Arial"/>
-                <w:b w:val="false"/>
-                <w:bCs w:val="false"/>
-                <w:i w:val="false"/>
-                <w:iCs w:val="false"/>
-                <w:color w:val="2A2E38"/>
-                <w:sz w:val="17"/>
-                <w:szCs w:val="17"/>
-              </w:rPr>
-              <w:t xml:space="preserve">2026</w:t>
-            </w:r>
-          </w:p>
-        </w:tc>
-        <w:tc>
-          <w:tcPr>
-            <w:tcW w:type="dxa" w:w="1300"/>
-            <w:tcBorders>
-              <w:top w:val="single" w:color="D9D4CB" w:sz="4"/>
-              <w:left w:val="none" w:color="auto" w:sz="0"/>
-              <w:bottom w:val="single" w:color="D9D4CB" w:sz="4"/>
-              <w:right w:val="none" w:color="auto" w:sz="0"/>
-            </w:tcBorders>
-            <w:shd w:fill="FBFAF8" w:color="auto" w:val="clear"/>
-            <w:tcMar>
-              <w:top w:type="dxa" w:w="52"/>
-              <w:left w:type="dxa" w:w="100"/>
-              <w:bottom w:type="dxa" w:w="52"/>
-              <w:right w:type="dxa" w:w="100"/>
-            </w:tcMar>
-            <w:vAlign w:val="center"/>
-          </w:tcPr>
-          <w:p>
-            <w:pPr>
-              <w:spacing w:after="0" w:line="240" w:lineRule="auto"/>
-              <w:jc w:val="center"/>
-            </w:pPr>
-            <w:r>
-              <w:rPr>
-                <w:rFonts w:ascii="Arial" w:cs="Arial" w:eastAsia="Arial" w:hAnsi="Arial"/>
-                <w:b w:val="false"/>
-                <w:bCs w:val="false"/>
-                <w:i w:val="false"/>
-                <w:iCs w:val="false"/>
-                <w:color w:val="2A2E38"/>
-                <w:sz w:val="17"/>
-                <w:szCs w:val="17"/>
-              </w:rPr>
-              <w:t xml:space="preserve">с отделкой</w:t>
-            </w:r>
-          </w:p>
-        </w:tc>
-        <w:tc>
-          <w:tcPr>
-            <w:tcW w:type="dxa" w:w="1838"/>
-            <w:tcBorders>
-              <w:top w:val="single" w:color="D9D4CB" w:sz="4"/>
-              <w:left w:val="none" w:color="auto" w:sz="0"/>
-              <w:bottom w:val="single" w:color="D9D4CB" w:sz="4"/>
-              <w:right w:val="none" w:color="auto" w:sz="0"/>
-            </w:tcBorders>
-            <w:shd w:fill="FBFAF8" w:color="auto" w:val="clear"/>
-            <w:tcMar>
-              <w:top w:type="dxa" w:w="52"/>
-              <w:left w:type="dxa" w:w="100"/>
-              <w:bottom w:type="dxa" w:w="52"/>
-              <w:right w:type="dxa" w:w="100"/>
-            </w:tcMar>
-            <w:vAlign w:val="center"/>
-          </w:tcPr>
-          <w:p>
-            <w:pPr>
-              <w:spacing w:after="0" w:line="240" w:lineRule="auto"/>
-              <w:jc w:val="center"/>
-            </w:pPr>
-            <w:r>
-              <w:rPr>
-                <w:rFonts w:ascii="Arial" w:cs="Arial" w:eastAsia="Arial" w:hAnsi="Arial"/>
-                <w:b w:val="false"/>
-                <w:bCs w:val="false"/>
-                <w:i w:val="false"/>
-                <w:iCs w:val="false"/>
-                <w:color w:val="2A2E38"/>
-                <w:sz w:val="17"/>
-                <w:szCs w:val="17"/>
-              </w:rPr>
-              <w:t xml:space="preserve">1 786 000 – 2 376 000</w:t>
-            </w:r>
-          </w:p>
-        </w:tc>
-      </w:tr>
-      <w:tr>
-        <w:tc>
-          <w:tcPr>
-            <w:tcW w:type="dxa" w:w="2200"/>
-            <w:tcBorders>
-              <w:top w:val="single" w:color="D9D4CB" w:sz="4"/>
-              <w:left w:val="none" w:color="auto" w:sz="0"/>
-              <w:bottom w:val="single" w:color="D9D4CB" w:sz="4"/>
-              <w:right w:val="none" w:color="auto" w:sz="0"/>
-            </w:tcBorders>
-            <w:tcMar>
-              <w:top w:type="dxa" w:w="52"/>
-              <w:left w:type="dxa" w:w="100"/>
-              <w:bottom w:type="dxa" w:w="52"/>
-              <w:right w:type="dxa" w:w="100"/>
-            </w:tcMar>
-            <w:vAlign w:val="center"/>
-          </w:tcPr>
-          <w:p>
-            <w:pPr>
-              <w:spacing w:after="0" w:line="240" w:lineRule="auto"/>
-              <w:jc w:val="left"/>
-            </w:pPr>
-            <w:r>
-              <w:rPr>
-                <w:rFonts w:ascii="Arial" w:cs="Arial" w:eastAsia="Arial" w:hAnsi="Arial"/>
-                <w:b/>
-                <w:bCs/>
-                <w:i w:val="false"/>
-                <w:iCs w:val="false"/>
-                <w:color w:val="2A2E38"/>
-                <w:sz w:val="17"/>
-                <w:szCs w:val="17"/>
-              </w:rPr>
-              <w:t xml:space="preserve">Тишинский бульвар</w:t>
-            </w:r>
-          </w:p>
-        </w:tc>
-        <w:tc>
-          <w:tcPr>
-            <w:tcW w:type="dxa" w:w="2300"/>
-            <w:tcBorders>
-              <w:top w:val="single" w:color="D9D4CB" w:sz="4"/>
-              <w:left w:val="none" w:color="auto" w:sz="0"/>
-              <w:bottom w:val="single" w:color="D9D4CB" w:sz="4"/>
-              <w:right w:val="none" w:color="auto" w:sz="0"/>
-            </w:tcBorders>
-            <w:tcMar>
-              <w:top w:type="dxa" w:w="52"/>
-              <w:left w:type="dxa" w:w="100"/>
-              <w:bottom w:type="dxa" w:w="52"/>
-              <w:right w:type="dxa" w:w="100"/>
-            </w:tcMar>
-            <w:vAlign w:val="center"/>
-          </w:tcPr>
-          <w:p>
-            <w:pPr>
-              <w:spacing w:after="0" w:line="240" w:lineRule="auto"/>
-              <w:jc w:val="left"/>
-            </w:pPr>
-            <w:r>
-              <w:rPr>
-                <w:rFonts w:ascii="Arial" w:cs="Arial" w:eastAsia="Arial" w:hAnsi="Arial"/>
-                <w:b w:val="false"/>
-                <w:bCs w:val="false"/>
-                <w:i w:val="false"/>
-                <w:iCs w:val="false"/>
-                <w:color w:val="2A2E38"/>
-                <w:sz w:val="17"/>
-                <w:szCs w:val="17"/>
-              </w:rPr>
-              <w:t xml:space="preserve">Белорусская · 1,0 км</w:t>
-            </w:r>
-          </w:p>
-        </w:tc>
-        <w:tc>
-          <w:tcPr>
-            <w:tcW w:type="dxa" w:w="900"/>
-            <w:tcBorders>
-              <w:top w:val="single" w:color="D9D4CB" w:sz="4"/>
-              <w:left w:val="none" w:color="auto" w:sz="0"/>
-              <w:bottom w:val="single" w:color="D9D4CB" w:sz="4"/>
-              <w:right w:val="none" w:color="auto" w:sz="0"/>
-            </w:tcBorders>
-            <w:tcMar>
-              <w:top w:type="dxa" w:w="52"/>
-              <w:left w:type="dxa" w:w="100"/>
-              <w:bottom w:type="dxa" w:w="52"/>
-              <w:right w:type="dxa" w:w="100"/>
-            </w:tcMar>
-            <w:vAlign w:val="center"/>
-          </w:tcPr>
-          <w:p>
-            <w:pPr>
-              <w:spacing w:after="0" w:line="240" w:lineRule="auto"/>
-              <w:jc w:val="center"/>
-            </w:pPr>
-            <w:r>
-              <w:rPr>
-                <w:rFonts w:ascii="Arial" w:cs="Arial" w:eastAsia="Arial" w:hAnsi="Arial"/>
-                <w:b w:val="false"/>
-                <w:bCs w:val="false"/>
-                <w:i w:val="false"/>
-                <w:iCs w:val="false"/>
-                <w:color w:val="2A2E38"/>
-                <w:sz w:val="17"/>
-                <w:szCs w:val="17"/>
-              </w:rPr>
-              <w:t xml:space="preserve">элит</w:t>
-            </w:r>
-          </w:p>
-        </w:tc>
-        <w:tc>
-          <w:tcPr>
-            <w:tcW w:type="dxa" w:w="1100"/>
-            <w:tcBorders>
-              <w:top w:val="single" w:color="D9D4CB" w:sz="4"/>
-              <w:left w:val="none" w:color="auto" w:sz="0"/>
-              <w:bottom w:val="single" w:color="D9D4CB" w:sz="4"/>
-              <w:right w:val="none" w:color="auto" w:sz="0"/>
-            </w:tcBorders>
-            <w:tcMar>
-              <w:top w:type="dxa" w:w="52"/>
-              <w:left w:type="dxa" w:w="100"/>
-              <w:bottom w:type="dxa" w:w="52"/>
-              <w:right w:type="dxa" w:w="100"/>
-            </w:tcMar>
-            <w:vAlign w:val="center"/>
-          </w:tcPr>
-          <w:p>
-            <w:pPr>
-              <w:spacing w:after="0" w:line="240" w:lineRule="auto"/>
-              <w:jc w:val="center"/>
-            </w:pPr>
-            <w:r>
-              <w:rPr>
-                <w:rFonts w:ascii="Arial" w:cs="Arial" w:eastAsia="Arial" w:hAnsi="Arial"/>
-                <w:b w:val="false"/>
-                <w:bCs w:val="false"/>
-                <w:i w:val="false"/>
-                <w:iCs w:val="false"/>
-                <w:color w:val="2A2E38"/>
-                <w:sz w:val="17"/>
-                <w:szCs w:val="17"/>
-              </w:rPr>
-              <w:t xml:space="preserve">2028</w:t>
-            </w:r>
-          </w:p>
-        </w:tc>
-        <w:tc>
-          <w:tcPr>
-            <w:tcW w:type="dxa" w:w="1300"/>
-            <w:tcBorders>
-              <w:top w:val="single" w:color="D9D4CB" w:sz="4"/>
-              <w:left w:val="none" w:color="auto" w:sz="0"/>
-              <w:bottom w:val="single" w:color="D9D4CB" w:sz="4"/>
-              <w:right w:val="none" w:color="auto" w:sz="0"/>
-            </w:tcBorders>
-            <w:tcMar>
-              <w:top w:type="dxa" w:w="52"/>
-              <w:left w:type="dxa" w:w="100"/>
-              <w:bottom w:type="dxa" w:w="52"/>
-              <w:right w:type="dxa" w:w="100"/>
-            </w:tcMar>
-            <w:vAlign w:val="center"/>
-          </w:tcPr>
-          <w:p>
-            <w:pPr>
-              <w:spacing w:after="0" w:line="240" w:lineRule="auto"/>
-              <w:jc w:val="center"/>
-            </w:pPr>
-            <w:r>
-              <w:rPr>
-                <w:rFonts w:ascii="Arial" w:cs="Arial" w:eastAsia="Arial" w:hAnsi="Arial"/>
-                <w:b w:val="false"/>
-                <w:bCs w:val="false"/>
-                <w:i w:val="false"/>
-                <w:iCs w:val="false"/>
-                <w:color w:val="2A2E38"/>
-                <w:sz w:val="17"/>
-                <w:szCs w:val="17"/>
-              </w:rPr>
-              <w:t xml:space="preserve">без отделки</w:t>
-            </w:r>
-          </w:p>
-        </w:tc>
-        <w:tc>
-          <w:tcPr>
-            <w:tcW w:type="dxa" w:w="1838"/>
-            <w:tcBorders>
-              <w:top w:val="single" w:color="D9D4CB" w:sz="4"/>
-              <w:left w:val="none" w:color="auto" w:sz="0"/>
-              <w:bottom w:val="single" w:color="D9D4CB" w:sz="4"/>
-              <w:right w:val="none" w:color="auto" w:sz="0"/>
-            </w:tcBorders>
-            <w:tcMar>
-              <w:top w:type="dxa" w:w="52"/>
-              <w:left w:type="dxa" w:w="100"/>
-              <w:bottom w:type="dxa" w:w="52"/>
-              <w:right w:type="dxa" w:w="100"/>
-            </w:tcMar>
-            <w:vAlign w:val="center"/>
-          </w:tcPr>
-          <w:p>
-            <w:pPr>
-              <w:spacing w:after="0" w:line="240" w:lineRule="auto"/>
-              <w:jc w:val="center"/>
-            </w:pPr>
-            <w:r>
-              <w:rPr>
-                <w:rFonts w:ascii="Arial" w:cs="Arial" w:eastAsia="Arial" w:hAnsi="Arial"/>
-                <w:b w:val="false"/>
-                <w:bCs w:val="false"/>
-                <w:i w:val="false"/>
-                <w:iCs w:val="false"/>
-                <w:color w:val="2A2E38"/>
-                <w:sz w:val="17"/>
-                <w:szCs w:val="17"/>
-              </w:rPr>
-              <w:t xml:space="preserve">1 216 000 – 3 321 000</w:t>
-            </w:r>
-          </w:p>
-        </w:tc>
-      </w:tr>
-      <w:tr>
-        <w:tc>
-          <w:tcPr>
-            <w:tcW w:type="dxa" w:w="2200"/>
-            <w:tcBorders>
-              <w:top w:val="single" w:color="D9D4CB" w:sz="4"/>
-              <w:left w:val="none" w:color="auto" w:sz="0"/>
-              <w:bottom w:val="single" w:color="D9D4CB" w:sz="4"/>
-              <w:right w:val="none" w:color="auto" w:sz="0"/>
-            </w:tcBorders>
-            <w:shd w:fill="FBFAF8" w:color="auto" w:val="clear"/>
-            <w:tcMar>
-              <w:top w:type="dxa" w:w="52"/>
-              <w:left w:type="dxa" w:w="100"/>
-              <w:bottom w:type="dxa" w:w="52"/>
-              <w:right w:type="dxa" w:w="100"/>
-            </w:tcMar>
-            <w:vAlign w:val="center"/>
-          </w:tcPr>
-          <w:p>
-            <w:pPr>
-              <w:spacing w:after="0" w:line="240" w:lineRule="auto"/>
-              <w:jc w:val="left"/>
-            </w:pPr>
-            <w:r>
-              <w:rPr>
-                <w:rFonts w:ascii="Arial" w:cs="Arial" w:eastAsia="Arial" w:hAnsi="Arial"/>
-                <w:b/>
-                <w:bCs/>
-                <w:i w:val="false"/>
-                <w:iCs w:val="false"/>
-                <w:color w:val="2A2E38"/>
-                <w:sz w:val="17"/>
-                <w:szCs w:val="17"/>
-              </w:rPr>
-              <w:t xml:space="preserve">Слава</w:t>
-            </w:r>
-          </w:p>
-        </w:tc>
-        <w:tc>
-          <w:tcPr>
-            <w:tcW w:type="dxa" w:w="2300"/>
-            <w:tcBorders>
-              <w:top w:val="single" w:color="D9D4CB" w:sz="4"/>
-              <w:left w:val="none" w:color="auto" w:sz="0"/>
-              <w:bottom w:val="single" w:color="D9D4CB" w:sz="4"/>
-              <w:right w:val="none" w:color="auto" w:sz="0"/>
-            </w:tcBorders>
-            <w:shd w:fill="FBFAF8" w:color="auto" w:val="clear"/>
-            <w:tcMar>
-              <w:top w:type="dxa" w:w="52"/>
-              <w:left w:type="dxa" w:w="100"/>
-              <w:bottom w:type="dxa" w:w="52"/>
-              <w:right w:type="dxa" w:w="100"/>
-            </w:tcMar>
-            <w:vAlign w:val="center"/>
-          </w:tcPr>
-          <w:p>
-            <w:pPr>
-              <w:spacing w:after="0" w:line="240" w:lineRule="auto"/>
-              <w:jc w:val="left"/>
-            </w:pPr>
-            <w:r>
-              <w:rPr>
-                <w:rFonts w:ascii="Arial" w:cs="Arial" w:eastAsia="Arial" w:hAnsi="Arial"/>
-                <w:b w:val="false"/>
-                <w:bCs w:val="false"/>
-                <w:i w:val="false"/>
-                <w:iCs w:val="false"/>
-                <w:color w:val="2A2E38"/>
-                <w:sz w:val="17"/>
-                <w:szCs w:val="17"/>
-              </w:rPr>
-              <w:t xml:space="preserve">Белорусская · 0,6 км</w:t>
-            </w:r>
-          </w:p>
-        </w:tc>
-        <w:tc>
-          <w:tcPr>
-            <w:tcW w:type="dxa" w:w="900"/>
-            <w:tcBorders>
-              <w:top w:val="single" w:color="D9D4CB" w:sz="4"/>
-              <w:left w:val="none" w:color="auto" w:sz="0"/>
-              <w:bottom w:val="single" w:color="D9D4CB" w:sz="4"/>
-              <w:right w:val="none" w:color="auto" w:sz="0"/>
-            </w:tcBorders>
-            <w:shd w:fill="FBFAF8" w:color="auto" w:val="clear"/>
-            <w:tcMar>
-              <w:top w:type="dxa" w:w="52"/>
-              <w:left w:type="dxa" w:w="100"/>
-              <w:bottom w:type="dxa" w:w="52"/>
-              <w:right w:type="dxa" w:w="100"/>
-            </w:tcMar>
-            <w:vAlign w:val="center"/>
-          </w:tcPr>
-          <w:p>
-            <w:pPr>
-              <w:spacing w:after="0" w:line="240" w:lineRule="auto"/>
-              <w:jc w:val="center"/>
-            </w:pPr>
-            <w:r>
-              <w:rPr>
-                <w:rFonts w:ascii="Arial" w:cs="Arial" w:eastAsia="Arial" w:hAnsi="Arial"/>
-                <w:b w:val="false"/>
-                <w:bCs w:val="false"/>
-                <w:i w:val="false"/>
-                <w:iCs w:val="false"/>
-                <w:color w:val="2A2E38"/>
-                <w:sz w:val="17"/>
-                <w:szCs w:val="17"/>
-              </w:rPr>
-              <w:t xml:space="preserve">элит</w:t>
-            </w:r>
-          </w:p>
-        </w:tc>
-        <w:tc>
-          <w:tcPr>
-            <w:tcW w:type="dxa" w:w="1100"/>
-            <w:tcBorders>
-              <w:top w:val="single" w:color="D9D4CB" w:sz="4"/>
-              <w:left w:val="none" w:color="auto" w:sz="0"/>
-              <w:bottom w:val="single" w:color="D9D4CB" w:sz="4"/>
-              <w:right w:val="none" w:color="auto" w:sz="0"/>
-            </w:tcBorders>
-            <w:shd w:fill="FBFAF8" w:color="auto" w:val="clear"/>
-            <w:tcMar>
-              <w:top w:type="dxa" w:w="52"/>
-              <w:left w:type="dxa" w:w="100"/>
-              <w:bottom w:type="dxa" w:w="52"/>
-              <w:right w:type="dxa" w:w="100"/>
-            </w:tcMar>
-            <w:vAlign w:val="center"/>
-          </w:tcPr>
-          <w:p>
-            <w:pPr>
-              <w:spacing w:after="0" w:line="240" w:lineRule="auto"/>
-              <w:jc w:val="center"/>
-            </w:pPr>
-            <w:r>
-              <w:rPr>
-                <w:rFonts w:ascii="Arial" w:cs="Arial" w:eastAsia="Arial" w:hAnsi="Arial"/>
-                <w:b w:val="false"/>
-                <w:bCs w:val="false"/>
-                <w:i w:val="false"/>
-                <w:iCs w:val="false"/>
-                <w:color w:val="2A2E38"/>
-                <w:sz w:val="17"/>
-                <w:szCs w:val="17"/>
-              </w:rPr>
-              <w:t xml:space="preserve">2027</w:t>
-            </w:r>
-          </w:p>
-        </w:tc>
-        <w:tc>
-          <w:tcPr>
-            <w:tcW w:type="dxa" w:w="1300"/>
-            <w:tcBorders>
-              <w:top w:val="single" w:color="D9D4CB" w:sz="4"/>
-              <w:left w:val="none" w:color="auto" w:sz="0"/>
-              <w:bottom w:val="single" w:color="D9D4CB" w:sz="4"/>
-              <w:right w:val="none" w:color="auto" w:sz="0"/>
-            </w:tcBorders>
-            <w:shd w:fill="FBFAF8" w:color="auto" w:val="clear"/>
-            <w:tcMar>
-              <w:top w:type="dxa" w:w="52"/>
-              <w:left w:type="dxa" w:w="100"/>
-              <w:bottom w:type="dxa" w:w="52"/>
-              <w:right w:type="dxa" w:w="100"/>
-            </w:tcMar>
-            <w:vAlign w:val="center"/>
-          </w:tcPr>
-          <w:p>
-            <w:pPr>
-              <w:spacing w:after="0" w:line="240" w:lineRule="auto"/>
-              <w:jc w:val="center"/>
-            </w:pPr>
-            <w:r>
-              <w:rPr>
-                <w:rFonts w:ascii="Arial" w:cs="Arial" w:eastAsia="Arial" w:hAnsi="Arial"/>
-                <w:b w:val="false"/>
-                <w:bCs w:val="false"/>
-                <w:i w:val="false"/>
-                <w:iCs w:val="false"/>
-                <w:color w:val="2A2E38"/>
-                <w:sz w:val="17"/>
-                <w:szCs w:val="17"/>
-              </w:rPr>
-              <w:t xml:space="preserve">без отделки</w:t>
-            </w:r>
-          </w:p>
-        </w:tc>
-        <w:tc>
-          <w:tcPr>
-            <w:tcW w:type="dxa" w:w="1838"/>
-            <w:tcBorders>
-              <w:top w:val="single" w:color="D9D4CB" w:sz="4"/>
-              <w:left w:val="none" w:color="auto" w:sz="0"/>
-              <w:bottom w:val="single" w:color="D9D4CB" w:sz="4"/>
-              <w:right w:val="none" w:color="auto" w:sz="0"/>
-            </w:tcBorders>
-            <w:shd w:fill="FBFAF8" w:color="auto" w:val="clear"/>
-            <w:tcMar>
-              <w:top w:type="dxa" w:w="52"/>
-              <w:left w:type="dxa" w:w="100"/>
-              <w:bottom w:type="dxa" w:w="52"/>
-              <w:right w:type="dxa" w:w="100"/>
-            </w:tcMar>
-            <w:vAlign w:val="center"/>
-          </w:tcPr>
-          <w:p>
-            <w:pPr>
-              <w:spacing w:after="0" w:line="240" w:lineRule="auto"/>
-              <w:jc w:val="center"/>
-            </w:pPr>
-            <w:r>
-              <w:rPr>
-                <w:rFonts w:ascii="Arial" w:cs="Arial" w:eastAsia="Arial" w:hAnsi="Arial"/>
-                <w:b w:val="false"/>
-                <w:bCs w:val="false"/>
-                <w:i w:val="false"/>
-                <w:iCs w:val="false"/>
-                <w:color w:val="2A2E38"/>
-                <w:sz w:val="17"/>
-                <w:szCs w:val="17"/>
-              </w:rPr>
-              <w:t xml:space="preserve">927 000 – 1 890 000</w:t>
-            </w:r>
-          </w:p>
-        </w:tc>
-      </w:tr>
-      <w:tr>
-        <w:tc>
-          <w:tcPr>
-            <w:tcW w:type="dxa" w:w="2200"/>
-            <w:tcBorders>
-              <w:top w:val="single" w:color="D9D4CB" w:sz="4"/>
-              <w:left w:val="none" w:color="auto" w:sz="0"/>
-              <w:bottom w:val="single" w:color="D9D4CB" w:sz="4"/>
-              <w:right w:val="none" w:color="auto" w:sz="0"/>
-            </w:tcBorders>
-            <w:tcMar>
-              <w:top w:type="dxa" w:w="52"/>
-              <w:left w:type="dxa" w:w="100"/>
-              <w:bottom w:type="dxa" w:w="52"/>
-              <w:right w:type="dxa" w:w="100"/>
-            </w:tcMar>
-            <w:vAlign w:val="center"/>
-          </w:tcPr>
-          <w:p>
-            <w:pPr>
-              <w:spacing w:after="0" w:line="240" w:lineRule="auto"/>
-              <w:jc w:val="left"/>
-            </w:pPr>
-            <w:r>
-              <w:rPr>
-                <w:rFonts w:ascii="Arial" w:cs="Arial" w:eastAsia="Arial" w:hAnsi="Arial"/>
-                <w:b/>
-                <w:bCs/>
-                <w:i w:val="false"/>
-                <w:iCs w:val="false"/>
-                <w:color w:val="2A2E38"/>
-                <w:sz w:val="17"/>
-                <w:szCs w:val="17"/>
-              </w:rPr>
-              <w:t xml:space="preserve">LUMIN, апартаменты</w:t>
-            </w:r>
-          </w:p>
-        </w:tc>
-        <w:tc>
-          <w:tcPr>
-            <w:tcW w:type="dxa" w:w="2300"/>
-            <w:tcBorders>
-              <w:top w:val="single" w:color="D9D4CB" w:sz="4"/>
-              <w:left w:val="none" w:color="auto" w:sz="0"/>
-              <w:bottom w:val="single" w:color="D9D4CB" w:sz="4"/>
-              <w:right w:val="none" w:color="auto" w:sz="0"/>
-            </w:tcBorders>
-            <w:tcMar>
-              <w:top w:type="dxa" w:w="52"/>
-              <w:left w:type="dxa" w:w="100"/>
-              <w:bottom w:type="dxa" w:w="52"/>
-              <w:right w:type="dxa" w:w="100"/>
-            </w:tcMar>
-            <w:vAlign w:val="center"/>
-          </w:tcPr>
-          <w:p>
-            <w:pPr>
-              <w:spacing w:after="0" w:line="240" w:lineRule="auto"/>
-              <w:jc w:val="left"/>
-            </w:pPr>
-            <w:r>
-              <w:rPr>
-                <w:rFonts w:ascii="Arial" w:cs="Arial" w:eastAsia="Arial" w:hAnsi="Arial"/>
-                <w:b w:val="false"/>
-                <w:bCs w:val="false"/>
-                <w:i w:val="false"/>
-                <w:iCs w:val="false"/>
-                <w:color w:val="2A2E38"/>
-                <w:sz w:val="17"/>
-                <w:szCs w:val="17"/>
-              </w:rPr>
-              <w:t xml:space="preserve">Китай-город · 0,6 км</w:t>
-            </w:r>
-          </w:p>
-        </w:tc>
-        <w:tc>
-          <w:tcPr>
-            <w:tcW w:type="dxa" w:w="900"/>
-            <w:tcBorders>
-              <w:top w:val="single" w:color="D9D4CB" w:sz="4"/>
-              <w:left w:val="none" w:color="auto" w:sz="0"/>
-              <w:bottom w:val="single" w:color="D9D4CB" w:sz="4"/>
-              <w:right w:val="none" w:color="auto" w:sz="0"/>
-            </w:tcBorders>
-            <w:tcMar>
-              <w:top w:type="dxa" w:w="52"/>
-              <w:left w:type="dxa" w:w="100"/>
-              <w:bottom w:type="dxa" w:w="52"/>
-              <w:right w:type="dxa" w:w="100"/>
-            </w:tcMar>
-            <w:vAlign w:val="center"/>
-          </w:tcPr>
-          <w:p>
-            <w:pPr>
-              <w:spacing w:after="0" w:line="240" w:lineRule="auto"/>
-              <w:jc w:val="center"/>
-            </w:pPr>
-            <w:r>
-              <w:rPr>
-                <w:rFonts w:ascii="Arial" w:cs="Arial" w:eastAsia="Arial" w:hAnsi="Arial"/>
-                <w:b w:val="false"/>
-                <w:bCs w:val="false"/>
-                <w:i w:val="false"/>
-                <w:iCs w:val="false"/>
-                <w:color w:val="2A2E38"/>
-                <w:sz w:val="17"/>
-                <w:szCs w:val="17"/>
-              </w:rPr>
-              <w:t xml:space="preserve">элит</w:t>
-            </w:r>
-          </w:p>
-        </w:tc>
-        <w:tc>
-          <w:tcPr>
-            <w:tcW w:type="dxa" w:w="1100"/>
-            <w:tcBorders>
-              <w:top w:val="single" w:color="D9D4CB" w:sz="4"/>
-              <w:left w:val="none" w:color="auto" w:sz="0"/>
-              <w:bottom w:val="single" w:color="D9D4CB" w:sz="4"/>
-              <w:right w:val="none" w:color="auto" w:sz="0"/>
-            </w:tcBorders>
-            <w:tcMar>
-              <w:top w:type="dxa" w:w="52"/>
-              <w:left w:type="dxa" w:w="100"/>
-              <w:bottom w:type="dxa" w:w="52"/>
-              <w:right w:type="dxa" w:w="100"/>
-            </w:tcMar>
-            <w:vAlign w:val="center"/>
-          </w:tcPr>
-          <w:p>
-            <w:pPr>
-              <w:spacing w:after="0" w:line="240" w:lineRule="auto"/>
-              <w:jc w:val="center"/>
-            </w:pPr>
-            <w:r>
-              <w:rPr>
-                <w:rFonts w:ascii="Arial" w:cs="Arial" w:eastAsia="Arial" w:hAnsi="Arial"/>
-                <w:b w:val="false"/>
-                <w:bCs w:val="false"/>
-                <w:i w:val="false"/>
-                <w:iCs w:val="false"/>
-                <w:color w:val="2A2E38"/>
-                <w:sz w:val="17"/>
-                <w:szCs w:val="17"/>
-              </w:rPr>
-              <w:t xml:space="preserve">построен</w:t>
-            </w:r>
-          </w:p>
-        </w:tc>
-        <w:tc>
-          <w:tcPr>
-            <w:tcW w:type="dxa" w:w="1300"/>
-            <w:tcBorders>
-              <w:top w:val="single" w:color="D9D4CB" w:sz="4"/>
-              <w:left w:val="none" w:color="auto" w:sz="0"/>
-              <w:bottom w:val="single" w:color="D9D4CB" w:sz="4"/>
-              <w:right w:val="none" w:color="auto" w:sz="0"/>
-            </w:tcBorders>
-            <w:tcMar>
-              <w:top w:type="dxa" w:w="52"/>
-              <w:left w:type="dxa" w:w="100"/>
-              <w:bottom w:type="dxa" w:w="52"/>
-              <w:right w:type="dxa" w:w="100"/>
-            </w:tcMar>
-            <w:vAlign w:val="center"/>
-          </w:tcPr>
-          <w:p>
-            <w:pPr>
-              <w:spacing w:after="0" w:line="240" w:lineRule="auto"/>
-              <w:jc w:val="center"/>
-            </w:pPr>
-            <w:r>
-              <w:rPr>
-                <w:rFonts w:ascii="Arial" w:cs="Arial" w:eastAsia="Arial" w:hAnsi="Arial"/>
-                <w:b w:val="false"/>
-                <w:bCs w:val="false"/>
-                <w:i w:val="false"/>
-                <w:iCs w:val="false"/>
-                <w:color w:val="2A2E38"/>
-                <w:sz w:val="17"/>
-                <w:szCs w:val="17"/>
-              </w:rPr>
-              <w:t xml:space="preserve">без отделки</w:t>
-            </w:r>
-          </w:p>
-        </w:tc>
-        <w:tc>
-          <w:tcPr>
-            <w:tcW w:type="dxa" w:w="1838"/>
-            <w:tcBorders>
-              <w:top w:val="single" w:color="D9D4CB" w:sz="4"/>
-              <w:left w:val="none" w:color="auto" w:sz="0"/>
-              <w:bottom w:val="single" w:color="D9D4CB" w:sz="4"/>
-              <w:right w:val="none" w:color="auto" w:sz="0"/>
-            </w:tcBorders>
-            <w:tcMar>
-              <w:top w:type="dxa" w:w="52"/>
-              <w:left w:type="dxa" w:w="100"/>
-              <w:bottom w:type="dxa" w:w="52"/>
-              <w:right w:type="dxa" w:w="100"/>
-            </w:tcMar>
-            <w:vAlign w:val="center"/>
-          </w:tcPr>
-          <w:p>
-            <w:pPr>
-              <w:spacing w:after="0" w:line="240" w:lineRule="auto"/>
-              <w:jc w:val="center"/>
-            </w:pPr>
-            <w:r>
-              <w:rPr>
-                <w:rFonts w:ascii="Arial" w:cs="Arial" w:eastAsia="Arial" w:hAnsi="Arial"/>
-                <w:b w:val="false"/>
-                <w:bCs w:val="false"/>
-                <w:i w:val="false"/>
-                <w:iCs w:val="false"/>
-                <w:color w:val="2A2E38"/>
-                <w:sz w:val="17"/>
-                <w:szCs w:val="17"/>
-              </w:rPr>
-              <w:t xml:space="preserve">799 000 – 1 169 000</w:t>
-            </w:r>
-          </w:p>
-        </w:tc>
-      </w:tr>
-      <w:tr>
-        <w:tc>
-          <w:tcPr>
-            <w:tcW w:type="dxa" w:w="2200"/>
-            <w:tcBorders>
-              <w:top w:val="single" w:color="D9D4CB" w:sz="4"/>
-              <w:left w:val="none" w:color="auto" w:sz="0"/>
-              <w:bottom w:val="single" w:color="D9D4CB" w:sz="4"/>
-              <w:right w:val="none" w:color="auto" w:sz="0"/>
-            </w:tcBorders>
-            <w:shd w:fill="FBFAF8" w:color="auto" w:val="clear"/>
-            <w:tcMar>
-              <w:top w:type="dxa" w:w="52"/>
-              <w:left w:type="dxa" w:w="100"/>
-              <w:bottom w:type="dxa" w:w="52"/>
-              <w:right w:type="dxa" w:w="100"/>
-            </w:tcMar>
-            <w:vAlign w:val="center"/>
-          </w:tcPr>
-          <w:p>
-            <w:pPr>
-              <w:spacing w:after="0" w:line="240" w:lineRule="auto"/>
-              <w:jc w:val="left"/>
-            </w:pPr>
-            <w:r>
-              <w:rPr>
-                <w:rFonts w:ascii="Arial" w:cs="Arial" w:eastAsia="Arial" w:hAnsi="Arial"/>
-                <w:b/>
-                <w:bCs/>
-                <w:i w:val="false"/>
-                <w:iCs w:val="false"/>
-                <w:color w:val="2A2E38"/>
-                <w:sz w:val="17"/>
-                <w:szCs w:val="17"/>
-              </w:rPr>
-              <w:t xml:space="preserve">Дом 56</w:t>
-            </w:r>
-          </w:p>
-        </w:tc>
-        <w:tc>
-          <w:tcPr>
-            <w:tcW w:type="dxa" w:w="2300"/>
-            <w:tcBorders>
-              <w:top w:val="single" w:color="D9D4CB" w:sz="4"/>
-              <w:left w:val="none" w:color="auto" w:sz="0"/>
-              <w:bottom w:val="single" w:color="D9D4CB" w:sz="4"/>
-              <w:right w:val="none" w:color="auto" w:sz="0"/>
-            </w:tcBorders>
-            <w:shd w:fill="FBFAF8" w:color="auto" w:val="clear"/>
-            <w:tcMar>
-              <w:top w:type="dxa" w:w="52"/>
-              <w:left w:type="dxa" w:w="100"/>
-              <w:bottom w:type="dxa" w:w="52"/>
-              <w:right w:type="dxa" w:w="100"/>
-            </w:tcMar>
-            <w:vAlign w:val="center"/>
-          </w:tcPr>
-          <w:p>
-            <w:pPr>
-              <w:spacing w:after="0" w:line="240" w:lineRule="auto"/>
-              <w:jc w:val="left"/>
-            </w:pPr>
-            <w:r>
-              <w:rPr>
-                <w:rFonts w:ascii="Arial" w:cs="Arial" w:eastAsia="Arial" w:hAnsi="Arial"/>
-                <w:b w:val="false"/>
-                <w:bCs w:val="false"/>
-                <w:i w:val="false"/>
-                <w:iCs w:val="false"/>
-                <w:color w:val="2A2E38"/>
-                <w:sz w:val="17"/>
-                <w:szCs w:val="17"/>
-              </w:rPr>
-              <w:t xml:space="preserve">Бауманская · 1,1 км</w:t>
-            </w:r>
-          </w:p>
-        </w:tc>
-        <w:tc>
-          <w:tcPr>
-            <w:tcW w:type="dxa" w:w="900"/>
-            <w:tcBorders>
-              <w:top w:val="single" w:color="D9D4CB" w:sz="4"/>
-              <w:left w:val="none" w:color="auto" w:sz="0"/>
-              <w:bottom w:val="single" w:color="D9D4CB" w:sz="4"/>
-              <w:right w:val="none" w:color="auto" w:sz="0"/>
-            </w:tcBorders>
-            <w:shd w:fill="FBFAF8" w:color="auto" w:val="clear"/>
-            <w:tcMar>
-              <w:top w:type="dxa" w:w="52"/>
-              <w:left w:type="dxa" w:w="100"/>
-              <w:bottom w:type="dxa" w:w="52"/>
-              <w:right w:type="dxa" w:w="100"/>
-            </w:tcMar>
-            <w:vAlign w:val="center"/>
-          </w:tcPr>
-          <w:p>
-            <w:pPr>
-              <w:spacing w:after="0" w:line="240" w:lineRule="auto"/>
-              <w:jc w:val="center"/>
-            </w:pPr>
-            <w:r>
-              <w:rPr>
-                <w:rFonts w:ascii="Arial" w:cs="Arial" w:eastAsia="Arial" w:hAnsi="Arial"/>
-                <w:b w:val="false"/>
-                <w:bCs w:val="false"/>
-                <w:i w:val="false"/>
-                <w:iCs w:val="false"/>
-                <w:color w:val="2A2E38"/>
-                <w:sz w:val="17"/>
-                <w:szCs w:val="17"/>
-              </w:rPr>
-              <w:t xml:space="preserve">элит</w:t>
-            </w:r>
-          </w:p>
-        </w:tc>
-        <w:tc>
-          <w:tcPr>
-            <w:tcW w:type="dxa" w:w="1100"/>
-            <w:tcBorders>
-              <w:top w:val="single" w:color="D9D4CB" w:sz="4"/>
-              <w:left w:val="none" w:color="auto" w:sz="0"/>
-              <w:bottom w:val="single" w:color="D9D4CB" w:sz="4"/>
-              <w:right w:val="none" w:color="auto" w:sz="0"/>
-            </w:tcBorders>
-            <w:shd w:fill="FBFAF8" w:color="auto" w:val="clear"/>
-            <w:tcMar>
-              <w:top w:type="dxa" w:w="52"/>
-              <w:left w:type="dxa" w:w="100"/>
-              <w:bottom w:type="dxa" w:w="52"/>
-              <w:right w:type="dxa" w:w="100"/>
-            </w:tcMar>
-            <w:vAlign w:val="center"/>
-          </w:tcPr>
-          <w:p>
-            <w:pPr>
-              <w:spacing w:after="0" w:line="240" w:lineRule="auto"/>
-              <w:jc w:val="center"/>
-            </w:pPr>
-            <w:r>
-              <w:rPr>
-                <w:rFonts w:ascii="Arial" w:cs="Arial" w:eastAsia="Arial" w:hAnsi="Arial"/>
-                <w:b w:val="false"/>
-                <w:bCs w:val="false"/>
-                <w:i w:val="false"/>
-                <w:iCs w:val="false"/>
-                <w:color w:val="2A2E38"/>
-                <w:sz w:val="17"/>
-                <w:szCs w:val="17"/>
-              </w:rPr>
-              <w:t xml:space="preserve">2026</w:t>
-            </w:r>
-          </w:p>
-        </w:tc>
-        <w:tc>
-          <w:tcPr>
-            <w:tcW w:type="dxa" w:w="1300"/>
-            <w:tcBorders>
-              <w:top w:val="single" w:color="D9D4CB" w:sz="4"/>
-              <w:left w:val="none" w:color="auto" w:sz="0"/>
-              <w:bottom w:val="single" w:color="D9D4CB" w:sz="4"/>
-              <w:right w:val="none" w:color="auto" w:sz="0"/>
-            </w:tcBorders>
-            <w:shd w:fill="FBFAF8" w:color="auto" w:val="clear"/>
-            <w:tcMar>
-              <w:top w:type="dxa" w:w="52"/>
-              <w:left w:type="dxa" w:w="100"/>
-              <w:bottom w:type="dxa" w:w="52"/>
-              <w:right w:type="dxa" w:w="100"/>
-            </w:tcMar>
-            <w:vAlign w:val="center"/>
-          </w:tcPr>
-          <w:p>
-            <w:pPr>
-              <w:spacing w:after="0" w:line="240" w:lineRule="auto"/>
-              <w:jc w:val="center"/>
-            </w:pPr>
-            <w:r>
-              <w:rPr>
-                <w:rFonts w:ascii="Arial" w:cs="Arial" w:eastAsia="Arial" w:hAnsi="Arial"/>
-                <w:b w:val="false"/>
-                <w:bCs w:val="false"/>
-                <w:i w:val="false"/>
-                <w:iCs w:val="false"/>
-                <w:color w:val="2A2E38"/>
-                <w:sz w:val="17"/>
-                <w:szCs w:val="17"/>
-              </w:rPr>
-              <w:t xml:space="preserve">с отделкой</w:t>
-            </w:r>
-          </w:p>
-        </w:tc>
-        <w:tc>
-          <w:tcPr>
-            <w:tcW w:type="dxa" w:w="1838"/>
-            <w:tcBorders>
-              <w:top w:val="single" w:color="D9D4CB" w:sz="4"/>
-              <w:left w:val="none" w:color="auto" w:sz="0"/>
-              <w:bottom w:val="single" w:color="D9D4CB" w:sz="4"/>
-              <w:right w:val="none" w:color="auto" w:sz="0"/>
-            </w:tcBorders>
-            <w:shd w:fill="FBFAF8" w:color="auto" w:val="clear"/>
-            <w:tcMar>
-              <w:top w:type="dxa" w:w="52"/>
-              <w:left w:type="dxa" w:w="100"/>
-              <w:bottom w:type="dxa" w:w="52"/>
-              <w:right w:type="dxa" w:w="100"/>
-            </w:tcMar>
-            <w:vAlign w:val="center"/>
-          </w:tcPr>
-          <w:p>
-            <w:pPr>
-              <w:spacing w:after="0" w:line="240" w:lineRule="auto"/>
-              <w:jc w:val="center"/>
-            </w:pPr>
-            <w:r>
-              <w:rPr>
-                <w:rFonts w:ascii="Arial" w:cs="Arial" w:eastAsia="Arial" w:hAnsi="Arial"/>
-                <w:b w:val="false"/>
-                <w:bCs w:val="false"/>
-                <w:i w:val="false"/>
-                <w:iCs w:val="false"/>
-                <w:color w:val="2A2E38"/>
-                <w:sz w:val="17"/>
-                <w:szCs w:val="17"/>
-              </w:rPr>
-              <w:t xml:space="preserve">658 000 – 1 030 000</w:t>
-            </w:r>
-          </w:p>
-        </w:tc>
-      </w:tr>
-      <w:tr>
-        <w:tc>
-          <w:tcPr>
-            <w:tcW w:type="dxa" w:w="2200"/>
-            <w:tcBorders>
-              <w:top w:val="single" w:color="D9D4CB" w:sz="4"/>
-              <w:left w:val="none" w:color="auto" w:sz="0"/>
-              <w:bottom w:val="single" w:color="D9D4CB" w:sz="4"/>
-              <w:right w:val="none" w:color="auto" w:sz="0"/>
-            </w:tcBorders>
-            <w:tcMar>
-              <w:top w:type="dxa" w:w="52"/>
-              <w:left w:type="dxa" w:w="100"/>
-              <w:bottom w:type="dxa" w:w="52"/>
-              <w:right w:type="dxa" w:w="100"/>
-            </w:tcMar>
-            <w:vAlign w:val="center"/>
-          </w:tcPr>
-          <w:p>
-            <w:pPr>
-              <w:spacing w:after="0" w:line="240" w:lineRule="auto"/>
-              <w:jc w:val="left"/>
-            </w:pPr>
-            <w:r>
-              <w:rPr>
-                <w:rFonts w:ascii="Arial" w:cs="Arial" w:eastAsia="Arial" w:hAnsi="Arial"/>
-                <w:b/>
-                <w:bCs/>
-                <w:i w:val="false"/>
-                <w:iCs w:val="false"/>
-                <w:color w:val="2A2E38"/>
-                <w:sz w:val="17"/>
-                <w:szCs w:val="17"/>
-              </w:rPr>
-              <w:t xml:space="preserve">PRIDE</w:t>
-            </w:r>
-          </w:p>
-        </w:tc>
-        <w:tc>
-          <w:tcPr>
-            <w:tcW w:type="dxa" w:w="2300"/>
-            <w:tcBorders>
-              <w:top w:val="single" w:color="D9D4CB" w:sz="4"/>
-              <w:left w:val="none" w:color="auto" w:sz="0"/>
-              <w:bottom w:val="single" w:color="D9D4CB" w:sz="4"/>
-              <w:right w:val="none" w:color="auto" w:sz="0"/>
-            </w:tcBorders>
-            <w:tcMar>
-              <w:top w:type="dxa" w:w="52"/>
-              <w:left w:type="dxa" w:w="100"/>
-              <w:bottom w:type="dxa" w:w="52"/>
-              <w:right w:type="dxa" w:w="100"/>
-            </w:tcMar>
-            <w:vAlign w:val="center"/>
-          </w:tcPr>
-          <w:p>
-            <w:pPr>
-              <w:spacing w:after="0" w:line="240" w:lineRule="auto"/>
-              <w:jc w:val="left"/>
-            </w:pPr>
-            <w:r>
-              <w:rPr>
-                <w:rFonts w:ascii="Arial" w:cs="Arial" w:eastAsia="Arial" w:hAnsi="Arial"/>
-                <w:b w:val="false"/>
-                <w:bCs w:val="false"/>
-                <w:i w:val="false"/>
-                <w:iCs w:val="false"/>
-                <w:color w:val="2A2E38"/>
-                <w:sz w:val="17"/>
-                <w:szCs w:val="17"/>
-              </w:rPr>
-              <w:t xml:space="preserve">Савёловская · 1,4 км</w:t>
-            </w:r>
-          </w:p>
-        </w:tc>
-        <w:tc>
-          <w:tcPr>
-            <w:tcW w:type="dxa" w:w="900"/>
-            <w:tcBorders>
-              <w:top w:val="single" w:color="D9D4CB" w:sz="4"/>
-              <w:left w:val="none" w:color="auto" w:sz="0"/>
-              <w:bottom w:val="single" w:color="D9D4CB" w:sz="4"/>
-              <w:right w:val="none" w:color="auto" w:sz="0"/>
-            </w:tcBorders>
-            <w:tcMar>
-              <w:top w:type="dxa" w:w="52"/>
-              <w:left w:type="dxa" w:w="100"/>
-              <w:bottom w:type="dxa" w:w="52"/>
-              <w:right w:type="dxa" w:w="100"/>
-            </w:tcMar>
-            <w:vAlign w:val="center"/>
-          </w:tcPr>
-          <w:p>
-            <w:pPr>
-              <w:spacing w:after="0" w:line="240" w:lineRule="auto"/>
-              <w:jc w:val="center"/>
-            </w:pPr>
-            <w:r>
-              <w:rPr>
-                <w:rFonts w:ascii="Arial" w:cs="Arial" w:eastAsia="Arial" w:hAnsi="Arial"/>
-                <w:b w:val="false"/>
-                <w:bCs w:val="false"/>
-                <w:i w:val="false"/>
-                <w:iCs w:val="false"/>
-                <w:color w:val="2A2E38"/>
-                <w:sz w:val="17"/>
-                <w:szCs w:val="17"/>
-              </w:rPr>
-              <w:t xml:space="preserve">элит</w:t>
-            </w:r>
-          </w:p>
-        </w:tc>
-        <w:tc>
-          <w:tcPr>
-            <w:tcW w:type="dxa" w:w="1100"/>
-            <w:tcBorders>
-              <w:top w:val="single" w:color="D9D4CB" w:sz="4"/>
-              <w:left w:val="none" w:color="auto" w:sz="0"/>
-              <w:bottom w:val="single" w:color="D9D4CB" w:sz="4"/>
-              <w:right w:val="none" w:color="auto" w:sz="0"/>
-            </w:tcBorders>
-            <w:tcMar>
-              <w:top w:type="dxa" w:w="52"/>
-              <w:left w:type="dxa" w:w="100"/>
-              <w:bottom w:type="dxa" w:w="52"/>
-              <w:right w:type="dxa" w:w="100"/>
-            </w:tcMar>
-            <w:vAlign w:val="center"/>
-          </w:tcPr>
-          <w:p>
-            <w:pPr>
-              <w:spacing w:after="0" w:line="240" w:lineRule="auto"/>
-              <w:jc w:val="center"/>
-            </w:pPr>
-            <w:r>
-              <w:rPr>
-                <w:rFonts w:ascii="Arial" w:cs="Arial" w:eastAsia="Arial" w:hAnsi="Arial"/>
-                <w:b w:val="false"/>
-                <w:bCs w:val="false"/>
-                <w:i w:val="false"/>
-                <w:iCs w:val="false"/>
-                <w:color w:val="2A2E38"/>
-                <w:sz w:val="17"/>
-                <w:szCs w:val="17"/>
-              </w:rPr>
-              <w:t xml:space="preserve">построен</w:t>
-            </w:r>
-          </w:p>
-        </w:tc>
-        <w:tc>
-          <w:tcPr>
-            <w:tcW w:type="dxa" w:w="1300"/>
-            <w:tcBorders>
-              <w:top w:val="single" w:color="D9D4CB" w:sz="4"/>
-              <w:left w:val="none" w:color="auto" w:sz="0"/>
-              <w:bottom w:val="single" w:color="D9D4CB" w:sz="4"/>
-              <w:right w:val="none" w:color="auto" w:sz="0"/>
-            </w:tcBorders>
-            <w:tcMar>
-              <w:top w:type="dxa" w:w="52"/>
-              <w:left w:type="dxa" w:w="100"/>
-              <w:bottom w:type="dxa" w:w="52"/>
-              <w:right w:type="dxa" w:w="100"/>
-            </w:tcMar>
-            <w:vAlign w:val="center"/>
-          </w:tcPr>
-          <w:p>
-            <w:pPr>
-              <w:spacing w:after="0" w:line="240" w:lineRule="auto"/>
-              <w:jc w:val="center"/>
-            </w:pPr>
-            <w:r>
-              <w:rPr>
-                <w:rFonts w:ascii="Arial" w:cs="Arial" w:eastAsia="Arial" w:hAnsi="Arial"/>
-                <w:b w:val="false"/>
-                <w:bCs w:val="false"/>
-                <w:i w:val="false"/>
-                <w:iCs w:val="false"/>
-                <w:color w:val="2A2E38"/>
-                <w:sz w:val="17"/>
-                <w:szCs w:val="17"/>
-              </w:rPr>
-              <w:t xml:space="preserve">с отделкой</w:t>
-            </w:r>
-          </w:p>
-        </w:tc>
-        <w:tc>
-          <w:tcPr>
-            <w:tcW w:type="dxa" w:w="1838"/>
-            <w:tcBorders>
-              <w:top w:val="single" w:color="D9D4CB" w:sz="4"/>
-              <w:left w:val="none" w:color="auto" w:sz="0"/>
-              <w:bottom w:val="single" w:color="D9D4CB" w:sz="4"/>
-              <w:right w:val="none" w:color="auto" w:sz="0"/>
-            </w:tcBorders>
-            <w:tcMar>
-              <w:top w:type="dxa" w:w="52"/>
-              <w:left w:type="dxa" w:w="100"/>
-              <w:bottom w:type="dxa" w:w="52"/>
-              <w:right w:type="dxa" w:w="100"/>
-            </w:tcMar>
-            <w:vAlign w:val="center"/>
-          </w:tcPr>
-          <w:p>
-            <w:pPr>
-              <w:spacing w:after="0" w:line="240" w:lineRule="auto"/>
-              <w:jc w:val="center"/>
-            </w:pPr>
-            <w:r>
-              <w:rPr>
-                <w:rFonts w:ascii="Arial" w:cs="Arial" w:eastAsia="Arial" w:hAnsi="Arial"/>
-                <w:b w:val="false"/>
-                <w:bCs w:val="false"/>
-                <w:i w:val="false"/>
-                <w:iCs w:val="false"/>
-                <w:color w:val="2A2E38"/>
-                <w:sz w:val="17"/>
-                <w:szCs w:val="17"/>
-              </w:rPr>
-              <w:t xml:space="preserve">583 000 – 972 000</w:t>
-            </w:r>
-          </w:p>
-        </w:tc>
-      </w:tr>
-    </w:tbl>
-    <w:p>
-      <w:pPr>
-        <w:spacing w:after="46"/>
-      </w:pPr>
-      <w:r>
-        <w:rPr>
-          <w:rFonts w:ascii="Arial" w:cs="Arial" w:eastAsia="Arial" w:hAnsi="Arial"/>
-          <w:b w:val="false"/>
-          <w:bCs w:val="false"/>
-          <w:i w:val="false"/>
-          <w:iCs w:val="false"/>
-          <w:color w:val="2A2E38"/>
-          <w:sz w:val="19"/>
-          <w:szCs w:val="19"/>
-        </w:rPr>
-        <w:t xml:space="preserve"/>
+        <w:t xml:space="preserve">Когорта собрана через API Циан: четыре запроса — новостройки и вторичка 2010 года и новее по Мещанскому району и в пешей доступности от «Проспекта Мира» и «Рижской». Циан заявил 478 лотов, перечислены все 478. После отбора по радиусу 2,5 км от участка и порогу цены метра 400 тыс. ₽ в когорте осталось 379 лотов: 283 в новостройках и 96 на вторичке, из них 50 — апартаменты.</w:t>
       </w:r>
     </w:p>
     <w:p>
@@ -10204,7 +7892,7 @@
       <w:r>
         <w:drawing>
           <wp:inline distT="0" distB="0" distL="0" distR="0">
-            <wp:extent cx="6124575" cy="3067050"/>
+            <wp:extent cx="5334000" cy="4400550"/>
             <wp:effectExtent t="0" r="0" b="0" l="0"/>
             <wp:docPr id="1" name="" descr="" title=""/>
             <wp:cNvGraphicFramePr>
@@ -10229,6 +7917,4191 @@
                   <pic:spPr bwMode="auto">
                     <a:xfrm>
                       <a:off x="0" y="0"/>
+                      <a:ext cx="5334000" cy="4400550"/>
+                    </a:xfrm>
+                    <a:prstGeom prst="rect">
+                      <a:avLst/>
+                    </a:prstGeom>
+                  </pic:spPr>
+                </pic:pic>
+              </a:graphicData>
+            </a:graphic>
+          </wp:inline>
+        </w:drawing>
+      </w:r>
+    </w:p>
+    <w:p>
+      <w:pPr>
+        <w:spacing w:after="220"/>
+        <w:ind w:right="1560"/>
+      </w:pPr>
+      <w:r>
+        <w:rPr>
+          <w:rFonts w:ascii="Arial" w:cs="Arial" w:eastAsia="Arial" w:hAnsi="Arial"/>
+          <w:b w:val="false"/>
+          <w:bCs w:val="false"/>
+          <w:i/>
+          <w:iCs/>
+          <w:color w:val="70788A"/>
+          <w:sz w:val="16"/>
+          <w:szCs w:val="16"/>
+        </w:rPr>
+        <w:t xml:space="preserve">Бронзовое — новостройки, тёмное — вторичка. Номера совпадают с таблицами.</w:t>
+      </w:r>
+    </w:p>
+    <w:p>
+      <w:pPr>
+        <w:spacing w:after="46"/>
+      </w:pPr>
+      <w:r>
+        <w:rPr>
+          <w:rFonts w:ascii="Arial" w:cs="Arial" w:eastAsia="Arial" w:hAnsi="Arial"/>
+          <w:b w:val="false"/>
+          <w:bCs w:val="false"/>
+          <w:i w:val="false"/>
+          <w:iCs w:val="false"/>
+          <w:color w:val="2A2E38"/>
+          <w:sz w:val="19"/>
+          <w:szCs w:val="19"/>
+        </w:rPr>
+        <w:t xml:space="preserve"/>
+      </w:r>
+    </w:p>
+    <w:p>
+      <w:pPr>
+        <w:keepNext/>
+        <w:keepLines/>
+        <w:spacing w:after="110" w:before="170"/>
+      </w:pPr>
+      <w:r>
+        <w:rPr>
+          <w:rFonts w:ascii="Georgia" w:cs="Georgia" w:eastAsia="Georgia" w:hAnsi="Georgia"/>
+          <w:b/>
+          <w:bCs/>
+          <w:i w:val="false"/>
+          <w:iCs w:val="false"/>
+          <w:color w:val="1F2A44"/>
+          <w:sz w:val="24"/>
+          <w:szCs w:val="24"/>
+        </w:rPr>
+        <w:t xml:space="preserve">Новостройки</w:t>
+      </w:r>
+    </w:p>
+    <w:tbl>
+      <w:tblPr>
+        <w:tblW w:type="dxa" w:w="9638"/>
+        <w:tblBorders>
+          <w:top w:val="single" w:color="auto" w:sz="4"/>
+          <w:left w:val="single" w:color="auto" w:sz="4"/>
+          <w:bottom w:val="single" w:color="auto" w:sz="4"/>
+          <w:right w:val="single" w:color="auto" w:sz="4"/>
+          <w:insideH w:val="single" w:color="auto" w:sz="4"/>
+          <w:insideV w:val="single" w:color="auto" w:sz="4"/>
+        </w:tblBorders>
+      </w:tblPr>
+      <w:tblGrid>
+        <w:gridCol w:w="520"/>
+        <w:gridCol w:w="1750"/>
+        <w:gridCol w:w="1000"/>
+        <w:gridCol w:w="950"/>
+        <w:gridCol w:w="1900"/>
+        <w:gridCol w:w="700"/>
+        <w:gridCol w:w="1400"/>
+        <w:gridCol w:w="1418"/>
+      </w:tblGrid>
+      <w:tr>
+        <w:trPr>
+          <w:tblHeader/>
+        </w:trPr>
+        <w:tc>
+          <w:tcPr>
+            <w:tcW w:type="dxa" w:w="520"/>
+            <w:tcBorders>
+              <w:top w:val="single" w:color="1F2A44" w:sz="4"/>
+              <w:left w:val="none" w:color="auto" w:sz="0"/>
+              <w:bottom w:val="single" w:color="D9D4CB" w:sz="4"/>
+              <w:right w:val="none" w:color="auto" w:sz="0"/>
+            </w:tcBorders>
+            <w:shd w:fill="1F2A44" w:color="auto" w:val="clear"/>
+            <w:tcMar>
+              <w:top w:type="dxa" w:w="52"/>
+              <w:left w:type="dxa" w:w="100"/>
+              <w:bottom w:type="dxa" w:w="52"/>
+              <w:right w:type="dxa" w:w="100"/>
+            </w:tcMar>
+            <w:vAlign w:val="center"/>
+          </w:tcPr>
+          <w:p>
+            <w:pPr>
+              <w:spacing w:after="0" w:line="240" w:lineRule="auto"/>
+              <w:jc w:val="left"/>
+            </w:pPr>
+            <w:r>
+              <w:rPr>
+                <w:rFonts w:ascii="Arial" w:cs="Arial" w:eastAsia="Arial" w:hAnsi="Arial"/>
+                <w:b/>
+                <w:bCs/>
+                <w:i w:val="false"/>
+                <w:iCs w:val="false"/>
+                <w:color w:val="FFFFFF"/>
+                <w:sz w:val="16"/>
+                <w:szCs w:val="16"/>
+              </w:rPr>
+              <w:t xml:space="preserve">№</w:t>
+            </w:r>
+          </w:p>
+        </w:tc>
+        <w:tc>
+          <w:tcPr>
+            <w:tcW w:type="dxa" w:w="1750"/>
+            <w:tcBorders>
+              <w:top w:val="single" w:color="1F2A44" w:sz="4"/>
+              <w:left w:val="none" w:color="auto" w:sz="0"/>
+              <w:bottom w:val="single" w:color="D9D4CB" w:sz="4"/>
+              <w:right w:val="none" w:color="auto" w:sz="0"/>
+            </w:tcBorders>
+            <w:shd w:fill="1F2A44" w:color="auto" w:val="clear"/>
+            <w:tcMar>
+              <w:top w:type="dxa" w:w="52"/>
+              <w:left w:type="dxa" w:w="100"/>
+              <w:bottom w:type="dxa" w:w="52"/>
+              <w:right w:type="dxa" w:w="100"/>
+            </w:tcMar>
+            <w:vAlign w:val="center"/>
+          </w:tcPr>
+          <w:p>
+            <w:pPr>
+              <w:spacing w:after="0" w:line="240" w:lineRule="auto"/>
+              <w:jc w:val="center"/>
+            </w:pPr>
+            <w:r>
+              <w:rPr>
+                <w:rFonts w:ascii="Arial" w:cs="Arial" w:eastAsia="Arial" w:hAnsi="Arial"/>
+                <w:b/>
+                <w:bCs/>
+                <w:i w:val="false"/>
+                <w:iCs w:val="false"/>
+                <w:color w:val="FFFFFF"/>
+                <w:sz w:val="16"/>
+                <w:szCs w:val="16"/>
+              </w:rPr>
+              <w:t xml:space="preserve">Проект</w:t>
+            </w:r>
+          </w:p>
+        </w:tc>
+        <w:tc>
+          <w:tcPr>
+            <w:tcW w:type="dxa" w:w="1000"/>
+            <w:tcBorders>
+              <w:top w:val="single" w:color="1F2A44" w:sz="4"/>
+              <w:left w:val="none" w:color="auto" w:sz="0"/>
+              <w:bottom w:val="single" w:color="D9D4CB" w:sz="4"/>
+              <w:right w:val="none" w:color="auto" w:sz="0"/>
+            </w:tcBorders>
+            <w:shd w:fill="1F2A44" w:color="auto" w:val="clear"/>
+            <w:tcMar>
+              <w:top w:type="dxa" w:w="52"/>
+              <w:left w:type="dxa" w:w="100"/>
+              <w:bottom w:type="dxa" w:w="52"/>
+              <w:right w:type="dxa" w:w="100"/>
+            </w:tcMar>
+            <w:vAlign w:val="center"/>
+          </w:tcPr>
+          <w:p>
+            <w:pPr>
+              <w:spacing w:after="0" w:line="240" w:lineRule="auto"/>
+              <w:jc w:val="center"/>
+            </w:pPr>
+            <w:r>
+              <w:rPr>
+                <w:rFonts w:ascii="Arial" w:cs="Arial" w:eastAsia="Arial" w:hAnsi="Arial"/>
+                <w:b/>
+                <w:bCs/>
+                <w:i w:val="false"/>
+                <w:iCs w:val="false"/>
+                <w:color w:val="FFFFFF"/>
+                <w:sz w:val="16"/>
+                <w:szCs w:val="16"/>
+              </w:rPr>
+              <w:t xml:space="preserve">До нас</w:t>
+            </w:r>
+          </w:p>
+        </w:tc>
+        <w:tc>
+          <w:tcPr>
+            <w:tcW w:type="dxa" w:w="950"/>
+            <w:tcBorders>
+              <w:top w:val="single" w:color="1F2A44" w:sz="4"/>
+              <w:left w:val="none" w:color="auto" w:sz="0"/>
+              <w:bottom w:val="single" w:color="D9D4CB" w:sz="4"/>
+              <w:right w:val="none" w:color="auto" w:sz="0"/>
+            </w:tcBorders>
+            <w:shd w:fill="1F2A44" w:color="auto" w:val="clear"/>
+            <w:tcMar>
+              <w:top w:type="dxa" w:w="52"/>
+              <w:left w:type="dxa" w:w="100"/>
+              <w:bottom w:type="dxa" w:w="52"/>
+              <w:right w:type="dxa" w:w="100"/>
+            </w:tcMar>
+            <w:vAlign w:val="center"/>
+          </w:tcPr>
+          <w:p>
+            <w:pPr>
+              <w:spacing w:after="0" w:line="240" w:lineRule="auto"/>
+              <w:jc w:val="center"/>
+            </w:pPr>
+            <w:r>
+              <w:rPr>
+                <w:rFonts w:ascii="Arial" w:cs="Arial" w:eastAsia="Arial" w:hAnsi="Arial"/>
+                <w:b/>
+                <w:bCs/>
+                <w:i w:val="false"/>
+                <w:iCs w:val="false"/>
+                <w:color w:val="FFFFFF"/>
+                <w:sz w:val="16"/>
+                <w:szCs w:val="16"/>
+              </w:rPr>
+              <w:t xml:space="preserve">Сдача</w:t>
+            </w:r>
+          </w:p>
+        </w:tc>
+        <w:tc>
+          <w:tcPr>
+            <w:tcW w:type="dxa" w:w="1900"/>
+            <w:tcBorders>
+              <w:top w:val="single" w:color="1F2A44" w:sz="4"/>
+              <w:left w:val="none" w:color="auto" w:sz="0"/>
+              <w:bottom w:val="single" w:color="D9D4CB" w:sz="4"/>
+              <w:right w:val="none" w:color="auto" w:sz="0"/>
+            </w:tcBorders>
+            <w:shd w:fill="1F2A44" w:color="auto" w:val="clear"/>
+            <w:tcMar>
+              <w:top w:type="dxa" w:w="52"/>
+              <w:left w:type="dxa" w:w="100"/>
+              <w:bottom w:type="dxa" w:w="52"/>
+              <w:right w:type="dxa" w:w="100"/>
+            </w:tcMar>
+            <w:vAlign w:val="center"/>
+          </w:tcPr>
+          <w:p>
+            <w:pPr>
+              <w:spacing w:after="0" w:line="240" w:lineRule="auto"/>
+              <w:jc w:val="center"/>
+            </w:pPr>
+            <w:r>
+              <w:rPr>
+                <w:rFonts w:ascii="Arial" w:cs="Arial" w:eastAsia="Arial" w:hAnsi="Arial"/>
+                <w:b/>
+                <w:bCs/>
+                <w:i w:val="false"/>
+                <w:iCs w:val="false"/>
+                <w:color w:val="FFFFFF"/>
+                <w:sz w:val="16"/>
+                <w:szCs w:val="16"/>
+              </w:rPr>
+              <w:t xml:space="preserve">Отделка</w:t>
+            </w:r>
+          </w:p>
+        </w:tc>
+        <w:tc>
+          <w:tcPr>
+            <w:tcW w:type="dxa" w:w="700"/>
+            <w:tcBorders>
+              <w:top w:val="single" w:color="1F2A44" w:sz="4"/>
+              <w:left w:val="none" w:color="auto" w:sz="0"/>
+              <w:bottom w:val="single" w:color="D9D4CB" w:sz="4"/>
+              <w:right w:val="none" w:color="auto" w:sz="0"/>
+            </w:tcBorders>
+            <w:shd w:fill="1F2A44" w:color="auto" w:val="clear"/>
+            <w:tcMar>
+              <w:top w:type="dxa" w:w="52"/>
+              <w:left w:type="dxa" w:w="100"/>
+              <w:bottom w:type="dxa" w:w="52"/>
+              <w:right w:type="dxa" w:w="100"/>
+            </w:tcMar>
+            <w:vAlign w:val="center"/>
+          </w:tcPr>
+          <w:p>
+            <w:pPr>
+              <w:spacing w:after="0" w:line="240" w:lineRule="auto"/>
+              <w:jc w:val="center"/>
+            </w:pPr>
+            <w:r>
+              <w:rPr>
+                <w:rFonts w:ascii="Arial" w:cs="Arial" w:eastAsia="Arial" w:hAnsi="Arial"/>
+                <w:b/>
+                <w:bCs/>
+                <w:i w:val="false"/>
+                <w:iCs w:val="false"/>
+                <w:color w:val="FFFFFF"/>
+                <w:sz w:val="16"/>
+                <w:szCs w:val="16"/>
+              </w:rPr>
+              <w:t xml:space="preserve">Лотов</w:t>
+            </w:r>
+          </w:p>
+        </w:tc>
+        <w:tc>
+          <w:tcPr>
+            <w:tcW w:type="dxa" w:w="1400"/>
+            <w:tcBorders>
+              <w:top w:val="single" w:color="1F2A44" w:sz="4"/>
+              <w:left w:val="none" w:color="auto" w:sz="0"/>
+              <w:bottom w:val="single" w:color="D9D4CB" w:sz="4"/>
+              <w:right w:val="none" w:color="auto" w:sz="0"/>
+            </w:tcBorders>
+            <w:shd w:fill="1F2A44" w:color="auto" w:val="clear"/>
+            <w:tcMar>
+              <w:top w:type="dxa" w:w="52"/>
+              <w:left w:type="dxa" w:w="100"/>
+              <w:bottom w:type="dxa" w:w="52"/>
+              <w:right w:type="dxa" w:w="100"/>
+            </w:tcMar>
+            <w:vAlign w:val="center"/>
+          </w:tcPr>
+          <w:p>
+            <w:pPr>
+              <w:spacing w:after="0" w:line="240" w:lineRule="auto"/>
+              <w:jc w:val="center"/>
+            </w:pPr>
+            <w:r>
+              <w:rPr>
+                <w:rFonts w:ascii="Arial" w:cs="Arial" w:eastAsia="Arial" w:hAnsi="Arial"/>
+                <w:b/>
+                <w:bCs/>
+                <w:i w:val="false"/>
+                <w:iCs w:val="false"/>
+                <w:color w:val="FFFFFF"/>
+                <w:sz w:val="16"/>
+                <w:szCs w:val="16"/>
+              </w:rPr>
+              <w:t xml:space="preserve">Площади, м²</w:t>
+            </w:r>
+          </w:p>
+        </w:tc>
+        <w:tc>
+          <w:tcPr>
+            <w:tcW w:type="dxa" w:w="1418"/>
+            <w:tcBorders>
+              <w:top w:val="single" w:color="1F2A44" w:sz="4"/>
+              <w:left w:val="none" w:color="auto" w:sz="0"/>
+              <w:bottom w:val="single" w:color="D9D4CB" w:sz="4"/>
+              <w:right w:val="none" w:color="auto" w:sz="0"/>
+            </w:tcBorders>
+            <w:shd w:fill="1F2A44" w:color="auto" w:val="clear"/>
+            <w:tcMar>
+              <w:top w:type="dxa" w:w="52"/>
+              <w:left w:type="dxa" w:w="100"/>
+              <w:bottom w:type="dxa" w:w="52"/>
+              <w:right w:type="dxa" w:w="100"/>
+            </w:tcMar>
+            <w:vAlign w:val="center"/>
+          </w:tcPr>
+          <w:p>
+            <w:pPr>
+              <w:spacing w:after="0" w:line="240" w:lineRule="auto"/>
+              <w:jc w:val="center"/>
+            </w:pPr>
+            <w:r>
+              <w:rPr>
+                <w:rFonts w:ascii="Arial" w:cs="Arial" w:eastAsia="Arial" w:hAnsi="Arial"/>
+                <w:b/>
+                <w:bCs/>
+                <w:i w:val="false"/>
+                <w:iCs w:val="false"/>
+                <w:color w:val="FFFFFF"/>
+                <w:sz w:val="16"/>
+                <w:szCs w:val="16"/>
+              </w:rPr>
+              <w:t xml:space="preserve">Метр,
+млн ₽</w:t>
+            </w:r>
+          </w:p>
+        </w:tc>
+      </w:tr>
+      <w:tr>
+        <w:tc>
+          <w:tcPr>
+            <w:tcW w:type="dxa" w:w="520"/>
+            <w:tcBorders>
+              <w:top w:val="single" w:color="D9D4CB" w:sz="4"/>
+              <w:left w:val="none" w:color="auto" w:sz="0"/>
+              <w:bottom w:val="single" w:color="D9D4CB" w:sz="4"/>
+              <w:right w:val="none" w:color="auto" w:sz="0"/>
+            </w:tcBorders>
+            <w:tcMar>
+              <w:top w:type="dxa" w:w="52"/>
+              <w:left w:type="dxa" w:w="100"/>
+              <w:bottom w:type="dxa" w:w="52"/>
+              <w:right w:type="dxa" w:w="100"/>
+            </w:tcMar>
+            <w:vAlign w:val="center"/>
+          </w:tcPr>
+          <w:p>
+            <w:pPr>
+              <w:spacing w:after="0" w:line="240" w:lineRule="auto"/>
+              <w:jc w:val="left"/>
+            </w:pPr>
+            <w:r>
+              <w:rPr>
+                <w:rFonts w:ascii="Arial" w:cs="Arial" w:eastAsia="Arial" w:hAnsi="Arial"/>
+                <w:b/>
+                <w:bCs/>
+                <w:i w:val="false"/>
+                <w:iCs w:val="false"/>
+                <w:color w:val="2A2E38"/>
+                <w:sz w:val="17"/>
+                <w:szCs w:val="17"/>
+              </w:rPr>
+              <w:t xml:space="preserve">1</w:t>
+            </w:r>
+          </w:p>
+        </w:tc>
+        <w:tc>
+          <w:tcPr>
+            <w:tcW w:type="dxa" w:w="1750"/>
+            <w:tcBorders>
+              <w:top w:val="single" w:color="D9D4CB" w:sz="4"/>
+              <w:left w:val="none" w:color="auto" w:sz="0"/>
+              <w:bottom w:val="single" w:color="D9D4CB" w:sz="4"/>
+              <w:right w:val="none" w:color="auto" w:sz="0"/>
+            </w:tcBorders>
+            <w:tcMar>
+              <w:top w:type="dxa" w:w="52"/>
+              <w:left w:type="dxa" w:w="100"/>
+              <w:bottom w:type="dxa" w:w="52"/>
+              <w:right w:type="dxa" w:w="100"/>
+            </w:tcMar>
+            <w:vAlign w:val="center"/>
+          </w:tcPr>
+          <w:p>
+            <w:pPr>
+              <w:spacing w:after="0" w:line="240" w:lineRule="auto"/>
+              <w:jc w:val="left"/>
+            </w:pPr>
+            <w:r>
+              <w:rPr>
+                <w:rFonts w:ascii="Arial" w:cs="Arial" w:eastAsia="Arial" w:hAnsi="Arial"/>
+                <w:b w:val="false"/>
+                <w:bCs w:val="false"/>
+                <w:i w:val="false"/>
+                <w:iCs w:val="false"/>
+                <w:color w:val="2A2E38"/>
+                <w:sz w:val="17"/>
+                <w:szCs w:val="17"/>
+              </w:rPr>
+              <w:t xml:space="preserve">ФАНТОМ</w:t>
+            </w:r>
+          </w:p>
+        </w:tc>
+        <w:tc>
+          <w:tcPr>
+            <w:tcW w:type="dxa" w:w="1000"/>
+            <w:tcBorders>
+              <w:top w:val="single" w:color="D9D4CB" w:sz="4"/>
+              <w:left w:val="none" w:color="auto" w:sz="0"/>
+              <w:bottom w:val="single" w:color="D9D4CB" w:sz="4"/>
+              <w:right w:val="none" w:color="auto" w:sz="0"/>
+            </w:tcBorders>
+            <w:tcMar>
+              <w:top w:type="dxa" w:w="52"/>
+              <w:left w:type="dxa" w:w="100"/>
+              <w:bottom w:type="dxa" w:w="52"/>
+              <w:right w:type="dxa" w:w="100"/>
+            </w:tcMar>
+            <w:vAlign w:val="center"/>
+          </w:tcPr>
+          <w:p>
+            <w:pPr>
+              <w:spacing w:after="0" w:line="240" w:lineRule="auto"/>
+              <w:jc w:val="center"/>
+            </w:pPr>
+            <w:r>
+              <w:rPr>
+                <w:rFonts w:ascii="Arial" w:cs="Arial" w:eastAsia="Arial" w:hAnsi="Arial"/>
+                <w:b w:val="false"/>
+                <w:bCs w:val="false"/>
+                <w:i w:val="false"/>
+                <w:iCs w:val="false"/>
+                <w:color w:val="2A2E38"/>
+                <w:sz w:val="17"/>
+                <w:szCs w:val="17"/>
+              </w:rPr>
+              <w:t xml:space="preserve">1,34 км</w:t>
+            </w:r>
+          </w:p>
+        </w:tc>
+        <w:tc>
+          <w:tcPr>
+            <w:tcW w:type="dxa" w:w="950"/>
+            <w:tcBorders>
+              <w:top w:val="single" w:color="D9D4CB" w:sz="4"/>
+              <w:left w:val="none" w:color="auto" w:sz="0"/>
+              <w:bottom w:val="single" w:color="D9D4CB" w:sz="4"/>
+              <w:right w:val="none" w:color="auto" w:sz="0"/>
+            </w:tcBorders>
+            <w:tcMar>
+              <w:top w:type="dxa" w:w="52"/>
+              <w:left w:type="dxa" w:w="100"/>
+              <w:bottom w:type="dxa" w:w="52"/>
+              <w:right w:type="dxa" w:w="100"/>
+            </w:tcMar>
+            <w:vAlign w:val="center"/>
+          </w:tcPr>
+          <w:p>
+            <w:pPr>
+              <w:spacing w:after="0" w:line="240" w:lineRule="auto"/>
+              <w:jc w:val="center"/>
+            </w:pPr>
+            <w:r>
+              <w:rPr>
+                <w:rFonts w:ascii="Arial" w:cs="Arial" w:eastAsia="Arial" w:hAnsi="Arial"/>
+                <w:b w:val="false"/>
+                <w:bCs w:val="false"/>
+                <w:i w:val="false"/>
+                <w:iCs w:val="false"/>
+                <w:color w:val="2A2E38"/>
+                <w:sz w:val="17"/>
+                <w:szCs w:val="17"/>
+              </w:rPr>
+              <w:t xml:space="preserve">III кв. 2027</w:t>
+            </w:r>
+          </w:p>
+        </w:tc>
+        <w:tc>
+          <w:tcPr>
+            <w:tcW w:type="dxa" w:w="1900"/>
+            <w:tcBorders>
+              <w:top w:val="single" w:color="D9D4CB" w:sz="4"/>
+              <w:left w:val="none" w:color="auto" w:sz="0"/>
+              <w:bottom w:val="single" w:color="D9D4CB" w:sz="4"/>
+              <w:right w:val="none" w:color="auto" w:sz="0"/>
+            </w:tcBorders>
+            <w:tcMar>
+              <w:top w:type="dxa" w:w="52"/>
+              <w:left w:type="dxa" w:w="100"/>
+              <w:bottom w:type="dxa" w:w="52"/>
+              <w:right w:type="dxa" w:w="100"/>
+            </w:tcMar>
+            <w:vAlign w:val="center"/>
+          </w:tcPr>
+          <w:p>
+            <w:pPr>
+              <w:spacing w:after="0" w:line="240" w:lineRule="auto"/>
+              <w:jc w:val="left"/>
+            </w:pPr>
+            <w:r>
+              <w:rPr>
+                <w:rFonts w:ascii="Arial" w:cs="Arial" w:eastAsia="Arial" w:hAnsi="Arial"/>
+                <w:b w:val="false"/>
+                <w:bCs w:val="false"/>
+                <w:i w:val="false"/>
+                <w:iCs w:val="false"/>
+                <w:color w:val="2A2E38"/>
+                <w:sz w:val="17"/>
+                <w:szCs w:val="17"/>
+              </w:rPr>
+              <w:t xml:space="preserve">чистовая 35 · черновая 16</w:t>
+            </w:r>
+          </w:p>
+        </w:tc>
+        <w:tc>
+          <w:tcPr>
+            <w:tcW w:type="dxa" w:w="700"/>
+            <w:tcBorders>
+              <w:top w:val="single" w:color="D9D4CB" w:sz="4"/>
+              <w:left w:val="none" w:color="auto" w:sz="0"/>
+              <w:bottom w:val="single" w:color="D9D4CB" w:sz="4"/>
+              <w:right w:val="none" w:color="auto" w:sz="0"/>
+            </w:tcBorders>
+            <w:tcMar>
+              <w:top w:type="dxa" w:w="52"/>
+              <w:left w:type="dxa" w:w="100"/>
+              <w:bottom w:type="dxa" w:w="52"/>
+              <w:right w:type="dxa" w:w="100"/>
+            </w:tcMar>
+            <w:vAlign w:val="center"/>
+          </w:tcPr>
+          <w:p>
+            <w:pPr>
+              <w:spacing w:after="0" w:line="240" w:lineRule="auto"/>
+              <w:jc w:val="center"/>
+            </w:pPr>
+            <w:r>
+              <w:rPr>
+                <w:rFonts w:ascii="Arial" w:cs="Arial" w:eastAsia="Arial" w:hAnsi="Arial"/>
+                <w:b w:val="false"/>
+                <w:bCs w:val="false"/>
+                <w:i w:val="false"/>
+                <w:iCs w:val="false"/>
+                <w:color w:val="2A2E38"/>
+                <w:sz w:val="17"/>
+                <w:szCs w:val="17"/>
+              </w:rPr>
+              <w:t xml:space="preserve">51</w:t>
+            </w:r>
+          </w:p>
+        </w:tc>
+        <w:tc>
+          <w:tcPr>
+            <w:tcW w:type="dxa" w:w="1400"/>
+            <w:tcBorders>
+              <w:top w:val="single" w:color="D9D4CB" w:sz="4"/>
+              <w:left w:val="none" w:color="auto" w:sz="0"/>
+              <w:bottom w:val="single" w:color="D9D4CB" w:sz="4"/>
+              <w:right w:val="none" w:color="auto" w:sz="0"/>
+            </w:tcBorders>
+            <w:tcMar>
+              <w:top w:type="dxa" w:w="52"/>
+              <w:left w:type="dxa" w:w="100"/>
+              <w:bottom w:type="dxa" w:w="52"/>
+              <w:right w:type="dxa" w:w="100"/>
+            </w:tcMar>
+            <w:vAlign w:val="center"/>
+          </w:tcPr>
+          <w:p>
+            <w:pPr>
+              <w:spacing w:after="0" w:line="240" w:lineRule="auto"/>
+              <w:jc w:val="center"/>
+            </w:pPr>
+            <w:r>
+              <w:rPr>
+                <w:rFonts w:ascii="Arial" w:cs="Arial" w:eastAsia="Arial" w:hAnsi="Arial"/>
+                <w:b w:val="false"/>
+                <w:bCs w:val="false"/>
+                <w:i w:val="false"/>
+                <w:iCs w:val="false"/>
+                <w:color w:val="2A2E38"/>
+                <w:sz w:val="17"/>
+                <w:szCs w:val="17"/>
+              </w:rPr>
+              <w:t xml:space="preserve">68 – 503</w:t>
+            </w:r>
+          </w:p>
+        </w:tc>
+        <w:tc>
+          <w:tcPr>
+            <w:tcW w:type="dxa" w:w="1418"/>
+            <w:tcBorders>
+              <w:top w:val="single" w:color="D9D4CB" w:sz="4"/>
+              <w:left w:val="none" w:color="auto" w:sz="0"/>
+              <w:bottom w:val="single" w:color="D9D4CB" w:sz="4"/>
+              <w:right w:val="none" w:color="auto" w:sz="0"/>
+            </w:tcBorders>
+            <w:tcMar>
+              <w:top w:type="dxa" w:w="52"/>
+              <w:left w:type="dxa" w:w="100"/>
+              <w:bottom w:type="dxa" w:w="52"/>
+              <w:right w:type="dxa" w:w="100"/>
+            </w:tcMar>
+            <w:vAlign w:val="center"/>
+          </w:tcPr>
+          <w:p>
+            <w:pPr>
+              <w:spacing w:after="0" w:line="240" w:lineRule="auto"/>
+              <w:jc w:val="center"/>
+            </w:pPr>
+            <w:r>
+              <w:rPr>
+                <w:rFonts w:ascii="Arial" w:cs="Arial" w:eastAsia="Arial" w:hAnsi="Arial"/>
+                <w:b w:val="false"/>
+                <w:bCs w:val="false"/>
+                <w:i w:val="false"/>
+                <w:iCs w:val="false"/>
+                <w:color w:val="2A2E38"/>
+                <w:sz w:val="17"/>
+                <w:szCs w:val="17"/>
+              </w:rPr>
+              <w:t xml:space="preserve">1,65 – 3,58</w:t>
+            </w:r>
+          </w:p>
+        </w:tc>
+      </w:tr>
+      <w:tr>
+        <w:tc>
+          <w:tcPr>
+            <w:tcW w:type="dxa" w:w="520"/>
+            <w:tcBorders>
+              <w:top w:val="single" w:color="D9D4CB" w:sz="4"/>
+              <w:left w:val="none" w:color="auto" w:sz="0"/>
+              <w:bottom w:val="single" w:color="D9D4CB" w:sz="4"/>
+              <w:right w:val="none" w:color="auto" w:sz="0"/>
+            </w:tcBorders>
+            <w:shd w:fill="FBFAF8" w:color="auto" w:val="clear"/>
+            <w:tcMar>
+              <w:top w:type="dxa" w:w="52"/>
+              <w:left w:type="dxa" w:w="100"/>
+              <w:bottom w:type="dxa" w:w="52"/>
+              <w:right w:type="dxa" w:w="100"/>
+            </w:tcMar>
+            <w:vAlign w:val="center"/>
+          </w:tcPr>
+          <w:p>
+            <w:pPr>
+              <w:spacing w:after="0" w:line="240" w:lineRule="auto"/>
+              <w:jc w:val="left"/>
+            </w:pPr>
+            <w:r>
+              <w:rPr>
+                <w:rFonts w:ascii="Arial" w:cs="Arial" w:eastAsia="Arial" w:hAnsi="Arial"/>
+                <w:b/>
+                <w:bCs/>
+                <w:i w:val="false"/>
+                <w:iCs w:val="false"/>
+                <w:color w:val="2A2E38"/>
+                <w:sz w:val="17"/>
+                <w:szCs w:val="17"/>
+              </w:rPr>
+              <w:t xml:space="preserve">2</w:t>
+            </w:r>
+          </w:p>
+        </w:tc>
+        <w:tc>
+          <w:tcPr>
+            <w:tcW w:type="dxa" w:w="1750"/>
+            <w:tcBorders>
+              <w:top w:val="single" w:color="D9D4CB" w:sz="4"/>
+              <w:left w:val="none" w:color="auto" w:sz="0"/>
+              <w:bottom w:val="single" w:color="D9D4CB" w:sz="4"/>
+              <w:right w:val="none" w:color="auto" w:sz="0"/>
+            </w:tcBorders>
+            <w:shd w:fill="FBFAF8" w:color="auto" w:val="clear"/>
+            <w:tcMar>
+              <w:top w:type="dxa" w:w="52"/>
+              <w:left w:type="dxa" w:w="100"/>
+              <w:bottom w:type="dxa" w:w="52"/>
+              <w:right w:type="dxa" w:w="100"/>
+            </w:tcMar>
+            <w:vAlign w:val="center"/>
+          </w:tcPr>
+          <w:p>
+            <w:pPr>
+              <w:spacing w:after="0" w:line="240" w:lineRule="auto"/>
+              <w:jc w:val="left"/>
+            </w:pPr>
+            <w:r>
+              <w:rPr>
+                <w:rFonts w:ascii="Arial" w:cs="Arial" w:eastAsia="Arial" w:hAnsi="Arial"/>
+                <w:b w:val="false"/>
+                <w:bCs w:val="false"/>
+                <w:i w:val="false"/>
+                <w:iCs w:val="false"/>
+                <w:color w:val="2A2E38"/>
+                <w:sz w:val="17"/>
+                <w:szCs w:val="17"/>
+              </w:rPr>
+              <w:t xml:space="preserve">Клубный дом Форум</w:t>
+            </w:r>
+          </w:p>
+        </w:tc>
+        <w:tc>
+          <w:tcPr>
+            <w:tcW w:type="dxa" w:w="1000"/>
+            <w:tcBorders>
+              <w:top w:val="single" w:color="D9D4CB" w:sz="4"/>
+              <w:left w:val="none" w:color="auto" w:sz="0"/>
+              <w:bottom w:val="single" w:color="D9D4CB" w:sz="4"/>
+              <w:right w:val="none" w:color="auto" w:sz="0"/>
+            </w:tcBorders>
+            <w:shd w:fill="FBFAF8" w:color="auto" w:val="clear"/>
+            <w:tcMar>
+              <w:top w:type="dxa" w:w="52"/>
+              <w:left w:type="dxa" w:w="100"/>
+              <w:bottom w:type="dxa" w:w="52"/>
+              <w:right w:type="dxa" w:w="100"/>
+            </w:tcMar>
+            <w:vAlign w:val="center"/>
+          </w:tcPr>
+          <w:p>
+            <w:pPr>
+              <w:spacing w:after="0" w:line="240" w:lineRule="auto"/>
+              <w:jc w:val="center"/>
+            </w:pPr>
+            <w:r>
+              <w:rPr>
+                <w:rFonts w:ascii="Arial" w:cs="Arial" w:eastAsia="Arial" w:hAnsi="Arial"/>
+                <w:b w:val="false"/>
+                <w:bCs w:val="false"/>
+                <w:i w:val="false"/>
+                <w:iCs w:val="false"/>
+                <w:color w:val="2A2E38"/>
+                <w:sz w:val="17"/>
+                <w:szCs w:val="17"/>
+              </w:rPr>
+              <w:t xml:space="preserve">1,30 км</w:t>
+            </w:r>
+          </w:p>
+        </w:tc>
+        <w:tc>
+          <w:tcPr>
+            <w:tcW w:type="dxa" w:w="950"/>
+            <w:tcBorders>
+              <w:top w:val="single" w:color="D9D4CB" w:sz="4"/>
+              <w:left w:val="none" w:color="auto" w:sz="0"/>
+              <w:bottom w:val="single" w:color="D9D4CB" w:sz="4"/>
+              <w:right w:val="none" w:color="auto" w:sz="0"/>
+            </w:tcBorders>
+            <w:shd w:fill="FBFAF8" w:color="auto" w:val="clear"/>
+            <w:tcMar>
+              <w:top w:type="dxa" w:w="52"/>
+              <w:left w:type="dxa" w:w="100"/>
+              <w:bottom w:type="dxa" w:w="52"/>
+              <w:right w:type="dxa" w:w="100"/>
+            </w:tcMar>
+            <w:vAlign w:val="center"/>
+          </w:tcPr>
+          <w:p>
+            <w:pPr>
+              <w:spacing w:after="0" w:line="240" w:lineRule="auto"/>
+              <w:jc w:val="center"/>
+            </w:pPr>
+            <w:r>
+              <w:rPr>
+                <w:rFonts w:ascii="Arial" w:cs="Arial" w:eastAsia="Arial" w:hAnsi="Arial"/>
+                <w:b w:val="false"/>
+                <w:bCs w:val="false"/>
+                <w:i w:val="false"/>
+                <w:iCs w:val="false"/>
+                <w:color w:val="2A2E38"/>
+                <w:sz w:val="17"/>
+                <w:szCs w:val="17"/>
+              </w:rPr>
+              <w:t xml:space="preserve">II кв. 2026</w:t>
+            </w:r>
+          </w:p>
+        </w:tc>
+        <w:tc>
+          <w:tcPr>
+            <w:tcW w:type="dxa" w:w="1900"/>
+            <w:tcBorders>
+              <w:top w:val="single" w:color="D9D4CB" w:sz="4"/>
+              <w:left w:val="none" w:color="auto" w:sz="0"/>
+              <w:bottom w:val="single" w:color="D9D4CB" w:sz="4"/>
+              <w:right w:val="none" w:color="auto" w:sz="0"/>
+            </w:tcBorders>
+            <w:shd w:fill="FBFAF8" w:color="auto" w:val="clear"/>
+            <w:tcMar>
+              <w:top w:type="dxa" w:w="52"/>
+              <w:left w:type="dxa" w:w="100"/>
+              <w:bottom w:type="dxa" w:w="52"/>
+              <w:right w:type="dxa" w:w="100"/>
+            </w:tcMar>
+            <w:vAlign w:val="center"/>
+          </w:tcPr>
+          <w:p>
+            <w:pPr>
+              <w:spacing w:after="0" w:line="240" w:lineRule="auto"/>
+              <w:jc w:val="left"/>
+            </w:pPr>
+            <w:r>
+              <w:rPr>
+                <w:rFonts w:ascii="Arial" w:cs="Arial" w:eastAsia="Arial" w:hAnsi="Arial"/>
+                <w:b w:val="false"/>
+                <w:bCs w:val="false"/>
+                <w:i w:val="false"/>
+                <w:iCs w:val="false"/>
+                <w:color w:val="2A2E38"/>
+                <w:sz w:val="17"/>
+                <w:szCs w:val="17"/>
+              </w:rPr>
+              <w:t xml:space="preserve">чистовая 16</w:t>
+            </w:r>
+          </w:p>
+        </w:tc>
+        <w:tc>
+          <w:tcPr>
+            <w:tcW w:type="dxa" w:w="700"/>
+            <w:tcBorders>
+              <w:top w:val="single" w:color="D9D4CB" w:sz="4"/>
+              <w:left w:val="none" w:color="auto" w:sz="0"/>
+              <w:bottom w:val="single" w:color="D9D4CB" w:sz="4"/>
+              <w:right w:val="none" w:color="auto" w:sz="0"/>
+            </w:tcBorders>
+            <w:shd w:fill="FBFAF8" w:color="auto" w:val="clear"/>
+            <w:tcMar>
+              <w:top w:type="dxa" w:w="52"/>
+              <w:left w:type="dxa" w:w="100"/>
+              <w:bottom w:type="dxa" w:w="52"/>
+              <w:right w:type="dxa" w:w="100"/>
+            </w:tcMar>
+            <w:vAlign w:val="center"/>
+          </w:tcPr>
+          <w:p>
+            <w:pPr>
+              <w:spacing w:after="0" w:line="240" w:lineRule="auto"/>
+              <w:jc w:val="center"/>
+            </w:pPr>
+            <w:r>
+              <w:rPr>
+                <w:rFonts w:ascii="Arial" w:cs="Arial" w:eastAsia="Arial" w:hAnsi="Arial"/>
+                <w:b w:val="false"/>
+                <w:bCs w:val="false"/>
+                <w:i w:val="false"/>
+                <w:iCs w:val="false"/>
+                <w:color w:val="2A2E38"/>
+                <w:sz w:val="17"/>
+                <w:szCs w:val="17"/>
+              </w:rPr>
+              <w:t xml:space="preserve">16</w:t>
+            </w:r>
+          </w:p>
+        </w:tc>
+        <w:tc>
+          <w:tcPr>
+            <w:tcW w:type="dxa" w:w="1400"/>
+            <w:tcBorders>
+              <w:top w:val="single" w:color="D9D4CB" w:sz="4"/>
+              <w:left w:val="none" w:color="auto" w:sz="0"/>
+              <w:bottom w:val="single" w:color="D9D4CB" w:sz="4"/>
+              <w:right w:val="none" w:color="auto" w:sz="0"/>
+            </w:tcBorders>
+            <w:shd w:fill="FBFAF8" w:color="auto" w:val="clear"/>
+            <w:tcMar>
+              <w:top w:type="dxa" w:w="52"/>
+              <w:left w:type="dxa" w:w="100"/>
+              <w:bottom w:type="dxa" w:w="52"/>
+              <w:right w:type="dxa" w:w="100"/>
+            </w:tcMar>
+            <w:vAlign w:val="center"/>
+          </w:tcPr>
+          <w:p>
+            <w:pPr>
+              <w:spacing w:after="0" w:line="240" w:lineRule="auto"/>
+              <w:jc w:val="center"/>
+            </w:pPr>
+            <w:r>
+              <w:rPr>
+                <w:rFonts w:ascii="Arial" w:cs="Arial" w:eastAsia="Arial" w:hAnsi="Arial"/>
+                <w:b w:val="false"/>
+                <w:bCs w:val="false"/>
+                <w:i w:val="false"/>
+                <w:iCs w:val="false"/>
+                <w:color w:val="2A2E38"/>
+                <w:sz w:val="17"/>
+                <w:szCs w:val="17"/>
+              </w:rPr>
+              <w:t xml:space="preserve">73 – 176</w:t>
+            </w:r>
+          </w:p>
+        </w:tc>
+        <w:tc>
+          <w:tcPr>
+            <w:tcW w:type="dxa" w:w="1418"/>
+            <w:tcBorders>
+              <w:top w:val="single" w:color="D9D4CB" w:sz="4"/>
+              <w:left w:val="none" w:color="auto" w:sz="0"/>
+              <w:bottom w:val="single" w:color="D9D4CB" w:sz="4"/>
+              <w:right w:val="none" w:color="auto" w:sz="0"/>
+            </w:tcBorders>
+            <w:shd w:fill="FBFAF8" w:color="auto" w:val="clear"/>
+            <w:tcMar>
+              <w:top w:type="dxa" w:w="52"/>
+              <w:left w:type="dxa" w:w="100"/>
+              <w:bottom w:type="dxa" w:w="52"/>
+              <w:right w:type="dxa" w:w="100"/>
+            </w:tcMar>
+            <w:vAlign w:val="center"/>
+          </w:tcPr>
+          <w:p>
+            <w:pPr>
+              <w:spacing w:after="0" w:line="240" w:lineRule="auto"/>
+              <w:jc w:val="center"/>
+            </w:pPr>
+            <w:r>
+              <w:rPr>
+                <w:rFonts w:ascii="Arial" w:cs="Arial" w:eastAsia="Arial" w:hAnsi="Arial"/>
+                <w:b w:val="false"/>
+                <w:bCs w:val="false"/>
+                <w:i w:val="false"/>
+                <w:iCs w:val="false"/>
+                <w:color w:val="2A2E38"/>
+                <w:sz w:val="17"/>
+                <w:szCs w:val="17"/>
+              </w:rPr>
+              <w:t xml:space="preserve">1,78 – 2,67</w:t>
+            </w:r>
+          </w:p>
+        </w:tc>
+      </w:tr>
+      <w:tr>
+        <w:tc>
+          <w:tcPr>
+            <w:tcW w:type="dxa" w:w="520"/>
+            <w:tcBorders>
+              <w:top w:val="single" w:color="D9D4CB" w:sz="4"/>
+              <w:left w:val="none" w:color="auto" w:sz="0"/>
+              <w:bottom w:val="single" w:color="D9D4CB" w:sz="4"/>
+              <w:right w:val="none" w:color="auto" w:sz="0"/>
+            </w:tcBorders>
+            <w:tcMar>
+              <w:top w:type="dxa" w:w="52"/>
+              <w:left w:type="dxa" w:w="100"/>
+              <w:bottom w:type="dxa" w:w="52"/>
+              <w:right w:type="dxa" w:w="100"/>
+            </w:tcMar>
+            <w:vAlign w:val="center"/>
+          </w:tcPr>
+          <w:p>
+            <w:pPr>
+              <w:spacing w:after="0" w:line="240" w:lineRule="auto"/>
+              <w:jc w:val="left"/>
+            </w:pPr>
+            <w:r>
+              <w:rPr>
+                <w:rFonts w:ascii="Arial" w:cs="Arial" w:eastAsia="Arial" w:hAnsi="Arial"/>
+                <w:b/>
+                <w:bCs/>
+                <w:i w:val="false"/>
+                <w:iCs w:val="false"/>
+                <w:color w:val="2A2E38"/>
+                <w:sz w:val="17"/>
+                <w:szCs w:val="17"/>
+              </w:rPr>
+              <w:t xml:space="preserve">3</w:t>
+            </w:r>
+          </w:p>
+        </w:tc>
+        <w:tc>
+          <w:tcPr>
+            <w:tcW w:type="dxa" w:w="1750"/>
+            <w:tcBorders>
+              <w:top w:val="single" w:color="D9D4CB" w:sz="4"/>
+              <w:left w:val="none" w:color="auto" w:sz="0"/>
+              <w:bottom w:val="single" w:color="D9D4CB" w:sz="4"/>
+              <w:right w:val="none" w:color="auto" w:sz="0"/>
+            </w:tcBorders>
+            <w:tcMar>
+              <w:top w:type="dxa" w:w="52"/>
+              <w:left w:type="dxa" w:w="100"/>
+              <w:bottom w:type="dxa" w:w="52"/>
+              <w:right w:type="dxa" w:w="100"/>
+            </w:tcMar>
+            <w:vAlign w:val="center"/>
+          </w:tcPr>
+          <w:p>
+            <w:pPr>
+              <w:spacing w:after="0" w:line="240" w:lineRule="auto"/>
+              <w:jc w:val="left"/>
+            </w:pPr>
+            <w:r>
+              <w:rPr>
+                <w:rFonts w:ascii="Arial" w:cs="Arial" w:eastAsia="Arial" w:hAnsi="Arial"/>
+                <w:b w:val="false"/>
+                <w:bCs w:val="false"/>
+                <w:i w:val="false"/>
+                <w:iCs w:val="false"/>
+                <w:color w:val="2A2E38"/>
+                <w:sz w:val="17"/>
+                <w:szCs w:val="17"/>
+              </w:rPr>
+              <w:t xml:space="preserve">Дом Франка</w:t>
+            </w:r>
+          </w:p>
+        </w:tc>
+        <w:tc>
+          <w:tcPr>
+            <w:tcW w:type="dxa" w:w="1000"/>
+            <w:tcBorders>
+              <w:top w:val="single" w:color="D9D4CB" w:sz="4"/>
+              <w:left w:val="none" w:color="auto" w:sz="0"/>
+              <w:bottom w:val="single" w:color="D9D4CB" w:sz="4"/>
+              <w:right w:val="none" w:color="auto" w:sz="0"/>
+            </w:tcBorders>
+            <w:tcMar>
+              <w:top w:type="dxa" w:w="52"/>
+              <w:left w:type="dxa" w:w="100"/>
+              <w:bottom w:type="dxa" w:w="52"/>
+              <w:right w:type="dxa" w:w="100"/>
+            </w:tcMar>
+            <w:vAlign w:val="center"/>
+          </w:tcPr>
+          <w:p>
+            <w:pPr>
+              <w:spacing w:after="0" w:line="240" w:lineRule="auto"/>
+              <w:jc w:val="center"/>
+            </w:pPr>
+            <w:r>
+              <w:rPr>
+                <w:rFonts w:ascii="Arial" w:cs="Arial" w:eastAsia="Arial" w:hAnsi="Arial"/>
+                <w:b w:val="false"/>
+                <w:bCs w:val="false"/>
+                <w:i w:val="false"/>
+                <w:iCs w:val="false"/>
+                <w:color w:val="2A2E38"/>
+                <w:sz w:val="17"/>
+                <w:szCs w:val="17"/>
+              </w:rPr>
+              <w:t xml:space="preserve">2,17 км</w:t>
+            </w:r>
+          </w:p>
+        </w:tc>
+        <w:tc>
+          <w:tcPr>
+            <w:tcW w:type="dxa" w:w="950"/>
+            <w:tcBorders>
+              <w:top w:val="single" w:color="D9D4CB" w:sz="4"/>
+              <w:left w:val="none" w:color="auto" w:sz="0"/>
+              <w:bottom w:val="single" w:color="D9D4CB" w:sz="4"/>
+              <w:right w:val="none" w:color="auto" w:sz="0"/>
+            </w:tcBorders>
+            <w:tcMar>
+              <w:top w:type="dxa" w:w="52"/>
+              <w:left w:type="dxa" w:w="100"/>
+              <w:bottom w:type="dxa" w:w="52"/>
+              <w:right w:type="dxa" w:w="100"/>
+            </w:tcMar>
+            <w:vAlign w:val="center"/>
+          </w:tcPr>
+          <w:p>
+            <w:pPr>
+              <w:spacing w:after="0" w:line="240" w:lineRule="auto"/>
+              <w:jc w:val="center"/>
+            </w:pPr>
+            <w:r>
+              <w:rPr>
+                <w:rFonts w:ascii="Arial" w:cs="Arial" w:eastAsia="Arial" w:hAnsi="Arial"/>
+                <w:b w:val="false"/>
+                <w:bCs w:val="false"/>
+                <w:i w:val="false"/>
+                <w:iCs w:val="false"/>
+                <w:color w:val="2A2E38"/>
+                <w:sz w:val="17"/>
+                <w:szCs w:val="17"/>
+              </w:rPr>
+              <w:t xml:space="preserve">IV кв. 2026</w:t>
+            </w:r>
+          </w:p>
+        </w:tc>
+        <w:tc>
+          <w:tcPr>
+            <w:tcW w:type="dxa" w:w="1900"/>
+            <w:tcBorders>
+              <w:top w:val="single" w:color="D9D4CB" w:sz="4"/>
+              <w:left w:val="none" w:color="auto" w:sz="0"/>
+              <w:bottom w:val="single" w:color="D9D4CB" w:sz="4"/>
+              <w:right w:val="none" w:color="auto" w:sz="0"/>
+            </w:tcBorders>
+            <w:tcMar>
+              <w:top w:type="dxa" w:w="52"/>
+              <w:left w:type="dxa" w:w="100"/>
+              <w:bottom w:type="dxa" w:w="52"/>
+              <w:right w:type="dxa" w:w="100"/>
+            </w:tcMar>
+            <w:vAlign w:val="center"/>
+          </w:tcPr>
+          <w:p>
+            <w:pPr>
+              <w:spacing w:after="0" w:line="240" w:lineRule="auto"/>
+              <w:jc w:val="left"/>
+            </w:pPr>
+            <w:r>
+              <w:rPr>
+                <w:rFonts w:ascii="Arial" w:cs="Arial" w:eastAsia="Arial" w:hAnsi="Arial"/>
+                <w:b w:val="false"/>
+                <w:bCs w:val="false"/>
+                <w:i w:val="false"/>
+                <w:iCs w:val="false"/>
+                <w:color w:val="2A2E38"/>
+                <w:sz w:val="17"/>
+                <w:szCs w:val="17"/>
+              </w:rPr>
+              <w:t xml:space="preserve">не указана 6 · без отделки 2</w:t>
+            </w:r>
+          </w:p>
+        </w:tc>
+        <w:tc>
+          <w:tcPr>
+            <w:tcW w:type="dxa" w:w="700"/>
+            <w:tcBorders>
+              <w:top w:val="single" w:color="D9D4CB" w:sz="4"/>
+              <w:left w:val="none" w:color="auto" w:sz="0"/>
+              <w:bottom w:val="single" w:color="D9D4CB" w:sz="4"/>
+              <w:right w:val="none" w:color="auto" w:sz="0"/>
+            </w:tcBorders>
+            <w:tcMar>
+              <w:top w:type="dxa" w:w="52"/>
+              <w:left w:type="dxa" w:w="100"/>
+              <w:bottom w:type="dxa" w:w="52"/>
+              <w:right w:type="dxa" w:w="100"/>
+            </w:tcMar>
+            <w:vAlign w:val="center"/>
+          </w:tcPr>
+          <w:p>
+            <w:pPr>
+              <w:spacing w:after="0" w:line="240" w:lineRule="auto"/>
+              <w:jc w:val="center"/>
+            </w:pPr>
+            <w:r>
+              <w:rPr>
+                <w:rFonts w:ascii="Arial" w:cs="Arial" w:eastAsia="Arial" w:hAnsi="Arial"/>
+                <w:b w:val="false"/>
+                <w:bCs w:val="false"/>
+                <w:i w:val="false"/>
+                <w:iCs w:val="false"/>
+                <w:color w:val="2A2E38"/>
+                <w:sz w:val="17"/>
+                <w:szCs w:val="17"/>
+              </w:rPr>
+              <w:t xml:space="preserve">8</w:t>
+            </w:r>
+          </w:p>
+        </w:tc>
+        <w:tc>
+          <w:tcPr>
+            <w:tcW w:type="dxa" w:w="1400"/>
+            <w:tcBorders>
+              <w:top w:val="single" w:color="D9D4CB" w:sz="4"/>
+              <w:left w:val="none" w:color="auto" w:sz="0"/>
+              <w:bottom w:val="single" w:color="D9D4CB" w:sz="4"/>
+              <w:right w:val="none" w:color="auto" w:sz="0"/>
+            </w:tcBorders>
+            <w:tcMar>
+              <w:top w:type="dxa" w:w="52"/>
+              <w:left w:type="dxa" w:w="100"/>
+              <w:bottom w:type="dxa" w:w="52"/>
+              <w:right w:type="dxa" w:w="100"/>
+            </w:tcMar>
+            <w:vAlign w:val="center"/>
+          </w:tcPr>
+          <w:p>
+            <w:pPr>
+              <w:spacing w:after="0" w:line="240" w:lineRule="auto"/>
+              <w:jc w:val="center"/>
+            </w:pPr>
+            <w:r>
+              <w:rPr>
+                <w:rFonts w:ascii="Arial" w:cs="Arial" w:eastAsia="Arial" w:hAnsi="Arial"/>
+                <w:b w:val="false"/>
+                <w:bCs w:val="false"/>
+                <w:i w:val="false"/>
+                <w:iCs w:val="false"/>
+                <w:color w:val="2A2E38"/>
+                <w:sz w:val="17"/>
+                <w:szCs w:val="17"/>
+              </w:rPr>
+              <w:t xml:space="preserve">64 – 168</w:t>
+            </w:r>
+          </w:p>
+        </w:tc>
+        <w:tc>
+          <w:tcPr>
+            <w:tcW w:type="dxa" w:w="1418"/>
+            <w:tcBorders>
+              <w:top w:val="single" w:color="D9D4CB" w:sz="4"/>
+              <w:left w:val="none" w:color="auto" w:sz="0"/>
+              <w:bottom w:val="single" w:color="D9D4CB" w:sz="4"/>
+              <w:right w:val="none" w:color="auto" w:sz="0"/>
+            </w:tcBorders>
+            <w:tcMar>
+              <w:top w:type="dxa" w:w="52"/>
+              <w:left w:type="dxa" w:w="100"/>
+              <w:bottom w:type="dxa" w:w="52"/>
+              <w:right w:type="dxa" w:w="100"/>
+            </w:tcMar>
+            <w:vAlign w:val="center"/>
+          </w:tcPr>
+          <w:p>
+            <w:pPr>
+              <w:spacing w:after="0" w:line="240" w:lineRule="auto"/>
+              <w:jc w:val="center"/>
+            </w:pPr>
+            <w:r>
+              <w:rPr>
+                <w:rFonts w:ascii="Arial" w:cs="Arial" w:eastAsia="Arial" w:hAnsi="Arial"/>
+                <w:b w:val="false"/>
+                <w:bCs w:val="false"/>
+                <w:i w:val="false"/>
+                <w:iCs w:val="false"/>
+                <w:color w:val="2A2E38"/>
+                <w:sz w:val="17"/>
+                <w:szCs w:val="17"/>
+              </w:rPr>
+              <w:t xml:space="preserve">1,58 – 2,17</w:t>
+            </w:r>
+          </w:p>
+        </w:tc>
+      </w:tr>
+      <w:tr>
+        <w:tc>
+          <w:tcPr>
+            <w:tcW w:type="dxa" w:w="520"/>
+            <w:tcBorders>
+              <w:top w:val="single" w:color="D9D4CB" w:sz="4"/>
+              <w:left w:val="none" w:color="auto" w:sz="0"/>
+              <w:bottom w:val="single" w:color="D9D4CB" w:sz="4"/>
+              <w:right w:val="none" w:color="auto" w:sz="0"/>
+            </w:tcBorders>
+            <w:shd w:fill="FBFAF8" w:color="auto" w:val="clear"/>
+            <w:tcMar>
+              <w:top w:type="dxa" w:w="52"/>
+              <w:left w:type="dxa" w:w="100"/>
+              <w:bottom w:type="dxa" w:w="52"/>
+              <w:right w:type="dxa" w:w="100"/>
+            </w:tcMar>
+            <w:vAlign w:val="center"/>
+          </w:tcPr>
+          <w:p>
+            <w:pPr>
+              <w:spacing w:after="0" w:line="240" w:lineRule="auto"/>
+              <w:jc w:val="left"/>
+            </w:pPr>
+            <w:r>
+              <w:rPr>
+                <w:rFonts w:ascii="Arial" w:cs="Arial" w:eastAsia="Arial" w:hAnsi="Arial"/>
+                <w:b/>
+                <w:bCs/>
+                <w:i w:val="false"/>
+                <w:iCs w:val="false"/>
+                <w:color w:val="2A2E38"/>
+                <w:sz w:val="17"/>
+                <w:szCs w:val="17"/>
+              </w:rPr>
+              <w:t xml:space="preserve">4</w:t>
+            </w:r>
+          </w:p>
+        </w:tc>
+        <w:tc>
+          <w:tcPr>
+            <w:tcW w:type="dxa" w:w="1750"/>
+            <w:tcBorders>
+              <w:top w:val="single" w:color="D9D4CB" w:sz="4"/>
+              <w:left w:val="none" w:color="auto" w:sz="0"/>
+              <w:bottom w:val="single" w:color="D9D4CB" w:sz="4"/>
+              <w:right w:val="none" w:color="auto" w:sz="0"/>
+            </w:tcBorders>
+            <w:shd w:fill="FBFAF8" w:color="auto" w:val="clear"/>
+            <w:tcMar>
+              <w:top w:type="dxa" w:w="52"/>
+              <w:left w:type="dxa" w:w="100"/>
+              <w:bottom w:type="dxa" w:w="52"/>
+              <w:right w:type="dxa" w:w="100"/>
+            </w:tcMar>
+            <w:vAlign w:val="center"/>
+          </w:tcPr>
+          <w:p>
+            <w:pPr>
+              <w:spacing w:after="0" w:line="240" w:lineRule="auto"/>
+              <w:jc w:val="left"/>
+            </w:pPr>
+            <w:r>
+              <w:rPr>
+                <w:rFonts w:ascii="Arial" w:cs="Arial" w:eastAsia="Arial" w:hAnsi="Arial"/>
+                <w:b w:val="false"/>
+                <w:bCs w:val="false"/>
+                <w:i w:val="false"/>
+                <w:iCs w:val="false"/>
+                <w:color w:val="2A2E38"/>
+                <w:sz w:val="17"/>
+                <w:szCs w:val="17"/>
+              </w:rPr>
+              <w:t xml:space="preserve">Ридж</w:t>
+            </w:r>
+          </w:p>
+        </w:tc>
+        <w:tc>
+          <w:tcPr>
+            <w:tcW w:type="dxa" w:w="1000"/>
+            <w:tcBorders>
+              <w:top w:val="single" w:color="D9D4CB" w:sz="4"/>
+              <w:left w:val="none" w:color="auto" w:sz="0"/>
+              <w:bottom w:val="single" w:color="D9D4CB" w:sz="4"/>
+              <w:right w:val="none" w:color="auto" w:sz="0"/>
+            </w:tcBorders>
+            <w:shd w:fill="FBFAF8" w:color="auto" w:val="clear"/>
+            <w:tcMar>
+              <w:top w:type="dxa" w:w="52"/>
+              <w:left w:type="dxa" w:w="100"/>
+              <w:bottom w:type="dxa" w:w="52"/>
+              <w:right w:type="dxa" w:w="100"/>
+            </w:tcMar>
+            <w:vAlign w:val="center"/>
+          </w:tcPr>
+          <w:p>
+            <w:pPr>
+              <w:spacing w:after="0" w:line="240" w:lineRule="auto"/>
+              <w:jc w:val="center"/>
+            </w:pPr>
+            <w:r>
+              <w:rPr>
+                <w:rFonts w:ascii="Arial" w:cs="Arial" w:eastAsia="Arial" w:hAnsi="Arial"/>
+                <w:b w:val="false"/>
+                <w:bCs w:val="false"/>
+                <w:i w:val="false"/>
+                <w:iCs w:val="false"/>
+                <w:color w:val="2A2E38"/>
+                <w:sz w:val="17"/>
+                <w:szCs w:val="17"/>
+              </w:rPr>
+              <w:t xml:space="preserve">1,40 км</w:t>
+            </w:r>
+          </w:p>
+        </w:tc>
+        <w:tc>
+          <w:tcPr>
+            <w:tcW w:type="dxa" w:w="950"/>
+            <w:tcBorders>
+              <w:top w:val="single" w:color="D9D4CB" w:sz="4"/>
+              <w:left w:val="none" w:color="auto" w:sz="0"/>
+              <w:bottom w:val="single" w:color="D9D4CB" w:sz="4"/>
+              <w:right w:val="none" w:color="auto" w:sz="0"/>
+            </w:tcBorders>
+            <w:shd w:fill="FBFAF8" w:color="auto" w:val="clear"/>
+            <w:tcMar>
+              <w:top w:type="dxa" w:w="52"/>
+              <w:left w:type="dxa" w:w="100"/>
+              <w:bottom w:type="dxa" w:w="52"/>
+              <w:right w:type="dxa" w:w="100"/>
+            </w:tcMar>
+            <w:vAlign w:val="center"/>
+          </w:tcPr>
+          <w:p>
+            <w:pPr>
+              <w:spacing w:after="0" w:line="240" w:lineRule="auto"/>
+              <w:jc w:val="center"/>
+            </w:pPr>
+            <w:r>
+              <w:rPr>
+                <w:rFonts w:ascii="Arial" w:cs="Arial" w:eastAsia="Arial" w:hAnsi="Arial"/>
+                <w:b w:val="false"/>
+                <w:bCs w:val="false"/>
+                <w:i w:val="false"/>
+                <w:iCs w:val="false"/>
+                <w:color w:val="2A2E38"/>
+                <w:sz w:val="17"/>
+                <w:szCs w:val="17"/>
+              </w:rPr>
+              <w:t xml:space="preserve">II кв. 2030</w:t>
+            </w:r>
+          </w:p>
+        </w:tc>
+        <w:tc>
+          <w:tcPr>
+            <w:tcW w:type="dxa" w:w="1900"/>
+            <w:tcBorders>
+              <w:top w:val="single" w:color="D9D4CB" w:sz="4"/>
+              <w:left w:val="none" w:color="auto" w:sz="0"/>
+              <w:bottom w:val="single" w:color="D9D4CB" w:sz="4"/>
+              <w:right w:val="none" w:color="auto" w:sz="0"/>
+            </w:tcBorders>
+            <w:shd w:fill="FBFAF8" w:color="auto" w:val="clear"/>
+            <w:tcMar>
+              <w:top w:type="dxa" w:w="52"/>
+              <w:left w:type="dxa" w:w="100"/>
+              <w:bottom w:type="dxa" w:w="52"/>
+              <w:right w:type="dxa" w:w="100"/>
+            </w:tcMar>
+            <w:vAlign w:val="center"/>
+          </w:tcPr>
+          <w:p>
+            <w:pPr>
+              <w:spacing w:after="0" w:line="240" w:lineRule="auto"/>
+              <w:jc w:val="left"/>
+            </w:pPr>
+            <w:r>
+              <w:rPr>
+                <w:rFonts w:ascii="Arial" w:cs="Arial" w:eastAsia="Arial" w:hAnsi="Arial"/>
+                <w:b w:val="false"/>
+                <w:bCs w:val="false"/>
+                <w:i w:val="false"/>
+                <w:iCs w:val="false"/>
+                <w:color w:val="2A2E38"/>
+                <w:sz w:val="17"/>
+                <w:szCs w:val="17"/>
+              </w:rPr>
+              <w:t xml:space="preserve">без отделки 120</w:t>
+            </w:r>
+          </w:p>
+        </w:tc>
+        <w:tc>
+          <w:tcPr>
+            <w:tcW w:type="dxa" w:w="700"/>
+            <w:tcBorders>
+              <w:top w:val="single" w:color="D9D4CB" w:sz="4"/>
+              <w:left w:val="none" w:color="auto" w:sz="0"/>
+              <w:bottom w:val="single" w:color="D9D4CB" w:sz="4"/>
+              <w:right w:val="none" w:color="auto" w:sz="0"/>
+            </w:tcBorders>
+            <w:shd w:fill="FBFAF8" w:color="auto" w:val="clear"/>
+            <w:tcMar>
+              <w:top w:type="dxa" w:w="52"/>
+              <w:left w:type="dxa" w:w="100"/>
+              <w:bottom w:type="dxa" w:w="52"/>
+              <w:right w:type="dxa" w:w="100"/>
+            </w:tcMar>
+            <w:vAlign w:val="center"/>
+          </w:tcPr>
+          <w:p>
+            <w:pPr>
+              <w:spacing w:after="0" w:line="240" w:lineRule="auto"/>
+              <w:jc w:val="center"/>
+            </w:pPr>
+            <w:r>
+              <w:rPr>
+                <w:rFonts w:ascii="Arial" w:cs="Arial" w:eastAsia="Arial" w:hAnsi="Arial"/>
+                <w:b w:val="false"/>
+                <w:bCs w:val="false"/>
+                <w:i w:val="false"/>
+                <w:iCs w:val="false"/>
+                <w:color w:val="2A2E38"/>
+                <w:sz w:val="17"/>
+                <w:szCs w:val="17"/>
+              </w:rPr>
+              <w:t xml:space="preserve">120</w:t>
+            </w:r>
+          </w:p>
+        </w:tc>
+        <w:tc>
+          <w:tcPr>
+            <w:tcW w:type="dxa" w:w="1400"/>
+            <w:tcBorders>
+              <w:top w:val="single" w:color="D9D4CB" w:sz="4"/>
+              <w:left w:val="none" w:color="auto" w:sz="0"/>
+              <w:bottom w:val="single" w:color="D9D4CB" w:sz="4"/>
+              <w:right w:val="none" w:color="auto" w:sz="0"/>
+            </w:tcBorders>
+            <w:shd w:fill="FBFAF8" w:color="auto" w:val="clear"/>
+            <w:tcMar>
+              <w:top w:type="dxa" w:w="52"/>
+              <w:left w:type="dxa" w:w="100"/>
+              <w:bottom w:type="dxa" w:w="52"/>
+              <w:right w:type="dxa" w:w="100"/>
+            </w:tcMar>
+            <w:vAlign w:val="center"/>
+          </w:tcPr>
+          <w:p>
+            <w:pPr>
+              <w:spacing w:after="0" w:line="240" w:lineRule="auto"/>
+              <w:jc w:val="center"/>
+            </w:pPr>
+            <w:r>
+              <w:rPr>
+                <w:rFonts w:ascii="Arial" w:cs="Arial" w:eastAsia="Arial" w:hAnsi="Arial"/>
+                <w:b w:val="false"/>
+                <w:bCs w:val="false"/>
+                <w:i w:val="false"/>
+                <w:iCs w:val="false"/>
+                <w:color w:val="2A2E38"/>
+                <w:sz w:val="17"/>
+                <w:szCs w:val="17"/>
+              </w:rPr>
+              <w:t xml:space="preserve">28 – 109</w:t>
+            </w:r>
+          </w:p>
+        </w:tc>
+        <w:tc>
+          <w:tcPr>
+            <w:tcW w:type="dxa" w:w="1418"/>
+            <w:tcBorders>
+              <w:top w:val="single" w:color="D9D4CB" w:sz="4"/>
+              <w:left w:val="none" w:color="auto" w:sz="0"/>
+              <w:bottom w:val="single" w:color="D9D4CB" w:sz="4"/>
+              <w:right w:val="none" w:color="auto" w:sz="0"/>
+            </w:tcBorders>
+            <w:shd w:fill="FBFAF8" w:color="auto" w:val="clear"/>
+            <w:tcMar>
+              <w:top w:type="dxa" w:w="52"/>
+              <w:left w:type="dxa" w:w="100"/>
+              <w:bottom w:type="dxa" w:w="52"/>
+              <w:right w:type="dxa" w:w="100"/>
+            </w:tcMar>
+            <w:vAlign w:val="center"/>
+          </w:tcPr>
+          <w:p>
+            <w:pPr>
+              <w:spacing w:after="0" w:line="240" w:lineRule="auto"/>
+              <w:jc w:val="center"/>
+            </w:pPr>
+            <w:r>
+              <w:rPr>
+                <w:rFonts w:ascii="Arial" w:cs="Arial" w:eastAsia="Arial" w:hAnsi="Arial"/>
+                <w:b w:val="false"/>
+                <w:bCs w:val="false"/>
+                <w:i w:val="false"/>
+                <w:iCs w:val="false"/>
+                <w:color w:val="2A2E38"/>
+                <w:sz w:val="17"/>
+                <w:szCs w:val="17"/>
+              </w:rPr>
+              <w:t xml:space="preserve">0,51 – 0,90</w:t>
+            </w:r>
+          </w:p>
+        </w:tc>
+      </w:tr>
+      <w:tr>
+        <w:tc>
+          <w:tcPr>
+            <w:tcW w:type="dxa" w:w="520"/>
+            <w:tcBorders>
+              <w:top w:val="single" w:color="D9D4CB" w:sz="4"/>
+              <w:left w:val="none" w:color="auto" w:sz="0"/>
+              <w:bottom w:val="single" w:color="D9D4CB" w:sz="4"/>
+              <w:right w:val="none" w:color="auto" w:sz="0"/>
+            </w:tcBorders>
+            <w:tcMar>
+              <w:top w:type="dxa" w:w="52"/>
+              <w:left w:type="dxa" w:w="100"/>
+              <w:bottom w:type="dxa" w:w="52"/>
+              <w:right w:type="dxa" w:w="100"/>
+            </w:tcMar>
+            <w:vAlign w:val="center"/>
+          </w:tcPr>
+          <w:p>
+            <w:pPr>
+              <w:spacing w:after="0" w:line="240" w:lineRule="auto"/>
+              <w:jc w:val="left"/>
+            </w:pPr>
+            <w:r>
+              <w:rPr>
+                <w:rFonts w:ascii="Arial" w:cs="Arial" w:eastAsia="Arial" w:hAnsi="Arial"/>
+                <w:b/>
+                <w:bCs/>
+                <w:i w:val="false"/>
+                <w:iCs w:val="false"/>
+                <w:color w:val="2A2E38"/>
+                <w:sz w:val="17"/>
+                <w:szCs w:val="17"/>
+              </w:rPr>
+              <w:t xml:space="preserve">5</w:t>
+            </w:r>
+          </w:p>
+        </w:tc>
+        <w:tc>
+          <w:tcPr>
+            <w:tcW w:type="dxa" w:w="1750"/>
+            <w:tcBorders>
+              <w:top w:val="single" w:color="D9D4CB" w:sz="4"/>
+              <w:left w:val="none" w:color="auto" w:sz="0"/>
+              <w:bottom w:val="single" w:color="D9D4CB" w:sz="4"/>
+              <w:right w:val="none" w:color="auto" w:sz="0"/>
+            </w:tcBorders>
+            <w:tcMar>
+              <w:top w:type="dxa" w:w="52"/>
+              <w:left w:type="dxa" w:w="100"/>
+              <w:bottom w:type="dxa" w:w="52"/>
+              <w:right w:type="dxa" w:w="100"/>
+            </w:tcMar>
+            <w:vAlign w:val="center"/>
+          </w:tcPr>
+          <w:p>
+            <w:pPr>
+              <w:spacing w:after="0" w:line="240" w:lineRule="auto"/>
+              <w:jc w:val="left"/>
+            </w:pPr>
+            <w:r>
+              <w:rPr>
+                <w:rFonts w:ascii="Arial" w:cs="Arial" w:eastAsia="Arial" w:hAnsi="Arial"/>
+                <w:b w:val="false"/>
+                <w:bCs w:val="false"/>
+                <w:i w:val="false"/>
+                <w:iCs w:val="false"/>
+                <w:color w:val="2A2E38"/>
+                <w:sz w:val="17"/>
+                <w:szCs w:val="17"/>
+              </w:rPr>
+              <w:t xml:space="preserve">Мод</w:t>
+            </w:r>
+          </w:p>
+        </w:tc>
+        <w:tc>
+          <w:tcPr>
+            <w:tcW w:type="dxa" w:w="1000"/>
+            <w:tcBorders>
+              <w:top w:val="single" w:color="D9D4CB" w:sz="4"/>
+              <w:left w:val="none" w:color="auto" w:sz="0"/>
+              <w:bottom w:val="single" w:color="D9D4CB" w:sz="4"/>
+              <w:right w:val="none" w:color="auto" w:sz="0"/>
+            </w:tcBorders>
+            <w:tcMar>
+              <w:top w:type="dxa" w:w="52"/>
+              <w:left w:type="dxa" w:w="100"/>
+              <w:bottom w:type="dxa" w:w="52"/>
+              <w:right w:type="dxa" w:w="100"/>
+            </w:tcMar>
+            <w:vAlign w:val="center"/>
+          </w:tcPr>
+          <w:p>
+            <w:pPr>
+              <w:spacing w:after="0" w:line="240" w:lineRule="auto"/>
+              <w:jc w:val="center"/>
+            </w:pPr>
+            <w:r>
+              <w:rPr>
+                <w:rFonts w:ascii="Arial" w:cs="Arial" w:eastAsia="Arial" w:hAnsi="Arial"/>
+                <w:b w:val="false"/>
+                <w:bCs w:val="false"/>
+                <w:i w:val="false"/>
+                <w:iCs w:val="false"/>
+                <w:color w:val="2A2E38"/>
+                <w:sz w:val="17"/>
+                <w:szCs w:val="17"/>
+              </w:rPr>
+              <w:t xml:space="preserve">1,43 км</w:t>
+            </w:r>
+          </w:p>
+        </w:tc>
+        <w:tc>
+          <w:tcPr>
+            <w:tcW w:type="dxa" w:w="950"/>
+            <w:tcBorders>
+              <w:top w:val="single" w:color="D9D4CB" w:sz="4"/>
+              <w:left w:val="none" w:color="auto" w:sz="0"/>
+              <w:bottom w:val="single" w:color="D9D4CB" w:sz="4"/>
+              <w:right w:val="none" w:color="auto" w:sz="0"/>
+            </w:tcBorders>
+            <w:tcMar>
+              <w:top w:type="dxa" w:w="52"/>
+              <w:left w:type="dxa" w:w="100"/>
+              <w:bottom w:type="dxa" w:w="52"/>
+              <w:right w:type="dxa" w:w="100"/>
+            </w:tcMar>
+            <w:vAlign w:val="center"/>
+          </w:tcPr>
+          <w:p>
+            <w:pPr>
+              <w:spacing w:after="0" w:line="240" w:lineRule="auto"/>
+              <w:jc w:val="center"/>
+            </w:pPr>
+            <w:r>
+              <w:rPr>
+                <w:rFonts w:ascii="Arial" w:cs="Arial" w:eastAsia="Arial" w:hAnsi="Arial"/>
+                <w:b w:val="false"/>
+                <w:bCs w:val="false"/>
+                <w:i w:val="false"/>
+                <w:iCs w:val="false"/>
+                <w:color w:val="2A2E38"/>
+                <w:sz w:val="17"/>
+                <w:szCs w:val="17"/>
+              </w:rPr>
+              <w:t xml:space="preserve">IV кв. 2025</w:t>
+            </w:r>
+          </w:p>
+        </w:tc>
+        <w:tc>
+          <w:tcPr>
+            <w:tcW w:type="dxa" w:w="1900"/>
+            <w:tcBorders>
+              <w:top w:val="single" w:color="D9D4CB" w:sz="4"/>
+              <w:left w:val="none" w:color="auto" w:sz="0"/>
+              <w:bottom w:val="single" w:color="D9D4CB" w:sz="4"/>
+              <w:right w:val="none" w:color="auto" w:sz="0"/>
+            </w:tcBorders>
+            <w:tcMar>
+              <w:top w:type="dxa" w:w="52"/>
+              <w:left w:type="dxa" w:w="100"/>
+              <w:bottom w:type="dxa" w:w="52"/>
+              <w:right w:type="dxa" w:w="100"/>
+            </w:tcMar>
+            <w:vAlign w:val="center"/>
+          </w:tcPr>
+          <w:p>
+            <w:pPr>
+              <w:spacing w:after="0" w:line="240" w:lineRule="auto"/>
+              <w:jc w:val="left"/>
+            </w:pPr>
+            <w:r>
+              <w:rPr>
+                <w:rFonts w:ascii="Arial" w:cs="Arial" w:eastAsia="Arial" w:hAnsi="Arial"/>
+                <w:b w:val="false"/>
+                <w:bCs w:val="false"/>
+                <w:i w:val="false"/>
+                <w:iCs w:val="false"/>
+                <w:color w:val="2A2E38"/>
+                <w:sz w:val="17"/>
+                <w:szCs w:val="17"/>
+              </w:rPr>
+              <w:t xml:space="preserve">не указана 47 · без отделки 34</w:t>
+            </w:r>
+          </w:p>
+        </w:tc>
+        <w:tc>
+          <w:tcPr>
+            <w:tcW w:type="dxa" w:w="700"/>
+            <w:tcBorders>
+              <w:top w:val="single" w:color="D9D4CB" w:sz="4"/>
+              <w:left w:val="none" w:color="auto" w:sz="0"/>
+              <w:bottom w:val="single" w:color="D9D4CB" w:sz="4"/>
+              <w:right w:val="none" w:color="auto" w:sz="0"/>
+            </w:tcBorders>
+            <w:tcMar>
+              <w:top w:type="dxa" w:w="52"/>
+              <w:left w:type="dxa" w:w="100"/>
+              <w:bottom w:type="dxa" w:w="52"/>
+              <w:right w:type="dxa" w:w="100"/>
+            </w:tcMar>
+            <w:vAlign w:val="center"/>
+          </w:tcPr>
+          <w:p>
+            <w:pPr>
+              <w:spacing w:after="0" w:line="240" w:lineRule="auto"/>
+              <w:jc w:val="center"/>
+            </w:pPr>
+            <w:r>
+              <w:rPr>
+                <w:rFonts w:ascii="Arial" w:cs="Arial" w:eastAsia="Arial" w:hAnsi="Arial"/>
+                <w:b w:val="false"/>
+                <w:bCs w:val="false"/>
+                <w:i w:val="false"/>
+                <w:iCs w:val="false"/>
+                <w:color w:val="2A2E38"/>
+                <w:sz w:val="17"/>
+                <w:szCs w:val="17"/>
+              </w:rPr>
+              <w:t xml:space="preserve">81</w:t>
+            </w:r>
+          </w:p>
+        </w:tc>
+        <w:tc>
+          <w:tcPr>
+            <w:tcW w:type="dxa" w:w="1400"/>
+            <w:tcBorders>
+              <w:top w:val="single" w:color="D9D4CB" w:sz="4"/>
+              <w:left w:val="none" w:color="auto" w:sz="0"/>
+              <w:bottom w:val="single" w:color="D9D4CB" w:sz="4"/>
+              <w:right w:val="none" w:color="auto" w:sz="0"/>
+            </w:tcBorders>
+            <w:tcMar>
+              <w:top w:type="dxa" w:w="52"/>
+              <w:left w:type="dxa" w:w="100"/>
+              <w:bottom w:type="dxa" w:w="52"/>
+              <w:right w:type="dxa" w:w="100"/>
+            </w:tcMar>
+            <w:vAlign w:val="center"/>
+          </w:tcPr>
+          <w:p>
+            <w:pPr>
+              <w:spacing w:after="0" w:line="240" w:lineRule="auto"/>
+              <w:jc w:val="center"/>
+            </w:pPr>
+            <w:r>
+              <w:rPr>
+                <w:rFonts w:ascii="Arial" w:cs="Arial" w:eastAsia="Arial" w:hAnsi="Arial"/>
+                <w:b w:val="false"/>
+                <w:bCs w:val="false"/>
+                <w:i w:val="false"/>
+                <w:iCs w:val="false"/>
+                <w:color w:val="2A2E38"/>
+                <w:sz w:val="17"/>
+                <w:szCs w:val="17"/>
+              </w:rPr>
+              <w:t xml:space="preserve">30 – 115</w:t>
+            </w:r>
+          </w:p>
+        </w:tc>
+        <w:tc>
+          <w:tcPr>
+            <w:tcW w:type="dxa" w:w="1418"/>
+            <w:tcBorders>
+              <w:top w:val="single" w:color="D9D4CB" w:sz="4"/>
+              <w:left w:val="none" w:color="auto" w:sz="0"/>
+              <w:bottom w:val="single" w:color="D9D4CB" w:sz="4"/>
+              <w:right w:val="none" w:color="auto" w:sz="0"/>
+            </w:tcBorders>
+            <w:tcMar>
+              <w:top w:type="dxa" w:w="52"/>
+              <w:left w:type="dxa" w:w="100"/>
+              <w:bottom w:type="dxa" w:w="52"/>
+              <w:right w:type="dxa" w:w="100"/>
+            </w:tcMar>
+            <w:vAlign w:val="center"/>
+          </w:tcPr>
+          <w:p>
+            <w:pPr>
+              <w:spacing w:after="0" w:line="240" w:lineRule="auto"/>
+              <w:jc w:val="center"/>
+            </w:pPr>
+            <w:r>
+              <w:rPr>
+                <w:rFonts w:ascii="Arial" w:cs="Arial" w:eastAsia="Arial" w:hAnsi="Arial"/>
+                <w:b w:val="false"/>
+                <w:bCs w:val="false"/>
+                <w:i w:val="false"/>
+                <w:iCs w:val="false"/>
+                <w:color w:val="2A2E38"/>
+                <w:sz w:val="17"/>
+                <w:szCs w:val="17"/>
+              </w:rPr>
+              <w:t xml:space="preserve">0,51 – 0,72</w:t>
+            </w:r>
+          </w:p>
+        </w:tc>
+      </w:tr>
+    </w:tbl>
+    <w:p>
+      <w:pPr>
+        <w:spacing w:after="30"/>
+      </w:pPr>
+      <w:r>
+        <w:rPr>
+          <w:rFonts w:ascii="Arial" w:cs="Arial" w:eastAsia="Arial" w:hAnsi="Arial"/>
+          <w:b w:val="false"/>
+          <w:bCs w:val="false"/>
+          <w:i w:val="false"/>
+          <w:iCs w:val="false"/>
+          <w:color w:val="2A2E38"/>
+          <w:sz w:val="19"/>
+          <w:szCs w:val="19"/>
+        </w:rPr>
+        <w:t xml:space="preserve"/>
+      </w:r>
+    </w:p>
+    <w:p>
+      <w:pPr>
+        <w:spacing w:after="60" w:line="230" w:lineRule="auto"/>
+        <w:ind w:right="1560"/>
+      </w:pPr>
+      <w:r>
+        <w:rPr>
+          <w:rFonts w:ascii="Arial" w:cs="Arial" w:eastAsia="Arial" w:hAnsi="Arial"/>
+          <w:b w:val="false"/>
+          <w:bCs w:val="false"/>
+          <w:i w:val="false"/>
+          <w:iCs w:val="false"/>
+          <w:color w:val="70788A"/>
+          <w:sz w:val="15"/>
+          <w:szCs w:val="15"/>
+        </w:rPr>
+        <w:t xml:space="preserve">Отделка — из поля выдачи Циан. «Не указана» означает пустое поле у застройщика, а не оболочку. Медиана метра по трём премиальным проектам (75 лотов) — 2 350 000 ₽, по двум высотным бизнес-класса (201 лот) — 649 902 ₽.</w:t>
+      </w:r>
+    </w:p>
+    <w:p>
+      <w:pPr>
+        <w:keepNext/>
+        <w:keepLines/>
+        <w:pageBreakBefore/>
+        <w:pBdr>
+          <w:bottom w:val="single" w:color="A9762F" w:sz="10" w:space="8"/>
+        </w:pBdr>
+        <w:spacing w:after="160"/>
+      </w:pPr>
+      <w:r>
+        <w:rPr>
+          <w:rFonts w:ascii="Georgia" w:cs="Georgia" w:eastAsia="Georgia" w:hAnsi="Georgia"/>
+          <w:b/>
+          <w:bCs/>
+          <w:i w:val="false"/>
+          <w:iCs w:val="false"/>
+          <w:color w:val="1F2A44"/>
+          <w:sz w:val="36"/>
+          <w:szCs w:val="36"/>
+        </w:rPr>
+        <w:t xml:space="preserve">Вторичка в готовых домах</w:t>
+      </w:r>
+    </w:p>
+    <w:p>
+      <w:pPr>
+        <w:spacing w:after="180" w:line="258" w:lineRule="auto"/>
+        <w:ind w:right="1560"/>
+      </w:pPr>
+      <w:r>
+        <w:rPr>
+          <w:rFonts w:ascii="Arial" w:cs="Arial" w:eastAsia="Arial" w:hAnsi="Arial"/>
+          <w:b w:val="false"/>
+          <w:bCs w:val="false"/>
+          <w:i w:val="false"/>
+          <w:iCs w:val="false"/>
+          <w:color w:val="2A2E38"/>
+          <w:sz w:val="19"/>
+          <w:szCs w:val="19"/>
+        </w:rPr>
+        <w:t xml:space="preserve">В радиусе километра от участка новостроек нет вовсе: ближайшие начинаются с 1,3 км. Всё, что продаётся ближе, — 26 лотов во вторичке с медианой метра 899 606 ₽.</w:t>
+      </w:r>
+    </w:p>
+    <w:tbl>
+      <w:tblPr>
+        <w:tblW w:type="dxa" w:w="9638"/>
+        <w:tblBorders>
+          <w:top w:val="single" w:color="auto" w:sz="4"/>
+          <w:left w:val="single" w:color="auto" w:sz="4"/>
+          <w:bottom w:val="single" w:color="auto" w:sz="4"/>
+          <w:right w:val="single" w:color="auto" w:sz="4"/>
+          <w:insideH w:val="single" w:color="auto" w:sz="4"/>
+          <w:insideV w:val="single" w:color="auto" w:sz="4"/>
+        </w:tblBorders>
+      </w:tblPr>
+      <w:tblGrid>
+        <w:gridCol w:w="520"/>
+        <w:gridCol w:w="1900"/>
+        <w:gridCol w:w="1000"/>
+        <w:gridCol w:w="800"/>
+        <w:gridCol w:w="700"/>
+        <w:gridCol w:w="1400"/>
+        <w:gridCol w:w="1418"/>
+        <w:gridCol w:w="1900"/>
+      </w:tblGrid>
+      <w:tr>
+        <w:trPr>
+          <w:tblHeader/>
+        </w:trPr>
+        <w:tc>
+          <w:tcPr>
+            <w:tcW w:type="dxa" w:w="520"/>
+            <w:tcBorders>
+              <w:top w:val="single" w:color="1F2A44" w:sz="4"/>
+              <w:left w:val="none" w:color="auto" w:sz="0"/>
+              <w:bottom w:val="single" w:color="D9D4CB" w:sz="4"/>
+              <w:right w:val="none" w:color="auto" w:sz="0"/>
+            </w:tcBorders>
+            <w:shd w:fill="1F2A44" w:color="auto" w:val="clear"/>
+            <w:tcMar>
+              <w:top w:type="dxa" w:w="52"/>
+              <w:left w:type="dxa" w:w="100"/>
+              <w:bottom w:type="dxa" w:w="52"/>
+              <w:right w:type="dxa" w:w="100"/>
+            </w:tcMar>
+            <w:vAlign w:val="center"/>
+          </w:tcPr>
+          <w:p>
+            <w:pPr>
+              <w:spacing w:after="0" w:line="240" w:lineRule="auto"/>
+              <w:jc w:val="left"/>
+            </w:pPr>
+            <w:r>
+              <w:rPr>
+                <w:rFonts w:ascii="Arial" w:cs="Arial" w:eastAsia="Arial" w:hAnsi="Arial"/>
+                <w:b/>
+                <w:bCs/>
+                <w:i w:val="false"/>
+                <w:iCs w:val="false"/>
+                <w:color w:val="FFFFFF"/>
+                <w:sz w:val="16"/>
+                <w:szCs w:val="16"/>
+              </w:rPr>
+              <w:t xml:space="preserve">№</w:t>
+            </w:r>
+          </w:p>
+        </w:tc>
+        <w:tc>
+          <w:tcPr>
+            <w:tcW w:type="dxa" w:w="1900"/>
+            <w:tcBorders>
+              <w:top w:val="single" w:color="1F2A44" w:sz="4"/>
+              <w:left w:val="none" w:color="auto" w:sz="0"/>
+              <w:bottom w:val="single" w:color="D9D4CB" w:sz="4"/>
+              <w:right w:val="none" w:color="auto" w:sz="0"/>
+            </w:tcBorders>
+            <w:shd w:fill="1F2A44" w:color="auto" w:val="clear"/>
+            <w:tcMar>
+              <w:top w:type="dxa" w:w="52"/>
+              <w:left w:type="dxa" w:w="100"/>
+              <w:bottom w:type="dxa" w:w="52"/>
+              <w:right w:type="dxa" w:w="100"/>
+            </w:tcMar>
+            <w:vAlign w:val="center"/>
+          </w:tcPr>
+          <w:p>
+            <w:pPr>
+              <w:spacing w:after="0" w:line="240" w:lineRule="auto"/>
+              <w:jc w:val="center"/>
+            </w:pPr>
+            <w:r>
+              <w:rPr>
+                <w:rFonts w:ascii="Arial" w:cs="Arial" w:eastAsia="Arial" w:hAnsi="Arial"/>
+                <w:b/>
+                <w:bCs/>
+                <w:i w:val="false"/>
+                <w:iCs w:val="false"/>
+                <w:color w:val="FFFFFF"/>
+                <w:sz w:val="16"/>
+                <w:szCs w:val="16"/>
+              </w:rPr>
+              <w:t xml:space="preserve">Дом</w:t>
+            </w:r>
+          </w:p>
+        </w:tc>
+        <w:tc>
+          <w:tcPr>
+            <w:tcW w:type="dxa" w:w="1000"/>
+            <w:tcBorders>
+              <w:top w:val="single" w:color="1F2A44" w:sz="4"/>
+              <w:left w:val="none" w:color="auto" w:sz="0"/>
+              <w:bottom w:val="single" w:color="D9D4CB" w:sz="4"/>
+              <w:right w:val="none" w:color="auto" w:sz="0"/>
+            </w:tcBorders>
+            <w:shd w:fill="1F2A44" w:color="auto" w:val="clear"/>
+            <w:tcMar>
+              <w:top w:type="dxa" w:w="52"/>
+              <w:left w:type="dxa" w:w="100"/>
+              <w:bottom w:type="dxa" w:w="52"/>
+              <w:right w:type="dxa" w:w="100"/>
+            </w:tcMar>
+            <w:vAlign w:val="center"/>
+          </w:tcPr>
+          <w:p>
+            <w:pPr>
+              <w:spacing w:after="0" w:line="240" w:lineRule="auto"/>
+              <w:jc w:val="center"/>
+            </w:pPr>
+            <w:r>
+              <w:rPr>
+                <w:rFonts w:ascii="Arial" w:cs="Arial" w:eastAsia="Arial" w:hAnsi="Arial"/>
+                <w:b/>
+                <w:bCs/>
+                <w:i w:val="false"/>
+                <w:iCs w:val="false"/>
+                <w:color w:val="FFFFFF"/>
+                <w:sz w:val="16"/>
+                <w:szCs w:val="16"/>
+              </w:rPr>
+              <w:t xml:space="preserve">До нас</w:t>
+            </w:r>
+          </w:p>
+        </w:tc>
+        <w:tc>
+          <w:tcPr>
+            <w:tcW w:type="dxa" w:w="800"/>
+            <w:tcBorders>
+              <w:top w:val="single" w:color="1F2A44" w:sz="4"/>
+              <w:left w:val="none" w:color="auto" w:sz="0"/>
+              <w:bottom w:val="single" w:color="D9D4CB" w:sz="4"/>
+              <w:right w:val="none" w:color="auto" w:sz="0"/>
+            </w:tcBorders>
+            <w:shd w:fill="1F2A44" w:color="auto" w:val="clear"/>
+            <w:tcMar>
+              <w:top w:type="dxa" w:w="52"/>
+              <w:left w:type="dxa" w:w="100"/>
+              <w:bottom w:type="dxa" w:w="52"/>
+              <w:right w:type="dxa" w:w="100"/>
+            </w:tcMar>
+            <w:vAlign w:val="center"/>
+          </w:tcPr>
+          <w:p>
+            <w:pPr>
+              <w:spacing w:after="0" w:line="240" w:lineRule="auto"/>
+              <w:jc w:val="center"/>
+            </w:pPr>
+            <w:r>
+              <w:rPr>
+                <w:rFonts w:ascii="Arial" w:cs="Arial" w:eastAsia="Arial" w:hAnsi="Arial"/>
+                <w:b/>
+                <w:bCs/>
+                <w:i w:val="false"/>
+                <w:iCs w:val="false"/>
+                <w:color w:val="FFFFFF"/>
+                <w:sz w:val="16"/>
+                <w:szCs w:val="16"/>
+              </w:rPr>
+              <w:t xml:space="preserve">Год</w:t>
+            </w:r>
+          </w:p>
+        </w:tc>
+        <w:tc>
+          <w:tcPr>
+            <w:tcW w:type="dxa" w:w="700"/>
+            <w:tcBorders>
+              <w:top w:val="single" w:color="1F2A44" w:sz="4"/>
+              <w:left w:val="none" w:color="auto" w:sz="0"/>
+              <w:bottom w:val="single" w:color="D9D4CB" w:sz="4"/>
+              <w:right w:val="none" w:color="auto" w:sz="0"/>
+            </w:tcBorders>
+            <w:shd w:fill="1F2A44" w:color="auto" w:val="clear"/>
+            <w:tcMar>
+              <w:top w:type="dxa" w:w="52"/>
+              <w:left w:type="dxa" w:w="100"/>
+              <w:bottom w:type="dxa" w:w="52"/>
+              <w:right w:type="dxa" w:w="100"/>
+            </w:tcMar>
+            <w:vAlign w:val="center"/>
+          </w:tcPr>
+          <w:p>
+            <w:pPr>
+              <w:spacing w:after="0" w:line="240" w:lineRule="auto"/>
+              <w:jc w:val="center"/>
+            </w:pPr>
+            <w:r>
+              <w:rPr>
+                <w:rFonts w:ascii="Arial" w:cs="Arial" w:eastAsia="Arial" w:hAnsi="Arial"/>
+                <w:b/>
+                <w:bCs/>
+                <w:i w:val="false"/>
+                <w:iCs w:val="false"/>
+                <w:color w:val="FFFFFF"/>
+                <w:sz w:val="16"/>
+                <w:szCs w:val="16"/>
+              </w:rPr>
+              <w:t xml:space="preserve">Лотов</w:t>
+            </w:r>
+          </w:p>
+        </w:tc>
+        <w:tc>
+          <w:tcPr>
+            <w:tcW w:type="dxa" w:w="1400"/>
+            <w:tcBorders>
+              <w:top w:val="single" w:color="1F2A44" w:sz="4"/>
+              <w:left w:val="none" w:color="auto" w:sz="0"/>
+              <w:bottom w:val="single" w:color="D9D4CB" w:sz="4"/>
+              <w:right w:val="none" w:color="auto" w:sz="0"/>
+            </w:tcBorders>
+            <w:shd w:fill="1F2A44" w:color="auto" w:val="clear"/>
+            <w:tcMar>
+              <w:top w:type="dxa" w:w="52"/>
+              <w:left w:type="dxa" w:w="100"/>
+              <w:bottom w:type="dxa" w:w="52"/>
+              <w:right w:type="dxa" w:w="100"/>
+            </w:tcMar>
+            <w:vAlign w:val="center"/>
+          </w:tcPr>
+          <w:p>
+            <w:pPr>
+              <w:spacing w:after="0" w:line="240" w:lineRule="auto"/>
+              <w:jc w:val="center"/>
+            </w:pPr>
+            <w:r>
+              <w:rPr>
+                <w:rFonts w:ascii="Arial" w:cs="Arial" w:eastAsia="Arial" w:hAnsi="Arial"/>
+                <w:b/>
+                <w:bCs/>
+                <w:i w:val="false"/>
+                <w:iCs w:val="false"/>
+                <w:color w:val="FFFFFF"/>
+                <w:sz w:val="16"/>
+                <w:szCs w:val="16"/>
+              </w:rPr>
+              <w:t xml:space="preserve">Площади, м²</w:t>
+            </w:r>
+          </w:p>
+        </w:tc>
+        <w:tc>
+          <w:tcPr>
+            <w:tcW w:type="dxa" w:w="1418"/>
+            <w:tcBorders>
+              <w:top w:val="single" w:color="1F2A44" w:sz="4"/>
+              <w:left w:val="none" w:color="auto" w:sz="0"/>
+              <w:bottom w:val="single" w:color="D9D4CB" w:sz="4"/>
+              <w:right w:val="none" w:color="auto" w:sz="0"/>
+            </w:tcBorders>
+            <w:shd w:fill="1F2A44" w:color="auto" w:val="clear"/>
+            <w:tcMar>
+              <w:top w:type="dxa" w:w="52"/>
+              <w:left w:type="dxa" w:w="100"/>
+              <w:bottom w:type="dxa" w:w="52"/>
+              <w:right w:type="dxa" w:w="100"/>
+            </w:tcMar>
+            <w:vAlign w:val="center"/>
+          </w:tcPr>
+          <w:p>
+            <w:pPr>
+              <w:spacing w:after="0" w:line="240" w:lineRule="auto"/>
+              <w:jc w:val="center"/>
+            </w:pPr>
+            <w:r>
+              <w:rPr>
+                <w:rFonts w:ascii="Arial" w:cs="Arial" w:eastAsia="Arial" w:hAnsi="Arial"/>
+                <w:b/>
+                <w:bCs/>
+                <w:i w:val="false"/>
+                <w:iCs w:val="false"/>
+                <w:color w:val="FFFFFF"/>
+                <w:sz w:val="16"/>
+                <w:szCs w:val="16"/>
+              </w:rPr>
+              <w:t xml:space="preserve">Метр,
+млн ₽</w:t>
+            </w:r>
+          </w:p>
+        </w:tc>
+        <w:tc>
+          <w:tcPr>
+            <w:tcW w:type="dxa" w:w="1900"/>
+            <w:tcBorders>
+              <w:top w:val="single" w:color="1F2A44" w:sz="4"/>
+              <w:left w:val="none" w:color="auto" w:sz="0"/>
+              <w:bottom w:val="single" w:color="D9D4CB" w:sz="4"/>
+              <w:right w:val="none" w:color="auto" w:sz="0"/>
+            </w:tcBorders>
+            <w:shd w:fill="1F2A44" w:color="auto" w:val="clear"/>
+            <w:tcMar>
+              <w:top w:type="dxa" w:w="52"/>
+              <w:left w:type="dxa" w:w="100"/>
+              <w:bottom w:type="dxa" w:w="52"/>
+              <w:right w:type="dxa" w:w="100"/>
+            </w:tcMar>
+            <w:vAlign w:val="center"/>
+          </w:tcPr>
+          <w:p>
+            <w:pPr>
+              <w:spacing w:after="0" w:line="240" w:lineRule="auto"/>
+              <w:jc w:val="center"/>
+            </w:pPr>
+            <w:r>
+              <w:rPr>
+                <w:rFonts w:ascii="Arial" w:cs="Arial" w:eastAsia="Arial" w:hAnsi="Arial"/>
+                <w:b/>
+                <w:bCs/>
+                <w:i w:val="false"/>
+                <w:iCs w:val="false"/>
+                <w:color w:val="FFFFFF"/>
+                <w:sz w:val="16"/>
+                <w:szCs w:val="16"/>
+              </w:rPr>
+              <w:t xml:space="preserve">Отделка</w:t>
+            </w:r>
+          </w:p>
+        </w:tc>
+      </w:tr>
+      <w:tr>
+        <w:tc>
+          <w:tcPr>
+            <w:tcW w:type="dxa" w:w="520"/>
+            <w:tcBorders>
+              <w:top w:val="single" w:color="D9D4CB" w:sz="4"/>
+              <w:left w:val="none" w:color="auto" w:sz="0"/>
+              <w:bottom w:val="single" w:color="D9D4CB" w:sz="4"/>
+              <w:right w:val="none" w:color="auto" w:sz="0"/>
+            </w:tcBorders>
+            <w:tcMar>
+              <w:top w:type="dxa" w:w="52"/>
+              <w:left w:type="dxa" w:w="100"/>
+              <w:bottom w:type="dxa" w:w="52"/>
+              <w:right w:type="dxa" w:w="100"/>
+            </w:tcMar>
+            <w:vAlign w:val="center"/>
+          </w:tcPr>
+          <w:p>
+            <w:pPr>
+              <w:spacing w:after="0" w:line="240" w:lineRule="auto"/>
+              <w:jc w:val="left"/>
+            </w:pPr>
+            <w:r>
+              <w:rPr>
+                <w:rFonts w:ascii="Arial" w:cs="Arial" w:eastAsia="Arial" w:hAnsi="Arial"/>
+                <w:b/>
+                <w:bCs/>
+                <w:i w:val="false"/>
+                <w:iCs w:val="false"/>
+                <w:color w:val="2A2E38"/>
+                <w:sz w:val="17"/>
+                <w:szCs w:val="17"/>
+              </w:rPr>
+              <w:t xml:space="preserve">6</w:t>
+            </w:r>
+          </w:p>
+        </w:tc>
+        <w:tc>
+          <w:tcPr>
+            <w:tcW w:type="dxa" w:w="1900"/>
+            <w:tcBorders>
+              <w:top w:val="single" w:color="D9D4CB" w:sz="4"/>
+              <w:left w:val="none" w:color="auto" w:sz="0"/>
+              <w:bottom w:val="single" w:color="D9D4CB" w:sz="4"/>
+              <w:right w:val="none" w:color="auto" w:sz="0"/>
+            </w:tcBorders>
+            <w:tcMar>
+              <w:top w:type="dxa" w:w="52"/>
+              <w:left w:type="dxa" w:w="100"/>
+              <w:bottom w:type="dxa" w:w="52"/>
+              <w:right w:type="dxa" w:w="100"/>
+            </w:tcMar>
+            <w:vAlign w:val="center"/>
+          </w:tcPr>
+          <w:p>
+            <w:pPr>
+              <w:spacing w:after="0" w:line="240" w:lineRule="auto"/>
+              <w:jc w:val="left"/>
+            </w:pPr>
+            <w:r>
+              <w:rPr>
+                <w:rFonts w:ascii="Arial" w:cs="Arial" w:eastAsia="Arial" w:hAnsi="Arial"/>
+                <w:b w:val="false"/>
+                <w:bCs w:val="false"/>
+                <w:i w:val="false"/>
+                <w:iCs w:val="false"/>
+                <w:color w:val="2A2E38"/>
+                <w:sz w:val="17"/>
+                <w:szCs w:val="17"/>
+              </w:rPr>
+              <w:t xml:space="preserve">Barkli Park (Баркли Парк)</w:t>
+            </w:r>
+          </w:p>
+        </w:tc>
+        <w:tc>
+          <w:tcPr>
+            <w:tcW w:type="dxa" w:w="1000"/>
+            <w:tcBorders>
+              <w:top w:val="single" w:color="D9D4CB" w:sz="4"/>
+              <w:left w:val="none" w:color="auto" w:sz="0"/>
+              <w:bottom w:val="single" w:color="D9D4CB" w:sz="4"/>
+              <w:right w:val="none" w:color="auto" w:sz="0"/>
+            </w:tcBorders>
+            <w:tcMar>
+              <w:top w:type="dxa" w:w="52"/>
+              <w:left w:type="dxa" w:w="100"/>
+              <w:bottom w:type="dxa" w:w="52"/>
+              <w:right w:type="dxa" w:w="100"/>
+            </w:tcMar>
+            <w:vAlign w:val="center"/>
+          </w:tcPr>
+          <w:p>
+            <w:pPr>
+              <w:spacing w:after="0" w:line="240" w:lineRule="auto"/>
+              <w:jc w:val="center"/>
+            </w:pPr>
+            <w:r>
+              <w:rPr>
+                <w:rFonts w:ascii="Arial" w:cs="Arial" w:eastAsia="Arial" w:hAnsi="Arial"/>
+                <w:b w:val="false"/>
+                <w:bCs w:val="false"/>
+                <w:i w:val="false"/>
+                <w:iCs w:val="false"/>
+                <w:color w:val="2A2E38"/>
+                <w:sz w:val="17"/>
+                <w:szCs w:val="17"/>
+              </w:rPr>
+              <w:t xml:space="preserve">0,89 км</w:t>
+            </w:r>
+          </w:p>
+        </w:tc>
+        <w:tc>
+          <w:tcPr>
+            <w:tcW w:type="dxa" w:w="800"/>
+            <w:tcBorders>
+              <w:top w:val="single" w:color="D9D4CB" w:sz="4"/>
+              <w:left w:val="none" w:color="auto" w:sz="0"/>
+              <w:bottom w:val="single" w:color="D9D4CB" w:sz="4"/>
+              <w:right w:val="none" w:color="auto" w:sz="0"/>
+            </w:tcBorders>
+            <w:tcMar>
+              <w:top w:type="dxa" w:w="52"/>
+              <w:left w:type="dxa" w:w="100"/>
+              <w:bottom w:type="dxa" w:w="52"/>
+              <w:right w:type="dxa" w:w="100"/>
+            </w:tcMar>
+            <w:vAlign w:val="center"/>
+          </w:tcPr>
+          <w:p>
+            <w:pPr>
+              <w:spacing w:after="0" w:line="240" w:lineRule="auto"/>
+              <w:jc w:val="center"/>
+            </w:pPr>
+            <w:r>
+              <w:rPr>
+                <w:rFonts w:ascii="Arial" w:cs="Arial" w:eastAsia="Arial" w:hAnsi="Arial"/>
+                <w:b w:val="false"/>
+                <w:bCs w:val="false"/>
+                <w:i w:val="false"/>
+                <w:iCs w:val="false"/>
+                <w:color w:val="2A2E38"/>
+                <w:sz w:val="17"/>
+                <w:szCs w:val="17"/>
+              </w:rPr>
+              <w:t xml:space="preserve">2013</w:t>
+            </w:r>
+          </w:p>
+        </w:tc>
+        <w:tc>
+          <w:tcPr>
+            <w:tcW w:type="dxa" w:w="700"/>
+            <w:tcBorders>
+              <w:top w:val="single" w:color="D9D4CB" w:sz="4"/>
+              <w:left w:val="none" w:color="auto" w:sz="0"/>
+              <w:bottom w:val="single" w:color="D9D4CB" w:sz="4"/>
+              <w:right w:val="none" w:color="auto" w:sz="0"/>
+            </w:tcBorders>
+            <w:tcMar>
+              <w:top w:type="dxa" w:w="52"/>
+              <w:left w:type="dxa" w:w="100"/>
+              <w:bottom w:type="dxa" w:w="52"/>
+              <w:right w:type="dxa" w:w="100"/>
+            </w:tcMar>
+            <w:vAlign w:val="center"/>
+          </w:tcPr>
+          <w:p>
+            <w:pPr>
+              <w:spacing w:after="0" w:line="240" w:lineRule="auto"/>
+              <w:jc w:val="center"/>
+            </w:pPr>
+            <w:r>
+              <w:rPr>
+                <w:rFonts w:ascii="Arial" w:cs="Arial" w:eastAsia="Arial" w:hAnsi="Arial"/>
+                <w:b w:val="false"/>
+                <w:bCs w:val="false"/>
+                <w:i w:val="false"/>
+                <w:iCs w:val="false"/>
+                <w:color w:val="2A2E38"/>
+                <w:sz w:val="17"/>
+                <w:szCs w:val="17"/>
+              </w:rPr>
+              <w:t xml:space="preserve">8</w:t>
+            </w:r>
+          </w:p>
+        </w:tc>
+        <w:tc>
+          <w:tcPr>
+            <w:tcW w:type="dxa" w:w="1400"/>
+            <w:tcBorders>
+              <w:top w:val="single" w:color="D9D4CB" w:sz="4"/>
+              <w:left w:val="none" w:color="auto" w:sz="0"/>
+              <w:bottom w:val="single" w:color="D9D4CB" w:sz="4"/>
+              <w:right w:val="none" w:color="auto" w:sz="0"/>
+            </w:tcBorders>
+            <w:tcMar>
+              <w:top w:type="dxa" w:w="52"/>
+              <w:left w:type="dxa" w:w="100"/>
+              <w:bottom w:type="dxa" w:w="52"/>
+              <w:right w:type="dxa" w:w="100"/>
+            </w:tcMar>
+            <w:vAlign w:val="center"/>
+          </w:tcPr>
+          <w:p>
+            <w:pPr>
+              <w:spacing w:after="0" w:line="240" w:lineRule="auto"/>
+              <w:jc w:val="center"/>
+            </w:pPr>
+            <w:r>
+              <w:rPr>
+                <w:rFonts w:ascii="Arial" w:cs="Arial" w:eastAsia="Arial" w:hAnsi="Arial"/>
+                <w:b w:val="false"/>
+                <w:bCs w:val="false"/>
+                <w:i w:val="false"/>
+                <w:iCs w:val="false"/>
+                <w:color w:val="2A2E38"/>
+                <w:sz w:val="17"/>
+                <w:szCs w:val="17"/>
+              </w:rPr>
+              <w:t xml:space="preserve">107 – 489</w:t>
+            </w:r>
+          </w:p>
+        </w:tc>
+        <w:tc>
+          <w:tcPr>
+            <w:tcW w:type="dxa" w:w="1418"/>
+            <w:tcBorders>
+              <w:top w:val="single" w:color="D9D4CB" w:sz="4"/>
+              <w:left w:val="none" w:color="auto" w:sz="0"/>
+              <w:bottom w:val="single" w:color="D9D4CB" w:sz="4"/>
+              <w:right w:val="none" w:color="auto" w:sz="0"/>
+            </w:tcBorders>
+            <w:tcMar>
+              <w:top w:type="dxa" w:w="52"/>
+              <w:left w:type="dxa" w:w="100"/>
+              <w:bottom w:type="dxa" w:w="52"/>
+              <w:right w:type="dxa" w:w="100"/>
+            </w:tcMar>
+            <w:vAlign w:val="center"/>
+          </w:tcPr>
+          <w:p>
+            <w:pPr>
+              <w:spacing w:after="0" w:line="240" w:lineRule="auto"/>
+              <w:jc w:val="center"/>
+            </w:pPr>
+            <w:r>
+              <w:rPr>
+                <w:rFonts w:ascii="Arial" w:cs="Arial" w:eastAsia="Arial" w:hAnsi="Arial"/>
+                <w:b w:val="false"/>
+                <w:bCs w:val="false"/>
+                <w:i w:val="false"/>
+                <w:iCs w:val="false"/>
+                <w:color w:val="2A2E38"/>
+                <w:sz w:val="17"/>
+                <w:szCs w:val="17"/>
+              </w:rPr>
+              <w:t xml:space="preserve">0,82 – 1,09</w:t>
+            </w:r>
+          </w:p>
+        </w:tc>
+        <w:tc>
+          <w:tcPr>
+            <w:tcW w:type="dxa" w:w="1900"/>
+            <w:tcBorders>
+              <w:top w:val="single" w:color="D9D4CB" w:sz="4"/>
+              <w:left w:val="none" w:color="auto" w:sz="0"/>
+              <w:bottom w:val="single" w:color="D9D4CB" w:sz="4"/>
+              <w:right w:val="none" w:color="auto" w:sz="0"/>
+            </w:tcBorders>
+            <w:tcMar>
+              <w:top w:type="dxa" w:w="52"/>
+              <w:left w:type="dxa" w:w="100"/>
+              <w:bottom w:type="dxa" w:w="52"/>
+              <w:right w:type="dxa" w:w="100"/>
+            </w:tcMar>
+            <w:vAlign w:val="center"/>
+          </w:tcPr>
+          <w:p>
+            <w:pPr>
+              <w:spacing w:after="0" w:line="240" w:lineRule="auto"/>
+              <w:jc w:val="left"/>
+            </w:pPr>
+            <w:r>
+              <w:rPr>
+                <w:rFonts w:ascii="Arial" w:cs="Arial" w:eastAsia="Arial" w:hAnsi="Arial"/>
+                <w:b w:val="false"/>
+                <w:bCs w:val="false"/>
+                <w:i w:val="false"/>
+                <w:iCs w:val="false"/>
+                <w:color w:val="2A2E38"/>
+                <w:sz w:val="17"/>
+                <w:szCs w:val="17"/>
+              </w:rPr>
+              <w:t xml:space="preserve">дизайнерский 4 · без ремонта 3 · не указана 1</w:t>
+            </w:r>
+          </w:p>
+        </w:tc>
+      </w:tr>
+      <w:tr>
+        <w:tc>
+          <w:tcPr>
+            <w:tcW w:type="dxa" w:w="520"/>
+            <w:tcBorders>
+              <w:top w:val="single" w:color="D9D4CB" w:sz="4"/>
+              <w:left w:val="none" w:color="auto" w:sz="0"/>
+              <w:bottom w:val="single" w:color="D9D4CB" w:sz="4"/>
+              <w:right w:val="none" w:color="auto" w:sz="0"/>
+            </w:tcBorders>
+            <w:shd w:fill="FBFAF8" w:color="auto" w:val="clear"/>
+            <w:tcMar>
+              <w:top w:type="dxa" w:w="52"/>
+              <w:left w:type="dxa" w:w="100"/>
+              <w:bottom w:type="dxa" w:w="52"/>
+              <w:right w:type="dxa" w:w="100"/>
+            </w:tcMar>
+            <w:vAlign w:val="center"/>
+          </w:tcPr>
+          <w:p>
+            <w:pPr>
+              <w:spacing w:after="0" w:line="240" w:lineRule="auto"/>
+              <w:jc w:val="left"/>
+            </w:pPr>
+            <w:r>
+              <w:rPr>
+                <w:rFonts w:ascii="Arial" w:cs="Arial" w:eastAsia="Arial" w:hAnsi="Arial"/>
+                <w:b/>
+                <w:bCs/>
+                <w:i w:val="false"/>
+                <w:iCs w:val="false"/>
+                <w:color w:val="2A2E38"/>
+                <w:sz w:val="17"/>
+                <w:szCs w:val="17"/>
+              </w:rPr>
+              <w:t xml:space="preserve">7</w:t>
+            </w:r>
+          </w:p>
+        </w:tc>
+        <w:tc>
+          <w:tcPr>
+            <w:tcW w:type="dxa" w:w="1900"/>
+            <w:tcBorders>
+              <w:top w:val="single" w:color="D9D4CB" w:sz="4"/>
+              <w:left w:val="none" w:color="auto" w:sz="0"/>
+              <w:bottom w:val="single" w:color="D9D4CB" w:sz="4"/>
+              <w:right w:val="none" w:color="auto" w:sz="0"/>
+            </w:tcBorders>
+            <w:shd w:fill="FBFAF8" w:color="auto" w:val="clear"/>
+            <w:tcMar>
+              <w:top w:type="dxa" w:w="52"/>
+              <w:left w:type="dxa" w:w="100"/>
+              <w:bottom w:type="dxa" w:w="52"/>
+              <w:right w:type="dxa" w:w="100"/>
+            </w:tcMar>
+            <w:vAlign w:val="center"/>
+          </w:tcPr>
+          <w:p>
+            <w:pPr>
+              <w:spacing w:after="0" w:line="240" w:lineRule="auto"/>
+              <w:jc w:val="left"/>
+            </w:pPr>
+            <w:r>
+              <w:rPr>
+                <w:rFonts w:ascii="Arial" w:cs="Arial" w:eastAsia="Arial" w:hAnsi="Arial"/>
+                <w:b w:val="false"/>
+                <w:bCs w:val="false"/>
+                <w:i w:val="false"/>
+                <w:iCs w:val="false"/>
+                <w:color w:val="2A2E38"/>
+                <w:sz w:val="17"/>
+                <w:szCs w:val="17"/>
+              </w:rPr>
+              <w:t xml:space="preserve">Sole Hill (Соле Хилл)</w:t>
+            </w:r>
+          </w:p>
+        </w:tc>
+        <w:tc>
+          <w:tcPr>
+            <w:tcW w:type="dxa" w:w="1000"/>
+            <w:tcBorders>
+              <w:top w:val="single" w:color="D9D4CB" w:sz="4"/>
+              <w:left w:val="none" w:color="auto" w:sz="0"/>
+              <w:bottom w:val="single" w:color="D9D4CB" w:sz="4"/>
+              <w:right w:val="none" w:color="auto" w:sz="0"/>
+            </w:tcBorders>
+            <w:shd w:fill="FBFAF8" w:color="auto" w:val="clear"/>
+            <w:tcMar>
+              <w:top w:type="dxa" w:w="52"/>
+              <w:left w:type="dxa" w:w="100"/>
+              <w:bottom w:type="dxa" w:w="52"/>
+              <w:right w:type="dxa" w:w="100"/>
+            </w:tcMar>
+            <w:vAlign w:val="center"/>
+          </w:tcPr>
+          <w:p>
+            <w:pPr>
+              <w:spacing w:after="0" w:line="240" w:lineRule="auto"/>
+              <w:jc w:val="center"/>
+            </w:pPr>
+            <w:r>
+              <w:rPr>
+                <w:rFonts w:ascii="Arial" w:cs="Arial" w:eastAsia="Arial" w:hAnsi="Arial"/>
+                <w:b w:val="false"/>
+                <w:bCs w:val="false"/>
+                <w:i w:val="false"/>
+                <w:iCs w:val="false"/>
+                <w:color w:val="2A2E38"/>
+                <w:sz w:val="17"/>
+                <w:szCs w:val="17"/>
+              </w:rPr>
+              <w:t xml:space="preserve">0,96 км</w:t>
+            </w:r>
+          </w:p>
+        </w:tc>
+        <w:tc>
+          <w:tcPr>
+            <w:tcW w:type="dxa" w:w="800"/>
+            <w:tcBorders>
+              <w:top w:val="single" w:color="D9D4CB" w:sz="4"/>
+              <w:left w:val="none" w:color="auto" w:sz="0"/>
+              <w:bottom w:val="single" w:color="D9D4CB" w:sz="4"/>
+              <w:right w:val="none" w:color="auto" w:sz="0"/>
+            </w:tcBorders>
+            <w:shd w:fill="FBFAF8" w:color="auto" w:val="clear"/>
+            <w:tcMar>
+              <w:top w:type="dxa" w:w="52"/>
+              <w:left w:type="dxa" w:w="100"/>
+              <w:bottom w:type="dxa" w:w="52"/>
+              <w:right w:type="dxa" w:w="100"/>
+            </w:tcMar>
+            <w:vAlign w:val="center"/>
+          </w:tcPr>
+          <w:p>
+            <w:pPr>
+              <w:spacing w:after="0" w:line="240" w:lineRule="auto"/>
+              <w:jc w:val="center"/>
+            </w:pPr>
+            <w:r>
+              <w:rPr>
+                <w:rFonts w:ascii="Arial" w:cs="Arial" w:eastAsia="Arial" w:hAnsi="Arial"/>
+                <w:b w:val="false"/>
+                <w:bCs w:val="false"/>
+                <w:i w:val="false"/>
+                <w:iCs w:val="false"/>
+                <w:color w:val="2A2E38"/>
+                <w:sz w:val="17"/>
+                <w:szCs w:val="17"/>
+              </w:rPr>
+              <w:t xml:space="preserve">2024</w:t>
+            </w:r>
+          </w:p>
+        </w:tc>
+        <w:tc>
+          <w:tcPr>
+            <w:tcW w:type="dxa" w:w="700"/>
+            <w:tcBorders>
+              <w:top w:val="single" w:color="D9D4CB" w:sz="4"/>
+              <w:left w:val="none" w:color="auto" w:sz="0"/>
+              <w:bottom w:val="single" w:color="D9D4CB" w:sz="4"/>
+              <w:right w:val="none" w:color="auto" w:sz="0"/>
+            </w:tcBorders>
+            <w:shd w:fill="FBFAF8" w:color="auto" w:val="clear"/>
+            <w:tcMar>
+              <w:top w:type="dxa" w:w="52"/>
+              <w:left w:type="dxa" w:w="100"/>
+              <w:bottom w:type="dxa" w:w="52"/>
+              <w:right w:type="dxa" w:w="100"/>
+            </w:tcMar>
+            <w:vAlign w:val="center"/>
+          </w:tcPr>
+          <w:p>
+            <w:pPr>
+              <w:spacing w:after="0" w:line="240" w:lineRule="auto"/>
+              <w:jc w:val="center"/>
+            </w:pPr>
+            <w:r>
+              <w:rPr>
+                <w:rFonts w:ascii="Arial" w:cs="Arial" w:eastAsia="Arial" w:hAnsi="Arial"/>
+                <w:b w:val="false"/>
+                <w:bCs w:val="false"/>
+                <w:i w:val="false"/>
+                <w:iCs w:val="false"/>
+                <w:color w:val="2A2E38"/>
+                <w:sz w:val="17"/>
+                <w:szCs w:val="17"/>
+              </w:rPr>
+              <w:t xml:space="preserve">17</w:t>
+            </w:r>
+          </w:p>
+        </w:tc>
+        <w:tc>
+          <w:tcPr>
+            <w:tcW w:type="dxa" w:w="1400"/>
+            <w:tcBorders>
+              <w:top w:val="single" w:color="D9D4CB" w:sz="4"/>
+              <w:left w:val="none" w:color="auto" w:sz="0"/>
+              <w:bottom w:val="single" w:color="D9D4CB" w:sz="4"/>
+              <w:right w:val="none" w:color="auto" w:sz="0"/>
+            </w:tcBorders>
+            <w:shd w:fill="FBFAF8" w:color="auto" w:val="clear"/>
+            <w:tcMar>
+              <w:top w:type="dxa" w:w="52"/>
+              <w:left w:type="dxa" w:w="100"/>
+              <w:bottom w:type="dxa" w:w="52"/>
+              <w:right w:type="dxa" w:w="100"/>
+            </w:tcMar>
+            <w:vAlign w:val="center"/>
+          </w:tcPr>
+          <w:p>
+            <w:pPr>
+              <w:spacing w:after="0" w:line="240" w:lineRule="auto"/>
+              <w:jc w:val="center"/>
+            </w:pPr>
+            <w:r>
+              <w:rPr>
+                <w:rFonts w:ascii="Arial" w:cs="Arial" w:eastAsia="Arial" w:hAnsi="Arial"/>
+                <w:b w:val="false"/>
+                <w:bCs w:val="false"/>
+                <w:i w:val="false"/>
+                <w:iCs w:val="false"/>
+                <w:color w:val="2A2E38"/>
+                <w:sz w:val="17"/>
+                <w:szCs w:val="17"/>
+              </w:rPr>
+              <w:t xml:space="preserve">32 – 180</w:t>
+            </w:r>
+          </w:p>
+        </w:tc>
+        <w:tc>
+          <w:tcPr>
+            <w:tcW w:type="dxa" w:w="1418"/>
+            <w:tcBorders>
+              <w:top w:val="single" w:color="D9D4CB" w:sz="4"/>
+              <w:left w:val="none" w:color="auto" w:sz="0"/>
+              <w:bottom w:val="single" w:color="D9D4CB" w:sz="4"/>
+              <w:right w:val="none" w:color="auto" w:sz="0"/>
+            </w:tcBorders>
+            <w:shd w:fill="FBFAF8" w:color="auto" w:val="clear"/>
+            <w:tcMar>
+              <w:top w:type="dxa" w:w="52"/>
+              <w:left w:type="dxa" w:w="100"/>
+              <w:bottom w:type="dxa" w:w="52"/>
+              <w:right w:type="dxa" w:w="100"/>
+            </w:tcMar>
+            <w:vAlign w:val="center"/>
+          </w:tcPr>
+          <w:p>
+            <w:pPr>
+              <w:spacing w:after="0" w:line="240" w:lineRule="auto"/>
+              <w:jc w:val="center"/>
+            </w:pPr>
+            <w:r>
+              <w:rPr>
+                <w:rFonts w:ascii="Arial" w:cs="Arial" w:eastAsia="Arial" w:hAnsi="Arial"/>
+                <w:b w:val="false"/>
+                <w:bCs w:val="false"/>
+                <w:i w:val="false"/>
+                <w:iCs w:val="false"/>
+                <w:color w:val="2A2E38"/>
+                <w:sz w:val="17"/>
+                <w:szCs w:val="17"/>
+              </w:rPr>
+              <w:t xml:space="preserve">0,70 – 1,15</w:t>
+            </w:r>
+          </w:p>
+        </w:tc>
+        <w:tc>
+          <w:tcPr>
+            <w:tcW w:type="dxa" w:w="1900"/>
+            <w:tcBorders>
+              <w:top w:val="single" w:color="D9D4CB" w:sz="4"/>
+              <w:left w:val="none" w:color="auto" w:sz="0"/>
+              <w:bottom w:val="single" w:color="D9D4CB" w:sz="4"/>
+              <w:right w:val="none" w:color="auto" w:sz="0"/>
+            </w:tcBorders>
+            <w:shd w:fill="FBFAF8" w:color="auto" w:val="clear"/>
+            <w:tcMar>
+              <w:top w:type="dxa" w:w="52"/>
+              <w:left w:type="dxa" w:w="100"/>
+              <w:bottom w:type="dxa" w:w="52"/>
+              <w:right w:type="dxa" w:w="100"/>
+            </w:tcMar>
+            <w:vAlign w:val="center"/>
+          </w:tcPr>
+          <w:p>
+            <w:pPr>
+              <w:spacing w:after="0" w:line="240" w:lineRule="auto"/>
+              <w:jc w:val="left"/>
+            </w:pPr>
+            <w:r>
+              <w:rPr>
+                <w:rFonts w:ascii="Arial" w:cs="Arial" w:eastAsia="Arial" w:hAnsi="Arial"/>
+                <w:b w:val="false"/>
+                <w:bCs w:val="false"/>
+                <w:i w:val="false"/>
+                <w:iCs w:val="false"/>
+                <w:color w:val="2A2E38"/>
+                <w:sz w:val="17"/>
+                <w:szCs w:val="17"/>
+              </w:rPr>
+              <w:t xml:space="preserve">дизайнерский 9 · без ремонта 7 · не указана 1</w:t>
+            </w:r>
+          </w:p>
+        </w:tc>
+      </w:tr>
+      <w:tr>
+        <w:tc>
+          <w:tcPr>
+            <w:tcW w:type="dxa" w:w="520"/>
+            <w:tcBorders>
+              <w:top w:val="single" w:color="D9D4CB" w:sz="4"/>
+              <w:left w:val="none" w:color="auto" w:sz="0"/>
+              <w:bottom w:val="single" w:color="D9D4CB" w:sz="4"/>
+              <w:right w:val="none" w:color="auto" w:sz="0"/>
+            </w:tcBorders>
+            <w:tcMar>
+              <w:top w:type="dxa" w:w="52"/>
+              <w:left w:type="dxa" w:w="100"/>
+              <w:bottom w:type="dxa" w:w="52"/>
+              <w:right w:type="dxa" w:w="100"/>
+            </w:tcMar>
+            <w:vAlign w:val="center"/>
+          </w:tcPr>
+          <w:p>
+            <w:pPr>
+              <w:spacing w:after="0" w:line="240" w:lineRule="auto"/>
+              <w:jc w:val="left"/>
+            </w:pPr>
+            <w:r>
+              <w:rPr>
+                <w:rFonts w:ascii="Arial" w:cs="Arial" w:eastAsia="Arial" w:hAnsi="Arial"/>
+                <w:b/>
+                <w:bCs/>
+                <w:i w:val="false"/>
+                <w:iCs w:val="false"/>
+                <w:color w:val="2A2E38"/>
+                <w:sz w:val="17"/>
+                <w:szCs w:val="17"/>
+              </w:rPr>
+              <w:t xml:space="preserve">8</w:t>
+            </w:r>
+          </w:p>
+        </w:tc>
+        <w:tc>
+          <w:tcPr>
+            <w:tcW w:type="dxa" w:w="1900"/>
+            <w:tcBorders>
+              <w:top w:val="single" w:color="D9D4CB" w:sz="4"/>
+              <w:left w:val="none" w:color="auto" w:sz="0"/>
+              <w:bottom w:val="single" w:color="D9D4CB" w:sz="4"/>
+              <w:right w:val="none" w:color="auto" w:sz="0"/>
+            </w:tcBorders>
+            <w:tcMar>
+              <w:top w:type="dxa" w:w="52"/>
+              <w:left w:type="dxa" w:w="100"/>
+              <w:bottom w:type="dxa" w:w="52"/>
+              <w:right w:type="dxa" w:w="100"/>
+            </w:tcMar>
+            <w:vAlign w:val="center"/>
+          </w:tcPr>
+          <w:p>
+            <w:pPr>
+              <w:spacing w:after="0" w:line="240" w:lineRule="auto"/>
+              <w:jc w:val="left"/>
+            </w:pPr>
+            <w:r>
+              <w:rPr>
+                <w:rFonts w:ascii="Arial" w:cs="Arial" w:eastAsia="Arial" w:hAnsi="Arial"/>
+                <w:b w:val="false"/>
+                <w:bCs w:val="false"/>
+                <w:i w:val="false"/>
+                <w:iCs w:val="false"/>
+                <w:color w:val="2A2E38"/>
+                <w:sz w:val="17"/>
+                <w:szCs w:val="17"/>
+              </w:rPr>
+              <w:t xml:space="preserve">Dialog (Диалог)</w:t>
+            </w:r>
+          </w:p>
+        </w:tc>
+        <w:tc>
+          <w:tcPr>
+            <w:tcW w:type="dxa" w:w="1000"/>
+            <w:tcBorders>
+              <w:top w:val="single" w:color="D9D4CB" w:sz="4"/>
+              <w:left w:val="none" w:color="auto" w:sz="0"/>
+              <w:bottom w:val="single" w:color="D9D4CB" w:sz="4"/>
+              <w:right w:val="none" w:color="auto" w:sz="0"/>
+            </w:tcBorders>
+            <w:tcMar>
+              <w:top w:type="dxa" w:w="52"/>
+              <w:left w:type="dxa" w:w="100"/>
+              <w:bottom w:type="dxa" w:w="52"/>
+              <w:right w:type="dxa" w:w="100"/>
+            </w:tcMar>
+            <w:vAlign w:val="center"/>
+          </w:tcPr>
+          <w:p>
+            <w:pPr>
+              <w:spacing w:after="0" w:line="240" w:lineRule="auto"/>
+              <w:jc w:val="center"/>
+            </w:pPr>
+            <w:r>
+              <w:rPr>
+                <w:rFonts w:ascii="Arial" w:cs="Arial" w:eastAsia="Arial" w:hAnsi="Arial"/>
+                <w:b w:val="false"/>
+                <w:bCs w:val="false"/>
+                <w:i w:val="false"/>
+                <w:iCs w:val="false"/>
+                <w:color w:val="2A2E38"/>
+                <w:sz w:val="17"/>
+                <w:szCs w:val="17"/>
+              </w:rPr>
+              <w:t xml:space="preserve">1,29 км</w:t>
+            </w:r>
+          </w:p>
+        </w:tc>
+        <w:tc>
+          <w:tcPr>
+            <w:tcW w:type="dxa" w:w="800"/>
+            <w:tcBorders>
+              <w:top w:val="single" w:color="D9D4CB" w:sz="4"/>
+              <w:left w:val="none" w:color="auto" w:sz="0"/>
+              <w:bottom w:val="single" w:color="D9D4CB" w:sz="4"/>
+              <w:right w:val="none" w:color="auto" w:sz="0"/>
+            </w:tcBorders>
+            <w:tcMar>
+              <w:top w:type="dxa" w:w="52"/>
+              <w:left w:type="dxa" w:w="100"/>
+              <w:bottom w:type="dxa" w:w="52"/>
+              <w:right w:type="dxa" w:w="100"/>
+            </w:tcMar>
+            <w:vAlign w:val="center"/>
+          </w:tcPr>
+          <w:p>
+            <w:pPr>
+              <w:spacing w:after="0" w:line="240" w:lineRule="auto"/>
+              <w:jc w:val="center"/>
+            </w:pPr>
+            <w:r>
+              <w:rPr>
+                <w:rFonts w:ascii="Arial" w:cs="Arial" w:eastAsia="Arial" w:hAnsi="Arial"/>
+                <w:b w:val="false"/>
+                <w:bCs w:val="false"/>
+                <w:i w:val="false"/>
+                <w:iCs w:val="false"/>
+                <w:color w:val="2A2E38"/>
+                <w:sz w:val="17"/>
+                <w:szCs w:val="17"/>
+              </w:rPr>
+              <w:t xml:space="preserve">2022</w:t>
+            </w:r>
+          </w:p>
+        </w:tc>
+        <w:tc>
+          <w:tcPr>
+            <w:tcW w:type="dxa" w:w="700"/>
+            <w:tcBorders>
+              <w:top w:val="single" w:color="D9D4CB" w:sz="4"/>
+              <w:left w:val="none" w:color="auto" w:sz="0"/>
+              <w:bottom w:val="single" w:color="D9D4CB" w:sz="4"/>
+              <w:right w:val="none" w:color="auto" w:sz="0"/>
+            </w:tcBorders>
+            <w:tcMar>
+              <w:top w:type="dxa" w:w="52"/>
+              <w:left w:type="dxa" w:w="100"/>
+              <w:bottom w:type="dxa" w:w="52"/>
+              <w:right w:type="dxa" w:w="100"/>
+            </w:tcMar>
+            <w:vAlign w:val="center"/>
+          </w:tcPr>
+          <w:p>
+            <w:pPr>
+              <w:spacing w:after="0" w:line="240" w:lineRule="auto"/>
+              <w:jc w:val="center"/>
+            </w:pPr>
+            <w:r>
+              <w:rPr>
+                <w:rFonts w:ascii="Arial" w:cs="Arial" w:eastAsia="Arial" w:hAnsi="Arial"/>
+                <w:b w:val="false"/>
+                <w:bCs w:val="false"/>
+                <w:i w:val="false"/>
+                <w:iCs w:val="false"/>
+                <w:color w:val="2A2E38"/>
+                <w:sz w:val="17"/>
+                <w:szCs w:val="17"/>
+              </w:rPr>
+              <w:t xml:space="preserve">10</w:t>
+            </w:r>
+          </w:p>
+        </w:tc>
+        <w:tc>
+          <w:tcPr>
+            <w:tcW w:type="dxa" w:w="1400"/>
+            <w:tcBorders>
+              <w:top w:val="single" w:color="D9D4CB" w:sz="4"/>
+              <w:left w:val="none" w:color="auto" w:sz="0"/>
+              <w:bottom w:val="single" w:color="D9D4CB" w:sz="4"/>
+              <w:right w:val="none" w:color="auto" w:sz="0"/>
+            </w:tcBorders>
+            <w:tcMar>
+              <w:top w:type="dxa" w:w="52"/>
+              <w:left w:type="dxa" w:w="100"/>
+              <w:bottom w:type="dxa" w:w="52"/>
+              <w:right w:type="dxa" w:w="100"/>
+            </w:tcMar>
+            <w:vAlign w:val="center"/>
+          </w:tcPr>
+          <w:p>
+            <w:pPr>
+              <w:spacing w:after="0" w:line="240" w:lineRule="auto"/>
+              <w:jc w:val="center"/>
+            </w:pPr>
+            <w:r>
+              <w:rPr>
+                <w:rFonts w:ascii="Arial" w:cs="Arial" w:eastAsia="Arial" w:hAnsi="Arial"/>
+                <w:b w:val="false"/>
+                <w:bCs w:val="false"/>
+                <w:i w:val="false"/>
+                <w:iCs w:val="false"/>
+                <w:color w:val="2A2E38"/>
+                <w:sz w:val="17"/>
+                <w:szCs w:val="17"/>
+              </w:rPr>
+              <w:t xml:space="preserve">38 – 121</w:t>
+            </w:r>
+          </w:p>
+        </w:tc>
+        <w:tc>
+          <w:tcPr>
+            <w:tcW w:type="dxa" w:w="1418"/>
+            <w:tcBorders>
+              <w:top w:val="single" w:color="D9D4CB" w:sz="4"/>
+              <w:left w:val="none" w:color="auto" w:sz="0"/>
+              <w:bottom w:val="single" w:color="D9D4CB" w:sz="4"/>
+              <w:right w:val="none" w:color="auto" w:sz="0"/>
+            </w:tcBorders>
+            <w:tcMar>
+              <w:top w:type="dxa" w:w="52"/>
+              <w:left w:type="dxa" w:w="100"/>
+              <w:bottom w:type="dxa" w:w="52"/>
+              <w:right w:type="dxa" w:w="100"/>
+            </w:tcMar>
+            <w:vAlign w:val="center"/>
+          </w:tcPr>
+          <w:p>
+            <w:pPr>
+              <w:spacing w:after="0" w:line="240" w:lineRule="auto"/>
+              <w:jc w:val="center"/>
+            </w:pPr>
+            <w:r>
+              <w:rPr>
+                <w:rFonts w:ascii="Arial" w:cs="Arial" w:eastAsia="Arial" w:hAnsi="Arial"/>
+                <w:b w:val="false"/>
+                <w:bCs w:val="false"/>
+                <w:i w:val="false"/>
+                <w:iCs w:val="false"/>
+                <w:color w:val="2A2E38"/>
+                <w:sz w:val="17"/>
+                <w:szCs w:val="17"/>
+              </w:rPr>
+              <w:t xml:space="preserve">0,79 – 1,19</w:t>
+            </w:r>
+          </w:p>
+        </w:tc>
+        <w:tc>
+          <w:tcPr>
+            <w:tcW w:type="dxa" w:w="1900"/>
+            <w:tcBorders>
+              <w:top w:val="single" w:color="D9D4CB" w:sz="4"/>
+              <w:left w:val="none" w:color="auto" w:sz="0"/>
+              <w:bottom w:val="single" w:color="D9D4CB" w:sz="4"/>
+              <w:right w:val="none" w:color="auto" w:sz="0"/>
+            </w:tcBorders>
+            <w:tcMar>
+              <w:top w:type="dxa" w:w="52"/>
+              <w:left w:type="dxa" w:w="100"/>
+              <w:bottom w:type="dxa" w:w="52"/>
+              <w:right w:type="dxa" w:w="100"/>
+            </w:tcMar>
+            <w:vAlign w:val="center"/>
+          </w:tcPr>
+          <w:p>
+            <w:pPr>
+              <w:spacing w:after="0" w:line="240" w:lineRule="auto"/>
+              <w:jc w:val="left"/>
+            </w:pPr>
+            <w:r>
+              <w:rPr>
+                <w:rFonts w:ascii="Arial" w:cs="Arial" w:eastAsia="Arial" w:hAnsi="Arial"/>
+                <w:b w:val="false"/>
+                <w:bCs w:val="false"/>
+                <w:i w:val="false"/>
+                <w:iCs w:val="false"/>
+                <w:color w:val="2A2E38"/>
+                <w:sz w:val="17"/>
+                <w:szCs w:val="17"/>
+              </w:rPr>
+              <w:t xml:space="preserve">без ремонта 5 · дизайнерский 4 · евроремонт 1</w:t>
+            </w:r>
+          </w:p>
+        </w:tc>
+      </w:tr>
+      <w:tr>
+        <w:tc>
+          <w:tcPr>
+            <w:tcW w:type="dxa" w:w="520"/>
+            <w:tcBorders>
+              <w:top w:val="single" w:color="D9D4CB" w:sz="4"/>
+              <w:left w:val="none" w:color="auto" w:sz="0"/>
+              <w:bottom w:val="single" w:color="D9D4CB" w:sz="4"/>
+              <w:right w:val="none" w:color="auto" w:sz="0"/>
+            </w:tcBorders>
+            <w:shd w:fill="FBFAF8" w:color="auto" w:val="clear"/>
+            <w:tcMar>
+              <w:top w:type="dxa" w:w="52"/>
+              <w:left w:type="dxa" w:w="100"/>
+              <w:bottom w:type="dxa" w:w="52"/>
+              <w:right w:type="dxa" w:w="100"/>
+            </w:tcMar>
+            <w:vAlign w:val="center"/>
+          </w:tcPr>
+          <w:p>
+            <w:pPr>
+              <w:spacing w:after="0" w:line="240" w:lineRule="auto"/>
+              <w:jc w:val="left"/>
+            </w:pPr>
+            <w:r>
+              <w:rPr>
+                <w:rFonts w:ascii="Arial" w:cs="Arial" w:eastAsia="Arial" w:hAnsi="Arial"/>
+                <w:b/>
+                <w:bCs/>
+                <w:i w:val="false"/>
+                <w:iCs w:val="false"/>
+                <w:color w:val="2A2E38"/>
+                <w:sz w:val="17"/>
+                <w:szCs w:val="17"/>
+              </w:rPr>
+              <w:t xml:space="preserve">9</w:t>
+            </w:r>
+          </w:p>
+        </w:tc>
+        <w:tc>
+          <w:tcPr>
+            <w:tcW w:type="dxa" w:w="1900"/>
+            <w:tcBorders>
+              <w:top w:val="single" w:color="D9D4CB" w:sz="4"/>
+              <w:left w:val="none" w:color="auto" w:sz="0"/>
+              <w:bottom w:val="single" w:color="D9D4CB" w:sz="4"/>
+              <w:right w:val="none" w:color="auto" w:sz="0"/>
+            </w:tcBorders>
+            <w:shd w:fill="FBFAF8" w:color="auto" w:val="clear"/>
+            <w:tcMar>
+              <w:top w:type="dxa" w:w="52"/>
+              <w:left w:type="dxa" w:w="100"/>
+              <w:bottom w:type="dxa" w:w="52"/>
+              <w:right w:type="dxa" w:w="100"/>
+            </w:tcMar>
+            <w:vAlign w:val="center"/>
+          </w:tcPr>
+          <w:p>
+            <w:pPr>
+              <w:spacing w:after="0" w:line="240" w:lineRule="auto"/>
+              <w:jc w:val="left"/>
+            </w:pPr>
+            <w:r>
+              <w:rPr>
+                <w:rFonts w:ascii="Arial" w:cs="Arial" w:eastAsia="Arial" w:hAnsi="Arial"/>
+                <w:b w:val="false"/>
+                <w:bCs w:val="false"/>
+                <w:i w:val="false"/>
+                <w:iCs w:val="false"/>
+                <w:color w:val="2A2E38"/>
+                <w:sz w:val="17"/>
+                <w:szCs w:val="17"/>
+              </w:rPr>
+              <w:t xml:space="preserve">Клубный дом ЦВЕТ32</w:t>
+            </w:r>
+          </w:p>
+        </w:tc>
+        <w:tc>
+          <w:tcPr>
+            <w:tcW w:type="dxa" w:w="1000"/>
+            <w:tcBorders>
+              <w:top w:val="single" w:color="D9D4CB" w:sz="4"/>
+              <w:left w:val="none" w:color="auto" w:sz="0"/>
+              <w:bottom w:val="single" w:color="D9D4CB" w:sz="4"/>
+              <w:right w:val="none" w:color="auto" w:sz="0"/>
+            </w:tcBorders>
+            <w:shd w:fill="FBFAF8" w:color="auto" w:val="clear"/>
+            <w:tcMar>
+              <w:top w:type="dxa" w:w="52"/>
+              <w:left w:type="dxa" w:w="100"/>
+              <w:bottom w:type="dxa" w:w="52"/>
+              <w:right w:type="dxa" w:w="100"/>
+            </w:tcMar>
+            <w:vAlign w:val="center"/>
+          </w:tcPr>
+          <w:p>
+            <w:pPr>
+              <w:spacing w:after="0" w:line="240" w:lineRule="auto"/>
+              <w:jc w:val="center"/>
+            </w:pPr>
+            <w:r>
+              <w:rPr>
+                <w:rFonts w:ascii="Arial" w:cs="Arial" w:eastAsia="Arial" w:hAnsi="Arial"/>
+                <w:b w:val="false"/>
+                <w:bCs w:val="false"/>
+                <w:i w:val="false"/>
+                <w:iCs w:val="false"/>
+                <w:color w:val="2A2E38"/>
+                <w:sz w:val="17"/>
+                <w:szCs w:val="17"/>
+              </w:rPr>
+              <w:t xml:space="preserve">1,41 км</w:t>
+            </w:r>
+          </w:p>
+        </w:tc>
+        <w:tc>
+          <w:tcPr>
+            <w:tcW w:type="dxa" w:w="800"/>
+            <w:tcBorders>
+              <w:top w:val="single" w:color="D9D4CB" w:sz="4"/>
+              <w:left w:val="none" w:color="auto" w:sz="0"/>
+              <w:bottom w:val="single" w:color="D9D4CB" w:sz="4"/>
+              <w:right w:val="none" w:color="auto" w:sz="0"/>
+            </w:tcBorders>
+            <w:shd w:fill="FBFAF8" w:color="auto" w:val="clear"/>
+            <w:tcMar>
+              <w:top w:type="dxa" w:w="52"/>
+              <w:left w:type="dxa" w:w="100"/>
+              <w:bottom w:type="dxa" w:w="52"/>
+              <w:right w:type="dxa" w:w="100"/>
+            </w:tcMar>
+            <w:vAlign w:val="center"/>
+          </w:tcPr>
+          <w:p>
+            <w:pPr>
+              <w:spacing w:after="0" w:line="240" w:lineRule="auto"/>
+              <w:jc w:val="center"/>
+            </w:pPr>
+            <w:r>
+              <w:rPr>
+                <w:rFonts w:ascii="Arial" w:cs="Arial" w:eastAsia="Arial" w:hAnsi="Arial"/>
+                <w:b w:val="false"/>
+                <w:bCs w:val="false"/>
+                <w:i w:val="false"/>
+                <w:iCs w:val="false"/>
+                <w:color w:val="2A2E38"/>
+                <w:sz w:val="17"/>
+                <w:szCs w:val="17"/>
+              </w:rPr>
+              <w:t xml:space="preserve">2019</w:t>
+            </w:r>
+          </w:p>
+        </w:tc>
+        <w:tc>
+          <w:tcPr>
+            <w:tcW w:type="dxa" w:w="700"/>
+            <w:tcBorders>
+              <w:top w:val="single" w:color="D9D4CB" w:sz="4"/>
+              <w:left w:val="none" w:color="auto" w:sz="0"/>
+              <w:bottom w:val="single" w:color="D9D4CB" w:sz="4"/>
+              <w:right w:val="none" w:color="auto" w:sz="0"/>
+            </w:tcBorders>
+            <w:shd w:fill="FBFAF8" w:color="auto" w:val="clear"/>
+            <w:tcMar>
+              <w:top w:type="dxa" w:w="52"/>
+              <w:left w:type="dxa" w:w="100"/>
+              <w:bottom w:type="dxa" w:w="52"/>
+              <w:right w:type="dxa" w:w="100"/>
+            </w:tcMar>
+            <w:vAlign w:val="center"/>
+          </w:tcPr>
+          <w:p>
+            <w:pPr>
+              <w:spacing w:after="0" w:line="240" w:lineRule="auto"/>
+              <w:jc w:val="center"/>
+            </w:pPr>
+            <w:r>
+              <w:rPr>
+                <w:rFonts w:ascii="Arial" w:cs="Arial" w:eastAsia="Arial" w:hAnsi="Arial"/>
+                <w:b w:val="false"/>
+                <w:bCs w:val="false"/>
+                <w:i w:val="false"/>
+                <w:iCs w:val="false"/>
+                <w:color w:val="2A2E38"/>
+                <w:sz w:val="17"/>
+                <w:szCs w:val="17"/>
+              </w:rPr>
+              <w:t xml:space="preserve">6</w:t>
+            </w:r>
+          </w:p>
+        </w:tc>
+        <w:tc>
+          <w:tcPr>
+            <w:tcW w:type="dxa" w:w="1400"/>
+            <w:tcBorders>
+              <w:top w:val="single" w:color="D9D4CB" w:sz="4"/>
+              <w:left w:val="none" w:color="auto" w:sz="0"/>
+              <w:bottom w:val="single" w:color="D9D4CB" w:sz="4"/>
+              <w:right w:val="none" w:color="auto" w:sz="0"/>
+            </w:tcBorders>
+            <w:shd w:fill="FBFAF8" w:color="auto" w:val="clear"/>
+            <w:tcMar>
+              <w:top w:type="dxa" w:w="52"/>
+              <w:left w:type="dxa" w:w="100"/>
+              <w:bottom w:type="dxa" w:w="52"/>
+              <w:right w:type="dxa" w:w="100"/>
+            </w:tcMar>
+            <w:vAlign w:val="center"/>
+          </w:tcPr>
+          <w:p>
+            <w:pPr>
+              <w:spacing w:after="0" w:line="240" w:lineRule="auto"/>
+              <w:jc w:val="center"/>
+            </w:pPr>
+            <w:r>
+              <w:rPr>
+                <w:rFonts w:ascii="Arial" w:cs="Arial" w:eastAsia="Arial" w:hAnsi="Arial"/>
+                <w:b w:val="false"/>
+                <w:bCs w:val="false"/>
+                <w:i w:val="false"/>
+                <w:iCs w:val="false"/>
+                <w:color w:val="2A2E38"/>
+                <w:sz w:val="17"/>
+                <w:szCs w:val="17"/>
+              </w:rPr>
+              <w:t xml:space="preserve">38 – 218</w:t>
+            </w:r>
+          </w:p>
+        </w:tc>
+        <w:tc>
+          <w:tcPr>
+            <w:tcW w:type="dxa" w:w="1418"/>
+            <w:tcBorders>
+              <w:top w:val="single" w:color="D9D4CB" w:sz="4"/>
+              <w:left w:val="none" w:color="auto" w:sz="0"/>
+              <w:bottom w:val="single" w:color="D9D4CB" w:sz="4"/>
+              <w:right w:val="none" w:color="auto" w:sz="0"/>
+            </w:tcBorders>
+            <w:shd w:fill="FBFAF8" w:color="auto" w:val="clear"/>
+            <w:tcMar>
+              <w:top w:type="dxa" w:w="52"/>
+              <w:left w:type="dxa" w:w="100"/>
+              <w:bottom w:type="dxa" w:w="52"/>
+              <w:right w:type="dxa" w:w="100"/>
+            </w:tcMar>
+            <w:vAlign w:val="center"/>
+          </w:tcPr>
+          <w:p>
+            <w:pPr>
+              <w:spacing w:after="0" w:line="240" w:lineRule="auto"/>
+              <w:jc w:val="center"/>
+            </w:pPr>
+            <w:r>
+              <w:rPr>
+                <w:rFonts w:ascii="Arial" w:cs="Arial" w:eastAsia="Arial" w:hAnsi="Arial"/>
+                <w:b w:val="false"/>
+                <w:bCs w:val="false"/>
+                <w:i w:val="false"/>
+                <w:iCs w:val="false"/>
+                <w:color w:val="2A2E38"/>
+                <w:sz w:val="17"/>
+                <w:szCs w:val="17"/>
+              </w:rPr>
+              <w:t xml:space="preserve">1,12 – 1,97</w:t>
+            </w:r>
+          </w:p>
+        </w:tc>
+        <w:tc>
+          <w:tcPr>
+            <w:tcW w:type="dxa" w:w="1900"/>
+            <w:tcBorders>
+              <w:top w:val="single" w:color="D9D4CB" w:sz="4"/>
+              <w:left w:val="none" w:color="auto" w:sz="0"/>
+              <w:bottom w:val="single" w:color="D9D4CB" w:sz="4"/>
+              <w:right w:val="none" w:color="auto" w:sz="0"/>
+            </w:tcBorders>
+            <w:shd w:fill="FBFAF8" w:color="auto" w:val="clear"/>
+            <w:tcMar>
+              <w:top w:type="dxa" w:w="52"/>
+              <w:left w:type="dxa" w:w="100"/>
+              <w:bottom w:type="dxa" w:w="52"/>
+              <w:right w:type="dxa" w:w="100"/>
+            </w:tcMar>
+            <w:vAlign w:val="center"/>
+          </w:tcPr>
+          <w:p>
+            <w:pPr>
+              <w:spacing w:after="0" w:line="240" w:lineRule="auto"/>
+              <w:jc w:val="left"/>
+            </w:pPr>
+            <w:r>
+              <w:rPr>
+                <w:rFonts w:ascii="Arial" w:cs="Arial" w:eastAsia="Arial" w:hAnsi="Arial"/>
+                <w:b w:val="false"/>
+                <w:bCs w:val="false"/>
+                <w:i w:val="false"/>
+                <w:iCs w:val="false"/>
+                <w:color w:val="2A2E38"/>
+                <w:sz w:val="17"/>
+                <w:szCs w:val="17"/>
+              </w:rPr>
+              <w:t xml:space="preserve">дизайнерский 6</w:t>
+            </w:r>
+          </w:p>
+        </w:tc>
+      </w:tr>
+      <w:tr>
+        <w:tc>
+          <w:tcPr>
+            <w:tcW w:type="dxa" w:w="520"/>
+            <w:tcBorders>
+              <w:top w:val="single" w:color="D9D4CB" w:sz="4"/>
+              <w:left w:val="none" w:color="auto" w:sz="0"/>
+              <w:bottom w:val="single" w:color="D9D4CB" w:sz="4"/>
+              <w:right w:val="none" w:color="auto" w:sz="0"/>
+            </w:tcBorders>
+            <w:tcMar>
+              <w:top w:type="dxa" w:w="52"/>
+              <w:left w:type="dxa" w:w="100"/>
+              <w:bottom w:type="dxa" w:w="52"/>
+              <w:right w:type="dxa" w:w="100"/>
+            </w:tcMar>
+            <w:vAlign w:val="center"/>
+          </w:tcPr>
+          <w:p>
+            <w:pPr>
+              <w:spacing w:after="0" w:line="240" w:lineRule="auto"/>
+              <w:jc w:val="left"/>
+            </w:pPr>
+            <w:r>
+              <w:rPr>
+                <w:rFonts w:ascii="Arial" w:cs="Arial" w:eastAsia="Arial" w:hAnsi="Arial"/>
+                <w:b/>
+                <w:bCs/>
+                <w:i w:val="false"/>
+                <w:iCs w:val="false"/>
+                <w:color w:val="2A2E38"/>
+                <w:sz w:val="17"/>
+                <w:szCs w:val="17"/>
+              </w:rPr>
+              <w:t xml:space="preserve">10</w:t>
+            </w:r>
+          </w:p>
+        </w:tc>
+        <w:tc>
+          <w:tcPr>
+            <w:tcW w:type="dxa" w:w="1900"/>
+            <w:tcBorders>
+              <w:top w:val="single" w:color="D9D4CB" w:sz="4"/>
+              <w:left w:val="none" w:color="auto" w:sz="0"/>
+              <w:bottom w:val="single" w:color="D9D4CB" w:sz="4"/>
+              <w:right w:val="none" w:color="auto" w:sz="0"/>
+            </w:tcBorders>
+            <w:tcMar>
+              <w:top w:type="dxa" w:w="52"/>
+              <w:left w:type="dxa" w:w="100"/>
+              <w:bottom w:type="dxa" w:w="52"/>
+              <w:right w:type="dxa" w:w="100"/>
+            </w:tcMar>
+            <w:vAlign w:val="center"/>
+          </w:tcPr>
+          <w:p>
+            <w:pPr>
+              <w:spacing w:after="0" w:line="240" w:lineRule="auto"/>
+              <w:jc w:val="left"/>
+            </w:pPr>
+            <w:r>
+              <w:rPr>
+                <w:rFonts w:ascii="Arial" w:cs="Arial" w:eastAsia="Arial" w:hAnsi="Arial"/>
+                <w:b w:val="false"/>
+                <w:bCs w:val="false"/>
+                <w:i w:val="false"/>
+                <w:iCs w:val="false"/>
+                <w:color w:val="2A2E38"/>
+                <w:sz w:val="17"/>
+                <w:szCs w:val="17"/>
+              </w:rPr>
+              <w:t xml:space="preserve">Легенда Цветного</w:t>
+            </w:r>
+          </w:p>
+        </w:tc>
+        <w:tc>
+          <w:tcPr>
+            <w:tcW w:type="dxa" w:w="1000"/>
+            <w:tcBorders>
+              <w:top w:val="single" w:color="D9D4CB" w:sz="4"/>
+              <w:left w:val="none" w:color="auto" w:sz="0"/>
+              <w:bottom w:val="single" w:color="D9D4CB" w:sz="4"/>
+              <w:right w:val="none" w:color="auto" w:sz="0"/>
+            </w:tcBorders>
+            <w:tcMar>
+              <w:top w:type="dxa" w:w="52"/>
+              <w:left w:type="dxa" w:w="100"/>
+              <w:bottom w:type="dxa" w:w="52"/>
+              <w:right w:type="dxa" w:w="100"/>
+            </w:tcMar>
+            <w:vAlign w:val="center"/>
+          </w:tcPr>
+          <w:p>
+            <w:pPr>
+              <w:spacing w:after="0" w:line="240" w:lineRule="auto"/>
+              <w:jc w:val="center"/>
+            </w:pPr>
+            <w:r>
+              <w:rPr>
+                <w:rFonts w:ascii="Arial" w:cs="Arial" w:eastAsia="Arial" w:hAnsi="Arial"/>
+                <w:b w:val="false"/>
+                <w:bCs w:val="false"/>
+                <w:i w:val="false"/>
+                <w:iCs w:val="false"/>
+                <w:color w:val="2A2E38"/>
+                <w:sz w:val="17"/>
+                <w:szCs w:val="17"/>
+              </w:rPr>
+              <w:t xml:space="preserve">1,89 км</w:t>
+            </w:r>
+          </w:p>
+        </w:tc>
+        <w:tc>
+          <w:tcPr>
+            <w:tcW w:type="dxa" w:w="800"/>
+            <w:tcBorders>
+              <w:top w:val="single" w:color="D9D4CB" w:sz="4"/>
+              <w:left w:val="none" w:color="auto" w:sz="0"/>
+              <w:bottom w:val="single" w:color="D9D4CB" w:sz="4"/>
+              <w:right w:val="none" w:color="auto" w:sz="0"/>
+            </w:tcBorders>
+            <w:tcMar>
+              <w:top w:type="dxa" w:w="52"/>
+              <w:left w:type="dxa" w:w="100"/>
+              <w:bottom w:type="dxa" w:w="52"/>
+              <w:right w:type="dxa" w:w="100"/>
+            </w:tcMar>
+            <w:vAlign w:val="center"/>
+          </w:tcPr>
+          <w:p>
+            <w:pPr>
+              <w:spacing w:after="0" w:line="240" w:lineRule="auto"/>
+              <w:jc w:val="center"/>
+            </w:pPr>
+            <w:r>
+              <w:rPr>
+                <w:rFonts w:ascii="Arial" w:cs="Arial" w:eastAsia="Arial" w:hAnsi="Arial"/>
+                <w:b w:val="false"/>
+                <w:bCs w:val="false"/>
+                <w:i w:val="false"/>
+                <w:iCs w:val="false"/>
+                <w:color w:val="2A2E38"/>
+                <w:sz w:val="17"/>
+                <w:szCs w:val="17"/>
+              </w:rPr>
+              <w:t xml:space="preserve">2010</w:t>
+            </w:r>
+          </w:p>
+        </w:tc>
+        <w:tc>
+          <w:tcPr>
+            <w:tcW w:type="dxa" w:w="700"/>
+            <w:tcBorders>
+              <w:top w:val="single" w:color="D9D4CB" w:sz="4"/>
+              <w:left w:val="none" w:color="auto" w:sz="0"/>
+              <w:bottom w:val="single" w:color="D9D4CB" w:sz="4"/>
+              <w:right w:val="none" w:color="auto" w:sz="0"/>
+            </w:tcBorders>
+            <w:tcMar>
+              <w:top w:type="dxa" w:w="52"/>
+              <w:left w:type="dxa" w:w="100"/>
+              <w:bottom w:type="dxa" w:w="52"/>
+              <w:right w:type="dxa" w:w="100"/>
+            </w:tcMar>
+            <w:vAlign w:val="center"/>
+          </w:tcPr>
+          <w:p>
+            <w:pPr>
+              <w:spacing w:after="0" w:line="240" w:lineRule="auto"/>
+              <w:jc w:val="center"/>
+            </w:pPr>
+            <w:r>
+              <w:rPr>
+                <w:rFonts w:ascii="Arial" w:cs="Arial" w:eastAsia="Arial" w:hAnsi="Arial"/>
+                <w:b w:val="false"/>
+                <w:bCs w:val="false"/>
+                <w:i w:val="false"/>
+                <w:iCs w:val="false"/>
+                <w:color w:val="2A2E38"/>
+                <w:sz w:val="17"/>
+                <w:szCs w:val="17"/>
+              </w:rPr>
+              <w:t xml:space="preserve">3</w:t>
+            </w:r>
+          </w:p>
+        </w:tc>
+        <w:tc>
+          <w:tcPr>
+            <w:tcW w:type="dxa" w:w="1400"/>
+            <w:tcBorders>
+              <w:top w:val="single" w:color="D9D4CB" w:sz="4"/>
+              <w:left w:val="none" w:color="auto" w:sz="0"/>
+              <w:bottom w:val="single" w:color="D9D4CB" w:sz="4"/>
+              <w:right w:val="none" w:color="auto" w:sz="0"/>
+            </w:tcBorders>
+            <w:tcMar>
+              <w:top w:type="dxa" w:w="52"/>
+              <w:left w:type="dxa" w:w="100"/>
+              <w:bottom w:type="dxa" w:w="52"/>
+              <w:right w:type="dxa" w:w="100"/>
+            </w:tcMar>
+            <w:vAlign w:val="center"/>
+          </w:tcPr>
+          <w:p>
+            <w:pPr>
+              <w:spacing w:after="0" w:line="240" w:lineRule="auto"/>
+              <w:jc w:val="center"/>
+            </w:pPr>
+            <w:r>
+              <w:rPr>
+                <w:rFonts w:ascii="Arial" w:cs="Arial" w:eastAsia="Arial" w:hAnsi="Arial"/>
+                <w:b w:val="false"/>
+                <w:bCs w:val="false"/>
+                <w:i w:val="false"/>
+                <w:iCs w:val="false"/>
+                <w:color w:val="2A2E38"/>
+                <w:sz w:val="17"/>
+                <w:szCs w:val="17"/>
+              </w:rPr>
+              <w:t xml:space="preserve">189 – 230</w:t>
+            </w:r>
+          </w:p>
+        </w:tc>
+        <w:tc>
+          <w:tcPr>
+            <w:tcW w:type="dxa" w:w="1418"/>
+            <w:tcBorders>
+              <w:top w:val="single" w:color="D9D4CB" w:sz="4"/>
+              <w:left w:val="none" w:color="auto" w:sz="0"/>
+              <w:bottom w:val="single" w:color="D9D4CB" w:sz="4"/>
+              <w:right w:val="none" w:color="auto" w:sz="0"/>
+            </w:tcBorders>
+            <w:tcMar>
+              <w:top w:type="dxa" w:w="52"/>
+              <w:left w:type="dxa" w:w="100"/>
+              <w:bottom w:type="dxa" w:w="52"/>
+              <w:right w:type="dxa" w:w="100"/>
+            </w:tcMar>
+            <w:vAlign w:val="center"/>
+          </w:tcPr>
+          <w:p>
+            <w:pPr>
+              <w:spacing w:after="0" w:line="240" w:lineRule="auto"/>
+              <w:jc w:val="center"/>
+            </w:pPr>
+            <w:r>
+              <w:rPr>
+                <w:rFonts w:ascii="Arial" w:cs="Arial" w:eastAsia="Arial" w:hAnsi="Arial"/>
+                <w:b w:val="false"/>
+                <w:bCs w:val="false"/>
+                <w:i w:val="false"/>
+                <w:iCs w:val="false"/>
+                <w:color w:val="2A2E38"/>
+                <w:sz w:val="17"/>
+                <w:szCs w:val="17"/>
+              </w:rPr>
+              <w:t xml:space="preserve">1,01 – 1,18</w:t>
+            </w:r>
+          </w:p>
+        </w:tc>
+        <w:tc>
+          <w:tcPr>
+            <w:tcW w:type="dxa" w:w="1900"/>
+            <w:tcBorders>
+              <w:top w:val="single" w:color="D9D4CB" w:sz="4"/>
+              <w:left w:val="none" w:color="auto" w:sz="0"/>
+              <w:bottom w:val="single" w:color="D9D4CB" w:sz="4"/>
+              <w:right w:val="none" w:color="auto" w:sz="0"/>
+            </w:tcBorders>
+            <w:tcMar>
+              <w:top w:type="dxa" w:w="52"/>
+              <w:left w:type="dxa" w:w="100"/>
+              <w:bottom w:type="dxa" w:w="52"/>
+              <w:right w:type="dxa" w:w="100"/>
+            </w:tcMar>
+            <w:vAlign w:val="center"/>
+          </w:tcPr>
+          <w:p>
+            <w:pPr>
+              <w:spacing w:after="0" w:line="240" w:lineRule="auto"/>
+              <w:jc w:val="left"/>
+            </w:pPr>
+            <w:r>
+              <w:rPr>
+                <w:rFonts w:ascii="Arial" w:cs="Arial" w:eastAsia="Arial" w:hAnsi="Arial"/>
+                <w:b w:val="false"/>
+                <w:bCs w:val="false"/>
+                <w:i w:val="false"/>
+                <w:iCs w:val="false"/>
+                <w:color w:val="2A2E38"/>
+                <w:sz w:val="17"/>
+                <w:szCs w:val="17"/>
+              </w:rPr>
+              <w:t xml:space="preserve">дизайнерский 3</w:t>
+            </w:r>
+          </w:p>
+        </w:tc>
+      </w:tr>
+      <w:tr>
+        <w:tc>
+          <w:tcPr>
+            <w:tcW w:type="dxa" w:w="520"/>
+            <w:tcBorders>
+              <w:top w:val="single" w:color="D9D4CB" w:sz="4"/>
+              <w:left w:val="none" w:color="auto" w:sz="0"/>
+              <w:bottom w:val="single" w:color="D9D4CB" w:sz="4"/>
+              <w:right w:val="none" w:color="auto" w:sz="0"/>
+            </w:tcBorders>
+            <w:shd w:fill="FBFAF8" w:color="auto" w:val="clear"/>
+            <w:tcMar>
+              <w:top w:type="dxa" w:w="52"/>
+              <w:left w:type="dxa" w:w="100"/>
+              <w:bottom w:type="dxa" w:w="52"/>
+              <w:right w:type="dxa" w:w="100"/>
+            </w:tcMar>
+            <w:vAlign w:val="center"/>
+          </w:tcPr>
+          <w:p>
+            <w:pPr>
+              <w:spacing w:after="0" w:line="240" w:lineRule="auto"/>
+              <w:jc w:val="left"/>
+            </w:pPr>
+            <w:r>
+              <w:rPr>
+                <w:rFonts w:ascii="Arial" w:cs="Arial" w:eastAsia="Arial" w:hAnsi="Arial"/>
+                <w:b/>
+                <w:bCs/>
+                <w:i w:val="false"/>
+                <w:iCs w:val="false"/>
+                <w:color w:val="2A2E38"/>
+                <w:sz w:val="17"/>
+                <w:szCs w:val="17"/>
+              </w:rPr>
+              <w:t xml:space="preserve">5</w:t>
+            </w:r>
+          </w:p>
+        </w:tc>
+        <w:tc>
+          <w:tcPr>
+            <w:tcW w:type="dxa" w:w="1900"/>
+            <w:tcBorders>
+              <w:top w:val="single" w:color="D9D4CB" w:sz="4"/>
+              <w:left w:val="none" w:color="auto" w:sz="0"/>
+              <w:bottom w:val="single" w:color="D9D4CB" w:sz="4"/>
+              <w:right w:val="none" w:color="auto" w:sz="0"/>
+            </w:tcBorders>
+            <w:shd w:fill="FBFAF8" w:color="auto" w:val="clear"/>
+            <w:tcMar>
+              <w:top w:type="dxa" w:w="52"/>
+              <w:left w:type="dxa" w:w="100"/>
+              <w:bottom w:type="dxa" w:w="52"/>
+              <w:right w:type="dxa" w:w="100"/>
+            </w:tcMar>
+            <w:vAlign w:val="center"/>
+          </w:tcPr>
+          <w:p>
+            <w:pPr>
+              <w:spacing w:after="0" w:line="240" w:lineRule="auto"/>
+              <w:jc w:val="left"/>
+            </w:pPr>
+            <w:r>
+              <w:rPr>
+                <w:rFonts w:ascii="Arial" w:cs="Arial" w:eastAsia="Arial" w:hAnsi="Arial"/>
+                <w:b w:val="false"/>
+                <w:bCs w:val="false"/>
+                <w:i w:val="false"/>
+                <w:iCs w:val="false"/>
+                <w:color w:val="2A2E38"/>
+                <w:sz w:val="17"/>
+                <w:szCs w:val="17"/>
+              </w:rPr>
+              <w:t xml:space="preserve">Мод</w:t>
+            </w:r>
+          </w:p>
+        </w:tc>
+        <w:tc>
+          <w:tcPr>
+            <w:tcW w:type="dxa" w:w="1000"/>
+            <w:tcBorders>
+              <w:top w:val="single" w:color="D9D4CB" w:sz="4"/>
+              <w:left w:val="none" w:color="auto" w:sz="0"/>
+              <w:bottom w:val="single" w:color="D9D4CB" w:sz="4"/>
+              <w:right w:val="none" w:color="auto" w:sz="0"/>
+            </w:tcBorders>
+            <w:shd w:fill="FBFAF8" w:color="auto" w:val="clear"/>
+            <w:tcMar>
+              <w:top w:type="dxa" w:w="52"/>
+              <w:left w:type="dxa" w:w="100"/>
+              <w:bottom w:type="dxa" w:w="52"/>
+              <w:right w:type="dxa" w:w="100"/>
+            </w:tcMar>
+            <w:vAlign w:val="center"/>
+          </w:tcPr>
+          <w:p>
+            <w:pPr>
+              <w:spacing w:after="0" w:line="240" w:lineRule="auto"/>
+              <w:jc w:val="center"/>
+            </w:pPr>
+            <w:r>
+              <w:rPr>
+                <w:rFonts w:ascii="Arial" w:cs="Arial" w:eastAsia="Arial" w:hAnsi="Arial"/>
+                <w:b w:val="false"/>
+                <w:bCs w:val="false"/>
+                <w:i w:val="false"/>
+                <w:iCs w:val="false"/>
+                <w:color w:val="2A2E38"/>
+                <w:sz w:val="17"/>
+                <w:szCs w:val="17"/>
+              </w:rPr>
+              <w:t xml:space="preserve">1,33 км</w:t>
+            </w:r>
+          </w:p>
+        </w:tc>
+        <w:tc>
+          <w:tcPr>
+            <w:tcW w:type="dxa" w:w="800"/>
+            <w:tcBorders>
+              <w:top w:val="single" w:color="D9D4CB" w:sz="4"/>
+              <w:left w:val="none" w:color="auto" w:sz="0"/>
+              <w:bottom w:val="single" w:color="D9D4CB" w:sz="4"/>
+              <w:right w:val="none" w:color="auto" w:sz="0"/>
+            </w:tcBorders>
+            <w:shd w:fill="FBFAF8" w:color="auto" w:val="clear"/>
+            <w:tcMar>
+              <w:top w:type="dxa" w:w="52"/>
+              <w:left w:type="dxa" w:w="100"/>
+              <w:bottom w:type="dxa" w:w="52"/>
+              <w:right w:type="dxa" w:w="100"/>
+            </w:tcMar>
+            <w:vAlign w:val="center"/>
+          </w:tcPr>
+          <w:p>
+            <w:pPr>
+              <w:spacing w:after="0" w:line="240" w:lineRule="auto"/>
+              <w:jc w:val="center"/>
+            </w:pPr>
+            <w:r>
+              <w:rPr>
+                <w:rFonts w:ascii="Arial" w:cs="Arial" w:eastAsia="Arial" w:hAnsi="Arial"/>
+                <w:b w:val="false"/>
+                <w:bCs w:val="false"/>
+                <w:i w:val="false"/>
+                <w:iCs w:val="false"/>
+                <w:color w:val="2A2E38"/>
+                <w:sz w:val="17"/>
+                <w:szCs w:val="17"/>
+              </w:rPr>
+              <w:t xml:space="preserve">2026</w:t>
+            </w:r>
+          </w:p>
+        </w:tc>
+        <w:tc>
+          <w:tcPr>
+            <w:tcW w:type="dxa" w:w="700"/>
+            <w:tcBorders>
+              <w:top w:val="single" w:color="D9D4CB" w:sz="4"/>
+              <w:left w:val="none" w:color="auto" w:sz="0"/>
+              <w:bottom w:val="single" w:color="D9D4CB" w:sz="4"/>
+              <w:right w:val="none" w:color="auto" w:sz="0"/>
+            </w:tcBorders>
+            <w:shd w:fill="FBFAF8" w:color="auto" w:val="clear"/>
+            <w:tcMar>
+              <w:top w:type="dxa" w:w="52"/>
+              <w:left w:type="dxa" w:w="100"/>
+              <w:bottom w:type="dxa" w:w="52"/>
+              <w:right w:type="dxa" w:w="100"/>
+            </w:tcMar>
+            <w:vAlign w:val="center"/>
+          </w:tcPr>
+          <w:p>
+            <w:pPr>
+              <w:spacing w:after="0" w:line="240" w:lineRule="auto"/>
+              <w:jc w:val="center"/>
+            </w:pPr>
+            <w:r>
+              <w:rPr>
+                <w:rFonts w:ascii="Arial" w:cs="Arial" w:eastAsia="Arial" w:hAnsi="Arial"/>
+                <w:b w:val="false"/>
+                <w:bCs w:val="false"/>
+                <w:i w:val="false"/>
+                <w:iCs w:val="false"/>
+                <w:color w:val="2A2E38"/>
+                <w:sz w:val="17"/>
+                <w:szCs w:val="17"/>
+              </w:rPr>
+              <w:t xml:space="preserve">27</w:t>
+            </w:r>
+          </w:p>
+        </w:tc>
+        <w:tc>
+          <w:tcPr>
+            <w:tcW w:type="dxa" w:w="1400"/>
+            <w:tcBorders>
+              <w:top w:val="single" w:color="D9D4CB" w:sz="4"/>
+              <w:left w:val="none" w:color="auto" w:sz="0"/>
+              <w:bottom w:val="single" w:color="D9D4CB" w:sz="4"/>
+              <w:right w:val="none" w:color="auto" w:sz="0"/>
+            </w:tcBorders>
+            <w:shd w:fill="FBFAF8" w:color="auto" w:val="clear"/>
+            <w:tcMar>
+              <w:top w:type="dxa" w:w="52"/>
+              <w:left w:type="dxa" w:w="100"/>
+              <w:bottom w:type="dxa" w:w="52"/>
+              <w:right w:type="dxa" w:w="100"/>
+            </w:tcMar>
+            <w:vAlign w:val="center"/>
+          </w:tcPr>
+          <w:p>
+            <w:pPr>
+              <w:spacing w:after="0" w:line="240" w:lineRule="auto"/>
+              <w:jc w:val="center"/>
+            </w:pPr>
+            <w:r>
+              <w:rPr>
+                <w:rFonts w:ascii="Arial" w:cs="Arial" w:eastAsia="Arial" w:hAnsi="Arial"/>
+                <w:b w:val="false"/>
+                <w:bCs w:val="false"/>
+                <w:i w:val="false"/>
+                <w:iCs w:val="false"/>
+                <w:color w:val="2A2E38"/>
+                <w:sz w:val="17"/>
+                <w:szCs w:val="17"/>
+              </w:rPr>
+              <w:t xml:space="preserve">28 – 108</w:t>
+            </w:r>
+          </w:p>
+        </w:tc>
+        <w:tc>
+          <w:tcPr>
+            <w:tcW w:type="dxa" w:w="1418"/>
+            <w:tcBorders>
+              <w:top w:val="single" w:color="D9D4CB" w:sz="4"/>
+              <w:left w:val="none" w:color="auto" w:sz="0"/>
+              <w:bottom w:val="single" w:color="D9D4CB" w:sz="4"/>
+              <w:right w:val="none" w:color="auto" w:sz="0"/>
+            </w:tcBorders>
+            <w:shd w:fill="FBFAF8" w:color="auto" w:val="clear"/>
+            <w:tcMar>
+              <w:top w:type="dxa" w:w="52"/>
+              <w:left w:type="dxa" w:w="100"/>
+              <w:bottom w:type="dxa" w:w="52"/>
+              <w:right w:type="dxa" w:w="100"/>
+            </w:tcMar>
+            <w:vAlign w:val="center"/>
+          </w:tcPr>
+          <w:p>
+            <w:pPr>
+              <w:spacing w:after="0" w:line="240" w:lineRule="auto"/>
+              <w:jc w:val="center"/>
+            </w:pPr>
+            <w:r>
+              <w:rPr>
+                <w:rFonts w:ascii="Arial" w:cs="Arial" w:eastAsia="Arial" w:hAnsi="Arial"/>
+                <w:b w:val="false"/>
+                <w:bCs w:val="false"/>
+                <w:i w:val="false"/>
+                <w:iCs w:val="false"/>
+                <w:color w:val="2A2E38"/>
+                <w:sz w:val="17"/>
+                <w:szCs w:val="17"/>
+              </w:rPr>
+              <w:t xml:space="preserve">0,44 – 0,88</w:t>
+            </w:r>
+          </w:p>
+        </w:tc>
+        <w:tc>
+          <w:tcPr>
+            <w:tcW w:type="dxa" w:w="1900"/>
+            <w:tcBorders>
+              <w:top w:val="single" w:color="D9D4CB" w:sz="4"/>
+              <w:left w:val="none" w:color="auto" w:sz="0"/>
+              <w:bottom w:val="single" w:color="D9D4CB" w:sz="4"/>
+              <w:right w:val="none" w:color="auto" w:sz="0"/>
+            </w:tcBorders>
+            <w:shd w:fill="FBFAF8" w:color="auto" w:val="clear"/>
+            <w:tcMar>
+              <w:top w:type="dxa" w:w="52"/>
+              <w:left w:type="dxa" w:w="100"/>
+              <w:bottom w:type="dxa" w:w="52"/>
+              <w:right w:type="dxa" w:w="100"/>
+            </w:tcMar>
+            <w:vAlign w:val="center"/>
+          </w:tcPr>
+          <w:p>
+            <w:pPr>
+              <w:spacing w:after="0" w:line="240" w:lineRule="auto"/>
+              <w:jc w:val="left"/>
+            </w:pPr>
+            <w:r>
+              <w:rPr>
+                <w:rFonts w:ascii="Arial" w:cs="Arial" w:eastAsia="Arial" w:hAnsi="Arial"/>
+                <w:b w:val="false"/>
+                <w:bCs w:val="false"/>
+                <w:i w:val="false"/>
+                <w:iCs w:val="false"/>
+                <w:color w:val="2A2E38"/>
+                <w:sz w:val="17"/>
+                <w:szCs w:val="17"/>
+              </w:rPr>
+              <w:t xml:space="preserve">без ремонта 17 · дизайнерский 5 · не указана 4 · косметический 1</w:t>
+            </w:r>
+          </w:p>
+        </w:tc>
+      </w:tr>
+    </w:tbl>
+    <w:p>
+      <w:pPr>
+        <w:spacing w:after="36"/>
+      </w:pPr>
+      <w:r>
+        <w:rPr>
+          <w:rFonts w:ascii="Arial" w:cs="Arial" w:eastAsia="Arial" w:hAnsi="Arial"/>
+          <w:b w:val="false"/>
+          <w:bCs w:val="false"/>
+          <w:i w:val="false"/>
+          <w:iCs w:val="false"/>
+          <w:color w:val="2A2E38"/>
+          <w:sz w:val="19"/>
+          <w:szCs w:val="19"/>
+        </w:rPr>
+        <w:t xml:space="preserve"/>
+      </w:r>
+    </w:p>
+    <w:p>
+      <w:pPr>
+        <w:spacing w:after="26"/>
+        <w:jc w:val="center"/>
+      </w:pPr>
+      <w:r>
+        <w:drawing>
+          <wp:inline distT="0" distB="0" distL="0" distR="0">
+            <wp:extent cx="6124575" cy="3067050"/>
+            <wp:effectExtent t="0" r="0" b="0" l="0"/>
+            <wp:docPr id="1" name="" descr="" title=""/>
+            <wp:cNvGraphicFramePr>
+              <a:graphicFrameLocks xmlns:a="http://schemas.openxmlformats.org/drawingml/2006/main" noChangeAspect="1"/>
+            </wp:cNvGraphicFramePr>
+            <a:graphic xmlns:a="http://schemas.openxmlformats.org/drawingml/2006/main">
+              <a:graphicData uri="http://schemas.openxmlformats.org/drawingml/2006/picture">
+                <pic:pic xmlns:pic="http://schemas.openxmlformats.org/drawingml/2006/picture">
+                  <pic:nvPicPr>
+                    <pic:cNvPr id="0" name="" descr=""/>
+                    <pic:cNvPicPr>
+                      <a:picLocks noChangeAspect="1" noChangeArrowheads="1"/>
+                    </pic:cNvPicPr>
+                  </pic:nvPicPr>
+                  <pic:blipFill>
+                    <a:blip r:embed="rId26" cstate="none"/>
+                    <a:srcRect/>
+                    <a:stretch>
+                      <a:fillRect/>
+                    </a:stretch>
+                  </pic:blipFill>
+                  <pic:spPr bwMode="auto">
+                    <a:xfrm>
+                      <a:off x="0" y="0"/>
                       <a:ext cx="6124575" cy="3067050"/>
                     </a:xfrm>
                     <a:prstGeom prst="rect">
@@ -10258,12 +12131,12 @@
           <w:sz w:val="16"/>
           <w:szCs w:val="16"/>
         </w:rPr>
-        <w:t xml:space="preserve">Пунктир — средневзвешенный метр премиум-класса Москвы, 1,6 млн ₽.</w:t>
+        <w:t xml:space="preserve">Засечка внутри полосы — медиана. Пунктир — средневзвешенный метр премиум-класса Москвы, 1,6 млн ₽.</w:t>
       </w:r>
     </w:p>
     <w:p>
       <w:pPr>
-        <w:spacing w:after="46"/>
+        <w:spacing w:after="40"/>
       </w:pPr>
       <w:r>
         <w:rPr>
@@ -10308,7 +12181,7 @@
           <w:sz w:val="19"/>
           <w:szCs w:val="19"/>
         </w:rPr>
-        <w:t xml:space="preserve">1,3 млн ₽ попадают в нижнюю треть диапазона. </w:t>
+        <w:t xml:space="preserve">1,3 млн ₽ попадают в разрыв между двумя группами. </w:t>
       </w:r>
       <w:r>
         <w:rPr>
@@ -10321,7 +12194,7 @@
           <w:sz w:val="19"/>
           <w:szCs w:val="19"/>
         </w:rPr>
-        <w:t xml:space="preserve">Дешевле только готовые дома дальше от центра: PRIDE у «Савёловской» (583–972 тыс. ₽), «Дом 56» у «Бауманской» (658–1 030 тыс. ₽) и апартаменты LUMIN у «Китай-города» (799–1 169 тыс. ₽).</w:t>
+        <w:t xml:space="preserve">Выше — только три премиальных проекта у «Сухаревской» и «Цветного»: «ФАНТОМ» с медианой 2,48 млн, «Форум» 2,14 млн и «Дом Франка» 1,74 млн. Ниже — всё остальное: 300 лотов из 379 (79 %).</w:t>
       </w:r>
     </w:p>
     <w:p>
@@ -10353,7 +12226,7 @@
           <w:sz w:val="19"/>
           <w:szCs w:val="19"/>
         </w:rPr>
-        <w:t xml:space="preserve">Ближайший территориальный сосед стоит в 1,4–1,8 раза дороже. </w:t>
+        <w:t xml:space="preserve">Ближайшие новостройки — высотки бизнес-класса. </w:t>
       </w:r>
       <w:r>
         <w:rPr>
@@ -10366,7 +12239,7 @@
           <w:sz w:val="19"/>
           <w:szCs w:val="19"/>
         </w:rPr>
-        <w:t xml:space="preserve">«Форум» у «Сухаревской» — 1,79–2,38 млн ₽ за метр при сдаче в 2026 году и с отделкой. Разрыв частично объясняется сроком: три года до ключей против готового дома.</w:t>
+        <w:t xml:space="preserve">«Ридж» (26 этажей, 120 лотов, 0,51–0,90 млн) и «Мод» (55 этажей, 81 лот, 0,51–0,72 млн) стоят в 1,4 км, у Сущёвского вала. Метр «Капельского» выше их медианы в 2,0 раза.</w:t>
       </w:r>
     </w:p>
     <w:p>
@@ -10398,7 +12271,7 @@
           <w:sz w:val="19"/>
           <w:szCs w:val="19"/>
         </w:rPr>
-        <w:t xml:space="preserve">Верх рынка задают «Брюсов» и «Фон Дессин» — 3,7–5,07 и 2,23–4,43 млн ₽ за метр. </w:t>
+        <w:t xml:space="preserve">Готовое жильё по соседству дешевле на 24–53 %. </w:t>
       </w:r>
       <w:r>
         <w:rPr>
@@ -10411,7 +12284,7 @@
           <w:sz w:val="19"/>
           <w:szCs w:val="19"/>
         </w:rPr>
-        <w:t xml:space="preserve">Оба стоят внутри Бульварного кольца; расстояние до Кремля у них меньше двух километров против 3,7 км у Капельского переулка.</w:t>
+        <w:t xml:space="preserve">Barkli Park в 890 метрах — медиана 1,05 млн ₽ за метр, Sole Hill в 960 метрах — 0,85 млн, Dialog в 1,29 км — 1,03 млн. Все три дома построены и заселены; «Капельский» просит больше за дом, который сдадут через три года.</w:t>
       </w:r>
     </w:p>
     <w:p>
@@ -10443,7 +12316,7 @@
           <w:sz w:val="19"/>
           <w:szCs w:val="19"/>
         </w:rPr>
-        <w:t xml:space="preserve">«Тишинский бульвар» показывает, какой бывает разброс внутри одного дома — 1,22–3,32 млн ₽ за метр, в 2,7 раза. </w:t>
+        <w:t xml:space="preserve">Единственный сосед с тем же метром — апартаменты. </w:t>
       </w:r>
       <w:r>
         <w:rPr>
@@ -10456,7 +12329,7 @@
           <w:sz w:val="19"/>
           <w:szCs w:val="19"/>
         </w:rPr>
-        <w:t xml:space="preserve">Прайс «Капельского» после старта по ДДУ тоже, скорее всего, станет диапазоном: 54 м² на нижнем этаже и 345 м² с террасой продаются по разной цене метра.</w:t>
+        <w:t xml:space="preserve">Клубный дом ЦВЕТ32 у Цветного бульвара, медиана 1,27 млн ₽ при 1,3 млн у «Капельского». Все шесть лотов там — нежилой фонд: без прописки и с другой ставкой налога.</w:t>
       </w:r>
     </w:p>
     <w:p>
@@ -10480,7 +12353,26 @@
           <w:sz w:val="36"/>
           <w:szCs w:val="36"/>
         </w:rPr>
-        <w:t xml:space="preserve">Что меняет разрешение на строительство</w:t>
+        <w:t xml:space="preserve">Сколько рынок платит за ремонт</w:t>
+      </w:r>
+    </w:p>
+    <w:p>
+      <w:pPr>
+        <w:spacing w:after="100" w:line="258" w:lineRule="auto"/>
+        <w:ind w:right="1560"/>
+      </w:pPr>
+      <w:r>
+        <w:rPr>
+          <w:rFonts w:ascii="Arial" w:cs="Arial" w:eastAsia="Arial" w:hAnsi="Arial"/>
+          <w:b w:val="false"/>
+          <w:bCs w:val="false"/>
+          <w:i w:val="false"/>
+          <w:iCs w:val="false"/>
+          <w:color w:val="2A2E38"/>
+          <w:sz w:val="19"/>
+          <w:szCs w:val="19"/>
+        </w:rPr>
+        <w:t xml:space="preserve">Лоты «Капельского» продаются без отделки. Сколько отделка стоит — вопрос со сметой; сколько за неё платит покупатель — вопрос к рынку, и на него отвечает та же когорта. Поле «ремонт» в поисковой выдаче Циан пустое: оно живёт только в карточке объявления, поэтому карточки лотов вторички прочитаны отдельно.</w:t>
       </w:r>
     </w:p>
     <w:p>
@@ -10499,7 +12391,2644 @@
           <w:sz w:val="19"/>
           <w:szCs w:val="19"/>
         </w:rPr>
-        <w:t xml:space="preserve">Разрешение на строительство разделяет проект на два разных режима продаж — юридически и по цене.</w:t>
+        <w:t xml:space="preserve">Сравнение идёт внутри одних и тех же домов: у квартиры с дизайнерским ремонтом и у оболочки в соседнем подъезде совпадают локация, год постройки, класс дома и высота потолков. Различается только состояние квартиры.</w:t>
+      </w:r>
+    </w:p>
+    <w:tbl>
+      <w:tblPr>
+        <w:tblW w:type="dxa" w:w="9638"/>
+        <w:tblBorders>
+          <w:top w:val="single" w:color="auto" w:sz="4"/>
+          <w:left w:val="single" w:color="auto" w:sz="4"/>
+          <w:bottom w:val="single" w:color="auto" w:sz="4"/>
+          <w:right w:val="single" w:color="auto" w:sz="4"/>
+          <w:insideH w:val="single" w:color="auto" w:sz="4"/>
+          <w:insideV w:val="single" w:color="auto" w:sz="4"/>
+        </w:tblBorders>
+      </w:tblPr>
+      <w:tblGrid>
+        <w:gridCol w:w="2238"/>
+        <w:gridCol w:w="1500"/>
+        <w:gridCol w:w="1700"/>
+        <w:gridCol w:w="1400"/>
+        <w:gridCol w:w="1700"/>
+        <w:gridCol w:w="1100"/>
+      </w:tblGrid>
+      <w:tr>
+        <w:trPr>
+          <w:tblHeader/>
+        </w:trPr>
+        <w:tc>
+          <w:tcPr>
+            <w:tcW w:type="dxa" w:w="2238"/>
+            <w:tcBorders>
+              <w:top w:val="single" w:color="1F2A44" w:sz="4"/>
+              <w:left w:val="none" w:color="auto" w:sz="0"/>
+              <w:bottom w:val="single" w:color="D9D4CB" w:sz="4"/>
+              <w:right w:val="none" w:color="auto" w:sz="0"/>
+            </w:tcBorders>
+            <w:shd w:fill="1F2A44" w:color="auto" w:val="clear"/>
+            <w:tcMar>
+              <w:top w:type="dxa" w:w="52"/>
+              <w:left w:type="dxa" w:w="100"/>
+              <w:bottom w:type="dxa" w:w="52"/>
+              <w:right w:type="dxa" w:w="100"/>
+            </w:tcMar>
+            <w:vAlign w:val="center"/>
+          </w:tcPr>
+          <w:p>
+            <w:pPr>
+              <w:spacing w:after="0" w:line="240" w:lineRule="auto"/>
+              <w:jc w:val="left"/>
+            </w:pPr>
+            <w:r>
+              <w:rPr>
+                <w:rFonts w:ascii="Arial" w:cs="Arial" w:eastAsia="Arial" w:hAnsi="Arial"/>
+                <w:b/>
+                <w:bCs/>
+                <w:i w:val="false"/>
+                <w:iCs w:val="false"/>
+                <w:color w:val="FFFFFF"/>
+                <w:sz w:val="16"/>
+                <w:szCs w:val="16"/>
+              </w:rPr>
+              <w:t xml:space="preserve">Дом</w:t>
+            </w:r>
+          </w:p>
+        </w:tc>
+        <w:tc>
+          <w:tcPr>
+            <w:tcW w:type="dxa" w:w="1500"/>
+            <w:tcBorders>
+              <w:top w:val="single" w:color="1F2A44" w:sz="4"/>
+              <w:left w:val="none" w:color="auto" w:sz="0"/>
+              <w:bottom w:val="single" w:color="D9D4CB" w:sz="4"/>
+              <w:right w:val="none" w:color="auto" w:sz="0"/>
+            </w:tcBorders>
+            <w:shd w:fill="1F2A44" w:color="auto" w:val="clear"/>
+            <w:tcMar>
+              <w:top w:type="dxa" w:w="52"/>
+              <w:left w:type="dxa" w:w="100"/>
+              <w:bottom w:type="dxa" w:w="52"/>
+              <w:right w:type="dxa" w:w="100"/>
+            </w:tcMar>
+            <w:vAlign w:val="center"/>
+          </w:tcPr>
+          <w:p>
+            <w:pPr>
+              <w:spacing w:after="0" w:line="240" w:lineRule="auto"/>
+              <w:jc w:val="center"/>
+            </w:pPr>
+            <w:r>
+              <w:rPr>
+                <w:rFonts w:ascii="Arial" w:cs="Arial" w:eastAsia="Arial" w:hAnsi="Arial"/>
+                <w:b/>
+                <w:bCs/>
+                <w:i w:val="false"/>
+                <w:iCs w:val="false"/>
+                <w:color w:val="FFFFFF"/>
+                <w:sz w:val="16"/>
+                <w:szCs w:val="16"/>
+              </w:rPr>
+              <w:t xml:space="preserve">С ремонтом,
+лотов</w:t>
+            </w:r>
+          </w:p>
+        </w:tc>
+        <w:tc>
+          <w:tcPr>
+            <w:tcW w:type="dxa" w:w="1700"/>
+            <w:tcBorders>
+              <w:top w:val="single" w:color="1F2A44" w:sz="4"/>
+              <w:left w:val="none" w:color="auto" w:sz="0"/>
+              <w:bottom w:val="single" w:color="D9D4CB" w:sz="4"/>
+              <w:right w:val="none" w:color="auto" w:sz="0"/>
+            </w:tcBorders>
+            <w:shd w:fill="1F2A44" w:color="auto" w:val="clear"/>
+            <w:tcMar>
+              <w:top w:type="dxa" w:w="52"/>
+              <w:left w:type="dxa" w:w="100"/>
+              <w:bottom w:type="dxa" w:w="52"/>
+              <w:right w:type="dxa" w:w="100"/>
+            </w:tcMar>
+            <w:vAlign w:val="center"/>
+          </w:tcPr>
+          <w:p>
+            <w:pPr>
+              <w:spacing w:after="0" w:line="240" w:lineRule="auto"/>
+              <w:jc w:val="center"/>
+            </w:pPr>
+            <w:r>
+              <w:rPr>
+                <w:rFonts w:ascii="Arial" w:cs="Arial" w:eastAsia="Arial" w:hAnsi="Arial"/>
+                <w:b/>
+                <w:bCs/>
+                <w:i w:val="false"/>
+                <w:iCs w:val="false"/>
+                <w:color w:val="FFFFFF"/>
+                <w:sz w:val="16"/>
+                <w:szCs w:val="16"/>
+              </w:rPr>
+              <w:t xml:space="preserve">Метр, ₽</w:t>
+            </w:r>
+          </w:p>
+        </w:tc>
+        <w:tc>
+          <w:tcPr>
+            <w:tcW w:type="dxa" w:w="1400"/>
+            <w:tcBorders>
+              <w:top w:val="single" w:color="1F2A44" w:sz="4"/>
+              <w:left w:val="none" w:color="auto" w:sz="0"/>
+              <w:bottom w:val="single" w:color="D9D4CB" w:sz="4"/>
+              <w:right w:val="none" w:color="auto" w:sz="0"/>
+            </w:tcBorders>
+            <w:shd w:fill="1F2A44" w:color="auto" w:val="clear"/>
+            <w:tcMar>
+              <w:top w:type="dxa" w:w="52"/>
+              <w:left w:type="dxa" w:w="100"/>
+              <w:bottom w:type="dxa" w:w="52"/>
+              <w:right w:type="dxa" w:w="100"/>
+            </w:tcMar>
+            <w:vAlign w:val="center"/>
+          </w:tcPr>
+          <w:p>
+            <w:pPr>
+              <w:spacing w:after="0" w:line="240" w:lineRule="auto"/>
+              <w:jc w:val="center"/>
+            </w:pPr>
+            <w:r>
+              <w:rPr>
+                <w:rFonts w:ascii="Arial" w:cs="Arial" w:eastAsia="Arial" w:hAnsi="Arial"/>
+                <w:b/>
+                <w:bCs/>
+                <w:i w:val="false"/>
+                <w:iCs w:val="false"/>
+                <w:color w:val="FFFFFF"/>
+                <w:sz w:val="16"/>
+                <w:szCs w:val="16"/>
+              </w:rPr>
+              <w:t xml:space="preserve">Оболочек</w:t>
+            </w:r>
+          </w:p>
+        </w:tc>
+        <w:tc>
+          <w:tcPr>
+            <w:tcW w:type="dxa" w:w="1700"/>
+            <w:tcBorders>
+              <w:top w:val="single" w:color="1F2A44" w:sz="4"/>
+              <w:left w:val="none" w:color="auto" w:sz="0"/>
+              <w:bottom w:val="single" w:color="D9D4CB" w:sz="4"/>
+              <w:right w:val="none" w:color="auto" w:sz="0"/>
+            </w:tcBorders>
+            <w:shd w:fill="1F2A44" w:color="auto" w:val="clear"/>
+            <w:tcMar>
+              <w:top w:type="dxa" w:w="52"/>
+              <w:left w:type="dxa" w:w="100"/>
+              <w:bottom w:type="dxa" w:w="52"/>
+              <w:right w:type="dxa" w:w="100"/>
+            </w:tcMar>
+            <w:vAlign w:val="center"/>
+          </w:tcPr>
+          <w:p>
+            <w:pPr>
+              <w:spacing w:after="0" w:line="240" w:lineRule="auto"/>
+              <w:jc w:val="center"/>
+            </w:pPr>
+            <w:r>
+              <w:rPr>
+                <w:rFonts w:ascii="Arial" w:cs="Arial" w:eastAsia="Arial" w:hAnsi="Arial"/>
+                <w:b/>
+                <w:bCs/>
+                <w:i w:val="false"/>
+                <w:iCs w:val="false"/>
+                <w:color w:val="FFFFFF"/>
+                <w:sz w:val="16"/>
+                <w:szCs w:val="16"/>
+              </w:rPr>
+              <w:t xml:space="preserve">Метр, ₽</w:t>
+            </w:r>
+          </w:p>
+        </w:tc>
+        <w:tc>
+          <w:tcPr>
+            <w:tcW w:type="dxa" w:w="1100"/>
+            <w:tcBorders>
+              <w:top w:val="single" w:color="1F2A44" w:sz="4"/>
+              <w:left w:val="none" w:color="auto" w:sz="0"/>
+              <w:bottom w:val="single" w:color="D9D4CB" w:sz="4"/>
+              <w:right w:val="none" w:color="auto" w:sz="0"/>
+            </w:tcBorders>
+            <w:shd w:fill="1F2A44" w:color="auto" w:val="clear"/>
+            <w:tcMar>
+              <w:top w:type="dxa" w:w="52"/>
+              <w:left w:type="dxa" w:w="100"/>
+              <w:bottom w:type="dxa" w:w="52"/>
+              <w:right w:type="dxa" w:w="100"/>
+            </w:tcMar>
+            <w:vAlign w:val="center"/>
+          </w:tcPr>
+          <w:p>
+            <w:pPr>
+              <w:spacing w:after="0" w:line="240" w:lineRule="auto"/>
+              <w:jc w:val="center"/>
+            </w:pPr>
+            <w:r>
+              <w:rPr>
+                <w:rFonts w:ascii="Arial" w:cs="Arial" w:eastAsia="Arial" w:hAnsi="Arial"/>
+                <w:b/>
+                <w:bCs/>
+                <w:i w:val="false"/>
+                <w:iCs w:val="false"/>
+                <w:color w:val="FFFFFF"/>
+                <w:sz w:val="16"/>
+                <w:szCs w:val="16"/>
+              </w:rPr>
+              <w:t xml:space="preserve">Надбавка</w:t>
+            </w:r>
+          </w:p>
+        </w:tc>
+      </w:tr>
+      <w:tr>
+        <w:tc>
+          <w:tcPr>
+            <w:tcW w:type="dxa" w:w="2238"/>
+            <w:tcBorders>
+              <w:top w:val="single" w:color="D9D4CB" w:sz="4"/>
+              <w:left w:val="none" w:color="auto" w:sz="0"/>
+              <w:bottom w:val="single" w:color="D9D4CB" w:sz="4"/>
+              <w:right w:val="none" w:color="auto" w:sz="0"/>
+            </w:tcBorders>
+            <w:tcMar>
+              <w:top w:type="dxa" w:w="52"/>
+              <w:left w:type="dxa" w:w="100"/>
+              <w:bottom w:type="dxa" w:w="52"/>
+              <w:right w:type="dxa" w:w="100"/>
+            </w:tcMar>
+            <w:vAlign w:val="center"/>
+          </w:tcPr>
+          <w:p>
+            <w:pPr>
+              <w:spacing w:after="0" w:line="240" w:lineRule="auto"/>
+              <w:jc w:val="left"/>
+            </w:pPr>
+            <w:r>
+              <w:rPr>
+                <w:rFonts w:ascii="Arial" w:cs="Arial" w:eastAsia="Arial" w:hAnsi="Arial"/>
+                <w:b/>
+                <w:bCs/>
+                <w:i w:val="false"/>
+                <w:iCs w:val="false"/>
+                <w:color w:val="2A2E38"/>
+                <w:sz w:val="17"/>
+                <w:szCs w:val="17"/>
+              </w:rPr>
+              <w:t xml:space="preserve">Dialog</w:t>
+            </w:r>
+          </w:p>
+        </w:tc>
+        <w:tc>
+          <w:tcPr>
+            <w:tcW w:type="dxa" w:w="1500"/>
+            <w:tcBorders>
+              <w:top w:val="single" w:color="D9D4CB" w:sz="4"/>
+              <w:left w:val="none" w:color="auto" w:sz="0"/>
+              <w:bottom w:val="single" w:color="D9D4CB" w:sz="4"/>
+              <w:right w:val="none" w:color="auto" w:sz="0"/>
+            </w:tcBorders>
+            <w:tcMar>
+              <w:top w:type="dxa" w:w="52"/>
+              <w:left w:type="dxa" w:w="100"/>
+              <w:bottom w:type="dxa" w:w="52"/>
+              <w:right w:type="dxa" w:w="100"/>
+            </w:tcMar>
+            <w:vAlign w:val="center"/>
+          </w:tcPr>
+          <w:p>
+            <w:pPr>
+              <w:spacing w:after="0" w:line="240" w:lineRule="auto"/>
+              <w:jc w:val="center"/>
+            </w:pPr>
+            <w:r>
+              <w:rPr>
+                <w:rFonts w:ascii="Arial" w:cs="Arial" w:eastAsia="Arial" w:hAnsi="Arial"/>
+                <w:b w:val="false"/>
+                <w:bCs w:val="false"/>
+                <w:i w:val="false"/>
+                <w:iCs w:val="false"/>
+                <w:color w:val="2A2E38"/>
+                <w:sz w:val="17"/>
+                <w:szCs w:val="17"/>
+              </w:rPr>
+              <w:t xml:space="preserve">4</w:t>
+            </w:r>
+          </w:p>
+        </w:tc>
+        <w:tc>
+          <w:tcPr>
+            <w:tcW w:type="dxa" w:w="1700"/>
+            <w:tcBorders>
+              <w:top w:val="single" w:color="D9D4CB" w:sz="4"/>
+              <w:left w:val="none" w:color="auto" w:sz="0"/>
+              <w:bottom w:val="single" w:color="D9D4CB" w:sz="4"/>
+              <w:right w:val="none" w:color="auto" w:sz="0"/>
+            </w:tcBorders>
+            <w:tcMar>
+              <w:top w:type="dxa" w:w="52"/>
+              <w:left w:type="dxa" w:w="100"/>
+              <w:bottom w:type="dxa" w:w="52"/>
+              <w:right w:type="dxa" w:w="100"/>
+            </w:tcMar>
+            <w:vAlign w:val="center"/>
+          </w:tcPr>
+          <w:p>
+            <w:pPr>
+              <w:spacing w:after="0" w:line="240" w:lineRule="auto"/>
+              <w:jc w:val="center"/>
+            </w:pPr>
+            <w:r>
+              <w:rPr>
+                <w:rFonts w:ascii="Arial" w:cs="Arial" w:eastAsia="Arial" w:hAnsi="Arial"/>
+                <w:b w:val="false"/>
+                <w:bCs w:val="false"/>
+                <w:i w:val="false"/>
+                <w:iCs w:val="false"/>
+                <w:color w:val="2A2E38"/>
+                <w:sz w:val="17"/>
+                <w:szCs w:val="17"/>
+              </w:rPr>
+              <w:t xml:space="preserve">1 103 512</w:t>
+            </w:r>
+          </w:p>
+        </w:tc>
+        <w:tc>
+          <w:tcPr>
+            <w:tcW w:type="dxa" w:w="1400"/>
+            <w:tcBorders>
+              <w:top w:val="single" w:color="D9D4CB" w:sz="4"/>
+              <w:left w:val="none" w:color="auto" w:sz="0"/>
+              <w:bottom w:val="single" w:color="D9D4CB" w:sz="4"/>
+              <w:right w:val="none" w:color="auto" w:sz="0"/>
+            </w:tcBorders>
+            <w:tcMar>
+              <w:top w:type="dxa" w:w="52"/>
+              <w:left w:type="dxa" w:w="100"/>
+              <w:bottom w:type="dxa" w:w="52"/>
+              <w:right w:type="dxa" w:w="100"/>
+            </w:tcMar>
+            <w:vAlign w:val="center"/>
+          </w:tcPr>
+          <w:p>
+            <w:pPr>
+              <w:spacing w:after="0" w:line="240" w:lineRule="auto"/>
+              <w:jc w:val="center"/>
+            </w:pPr>
+            <w:r>
+              <w:rPr>
+                <w:rFonts w:ascii="Arial" w:cs="Arial" w:eastAsia="Arial" w:hAnsi="Arial"/>
+                <w:b w:val="false"/>
+                <w:bCs w:val="false"/>
+                <w:i w:val="false"/>
+                <w:iCs w:val="false"/>
+                <w:color w:val="2A2E38"/>
+                <w:sz w:val="17"/>
+                <w:szCs w:val="17"/>
+              </w:rPr>
+              <w:t xml:space="preserve">5</w:t>
+            </w:r>
+          </w:p>
+        </w:tc>
+        <w:tc>
+          <w:tcPr>
+            <w:tcW w:type="dxa" w:w="1700"/>
+            <w:tcBorders>
+              <w:top w:val="single" w:color="D9D4CB" w:sz="4"/>
+              <w:left w:val="none" w:color="auto" w:sz="0"/>
+              <w:bottom w:val="single" w:color="D9D4CB" w:sz="4"/>
+              <w:right w:val="none" w:color="auto" w:sz="0"/>
+            </w:tcBorders>
+            <w:tcMar>
+              <w:top w:type="dxa" w:w="52"/>
+              <w:left w:type="dxa" w:w="100"/>
+              <w:bottom w:type="dxa" w:w="52"/>
+              <w:right w:type="dxa" w:w="100"/>
+            </w:tcMar>
+            <w:vAlign w:val="center"/>
+          </w:tcPr>
+          <w:p>
+            <w:pPr>
+              <w:spacing w:after="0" w:line="240" w:lineRule="auto"/>
+              <w:jc w:val="center"/>
+            </w:pPr>
+            <w:r>
+              <w:rPr>
+                <w:rFonts w:ascii="Arial" w:cs="Arial" w:eastAsia="Arial" w:hAnsi="Arial"/>
+                <w:b w:val="false"/>
+                <w:bCs w:val="false"/>
+                <w:i w:val="false"/>
+                <w:iCs w:val="false"/>
+                <w:color w:val="2A2E38"/>
+                <w:sz w:val="17"/>
+                <w:szCs w:val="17"/>
+              </w:rPr>
+              <w:t xml:space="preserve">892 857</w:t>
+            </w:r>
+          </w:p>
+        </w:tc>
+        <w:tc>
+          <w:tcPr>
+            <w:tcW w:type="dxa" w:w="1100"/>
+            <w:tcBorders>
+              <w:top w:val="single" w:color="D9D4CB" w:sz="4"/>
+              <w:left w:val="none" w:color="auto" w:sz="0"/>
+              <w:bottom w:val="single" w:color="D9D4CB" w:sz="4"/>
+              <w:right w:val="none" w:color="auto" w:sz="0"/>
+            </w:tcBorders>
+            <w:tcMar>
+              <w:top w:type="dxa" w:w="52"/>
+              <w:left w:type="dxa" w:w="100"/>
+              <w:bottom w:type="dxa" w:w="52"/>
+              <w:right w:type="dxa" w:w="100"/>
+            </w:tcMar>
+            <w:vAlign w:val="center"/>
+          </w:tcPr>
+          <w:p>
+            <w:pPr>
+              <w:spacing w:after="0" w:line="240" w:lineRule="auto"/>
+              <w:jc w:val="center"/>
+            </w:pPr>
+            <w:r>
+              <w:rPr>
+                <w:rFonts w:ascii="Arial" w:cs="Arial" w:eastAsia="Arial" w:hAnsi="Arial"/>
+                <w:b w:val="false"/>
+                <w:bCs w:val="false"/>
+                <w:i w:val="false"/>
+                <w:iCs w:val="false"/>
+                <w:color w:val="2A2E38"/>
+                <w:sz w:val="17"/>
+                <w:szCs w:val="17"/>
+              </w:rPr>
+              <w:t xml:space="preserve">+24 %</w:t>
+            </w:r>
+          </w:p>
+        </w:tc>
+      </w:tr>
+      <w:tr>
+        <w:tc>
+          <w:tcPr>
+            <w:tcW w:type="dxa" w:w="2238"/>
+            <w:tcBorders>
+              <w:top w:val="single" w:color="D9D4CB" w:sz="4"/>
+              <w:left w:val="none" w:color="auto" w:sz="0"/>
+              <w:bottom w:val="single" w:color="D9D4CB" w:sz="4"/>
+              <w:right w:val="none" w:color="auto" w:sz="0"/>
+            </w:tcBorders>
+            <w:shd w:fill="FBFAF8" w:color="auto" w:val="clear"/>
+            <w:tcMar>
+              <w:top w:type="dxa" w:w="52"/>
+              <w:left w:type="dxa" w:w="100"/>
+              <w:bottom w:type="dxa" w:w="52"/>
+              <w:right w:type="dxa" w:w="100"/>
+            </w:tcMar>
+            <w:vAlign w:val="center"/>
+          </w:tcPr>
+          <w:p>
+            <w:pPr>
+              <w:spacing w:after="0" w:line="240" w:lineRule="auto"/>
+              <w:jc w:val="left"/>
+            </w:pPr>
+            <w:r>
+              <w:rPr>
+                <w:rFonts w:ascii="Arial" w:cs="Arial" w:eastAsia="Arial" w:hAnsi="Arial"/>
+                <w:b/>
+                <w:bCs/>
+                <w:i w:val="false"/>
+                <w:iCs w:val="false"/>
+                <w:color w:val="2A2E38"/>
+                <w:sz w:val="17"/>
+                <w:szCs w:val="17"/>
+              </w:rPr>
+              <w:t xml:space="preserve">Barkli Park</w:t>
+            </w:r>
+          </w:p>
+        </w:tc>
+        <w:tc>
+          <w:tcPr>
+            <w:tcW w:type="dxa" w:w="1500"/>
+            <w:tcBorders>
+              <w:top w:val="single" w:color="D9D4CB" w:sz="4"/>
+              <w:left w:val="none" w:color="auto" w:sz="0"/>
+              <w:bottom w:val="single" w:color="D9D4CB" w:sz="4"/>
+              <w:right w:val="none" w:color="auto" w:sz="0"/>
+            </w:tcBorders>
+            <w:shd w:fill="FBFAF8" w:color="auto" w:val="clear"/>
+            <w:tcMar>
+              <w:top w:type="dxa" w:w="52"/>
+              <w:left w:type="dxa" w:w="100"/>
+              <w:bottom w:type="dxa" w:w="52"/>
+              <w:right w:type="dxa" w:w="100"/>
+            </w:tcMar>
+            <w:vAlign w:val="center"/>
+          </w:tcPr>
+          <w:p>
+            <w:pPr>
+              <w:spacing w:after="0" w:line="240" w:lineRule="auto"/>
+              <w:jc w:val="center"/>
+            </w:pPr>
+            <w:r>
+              <w:rPr>
+                <w:rFonts w:ascii="Arial" w:cs="Arial" w:eastAsia="Arial" w:hAnsi="Arial"/>
+                <w:b w:val="false"/>
+                <w:bCs w:val="false"/>
+                <w:i w:val="false"/>
+                <w:iCs w:val="false"/>
+                <w:color w:val="2A2E38"/>
+                <w:sz w:val="17"/>
+                <w:szCs w:val="17"/>
+              </w:rPr>
+              <w:t xml:space="preserve">4</w:t>
+            </w:r>
+          </w:p>
+        </w:tc>
+        <w:tc>
+          <w:tcPr>
+            <w:tcW w:type="dxa" w:w="1700"/>
+            <w:tcBorders>
+              <w:top w:val="single" w:color="D9D4CB" w:sz="4"/>
+              <w:left w:val="none" w:color="auto" w:sz="0"/>
+              <w:bottom w:val="single" w:color="D9D4CB" w:sz="4"/>
+              <w:right w:val="none" w:color="auto" w:sz="0"/>
+            </w:tcBorders>
+            <w:shd w:fill="FBFAF8" w:color="auto" w:val="clear"/>
+            <w:tcMar>
+              <w:top w:type="dxa" w:w="52"/>
+              <w:left w:type="dxa" w:w="100"/>
+              <w:bottom w:type="dxa" w:w="52"/>
+              <w:right w:type="dxa" w:w="100"/>
+            </w:tcMar>
+            <w:vAlign w:val="center"/>
+          </w:tcPr>
+          <w:p>
+            <w:pPr>
+              <w:spacing w:after="0" w:line="240" w:lineRule="auto"/>
+              <w:jc w:val="center"/>
+            </w:pPr>
+            <w:r>
+              <w:rPr>
+                <w:rFonts w:ascii="Arial" w:cs="Arial" w:eastAsia="Arial" w:hAnsi="Arial"/>
+                <w:b w:val="false"/>
+                <w:bCs w:val="false"/>
+                <w:i w:val="false"/>
+                <w:iCs w:val="false"/>
+                <w:color w:val="2A2E38"/>
+                <w:sz w:val="17"/>
+                <w:szCs w:val="17"/>
+              </w:rPr>
+              <w:t xml:space="preserve">1 076 554</w:t>
+            </w:r>
+          </w:p>
+        </w:tc>
+        <w:tc>
+          <w:tcPr>
+            <w:tcW w:type="dxa" w:w="1400"/>
+            <w:tcBorders>
+              <w:top w:val="single" w:color="D9D4CB" w:sz="4"/>
+              <w:left w:val="none" w:color="auto" w:sz="0"/>
+              <w:bottom w:val="single" w:color="D9D4CB" w:sz="4"/>
+              <w:right w:val="none" w:color="auto" w:sz="0"/>
+            </w:tcBorders>
+            <w:shd w:fill="FBFAF8" w:color="auto" w:val="clear"/>
+            <w:tcMar>
+              <w:top w:type="dxa" w:w="52"/>
+              <w:left w:type="dxa" w:w="100"/>
+              <w:bottom w:type="dxa" w:w="52"/>
+              <w:right w:type="dxa" w:w="100"/>
+            </w:tcMar>
+            <w:vAlign w:val="center"/>
+          </w:tcPr>
+          <w:p>
+            <w:pPr>
+              <w:spacing w:after="0" w:line="240" w:lineRule="auto"/>
+              <w:jc w:val="center"/>
+            </w:pPr>
+            <w:r>
+              <w:rPr>
+                <w:rFonts w:ascii="Arial" w:cs="Arial" w:eastAsia="Arial" w:hAnsi="Arial"/>
+                <w:b w:val="false"/>
+                <w:bCs w:val="false"/>
+                <w:i w:val="false"/>
+                <w:iCs w:val="false"/>
+                <w:color w:val="2A2E38"/>
+                <w:sz w:val="17"/>
+                <w:szCs w:val="17"/>
+              </w:rPr>
+              <w:t xml:space="preserve">3</w:t>
+            </w:r>
+          </w:p>
+        </w:tc>
+        <w:tc>
+          <w:tcPr>
+            <w:tcW w:type="dxa" w:w="1700"/>
+            <w:tcBorders>
+              <w:top w:val="single" w:color="D9D4CB" w:sz="4"/>
+              <w:left w:val="none" w:color="auto" w:sz="0"/>
+              <w:bottom w:val="single" w:color="D9D4CB" w:sz="4"/>
+              <w:right w:val="none" w:color="auto" w:sz="0"/>
+            </w:tcBorders>
+            <w:shd w:fill="FBFAF8" w:color="auto" w:val="clear"/>
+            <w:tcMar>
+              <w:top w:type="dxa" w:w="52"/>
+              <w:left w:type="dxa" w:w="100"/>
+              <w:bottom w:type="dxa" w:w="52"/>
+              <w:right w:type="dxa" w:w="100"/>
+            </w:tcMar>
+            <w:vAlign w:val="center"/>
+          </w:tcPr>
+          <w:p>
+            <w:pPr>
+              <w:spacing w:after="0" w:line="240" w:lineRule="auto"/>
+              <w:jc w:val="center"/>
+            </w:pPr>
+            <w:r>
+              <w:rPr>
+                <w:rFonts w:ascii="Arial" w:cs="Arial" w:eastAsia="Arial" w:hAnsi="Arial"/>
+                <w:b w:val="false"/>
+                <w:bCs w:val="false"/>
+                <w:i w:val="false"/>
+                <w:iCs w:val="false"/>
+                <w:color w:val="2A2E38"/>
+                <w:sz w:val="17"/>
+                <w:szCs w:val="17"/>
+              </w:rPr>
+              <w:t xml:space="preserve">994 819</w:t>
+            </w:r>
+          </w:p>
+        </w:tc>
+        <w:tc>
+          <w:tcPr>
+            <w:tcW w:type="dxa" w:w="1100"/>
+            <w:tcBorders>
+              <w:top w:val="single" w:color="D9D4CB" w:sz="4"/>
+              <w:left w:val="none" w:color="auto" w:sz="0"/>
+              <w:bottom w:val="single" w:color="D9D4CB" w:sz="4"/>
+              <w:right w:val="none" w:color="auto" w:sz="0"/>
+            </w:tcBorders>
+            <w:shd w:fill="FBFAF8" w:color="auto" w:val="clear"/>
+            <w:tcMar>
+              <w:top w:type="dxa" w:w="52"/>
+              <w:left w:type="dxa" w:w="100"/>
+              <w:bottom w:type="dxa" w:w="52"/>
+              <w:right w:type="dxa" w:w="100"/>
+            </w:tcMar>
+            <w:vAlign w:val="center"/>
+          </w:tcPr>
+          <w:p>
+            <w:pPr>
+              <w:spacing w:after="0" w:line="240" w:lineRule="auto"/>
+              <w:jc w:val="center"/>
+            </w:pPr>
+            <w:r>
+              <w:rPr>
+                <w:rFonts w:ascii="Arial" w:cs="Arial" w:eastAsia="Arial" w:hAnsi="Arial"/>
+                <w:b w:val="false"/>
+                <w:bCs w:val="false"/>
+                <w:i w:val="false"/>
+                <w:iCs w:val="false"/>
+                <w:color w:val="2A2E38"/>
+                <w:sz w:val="17"/>
+                <w:szCs w:val="17"/>
+              </w:rPr>
+              <w:t xml:space="preserve">+8 %</w:t>
+            </w:r>
+          </w:p>
+        </w:tc>
+      </w:tr>
+      <w:tr>
+        <w:tc>
+          <w:tcPr>
+            <w:tcW w:type="dxa" w:w="2238"/>
+            <w:tcBorders>
+              <w:top w:val="single" w:color="D9D4CB" w:sz="4"/>
+              <w:left w:val="none" w:color="auto" w:sz="0"/>
+              <w:bottom w:val="single" w:color="D9D4CB" w:sz="4"/>
+              <w:right w:val="none" w:color="auto" w:sz="0"/>
+            </w:tcBorders>
+            <w:tcMar>
+              <w:top w:type="dxa" w:w="52"/>
+              <w:left w:type="dxa" w:w="100"/>
+              <w:bottom w:type="dxa" w:w="52"/>
+              <w:right w:type="dxa" w:w="100"/>
+            </w:tcMar>
+            <w:vAlign w:val="center"/>
+          </w:tcPr>
+          <w:p>
+            <w:pPr>
+              <w:spacing w:after="0" w:line="240" w:lineRule="auto"/>
+              <w:jc w:val="left"/>
+            </w:pPr>
+            <w:r>
+              <w:rPr>
+                <w:rFonts w:ascii="Arial" w:cs="Arial" w:eastAsia="Arial" w:hAnsi="Arial"/>
+                <w:b/>
+                <w:bCs/>
+                <w:i w:val="false"/>
+                <w:iCs w:val="false"/>
+                <w:color w:val="2A2E38"/>
+                <w:sz w:val="17"/>
+                <w:szCs w:val="17"/>
+              </w:rPr>
+              <w:t xml:space="preserve">Sole Hill</w:t>
+            </w:r>
+          </w:p>
+        </w:tc>
+        <w:tc>
+          <w:tcPr>
+            <w:tcW w:type="dxa" w:w="1500"/>
+            <w:tcBorders>
+              <w:top w:val="single" w:color="D9D4CB" w:sz="4"/>
+              <w:left w:val="none" w:color="auto" w:sz="0"/>
+              <w:bottom w:val="single" w:color="D9D4CB" w:sz="4"/>
+              <w:right w:val="none" w:color="auto" w:sz="0"/>
+            </w:tcBorders>
+            <w:tcMar>
+              <w:top w:type="dxa" w:w="52"/>
+              <w:left w:type="dxa" w:w="100"/>
+              <w:bottom w:type="dxa" w:w="52"/>
+              <w:right w:type="dxa" w:w="100"/>
+            </w:tcMar>
+            <w:vAlign w:val="center"/>
+          </w:tcPr>
+          <w:p>
+            <w:pPr>
+              <w:spacing w:after="0" w:line="240" w:lineRule="auto"/>
+              <w:jc w:val="center"/>
+            </w:pPr>
+            <w:r>
+              <w:rPr>
+                <w:rFonts w:ascii="Arial" w:cs="Arial" w:eastAsia="Arial" w:hAnsi="Arial"/>
+                <w:b w:val="false"/>
+                <w:bCs w:val="false"/>
+                <w:i w:val="false"/>
+                <w:iCs w:val="false"/>
+                <w:color w:val="2A2E38"/>
+                <w:sz w:val="17"/>
+                <w:szCs w:val="17"/>
+              </w:rPr>
+              <w:t xml:space="preserve">9</w:t>
+            </w:r>
+          </w:p>
+        </w:tc>
+        <w:tc>
+          <w:tcPr>
+            <w:tcW w:type="dxa" w:w="1700"/>
+            <w:tcBorders>
+              <w:top w:val="single" w:color="D9D4CB" w:sz="4"/>
+              <w:left w:val="none" w:color="auto" w:sz="0"/>
+              <w:bottom w:val="single" w:color="D9D4CB" w:sz="4"/>
+              <w:right w:val="none" w:color="auto" w:sz="0"/>
+            </w:tcBorders>
+            <w:tcMar>
+              <w:top w:type="dxa" w:w="52"/>
+              <w:left w:type="dxa" w:w="100"/>
+              <w:bottom w:type="dxa" w:w="52"/>
+              <w:right w:type="dxa" w:w="100"/>
+            </w:tcMar>
+            <w:vAlign w:val="center"/>
+          </w:tcPr>
+          <w:p>
+            <w:pPr>
+              <w:spacing w:after="0" w:line="240" w:lineRule="auto"/>
+              <w:jc w:val="center"/>
+            </w:pPr>
+            <w:r>
+              <w:rPr>
+                <w:rFonts w:ascii="Arial" w:cs="Arial" w:eastAsia="Arial" w:hAnsi="Arial"/>
+                <w:b w:val="false"/>
+                <w:bCs w:val="false"/>
+                <w:i w:val="false"/>
+                <w:iCs w:val="false"/>
+                <w:color w:val="2A2E38"/>
+                <w:sz w:val="17"/>
+                <w:szCs w:val="17"/>
+              </w:rPr>
+              <w:t xml:space="preserve">900 000</w:t>
+            </w:r>
+          </w:p>
+        </w:tc>
+        <w:tc>
+          <w:tcPr>
+            <w:tcW w:type="dxa" w:w="1400"/>
+            <w:tcBorders>
+              <w:top w:val="single" w:color="D9D4CB" w:sz="4"/>
+              <w:left w:val="none" w:color="auto" w:sz="0"/>
+              <w:bottom w:val="single" w:color="D9D4CB" w:sz="4"/>
+              <w:right w:val="none" w:color="auto" w:sz="0"/>
+            </w:tcBorders>
+            <w:tcMar>
+              <w:top w:type="dxa" w:w="52"/>
+              <w:left w:type="dxa" w:w="100"/>
+              <w:bottom w:type="dxa" w:w="52"/>
+              <w:right w:type="dxa" w:w="100"/>
+            </w:tcMar>
+            <w:vAlign w:val="center"/>
+          </w:tcPr>
+          <w:p>
+            <w:pPr>
+              <w:spacing w:after="0" w:line="240" w:lineRule="auto"/>
+              <w:jc w:val="center"/>
+            </w:pPr>
+            <w:r>
+              <w:rPr>
+                <w:rFonts w:ascii="Arial" w:cs="Arial" w:eastAsia="Arial" w:hAnsi="Arial"/>
+                <w:b w:val="false"/>
+                <w:bCs w:val="false"/>
+                <w:i w:val="false"/>
+                <w:iCs w:val="false"/>
+                <w:color w:val="2A2E38"/>
+                <w:sz w:val="17"/>
+                <w:szCs w:val="17"/>
+              </w:rPr>
+              <w:t xml:space="preserve">7</w:t>
+            </w:r>
+          </w:p>
+        </w:tc>
+        <w:tc>
+          <w:tcPr>
+            <w:tcW w:type="dxa" w:w="1700"/>
+            <w:tcBorders>
+              <w:top w:val="single" w:color="D9D4CB" w:sz="4"/>
+              <w:left w:val="none" w:color="auto" w:sz="0"/>
+              <w:bottom w:val="single" w:color="D9D4CB" w:sz="4"/>
+              <w:right w:val="none" w:color="auto" w:sz="0"/>
+            </w:tcBorders>
+            <w:tcMar>
+              <w:top w:type="dxa" w:w="52"/>
+              <w:left w:type="dxa" w:w="100"/>
+              <w:bottom w:type="dxa" w:w="52"/>
+              <w:right w:type="dxa" w:w="100"/>
+            </w:tcMar>
+            <w:vAlign w:val="center"/>
+          </w:tcPr>
+          <w:p>
+            <w:pPr>
+              <w:spacing w:after="0" w:line="240" w:lineRule="auto"/>
+              <w:jc w:val="center"/>
+            </w:pPr>
+            <w:r>
+              <w:rPr>
+                <w:rFonts w:ascii="Arial" w:cs="Arial" w:eastAsia="Arial" w:hAnsi="Arial"/>
+                <w:b w:val="false"/>
+                <w:bCs w:val="false"/>
+                <w:i w:val="false"/>
+                <w:iCs w:val="false"/>
+                <w:color w:val="2A2E38"/>
+                <w:sz w:val="17"/>
+                <w:szCs w:val="17"/>
+              </w:rPr>
+              <w:t xml:space="preserve">780 000</w:t>
+            </w:r>
+          </w:p>
+        </w:tc>
+        <w:tc>
+          <w:tcPr>
+            <w:tcW w:type="dxa" w:w="1100"/>
+            <w:tcBorders>
+              <w:top w:val="single" w:color="D9D4CB" w:sz="4"/>
+              <w:left w:val="none" w:color="auto" w:sz="0"/>
+              <w:bottom w:val="single" w:color="D9D4CB" w:sz="4"/>
+              <w:right w:val="none" w:color="auto" w:sz="0"/>
+            </w:tcBorders>
+            <w:tcMar>
+              <w:top w:type="dxa" w:w="52"/>
+              <w:left w:type="dxa" w:w="100"/>
+              <w:bottom w:type="dxa" w:w="52"/>
+              <w:right w:type="dxa" w:w="100"/>
+            </w:tcMar>
+            <w:vAlign w:val="center"/>
+          </w:tcPr>
+          <w:p>
+            <w:pPr>
+              <w:spacing w:after="0" w:line="240" w:lineRule="auto"/>
+              <w:jc w:val="center"/>
+            </w:pPr>
+            <w:r>
+              <w:rPr>
+                <w:rFonts w:ascii="Arial" w:cs="Arial" w:eastAsia="Arial" w:hAnsi="Arial"/>
+                <w:b w:val="false"/>
+                <w:bCs w:val="false"/>
+                <w:i w:val="false"/>
+                <w:iCs w:val="false"/>
+                <w:color w:val="2A2E38"/>
+                <w:sz w:val="17"/>
+                <w:szCs w:val="17"/>
+              </w:rPr>
+              <w:t xml:space="preserve">+15 %</w:t>
+            </w:r>
+          </w:p>
+        </w:tc>
+      </w:tr>
+      <w:tr>
+        <w:tc>
+          <w:tcPr>
+            <w:tcW w:type="dxa" w:w="2238"/>
+            <w:tcBorders>
+              <w:top w:val="single" w:color="D9D4CB" w:sz="4"/>
+              <w:left w:val="none" w:color="auto" w:sz="0"/>
+              <w:bottom w:val="single" w:color="D9D4CB" w:sz="4"/>
+              <w:right w:val="none" w:color="auto" w:sz="0"/>
+            </w:tcBorders>
+            <w:shd w:fill="FBFAF8" w:color="auto" w:val="clear"/>
+            <w:tcMar>
+              <w:top w:type="dxa" w:w="52"/>
+              <w:left w:type="dxa" w:w="100"/>
+              <w:bottom w:type="dxa" w:w="52"/>
+              <w:right w:type="dxa" w:w="100"/>
+            </w:tcMar>
+            <w:vAlign w:val="center"/>
+          </w:tcPr>
+          <w:p>
+            <w:pPr>
+              <w:spacing w:after="0" w:line="240" w:lineRule="auto"/>
+              <w:jc w:val="left"/>
+            </w:pPr>
+            <w:r>
+              <w:rPr>
+                <w:rFonts w:ascii="Arial" w:cs="Arial" w:eastAsia="Arial" w:hAnsi="Arial"/>
+                <w:b/>
+                <w:bCs/>
+                <w:i w:val="false"/>
+                <w:iCs w:val="false"/>
+                <w:color w:val="2A2E38"/>
+                <w:sz w:val="17"/>
+                <w:szCs w:val="17"/>
+              </w:rPr>
+              <w:t xml:space="preserve">Мод</w:t>
+            </w:r>
+          </w:p>
+        </w:tc>
+        <w:tc>
+          <w:tcPr>
+            <w:tcW w:type="dxa" w:w="1500"/>
+            <w:tcBorders>
+              <w:top w:val="single" w:color="D9D4CB" w:sz="4"/>
+              <w:left w:val="none" w:color="auto" w:sz="0"/>
+              <w:bottom w:val="single" w:color="D9D4CB" w:sz="4"/>
+              <w:right w:val="none" w:color="auto" w:sz="0"/>
+            </w:tcBorders>
+            <w:shd w:fill="FBFAF8" w:color="auto" w:val="clear"/>
+            <w:tcMar>
+              <w:top w:type="dxa" w:w="52"/>
+              <w:left w:type="dxa" w:w="100"/>
+              <w:bottom w:type="dxa" w:w="52"/>
+              <w:right w:type="dxa" w:w="100"/>
+            </w:tcMar>
+            <w:vAlign w:val="center"/>
+          </w:tcPr>
+          <w:p>
+            <w:pPr>
+              <w:spacing w:after="0" w:line="240" w:lineRule="auto"/>
+              <w:jc w:val="center"/>
+            </w:pPr>
+            <w:r>
+              <w:rPr>
+                <w:rFonts w:ascii="Arial" w:cs="Arial" w:eastAsia="Arial" w:hAnsi="Arial"/>
+                <w:b w:val="false"/>
+                <w:bCs w:val="false"/>
+                <w:i w:val="false"/>
+                <w:iCs w:val="false"/>
+                <w:color w:val="2A2E38"/>
+                <w:sz w:val="17"/>
+                <w:szCs w:val="17"/>
+              </w:rPr>
+              <w:t xml:space="preserve">5</w:t>
+            </w:r>
+          </w:p>
+        </w:tc>
+        <w:tc>
+          <w:tcPr>
+            <w:tcW w:type="dxa" w:w="1700"/>
+            <w:tcBorders>
+              <w:top w:val="single" w:color="D9D4CB" w:sz="4"/>
+              <w:left w:val="none" w:color="auto" w:sz="0"/>
+              <w:bottom w:val="single" w:color="D9D4CB" w:sz="4"/>
+              <w:right w:val="none" w:color="auto" w:sz="0"/>
+            </w:tcBorders>
+            <w:shd w:fill="FBFAF8" w:color="auto" w:val="clear"/>
+            <w:tcMar>
+              <w:top w:type="dxa" w:w="52"/>
+              <w:left w:type="dxa" w:w="100"/>
+              <w:bottom w:type="dxa" w:w="52"/>
+              <w:right w:type="dxa" w:w="100"/>
+            </w:tcMar>
+            <w:vAlign w:val="center"/>
+          </w:tcPr>
+          <w:p>
+            <w:pPr>
+              <w:spacing w:after="0" w:line="240" w:lineRule="auto"/>
+              <w:jc w:val="center"/>
+            </w:pPr>
+            <w:r>
+              <w:rPr>
+                <w:rFonts w:ascii="Arial" w:cs="Arial" w:eastAsia="Arial" w:hAnsi="Arial"/>
+                <w:b w:val="false"/>
+                <w:bCs w:val="false"/>
+                <w:i w:val="false"/>
+                <w:iCs w:val="false"/>
+                <w:color w:val="2A2E38"/>
+                <w:sz w:val="17"/>
+                <w:szCs w:val="17"/>
+              </w:rPr>
+              <w:t xml:space="preserve">794 118</w:t>
+            </w:r>
+          </w:p>
+        </w:tc>
+        <w:tc>
+          <w:tcPr>
+            <w:tcW w:type="dxa" w:w="1400"/>
+            <w:tcBorders>
+              <w:top w:val="single" w:color="D9D4CB" w:sz="4"/>
+              <w:left w:val="none" w:color="auto" w:sz="0"/>
+              <w:bottom w:val="single" w:color="D9D4CB" w:sz="4"/>
+              <w:right w:val="none" w:color="auto" w:sz="0"/>
+            </w:tcBorders>
+            <w:shd w:fill="FBFAF8" w:color="auto" w:val="clear"/>
+            <w:tcMar>
+              <w:top w:type="dxa" w:w="52"/>
+              <w:left w:type="dxa" w:w="100"/>
+              <w:bottom w:type="dxa" w:w="52"/>
+              <w:right w:type="dxa" w:w="100"/>
+            </w:tcMar>
+            <w:vAlign w:val="center"/>
+          </w:tcPr>
+          <w:p>
+            <w:pPr>
+              <w:spacing w:after="0" w:line="240" w:lineRule="auto"/>
+              <w:jc w:val="center"/>
+            </w:pPr>
+            <w:r>
+              <w:rPr>
+                <w:rFonts w:ascii="Arial" w:cs="Arial" w:eastAsia="Arial" w:hAnsi="Arial"/>
+                <w:b w:val="false"/>
+                <w:bCs w:val="false"/>
+                <w:i w:val="false"/>
+                <w:iCs w:val="false"/>
+                <w:color w:val="2A2E38"/>
+                <w:sz w:val="17"/>
+                <w:szCs w:val="17"/>
+              </w:rPr>
+              <w:t xml:space="preserve">17</w:t>
+            </w:r>
+          </w:p>
+        </w:tc>
+        <w:tc>
+          <w:tcPr>
+            <w:tcW w:type="dxa" w:w="1700"/>
+            <w:tcBorders>
+              <w:top w:val="single" w:color="D9D4CB" w:sz="4"/>
+              <w:left w:val="none" w:color="auto" w:sz="0"/>
+              <w:bottom w:val="single" w:color="D9D4CB" w:sz="4"/>
+              <w:right w:val="none" w:color="auto" w:sz="0"/>
+            </w:tcBorders>
+            <w:shd w:fill="FBFAF8" w:color="auto" w:val="clear"/>
+            <w:tcMar>
+              <w:top w:type="dxa" w:w="52"/>
+              <w:left w:type="dxa" w:w="100"/>
+              <w:bottom w:type="dxa" w:w="52"/>
+              <w:right w:type="dxa" w:w="100"/>
+            </w:tcMar>
+            <w:vAlign w:val="center"/>
+          </w:tcPr>
+          <w:p>
+            <w:pPr>
+              <w:spacing w:after="0" w:line="240" w:lineRule="auto"/>
+              <w:jc w:val="center"/>
+            </w:pPr>
+            <w:r>
+              <w:rPr>
+                <w:rFonts w:ascii="Arial" w:cs="Arial" w:eastAsia="Arial" w:hAnsi="Arial"/>
+                <w:b w:val="false"/>
+                <w:bCs w:val="false"/>
+                <w:i w:val="false"/>
+                <w:iCs w:val="false"/>
+                <w:color w:val="2A2E38"/>
+                <w:sz w:val="17"/>
+                <w:szCs w:val="17"/>
+              </w:rPr>
+              <w:t xml:space="preserve">585 626</w:t>
+            </w:r>
+          </w:p>
+        </w:tc>
+        <w:tc>
+          <w:tcPr>
+            <w:tcW w:type="dxa" w:w="1100"/>
+            <w:tcBorders>
+              <w:top w:val="single" w:color="D9D4CB" w:sz="4"/>
+              <w:left w:val="none" w:color="auto" w:sz="0"/>
+              <w:bottom w:val="single" w:color="D9D4CB" w:sz="4"/>
+              <w:right w:val="none" w:color="auto" w:sz="0"/>
+            </w:tcBorders>
+            <w:shd w:fill="FBFAF8" w:color="auto" w:val="clear"/>
+            <w:tcMar>
+              <w:top w:type="dxa" w:w="52"/>
+              <w:left w:type="dxa" w:w="100"/>
+              <w:bottom w:type="dxa" w:w="52"/>
+              <w:right w:type="dxa" w:w="100"/>
+            </w:tcMar>
+            <w:vAlign w:val="center"/>
+          </w:tcPr>
+          <w:p>
+            <w:pPr>
+              <w:spacing w:after="0" w:line="240" w:lineRule="auto"/>
+              <w:jc w:val="center"/>
+            </w:pPr>
+            <w:r>
+              <w:rPr>
+                <w:rFonts w:ascii="Arial" w:cs="Arial" w:eastAsia="Arial" w:hAnsi="Arial"/>
+                <w:b w:val="false"/>
+                <w:bCs w:val="false"/>
+                <w:i w:val="false"/>
+                <w:iCs w:val="false"/>
+                <w:color w:val="2A2E38"/>
+                <w:sz w:val="17"/>
+                <w:szCs w:val="17"/>
+              </w:rPr>
+              <w:t xml:space="preserve">+36 %</w:t>
+            </w:r>
+          </w:p>
+        </w:tc>
+      </w:tr>
+      <w:tr>
+        <w:tc>
+          <w:tcPr>
+            <w:tcW w:type="dxa" w:w="2238"/>
+            <w:tcBorders>
+              <w:top w:val="single" w:color="D9D4CB" w:sz="4"/>
+              <w:left w:val="none" w:color="auto" w:sz="0"/>
+              <w:bottom w:val="single" w:color="D9D4CB" w:sz="4"/>
+              <w:right w:val="none" w:color="auto" w:sz="0"/>
+            </w:tcBorders>
+            <w:shd w:fill="F5F2ED" w:color="auto" w:val="clear"/>
+            <w:tcMar>
+              <w:top w:type="dxa" w:w="52"/>
+              <w:left w:type="dxa" w:w="100"/>
+              <w:bottom w:type="dxa" w:w="52"/>
+              <w:right w:type="dxa" w:w="100"/>
+            </w:tcMar>
+            <w:vAlign w:val="center"/>
+          </w:tcPr>
+          <w:p>
+            <w:pPr>
+              <w:spacing w:after="0" w:line="240" w:lineRule="auto"/>
+              <w:jc w:val="left"/>
+            </w:pPr>
+            <w:r>
+              <w:rPr>
+                <w:rFonts w:ascii="Arial" w:cs="Arial" w:eastAsia="Arial" w:hAnsi="Arial"/>
+                <w:b/>
+                <w:bCs/>
+                <w:i w:val="false"/>
+                <w:iCs w:val="false"/>
+                <w:color w:val="1F2A44"/>
+                <w:sz w:val="17"/>
+                <w:szCs w:val="17"/>
+              </w:rPr>
+              <w:t xml:space="preserve">Медиана по 4 домам</w:t>
+            </w:r>
+          </w:p>
+        </w:tc>
+        <w:tc>
+          <w:tcPr>
+            <w:tcW w:type="dxa" w:w="1500"/>
+            <w:tcBorders>
+              <w:top w:val="single" w:color="D9D4CB" w:sz="4"/>
+              <w:left w:val="none" w:color="auto" w:sz="0"/>
+              <w:bottom w:val="single" w:color="D9D4CB" w:sz="4"/>
+              <w:right w:val="none" w:color="auto" w:sz="0"/>
+            </w:tcBorders>
+            <w:shd w:fill="F5F2ED" w:color="auto" w:val="clear"/>
+            <w:tcMar>
+              <w:top w:type="dxa" w:w="52"/>
+              <w:left w:type="dxa" w:w="100"/>
+              <w:bottom w:type="dxa" w:w="52"/>
+              <w:right w:type="dxa" w:w="100"/>
+            </w:tcMar>
+            <w:vAlign w:val="center"/>
+          </w:tcPr>
+          <w:p>
+            <w:pPr>
+              <w:spacing w:after="0" w:line="240" w:lineRule="auto"/>
+              <w:jc w:val="center"/>
+            </w:pPr>
+            <w:r>
+              <w:rPr>
+                <w:rFonts w:ascii="Arial" w:cs="Arial" w:eastAsia="Arial" w:hAnsi="Arial"/>
+                <w:b/>
+                <w:bCs/>
+                <w:i w:val="false"/>
+                <w:iCs w:val="false"/>
+                <w:color w:val="1F2A44"/>
+                <w:sz w:val="17"/>
+                <w:szCs w:val="17"/>
+              </w:rPr>
+              <w:t xml:space="preserve">36</w:t>
+            </w:r>
+          </w:p>
+        </w:tc>
+        <w:tc>
+          <w:tcPr>
+            <w:tcW w:type="dxa" w:w="1700"/>
+            <w:tcBorders>
+              <w:top w:val="single" w:color="D9D4CB" w:sz="4"/>
+              <w:left w:val="none" w:color="auto" w:sz="0"/>
+              <w:bottom w:val="single" w:color="D9D4CB" w:sz="4"/>
+              <w:right w:val="none" w:color="auto" w:sz="0"/>
+            </w:tcBorders>
+            <w:shd w:fill="F5F2ED" w:color="auto" w:val="clear"/>
+            <w:tcMar>
+              <w:top w:type="dxa" w:w="52"/>
+              <w:left w:type="dxa" w:w="100"/>
+              <w:bottom w:type="dxa" w:w="52"/>
+              <w:right w:type="dxa" w:w="100"/>
+            </w:tcMar>
+            <w:vAlign w:val="center"/>
+          </w:tcPr>
+          <w:p>
+            <w:pPr>
+              <w:spacing w:after="0" w:line="240" w:lineRule="auto"/>
+              <w:jc w:val="center"/>
+            </w:pPr>
+            <w:r>
+              <w:rPr>
+                <w:rFonts w:ascii="Arial" w:cs="Arial" w:eastAsia="Arial" w:hAnsi="Arial"/>
+                <w:b/>
+                <w:bCs/>
+                <w:i w:val="false"/>
+                <w:iCs w:val="false"/>
+                <w:color w:val="1F2A44"/>
+                <w:sz w:val="17"/>
+                <w:szCs w:val="17"/>
+              </w:rPr>
+              <w:t xml:space="preserve">—</w:t>
+            </w:r>
+          </w:p>
+        </w:tc>
+        <w:tc>
+          <w:tcPr>
+            <w:tcW w:type="dxa" w:w="1400"/>
+            <w:tcBorders>
+              <w:top w:val="single" w:color="D9D4CB" w:sz="4"/>
+              <w:left w:val="none" w:color="auto" w:sz="0"/>
+              <w:bottom w:val="single" w:color="D9D4CB" w:sz="4"/>
+              <w:right w:val="none" w:color="auto" w:sz="0"/>
+            </w:tcBorders>
+            <w:shd w:fill="F5F2ED" w:color="auto" w:val="clear"/>
+            <w:tcMar>
+              <w:top w:type="dxa" w:w="52"/>
+              <w:left w:type="dxa" w:w="100"/>
+              <w:bottom w:type="dxa" w:w="52"/>
+              <w:right w:type="dxa" w:w="100"/>
+            </w:tcMar>
+            <w:vAlign w:val="center"/>
+          </w:tcPr>
+          <w:p>
+            <w:pPr>
+              <w:spacing w:after="0" w:line="240" w:lineRule="auto"/>
+              <w:jc w:val="center"/>
+            </w:pPr>
+            <w:r>
+              <w:rPr>
+                <w:rFonts w:ascii="Arial" w:cs="Arial" w:eastAsia="Arial" w:hAnsi="Arial"/>
+                <w:b/>
+                <w:bCs/>
+                <w:i w:val="false"/>
+                <w:iCs w:val="false"/>
+                <w:color w:val="1F2A44"/>
+                <w:sz w:val="17"/>
+                <w:szCs w:val="17"/>
+              </w:rPr>
+              <w:t xml:space="preserve">32</w:t>
+            </w:r>
+          </w:p>
+        </w:tc>
+        <w:tc>
+          <w:tcPr>
+            <w:tcW w:type="dxa" w:w="1700"/>
+            <w:tcBorders>
+              <w:top w:val="single" w:color="D9D4CB" w:sz="4"/>
+              <w:left w:val="none" w:color="auto" w:sz="0"/>
+              <w:bottom w:val="single" w:color="D9D4CB" w:sz="4"/>
+              <w:right w:val="none" w:color="auto" w:sz="0"/>
+            </w:tcBorders>
+            <w:shd w:fill="F5F2ED" w:color="auto" w:val="clear"/>
+            <w:tcMar>
+              <w:top w:type="dxa" w:w="52"/>
+              <w:left w:type="dxa" w:w="100"/>
+              <w:bottom w:type="dxa" w:w="52"/>
+              <w:right w:type="dxa" w:w="100"/>
+            </w:tcMar>
+            <w:vAlign w:val="center"/>
+          </w:tcPr>
+          <w:p>
+            <w:pPr>
+              <w:spacing w:after="0" w:line="240" w:lineRule="auto"/>
+              <w:jc w:val="center"/>
+            </w:pPr>
+            <w:r>
+              <w:rPr>
+                <w:rFonts w:ascii="Arial" w:cs="Arial" w:eastAsia="Arial" w:hAnsi="Arial"/>
+                <w:b/>
+                <w:bCs/>
+                <w:i w:val="false"/>
+                <w:iCs w:val="false"/>
+                <w:color w:val="1F2A44"/>
+                <w:sz w:val="17"/>
+                <w:szCs w:val="17"/>
+              </w:rPr>
+              <w:t xml:space="preserve">—</w:t>
+            </w:r>
+          </w:p>
+        </w:tc>
+        <w:tc>
+          <w:tcPr>
+            <w:tcW w:type="dxa" w:w="1100"/>
+            <w:tcBorders>
+              <w:top w:val="single" w:color="D9D4CB" w:sz="4"/>
+              <w:left w:val="none" w:color="auto" w:sz="0"/>
+              <w:bottom w:val="single" w:color="D9D4CB" w:sz="4"/>
+              <w:right w:val="none" w:color="auto" w:sz="0"/>
+            </w:tcBorders>
+            <w:shd w:fill="F5F2ED" w:color="auto" w:val="clear"/>
+            <w:tcMar>
+              <w:top w:type="dxa" w:w="52"/>
+              <w:left w:type="dxa" w:w="100"/>
+              <w:bottom w:type="dxa" w:w="52"/>
+              <w:right w:type="dxa" w:w="100"/>
+            </w:tcMar>
+            <w:vAlign w:val="center"/>
+          </w:tcPr>
+          <w:p>
+            <w:pPr>
+              <w:spacing w:after="0" w:line="240" w:lineRule="auto"/>
+              <w:jc w:val="center"/>
+            </w:pPr>
+            <w:r>
+              <w:rPr>
+                <w:rFonts w:ascii="Arial" w:cs="Arial" w:eastAsia="Arial" w:hAnsi="Arial"/>
+                <w:b/>
+                <w:bCs/>
+                <w:i w:val="false"/>
+                <w:iCs w:val="false"/>
+                <w:color w:val="1F2A44"/>
+                <w:sz w:val="17"/>
+                <w:szCs w:val="17"/>
+              </w:rPr>
+              <w:t xml:space="preserve">+19 %</w:t>
+            </w:r>
+          </w:p>
+        </w:tc>
+      </w:tr>
+    </w:tbl>
+    <w:p>
+      <w:pPr>
+        <w:spacing w:after="30"/>
+      </w:pPr>
+      <w:r>
+        <w:rPr>
+          <w:rFonts w:ascii="Arial" w:cs="Arial" w:eastAsia="Arial" w:hAnsi="Arial"/>
+          <w:b w:val="false"/>
+          <w:bCs w:val="false"/>
+          <w:i w:val="false"/>
+          <w:iCs w:val="false"/>
+          <w:color w:val="2A2E38"/>
+          <w:sz w:val="19"/>
+          <w:szCs w:val="19"/>
+        </w:rPr>
+        <w:t xml:space="preserve"/>
+      </w:r>
+    </w:p>
+    <w:p>
+      <w:pPr>
+        <w:spacing w:after="60" w:line="230" w:lineRule="auto"/>
+        <w:ind w:right="1560"/>
+      </w:pPr>
+      <w:r>
+        <w:rPr>
+          <w:rFonts w:ascii="Arial" w:cs="Arial" w:eastAsia="Arial" w:hAnsi="Arial"/>
+          <w:b w:val="false"/>
+          <w:bCs w:val="false"/>
+          <w:i w:val="false"/>
+          <w:iCs w:val="false"/>
+          <w:color w:val="70788A"/>
+          <w:sz w:val="15"/>
+          <w:szCs w:val="15"/>
+        </w:rPr>
+        <w:t xml:space="preserve">«С ремонтом» — метка repairType = «дизайнерский» в карточке Циан, «оболочка» — «без ремонта». Метку ставит продавец, и она регулярно завышена; здесь важна не буква, а разрыв между двумя группами в одном доме.</w:t>
+      </w:r>
+    </w:p>
+    <w:p>
+      <w:pPr>
+        <w:keepNext/>
+        <w:keepLines/>
+        <w:spacing w:after="110" w:before="170"/>
+      </w:pPr>
+      <w:r>
+        <w:rPr>
+          <w:rFonts w:ascii="Georgia" w:cs="Georgia" w:eastAsia="Georgia" w:hAnsi="Georgia"/>
+          <w:b/>
+          <w:bCs/>
+          <w:i w:val="false"/>
+          <w:iCs w:val="false"/>
+          <w:color w:val="1F2A44"/>
+          <w:sz w:val="24"/>
+          <w:szCs w:val="24"/>
+        </w:rPr>
+        <w:t xml:space="preserve">Чем продаётся когорта</w:t>
+      </w:r>
+    </w:p>
+    <w:tbl>
+      <w:tblPr>
+        <w:tblW w:type="dxa" w:w="9638"/>
+        <w:tblBorders>
+          <w:top w:val="single" w:color="auto" w:sz="4"/>
+          <w:left w:val="single" w:color="auto" w:sz="4"/>
+          <w:bottom w:val="single" w:color="auto" w:sz="4"/>
+          <w:right w:val="single" w:color="auto" w:sz="4"/>
+          <w:insideH w:val="single" w:color="auto" w:sz="4"/>
+          <w:insideV w:val="single" w:color="auto" w:sz="4"/>
+        </w:tblBorders>
+      </w:tblPr>
+      <w:tblGrid>
+        <w:gridCol w:w="4400"/>
+        <w:gridCol w:w="2600"/>
+        <w:gridCol w:w="2638"/>
+      </w:tblGrid>
+      <w:tr>
+        <w:trPr>
+          <w:tblHeader/>
+        </w:trPr>
+        <w:tc>
+          <w:tcPr>
+            <w:tcW w:type="dxa" w:w="4400"/>
+            <w:tcBorders>
+              <w:top w:val="single" w:color="1F2A44" w:sz="4"/>
+              <w:left w:val="none" w:color="auto" w:sz="0"/>
+              <w:bottom w:val="single" w:color="D9D4CB" w:sz="4"/>
+              <w:right w:val="none" w:color="auto" w:sz="0"/>
+            </w:tcBorders>
+            <w:shd w:fill="1F2A44" w:color="auto" w:val="clear"/>
+            <w:tcMar>
+              <w:top w:type="dxa" w:w="52"/>
+              <w:left w:type="dxa" w:w="100"/>
+              <w:bottom w:type="dxa" w:w="52"/>
+              <w:right w:type="dxa" w:w="100"/>
+            </w:tcMar>
+            <w:vAlign w:val="center"/>
+          </w:tcPr>
+          <w:p>
+            <w:pPr>
+              <w:spacing w:after="0" w:line="240" w:lineRule="auto"/>
+              <w:jc w:val="left"/>
+            </w:pPr>
+            <w:r>
+              <w:rPr>
+                <w:rFonts w:ascii="Arial" w:cs="Arial" w:eastAsia="Arial" w:hAnsi="Arial"/>
+                <w:b/>
+                <w:bCs/>
+                <w:i w:val="false"/>
+                <w:iCs w:val="false"/>
+                <w:color w:val="FFFFFF"/>
+                <w:sz w:val="16"/>
+                <w:szCs w:val="16"/>
+              </w:rPr>
+              <w:t xml:space="preserve">Состояние лота</w:t>
+            </w:r>
+          </w:p>
+        </w:tc>
+        <w:tc>
+          <w:tcPr>
+            <w:tcW w:type="dxa" w:w="2600"/>
+            <w:tcBorders>
+              <w:top w:val="single" w:color="1F2A44" w:sz="4"/>
+              <w:left w:val="none" w:color="auto" w:sz="0"/>
+              <w:bottom w:val="single" w:color="D9D4CB" w:sz="4"/>
+              <w:right w:val="none" w:color="auto" w:sz="0"/>
+            </w:tcBorders>
+            <w:shd w:fill="1F2A44" w:color="auto" w:val="clear"/>
+            <w:tcMar>
+              <w:top w:type="dxa" w:w="52"/>
+              <w:left w:type="dxa" w:w="100"/>
+              <w:bottom w:type="dxa" w:w="52"/>
+              <w:right w:type="dxa" w:w="100"/>
+            </w:tcMar>
+            <w:vAlign w:val="center"/>
+          </w:tcPr>
+          <w:p>
+            <w:pPr>
+              <w:spacing w:after="0" w:line="240" w:lineRule="auto"/>
+              <w:jc w:val="center"/>
+            </w:pPr>
+            <w:r>
+              <w:rPr>
+                <w:rFonts w:ascii="Arial" w:cs="Arial" w:eastAsia="Arial" w:hAnsi="Arial"/>
+                <w:b/>
+                <w:bCs/>
+                <w:i w:val="false"/>
+                <w:iCs w:val="false"/>
+                <w:color w:val="FFFFFF"/>
+                <w:sz w:val="16"/>
+                <w:szCs w:val="16"/>
+              </w:rPr>
+              <w:t xml:space="preserve">Новостройки, лотов</w:t>
+            </w:r>
+          </w:p>
+        </w:tc>
+        <w:tc>
+          <w:tcPr>
+            <w:tcW w:type="dxa" w:w="2638"/>
+            <w:tcBorders>
+              <w:top w:val="single" w:color="1F2A44" w:sz="4"/>
+              <w:left w:val="none" w:color="auto" w:sz="0"/>
+              <w:bottom w:val="single" w:color="D9D4CB" w:sz="4"/>
+              <w:right w:val="none" w:color="auto" w:sz="0"/>
+            </w:tcBorders>
+            <w:shd w:fill="1F2A44" w:color="auto" w:val="clear"/>
+            <w:tcMar>
+              <w:top w:type="dxa" w:w="52"/>
+              <w:left w:type="dxa" w:w="100"/>
+              <w:bottom w:type="dxa" w:w="52"/>
+              <w:right w:type="dxa" w:w="100"/>
+            </w:tcMar>
+            <w:vAlign w:val="center"/>
+          </w:tcPr>
+          <w:p>
+            <w:pPr>
+              <w:spacing w:after="0" w:line="240" w:lineRule="auto"/>
+              <w:jc w:val="center"/>
+            </w:pPr>
+            <w:r>
+              <w:rPr>
+                <w:rFonts w:ascii="Arial" w:cs="Arial" w:eastAsia="Arial" w:hAnsi="Arial"/>
+                <w:b/>
+                <w:bCs/>
+                <w:i w:val="false"/>
+                <w:iCs w:val="false"/>
+                <w:color w:val="FFFFFF"/>
+                <w:sz w:val="16"/>
+                <w:szCs w:val="16"/>
+              </w:rPr>
+              <w:t xml:space="preserve">Вторичка, лотов</w:t>
+            </w:r>
+          </w:p>
+        </w:tc>
+      </w:tr>
+      <w:tr>
+        <w:tc>
+          <w:tcPr>
+            <w:tcW w:type="dxa" w:w="4400"/>
+            <w:tcBorders>
+              <w:top w:val="single" w:color="D9D4CB" w:sz="4"/>
+              <w:left w:val="none" w:color="auto" w:sz="0"/>
+              <w:bottom w:val="single" w:color="D9D4CB" w:sz="4"/>
+              <w:right w:val="none" w:color="auto" w:sz="0"/>
+            </w:tcBorders>
+            <w:tcMar>
+              <w:top w:type="dxa" w:w="52"/>
+              <w:left w:type="dxa" w:w="100"/>
+              <w:bottom w:type="dxa" w:w="52"/>
+              <w:right w:type="dxa" w:w="100"/>
+            </w:tcMar>
+            <w:vAlign w:val="center"/>
+          </w:tcPr>
+          <w:p>
+            <w:pPr>
+              <w:spacing w:after="0" w:line="240" w:lineRule="auto"/>
+              <w:jc w:val="left"/>
+            </w:pPr>
+            <w:r>
+              <w:rPr>
+                <w:rFonts w:ascii="Arial" w:cs="Arial" w:eastAsia="Arial" w:hAnsi="Arial"/>
+                <w:b/>
+                <w:bCs/>
+                <w:i w:val="false"/>
+                <w:iCs w:val="false"/>
+                <w:color w:val="2A2E38"/>
+                <w:sz w:val="17"/>
+                <w:szCs w:val="17"/>
+              </w:rPr>
+              <w:t xml:space="preserve">без отделки</w:t>
+            </w:r>
+          </w:p>
+        </w:tc>
+        <w:tc>
+          <w:tcPr>
+            <w:tcW w:type="dxa" w:w="2600"/>
+            <w:tcBorders>
+              <w:top w:val="single" w:color="D9D4CB" w:sz="4"/>
+              <w:left w:val="none" w:color="auto" w:sz="0"/>
+              <w:bottom w:val="single" w:color="D9D4CB" w:sz="4"/>
+              <w:right w:val="none" w:color="auto" w:sz="0"/>
+            </w:tcBorders>
+            <w:tcMar>
+              <w:top w:type="dxa" w:w="52"/>
+              <w:left w:type="dxa" w:w="100"/>
+              <w:bottom w:type="dxa" w:w="52"/>
+              <w:right w:type="dxa" w:w="100"/>
+            </w:tcMar>
+            <w:vAlign w:val="center"/>
+          </w:tcPr>
+          <w:p>
+            <w:pPr>
+              <w:spacing w:after="0" w:line="240" w:lineRule="auto"/>
+              <w:jc w:val="center"/>
+            </w:pPr>
+            <w:r>
+              <w:rPr>
+                <w:rFonts w:ascii="Arial" w:cs="Arial" w:eastAsia="Arial" w:hAnsi="Arial"/>
+                <w:b w:val="false"/>
+                <w:bCs w:val="false"/>
+                <w:i w:val="false"/>
+                <w:iCs w:val="false"/>
+                <w:color w:val="2A2E38"/>
+                <w:sz w:val="17"/>
+                <w:szCs w:val="17"/>
+              </w:rPr>
+              <w:t xml:space="preserve">157</w:t>
+            </w:r>
+          </w:p>
+        </w:tc>
+        <w:tc>
+          <w:tcPr>
+            <w:tcW w:type="dxa" w:w="2638"/>
+            <w:tcBorders>
+              <w:top w:val="single" w:color="D9D4CB" w:sz="4"/>
+              <w:left w:val="none" w:color="auto" w:sz="0"/>
+              <w:bottom w:val="single" w:color="D9D4CB" w:sz="4"/>
+              <w:right w:val="none" w:color="auto" w:sz="0"/>
+            </w:tcBorders>
+            <w:tcMar>
+              <w:top w:type="dxa" w:w="52"/>
+              <w:left w:type="dxa" w:w="100"/>
+              <w:bottom w:type="dxa" w:w="52"/>
+              <w:right w:type="dxa" w:w="100"/>
+            </w:tcMar>
+            <w:vAlign w:val="center"/>
+          </w:tcPr>
+          <w:p>
+            <w:pPr>
+              <w:spacing w:after="0" w:line="240" w:lineRule="auto"/>
+              <w:jc w:val="center"/>
+            </w:pPr>
+            <w:r>
+              <w:rPr>
+                <w:rFonts w:ascii="Arial" w:cs="Arial" w:eastAsia="Arial" w:hAnsi="Arial"/>
+                <w:b w:val="false"/>
+                <w:bCs w:val="false"/>
+                <w:i w:val="false"/>
+                <w:iCs w:val="false"/>
+                <w:color w:val="2A2E38"/>
+                <w:sz w:val="17"/>
+                <w:szCs w:val="17"/>
+              </w:rPr>
+              <w:t xml:space="preserve">—</w:t>
+            </w:r>
+          </w:p>
+        </w:tc>
+      </w:tr>
+      <w:tr>
+        <w:tc>
+          <w:tcPr>
+            <w:tcW w:type="dxa" w:w="4400"/>
+            <w:tcBorders>
+              <w:top w:val="single" w:color="D9D4CB" w:sz="4"/>
+              <w:left w:val="none" w:color="auto" w:sz="0"/>
+              <w:bottom w:val="single" w:color="D9D4CB" w:sz="4"/>
+              <w:right w:val="none" w:color="auto" w:sz="0"/>
+            </w:tcBorders>
+            <w:shd w:fill="FBFAF8" w:color="auto" w:val="clear"/>
+            <w:tcMar>
+              <w:top w:type="dxa" w:w="52"/>
+              <w:left w:type="dxa" w:w="100"/>
+              <w:bottom w:type="dxa" w:w="52"/>
+              <w:right w:type="dxa" w:w="100"/>
+            </w:tcMar>
+            <w:vAlign w:val="center"/>
+          </w:tcPr>
+          <w:p>
+            <w:pPr>
+              <w:spacing w:after="0" w:line="240" w:lineRule="auto"/>
+              <w:jc w:val="left"/>
+            </w:pPr>
+            <w:r>
+              <w:rPr>
+                <w:rFonts w:ascii="Arial" w:cs="Arial" w:eastAsia="Arial" w:hAnsi="Arial"/>
+                <w:b/>
+                <w:bCs/>
+                <w:i w:val="false"/>
+                <w:iCs w:val="false"/>
+                <w:color w:val="2A2E38"/>
+                <w:sz w:val="17"/>
+                <w:szCs w:val="17"/>
+              </w:rPr>
+              <w:t xml:space="preserve">черновая</w:t>
+            </w:r>
+          </w:p>
+        </w:tc>
+        <w:tc>
+          <w:tcPr>
+            <w:tcW w:type="dxa" w:w="2600"/>
+            <w:tcBorders>
+              <w:top w:val="single" w:color="D9D4CB" w:sz="4"/>
+              <w:left w:val="none" w:color="auto" w:sz="0"/>
+              <w:bottom w:val="single" w:color="D9D4CB" w:sz="4"/>
+              <w:right w:val="none" w:color="auto" w:sz="0"/>
+            </w:tcBorders>
+            <w:shd w:fill="FBFAF8" w:color="auto" w:val="clear"/>
+            <w:tcMar>
+              <w:top w:type="dxa" w:w="52"/>
+              <w:left w:type="dxa" w:w="100"/>
+              <w:bottom w:type="dxa" w:w="52"/>
+              <w:right w:type="dxa" w:w="100"/>
+            </w:tcMar>
+            <w:vAlign w:val="center"/>
+          </w:tcPr>
+          <w:p>
+            <w:pPr>
+              <w:spacing w:after="0" w:line="240" w:lineRule="auto"/>
+              <w:jc w:val="center"/>
+            </w:pPr>
+            <w:r>
+              <w:rPr>
+                <w:rFonts w:ascii="Arial" w:cs="Arial" w:eastAsia="Arial" w:hAnsi="Arial"/>
+                <w:b w:val="false"/>
+                <w:bCs w:val="false"/>
+                <w:i w:val="false"/>
+                <w:iCs w:val="false"/>
+                <w:color w:val="2A2E38"/>
+                <w:sz w:val="17"/>
+                <w:szCs w:val="17"/>
+              </w:rPr>
+              <w:t xml:space="preserve">16</w:t>
+            </w:r>
+          </w:p>
+        </w:tc>
+        <w:tc>
+          <w:tcPr>
+            <w:tcW w:type="dxa" w:w="2638"/>
+            <w:tcBorders>
+              <w:top w:val="single" w:color="D9D4CB" w:sz="4"/>
+              <w:left w:val="none" w:color="auto" w:sz="0"/>
+              <w:bottom w:val="single" w:color="D9D4CB" w:sz="4"/>
+              <w:right w:val="none" w:color="auto" w:sz="0"/>
+            </w:tcBorders>
+            <w:shd w:fill="FBFAF8" w:color="auto" w:val="clear"/>
+            <w:tcMar>
+              <w:top w:type="dxa" w:w="52"/>
+              <w:left w:type="dxa" w:w="100"/>
+              <w:bottom w:type="dxa" w:w="52"/>
+              <w:right w:type="dxa" w:w="100"/>
+            </w:tcMar>
+            <w:vAlign w:val="center"/>
+          </w:tcPr>
+          <w:p>
+            <w:pPr>
+              <w:spacing w:after="0" w:line="240" w:lineRule="auto"/>
+              <w:jc w:val="center"/>
+            </w:pPr>
+            <w:r>
+              <w:rPr>
+                <w:rFonts w:ascii="Arial" w:cs="Arial" w:eastAsia="Arial" w:hAnsi="Arial"/>
+                <w:b w:val="false"/>
+                <w:bCs w:val="false"/>
+                <w:i w:val="false"/>
+                <w:iCs w:val="false"/>
+                <w:color w:val="2A2E38"/>
+                <w:sz w:val="17"/>
+                <w:szCs w:val="17"/>
+              </w:rPr>
+              <w:t xml:space="preserve">—</w:t>
+            </w:r>
+          </w:p>
+        </w:tc>
+      </w:tr>
+      <w:tr>
+        <w:tc>
+          <w:tcPr>
+            <w:tcW w:type="dxa" w:w="4400"/>
+            <w:tcBorders>
+              <w:top w:val="single" w:color="D9D4CB" w:sz="4"/>
+              <w:left w:val="none" w:color="auto" w:sz="0"/>
+              <w:bottom w:val="single" w:color="D9D4CB" w:sz="4"/>
+              <w:right w:val="none" w:color="auto" w:sz="0"/>
+            </w:tcBorders>
+            <w:tcMar>
+              <w:top w:type="dxa" w:w="52"/>
+              <w:left w:type="dxa" w:w="100"/>
+              <w:bottom w:type="dxa" w:w="52"/>
+              <w:right w:type="dxa" w:w="100"/>
+            </w:tcMar>
+            <w:vAlign w:val="center"/>
+          </w:tcPr>
+          <w:p>
+            <w:pPr>
+              <w:spacing w:after="0" w:line="240" w:lineRule="auto"/>
+              <w:jc w:val="left"/>
+            </w:pPr>
+            <w:r>
+              <w:rPr>
+                <w:rFonts w:ascii="Arial" w:cs="Arial" w:eastAsia="Arial" w:hAnsi="Arial"/>
+                <w:b/>
+                <w:bCs/>
+                <w:i w:val="false"/>
+                <w:iCs w:val="false"/>
+                <w:color w:val="2A2E38"/>
+                <w:sz w:val="17"/>
+                <w:szCs w:val="17"/>
+              </w:rPr>
+              <w:t xml:space="preserve">чистовая</w:t>
+            </w:r>
+          </w:p>
+        </w:tc>
+        <w:tc>
+          <w:tcPr>
+            <w:tcW w:type="dxa" w:w="2600"/>
+            <w:tcBorders>
+              <w:top w:val="single" w:color="D9D4CB" w:sz="4"/>
+              <w:left w:val="none" w:color="auto" w:sz="0"/>
+              <w:bottom w:val="single" w:color="D9D4CB" w:sz="4"/>
+              <w:right w:val="none" w:color="auto" w:sz="0"/>
+            </w:tcBorders>
+            <w:tcMar>
+              <w:top w:type="dxa" w:w="52"/>
+              <w:left w:type="dxa" w:w="100"/>
+              <w:bottom w:type="dxa" w:w="52"/>
+              <w:right w:type="dxa" w:w="100"/>
+            </w:tcMar>
+            <w:vAlign w:val="center"/>
+          </w:tcPr>
+          <w:p>
+            <w:pPr>
+              <w:spacing w:after="0" w:line="240" w:lineRule="auto"/>
+              <w:jc w:val="center"/>
+            </w:pPr>
+            <w:r>
+              <w:rPr>
+                <w:rFonts w:ascii="Arial" w:cs="Arial" w:eastAsia="Arial" w:hAnsi="Arial"/>
+                <w:b w:val="false"/>
+                <w:bCs w:val="false"/>
+                <w:i w:val="false"/>
+                <w:iCs w:val="false"/>
+                <w:color w:val="2A2E38"/>
+                <w:sz w:val="17"/>
+                <w:szCs w:val="17"/>
+              </w:rPr>
+              <w:t xml:space="preserve">55</w:t>
+            </w:r>
+          </w:p>
+        </w:tc>
+        <w:tc>
+          <w:tcPr>
+            <w:tcW w:type="dxa" w:w="2638"/>
+            <w:tcBorders>
+              <w:top w:val="single" w:color="D9D4CB" w:sz="4"/>
+              <w:left w:val="none" w:color="auto" w:sz="0"/>
+              <w:bottom w:val="single" w:color="D9D4CB" w:sz="4"/>
+              <w:right w:val="none" w:color="auto" w:sz="0"/>
+            </w:tcBorders>
+            <w:tcMar>
+              <w:top w:type="dxa" w:w="52"/>
+              <w:left w:type="dxa" w:w="100"/>
+              <w:bottom w:type="dxa" w:w="52"/>
+              <w:right w:type="dxa" w:w="100"/>
+            </w:tcMar>
+            <w:vAlign w:val="center"/>
+          </w:tcPr>
+          <w:p>
+            <w:pPr>
+              <w:spacing w:after="0" w:line="240" w:lineRule="auto"/>
+              <w:jc w:val="center"/>
+            </w:pPr>
+            <w:r>
+              <w:rPr>
+                <w:rFonts w:ascii="Arial" w:cs="Arial" w:eastAsia="Arial" w:hAnsi="Arial"/>
+                <w:b w:val="false"/>
+                <w:bCs w:val="false"/>
+                <w:i w:val="false"/>
+                <w:iCs w:val="false"/>
+                <w:color w:val="2A2E38"/>
+                <w:sz w:val="17"/>
+                <w:szCs w:val="17"/>
+              </w:rPr>
+              <w:t xml:space="preserve">—</w:t>
+            </w:r>
+          </w:p>
+        </w:tc>
+      </w:tr>
+      <w:tr>
+        <w:tc>
+          <w:tcPr>
+            <w:tcW w:type="dxa" w:w="4400"/>
+            <w:tcBorders>
+              <w:top w:val="single" w:color="D9D4CB" w:sz="4"/>
+              <w:left w:val="none" w:color="auto" w:sz="0"/>
+              <w:bottom w:val="single" w:color="D9D4CB" w:sz="4"/>
+              <w:right w:val="none" w:color="auto" w:sz="0"/>
+            </w:tcBorders>
+            <w:shd w:fill="FBFAF8" w:color="auto" w:val="clear"/>
+            <w:tcMar>
+              <w:top w:type="dxa" w:w="52"/>
+              <w:left w:type="dxa" w:w="100"/>
+              <w:bottom w:type="dxa" w:w="52"/>
+              <w:right w:type="dxa" w:w="100"/>
+            </w:tcMar>
+            <w:vAlign w:val="center"/>
+          </w:tcPr>
+          <w:p>
+            <w:pPr>
+              <w:spacing w:after="0" w:line="240" w:lineRule="auto"/>
+              <w:jc w:val="left"/>
+            </w:pPr>
+            <w:r>
+              <w:rPr>
+                <w:rFonts w:ascii="Arial" w:cs="Arial" w:eastAsia="Arial" w:hAnsi="Arial"/>
+                <w:b/>
+                <w:bCs/>
+                <w:i w:val="false"/>
+                <w:iCs w:val="false"/>
+                <w:color w:val="2A2E38"/>
+                <w:sz w:val="17"/>
+                <w:szCs w:val="17"/>
+              </w:rPr>
+              <w:t xml:space="preserve">дизайнерский</w:t>
+            </w:r>
+          </w:p>
+        </w:tc>
+        <w:tc>
+          <w:tcPr>
+            <w:tcW w:type="dxa" w:w="2600"/>
+            <w:tcBorders>
+              <w:top w:val="single" w:color="D9D4CB" w:sz="4"/>
+              <w:left w:val="none" w:color="auto" w:sz="0"/>
+              <w:bottom w:val="single" w:color="D9D4CB" w:sz="4"/>
+              <w:right w:val="none" w:color="auto" w:sz="0"/>
+            </w:tcBorders>
+            <w:shd w:fill="FBFAF8" w:color="auto" w:val="clear"/>
+            <w:tcMar>
+              <w:top w:type="dxa" w:w="52"/>
+              <w:left w:type="dxa" w:w="100"/>
+              <w:bottom w:type="dxa" w:w="52"/>
+              <w:right w:type="dxa" w:w="100"/>
+            </w:tcMar>
+            <w:vAlign w:val="center"/>
+          </w:tcPr>
+          <w:p>
+            <w:pPr>
+              <w:spacing w:after="0" w:line="240" w:lineRule="auto"/>
+              <w:jc w:val="center"/>
+            </w:pPr>
+            <w:r>
+              <w:rPr>
+                <w:rFonts w:ascii="Arial" w:cs="Arial" w:eastAsia="Arial" w:hAnsi="Arial"/>
+                <w:b w:val="false"/>
+                <w:bCs w:val="false"/>
+                <w:i w:val="false"/>
+                <w:iCs w:val="false"/>
+                <w:color w:val="2A2E38"/>
+                <w:sz w:val="17"/>
+                <w:szCs w:val="17"/>
+              </w:rPr>
+              <w:t xml:space="preserve">—</w:t>
+            </w:r>
+          </w:p>
+        </w:tc>
+        <w:tc>
+          <w:tcPr>
+            <w:tcW w:type="dxa" w:w="2638"/>
+            <w:tcBorders>
+              <w:top w:val="single" w:color="D9D4CB" w:sz="4"/>
+              <w:left w:val="none" w:color="auto" w:sz="0"/>
+              <w:bottom w:val="single" w:color="D9D4CB" w:sz="4"/>
+              <w:right w:val="none" w:color="auto" w:sz="0"/>
+            </w:tcBorders>
+            <w:shd w:fill="FBFAF8" w:color="auto" w:val="clear"/>
+            <w:tcMar>
+              <w:top w:type="dxa" w:w="52"/>
+              <w:left w:type="dxa" w:w="100"/>
+              <w:bottom w:type="dxa" w:w="52"/>
+              <w:right w:type="dxa" w:w="100"/>
+            </w:tcMar>
+            <w:vAlign w:val="center"/>
+          </w:tcPr>
+          <w:p>
+            <w:pPr>
+              <w:spacing w:after="0" w:line="240" w:lineRule="auto"/>
+              <w:jc w:val="center"/>
+            </w:pPr>
+            <w:r>
+              <w:rPr>
+                <w:rFonts w:ascii="Arial" w:cs="Arial" w:eastAsia="Arial" w:hAnsi="Arial"/>
+                <w:b w:val="false"/>
+                <w:bCs w:val="false"/>
+                <w:i w:val="false"/>
+                <w:iCs w:val="false"/>
+                <w:color w:val="2A2E38"/>
+                <w:sz w:val="17"/>
+                <w:szCs w:val="17"/>
+              </w:rPr>
+              <w:t xml:space="preserve">36</w:t>
+            </w:r>
+          </w:p>
+        </w:tc>
+      </w:tr>
+      <w:tr>
+        <w:tc>
+          <w:tcPr>
+            <w:tcW w:type="dxa" w:w="4400"/>
+            <w:tcBorders>
+              <w:top w:val="single" w:color="D9D4CB" w:sz="4"/>
+              <w:left w:val="none" w:color="auto" w:sz="0"/>
+              <w:bottom w:val="single" w:color="D9D4CB" w:sz="4"/>
+              <w:right w:val="none" w:color="auto" w:sz="0"/>
+            </w:tcBorders>
+            <w:tcMar>
+              <w:top w:type="dxa" w:w="52"/>
+              <w:left w:type="dxa" w:w="100"/>
+              <w:bottom w:type="dxa" w:w="52"/>
+              <w:right w:type="dxa" w:w="100"/>
+            </w:tcMar>
+            <w:vAlign w:val="center"/>
+          </w:tcPr>
+          <w:p>
+            <w:pPr>
+              <w:spacing w:after="0" w:line="240" w:lineRule="auto"/>
+              <w:jc w:val="left"/>
+            </w:pPr>
+            <w:r>
+              <w:rPr>
+                <w:rFonts w:ascii="Arial" w:cs="Arial" w:eastAsia="Arial" w:hAnsi="Arial"/>
+                <w:b/>
+                <w:bCs/>
+                <w:i w:val="false"/>
+                <w:iCs w:val="false"/>
+                <w:color w:val="2A2E38"/>
+                <w:sz w:val="17"/>
+                <w:szCs w:val="17"/>
+              </w:rPr>
+              <w:t xml:space="preserve">евроремонт</w:t>
+            </w:r>
+          </w:p>
+        </w:tc>
+        <w:tc>
+          <w:tcPr>
+            <w:tcW w:type="dxa" w:w="2600"/>
+            <w:tcBorders>
+              <w:top w:val="single" w:color="D9D4CB" w:sz="4"/>
+              <w:left w:val="none" w:color="auto" w:sz="0"/>
+              <w:bottom w:val="single" w:color="D9D4CB" w:sz="4"/>
+              <w:right w:val="none" w:color="auto" w:sz="0"/>
+            </w:tcBorders>
+            <w:tcMar>
+              <w:top w:type="dxa" w:w="52"/>
+              <w:left w:type="dxa" w:w="100"/>
+              <w:bottom w:type="dxa" w:w="52"/>
+              <w:right w:type="dxa" w:w="100"/>
+            </w:tcMar>
+            <w:vAlign w:val="center"/>
+          </w:tcPr>
+          <w:p>
+            <w:pPr>
+              <w:spacing w:after="0" w:line="240" w:lineRule="auto"/>
+              <w:jc w:val="center"/>
+            </w:pPr>
+            <w:r>
+              <w:rPr>
+                <w:rFonts w:ascii="Arial" w:cs="Arial" w:eastAsia="Arial" w:hAnsi="Arial"/>
+                <w:b w:val="false"/>
+                <w:bCs w:val="false"/>
+                <w:i w:val="false"/>
+                <w:iCs w:val="false"/>
+                <w:color w:val="2A2E38"/>
+                <w:sz w:val="17"/>
+                <w:szCs w:val="17"/>
+              </w:rPr>
+              <w:t xml:space="preserve">—</w:t>
+            </w:r>
+          </w:p>
+        </w:tc>
+        <w:tc>
+          <w:tcPr>
+            <w:tcW w:type="dxa" w:w="2638"/>
+            <w:tcBorders>
+              <w:top w:val="single" w:color="D9D4CB" w:sz="4"/>
+              <w:left w:val="none" w:color="auto" w:sz="0"/>
+              <w:bottom w:val="single" w:color="D9D4CB" w:sz="4"/>
+              <w:right w:val="none" w:color="auto" w:sz="0"/>
+            </w:tcBorders>
+            <w:tcMar>
+              <w:top w:type="dxa" w:w="52"/>
+              <w:left w:type="dxa" w:w="100"/>
+              <w:bottom w:type="dxa" w:w="52"/>
+              <w:right w:type="dxa" w:w="100"/>
+            </w:tcMar>
+            <w:vAlign w:val="center"/>
+          </w:tcPr>
+          <w:p>
+            <w:pPr>
+              <w:spacing w:after="0" w:line="240" w:lineRule="auto"/>
+              <w:jc w:val="center"/>
+            </w:pPr>
+            <w:r>
+              <w:rPr>
+                <w:rFonts w:ascii="Arial" w:cs="Arial" w:eastAsia="Arial" w:hAnsi="Arial"/>
+                <w:b w:val="false"/>
+                <w:bCs w:val="false"/>
+                <w:i w:val="false"/>
+                <w:iCs w:val="false"/>
+                <w:color w:val="2A2E38"/>
+                <w:sz w:val="17"/>
+                <w:szCs w:val="17"/>
+              </w:rPr>
+              <w:t xml:space="preserve">1</w:t>
+            </w:r>
+          </w:p>
+        </w:tc>
+      </w:tr>
+      <w:tr>
+        <w:tc>
+          <w:tcPr>
+            <w:tcW w:type="dxa" w:w="4400"/>
+            <w:tcBorders>
+              <w:top w:val="single" w:color="D9D4CB" w:sz="4"/>
+              <w:left w:val="none" w:color="auto" w:sz="0"/>
+              <w:bottom w:val="single" w:color="D9D4CB" w:sz="4"/>
+              <w:right w:val="none" w:color="auto" w:sz="0"/>
+            </w:tcBorders>
+            <w:shd w:fill="FBFAF8" w:color="auto" w:val="clear"/>
+            <w:tcMar>
+              <w:top w:type="dxa" w:w="52"/>
+              <w:left w:type="dxa" w:w="100"/>
+              <w:bottom w:type="dxa" w:w="52"/>
+              <w:right w:type="dxa" w:w="100"/>
+            </w:tcMar>
+            <w:vAlign w:val="center"/>
+          </w:tcPr>
+          <w:p>
+            <w:pPr>
+              <w:spacing w:after="0" w:line="240" w:lineRule="auto"/>
+              <w:jc w:val="left"/>
+            </w:pPr>
+            <w:r>
+              <w:rPr>
+                <w:rFonts w:ascii="Arial" w:cs="Arial" w:eastAsia="Arial" w:hAnsi="Arial"/>
+                <w:b/>
+                <w:bCs/>
+                <w:i w:val="false"/>
+                <w:iCs w:val="false"/>
+                <w:color w:val="2A2E38"/>
+                <w:sz w:val="17"/>
+                <w:szCs w:val="17"/>
+              </w:rPr>
+              <w:t xml:space="preserve">косметический</w:t>
+            </w:r>
+          </w:p>
+        </w:tc>
+        <w:tc>
+          <w:tcPr>
+            <w:tcW w:type="dxa" w:w="2600"/>
+            <w:tcBorders>
+              <w:top w:val="single" w:color="D9D4CB" w:sz="4"/>
+              <w:left w:val="none" w:color="auto" w:sz="0"/>
+              <w:bottom w:val="single" w:color="D9D4CB" w:sz="4"/>
+              <w:right w:val="none" w:color="auto" w:sz="0"/>
+            </w:tcBorders>
+            <w:shd w:fill="FBFAF8" w:color="auto" w:val="clear"/>
+            <w:tcMar>
+              <w:top w:type="dxa" w:w="52"/>
+              <w:left w:type="dxa" w:w="100"/>
+              <w:bottom w:type="dxa" w:w="52"/>
+              <w:right w:type="dxa" w:w="100"/>
+            </w:tcMar>
+            <w:vAlign w:val="center"/>
+          </w:tcPr>
+          <w:p>
+            <w:pPr>
+              <w:spacing w:after="0" w:line="240" w:lineRule="auto"/>
+              <w:jc w:val="center"/>
+            </w:pPr>
+            <w:r>
+              <w:rPr>
+                <w:rFonts w:ascii="Arial" w:cs="Arial" w:eastAsia="Arial" w:hAnsi="Arial"/>
+                <w:b w:val="false"/>
+                <w:bCs w:val="false"/>
+                <w:i w:val="false"/>
+                <w:iCs w:val="false"/>
+                <w:color w:val="2A2E38"/>
+                <w:sz w:val="17"/>
+                <w:szCs w:val="17"/>
+              </w:rPr>
+              <w:t xml:space="preserve">—</w:t>
+            </w:r>
+          </w:p>
+        </w:tc>
+        <w:tc>
+          <w:tcPr>
+            <w:tcW w:type="dxa" w:w="2638"/>
+            <w:tcBorders>
+              <w:top w:val="single" w:color="D9D4CB" w:sz="4"/>
+              <w:left w:val="none" w:color="auto" w:sz="0"/>
+              <w:bottom w:val="single" w:color="D9D4CB" w:sz="4"/>
+              <w:right w:val="none" w:color="auto" w:sz="0"/>
+            </w:tcBorders>
+            <w:shd w:fill="FBFAF8" w:color="auto" w:val="clear"/>
+            <w:tcMar>
+              <w:top w:type="dxa" w:w="52"/>
+              <w:left w:type="dxa" w:w="100"/>
+              <w:bottom w:type="dxa" w:w="52"/>
+              <w:right w:type="dxa" w:w="100"/>
+            </w:tcMar>
+            <w:vAlign w:val="center"/>
+          </w:tcPr>
+          <w:p>
+            <w:pPr>
+              <w:spacing w:after="0" w:line="240" w:lineRule="auto"/>
+              <w:jc w:val="center"/>
+            </w:pPr>
+            <w:r>
+              <w:rPr>
+                <w:rFonts w:ascii="Arial" w:cs="Arial" w:eastAsia="Arial" w:hAnsi="Arial"/>
+                <w:b w:val="false"/>
+                <w:bCs w:val="false"/>
+                <w:i w:val="false"/>
+                <w:iCs w:val="false"/>
+                <w:color w:val="2A2E38"/>
+                <w:sz w:val="17"/>
+                <w:szCs w:val="17"/>
+              </w:rPr>
+              <w:t xml:space="preserve">1</w:t>
+            </w:r>
+          </w:p>
+        </w:tc>
+      </w:tr>
+      <w:tr>
+        <w:tc>
+          <w:tcPr>
+            <w:tcW w:type="dxa" w:w="4400"/>
+            <w:tcBorders>
+              <w:top w:val="single" w:color="D9D4CB" w:sz="4"/>
+              <w:left w:val="none" w:color="auto" w:sz="0"/>
+              <w:bottom w:val="single" w:color="D9D4CB" w:sz="4"/>
+              <w:right w:val="none" w:color="auto" w:sz="0"/>
+            </w:tcBorders>
+            <w:tcMar>
+              <w:top w:type="dxa" w:w="52"/>
+              <w:left w:type="dxa" w:w="100"/>
+              <w:bottom w:type="dxa" w:w="52"/>
+              <w:right w:type="dxa" w:w="100"/>
+            </w:tcMar>
+            <w:vAlign w:val="center"/>
+          </w:tcPr>
+          <w:p>
+            <w:pPr>
+              <w:spacing w:after="0" w:line="240" w:lineRule="auto"/>
+              <w:jc w:val="left"/>
+            </w:pPr>
+            <w:r>
+              <w:rPr>
+                <w:rFonts w:ascii="Arial" w:cs="Arial" w:eastAsia="Arial" w:hAnsi="Arial"/>
+                <w:b/>
+                <w:bCs/>
+                <w:i w:val="false"/>
+                <w:iCs w:val="false"/>
+                <w:color w:val="2A2E38"/>
+                <w:sz w:val="17"/>
+                <w:szCs w:val="17"/>
+              </w:rPr>
+              <w:t xml:space="preserve">без ремонта</w:t>
+            </w:r>
+          </w:p>
+        </w:tc>
+        <w:tc>
+          <w:tcPr>
+            <w:tcW w:type="dxa" w:w="2600"/>
+            <w:tcBorders>
+              <w:top w:val="single" w:color="D9D4CB" w:sz="4"/>
+              <w:left w:val="none" w:color="auto" w:sz="0"/>
+              <w:bottom w:val="single" w:color="D9D4CB" w:sz="4"/>
+              <w:right w:val="none" w:color="auto" w:sz="0"/>
+            </w:tcBorders>
+            <w:tcMar>
+              <w:top w:type="dxa" w:w="52"/>
+              <w:left w:type="dxa" w:w="100"/>
+              <w:bottom w:type="dxa" w:w="52"/>
+              <w:right w:type="dxa" w:w="100"/>
+            </w:tcMar>
+            <w:vAlign w:val="center"/>
+          </w:tcPr>
+          <w:p>
+            <w:pPr>
+              <w:spacing w:after="0" w:line="240" w:lineRule="auto"/>
+              <w:jc w:val="center"/>
+            </w:pPr>
+            <w:r>
+              <w:rPr>
+                <w:rFonts w:ascii="Arial" w:cs="Arial" w:eastAsia="Arial" w:hAnsi="Arial"/>
+                <w:b w:val="false"/>
+                <w:bCs w:val="false"/>
+                <w:i w:val="false"/>
+                <w:iCs w:val="false"/>
+                <w:color w:val="2A2E38"/>
+                <w:sz w:val="17"/>
+                <w:szCs w:val="17"/>
+              </w:rPr>
+              <w:t xml:space="preserve">—</w:t>
+            </w:r>
+          </w:p>
+        </w:tc>
+        <w:tc>
+          <w:tcPr>
+            <w:tcW w:type="dxa" w:w="2638"/>
+            <w:tcBorders>
+              <w:top w:val="single" w:color="D9D4CB" w:sz="4"/>
+              <w:left w:val="none" w:color="auto" w:sz="0"/>
+              <w:bottom w:val="single" w:color="D9D4CB" w:sz="4"/>
+              <w:right w:val="none" w:color="auto" w:sz="0"/>
+            </w:tcBorders>
+            <w:tcMar>
+              <w:top w:type="dxa" w:w="52"/>
+              <w:left w:type="dxa" w:w="100"/>
+              <w:bottom w:type="dxa" w:w="52"/>
+              <w:right w:type="dxa" w:w="100"/>
+            </w:tcMar>
+            <w:vAlign w:val="center"/>
+          </w:tcPr>
+          <w:p>
+            <w:pPr>
+              <w:spacing w:after="0" w:line="240" w:lineRule="auto"/>
+              <w:jc w:val="center"/>
+            </w:pPr>
+            <w:r>
+              <w:rPr>
+                <w:rFonts w:ascii="Arial" w:cs="Arial" w:eastAsia="Arial" w:hAnsi="Arial"/>
+                <w:b w:val="false"/>
+                <w:bCs w:val="false"/>
+                <w:i w:val="false"/>
+                <w:iCs w:val="false"/>
+                <w:color w:val="2A2E38"/>
+                <w:sz w:val="17"/>
+                <w:szCs w:val="17"/>
+              </w:rPr>
+              <w:t xml:space="preserve">32</w:t>
+            </w:r>
+          </w:p>
+        </w:tc>
+      </w:tr>
+      <w:tr>
+        <w:tc>
+          <w:tcPr>
+            <w:tcW w:type="dxa" w:w="4400"/>
+            <w:tcBorders>
+              <w:top w:val="single" w:color="D9D4CB" w:sz="4"/>
+              <w:left w:val="none" w:color="auto" w:sz="0"/>
+              <w:bottom w:val="single" w:color="D9D4CB" w:sz="4"/>
+              <w:right w:val="none" w:color="auto" w:sz="0"/>
+            </w:tcBorders>
+            <w:shd w:fill="FBFAF8" w:color="auto" w:val="clear"/>
+            <w:tcMar>
+              <w:top w:type="dxa" w:w="52"/>
+              <w:left w:type="dxa" w:w="100"/>
+              <w:bottom w:type="dxa" w:w="52"/>
+              <w:right w:type="dxa" w:w="100"/>
+            </w:tcMar>
+            <w:vAlign w:val="center"/>
+          </w:tcPr>
+          <w:p>
+            <w:pPr>
+              <w:spacing w:after="0" w:line="240" w:lineRule="auto"/>
+              <w:jc w:val="left"/>
+            </w:pPr>
+            <w:r>
+              <w:rPr>
+                <w:rFonts w:ascii="Arial" w:cs="Arial" w:eastAsia="Arial" w:hAnsi="Arial"/>
+                <w:b/>
+                <w:bCs/>
+                <w:i w:val="false"/>
+                <w:iCs w:val="false"/>
+                <w:color w:val="2A2E38"/>
+                <w:sz w:val="17"/>
+                <w:szCs w:val="17"/>
+              </w:rPr>
+              <w:t xml:space="preserve">состояние не указано</w:t>
+            </w:r>
+          </w:p>
+        </w:tc>
+        <w:tc>
+          <w:tcPr>
+            <w:tcW w:type="dxa" w:w="2600"/>
+            <w:tcBorders>
+              <w:top w:val="single" w:color="D9D4CB" w:sz="4"/>
+              <w:left w:val="none" w:color="auto" w:sz="0"/>
+              <w:bottom w:val="single" w:color="D9D4CB" w:sz="4"/>
+              <w:right w:val="none" w:color="auto" w:sz="0"/>
+            </w:tcBorders>
+            <w:shd w:fill="FBFAF8" w:color="auto" w:val="clear"/>
+            <w:tcMar>
+              <w:top w:type="dxa" w:w="52"/>
+              <w:left w:type="dxa" w:w="100"/>
+              <w:bottom w:type="dxa" w:w="52"/>
+              <w:right w:type="dxa" w:w="100"/>
+            </w:tcMar>
+            <w:vAlign w:val="center"/>
+          </w:tcPr>
+          <w:p>
+            <w:pPr>
+              <w:spacing w:after="0" w:line="240" w:lineRule="auto"/>
+              <w:jc w:val="center"/>
+            </w:pPr>
+            <w:r>
+              <w:rPr>
+                <w:rFonts w:ascii="Arial" w:cs="Arial" w:eastAsia="Arial" w:hAnsi="Arial"/>
+                <w:b w:val="false"/>
+                <w:bCs w:val="false"/>
+                <w:i w:val="false"/>
+                <w:iCs w:val="false"/>
+                <w:color w:val="2A2E38"/>
+                <w:sz w:val="17"/>
+                <w:szCs w:val="17"/>
+              </w:rPr>
+              <w:t xml:space="preserve">55</w:t>
+            </w:r>
+          </w:p>
+        </w:tc>
+        <w:tc>
+          <w:tcPr>
+            <w:tcW w:type="dxa" w:w="2638"/>
+            <w:tcBorders>
+              <w:top w:val="single" w:color="D9D4CB" w:sz="4"/>
+              <w:left w:val="none" w:color="auto" w:sz="0"/>
+              <w:bottom w:val="single" w:color="D9D4CB" w:sz="4"/>
+              <w:right w:val="none" w:color="auto" w:sz="0"/>
+            </w:tcBorders>
+            <w:shd w:fill="FBFAF8" w:color="auto" w:val="clear"/>
+            <w:tcMar>
+              <w:top w:type="dxa" w:w="52"/>
+              <w:left w:type="dxa" w:w="100"/>
+              <w:bottom w:type="dxa" w:w="52"/>
+              <w:right w:type="dxa" w:w="100"/>
+            </w:tcMar>
+            <w:vAlign w:val="center"/>
+          </w:tcPr>
+          <w:p>
+            <w:pPr>
+              <w:spacing w:after="0" w:line="240" w:lineRule="auto"/>
+              <w:jc w:val="center"/>
+            </w:pPr>
+            <w:r>
+              <w:rPr>
+                <w:rFonts w:ascii="Arial" w:cs="Arial" w:eastAsia="Arial" w:hAnsi="Arial"/>
+                <w:b w:val="false"/>
+                <w:bCs w:val="false"/>
+                <w:i w:val="false"/>
+                <w:iCs w:val="false"/>
+                <w:color w:val="2A2E38"/>
+                <w:sz w:val="17"/>
+                <w:szCs w:val="17"/>
+              </w:rPr>
+              <w:t xml:space="preserve">26</w:t>
+            </w:r>
+          </w:p>
+        </w:tc>
+      </w:tr>
+      <w:tr>
+        <w:tc>
+          <w:tcPr>
+            <w:tcW w:type="dxa" w:w="4400"/>
+            <w:tcBorders>
+              <w:top w:val="single" w:color="D9D4CB" w:sz="4"/>
+              <w:left w:val="none" w:color="auto" w:sz="0"/>
+              <w:bottom w:val="single" w:color="D9D4CB" w:sz="4"/>
+              <w:right w:val="none" w:color="auto" w:sz="0"/>
+            </w:tcBorders>
+            <w:shd w:fill="F5F2ED" w:color="auto" w:val="clear"/>
+            <w:tcMar>
+              <w:top w:type="dxa" w:w="52"/>
+              <w:left w:type="dxa" w:w="100"/>
+              <w:bottom w:type="dxa" w:w="52"/>
+              <w:right w:type="dxa" w:w="100"/>
+            </w:tcMar>
+            <w:vAlign w:val="center"/>
+          </w:tcPr>
+          <w:p>
+            <w:pPr>
+              <w:spacing w:after="0" w:line="240" w:lineRule="auto"/>
+              <w:jc w:val="left"/>
+            </w:pPr>
+            <w:r>
+              <w:rPr>
+                <w:rFonts w:ascii="Arial" w:cs="Arial" w:eastAsia="Arial" w:hAnsi="Arial"/>
+                <w:b/>
+                <w:bCs/>
+                <w:i w:val="false"/>
+                <w:iCs w:val="false"/>
+                <w:color w:val="1F2A44"/>
+                <w:sz w:val="17"/>
+                <w:szCs w:val="17"/>
+              </w:rPr>
+              <w:t xml:space="preserve">Всего лотов</w:t>
+            </w:r>
+          </w:p>
+        </w:tc>
+        <w:tc>
+          <w:tcPr>
+            <w:tcW w:type="dxa" w:w="2600"/>
+            <w:tcBorders>
+              <w:top w:val="single" w:color="D9D4CB" w:sz="4"/>
+              <w:left w:val="none" w:color="auto" w:sz="0"/>
+              <w:bottom w:val="single" w:color="D9D4CB" w:sz="4"/>
+              <w:right w:val="none" w:color="auto" w:sz="0"/>
+            </w:tcBorders>
+            <w:shd w:fill="F5F2ED" w:color="auto" w:val="clear"/>
+            <w:tcMar>
+              <w:top w:type="dxa" w:w="52"/>
+              <w:left w:type="dxa" w:w="100"/>
+              <w:bottom w:type="dxa" w:w="52"/>
+              <w:right w:type="dxa" w:w="100"/>
+            </w:tcMar>
+            <w:vAlign w:val="center"/>
+          </w:tcPr>
+          <w:p>
+            <w:pPr>
+              <w:spacing w:after="0" w:line="240" w:lineRule="auto"/>
+              <w:jc w:val="center"/>
+            </w:pPr>
+            <w:r>
+              <w:rPr>
+                <w:rFonts w:ascii="Arial" w:cs="Arial" w:eastAsia="Arial" w:hAnsi="Arial"/>
+                <w:b/>
+                <w:bCs/>
+                <w:i w:val="false"/>
+                <w:iCs w:val="false"/>
+                <w:color w:val="1F2A44"/>
+                <w:sz w:val="17"/>
+                <w:szCs w:val="17"/>
+              </w:rPr>
+              <w:t xml:space="preserve">283</w:t>
+            </w:r>
+          </w:p>
+        </w:tc>
+        <w:tc>
+          <w:tcPr>
+            <w:tcW w:type="dxa" w:w="2638"/>
+            <w:tcBorders>
+              <w:top w:val="single" w:color="D9D4CB" w:sz="4"/>
+              <w:left w:val="none" w:color="auto" w:sz="0"/>
+              <w:bottom w:val="single" w:color="D9D4CB" w:sz="4"/>
+              <w:right w:val="none" w:color="auto" w:sz="0"/>
+            </w:tcBorders>
+            <w:shd w:fill="F5F2ED" w:color="auto" w:val="clear"/>
+            <w:tcMar>
+              <w:top w:type="dxa" w:w="52"/>
+              <w:left w:type="dxa" w:w="100"/>
+              <w:bottom w:type="dxa" w:w="52"/>
+              <w:right w:type="dxa" w:w="100"/>
+            </w:tcMar>
+            <w:vAlign w:val="center"/>
+          </w:tcPr>
+          <w:p>
+            <w:pPr>
+              <w:spacing w:after="0" w:line="240" w:lineRule="auto"/>
+              <w:jc w:val="center"/>
+            </w:pPr>
+            <w:r>
+              <w:rPr>
+                <w:rFonts w:ascii="Arial" w:cs="Arial" w:eastAsia="Arial" w:hAnsi="Arial"/>
+                <w:b/>
+                <w:bCs/>
+                <w:i w:val="false"/>
+                <w:iCs w:val="false"/>
+                <w:color w:val="1F2A44"/>
+                <w:sz w:val="17"/>
+                <w:szCs w:val="17"/>
+              </w:rPr>
+              <w:t xml:space="preserve">96</w:t>
+            </w:r>
+          </w:p>
+        </w:tc>
+      </w:tr>
+    </w:tbl>
+    <w:p>
+      <w:pPr>
+        <w:spacing w:after="40"/>
+      </w:pPr>
+      <w:r>
+        <w:rPr>
+          <w:rFonts w:ascii="Arial" w:cs="Arial" w:eastAsia="Arial" w:hAnsi="Arial"/>
+          <w:b w:val="false"/>
+          <w:bCs w:val="false"/>
+          <w:i w:val="false"/>
+          <w:iCs w:val="false"/>
+          <w:color w:val="2A2E38"/>
+          <w:sz w:val="19"/>
+          <w:szCs w:val="19"/>
+        </w:rPr>
+        <w:t xml:space="preserve"/>
       </w:r>
     </w:p>
     <w:p>
@@ -10531,7 +15060,7 @@
           <w:sz w:val="19"/>
           <w:szCs w:val="19"/>
         </w:rPr>
-        <w:t xml:space="preserve">Закрытые продажи шли без РнС — </w:t>
+        <w:t xml:space="preserve">Надбавка за дизайнерский ремонт — 19 % к метру, или 164 246 ₽ за м². </w:t>
       </w:r>
       <w:r>
         <w:rPr>
@@ -10544,7 +15073,7 @@
           <w:sz w:val="19"/>
           <w:szCs w:val="19"/>
         </w:rPr>
-        <w:t xml:space="preserve">до разрешения на строительство продавать по ДДУ нельзя. Лоты бронировали по предварительным договорам и договорам резервирования — вне 214-ФЗ и вне эскроу.</w:t>
+        <w:t xml:space="preserve">Это медиана по 4 домам, где в продаже есть и отремонтированные квартиры, и оболочки: 36 лотов против 32. По домам разброс от +8 % в Barkli Park до +36 % в «Моде».</w:t>
       </w:r>
     </w:p>
     <w:p>
@@ -10576,7 +15105,7 @@
           <w:sz w:val="19"/>
           <w:szCs w:val="19"/>
         </w:rPr>
-        <w:t xml:space="preserve">После РнС появляется проектная декларация — </w:t>
+        <w:t xml:space="preserve">Ремонт премиум-класса стоит 300–500 тыс. ₽ за метр, рынок возвращает 164 246. </w:t>
       </w:r>
       <w:r>
         <w:rPr>
@@ -10589,7 +15118,7 @@
           <w:sz w:val="19"/>
           <w:szCs w:val="19"/>
         </w:rPr>
-        <w:t xml:space="preserve">застройщик обязан разместить её в ЕИСЖС на наш.дом.рф. С этого момента продажи идут по ДДУ, деньги покупателя лежат на эскроу-счёте до ввода дома.</w:t>
+        <w:t xml:space="preserve">Это 33–55 % вложенного. Покупатель оболочки платит за ремонт полностью, а при перепродаже получает обратно треть или половину — разницу оплачивает тот, кто в квартире живёт.</w:t>
       </w:r>
     </w:p>
     <w:p>
@@ -10621,7 +15150,7 @@
           <w:sz w:val="19"/>
           <w:szCs w:val="19"/>
         </w:rPr>
-        <w:t xml:space="preserve">Официальный сайт проекта на 1 сентября 2026 всё ещё пишет о планах — </w:t>
+        <w:t xml:space="preserve">Без отделки продаются 157 лотов новостроек из 283. </w:t>
       </w:r>
       <w:r>
         <w:rPr>
@@ -10634,7 +15163,7 @@
           <w:sz w:val="19"/>
           <w:szCs w:val="19"/>
         </w:rPr>
-        <w:t xml:space="preserve">формулировка на kapelsky5.ru: открытие продаж — во II–III квартале 2026 года, после размещения проектной декларации. Обновления страницы пока нет.</w:t>
+        <w:t xml:space="preserve">Чистовая заявлена у 55 — все они в «ФАНТОМе» и «Форуме», двух премиальных проектах когорты. Для локации продажа без отделки — норма, и «Капельский» в этом от соседей не отличается.</w:t>
       </w:r>
     </w:p>
     <w:p>
@@ -10666,7 +15195,7 @@
           <w:sz w:val="19"/>
           <w:szCs w:val="19"/>
         </w:rPr>
-        <w:t xml:space="preserve">Цена закрытого этапа фиксируется договором — </w:t>
+        <w:t xml:space="preserve">Отделка от застройщика меняет и сравнение цен. </w:t>
       </w:r>
       <w:r>
         <w:rPr>
@@ -10679,7 +15208,320 @@
           <w:sz w:val="19"/>
           <w:szCs w:val="19"/>
         </w:rPr>
-        <w:t xml:space="preserve">ориентир открытого старта задают проекты той же локации: 1,79–2,38 млн ₽ за метр в «Форуме» и 1,22–3,32 млн ₽ в «Тишинском бульваре».</w:t>
+        <w:t xml:space="preserve">«Форум» с чистовой отделкой продаёт метр по 1,78–2,67 млн ₽; «Капельский» без отделки — по 1,3 млн. Если добавить к «Капельскому» ремонт по 400 тыс. ₽ за метр, разрыв с «Форумом» сокращается с 1,4–2,1 раза до 1,05–1,6 раза.</w:t>
+      </w:r>
+    </w:p>
+    <w:p>
+      <w:pPr>
+        <w:spacing w:after="58" w:line="252" w:lineRule="auto"/>
+        <w:ind w:left="170" w:right="1560" w:hanging="170"/>
+      </w:pPr>
+      <w:r>
+        <w:rPr>
+          <w:rFonts w:ascii="Arial" w:cs="Arial" w:eastAsia="Arial" w:hAnsi="Arial"/>
+          <w:b/>
+          <w:bCs/>
+          <w:i w:val="false"/>
+          <w:iCs w:val="false"/>
+          <w:color w:val="A9762F"/>
+          <w:sz w:val="19"/>
+          <w:szCs w:val="19"/>
+        </w:rPr>
+        <w:t xml:space="preserve">—   </w:t>
+      </w:r>
+      <w:r>
+        <w:rPr>
+          <w:rFonts w:ascii="Arial" w:cs="Arial" w:eastAsia="Arial" w:hAnsi="Arial"/>
+          <w:b w:val="false"/>
+          <w:bCs w:val="false"/>
+          <w:i w:val="false"/>
+          <w:iCs w:val="false"/>
+          <w:color w:val="2A2E38"/>
+          <w:sz w:val="19"/>
+          <w:szCs w:val="19"/>
+        </w:rPr>
+        <w:t xml:space="preserve">50 лотов когорты из 379 — апартаменты. </w:t>
+      </w:r>
+      <w:r>
+        <w:rPr>
+          <w:rFonts w:ascii="Arial" w:cs="Arial" w:eastAsia="Arial" w:hAnsi="Arial"/>
+          <w:b/>
+          <w:bCs/>
+          <w:i w:val="false"/>
+          <w:iCs w:val="false"/>
+          <w:color w:val="2A2E38"/>
+          <w:sz w:val="19"/>
+          <w:szCs w:val="19"/>
+        </w:rPr>
+        <w:t xml:space="preserve">Семнадцать в Sole Hill, девять в «Резиденции Сокольники», семь на Сокольническом валу, шесть в ЦВЕТ32. Нежилой фонд идёт дешевле квартир при прочих равных, и в сравнении цены метра его стоит держать отдельно: у «Капельского» жилой статус.</w:t>
+      </w:r>
+    </w:p>
+    <w:p>
+      <w:pPr>
+        <w:spacing w:after="58" w:line="252" w:lineRule="auto"/>
+        <w:ind w:left="170" w:right="1560" w:hanging="170"/>
+      </w:pPr>
+      <w:r>
+        <w:rPr>
+          <w:rFonts w:ascii="Arial" w:cs="Arial" w:eastAsia="Arial" w:hAnsi="Arial"/>
+          <w:b/>
+          <w:bCs/>
+          <w:i w:val="false"/>
+          <w:iCs w:val="false"/>
+          <w:color w:val="A9762F"/>
+          <w:sz w:val="19"/>
+          <w:szCs w:val="19"/>
+        </w:rPr>
+        <w:t xml:space="preserve">—   </w:t>
+      </w:r>
+      <w:r>
+        <w:rPr>
+          <w:rFonts w:ascii="Arial" w:cs="Arial" w:eastAsia="Arial" w:hAnsi="Arial"/>
+          <w:b w:val="false"/>
+          <w:bCs w:val="false"/>
+          <w:i w:val="false"/>
+          <w:iCs w:val="false"/>
+          <w:color w:val="2A2E38"/>
+          <w:sz w:val="19"/>
+          <w:szCs w:val="19"/>
+        </w:rPr>
+        <w:t xml:space="preserve">Метку ремонта на вторичке ставит продавец. </w:t>
+      </w:r>
+      <w:r>
+        <w:rPr>
+          <w:rFonts w:ascii="Arial" w:cs="Arial" w:eastAsia="Arial" w:hAnsi="Arial"/>
+          <w:b/>
+          <w:bCs/>
+          <w:i w:val="false"/>
+          <w:iCs w:val="false"/>
+          <w:color w:val="2A2E38"/>
+          <w:sz w:val="19"/>
+          <w:szCs w:val="19"/>
+        </w:rPr>
+        <w:t xml:space="preserve">Из 76 прочитанных карточек 36 помечены «дизайнерским ремонтом» — на такой доле метка описывает скорее запрос по цене, чем состояние квартиры. Устойчив здесь разрыв между группами внутри одного дома, а не абсолютный уровень.</w:t>
+      </w:r>
+    </w:p>
+    <w:p>
+      <w:pPr>
+        <w:keepNext/>
+        <w:keepLines/>
+        <w:pageBreakBefore/>
+        <w:pBdr>
+          <w:bottom w:val="single" w:color="A9762F" w:sz="10" w:space="8"/>
+        </w:pBdr>
+        <w:spacing w:after="160"/>
+      </w:pPr>
+      <w:r>
+        <w:rPr>
+          <w:rFonts w:ascii="Georgia" w:cs="Georgia" w:eastAsia="Georgia" w:hAnsi="Georgia"/>
+          <w:b/>
+          <w:bCs/>
+          <w:i w:val="false"/>
+          <w:iCs w:val="false"/>
+          <w:color w:val="1F2A44"/>
+          <w:sz w:val="36"/>
+          <w:szCs w:val="36"/>
+        </w:rPr>
+        <w:t xml:space="preserve">Что меняет разрешение на строительство</w:t>
+      </w:r>
+    </w:p>
+    <w:p>
+      <w:pPr>
+        <w:spacing w:after="190" w:line="258" w:lineRule="auto"/>
+        <w:ind w:right="1560"/>
+      </w:pPr>
+      <w:r>
+        <w:rPr>
+          <w:rFonts w:ascii="Arial" w:cs="Arial" w:eastAsia="Arial" w:hAnsi="Arial"/>
+          <w:b w:val="false"/>
+          <w:bCs w:val="false"/>
+          <w:i w:val="false"/>
+          <w:iCs w:val="false"/>
+          <w:color w:val="2A2E38"/>
+          <w:sz w:val="19"/>
+          <w:szCs w:val="19"/>
+        </w:rPr>
+        <w:t xml:space="preserve">Разрешение на строительство разделяет проект на два разных режима продаж — юридически и по цене.</w:t>
+      </w:r>
+    </w:p>
+    <w:p>
+      <w:pPr>
+        <w:spacing w:after="58" w:line="252" w:lineRule="auto"/>
+        <w:ind w:left="170" w:right="1560" w:hanging="170"/>
+      </w:pPr>
+      <w:r>
+        <w:rPr>
+          <w:rFonts w:ascii="Arial" w:cs="Arial" w:eastAsia="Arial" w:hAnsi="Arial"/>
+          <w:b/>
+          <w:bCs/>
+          <w:i w:val="false"/>
+          <w:iCs w:val="false"/>
+          <w:color w:val="A9762F"/>
+          <w:sz w:val="19"/>
+          <w:szCs w:val="19"/>
+        </w:rPr>
+        <w:t xml:space="preserve">—   </w:t>
+      </w:r>
+      <w:r>
+        <w:rPr>
+          <w:rFonts w:ascii="Arial" w:cs="Arial" w:eastAsia="Arial" w:hAnsi="Arial"/>
+          <w:b w:val="false"/>
+          <w:bCs w:val="false"/>
+          <w:i w:val="false"/>
+          <w:iCs w:val="false"/>
+          <w:color w:val="2A2E38"/>
+          <w:sz w:val="19"/>
+          <w:szCs w:val="19"/>
+        </w:rPr>
+        <w:t xml:space="preserve">Закрытые продажи шли без РнС — </w:t>
+      </w:r>
+      <w:r>
+        <w:rPr>
+          <w:rFonts w:ascii="Arial" w:cs="Arial" w:eastAsia="Arial" w:hAnsi="Arial"/>
+          <w:b/>
+          <w:bCs/>
+          <w:i w:val="false"/>
+          <w:iCs w:val="false"/>
+          <w:color w:val="2A2E38"/>
+          <w:sz w:val="19"/>
+          <w:szCs w:val="19"/>
+        </w:rPr>
+        <w:t xml:space="preserve">до разрешения на строительство продавать по ДДУ нельзя. Лоты бронировали по предварительным договорам и договорам резервирования — вне 214-ФЗ и вне эскроу.</w:t>
+      </w:r>
+    </w:p>
+    <w:p>
+      <w:pPr>
+        <w:spacing w:after="58" w:line="252" w:lineRule="auto"/>
+        <w:ind w:left="170" w:right="1560" w:hanging="170"/>
+      </w:pPr>
+      <w:r>
+        <w:rPr>
+          <w:rFonts w:ascii="Arial" w:cs="Arial" w:eastAsia="Arial" w:hAnsi="Arial"/>
+          <w:b/>
+          <w:bCs/>
+          <w:i w:val="false"/>
+          <w:iCs w:val="false"/>
+          <w:color w:val="A9762F"/>
+          <w:sz w:val="19"/>
+          <w:szCs w:val="19"/>
+        </w:rPr>
+        <w:t xml:space="preserve">—   </w:t>
+      </w:r>
+      <w:r>
+        <w:rPr>
+          <w:rFonts w:ascii="Arial" w:cs="Arial" w:eastAsia="Arial" w:hAnsi="Arial"/>
+          <w:b w:val="false"/>
+          <w:bCs w:val="false"/>
+          <w:i w:val="false"/>
+          <w:iCs w:val="false"/>
+          <w:color w:val="2A2E38"/>
+          <w:sz w:val="19"/>
+          <w:szCs w:val="19"/>
+        </w:rPr>
+        <w:t xml:space="preserve">После РнС появляется проектная декларация — </w:t>
+      </w:r>
+      <w:r>
+        <w:rPr>
+          <w:rFonts w:ascii="Arial" w:cs="Arial" w:eastAsia="Arial" w:hAnsi="Arial"/>
+          <w:b/>
+          <w:bCs/>
+          <w:i w:val="false"/>
+          <w:iCs w:val="false"/>
+          <w:color w:val="2A2E38"/>
+          <w:sz w:val="19"/>
+          <w:szCs w:val="19"/>
+        </w:rPr>
+        <w:t xml:space="preserve">застройщик обязан разместить её в ЕИСЖС на наш.дом.рф. С этого момента продажи идут по ДДУ, деньги покупателя лежат на эскроу-счёте до ввода дома.</w:t>
+      </w:r>
+    </w:p>
+    <w:p>
+      <w:pPr>
+        <w:spacing w:after="58" w:line="252" w:lineRule="auto"/>
+        <w:ind w:left="170" w:right="1560" w:hanging="170"/>
+      </w:pPr>
+      <w:r>
+        <w:rPr>
+          <w:rFonts w:ascii="Arial" w:cs="Arial" w:eastAsia="Arial" w:hAnsi="Arial"/>
+          <w:b/>
+          <w:bCs/>
+          <w:i w:val="false"/>
+          <w:iCs w:val="false"/>
+          <w:color w:val="A9762F"/>
+          <w:sz w:val="19"/>
+          <w:szCs w:val="19"/>
+        </w:rPr>
+        <w:t xml:space="preserve">—   </w:t>
+      </w:r>
+      <w:r>
+        <w:rPr>
+          <w:rFonts w:ascii="Arial" w:cs="Arial" w:eastAsia="Arial" w:hAnsi="Arial"/>
+          <w:b w:val="false"/>
+          <w:bCs w:val="false"/>
+          <w:i w:val="false"/>
+          <w:iCs w:val="false"/>
+          <w:color w:val="2A2E38"/>
+          <w:sz w:val="19"/>
+          <w:szCs w:val="19"/>
+        </w:rPr>
+        <w:t xml:space="preserve">Официальный сайт проекта на 1 сентября 2026 всё ещё пишет о планах — </w:t>
+      </w:r>
+      <w:r>
+        <w:rPr>
+          <w:rFonts w:ascii="Arial" w:cs="Arial" w:eastAsia="Arial" w:hAnsi="Arial"/>
+          <w:b/>
+          <w:bCs/>
+          <w:i w:val="false"/>
+          <w:iCs w:val="false"/>
+          <w:color w:val="2A2E38"/>
+          <w:sz w:val="19"/>
+          <w:szCs w:val="19"/>
+        </w:rPr>
+        <w:t xml:space="preserve">формулировка на kapelsky5.ru: открытие продаж — во II–III квартале 2026 года, после размещения проектной декларации. Обновления страницы пока нет.</w:t>
+      </w:r>
+    </w:p>
+    <w:p>
+      <w:pPr>
+        <w:spacing w:after="58" w:line="252" w:lineRule="auto"/>
+        <w:ind w:left="170" w:right="1560" w:hanging="170"/>
+      </w:pPr>
+      <w:r>
+        <w:rPr>
+          <w:rFonts w:ascii="Arial" w:cs="Arial" w:eastAsia="Arial" w:hAnsi="Arial"/>
+          <w:b/>
+          <w:bCs/>
+          <w:i w:val="false"/>
+          <w:iCs w:val="false"/>
+          <w:color w:val="A9762F"/>
+          <w:sz w:val="19"/>
+          <w:szCs w:val="19"/>
+        </w:rPr>
+        <w:t xml:space="preserve">—   </w:t>
+      </w:r>
+      <w:r>
+        <w:rPr>
+          <w:rFonts w:ascii="Arial" w:cs="Arial" w:eastAsia="Arial" w:hAnsi="Arial"/>
+          <w:b w:val="false"/>
+          <w:bCs w:val="false"/>
+          <w:i w:val="false"/>
+          <w:iCs w:val="false"/>
+          <w:color w:val="2A2E38"/>
+          <w:sz w:val="19"/>
+          <w:szCs w:val="19"/>
+        </w:rPr>
+        <w:t xml:space="preserve">Цена закрытого этапа фиксируется договором — </w:t>
+      </w:r>
+      <w:r>
+        <w:rPr>
+          <w:rFonts w:ascii="Arial" w:cs="Arial" w:eastAsia="Arial" w:hAnsi="Arial"/>
+          <w:b/>
+          <w:bCs/>
+          <w:i w:val="false"/>
+          <w:iCs w:val="false"/>
+          <w:color w:val="2A2E38"/>
+          <w:sz w:val="19"/>
+          <w:szCs w:val="19"/>
+        </w:rPr>
+        <w:t xml:space="preserve">ориентир открытого старта задают премиальные проекты той же части ЦАО: 1,65–3,58 млн ₽ за метр в «ФАНТОМе» и 1,78–2,67 млн ₽ в «Форуме».</w:t>
       </w:r>
     </w:p>
     <w:p>
@@ -11764,7 +16606,7 @@
           <w:sz w:val="19"/>
           <w:szCs w:val="19"/>
         </w:rPr>
-        <w:t xml:space="preserve">Дальше продажи идут по 214-ФЗ, деньги лежат на эскроу до ввода дома. Цена при этом обычно пересматривается: ближайший ориентир открытого рынка в этой локации — 1,79–2,38 млн ₽ за метр.</w:t>
+        <w:t xml:space="preserve">Дальше продажи идут по 214-ФЗ, деньги лежат на эскроу до ввода дома. Цена при этом обычно пересматривается: ближайший ориентир открытого рынка — «Форум» у «Сухаревской», 1,78–2,67 млн ₽ за метр с чистовой отделкой.</w:t>
       </w:r>
     </w:p>
     <w:p>
@@ -11796,7 +16638,7 @@
           <w:sz w:val="19"/>
           <w:szCs w:val="19"/>
         </w:rPr>
-        <w:t xml:space="preserve">Бюджет входа — около 70 млн ₽ за 54 м², 143 млн ₽ за среднюю резиденцию в 110 м². </w:t>
+        <w:t xml:space="preserve">В радиусе километра от участка новостроек нет вовсе. </w:t>
       </w:r>
       <w:r>
         <w:rPr>
@@ -11809,7 +16651,97 @@
           <w:sz w:val="19"/>
           <w:szCs w:val="19"/>
         </w:rPr>
-        <w:t xml:space="preserve">Лоты без отделки, ремонт в этом сегменте добавляет 300–500 тыс. ₽ за метр, то есть 33–55 млн ₽ на среднюю квартиру. Полный бюджет средней резиденции получается 176–198 млн ₽.</w:t>
+        <w:t xml:space="preserve">Ближайшие начинаются с 1,3 км, и это две высотки бизнес-класса с медианой 649 902 ₽ за метр. Премиальные соседи — «ФАНТОМ», «Форум» и «Дом Франка» — стоят в 1,3–2,2 км, ближе к «Сухаревской» и «Цветному»; их медиана 2 350 000 ₽. Цена «Капельского» ложится ровно между этими двумя группами.</w:t>
+      </w:r>
+    </w:p>
+    <w:p>
+      <w:pPr>
+        <w:spacing w:after="58" w:line="252" w:lineRule="auto"/>
+        <w:ind w:left="170" w:right="1560" w:hanging="170"/>
+      </w:pPr>
+      <w:r>
+        <w:rPr>
+          <w:rFonts w:ascii="Arial" w:cs="Arial" w:eastAsia="Arial" w:hAnsi="Arial"/>
+          <w:b/>
+          <w:bCs/>
+          <w:i w:val="false"/>
+          <w:iCs w:val="false"/>
+          <w:color w:val="A9762F"/>
+          <w:sz w:val="19"/>
+          <w:szCs w:val="19"/>
+        </w:rPr>
+        <w:t xml:space="preserve">—   </w:t>
+      </w:r>
+      <w:r>
+        <w:rPr>
+          <w:rFonts w:ascii="Arial" w:cs="Arial" w:eastAsia="Arial" w:hAnsi="Arial"/>
+          <w:b w:val="false"/>
+          <w:bCs w:val="false"/>
+          <w:i w:val="false"/>
+          <w:iCs w:val="false"/>
+          <w:color w:val="2A2E38"/>
+          <w:sz w:val="19"/>
+          <w:szCs w:val="19"/>
+        </w:rPr>
+        <w:t xml:space="preserve">Из 379 лотов когорты 300 (79 %) продаются дешевле 1,3 млн ₽ за метр. </w:t>
+      </w:r>
+      <w:r>
+        <w:rPr>
+          <w:rFonts w:ascii="Arial" w:cs="Arial" w:eastAsia="Arial" w:hAnsi="Arial"/>
+          <w:b/>
+          <w:bCs/>
+          <w:i w:val="false"/>
+          <w:iCs w:val="false"/>
+          <w:color w:val="2A2E38"/>
+          <w:sz w:val="19"/>
+          <w:szCs w:val="19"/>
+        </w:rPr>
+        <w:t xml:space="preserve">Готовое жильё в соседних домах — Barkli Park в 890 метрах, Sole Hill в 960 — идёт по 0,85–1,05 млн ₽ за метр. За дом со сдачей в 2029 году покупатель платит на 24–53 % больше, чем за квартиру, в которую можно въехать сейчас.</w:t>
+      </w:r>
+    </w:p>
+    <w:p>
+      <w:pPr>
+        <w:spacing w:after="58" w:line="252" w:lineRule="auto"/>
+        <w:ind w:left="170" w:right="1560" w:hanging="170"/>
+      </w:pPr>
+      <w:r>
+        <w:rPr>
+          <w:rFonts w:ascii="Arial" w:cs="Arial" w:eastAsia="Arial" w:hAnsi="Arial"/>
+          <w:b/>
+          <w:bCs/>
+          <w:i w:val="false"/>
+          <w:iCs w:val="false"/>
+          <w:color w:val="A9762F"/>
+          <w:sz w:val="19"/>
+          <w:szCs w:val="19"/>
+        </w:rPr>
+        <w:t xml:space="preserve">—   </w:t>
+      </w:r>
+      <w:r>
+        <w:rPr>
+          <w:rFonts w:ascii="Arial" w:cs="Arial" w:eastAsia="Arial" w:hAnsi="Arial"/>
+          <w:b w:val="false"/>
+          <w:bCs w:val="false"/>
+          <w:i w:val="false"/>
+          <w:iCs w:val="false"/>
+          <w:color w:val="2A2E38"/>
+          <w:sz w:val="19"/>
+          <w:szCs w:val="19"/>
+        </w:rPr>
+        <w:t xml:space="preserve">Бюджет входа — около 70 млн ₽ за 54 м², 143 млн ₽ за среднюю резиденцию в 110 м². </w:t>
+      </w:r>
+      <w:r>
+        <w:rPr>
+          <w:rFonts w:ascii="Arial" w:cs="Arial" w:eastAsia="Arial" w:hAnsi="Arial"/>
+          <w:b/>
+          <w:bCs/>
+          <w:i w:val="false"/>
+          <w:iCs w:val="false"/>
+          <w:color w:val="2A2E38"/>
+          <w:sz w:val="19"/>
+          <w:szCs w:val="19"/>
+        </w:rPr>
+        <w:t xml:space="preserve">Лоты без отделки, ремонт в этом сегменте добавляет 300–500 тыс. ₽ за метр, то есть 33–55 млн ₽ на среднюю квартиру. Полный бюджет средней резиденции получается 176–198 млн ₽. При перепродаже рынок локации возвращает за ремонт 164 246 ₽ за метр — 33–55 % вложенного.</w:t>
       </w:r>
     </w:p>
     <w:p>
@@ -12127,7 +17059,7 @@
         </w:rPr>
         <w:t xml:space="preserve">Параметры, визуализации и статус продаж — официальный сайт проекта — </w:t>
       </w:r>
-      <w:hyperlink w:history="1" r:id="rId5xz70lefn1vsmrpetk6fj">
+      <w:hyperlink w:history="1" r:id="rIdcuz4t-hwrk6y0yoppdxq_">
         <w:r>
           <w:rPr>
             <w:rFonts w:ascii="Arial" w:cs="Arial" w:eastAsia="Arial" w:hAnsi="Arial"/>
@@ -12174,7 +17106,7 @@
         </w:rPr>
         <w:t xml:space="preserve">Старт закрытых продаж в апреле 2026, средняя площадь резиденции и срок передачи ключей — обзор стартов продаж «Новострой-Медиа» — </w:t>
       </w:r>
-      <w:hyperlink w:history="1" r:id="rId-yccmaxa8osjhddt10-lf">
+      <w:hyperlink w:history="1" r:id="rIdisq2axnmz8qfflhl-pi3y">
         <w:r>
           <w:rPr>
             <w:rFonts w:ascii="Arial" w:cs="Arial" w:eastAsia="Arial" w:hAnsi="Arial"/>
@@ -12221,7 +17153,7 @@
         </w:rPr>
         <w:t xml:space="preserve">Этажность, количество лотов, срок сдачи и класс — карточки проекта у брокеров — </w:t>
       </w:r>
-      <w:hyperlink w:history="1" r:id="rId1nb22gocdhn4byerwmqby">
+      <w:hyperlink w:history="1" r:id="rIdrapd61_fofhepkjcgsvwy">
         <w:r>
           <w:rPr>
             <w:rFonts w:ascii="Arial" w:cs="Arial" w:eastAsia="Arial" w:hAnsi="Arial"/>
@@ -12268,7 +17200,7 @@
         </w:rPr>
         <w:t xml:space="preserve">Планировочные параметры, паркинг и благоустройство — карточка «Новострой-М» — </w:t>
       </w:r>
-      <w:hyperlink w:history="1" r:id="rIdoaczpzxqmrjwpsw2bmwwr">
+      <w:hyperlink w:history="1" r:id="rIdteticzuzwqlcgm6uutlat">
         <w:r>
           <w:rPr>
             <w:rFonts w:ascii="Arial" w:cs="Arial" w:eastAsia="Arial" w:hAnsi="Arial"/>
@@ -12315,7 +17247,7 @@
         </w:rPr>
         <w:t xml:space="preserve">Здание, которое стоит на участке сегодня: класс, площадь, год реконструкции — </w:t>
       </w:r>
-      <w:hyperlink w:history="1" r:id="rId-bsdgwri6m_i6hw0_b-ow">
+      <w:hyperlink w:history="1" r:id="rId8kq5hbne3rgvznpnfin21">
         <w:r>
           <w:rPr>
             <w:rFonts w:ascii="Arial" w:cs="Arial" w:eastAsia="Arial" w:hAnsi="Arial"/>
@@ -12362,7 +17294,7 @@
         </w:rPr>
         <w:t xml:space="preserve">АО «МАКО»: ОГРН, дата регистрации, руководитель, ОКВЭД, финансовый результат — </w:t>
       </w:r>
-      <w:hyperlink w:history="1" r:id="rIdtarx2hd3yqjyjmfluk7_t">
+      <w:hyperlink w:history="1" r:id="rIduux8di2-0e4apgelmvr-r">
         <w:r>
           <w:rPr>
             <w:rFonts w:ascii="Arial" w:cs="Arial" w:eastAsia="Arial" w:hAnsi="Arial"/>
@@ -12409,7 +17341,7 @@
         </w:rPr>
         <w:t xml:space="preserve">Цены элитной первички Москвы по классам, I квартал 2026 — данные NF Group — </w:t>
       </w:r>
-      <w:hyperlink w:history="1" r:id="rId_uidbopyi9mti8lcovmbz">
+      <w:hyperlink w:history="1" r:id="rIdof-k6gevynvytzvu5nufo">
         <w:r>
           <w:rPr>
             <w:rFonts w:ascii="Arial" w:cs="Arial" w:eastAsia="Arial" w:hAnsi="Arial"/>
@@ -12454,9 +17386,9 @@
           <w:sz w:val="16"/>
           <w:szCs w:val="16"/>
         </w:rPr>
-        <w:t xml:space="preserve">Диапазоны цены метра у сопоставимых проектов, срез 01.09.2026 — </w:t>
-      </w:r>
-      <w:hyperlink w:history="1" r:id="rIdzxi--dqro7tist2htg6ss">
+        <w:t xml:space="preserve">Лоты конкурентов — поисковый API Циан, срез 02.09.2026: четыре запроса по Мещанскому району и станциям «Проспект Мира» и «Рижская», 478 объявлений — </w:t>
+      </w:r>
+      <w:hyperlink w:history="1" r:id="rIdmsdnga9kqmlwf2nyuthwq">
         <w:r>
           <w:rPr>
             <w:rFonts w:ascii="Arial" w:cs="Arial" w:eastAsia="Arial" w:hAnsi="Arial"/>
@@ -12468,7 +17400,7 @@
             <w:sz w:val="16"/>
             <w:szCs w:val="16"/>
           </w:rPr>
-          <w:t xml:space="preserve">https://mskguru.ru/metro/prospekt-mira</w:t>
+          <w:t xml:space="preserve">https://www.cian.ru/</w:t>
         </w:r>
       </w:hyperlink>
     </w:p>
@@ -12503,7 +17435,7 @@
         </w:rPr>
         <w:t xml:space="preserve">Координаты дома, станций метро и расстояния по прямой — OpenStreetMap. Картографическая основа — Яндекс Карты — </w:t>
       </w:r>
-      <w:hyperlink w:history="1" r:id="rId8s-4tu6sipqsfvpujdmrt">
+      <w:hyperlink w:history="1" r:id="rId-g0-srfvnrvp6v813mceb">
         <w:r>
           <w:rPr>
             <w:rFonts w:ascii="Arial" w:cs="Arial" w:eastAsia="Arial" w:hAnsi="Arial"/>

--- a/kapelsky-brief/ЖК_Капельский_5_справка.docx
+++ b/kapelsky-brief/ЖК_Капельский_5_справка.docx
@@ -363,7 +363,7 @@
           <w:sz w:val="19"/>
           <w:szCs w:val="19"/>
         </w:rPr>
-        <w:t xml:space="preserve">Продаваемая площадь дома — около 5 060 м²: 46 резиденций средней площадью 110 м², от 54 до 345 м². По цене закрытого этапа все лоты вместе стоят примерно 6,6 млрд ₽. На участке сегодня стоит четырёхэтажный офисный особняк на 2 430 м², реконструированный в 2014 году, — новый дом увеличивает площадь застройки на участке в 2,1 раза.</w:t>
+        <w:t xml:space="preserve">Продаваемая площадь дома — около 5 060 м²: 46 резиденций средней площадью 110 м², от 54 до 345 м². По цене закрытого этапа все лоты вместе стоят примерно 6,6 млрд ₽. Прежний трёхэтажный корпус на участке сносят, площадка расчищается под стройку.</w:t>
       </w:r>
     </w:p>
     <w:p>
@@ -387,6 +387,25 @@
     </w:p>
     <w:p>
       <w:pPr>
+        <w:spacing w:after="100" w:line="258" w:lineRule="auto"/>
+        <w:ind w:right="1560"/>
+      </w:pPr>
+      <w:r>
+        <w:rPr>
+          <w:rFonts w:ascii="Arial" w:cs="Arial" w:eastAsia="Arial" w:hAnsi="Arial"/>
+          <w:b w:val="false"/>
+          <w:bCs w:val="false"/>
+          <w:i w:val="false"/>
+          <w:iCs w:val="false"/>
+          <w:color w:val="2A2E38"/>
+          <w:sz w:val="19"/>
+          <w:szCs w:val="19"/>
+        </w:rPr>
+        <w:t xml:space="preserve">Лоты продаются без отделки, поквартирного прайса и планировок в открытом доступе нет. Проектной декларации на 1 сентября 2026 года тоже нет: сайт проекта по-прежнему пишет об открытии продаж во II–III квартале 2026 года — после её размещения.</w:t>
+      </w:r>
+    </w:p>
+    <w:p>
+      <w:pPr>
         <w:spacing w:after="220" w:line="258" w:lineRule="auto"/>
         <w:ind w:right="1560"/>
       </w:pPr>
@@ -401,7 +420,7 @@
           <w:sz w:val="19"/>
           <w:szCs w:val="19"/>
         </w:rPr>
-        <w:t xml:space="preserve">Лоты продаются без отделки, поквартирного прайса и планировок в открытом доступе нет. Проектной декларации на 1 сентября 2026 года тоже нет: сайт проекта по-прежнему пишет об открытии продаж во II–III квартале 2026 года — после её размещения.</w:t>
+        <w:t xml:space="preserve">Готовое жильё с дизайнерским ремонтом в соседних домах — Barkli Park в 890 метрах и Sole Hill в 960 — продаётся по 0,85–1,05 млн ₽ за метр. Новостроек ближе 1,3 км от участка нет ни одной.</w:t>
       </w:r>
     </w:p>
     <w:p>
@@ -4771,7 +4790,7 @@
           <w:sz w:val="19"/>
           <w:szCs w:val="19"/>
         </w:rPr>
-        <w:t xml:space="preserve">По адресу Капельский переулок, 5 сегодня работает бизнес-центр класса B+: четыре этажа, 2 430 м², реконструкция 2014 года, наземный охраняемый паркинг. Помещения экспонируются в аренду блоками по 2 274–2 480 м² на этажах с минус первого по третий.</w:t>
+        <w:t xml:space="preserve">Участок в Капельском переулке занимал трёхэтажный кирпичный корпус советской постройки. Сейчас его сносят: площадка расчищается под новое строительство.</w:t>
       </w:r>
     </w:p>
     <w:p>
@@ -4790,7 +4809,7 @@
           <w:sz w:val="19"/>
           <w:szCs w:val="19"/>
         </w:rPr>
-        <w:t xml:space="preserve">Клубный дом заменяет этот объём примерно 5 060 м² жилья плюс два подземных уровня паркинга. Площадь, которую участок отдаёт в продажу, вырастает в 2,1 раза, а назначение меняется с офисного на жилое.</w:t>
+        <w:t xml:space="preserve">На освободившемся месте встанет дом переменной этажности на 46 резиденций — около 5 060 м² продаваемой площади плюс два подземных уровня паркинга на 56 машино-мест и 32 кладовые. Назначение участка меняется с нежилого на жилое, этажность вырастает с трёх до восьми.</w:t>
       </w:r>
     </w:p>
     <w:p>
@@ -7881,7 +7900,7 @@
           <w:sz w:val="19"/>
           <w:szCs w:val="19"/>
         </w:rPr>
-        <w:t xml:space="preserve">Когорта собрана через API Циан: четыре запроса — новостройки и вторичка 2010 года и новее по Мещанскому району и в пешей доступности от «Проспекта Мира» и «Рижской». Циан заявил 478 лотов, перечислены все 478. После отбора по радиусу 2,5 км от участка и порогу цены метра 400 тыс. ₽ в когорте осталось 379 лотов: 283 в новостройках и 96 на вторичке, из них 50 — апартаменты.</w:t>
+        <w:t xml:space="preserve">Вокруг участка в радиусе 2,5 км сейчас продаётся 379 квартир дороже 400 тыс. ₽ за метр: 283 в новостройках и 96 на вторичке, из них 50 — апартаменты. Ниже — проекты и дома, где в продаже больше трёх лотов.</w:t>
       </w:r>
     </w:p>
     <w:p>
@@ -9860,7 +9879,7 @@
           <w:sz w:val="15"/>
           <w:szCs w:val="15"/>
         </w:rPr>
-        <w:t xml:space="preserve">Отделка — из поля выдачи Циан. «Не указана» означает пустое поле у застройщика, а не оболочку. Медиана метра по трём премиальным проектам (75 лотов) — 2 350 000 ₽, по двум высотным бизнес-класса (201 лот) — 649 902 ₽.</w:t>
+        <w:t xml:space="preserve">«Отделка не указана» означает, что застройщик её не заявил, а не то, что квартира продаётся оболочкой. Медиана метра по трём премиальным проектам (75 лотов) — 2 350 000 ₽, по двум высотным бизнес-класса (201 лот) — 649 902 ₽.</w:t>
       </w:r>
     </w:p>
     <w:p>
@@ -12353,26 +12372,7 @@
           <w:sz w:val="36"/>
           <w:szCs w:val="36"/>
         </w:rPr>
-        <w:t xml:space="preserve">Сколько рынок платит за ремонт</w:t>
-      </w:r>
-    </w:p>
-    <w:p>
-      <w:pPr>
-        <w:spacing w:after="100" w:line="258" w:lineRule="auto"/>
-        <w:ind w:right="1560"/>
-      </w:pPr>
-      <w:r>
-        <w:rPr>
-          <w:rFonts w:ascii="Arial" w:cs="Arial" w:eastAsia="Arial" w:hAnsi="Arial"/>
-          <w:b w:val="false"/>
-          <w:bCs w:val="false"/>
-          <w:i w:val="false"/>
-          <w:iCs w:val="false"/>
-          <w:color w:val="2A2E38"/>
-          <w:sz w:val="19"/>
-          <w:szCs w:val="19"/>
-        </w:rPr>
-        <w:t xml:space="preserve">Лоты «Капельского» продаются без отделки. Сколько отделка стоит — вопрос со сметой; сколько за неё платит покупатель — вопрос к рынку, и на него отвечает та же когорта. Поле «ремонт» в поисковой выдаче Циан пустое: оно живёт только в карточке объявления, поэтому карточки лотов вторички прочитаны отдельно.</w:t>
+        <w:t xml:space="preserve">Какие ремонты продаются рядом</w:t>
       </w:r>
     </w:p>
     <w:p>
@@ -12391,12 +12391,12 @@
           <w:sz w:val="19"/>
           <w:szCs w:val="19"/>
         </w:rPr>
-        <w:t xml:space="preserve">Сравнение идёт внутри одних и тех же домов: у квартиры с дизайнерским ремонтом и у оболочки в соседнем подъезде совпадают локация, год постройки, класс дома и высота потолков. Различается только состояние квартиры.</w:t>
+        <w:t xml:space="preserve">Лоты «Капельского» продаются без отделки: покупатель получает оболочку и делает ремонт сам. Ниже — двадцать четыре квартиры с дизайнерским ремонтом, которые прямо сейчас продаются в готовых современных домах вокруг Капельского переулка. Это тот уровень отделки, к которому придётся приводить резиденцию, и та цена, по которой такая квартира уходит на рынке.</w:t>
       </w:r>
     </w:p>
     <w:tbl>
       <w:tblPr>
-        <w:tblW w:type="dxa" w:w="9638"/>
+        <w:tblW w:type="dxa" w:w="9519"/>
         <w:tblBorders>
           <w:top w:val="single" w:color="auto" w:sz="4"/>
           <w:left w:val="single" w:color="auto" w:sz="4"/>
@@ -12407,39 +12407,78 @@
         </w:tblBorders>
       </w:tblPr>
       <w:tblGrid>
-        <w:gridCol w:w="2238"/>
-        <w:gridCol w:w="1500"/>
-        <w:gridCol w:w="1700"/>
-        <w:gridCol w:w="1400"/>
-        <w:gridCol w:w="1700"/>
-        <w:gridCol w:w="1100"/>
+        <w:gridCol w:w="3173"/>
+        <w:gridCol w:w="3173"/>
+        <w:gridCol w:w="3173"/>
       </w:tblGrid>
       <w:tr>
         <w:trPr>
-          <w:tblHeader/>
+          <w:cantSplit/>
         </w:trPr>
         <w:tc>
           <w:tcPr>
-            <w:tcW w:type="dxa" w:w="2238"/>
-            <w:tcBorders>
-              <w:top w:val="single" w:color="1F2A44" w:sz="4"/>
-              <w:left w:val="none" w:color="auto" w:sz="0"/>
-              <w:bottom w:val="single" w:color="D9D4CB" w:sz="4"/>
-              <w:right w:val="none" w:color="auto" w:sz="0"/>
-            </w:tcBorders>
-            <w:shd w:fill="1F2A44" w:color="auto" w:val="clear"/>
-            <w:tcMar>
-              <w:top w:type="dxa" w:w="52"/>
-              <w:left w:type="dxa" w:w="100"/>
-              <w:bottom w:type="dxa" w:w="52"/>
-              <w:right w:type="dxa" w:w="100"/>
-            </w:tcMar>
-            <w:vAlign w:val="center"/>
-          </w:tcPr>
-          <w:p>
-            <w:pPr>
-              <w:spacing w:after="0" w:line="240" w:lineRule="auto"/>
-              <w:jc w:val="left"/>
+            <w:tcW w:type="dxa" w:w="3173"/>
+            <w:tcBorders>
+              <w:top w:val="none" w:color="auto" w:sz="0"/>
+              <w:left w:val="none" w:color="auto" w:sz="0"/>
+              <w:bottom w:val="none" w:color="auto" w:sz="0"/>
+              <w:right w:val="none" w:color="auto" w:sz="0"/>
+            </w:tcBorders>
+            <w:tcMar>
+              <w:top w:type="dxa" w:w="0"/>
+              <w:left w:type="dxa" w:w="0"/>
+              <w:bottom w:type="dxa" w:w="0"/>
+              <w:right w:type="dxa" w:w="90"/>
+            </w:tcMar>
+          </w:tcPr>
+          <w:p>
+            <w:pPr>
+              <w:spacing w:after="46"/>
+            </w:pPr>
+            <w:r>
+              <w:drawing>
+                <wp:inline distT="0" distB="0" distL="0" distR="0">
+                  <wp:extent cx="1895475" cy="1266825"/>
+                  <wp:effectExtent t="0" r="0" b="0" l="0"/>
+                  <wp:docPr id="1" name="" descr="" title=""/>
+                  <wp:cNvGraphicFramePr>
+                    <a:graphicFrameLocks xmlns:a="http://schemas.openxmlformats.org/drawingml/2006/main" noChangeAspect="1"/>
+                  </wp:cNvGraphicFramePr>
+                  <a:graphic xmlns:a="http://schemas.openxmlformats.org/drawingml/2006/main">
+                    <a:graphicData uri="http://schemas.openxmlformats.org/drawingml/2006/picture">
+                      <pic:pic xmlns:pic="http://schemas.openxmlformats.org/drawingml/2006/picture">
+                        <pic:nvPicPr>
+                          <pic:cNvPr id="0" name="" descr=""/>
+                          <pic:cNvPicPr>
+                            <a:picLocks noChangeAspect="1" noChangeArrowheads="1"/>
+                          </pic:cNvPicPr>
+                        </pic:nvPicPr>
+                        <pic:blipFill>
+                          <a:blip r:embed="rId27" cstate="none"/>
+                          <a:srcRect/>
+                          <a:stretch>
+                            <a:fillRect/>
+                          </a:stretch>
+                        </pic:blipFill>
+                        <pic:spPr bwMode="auto">
+                          <a:xfrm>
+                            <a:off x="0" y="0"/>
+                            <a:ext cx="1895475" cy="1266825"/>
+                          </a:xfrm>
+                          <a:prstGeom prst="rect">
+                            <a:avLst/>
+                          </a:prstGeom>
+                        </pic:spPr>
+                      </pic:pic>
+                    </a:graphicData>
+                  </a:graphic>
+                </wp:inline>
+              </w:drawing>
+            </w:r>
+          </w:p>
+          <w:p>
+            <w:pPr>
+              <w:spacing w:after="18" w:line="212" w:lineRule="auto"/>
             </w:pPr>
             <w:r>
               <w:rPr>
@@ -12448,36 +12487,34 @@
                 <w:bCs/>
                 <w:i w:val="false"/>
                 <w:iCs w:val="false"/>
-                <w:color w:val="FFFFFF"/>
-                <w:sz w:val="16"/>
-                <w:szCs w:val="16"/>
-              </w:rPr>
-              <w:t xml:space="preserve">Дом</w:t>
-            </w:r>
-          </w:p>
-        </w:tc>
-        <w:tc>
-          <w:tcPr>
-            <w:tcW w:type="dxa" w:w="1500"/>
-            <w:tcBorders>
-              <w:top w:val="single" w:color="1F2A44" w:sz="4"/>
-              <w:left w:val="none" w:color="auto" w:sz="0"/>
-              <w:bottom w:val="single" w:color="D9D4CB" w:sz="4"/>
-              <w:right w:val="none" w:color="auto" w:sz="0"/>
-            </w:tcBorders>
-            <w:shd w:fill="1F2A44" w:color="auto" w:val="clear"/>
-            <w:tcMar>
-              <w:top w:type="dxa" w:w="52"/>
-              <w:left w:type="dxa" w:w="100"/>
-              <w:bottom w:type="dxa" w:w="52"/>
-              <w:right w:type="dxa" w:w="100"/>
-            </w:tcMar>
-            <w:vAlign w:val="center"/>
-          </w:tcPr>
-          <w:p>
-            <w:pPr>
-              <w:spacing w:after="0" w:line="240" w:lineRule="auto"/>
-              <w:jc w:val="center"/>
+                <w:color w:val="1F2A44"/>
+                <w:sz w:val="17"/>
+                <w:szCs w:val="17"/>
+              </w:rPr>
+              <w:t xml:space="preserve">Zvonarsky Deluxe</w:t>
+            </w:r>
+          </w:p>
+          <w:p>
+            <w:pPr>
+              <w:spacing w:after="26" w:line="206" w:lineRule="auto"/>
+            </w:pPr>
+            <w:r>
+              <w:rPr>
+                <w:rFonts w:ascii="Arial" w:cs="Arial" w:eastAsia="Arial" w:hAnsi="Arial"/>
+                <w:b w:val="false"/>
+                <w:bCs w:val="false"/>
+                <w:i w:val="false"/>
+                <w:iCs w:val="false"/>
+                <w:color w:val="70788A"/>
+                <w:sz w:val="14"/>
+                <w:szCs w:val="14"/>
+              </w:rPr>
+              <w:t xml:space="preserve">168,0 м²  ·  этаж 4 из 9</w:t>
+            </w:r>
+          </w:p>
+          <w:p>
+            <w:pPr>
+              <w:spacing w:after="14" w:line="212" w:lineRule="auto"/>
             </w:pPr>
             <w:r>
               <w:rPr>
@@ -12486,37 +12523,96 @@
                 <w:bCs/>
                 <w:i w:val="false"/>
                 <w:iCs w:val="false"/>
-                <w:color w:val="FFFFFF"/>
-                <w:sz w:val="16"/>
-                <w:szCs w:val="16"/>
-              </w:rPr>
-              <w:t xml:space="preserve">С ремонтом,
-лотов</w:t>
-            </w:r>
-          </w:p>
-        </w:tc>
-        <w:tc>
-          <w:tcPr>
-            <w:tcW w:type="dxa" w:w="1700"/>
-            <w:tcBorders>
-              <w:top w:val="single" w:color="1F2A44" w:sz="4"/>
-              <w:left w:val="none" w:color="auto" w:sz="0"/>
-              <w:bottom w:val="single" w:color="D9D4CB" w:sz="4"/>
-              <w:right w:val="none" w:color="auto" w:sz="0"/>
-            </w:tcBorders>
-            <w:shd w:fill="1F2A44" w:color="auto" w:val="clear"/>
-            <w:tcMar>
-              <w:top w:type="dxa" w:w="52"/>
-              <w:left w:type="dxa" w:w="100"/>
-              <w:bottom w:type="dxa" w:w="52"/>
-              <w:right w:type="dxa" w:w="100"/>
-            </w:tcMar>
-            <w:vAlign w:val="center"/>
-          </w:tcPr>
-          <w:p>
-            <w:pPr>
-              <w:spacing w:after="0" w:line="240" w:lineRule="auto"/>
-              <w:jc w:val="center"/>
+                <w:color w:val="1F2A44"/>
+                <w:sz w:val="19"/>
+                <w:szCs w:val="19"/>
+              </w:rPr>
+              <w:t xml:space="preserve">390,0 млн ₽</w:t>
+            </w:r>
+          </w:p>
+          <w:p>
+            <w:pPr>
+              <w:spacing w:after="0" w:line="206" w:lineRule="auto"/>
+            </w:pPr>
+            <w:r>
+              <w:rPr>
+                <w:rFonts w:ascii="Arial" w:cs="Arial" w:eastAsia="Arial" w:hAnsi="Arial"/>
+                <w:b w:val="false"/>
+                <w:bCs w:val="false"/>
+                <w:i w:val="false"/>
+                <w:iCs w:val="false"/>
+                <w:color w:val="A9762F"/>
+                <w:sz w:val="14"/>
+                <w:szCs w:val="14"/>
+              </w:rPr>
+              <w:t xml:space="preserve">2 321 429 ₽ за м²</w:t>
+            </w:r>
+          </w:p>
+        </w:tc>
+        <w:tc>
+          <w:tcPr>
+            <w:tcW w:type="dxa" w:w="3173"/>
+            <w:tcBorders>
+              <w:top w:val="none" w:color="auto" w:sz="0"/>
+              <w:left w:val="none" w:color="auto" w:sz="0"/>
+              <w:bottom w:val="none" w:color="auto" w:sz="0"/>
+              <w:right w:val="none" w:color="auto" w:sz="0"/>
+            </w:tcBorders>
+            <w:tcMar>
+              <w:top w:type="dxa" w:w="0"/>
+              <w:left w:type="dxa" w:w="90"/>
+              <w:bottom w:type="dxa" w:w="0"/>
+              <w:right w:type="dxa" w:w="90"/>
+            </w:tcMar>
+          </w:tcPr>
+          <w:p>
+            <w:pPr>
+              <w:spacing w:after="46"/>
+            </w:pPr>
+            <w:r>
+              <w:drawing>
+                <wp:inline distT="0" distB="0" distL="0" distR="0">
+                  <wp:extent cx="1895475" cy="1266825"/>
+                  <wp:effectExtent t="0" r="0" b="0" l="0"/>
+                  <wp:docPr id="1" name="" descr="" title=""/>
+                  <wp:cNvGraphicFramePr>
+                    <a:graphicFrameLocks xmlns:a="http://schemas.openxmlformats.org/drawingml/2006/main" noChangeAspect="1"/>
+                  </wp:cNvGraphicFramePr>
+                  <a:graphic xmlns:a="http://schemas.openxmlformats.org/drawingml/2006/main">
+                    <a:graphicData uri="http://schemas.openxmlformats.org/drawingml/2006/picture">
+                      <pic:pic xmlns:pic="http://schemas.openxmlformats.org/drawingml/2006/picture">
+                        <pic:nvPicPr>
+                          <pic:cNvPr id="0" name="" descr=""/>
+                          <pic:cNvPicPr>
+                            <a:picLocks noChangeAspect="1" noChangeArrowheads="1"/>
+                          </pic:cNvPicPr>
+                        </pic:nvPicPr>
+                        <pic:blipFill>
+                          <a:blip r:embed="rId28" cstate="none"/>
+                          <a:srcRect/>
+                          <a:stretch>
+                            <a:fillRect/>
+                          </a:stretch>
+                        </pic:blipFill>
+                        <pic:spPr bwMode="auto">
+                          <a:xfrm>
+                            <a:off x="0" y="0"/>
+                            <a:ext cx="1895475" cy="1266825"/>
+                          </a:xfrm>
+                          <a:prstGeom prst="rect">
+                            <a:avLst/>
+                          </a:prstGeom>
+                        </pic:spPr>
+                      </pic:pic>
+                    </a:graphicData>
+                  </a:graphic>
+                </wp:inline>
+              </w:drawing>
+            </w:r>
+          </w:p>
+          <w:p>
+            <w:pPr>
+              <w:spacing w:after="18" w:line="212" w:lineRule="auto"/>
             </w:pPr>
             <w:r>
               <w:rPr>
@@ -12525,36 +12621,34 @@
                 <w:bCs/>
                 <w:i w:val="false"/>
                 <w:iCs w:val="false"/>
-                <w:color w:val="FFFFFF"/>
-                <w:sz w:val="16"/>
-                <w:szCs w:val="16"/>
-              </w:rPr>
-              <w:t xml:space="preserve">Метр, ₽</w:t>
-            </w:r>
-          </w:p>
-        </w:tc>
-        <w:tc>
-          <w:tcPr>
-            <w:tcW w:type="dxa" w:w="1400"/>
-            <w:tcBorders>
-              <w:top w:val="single" w:color="1F2A44" w:sz="4"/>
-              <w:left w:val="none" w:color="auto" w:sz="0"/>
-              <w:bottom w:val="single" w:color="D9D4CB" w:sz="4"/>
-              <w:right w:val="none" w:color="auto" w:sz="0"/>
-            </w:tcBorders>
-            <w:shd w:fill="1F2A44" w:color="auto" w:val="clear"/>
-            <w:tcMar>
-              <w:top w:type="dxa" w:w="52"/>
-              <w:left w:type="dxa" w:w="100"/>
-              <w:bottom w:type="dxa" w:w="52"/>
-              <w:right w:type="dxa" w:w="100"/>
-            </w:tcMar>
-            <w:vAlign w:val="center"/>
-          </w:tcPr>
-          <w:p>
-            <w:pPr>
-              <w:spacing w:after="0" w:line="240" w:lineRule="auto"/>
-              <w:jc w:val="center"/>
+                <w:color w:val="1F2A44"/>
+                <w:sz w:val="17"/>
+                <w:szCs w:val="17"/>
+              </w:rPr>
+              <w:t xml:space="preserve">ЦВЕТ32</w:t>
+            </w:r>
+          </w:p>
+          <w:p>
+            <w:pPr>
+              <w:spacing w:after="26" w:line="206" w:lineRule="auto"/>
+            </w:pPr>
+            <w:r>
+              <w:rPr>
+                <w:rFonts w:ascii="Arial" w:cs="Arial" w:eastAsia="Arial" w:hAnsi="Arial"/>
+                <w:b w:val="false"/>
+                <w:bCs w:val="false"/>
+                <w:i w:val="false"/>
+                <w:iCs w:val="false"/>
+                <w:color w:val="70788A"/>
+                <w:sz w:val="14"/>
+                <w:szCs w:val="14"/>
+              </w:rPr>
+              <w:t xml:space="preserve">218,0 м²  ·  этаж 8 из 8</w:t>
+            </w:r>
+          </w:p>
+          <w:p>
+            <w:pPr>
+              <w:spacing w:after="14" w:line="212" w:lineRule="auto"/>
             </w:pPr>
             <w:r>
               <w:rPr>
@@ -12563,36 +12657,96 @@
                 <w:bCs/>
                 <w:i w:val="false"/>
                 <w:iCs w:val="false"/>
-                <w:color w:val="FFFFFF"/>
-                <w:sz w:val="16"/>
-                <w:szCs w:val="16"/>
-              </w:rPr>
-              <w:t xml:space="preserve">Оболочек</w:t>
-            </w:r>
-          </w:p>
-        </w:tc>
-        <w:tc>
-          <w:tcPr>
-            <w:tcW w:type="dxa" w:w="1700"/>
-            <w:tcBorders>
-              <w:top w:val="single" w:color="1F2A44" w:sz="4"/>
-              <w:left w:val="none" w:color="auto" w:sz="0"/>
-              <w:bottom w:val="single" w:color="D9D4CB" w:sz="4"/>
-              <w:right w:val="none" w:color="auto" w:sz="0"/>
-            </w:tcBorders>
-            <w:shd w:fill="1F2A44" w:color="auto" w:val="clear"/>
-            <w:tcMar>
-              <w:top w:type="dxa" w:w="52"/>
-              <w:left w:type="dxa" w:w="100"/>
-              <w:bottom w:type="dxa" w:w="52"/>
-              <w:right w:type="dxa" w:w="100"/>
-            </w:tcMar>
-            <w:vAlign w:val="center"/>
-          </w:tcPr>
-          <w:p>
-            <w:pPr>
-              <w:spacing w:after="0" w:line="240" w:lineRule="auto"/>
-              <w:jc w:val="center"/>
+                <w:color w:val="1F2A44"/>
+                <w:sz w:val="19"/>
+                <w:szCs w:val="19"/>
+              </w:rPr>
+              <w:t xml:space="preserve">430,0 млн ₽</w:t>
+            </w:r>
+          </w:p>
+          <w:p>
+            <w:pPr>
+              <w:spacing w:after="0" w:line="206" w:lineRule="auto"/>
+            </w:pPr>
+            <w:r>
+              <w:rPr>
+                <w:rFonts w:ascii="Arial" w:cs="Arial" w:eastAsia="Arial" w:hAnsi="Arial"/>
+                <w:b w:val="false"/>
+                <w:bCs w:val="false"/>
+                <w:i w:val="false"/>
+                <w:iCs w:val="false"/>
+                <w:color w:val="A9762F"/>
+                <w:sz w:val="14"/>
+                <w:szCs w:val="14"/>
+              </w:rPr>
+              <w:t xml:space="preserve">1 972 477 ₽ за м²</w:t>
+            </w:r>
+          </w:p>
+        </w:tc>
+        <w:tc>
+          <w:tcPr>
+            <w:tcW w:type="dxa" w:w="3173"/>
+            <w:tcBorders>
+              <w:top w:val="none" w:color="auto" w:sz="0"/>
+              <w:left w:val="none" w:color="auto" w:sz="0"/>
+              <w:bottom w:val="none" w:color="auto" w:sz="0"/>
+              <w:right w:val="none" w:color="auto" w:sz="0"/>
+            </w:tcBorders>
+            <w:tcMar>
+              <w:top w:type="dxa" w:w="0"/>
+              <w:left w:type="dxa" w:w="90"/>
+              <w:bottom w:type="dxa" w:w="0"/>
+              <w:right w:type="dxa" w:w="0"/>
+            </w:tcMar>
+          </w:tcPr>
+          <w:p>
+            <w:pPr>
+              <w:spacing w:after="46"/>
+            </w:pPr>
+            <w:r>
+              <w:drawing>
+                <wp:inline distT="0" distB="0" distL="0" distR="0">
+                  <wp:extent cx="1895475" cy="1266825"/>
+                  <wp:effectExtent t="0" r="0" b="0" l="0"/>
+                  <wp:docPr id="1" name="" descr="" title=""/>
+                  <wp:cNvGraphicFramePr>
+                    <a:graphicFrameLocks xmlns:a="http://schemas.openxmlformats.org/drawingml/2006/main" noChangeAspect="1"/>
+                  </wp:cNvGraphicFramePr>
+                  <a:graphic xmlns:a="http://schemas.openxmlformats.org/drawingml/2006/main">
+                    <a:graphicData uri="http://schemas.openxmlformats.org/drawingml/2006/picture">
+                      <pic:pic xmlns:pic="http://schemas.openxmlformats.org/drawingml/2006/picture">
+                        <pic:nvPicPr>
+                          <pic:cNvPr id="0" name="" descr=""/>
+                          <pic:cNvPicPr>
+                            <a:picLocks noChangeAspect="1" noChangeArrowheads="1"/>
+                          </pic:cNvPicPr>
+                        </pic:nvPicPr>
+                        <pic:blipFill>
+                          <a:blip r:embed="rId29" cstate="none"/>
+                          <a:srcRect/>
+                          <a:stretch>
+                            <a:fillRect/>
+                          </a:stretch>
+                        </pic:blipFill>
+                        <pic:spPr bwMode="auto">
+                          <a:xfrm>
+                            <a:off x="0" y="0"/>
+                            <a:ext cx="1895475" cy="1266825"/>
+                          </a:xfrm>
+                          <a:prstGeom prst="rect">
+                            <a:avLst/>
+                          </a:prstGeom>
+                        </pic:spPr>
+                      </pic:pic>
+                    </a:graphicData>
+                  </a:graphic>
+                </wp:inline>
+              </w:drawing>
+            </w:r>
+          </w:p>
+          <w:p>
+            <w:pPr>
+              <w:spacing w:after="18" w:line="212" w:lineRule="auto"/>
             </w:pPr>
             <w:r>
               <w:rPr>
@@ -12601,36 +12755,34 @@
                 <w:bCs/>
                 <w:i w:val="false"/>
                 <w:iCs w:val="false"/>
-                <w:color w:val="FFFFFF"/>
-                <w:sz w:val="16"/>
-                <w:szCs w:val="16"/>
-              </w:rPr>
-              <w:t xml:space="preserve">Метр, ₽</w:t>
-            </w:r>
-          </w:p>
-        </w:tc>
-        <w:tc>
-          <w:tcPr>
-            <w:tcW w:type="dxa" w:w="1100"/>
-            <w:tcBorders>
-              <w:top w:val="single" w:color="1F2A44" w:sz="4"/>
-              <w:left w:val="none" w:color="auto" w:sz="0"/>
-              <w:bottom w:val="single" w:color="D9D4CB" w:sz="4"/>
-              <w:right w:val="none" w:color="auto" w:sz="0"/>
-            </w:tcBorders>
-            <w:shd w:fill="1F2A44" w:color="auto" w:val="clear"/>
-            <w:tcMar>
-              <w:top w:type="dxa" w:w="52"/>
-              <w:left w:type="dxa" w:w="100"/>
-              <w:bottom w:type="dxa" w:w="52"/>
-              <w:right w:type="dxa" w:w="100"/>
-            </w:tcMar>
-            <w:vAlign w:val="center"/>
-          </w:tcPr>
-          <w:p>
-            <w:pPr>
-              <w:spacing w:after="0" w:line="240" w:lineRule="auto"/>
-              <w:jc w:val="center"/>
+                <w:color w:val="1F2A44"/>
+                <w:sz w:val="17"/>
+                <w:szCs w:val="17"/>
+              </w:rPr>
+              <w:t xml:space="preserve">ЦВЕТ32</w:t>
+            </w:r>
+          </w:p>
+          <w:p>
+            <w:pPr>
+              <w:spacing w:after="26" w:line="206" w:lineRule="auto"/>
+            </w:pPr>
+            <w:r>
+              <w:rPr>
+                <w:rFonts w:ascii="Arial" w:cs="Arial" w:eastAsia="Arial" w:hAnsi="Arial"/>
+                <w:b w:val="false"/>
+                <w:bCs w:val="false"/>
+                <w:i w:val="false"/>
+                <w:iCs w:val="false"/>
+                <w:color w:val="70788A"/>
+                <w:sz w:val="14"/>
+                <w:szCs w:val="14"/>
+              </w:rPr>
+              <w:t xml:space="preserve">110,0 м²  ·  этаж 6 из 8</w:t>
+            </w:r>
+          </w:p>
+          <w:p>
+            <w:pPr>
+              <w:spacing w:after="14" w:line="212" w:lineRule="auto"/>
             </w:pPr>
             <w:r>
               <w:rPr>
@@ -12639,37 +12791,193 @@
                 <w:bCs/>
                 <w:i w:val="false"/>
                 <w:iCs w:val="false"/>
-                <w:color w:val="FFFFFF"/>
-                <w:sz w:val="16"/>
-                <w:szCs w:val="16"/>
-              </w:rPr>
-              <w:t xml:space="preserve">Надбавка</w:t>
+                <w:color w:val="1F2A44"/>
+                <w:sz w:val="19"/>
+                <w:szCs w:val="19"/>
+              </w:rPr>
+              <w:t xml:space="preserve">150,0 млн ₽</w:t>
+            </w:r>
+          </w:p>
+          <w:p>
+            <w:pPr>
+              <w:spacing w:after="0" w:line="206" w:lineRule="auto"/>
+            </w:pPr>
+            <w:r>
+              <w:rPr>
+                <w:rFonts w:ascii="Arial" w:cs="Arial" w:eastAsia="Arial" w:hAnsi="Arial"/>
+                <w:b w:val="false"/>
+                <w:bCs w:val="false"/>
+                <w:i w:val="false"/>
+                <w:iCs w:val="false"/>
+                <w:color w:val="A9762F"/>
+                <w:sz w:val="14"/>
+                <w:szCs w:val="14"/>
+              </w:rPr>
+              <w:t xml:space="preserve">1 363 636 ₽ за м²</w:t>
             </w:r>
           </w:p>
         </w:tc>
       </w:tr>
       <w:tr>
-        <w:tc>
-          <w:tcPr>
-            <w:tcW w:type="dxa" w:w="2238"/>
-            <w:tcBorders>
-              <w:top w:val="single" w:color="D9D4CB" w:sz="4"/>
-              <w:left w:val="none" w:color="auto" w:sz="0"/>
-              <w:bottom w:val="single" w:color="D9D4CB" w:sz="4"/>
-              <w:right w:val="none" w:color="auto" w:sz="0"/>
-            </w:tcBorders>
-            <w:tcMar>
-              <w:top w:type="dxa" w:w="52"/>
-              <w:left w:type="dxa" w:w="100"/>
-              <w:bottom w:type="dxa" w:w="52"/>
-              <w:right w:type="dxa" w:w="100"/>
-            </w:tcMar>
-            <w:vAlign w:val="center"/>
-          </w:tcPr>
-          <w:p>
-            <w:pPr>
-              <w:spacing w:after="0" w:line="240" w:lineRule="auto"/>
-              <w:jc w:val="left"/>
+        <w:trPr>
+          <w:cantSplit/>
+        </w:trPr>
+        <w:tc>
+          <w:tcPr>
+            <w:tcW w:type="dxa" w:w="3173"/>
+            <w:tcBorders>
+              <w:top w:val="none" w:color="auto" w:sz="0"/>
+              <w:left w:val="none" w:color="auto" w:sz="0"/>
+              <w:bottom w:val="none" w:color="auto" w:sz="0"/>
+              <w:right w:val="none" w:color="auto" w:sz="0"/>
+            </w:tcBorders>
+          </w:tcPr>
+          <w:p>
+            <w:pPr>
+              <w:spacing w:after="0" w:line="190" w:lineRule="auto"/>
+            </w:pPr>
+            <w:r>
+              <w:rPr>
+                <w:rFonts w:ascii="Arial" w:cs="Arial" w:eastAsia="Arial" w:hAnsi="Arial"/>
+                <w:b w:val="false"/>
+                <w:bCs w:val="false"/>
+                <w:i w:val="false"/>
+                <w:iCs w:val="false"/>
+                <w:color w:val="2A2E38"/>
+                <w:sz w:val="19"/>
+                <w:szCs w:val="19"/>
+              </w:rPr>
+              <w:t xml:space="preserve"/>
+            </w:r>
+          </w:p>
+        </w:tc>
+        <w:tc>
+          <w:tcPr>
+            <w:tcW w:type="dxa" w:w="3173"/>
+            <w:tcBorders>
+              <w:top w:val="none" w:color="auto" w:sz="0"/>
+              <w:left w:val="none" w:color="auto" w:sz="0"/>
+              <w:bottom w:val="none" w:color="auto" w:sz="0"/>
+              <w:right w:val="none" w:color="auto" w:sz="0"/>
+            </w:tcBorders>
+          </w:tcPr>
+          <w:p>
+            <w:pPr>
+              <w:spacing w:after="0" w:line="190" w:lineRule="auto"/>
+            </w:pPr>
+            <w:r>
+              <w:rPr>
+                <w:rFonts w:ascii="Arial" w:cs="Arial" w:eastAsia="Arial" w:hAnsi="Arial"/>
+                <w:b w:val="false"/>
+                <w:bCs w:val="false"/>
+                <w:i w:val="false"/>
+                <w:iCs w:val="false"/>
+                <w:color w:val="2A2E38"/>
+                <w:sz w:val="19"/>
+                <w:szCs w:val="19"/>
+              </w:rPr>
+              <w:t xml:space="preserve"/>
+            </w:r>
+          </w:p>
+        </w:tc>
+        <w:tc>
+          <w:tcPr>
+            <w:tcW w:type="dxa" w:w="3173"/>
+            <w:tcBorders>
+              <w:top w:val="none" w:color="auto" w:sz="0"/>
+              <w:left w:val="none" w:color="auto" w:sz="0"/>
+              <w:bottom w:val="none" w:color="auto" w:sz="0"/>
+              <w:right w:val="none" w:color="auto" w:sz="0"/>
+            </w:tcBorders>
+          </w:tcPr>
+          <w:p>
+            <w:pPr>
+              <w:spacing w:after="0" w:line="190" w:lineRule="auto"/>
+            </w:pPr>
+            <w:r>
+              <w:rPr>
+                <w:rFonts w:ascii="Arial" w:cs="Arial" w:eastAsia="Arial" w:hAnsi="Arial"/>
+                <w:b w:val="false"/>
+                <w:bCs w:val="false"/>
+                <w:i w:val="false"/>
+                <w:iCs w:val="false"/>
+                <w:color w:val="2A2E38"/>
+                <w:sz w:val="19"/>
+                <w:szCs w:val="19"/>
+              </w:rPr>
+              <w:t xml:space="preserve"/>
+            </w:r>
+          </w:p>
+        </w:tc>
+      </w:tr>
+      <w:tr>
+        <w:trPr>
+          <w:cantSplit/>
+        </w:trPr>
+        <w:tc>
+          <w:tcPr>
+            <w:tcW w:type="dxa" w:w="3173"/>
+            <w:tcBorders>
+              <w:top w:val="none" w:color="auto" w:sz="0"/>
+              <w:left w:val="none" w:color="auto" w:sz="0"/>
+              <w:bottom w:val="none" w:color="auto" w:sz="0"/>
+              <w:right w:val="none" w:color="auto" w:sz="0"/>
+            </w:tcBorders>
+            <w:tcMar>
+              <w:top w:type="dxa" w:w="0"/>
+              <w:left w:type="dxa" w:w="0"/>
+              <w:bottom w:type="dxa" w:w="0"/>
+              <w:right w:type="dxa" w:w="90"/>
+            </w:tcMar>
+          </w:tcPr>
+          <w:p>
+            <w:pPr>
+              <w:spacing w:after="46"/>
+            </w:pPr>
+            <w:r>
+              <w:drawing>
+                <wp:inline distT="0" distB="0" distL="0" distR="0">
+                  <wp:extent cx="1895475" cy="1266825"/>
+                  <wp:effectExtent t="0" r="0" b="0" l="0"/>
+                  <wp:docPr id="1" name="" descr="" title=""/>
+                  <wp:cNvGraphicFramePr>
+                    <a:graphicFrameLocks xmlns:a="http://schemas.openxmlformats.org/drawingml/2006/main" noChangeAspect="1"/>
+                  </wp:cNvGraphicFramePr>
+                  <a:graphic xmlns:a="http://schemas.openxmlformats.org/drawingml/2006/main">
+                    <a:graphicData uri="http://schemas.openxmlformats.org/drawingml/2006/picture">
+                      <pic:pic xmlns:pic="http://schemas.openxmlformats.org/drawingml/2006/picture">
+                        <pic:nvPicPr>
+                          <pic:cNvPr id="0" name="" descr=""/>
+                          <pic:cNvPicPr>
+                            <a:picLocks noChangeAspect="1" noChangeArrowheads="1"/>
+                          </pic:cNvPicPr>
+                        </pic:nvPicPr>
+                        <pic:blipFill>
+                          <a:blip r:embed="rId30" cstate="none"/>
+                          <a:srcRect/>
+                          <a:stretch>
+                            <a:fillRect/>
+                          </a:stretch>
+                        </pic:blipFill>
+                        <pic:spPr bwMode="auto">
+                          <a:xfrm>
+                            <a:off x="0" y="0"/>
+                            <a:ext cx="1895475" cy="1266825"/>
+                          </a:xfrm>
+                          <a:prstGeom prst="rect">
+                            <a:avLst/>
+                          </a:prstGeom>
+                        </pic:spPr>
+                      </pic:pic>
+                    </a:graphicData>
+                  </a:graphic>
+                </wp:inline>
+              </w:drawing>
+            </w:r>
+          </w:p>
+          <w:p>
+            <w:pPr>
+              <w:spacing w:after="18" w:line="212" w:lineRule="auto"/>
             </w:pPr>
             <w:r>
               <w:rPr>
@@ -12678,223 +12986,497 @@
                 <w:bCs/>
                 <w:i w:val="false"/>
                 <w:iCs w:val="false"/>
-                <w:color w:val="2A2E38"/>
+                <w:color w:val="1F2A44"/>
+                <w:sz w:val="17"/>
+                <w:szCs w:val="17"/>
+              </w:rPr>
+              <w:t xml:space="preserve">ЦВЕТ32</w:t>
+            </w:r>
+          </w:p>
+          <w:p>
+            <w:pPr>
+              <w:spacing w:after="26" w:line="206" w:lineRule="auto"/>
+            </w:pPr>
+            <w:r>
+              <w:rPr>
+                <w:rFonts w:ascii="Arial" w:cs="Arial" w:eastAsia="Arial" w:hAnsi="Arial"/>
+                <w:b w:val="false"/>
+                <w:bCs w:val="false"/>
+                <w:i w:val="false"/>
+                <w:iCs w:val="false"/>
+                <w:color w:val="70788A"/>
+                <w:sz w:val="14"/>
+                <w:szCs w:val="14"/>
+              </w:rPr>
+              <w:t xml:space="preserve">110,0 м²  ·  этаж 5 из 8</w:t>
+            </w:r>
+          </w:p>
+          <w:p>
+            <w:pPr>
+              <w:spacing w:after="14" w:line="212" w:lineRule="auto"/>
+            </w:pPr>
+            <w:r>
+              <w:rPr>
+                <w:rFonts w:ascii="Arial" w:cs="Arial" w:eastAsia="Arial" w:hAnsi="Arial"/>
+                <w:b/>
+                <w:bCs/>
+                <w:i w:val="false"/>
+                <w:iCs w:val="false"/>
+                <w:color w:val="1F2A44"/>
+                <w:sz w:val="19"/>
+                <w:szCs w:val="19"/>
+              </w:rPr>
+              <w:t xml:space="preserve">150,0 млн ₽</w:t>
+            </w:r>
+          </w:p>
+          <w:p>
+            <w:pPr>
+              <w:spacing w:after="0" w:line="206" w:lineRule="auto"/>
+            </w:pPr>
+            <w:r>
+              <w:rPr>
+                <w:rFonts w:ascii="Arial" w:cs="Arial" w:eastAsia="Arial" w:hAnsi="Arial"/>
+                <w:b w:val="false"/>
+                <w:bCs w:val="false"/>
+                <w:i w:val="false"/>
+                <w:iCs w:val="false"/>
+                <w:color w:val="A9762F"/>
+                <w:sz w:val="14"/>
+                <w:szCs w:val="14"/>
+              </w:rPr>
+              <w:t xml:space="preserve">1 363 636 ₽ за м²</w:t>
+            </w:r>
+          </w:p>
+        </w:tc>
+        <w:tc>
+          <w:tcPr>
+            <w:tcW w:type="dxa" w:w="3173"/>
+            <w:tcBorders>
+              <w:top w:val="none" w:color="auto" w:sz="0"/>
+              <w:left w:val="none" w:color="auto" w:sz="0"/>
+              <w:bottom w:val="none" w:color="auto" w:sz="0"/>
+              <w:right w:val="none" w:color="auto" w:sz="0"/>
+            </w:tcBorders>
+            <w:tcMar>
+              <w:top w:type="dxa" w:w="0"/>
+              <w:left w:type="dxa" w:w="90"/>
+              <w:bottom w:type="dxa" w:w="0"/>
+              <w:right w:type="dxa" w:w="90"/>
+            </w:tcMar>
+          </w:tcPr>
+          <w:p>
+            <w:pPr>
+              <w:spacing w:after="46"/>
+            </w:pPr>
+            <w:r>
+              <w:drawing>
+                <wp:inline distT="0" distB="0" distL="0" distR="0">
+                  <wp:extent cx="1895475" cy="1266825"/>
+                  <wp:effectExtent t="0" r="0" b="0" l="0"/>
+                  <wp:docPr id="1" name="" descr="" title=""/>
+                  <wp:cNvGraphicFramePr>
+                    <a:graphicFrameLocks xmlns:a="http://schemas.openxmlformats.org/drawingml/2006/main" noChangeAspect="1"/>
+                  </wp:cNvGraphicFramePr>
+                  <a:graphic xmlns:a="http://schemas.openxmlformats.org/drawingml/2006/main">
+                    <a:graphicData uri="http://schemas.openxmlformats.org/drawingml/2006/picture">
+                      <pic:pic xmlns:pic="http://schemas.openxmlformats.org/drawingml/2006/picture">
+                        <pic:nvPicPr>
+                          <pic:cNvPr id="0" name="" descr=""/>
+                          <pic:cNvPicPr>
+                            <a:picLocks noChangeAspect="1" noChangeArrowheads="1"/>
+                          </pic:cNvPicPr>
+                        </pic:nvPicPr>
+                        <pic:blipFill>
+                          <a:blip r:embed="rId31" cstate="none"/>
+                          <a:srcRect/>
+                          <a:stretch>
+                            <a:fillRect/>
+                          </a:stretch>
+                        </pic:blipFill>
+                        <pic:spPr bwMode="auto">
+                          <a:xfrm>
+                            <a:off x="0" y="0"/>
+                            <a:ext cx="1895475" cy="1266825"/>
+                          </a:xfrm>
+                          <a:prstGeom prst="rect">
+                            <a:avLst/>
+                          </a:prstGeom>
+                        </pic:spPr>
+                      </pic:pic>
+                    </a:graphicData>
+                  </a:graphic>
+                </wp:inline>
+              </w:drawing>
+            </w:r>
+          </w:p>
+          <w:p>
+            <w:pPr>
+              <w:spacing w:after="18" w:line="212" w:lineRule="auto"/>
+            </w:pPr>
+            <w:r>
+              <w:rPr>
+                <w:rFonts w:ascii="Arial" w:cs="Arial" w:eastAsia="Arial" w:hAnsi="Arial"/>
+                <w:b/>
+                <w:bCs/>
+                <w:i w:val="false"/>
+                <w:iCs w:val="false"/>
+                <w:color w:val="1F2A44"/>
                 <w:sz w:val="17"/>
                 <w:szCs w:val="17"/>
               </w:rPr>
               <w:t xml:space="preserve">Dialog</w:t>
             </w:r>
           </w:p>
-        </w:tc>
-        <w:tc>
-          <w:tcPr>
-            <w:tcW w:type="dxa" w:w="1500"/>
-            <w:tcBorders>
-              <w:top w:val="single" w:color="D9D4CB" w:sz="4"/>
-              <w:left w:val="none" w:color="auto" w:sz="0"/>
-              <w:bottom w:val="single" w:color="D9D4CB" w:sz="4"/>
-              <w:right w:val="none" w:color="auto" w:sz="0"/>
-            </w:tcBorders>
-            <w:tcMar>
-              <w:top w:type="dxa" w:w="52"/>
-              <w:left w:type="dxa" w:w="100"/>
-              <w:bottom w:type="dxa" w:w="52"/>
-              <w:right w:type="dxa" w:w="100"/>
-            </w:tcMar>
-            <w:vAlign w:val="center"/>
-          </w:tcPr>
-          <w:p>
-            <w:pPr>
-              <w:spacing w:after="0" w:line="240" w:lineRule="auto"/>
-              <w:jc w:val="center"/>
-            </w:pPr>
-            <w:r>
-              <w:rPr>
-                <w:rFonts w:ascii="Arial" w:cs="Arial" w:eastAsia="Arial" w:hAnsi="Arial"/>
-                <w:b w:val="false"/>
-                <w:bCs w:val="false"/>
-                <w:i w:val="false"/>
-                <w:iCs w:val="false"/>
-                <w:color w:val="2A2E38"/>
-                <w:sz w:val="17"/>
-                <w:szCs w:val="17"/>
-              </w:rPr>
-              <w:t xml:space="preserve">4</w:t>
-            </w:r>
-          </w:p>
-        </w:tc>
-        <w:tc>
-          <w:tcPr>
-            <w:tcW w:type="dxa" w:w="1700"/>
-            <w:tcBorders>
-              <w:top w:val="single" w:color="D9D4CB" w:sz="4"/>
-              <w:left w:val="none" w:color="auto" w:sz="0"/>
-              <w:bottom w:val="single" w:color="D9D4CB" w:sz="4"/>
-              <w:right w:val="none" w:color="auto" w:sz="0"/>
-            </w:tcBorders>
-            <w:tcMar>
-              <w:top w:type="dxa" w:w="52"/>
-              <w:left w:type="dxa" w:w="100"/>
-              <w:bottom w:type="dxa" w:w="52"/>
-              <w:right w:type="dxa" w:w="100"/>
-            </w:tcMar>
-            <w:vAlign w:val="center"/>
-          </w:tcPr>
-          <w:p>
-            <w:pPr>
-              <w:spacing w:after="0" w:line="240" w:lineRule="auto"/>
-              <w:jc w:val="center"/>
-            </w:pPr>
-            <w:r>
-              <w:rPr>
-                <w:rFonts w:ascii="Arial" w:cs="Arial" w:eastAsia="Arial" w:hAnsi="Arial"/>
-                <w:b w:val="false"/>
-                <w:bCs w:val="false"/>
-                <w:i w:val="false"/>
-                <w:iCs w:val="false"/>
-                <w:color w:val="2A2E38"/>
-                <w:sz w:val="17"/>
-                <w:szCs w:val="17"/>
-              </w:rPr>
-              <w:t xml:space="preserve">1 103 512</w:t>
-            </w:r>
-          </w:p>
-        </w:tc>
-        <w:tc>
-          <w:tcPr>
-            <w:tcW w:type="dxa" w:w="1400"/>
-            <w:tcBorders>
-              <w:top w:val="single" w:color="D9D4CB" w:sz="4"/>
-              <w:left w:val="none" w:color="auto" w:sz="0"/>
-              <w:bottom w:val="single" w:color="D9D4CB" w:sz="4"/>
-              <w:right w:val="none" w:color="auto" w:sz="0"/>
-            </w:tcBorders>
-            <w:tcMar>
-              <w:top w:type="dxa" w:w="52"/>
-              <w:left w:type="dxa" w:w="100"/>
-              <w:bottom w:type="dxa" w:w="52"/>
-              <w:right w:type="dxa" w:w="100"/>
-            </w:tcMar>
-            <w:vAlign w:val="center"/>
-          </w:tcPr>
-          <w:p>
-            <w:pPr>
-              <w:spacing w:after="0" w:line="240" w:lineRule="auto"/>
-              <w:jc w:val="center"/>
-            </w:pPr>
-            <w:r>
-              <w:rPr>
-                <w:rFonts w:ascii="Arial" w:cs="Arial" w:eastAsia="Arial" w:hAnsi="Arial"/>
-                <w:b w:val="false"/>
-                <w:bCs w:val="false"/>
-                <w:i w:val="false"/>
-                <w:iCs w:val="false"/>
-                <w:color w:val="2A2E38"/>
-                <w:sz w:val="17"/>
-                <w:szCs w:val="17"/>
-              </w:rPr>
-              <w:t xml:space="preserve">5</w:t>
-            </w:r>
-          </w:p>
-        </w:tc>
-        <w:tc>
-          <w:tcPr>
-            <w:tcW w:type="dxa" w:w="1700"/>
-            <w:tcBorders>
-              <w:top w:val="single" w:color="D9D4CB" w:sz="4"/>
-              <w:left w:val="none" w:color="auto" w:sz="0"/>
-              <w:bottom w:val="single" w:color="D9D4CB" w:sz="4"/>
-              <w:right w:val="none" w:color="auto" w:sz="0"/>
-            </w:tcBorders>
-            <w:tcMar>
-              <w:top w:type="dxa" w:w="52"/>
-              <w:left w:type="dxa" w:w="100"/>
-              <w:bottom w:type="dxa" w:w="52"/>
-              <w:right w:type="dxa" w:w="100"/>
-            </w:tcMar>
-            <w:vAlign w:val="center"/>
-          </w:tcPr>
-          <w:p>
-            <w:pPr>
-              <w:spacing w:after="0" w:line="240" w:lineRule="auto"/>
-              <w:jc w:val="center"/>
-            </w:pPr>
-            <w:r>
-              <w:rPr>
-                <w:rFonts w:ascii="Arial" w:cs="Arial" w:eastAsia="Arial" w:hAnsi="Arial"/>
-                <w:b w:val="false"/>
-                <w:bCs w:val="false"/>
-                <w:i w:val="false"/>
-                <w:iCs w:val="false"/>
-                <w:color w:val="2A2E38"/>
-                <w:sz w:val="17"/>
-                <w:szCs w:val="17"/>
-              </w:rPr>
-              <w:t xml:space="preserve">892 857</w:t>
-            </w:r>
-          </w:p>
-        </w:tc>
-        <w:tc>
-          <w:tcPr>
-            <w:tcW w:type="dxa" w:w="1100"/>
-            <w:tcBorders>
-              <w:top w:val="single" w:color="D9D4CB" w:sz="4"/>
-              <w:left w:val="none" w:color="auto" w:sz="0"/>
-              <w:bottom w:val="single" w:color="D9D4CB" w:sz="4"/>
-              <w:right w:val="none" w:color="auto" w:sz="0"/>
-            </w:tcBorders>
-            <w:tcMar>
-              <w:top w:type="dxa" w:w="52"/>
-              <w:left w:type="dxa" w:w="100"/>
-              <w:bottom w:type="dxa" w:w="52"/>
-              <w:right w:type="dxa" w:w="100"/>
-            </w:tcMar>
-            <w:vAlign w:val="center"/>
-          </w:tcPr>
-          <w:p>
-            <w:pPr>
-              <w:spacing w:after="0" w:line="240" w:lineRule="auto"/>
-              <w:jc w:val="center"/>
-            </w:pPr>
-            <w:r>
-              <w:rPr>
-                <w:rFonts w:ascii="Arial" w:cs="Arial" w:eastAsia="Arial" w:hAnsi="Arial"/>
-                <w:b w:val="false"/>
-                <w:bCs w:val="false"/>
-                <w:i w:val="false"/>
-                <w:iCs w:val="false"/>
-                <w:color w:val="2A2E38"/>
-                <w:sz w:val="17"/>
-                <w:szCs w:val="17"/>
-              </w:rPr>
-              <w:t xml:space="preserve">+24 %</w:t>
+          <w:p>
+            <w:pPr>
+              <w:spacing w:after="26" w:line="206" w:lineRule="auto"/>
+            </w:pPr>
+            <w:r>
+              <w:rPr>
+                <w:rFonts w:ascii="Arial" w:cs="Arial" w:eastAsia="Arial" w:hAnsi="Arial"/>
+                <w:b w:val="false"/>
+                <w:bCs w:val="false"/>
+                <w:i w:val="false"/>
+                <w:iCs w:val="false"/>
+                <w:color w:val="70788A"/>
+                <w:sz w:val="14"/>
+                <w:szCs w:val="14"/>
+              </w:rPr>
+              <w:t xml:space="preserve">84,1 м²  ·  этаж 6 из 22</w:t>
+            </w:r>
+          </w:p>
+          <w:p>
+            <w:pPr>
+              <w:spacing w:after="14" w:line="212" w:lineRule="auto"/>
+            </w:pPr>
+            <w:r>
+              <w:rPr>
+                <w:rFonts w:ascii="Arial" w:cs="Arial" w:eastAsia="Arial" w:hAnsi="Arial"/>
+                <w:b/>
+                <w:bCs/>
+                <w:i w:val="false"/>
+                <w:iCs w:val="false"/>
+                <w:color w:val="1F2A44"/>
+                <w:sz w:val="19"/>
+                <w:szCs w:val="19"/>
+              </w:rPr>
+              <w:t xml:space="preserve">99,9 млн ₽</w:t>
+            </w:r>
+          </w:p>
+          <w:p>
+            <w:pPr>
+              <w:spacing w:after="0" w:line="206" w:lineRule="auto"/>
+            </w:pPr>
+            <w:r>
+              <w:rPr>
+                <w:rFonts w:ascii="Arial" w:cs="Arial" w:eastAsia="Arial" w:hAnsi="Arial"/>
+                <w:b w:val="false"/>
+                <w:bCs w:val="false"/>
+                <w:i w:val="false"/>
+                <w:iCs w:val="false"/>
+                <w:color w:val="A9762F"/>
+                <w:sz w:val="14"/>
+                <w:szCs w:val="14"/>
+              </w:rPr>
+              <w:t xml:space="preserve">1 187 872 ₽ за м²</w:t>
+            </w:r>
+          </w:p>
+        </w:tc>
+        <w:tc>
+          <w:tcPr>
+            <w:tcW w:type="dxa" w:w="3173"/>
+            <w:tcBorders>
+              <w:top w:val="none" w:color="auto" w:sz="0"/>
+              <w:left w:val="none" w:color="auto" w:sz="0"/>
+              <w:bottom w:val="none" w:color="auto" w:sz="0"/>
+              <w:right w:val="none" w:color="auto" w:sz="0"/>
+            </w:tcBorders>
+            <w:tcMar>
+              <w:top w:type="dxa" w:w="0"/>
+              <w:left w:type="dxa" w:w="90"/>
+              <w:bottom w:type="dxa" w:w="0"/>
+              <w:right w:type="dxa" w:w="0"/>
+            </w:tcMar>
+          </w:tcPr>
+          <w:p>
+            <w:pPr>
+              <w:spacing w:after="46"/>
+            </w:pPr>
+            <w:r>
+              <w:drawing>
+                <wp:inline distT="0" distB="0" distL="0" distR="0">
+                  <wp:extent cx="1895475" cy="1266825"/>
+                  <wp:effectExtent t="0" r="0" b="0" l="0"/>
+                  <wp:docPr id="1" name="" descr="" title=""/>
+                  <wp:cNvGraphicFramePr>
+                    <a:graphicFrameLocks xmlns:a="http://schemas.openxmlformats.org/drawingml/2006/main" noChangeAspect="1"/>
+                  </wp:cNvGraphicFramePr>
+                  <a:graphic xmlns:a="http://schemas.openxmlformats.org/drawingml/2006/main">
+                    <a:graphicData uri="http://schemas.openxmlformats.org/drawingml/2006/picture">
+                      <pic:pic xmlns:pic="http://schemas.openxmlformats.org/drawingml/2006/picture">
+                        <pic:nvPicPr>
+                          <pic:cNvPr id="0" name="" descr=""/>
+                          <pic:cNvPicPr>
+                            <a:picLocks noChangeAspect="1" noChangeArrowheads="1"/>
+                          </pic:cNvPicPr>
+                        </pic:nvPicPr>
+                        <pic:blipFill>
+                          <a:blip r:embed="rId32" cstate="none"/>
+                          <a:srcRect/>
+                          <a:stretch>
+                            <a:fillRect/>
+                          </a:stretch>
+                        </pic:blipFill>
+                        <pic:spPr bwMode="auto">
+                          <a:xfrm>
+                            <a:off x="0" y="0"/>
+                            <a:ext cx="1895475" cy="1266825"/>
+                          </a:xfrm>
+                          <a:prstGeom prst="rect">
+                            <a:avLst/>
+                          </a:prstGeom>
+                        </pic:spPr>
+                      </pic:pic>
+                    </a:graphicData>
+                  </a:graphic>
+                </wp:inline>
+              </w:drawing>
+            </w:r>
+          </w:p>
+          <w:p>
+            <w:pPr>
+              <w:spacing w:after="18" w:line="212" w:lineRule="auto"/>
+            </w:pPr>
+            <w:r>
+              <w:rPr>
+                <w:rFonts w:ascii="Arial" w:cs="Arial" w:eastAsia="Arial" w:hAnsi="Arial"/>
+                <w:b/>
+                <w:bCs/>
+                <w:i w:val="false"/>
+                <w:iCs w:val="false"/>
+                <w:color w:val="1F2A44"/>
+                <w:sz w:val="17"/>
+                <w:szCs w:val="17"/>
+              </w:rPr>
+              <w:t xml:space="preserve">Легенда Цветного</w:t>
+            </w:r>
+          </w:p>
+          <w:p>
+            <w:pPr>
+              <w:spacing w:after="26" w:line="206" w:lineRule="auto"/>
+            </w:pPr>
+            <w:r>
+              <w:rPr>
+                <w:rFonts w:ascii="Arial" w:cs="Arial" w:eastAsia="Arial" w:hAnsi="Arial"/>
+                <w:b w:val="false"/>
+                <w:bCs w:val="false"/>
+                <w:i w:val="false"/>
+                <w:iCs w:val="false"/>
+                <w:color w:val="70788A"/>
+                <w:sz w:val="14"/>
+                <w:szCs w:val="14"/>
+              </w:rPr>
+              <w:t xml:space="preserve">195,0 м²  ·  этаж 9 из 15</w:t>
+            </w:r>
+          </w:p>
+          <w:p>
+            <w:pPr>
+              <w:spacing w:after="14" w:line="212" w:lineRule="auto"/>
+            </w:pPr>
+            <w:r>
+              <w:rPr>
+                <w:rFonts w:ascii="Arial" w:cs="Arial" w:eastAsia="Arial" w:hAnsi="Arial"/>
+                <w:b/>
+                <w:bCs/>
+                <w:i w:val="false"/>
+                <w:iCs w:val="false"/>
+                <w:color w:val="1F2A44"/>
+                <w:sz w:val="19"/>
+                <w:szCs w:val="19"/>
+              </w:rPr>
+              <w:t xml:space="preserve">230,0 млн ₽</w:t>
+            </w:r>
+          </w:p>
+          <w:p>
+            <w:pPr>
+              <w:spacing w:after="0" w:line="206" w:lineRule="auto"/>
+            </w:pPr>
+            <w:r>
+              <w:rPr>
+                <w:rFonts w:ascii="Arial" w:cs="Arial" w:eastAsia="Arial" w:hAnsi="Arial"/>
+                <w:b w:val="false"/>
+                <w:bCs w:val="false"/>
+                <w:i w:val="false"/>
+                <w:iCs w:val="false"/>
+                <w:color w:val="A9762F"/>
+                <w:sz w:val="14"/>
+                <w:szCs w:val="14"/>
+              </w:rPr>
+              <w:t xml:space="preserve">1 179 487 ₽ за м²</w:t>
             </w:r>
           </w:p>
         </w:tc>
       </w:tr>
       <w:tr>
-        <w:tc>
-          <w:tcPr>
-            <w:tcW w:type="dxa" w:w="2238"/>
-            <w:tcBorders>
-              <w:top w:val="single" w:color="D9D4CB" w:sz="4"/>
-              <w:left w:val="none" w:color="auto" w:sz="0"/>
-              <w:bottom w:val="single" w:color="D9D4CB" w:sz="4"/>
-              <w:right w:val="none" w:color="auto" w:sz="0"/>
-            </w:tcBorders>
-            <w:shd w:fill="FBFAF8" w:color="auto" w:val="clear"/>
-            <w:tcMar>
-              <w:top w:type="dxa" w:w="52"/>
-              <w:left w:type="dxa" w:w="100"/>
-              <w:bottom w:type="dxa" w:w="52"/>
-              <w:right w:type="dxa" w:w="100"/>
-            </w:tcMar>
-            <w:vAlign w:val="center"/>
-          </w:tcPr>
-          <w:p>
-            <w:pPr>
-              <w:spacing w:after="0" w:line="240" w:lineRule="auto"/>
-              <w:jc w:val="left"/>
+        <w:trPr>
+          <w:cantSplit/>
+        </w:trPr>
+        <w:tc>
+          <w:tcPr>
+            <w:tcW w:type="dxa" w:w="3173"/>
+            <w:tcBorders>
+              <w:top w:val="none" w:color="auto" w:sz="0"/>
+              <w:left w:val="none" w:color="auto" w:sz="0"/>
+              <w:bottom w:val="none" w:color="auto" w:sz="0"/>
+              <w:right w:val="none" w:color="auto" w:sz="0"/>
+            </w:tcBorders>
+          </w:tcPr>
+          <w:p>
+            <w:pPr>
+              <w:spacing w:after="0" w:line="190" w:lineRule="auto"/>
+            </w:pPr>
+            <w:r>
+              <w:rPr>
+                <w:rFonts w:ascii="Arial" w:cs="Arial" w:eastAsia="Arial" w:hAnsi="Arial"/>
+                <w:b w:val="false"/>
+                <w:bCs w:val="false"/>
+                <w:i w:val="false"/>
+                <w:iCs w:val="false"/>
+                <w:color w:val="2A2E38"/>
+                <w:sz w:val="19"/>
+                <w:szCs w:val="19"/>
+              </w:rPr>
+              <w:t xml:space="preserve"/>
+            </w:r>
+          </w:p>
+        </w:tc>
+        <w:tc>
+          <w:tcPr>
+            <w:tcW w:type="dxa" w:w="3173"/>
+            <w:tcBorders>
+              <w:top w:val="none" w:color="auto" w:sz="0"/>
+              <w:left w:val="none" w:color="auto" w:sz="0"/>
+              <w:bottom w:val="none" w:color="auto" w:sz="0"/>
+              <w:right w:val="none" w:color="auto" w:sz="0"/>
+            </w:tcBorders>
+          </w:tcPr>
+          <w:p>
+            <w:pPr>
+              <w:spacing w:after="0" w:line="190" w:lineRule="auto"/>
+            </w:pPr>
+            <w:r>
+              <w:rPr>
+                <w:rFonts w:ascii="Arial" w:cs="Arial" w:eastAsia="Arial" w:hAnsi="Arial"/>
+                <w:b w:val="false"/>
+                <w:bCs w:val="false"/>
+                <w:i w:val="false"/>
+                <w:iCs w:val="false"/>
+                <w:color w:val="2A2E38"/>
+                <w:sz w:val="19"/>
+                <w:szCs w:val="19"/>
+              </w:rPr>
+              <w:t xml:space="preserve"/>
+            </w:r>
+          </w:p>
+        </w:tc>
+        <w:tc>
+          <w:tcPr>
+            <w:tcW w:type="dxa" w:w="3173"/>
+            <w:tcBorders>
+              <w:top w:val="none" w:color="auto" w:sz="0"/>
+              <w:left w:val="none" w:color="auto" w:sz="0"/>
+              <w:bottom w:val="none" w:color="auto" w:sz="0"/>
+              <w:right w:val="none" w:color="auto" w:sz="0"/>
+            </w:tcBorders>
+          </w:tcPr>
+          <w:p>
+            <w:pPr>
+              <w:spacing w:after="0" w:line="190" w:lineRule="auto"/>
+            </w:pPr>
+            <w:r>
+              <w:rPr>
+                <w:rFonts w:ascii="Arial" w:cs="Arial" w:eastAsia="Arial" w:hAnsi="Arial"/>
+                <w:b w:val="false"/>
+                <w:bCs w:val="false"/>
+                <w:i w:val="false"/>
+                <w:iCs w:val="false"/>
+                <w:color w:val="2A2E38"/>
+                <w:sz w:val="19"/>
+                <w:szCs w:val="19"/>
+              </w:rPr>
+              <w:t xml:space="preserve"/>
+            </w:r>
+          </w:p>
+        </w:tc>
+      </w:tr>
+      <w:tr>
+        <w:trPr>
+          <w:cantSplit/>
+        </w:trPr>
+        <w:tc>
+          <w:tcPr>
+            <w:tcW w:type="dxa" w:w="3173"/>
+            <w:tcBorders>
+              <w:top w:val="none" w:color="auto" w:sz="0"/>
+              <w:left w:val="none" w:color="auto" w:sz="0"/>
+              <w:bottom w:val="none" w:color="auto" w:sz="0"/>
+              <w:right w:val="none" w:color="auto" w:sz="0"/>
+            </w:tcBorders>
+            <w:tcMar>
+              <w:top w:type="dxa" w:w="0"/>
+              <w:left w:type="dxa" w:w="0"/>
+              <w:bottom w:type="dxa" w:w="0"/>
+              <w:right w:type="dxa" w:w="90"/>
+            </w:tcMar>
+          </w:tcPr>
+          <w:p>
+            <w:pPr>
+              <w:spacing w:after="46"/>
+            </w:pPr>
+            <w:r>
+              <w:drawing>
+                <wp:inline distT="0" distB="0" distL="0" distR="0">
+                  <wp:extent cx="1895475" cy="1266825"/>
+                  <wp:effectExtent t="0" r="0" b="0" l="0"/>
+                  <wp:docPr id="1" name="" descr="" title=""/>
+                  <wp:cNvGraphicFramePr>
+                    <a:graphicFrameLocks xmlns:a="http://schemas.openxmlformats.org/drawingml/2006/main" noChangeAspect="1"/>
+                  </wp:cNvGraphicFramePr>
+                  <a:graphic xmlns:a="http://schemas.openxmlformats.org/drawingml/2006/main">
+                    <a:graphicData uri="http://schemas.openxmlformats.org/drawingml/2006/picture">
+                      <pic:pic xmlns:pic="http://schemas.openxmlformats.org/drawingml/2006/picture">
+                        <pic:nvPicPr>
+                          <pic:cNvPr id="0" name="" descr=""/>
+                          <pic:cNvPicPr>
+                            <a:picLocks noChangeAspect="1" noChangeArrowheads="1"/>
+                          </pic:cNvPicPr>
+                        </pic:nvPicPr>
+                        <pic:blipFill>
+                          <a:blip r:embed="rId33" cstate="none"/>
+                          <a:srcRect/>
+                          <a:stretch>
+                            <a:fillRect/>
+                          </a:stretch>
+                        </pic:blipFill>
+                        <pic:spPr bwMode="auto">
+                          <a:xfrm>
+                            <a:off x="0" y="0"/>
+                            <a:ext cx="1895475" cy="1266825"/>
+                          </a:xfrm>
+                          <a:prstGeom prst="rect">
+                            <a:avLst/>
+                          </a:prstGeom>
+                        </pic:spPr>
+                      </pic:pic>
+                    </a:graphicData>
+                  </a:graphic>
+                </wp:inline>
+              </w:drawing>
+            </w:r>
+          </w:p>
+          <w:p>
+            <w:pPr>
+              <w:spacing w:after="18" w:line="212" w:lineRule="auto"/>
             </w:pPr>
             <w:r>
               <w:rPr>
@@ -12903,227 +13485,497 @@
                 <w:bCs/>
                 <w:i w:val="false"/>
                 <w:iCs w:val="false"/>
-                <w:color w:val="2A2E38"/>
-                <w:sz w:val="17"/>
-                <w:szCs w:val="17"/>
-              </w:rPr>
-              <w:t xml:space="preserve">Barkli Park</w:t>
-            </w:r>
-          </w:p>
-        </w:tc>
-        <w:tc>
-          <w:tcPr>
-            <w:tcW w:type="dxa" w:w="1500"/>
-            <w:tcBorders>
-              <w:top w:val="single" w:color="D9D4CB" w:sz="4"/>
-              <w:left w:val="none" w:color="auto" w:sz="0"/>
-              <w:bottom w:val="single" w:color="D9D4CB" w:sz="4"/>
-              <w:right w:val="none" w:color="auto" w:sz="0"/>
-            </w:tcBorders>
-            <w:shd w:fill="FBFAF8" w:color="auto" w:val="clear"/>
-            <w:tcMar>
-              <w:top w:type="dxa" w:w="52"/>
-              <w:left w:type="dxa" w:w="100"/>
-              <w:bottom w:type="dxa" w:w="52"/>
-              <w:right w:type="dxa" w:w="100"/>
-            </w:tcMar>
-            <w:vAlign w:val="center"/>
-          </w:tcPr>
-          <w:p>
-            <w:pPr>
-              <w:spacing w:after="0" w:line="240" w:lineRule="auto"/>
-              <w:jc w:val="center"/>
-            </w:pPr>
-            <w:r>
-              <w:rPr>
-                <w:rFonts w:ascii="Arial" w:cs="Arial" w:eastAsia="Arial" w:hAnsi="Arial"/>
-                <w:b w:val="false"/>
-                <w:bCs w:val="false"/>
-                <w:i w:val="false"/>
-                <w:iCs w:val="false"/>
-                <w:color w:val="2A2E38"/>
-                <w:sz w:val="17"/>
-                <w:szCs w:val="17"/>
-              </w:rPr>
-              <w:t xml:space="preserve">4</w:t>
-            </w:r>
-          </w:p>
-        </w:tc>
-        <w:tc>
-          <w:tcPr>
-            <w:tcW w:type="dxa" w:w="1700"/>
-            <w:tcBorders>
-              <w:top w:val="single" w:color="D9D4CB" w:sz="4"/>
-              <w:left w:val="none" w:color="auto" w:sz="0"/>
-              <w:bottom w:val="single" w:color="D9D4CB" w:sz="4"/>
-              <w:right w:val="none" w:color="auto" w:sz="0"/>
-            </w:tcBorders>
-            <w:shd w:fill="FBFAF8" w:color="auto" w:val="clear"/>
-            <w:tcMar>
-              <w:top w:type="dxa" w:w="52"/>
-              <w:left w:type="dxa" w:w="100"/>
-              <w:bottom w:type="dxa" w:w="52"/>
-              <w:right w:type="dxa" w:w="100"/>
-            </w:tcMar>
-            <w:vAlign w:val="center"/>
-          </w:tcPr>
-          <w:p>
-            <w:pPr>
-              <w:spacing w:after="0" w:line="240" w:lineRule="auto"/>
-              <w:jc w:val="center"/>
-            </w:pPr>
-            <w:r>
-              <w:rPr>
-                <w:rFonts w:ascii="Arial" w:cs="Arial" w:eastAsia="Arial" w:hAnsi="Arial"/>
-                <w:b w:val="false"/>
-                <w:bCs w:val="false"/>
-                <w:i w:val="false"/>
-                <w:iCs w:val="false"/>
-                <w:color w:val="2A2E38"/>
-                <w:sz w:val="17"/>
-                <w:szCs w:val="17"/>
-              </w:rPr>
-              <w:t xml:space="preserve">1 076 554</w:t>
-            </w:r>
-          </w:p>
-        </w:tc>
-        <w:tc>
-          <w:tcPr>
-            <w:tcW w:type="dxa" w:w="1400"/>
-            <w:tcBorders>
-              <w:top w:val="single" w:color="D9D4CB" w:sz="4"/>
-              <w:left w:val="none" w:color="auto" w:sz="0"/>
-              <w:bottom w:val="single" w:color="D9D4CB" w:sz="4"/>
-              <w:right w:val="none" w:color="auto" w:sz="0"/>
-            </w:tcBorders>
-            <w:shd w:fill="FBFAF8" w:color="auto" w:val="clear"/>
-            <w:tcMar>
-              <w:top w:type="dxa" w:w="52"/>
-              <w:left w:type="dxa" w:w="100"/>
-              <w:bottom w:type="dxa" w:w="52"/>
-              <w:right w:type="dxa" w:w="100"/>
-            </w:tcMar>
-            <w:vAlign w:val="center"/>
-          </w:tcPr>
-          <w:p>
-            <w:pPr>
-              <w:spacing w:after="0" w:line="240" w:lineRule="auto"/>
-              <w:jc w:val="center"/>
-            </w:pPr>
-            <w:r>
-              <w:rPr>
-                <w:rFonts w:ascii="Arial" w:cs="Arial" w:eastAsia="Arial" w:hAnsi="Arial"/>
-                <w:b w:val="false"/>
-                <w:bCs w:val="false"/>
-                <w:i w:val="false"/>
-                <w:iCs w:val="false"/>
-                <w:color w:val="2A2E38"/>
-                <w:sz w:val="17"/>
-                <w:szCs w:val="17"/>
-              </w:rPr>
-              <w:t xml:space="preserve">3</w:t>
-            </w:r>
-          </w:p>
-        </w:tc>
-        <w:tc>
-          <w:tcPr>
-            <w:tcW w:type="dxa" w:w="1700"/>
-            <w:tcBorders>
-              <w:top w:val="single" w:color="D9D4CB" w:sz="4"/>
-              <w:left w:val="none" w:color="auto" w:sz="0"/>
-              <w:bottom w:val="single" w:color="D9D4CB" w:sz="4"/>
-              <w:right w:val="none" w:color="auto" w:sz="0"/>
-            </w:tcBorders>
-            <w:shd w:fill="FBFAF8" w:color="auto" w:val="clear"/>
-            <w:tcMar>
-              <w:top w:type="dxa" w:w="52"/>
-              <w:left w:type="dxa" w:w="100"/>
-              <w:bottom w:type="dxa" w:w="52"/>
-              <w:right w:type="dxa" w:w="100"/>
-            </w:tcMar>
-            <w:vAlign w:val="center"/>
-          </w:tcPr>
-          <w:p>
-            <w:pPr>
-              <w:spacing w:after="0" w:line="240" w:lineRule="auto"/>
-              <w:jc w:val="center"/>
-            </w:pPr>
-            <w:r>
-              <w:rPr>
-                <w:rFonts w:ascii="Arial" w:cs="Arial" w:eastAsia="Arial" w:hAnsi="Arial"/>
-                <w:b w:val="false"/>
-                <w:bCs w:val="false"/>
-                <w:i w:val="false"/>
-                <w:iCs w:val="false"/>
-                <w:color w:val="2A2E38"/>
-                <w:sz w:val="17"/>
-                <w:szCs w:val="17"/>
-              </w:rPr>
-              <w:t xml:space="preserve">994 819</w:t>
-            </w:r>
-          </w:p>
-        </w:tc>
-        <w:tc>
-          <w:tcPr>
-            <w:tcW w:type="dxa" w:w="1100"/>
-            <w:tcBorders>
-              <w:top w:val="single" w:color="D9D4CB" w:sz="4"/>
-              <w:left w:val="none" w:color="auto" w:sz="0"/>
-              <w:bottom w:val="single" w:color="D9D4CB" w:sz="4"/>
-              <w:right w:val="none" w:color="auto" w:sz="0"/>
-            </w:tcBorders>
-            <w:shd w:fill="FBFAF8" w:color="auto" w:val="clear"/>
-            <w:tcMar>
-              <w:top w:type="dxa" w:w="52"/>
-              <w:left w:type="dxa" w:w="100"/>
-              <w:bottom w:type="dxa" w:w="52"/>
-              <w:right w:type="dxa" w:w="100"/>
-            </w:tcMar>
-            <w:vAlign w:val="center"/>
-          </w:tcPr>
-          <w:p>
-            <w:pPr>
-              <w:spacing w:after="0" w:line="240" w:lineRule="auto"/>
-              <w:jc w:val="center"/>
-            </w:pPr>
-            <w:r>
-              <w:rPr>
-                <w:rFonts w:ascii="Arial" w:cs="Arial" w:eastAsia="Arial" w:hAnsi="Arial"/>
-                <w:b w:val="false"/>
-                <w:bCs w:val="false"/>
-                <w:i w:val="false"/>
-                <w:iCs w:val="false"/>
-                <w:color w:val="2A2E38"/>
-                <w:sz w:val="17"/>
-                <w:szCs w:val="17"/>
-              </w:rPr>
-              <w:t xml:space="preserve">+8 %</w:t>
+                <w:color w:val="1F2A44"/>
+                <w:sz w:val="17"/>
+                <w:szCs w:val="17"/>
+              </w:rPr>
+              <w:t xml:space="preserve">ЦВЕТ32</w:t>
+            </w:r>
+          </w:p>
+          <w:p>
+            <w:pPr>
+              <w:spacing w:after="26" w:line="206" w:lineRule="auto"/>
+            </w:pPr>
+            <w:r>
+              <w:rPr>
+                <w:rFonts w:ascii="Arial" w:cs="Arial" w:eastAsia="Arial" w:hAnsi="Arial"/>
+                <w:b w:val="false"/>
+                <w:bCs w:val="false"/>
+                <w:i w:val="false"/>
+                <w:iCs w:val="false"/>
+                <w:color w:val="70788A"/>
+                <w:sz w:val="14"/>
+                <w:szCs w:val="14"/>
+              </w:rPr>
+              <w:t xml:space="preserve">56,2 м²  ·  этаж 4 из 8</w:t>
+            </w:r>
+          </w:p>
+          <w:p>
+            <w:pPr>
+              <w:spacing w:after="14" w:line="212" w:lineRule="auto"/>
+            </w:pPr>
+            <w:r>
+              <w:rPr>
+                <w:rFonts w:ascii="Arial" w:cs="Arial" w:eastAsia="Arial" w:hAnsi="Arial"/>
+                <w:b/>
+                <w:bCs/>
+                <w:i w:val="false"/>
+                <w:iCs w:val="false"/>
+                <w:color w:val="1F2A44"/>
+                <w:sz w:val="19"/>
+                <w:szCs w:val="19"/>
+              </w:rPr>
+              <w:t xml:space="preserve">66,0 млн ₽</w:t>
+            </w:r>
+          </w:p>
+          <w:p>
+            <w:pPr>
+              <w:spacing w:after="0" w:line="206" w:lineRule="auto"/>
+            </w:pPr>
+            <w:r>
+              <w:rPr>
+                <w:rFonts w:ascii="Arial" w:cs="Arial" w:eastAsia="Arial" w:hAnsi="Arial"/>
+                <w:b w:val="false"/>
+                <w:bCs w:val="false"/>
+                <w:i w:val="false"/>
+                <w:iCs w:val="false"/>
+                <w:color w:val="A9762F"/>
+                <w:sz w:val="14"/>
+                <w:szCs w:val="14"/>
+              </w:rPr>
+              <w:t xml:space="preserve">1 174 377 ₽ за м²</w:t>
+            </w:r>
+          </w:p>
+        </w:tc>
+        <w:tc>
+          <w:tcPr>
+            <w:tcW w:type="dxa" w:w="3173"/>
+            <w:tcBorders>
+              <w:top w:val="none" w:color="auto" w:sz="0"/>
+              <w:left w:val="none" w:color="auto" w:sz="0"/>
+              <w:bottom w:val="none" w:color="auto" w:sz="0"/>
+              <w:right w:val="none" w:color="auto" w:sz="0"/>
+            </w:tcBorders>
+            <w:tcMar>
+              <w:top w:type="dxa" w:w="0"/>
+              <w:left w:type="dxa" w:w="90"/>
+              <w:bottom w:type="dxa" w:w="0"/>
+              <w:right w:type="dxa" w:w="90"/>
+            </w:tcMar>
+          </w:tcPr>
+          <w:p>
+            <w:pPr>
+              <w:spacing w:after="46"/>
+            </w:pPr>
+            <w:r>
+              <w:drawing>
+                <wp:inline distT="0" distB="0" distL="0" distR="0">
+                  <wp:extent cx="1895475" cy="1266825"/>
+                  <wp:effectExtent t="0" r="0" b="0" l="0"/>
+                  <wp:docPr id="1" name="" descr="" title=""/>
+                  <wp:cNvGraphicFramePr>
+                    <a:graphicFrameLocks xmlns:a="http://schemas.openxmlformats.org/drawingml/2006/main" noChangeAspect="1"/>
+                  </wp:cNvGraphicFramePr>
+                  <a:graphic xmlns:a="http://schemas.openxmlformats.org/drawingml/2006/main">
+                    <a:graphicData uri="http://schemas.openxmlformats.org/drawingml/2006/picture">
+                      <pic:pic xmlns:pic="http://schemas.openxmlformats.org/drawingml/2006/picture">
+                        <pic:nvPicPr>
+                          <pic:cNvPr id="0" name="" descr=""/>
+                          <pic:cNvPicPr>
+                            <a:picLocks noChangeAspect="1" noChangeArrowheads="1"/>
+                          </pic:cNvPicPr>
+                        </pic:nvPicPr>
+                        <pic:blipFill>
+                          <a:blip r:embed="rId34" cstate="none"/>
+                          <a:srcRect/>
+                          <a:stretch>
+                            <a:fillRect/>
+                          </a:stretch>
+                        </pic:blipFill>
+                        <pic:spPr bwMode="auto">
+                          <a:xfrm>
+                            <a:off x="0" y="0"/>
+                            <a:ext cx="1895475" cy="1266825"/>
+                          </a:xfrm>
+                          <a:prstGeom prst="rect">
+                            <a:avLst/>
+                          </a:prstGeom>
+                        </pic:spPr>
+                      </pic:pic>
+                    </a:graphicData>
+                  </a:graphic>
+                </wp:inline>
+              </w:drawing>
+            </w:r>
+          </w:p>
+          <w:p>
+            <w:pPr>
+              <w:spacing w:after="18" w:line="212" w:lineRule="auto"/>
+            </w:pPr>
+            <w:r>
+              <w:rPr>
+                <w:rFonts w:ascii="Arial" w:cs="Arial" w:eastAsia="Arial" w:hAnsi="Arial"/>
+                <w:b/>
+                <w:bCs/>
+                <w:i w:val="false"/>
+                <w:iCs w:val="false"/>
+                <w:color w:val="1F2A44"/>
+                <w:sz w:val="17"/>
+                <w:szCs w:val="17"/>
+              </w:rPr>
+              <w:t xml:space="preserve">Легенда Цветного</w:t>
+            </w:r>
+          </w:p>
+          <w:p>
+            <w:pPr>
+              <w:spacing w:after="26" w:line="206" w:lineRule="auto"/>
+            </w:pPr>
+            <w:r>
+              <w:rPr>
+                <w:rFonts w:ascii="Arial" w:cs="Arial" w:eastAsia="Arial" w:hAnsi="Arial"/>
+                <w:b w:val="false"/>
+                <w:bCs w:val="false"/>
+                <w:i w:val="false"/>
+                <w:iCs w:val="false"/>
+                <w:color w:val="70788A"/>
+                <w:sz w:val="14"/>
+                <w:szCs w:val="14"/>
+              </w:rPr>
+              <w:t xml:space="preserve">230,0 м²  ·  этаж 13 из 15</w:t>
+            </w:r>
+          </w:p>
+          <w:p>
+            <w:pPr>
+              <w:spacing w:after="14" w:line="212" w:lineRule="auto"/>
+            </w:pPr>
+            <w:r>
+              <w:rPr>
+                <w:rFonts w:ascii="Arial" w:cs="Arial" w:eastAsia="Arial" w:hAnsi="Arial"/>
+                <w:b/>
+                <w:bCs/>
+                <w:i w:val="false"/>
+                <w:iCs w:val="false"/>
+                <w:color w:val="1F2A44"/>
+                <w:sz w:val="19"/>
+                <w:szCs w:val="19"/>
+              </w:rPr>
+              <w:t xml:space="preserve">270,0 млн ₽</w:t>
+            </w:r>
+          </w:p>
+          <w:p>
+            <w:pPr>
+              <w:spacing w:after="0" w:line="206" w:lineRule="auto"/>
+            </w:pPr>
+            <w:r>
+              <w:rPr>
+                <w:rFonts w:ascii="Arial" w:cs="Arial" w:eastAsia="Arial" w:hAnsi="Arial"/>
+                <w:b w:val="false"/>
+                <w:bCs w:val="false"/>
+                <w:i w:val="false"/>
+                <w:iCs w:val="false"/>
+                <w:color w:val="A9762F"/>
+                <w:sz w:val="14"/>
+                <w:szCs w:val="14"/>
+              </w:rPr>
+              <w:t xml:space="preserve">1 173 913 ₽ за м²</w:t>
+            </w:r>
+          </w:p>
+        </w:tc>
+        <w:tc>
+          <w:tcPr>
+            <w:tcW w:type="dxa" w:w="3173"/>
+            <w:tcBorders>
+              <w:top w:val="none" w:color="auto" w:sz="0"/>
+              <w:left w:val="none" w:color="auto" w:sz="0"/>
+              <w:bottom w:val="none" w:color="auto" w:sz="0"/>
+              <w:right w:val="none" w:color="auto" w:sz="0"/>
+            </w:tcBorders>
+            <w:tcMar>
+              <w:top w:type="dxa" w:w="0"/>
+              <w:left w:type="dxa" w:w="90"/>
+              <w:bottom w:type="dxa" w:w="0"/>
+              <w:right w:type="dxa" w:w="0"/>
+            </w:tcMar>
+          </w:tcPr>
+          <w:p>
+            <w:pPr>
+              <w:spacing w:after="46"/>
+            </w:pPr>
+            <w:r>
+              <w:drawing>
+                <wp:inline distT="0" distB="0" distL="0" distR="0">
+                  <wp:extent cx="1895475" cy="1266825"/>
+                  <wp:effectExtent t="0" r="0" b="0" l="0"/>
+                  <wp:docPr id="1" name="" descr="" title=""/>
+                  <wp:cNvGraphicFramePr>
+                    <a:graphicFrameLocks xmlns:a="http://schemas.openxmlformats.org/drawingml/2006/main" noChangeAspect="1"/>
+                  </wp:cNvGraphicFramePr>
+                  <a:graphic xmlns:a="http://schemas.openxmlformats.org/drawingml/2006/main">
+                    <a:graphicData uri="http://schemas.openxmlformats.org/drawingml/2006/picture">
+                      <pic:pic xmlns:pic="http://schemas.openxmlformats.org/drawingml/2006/picture">
+                        <pic:nvPicPr>
+                          <pic:cNvPr id="0" name="" descr=""/>
+                          <pic:cNvPicPr>
+                            <a:picLocks noChangeAspect="1" noChangeArrowheads="1"/>
+                          </pic:cNvPicPr>
+                        </pic:nvPicPr>
+                        <pic:blipFill>
+                          <a:blip r:embed="rId35" cstate="none"/>
+                          <a:srcRect/>
+                          <a:stretch>
+                            <a:fillRect/>
+                          </a:stretch>
+                        </pic:blipFill>
+                        <pic:spPr bwMode="auto">
+                          <a:xfrm>
+                            <a:off x="0" y="0"/>
+                            <a:ext cx="1895475" cy="1266825"/>
+                          </a:xfrm>
+                          <a:prstGeom prst="rect">
+                            <a:avLst/>
+                          </a:prstGeom>
+                        </pic:spPr>
+                      </pic:pic>
+                    </a:graphicData>
+                  </a:graphic>
+                </wp:inline>
+              </w:drawing>
+            </w:r>
+          </w:p>
+          <w:p>
+            <w:pPr>
+              <w:spacing w:after="18" w:line="212" w:lineRule="auto"/>
+            </w:pPr>
+            <w:r>
+              <w:rPr>
+                <w:rFonts w:ascii="Arial" w:cs="Arial" w:eastAsia="Arial" w:hAnsi="Arial"/>
+                <w:b/>
+                <w:bCs/>
+                <w:i w:val="false"/>
+                <w:iCs w:val="false"/>
+                <w:color w:val="1F2A44"/>
+                <w:sz w:val="17"/>
+                <w:szCs w:val="17"/>
+              </w:rPr>
+              <w:t xml:space="preserve">Dialog</w:t>
+            </w:r>
+          </w:p>
+          <w:p>
+            <w:pPr>
+              <w:spacing w:after="26" w:line="206" w:lineRule="auto"/>
+            </w:pPr>
+            <w:r>
+              <w:rPr>
+                <w:rFonts w:ascii="Arial" w:cs="Arial" w:eastAsia="Arial" w:hAnsi="Arial"/>
+                <w:b w:val="false"/>
+                <w:bCs w:val="false"/>
+                <w:i w:val="false"/>
+                <w:iCs w:val="false"/>
+                <w:color w:val="70788A"/>
+                <w:sz w:val="14"/>
+                <w:szCs w:val="14"/>
+              </w:rPr>
+              <w:t xml:space="preserve">121,0 м²  ·  этаж 17 из 22</w:t>
+            </w:r>
+          </w:p>
+          <w:p>
+            <w:pPr>
+              <w:spacing w:after="14" w:line="212" w:lineRule="auto"/>
+            </w:pPr>
+            <w:r>
+              <w:rPr>
+                <w:rFonts w:ascii="Arial" w:cs="Arial" w:eastAsia="Arial" w:hAnsi="Arial"/>
+                <w:b/>
+                <w:bCs/>
+                <w:i w:val="false"/>
+                <w:iCs w:val="false"/>
+                <w:color w:val="1F2A44"/>
+                <w:sz w:val="19"/>
+                <w:szCs w:val="19"/>
+              </w:rPr>
+              <w:t xml:space="preserve">140,0 млн ₽</w:t>
+            </w:r>
+          </w:p>
+          <w:p>
+            <w:pPr>
+              <w:spacing w:after="0" w:line="206" w:lineRule="auto"/>
+            </w:pPr>
+            <w:r>
+              <w:rPr>
+                <w:rFonts w:ascii="Arial" w:cs="Arial" w:eastAsia="Arial" w:hAnsi="Arial"/>
+                <w:b w:val="false"/>
+                <w:bCs w:val="false"/>
+                <w:i w:val="false"/>
+                <w:iCs w:val="false"/>
+                <w:color w:val="A9762F"/>
+                <w:sz w:val="14"/>
+                <w:szCs w:val="14"/>
+              </w:rPr>
+              <w:t xml:space="preserve">1 157 025 ₽ за м²</w:t>
             </w:r>
           </w:p>
         </w:tc>
       </w:tr>
       <w:tr>
-        <w:tc>
-          <w:tcPr>
-            <w:tcW w:type="dxa" w:w="2238"/>
-            <w:tcBorders>
-              <w:top w:val="single" w:color="D9D4CB" w:sz="4"/>
-              <w:left w:val="none" w:color="auto" w:sz="0"/>
-              <w:bottom w:val="single" w:color="D9D4CB" w:sz="4"/>
-              <w:right w:val="none" w:color="auto" w:sz="0"/>
-            </w:tcBorders>
-            <w:tcMar>
-              <w:top w:type="dxa" w:w="52"/>
-              <w:left w:type="dxa" w:w="100"/>
-              <w:bottom w:type="dxa" w:w="52"/>
-              <w:right w:type="dxa" w:w="100"/>
-            </w:tcMar>
-            <w:vAlign w:val="center"/>
-          </w:tcPr>
-          <w:p>
-            <w:pPr>
-              <w:spacing w:after="0" w:line="240" w:lineRule="auto"/>
-              <w:jc w:val="left"/>
+        <w:trPr>
+          <w:cantSplit/>
+        </w:trPr>
+        <w:tc>
+          <w:tcPr>
+            <w:tcW w:type="dxa" w:w="3173"/>
+            <w:tcBorders>
+              <w:top w:val="none" w:color="auto" w:sz="0"/>
+              <w:left w:val="none" w:color="auto" w:sz="0"/>
+              <w:bottom w:val="none" w:color="auto" w:sz="0"/>
+              <w:right w:val="none" w:color="auto" w:sz="0"/>
+            </w:tcBorders>
+          </w:tcPr>
+          <w:p>
+            <w:pPr>
+              <w:spacing w:after="0" w:line="190" w:lineRule="auto"/>
+            </w:pPr>
+            <w:r>
+              <w:rPr>
+                <w:rFonts w:ascii="Arial" w:cs="Arial" w:eastAsia="Arial" w:hAnsi="Arial"/>
+                <w:b w:val="false"/>
+                <w:bCs w:val="false"/>
+                <w:i w:val="false"/>
+                <w:iCs w:val="false"/>
+                <w:color w:val="2A2E38"/>
+                <w:sz w:val="19"/>
+                <w:szCs w:val="19"/>
+              </w:rPr>
+              <w:t xml:space="preserve"/>
+            </w:r>
+          </w:p>
+        </w:tc>
+        <w:tc>
+          <w:tcPr>
+            <w:tcW w:type="dxa" w:w="3173"/>
+            <w:tcBorders>
+              <w:top w:val="none" w:color="auto" w:sz="0"/>
+              <w:left w:val="none" w:color="auto" w:sz="0"/>
+              <w:bottom w:val="none" w:color="auto" w:sz="0"/>
+              <w:right w:val="none" w:color="auto" w:sz="0"/>
+            </w:tcBorders>
+          </w:tcPr>
+          <w:p>
+            <w:pPr>
+              <w:spacing w:after="0" w:line="190" w:lineRule="auto"/>
+            </w:pPr>
+            <w:r>
+              <w:rPr>
+                <w:rFonts w:ascii="Arial" w:cs="Arial" w:eastAsia="Arial" w:hAnsi="Arial"/>
+                <w:b w:val="false"/>
+                <w:bCs w:val="false"/>
+                <w:i w:val="false"/>
+                <w:iCs w:val="false"/>
+                <w:color w:val="2A2E38"/>
+                <w:sz w:val="19"/>
+                <w:szCs w:val="19"/>
+              </w:rPr>
+              <w:t xml:space="preserve"/>
+            </w:r>
+          </w:p>
+        </w:tc>
+        <w:tc>
+          <w:tcPr>
+            <w:tcW w:type="dxa" w:w="3173"/>
+            <w:tcBorders>
+              <w:top w:val="none" w:color="auto" w:sz="0"/>
+              <w:left w:val="none" w:color="auto" w:sz="0"/>
+              <w:bottom w:val="none" w:color="auto" w:sz="0"/>
+              <w:right w:val="none" w:color="auto" w:sz="0"/>
+            </w:tcBorders>
+          </w:tcPr>
+          <w:p>
+            <w:pPr>
+              <w:spacing w:after="0" w:line="190" w:lineRule="auto"/>
+            </w:pPr>
+            <w:r>
+              <w:rPr>
+                <w:rFonts w:ascii="Arial" w:cs="Arial" w:eastAsia="Arial" w:hAnsi="Arial"/>
+                <w:b w:val="false"/>
+                <w:bCs w:val="false"/>
+                <w:i w:val="false"/>
+                <w:iCs w:val="false"/>
+                <w:color w:val="2A2E38"/>
+                <w:sz w:val="19"/>
+                <w:szCs w:val="19"/>
+              </w:rPr>
+              <w:t xml:space="preserve"/>
+            </w:r>
+          </w:p>
+        </w:tc>
+      </w:tr>
+      <w:tr>
+        <w:trPr>
+          <w:cantSplit/>
+        </w:trPr>
+        <w:tc>
+          <w:tcPr>
+            <w:tcW w:type="dxa" w:w="3173"/>
+            <w:tcBorders>
+              <w:top w:val="none" w:color="auto" w:sz="0"/>
+              <w:left w:val="none" w:color="auto" w:sz="0"/>
+              <w:bottom w:val="none" w:color="auto" w:sz="0"/>
+              <w:right w:val="none" w:color="auto" w:sz="0"/>
+            </w:tcBorders>
+            <w:tcMar>
+              <w:top w:type="dxa" w:w="0"/>
+              <w:left w:type="dxa" w:w="0"/>
+              <w:bottom w:type="dxa" w:w="0"/>
+              <w:right w:type="dxa" w:w="90"/>
+            </w:tcMar>
+          </w:tcPr>
+          <w:p>
+            <w:pPr>
+              <w:spacing w:after="46"/>
+            </w:pPr>
+            <w:r>
+              <w:drawing>
+                <wp:inline distT="0" distB="0" distL="0" distR="0">
+                  <wp:extent cx="1895475" cy="1266825"/>
+                  <wp:effectExtent t="0" r="0" b="0" l="0"/>
+                  <wp:docPr id="1" name="" descr="" title=""/>
+                  <wp:cNvGraphicFramePr>
+                    <a:graphicFrameLocks xmlns:a="http://schemas.openxmlformats.org/drawingml/2006/main" noChangeAspect="1"/>
+                  </wp:cNvGraphicFramePr>
+                  <a:graphic xmlns:a="http://schemas.openxmlformats.org/drawingml/2006/main">
+                    <a:graphicData uri="http://schemas.openxmlformats.org/drawingml/2006/picture">
+                      <pic:pic xmlns:pic="http://schemas.openxmlformats.org/drawingml/2006/picture">
+                        <pic:nvPicPr>
+                          <pic:cNvPr id="0" name="" descr=""/>
+                          <pic:cNvPicPr>
+                            <a:picLocks noChangeAspect="1" noChangeArrowheads="1"/>
+                          </pic:cNvPicPr>
+                        </pic:nvPicPr>
+                        <pic:blipFill>
+                          <a:blip r:embed="rId36" cstate="none"/>
+                          <a:srcRect/>
+                          <a:stretch>
+                            <a:fillRect/>
+                          </a:stretch>
+                        </pic:blipFill>
+                        <pic:spPr bwMode="auto">
+                          <a:xfrm>
+                            <a:off x="0" y="0"/>
+                            <a:ext cx="1895475" cy="1266825"/>
+                          </a:xfrm>
+                          <a:prstGeom prst="rect">
+                            <a:avLst/>
+                          </a:prstGeom>
+                        </pic:spPr>
+                      </pic:pic>
+                    </a:graphicData>
+                  </a:graphic>
+                </wp:inline>
+              </w:drawing>
+            </w:r>
+          </w:p>
+          <w:p>
+            <w:pPr>
+              <w:spacing w:after="18" w:line="212" w:lineRule="auto"/>
             </w:pPr>
             <w:r>
               <w:rPr>
@@ -13132,261 +13984,383 @@
                 <w:bCs/>
                 <w:i w:val="false"/>
                 <w:iCs w:val="false"/>
-                <w:color w:val="2A2E38"/>
+                <w:color w:val="1F2A44"/>
                 <w:sz w:val="17"/>
                 <w:szCs w:val="17"/>
               </w:rPr>
               <w:t xml:space="preserve">Sole Hill</w:t>
             </w:r>
           </w:p>
-        </w:tc>
-        <w:tc>
-          <w:tcPr>
-            <w:tcW w:type="dxa" w:w="1500"/>
-            <w:tcBorders>
-              <w:top w:val="single" w:color="D9D4CB" w:sz="4"/>
-              <w:left w:val="none" w:color="auto" w:sz="0"/>
-              <w:bottom w:val="single" w:color="D9D4CB" w:sz="4"/>
-              <w:right w:val="none" w:color="auto" w:sz="0"/>
-            </w:tcBorders>
-            <w:tcMar>
-              <w:top w:type="dxa" w:w="52"/>
-              <w:left w:type="dxa" w:w="100"/>
-              <w:bottom w:type="dxa" w:w="52"/>
-              <w:right w:type="dxa" w:w="100"/>
-            </w:tcMar>
-            <w:vAlign w:val="center"/>
-          </w:tcPr>
-          <w:p>
-            <w:pPr>
-              <w:spacing w:after="0" w:line="240" w:lineRule="auto"/>
-              <w:jc w:val="center"/>
-            </w:pPr>
-            <w:r>
-              <w:rPr>
-                <w:rFonts w:ascii="Arial" w:cs="Arial" w:eastAsia="Arial" w:hAnsi="Arial"/>
-                <w:b w:val="false"/>
-                <w:bCs w:val="false"/>
-                <w:i w:val="false"/>
-                <w:iCs w:val="false"/>
-                <w:color w:val="2A2E38"/>
-                <w:sz w:val="17"/>
-                <w:szCs w:val="17"/>
-              </w:rPr>
-              <w:t xml:space="preserve">9</w:t>
-            </w:r>
-          </w:p>
-        </w:tc>
-        <w:tc>
-          <w:tcPr>
-            <w:tcW w:type="dxa" w:w="1700"/>
-            <w:tcBorders>
-              <w:top w:val="single" w:color="D9D4CB" w:sz="4"/>
-              <w:left w:val="none" w:color="auto" w:sz="0"/>
-              <w:bottom w:val="single" w:color="D9D4CB" w:sz="4"/>
-              <w:right w:val="none" w:color="auto" w:sz="0"/>
-            </w:tcBorders>
-            <w:tcMar>
-              <w:top w:type="dxa" w:w="52"/>
-              <w:left w:type="dxa" w:w="100"/>
-              <w:bottom w:type="dxa" w:w="52"/>
-              <w:right w:type="dxa" w:w="100"/>
-            </w:tcMar>
-            <w:vAlign w:val="center"/>
-          </w:tcPr>
-          <w:p>
-            <w:pPr>
-              <w:spacing w:after="0" w:line="240" w:lineRule="auto"/>
-              <w:jc w:val="center"/>
-            </w:pPr>
-            <w:r>
-              <w:rPr>
-                <w:rFonts w:ascii="Arial" w:cs="Arial" w:eastAsia="Arial" w:hAnsi="Arial"/>
-                <w:b w:val="false"/>
-                <w:bCs w:val="false"/>
-                <w:i w:val="false"/>
-                <w:iCs w:val="false"/>
-                <w:color w:val="2A2E38"/>
-                <w:sz w:val="17"/>
-                <w:szCs w:val="17"/>
-              </w:rPr>
-              <w:t xml:space="preserve">900 000</w:t>
-            </w:r>
-          </w:p>
-        </w:tc>
-        <w:tc>
-          <w:tcPr>
-            <w:tcW w:type="dxa" w:w="1400"/>
-            <w:tcBorders>
-              <w:top w:val="single" w:color="D9D4CB" w:sz="4"/>
-              <w:left w:val="none" w:color="auto" w:sz="0"/>
-              <w:bottom w:val="single" w:color="D9D4CB" w:sz="4"/>
-              <w:right w:val="none" w:color="auto" w:sz="0"/>
-            </w:tcBorders>
-            <w:tcMar>
-              <w:top w:type="dxa" w:w="52"/>
-              <w:left w:type="dxa" w:w="100"/>
-              <w:bottom w:type="dxa" w:w="52"/>
-              <w:right w:type="dxa" w:w="100"/>
-            </w:tcMar>
-            <w:vAlign w:val="center"/>
-          </w:tcPr>
-          <w:p>
-            <w:pPr>
-              <w:spacing w:after="0" w:line="240" w:lineRule="auto"/>
-              <w:jc w:val="center"/>
-            </w:pPr>
-            <w:r>
-              <w:rPr>
-                <w:rFonts w:ascii="Arial" w:cs="Arial" w:eastAsia="Arial" w:hAnsi="Arial"/>
-                <w:b w:val="false"/>
-                <w:bCs w:val="false"/>
-                <w:i w:val="false"/>
-                <w:iCs w:val="false"/>
-                <w:color w:val="2A2E38"/>
-                <w:sz w:val="17"/>
-                <w:szCs w:val="17"/>
-              </w:rPr>
-              <w:t xml:space="preserve">7</w:t>
-            </w:r>
-          </w:p>
-        </w:tc>
-        <w:tc>
-          <w:tcPr>
-            <w:tcW w:type="dxa" w:w="1700"/>
-            <w:tcBorders>
-              <w:top w:val="single" w:color="D9D4CB" w:sz="4"/>
-              <w:left w:val="none" w:color="auto" w:sz="0"/>
-              <w:bottom w:val="single" w:color="D9D4CB" w:sz="4"/>
-              <w:right w:val="none" w:color="auto" w:sz="0"/>
-            </w:tcBorders>
-            <w:tcMar>
-              <w:top w:type="dxa" w:w="52"/>
-              <w:left w:type="dxa" w:w="100"/>
-              <w:bottom w:type="dxa" w:w="52"/>
-              <w:right w:type="dxa" w:w="100"/>
-            </w:tcMar>
-            <w:vAlign w:val="center"/>
-          </w:tcPr>
-          <w:p>
-            <w:pPr>
-              <w:spacing w:after="0" w:line="240" w:lineRule="auto"/>
-              <w:jc w:val="center"/>
-            </w:pPr>
-            <w:r>
-              <w:rPr>
-                <w:rFonts w:ascii="Arial" w:cs="Arial" w:eastAsia="Arial" w:hAnsi="Arial"/>
-                <w:b w:val="false"/>
-                <w:bCs w:val="false"/>
-                <w:i w:val="false"/>
-                <w:iCs w:val="false"/>
-                <w:color w:val="2A2E38"/>
-                <w:sz w:val="17"/>
-                <w:szCs w:val="17"/>
-              </w:rPr>
-              <w:t xml:space="preserve">780 000</w:t>
-            </w:r>
-          </w:p>
-        </w:tc>
-        <w:tc>
-          <w:tcPr>
-            <w:tcW w:type="dxa" w:w="1100"/>
-            <w:tcBorders>
-              <w:top w:val="single" w:color="D9D4CB" w:sz="4"/>
-              <w:left w:val="none" w:color="auto" w:sz="0"/>
-              <w:bottom w:val="single" w:color="D9D4CB" w:sz="4"/>
-              <w:right w:val="none" w:color="auto" w:sz="0"/>
-            </w:tcBorders>
-            <w:tcMar>
-              <w:top w:type="dxa" w:w="52"/>
-              <w:left w:type="dxa" w:w="100"/>
-              <w:bottom w:type="dxa" w:w="52"/>
-              <w:right w:type="dxa" w:w="100"/>
-            </w:tcMar>
-            <w:vAlign w:val="center"/>
-          </w:tcPr>
-          <w:p>
-            <w:pPr>
-              <w:spacing w:after="0" w:line="240" w:lineRule="auto"/>
-              <w:jc w:val="center"/>
-            </w:pPr>
-            <w:r>
-              <w:rPr>
-                <w:rFonts w:ascii="Arial" w:cs="Arial" w:eastAsia="Arial" w:hAnsi="Arial"/>
-                <w:b w:val="false"/>
-                <w:bCs w:val="false"/>
-                <w:i w:val="false"/>
-                <w:iCs w:val="false"/>
-                <w:color w:val="2A2E38"/>
-                <w:sz w:val="17"/>
-                <w:szCs w:val="17"/>
-              </w:rPr>
-              <w:t xml:space="preserve">+15 %</w:t>
+          <w:p>
+            <w:pPr>
+              <w:spacing w:after="26" w:line="206" w:lineRule="auto"/>
+            </w:pPr>
+            <w:r>
+              <w:rPr>
+                <w:rFonts w:ascii="Arial" w:cs="Arial" w:eastAsia="Arial" w:hAnsi="Arial"/>
+                <w:b w:val="false"/>
+                <w:bCs w:val="false"/>
+                <w:i w:val="false"/>
+                <w:iCs w:val="false"/>
+                <w:color w:val="70788A"/>
+                <w:sz w:val="14"/>
+                <w:szCs w:val="14"/>
+              </w:rPr>
+              <w:t xml:space="preserve">63,2 м²  ·  этаж 4 из 4</w:t>
+            </w:r>
+          </w:p>
+          <w:p>
+            <w:pPr>
+              <w:spacing w:after="14" w:line="212" w:lineRule="auto"/>
+            </w:pPr>
+            <w:r>
+              <w:rPr>
+                <w:rFonts w:ascii="Arial" w:cs="Arial" w:eastAsia="Arial" w:hAnsi="Arial"/>
+                <w:b/>
+                <w:bCs/>
+                <w:i w:val="false"/>
+                <w:iCs w:val="false"/>
+                <w:color w:val="1F2A44"/>
+                <w:sz w:val="19"/>
+                <w:szCs w:val="19"/>
+              </w:rPr>
+              <w:t xml:space="preserve">72,7 млн ₽</w:t>
+            </w:r>
+          </w:p>
+          <w:p>
+            <w:pPr>
+              <w:spacing w:after="0" w:line="206" w:lineRule="auto"/>
+            </w:pPr>
+            <w:r>
+              <w:rPr>
+                <w:rFonts w:ascii="Arial" w:cs="Arial" w:eastAsia="Arial" w:hAnsi="Arial"/>
+                <w:b w:val="false"/>
+                <w:bCs w:val="false"/>
+                <w:i w:val="false"/>
+                <w:iCs w:val="false"/>
+                <w:color w:val="A9762F"/>
+                <w:sz w:val="14"/>
+                <w:szCs w:val="14"/>
+              </w:rPr>
+              <w:t xml:space="preserve">1 150 000 ₽ за м²</w:t>
+            </w:r>
+          </w:p>
+        </w:tc>
+        <w:tc>
+          <w:tcPr>
+            <w:tcW w:type="dxa" w:w="3173"/>
+            <w:tcBorders>
+              <w:top w:val="none" w:color="auto" w:sz="0"/>
+              <w:left w:val="none" w:color="auto" w:sz="0"/>
+              <w:bottom w:val="none" w:color="auto" w:sz="0"/>
+              <w:right w:val="none" w:color="auto" w:sz="0"/>
+            </w:tcBorders>
+            <w:tcMar>
+              <w:top w:type="dxa" w:w="0"/>
+              <w:left w:type="dxa" w:w="90"/>
+              <w:bottom w:type="dxa" w:w="0"/>
+              <w:right w:type="dxa" w:w="90"/>
+            </w:tcMar>
+          </w:tcPr>
+          <w:p>
+            <w:pPr>
+              <w:spacing w:after="46"/>
+            </w:pPr>
+            <w:r>
+              <w:drawing>
+                <wp:inline distT="0" distB="0" distL="0" distR="0">
+                  <wp:extent cx="1895475" cy="1266825"/>
+                  <wp:effectExtent t="0" r="0" b="0" l="0"/>
+                  <wp:docPr id="1" name="" descr="" title=""/>
+                  <wp:cNvGraphicFramePr>
+                    <a:graphicFrameLocks xmlns:a="http://schemas.openxmlformats.org/drawingml/2006/main" noChangeAspect="1"/>
+                  </wp:cNvGraphicFramePr>
+                  <a:graphic xmlns:a="http://schemas.openxmlformats.org/drawingml/2006/main">
+                    <a:graphicData uri="http://schemas.openxmlformats.org/drawingml/2006/picture">
+                      <pic:pic xmlns:pic="http://schemas.openxmlformats.org/drawingml/2006/picture">
+                        <pic:nvPicPr>
+                          <pic:cNvPr id="0" name="" descr=""/>
+                          <pic:cNvPicPr>
+                            <a:picLocks noChangeAspect="1" noChangeArrowheads="1"/>
+                          </pic:cNvPicPr>
+                        </pic:nvPicPr>
+                        <pic:blipFill>
+                          <a:blip r:embed="rId37" cstate="none"/>
+                          <a:srcRect/>
+                          <a:stretch>
+                            <a:fillRect/>
+                          </a:stretch>
+                        </pic:blipFill>
+                        <pic:spPr bwMode="auto">
+                          <a:xfrm>
+                            <a:off x="0" y="0"/>
+                            <a:ext cx="1895475" cy="1266825"/>
+                          </a:xfrm>
+                          <a:prstGeom prst="rect">
+                            <a:avLst/>
+                          </a:prstGeom>
+                        </pic:spPr>
+                      </pic:pic>
+                    </a:graphicData>
+                  </a:graphic>
+                </wp:inline>
+              </w:drawing>
+            </w:r>
+          </w:p>
+          <w:p>
+            <w:pPr>
+              <w:spacing w:after="18" w:line="212" w:lineRule="auto"/>
+            </w:pPr>
+            <w:r>
+              <w:rPr>
+                <w:rFonts w:ascii="Arial" w:cs="Arial" w:eastAsia="Arial" w:hAnsi="Arial"/>
+                <w:b/>
+                <w:bCs/>
+                <w:i w:val="false"/>
+                <w:iCs w:val="false"/>
+                <w:color w:val="1F2A44"/>
+                <w:sz w:val="17"/>
+                <w:szCs w:val="17"/>
+              </w:rPr>
+              <w:t xml:space="preserve">ЦВЕТ32</w:t>
+            </w:r>
+          </w:p>
+          <w:p>
+            <w:pPr>
+              <w:spacing w:after="26" w:line="206" w:lineRule="auto"/>
+            </w:pPr>
+            <w:r>
+              <w:rPr>
+                <w:rFonts w:ascii="Arial" w:cs="Arial" w:eastAsia="Arial" w:hAnsi="Arial"/>
+                <w:b w:val="false"/>
+                <w:bCs w:val="false"/>
+                <w:i w:val="false"/>
+                <w:iCs w:val="false"/>
+                <w:color w:val="70788A"/>
+                <w:sz w:val="14"/>
+                <w:szCs w:val="14"/>
+              </w:rPr>
+              <w:t xml:space="preserve">58,0 м²  ·  этаж 2 из 8</w:t>
+            </w:r>
+          </w:p>
+          <w:p>
+            <w:pPr>
+              <w:spacing w:after="14" w:line="212" w:lineRule="auto"/>
+            </w:pPr>
+            <w:r>
+              <w:rPr>
+                <w:rFonts w:ascii="Arial" w:cs="Arial" w:eastAsia="Arial" w:hAnsi="Arial"/>
+                <w:b/>
+                <w:bCs/>
+                <w:i w:val="false"/>
+                <w:iCs w:val="false"/>
+                <w:color w:val="1F2A44"/>
+                <w:sz w:val="19"/>
+                <w:szCs w:val="19"/>
+              </w:rPr>
+              <w:t xml:space="preserve">65,0 млн ₽</w:t>
+            </w:r>
+          </w:p>
+          <w:p>
+            <w:pPr>
+              <w:spacing w:after="0" w:line="206" w:lineRule="auto"/>
+            </w:pPr>
+            <w:r>
+              <w:rPr>
+                <w:rFonts w:ascii="Arial" w:cs="Arial" w:eastAsia="Arial" w:hAnsi="Arial"/>
+                <w:b w:val="false"/>
+                <w:bCs w:val="false"/>
+                <w:i w:val="false"/>
+                <w:iCs w:val="false"/>
+                <w:color w:val="A9762F"/>
+                <w:sz w:val="14"/>
+                <w:szCs w:val="14"/>
+              </w:rPr>
+              <w:t xml:space="preserve">1 120 690 ₽ за м²</w:t>
+            </w:r>
+          </w:p>
+        </w:tc>
+        <w:tc>
+          <w:tcPr>
+            <w:tcW w:type="dxa" w:w="3173"/>
+            <w:tcBorders>
+              <w:top w:val="none" w:color="auto" w:sz="0"/>
+              <w:left w:val="none" w:color="auto" w:sz="0"/>
+              <w:bottom w:val="none" w:color="auto" w:sz="0"/>
+              <w:right w:val="none" w:color="auto" w:sz="0"/>
+            </w:tcBorders>
+            <w:tcMar>
+              <w:top w:type="dxa" w:w="0"/>
+              <w:left w:type="dxa" w:w="90"/>
+              <w:bottom w:type="dxa" w:w="0"/>
+              <w:right w:type="dxa" w:w="0"/>
+            </w:tcMar>
+          </w:tcPr>
+          <w:p>
+            <w:pPr>
+              <w:spacing w:after="46"/>
+            </w:pPr>
+            <w:r>
+              <w:drawing>
+                <wp:inline distT="0" distB="0" distL="0" distR="0">
+                  <wp:extent cx="1895475" cy="1266825"/>
+                  <wp:effectExtent t="0" r="0" b="0" l="0"/>
+                  <wp:docPr id="1" name="" descr="" title=""/>
+                  <wp:cNvGraphicFramePr>
+                    <a:graphicFrameLocks xmlns:a="http://schemas.openxmlformats.org/drawingml/2006/main" noChangeAspect="1"/>
+                  </wp:cNvGraphicFramePr>
+                  <a:graphic xmlns:a="http://schemas.openxmlformats.org/drawingml/2006/main">
+                    <a:graphicData uri="http://schemas.openxmlformats.org/drawingml/2006/picture">
+                      <pic:pic xmlns:pic="http://schemas.openxmlformats.org/drawingml/2006/picture">
+                        <pic:nvPicPr>
+                          <pic:cNvPr id="0" name="" descr=""/>
+                          <pic:cNvPicPr>
+                            <a:picLocks noChangeAspect="1" noChangeArrowheads="1"/>
+                          </pic:cNvPicPr>
+                        </pic:nvPicPr>
+                        <pic:blipFill>
+                          <a:blip r:embed="rId38" cstate="none"/>
+                          <a:srcRect/>
+                          <a:stretch>
+                            <a:fillRect/>
+                          </a:stretch>
+                        </pic:blipFill>
+                        <pic:spPr bwMode="auto">
+                          <a:xfrm>
+                            <a:off x="0" y="0"/>
+                            <a:ext cx="1895475" cy="1266825"/>
+                          </a:xfrm>
+                          <a:prstGeom prst="rect">
+                            <a:avLst/>
+                          </a:prstGeom>
+                        </pic:spPr>
+                      </pic:pic>
+                    </a:graphicData>
+                  </a:graphic>
+                </wp:inline>
+              </w:drawing>
+            </w:r>
+          </w:p>
+          <w:p>
+            <w:pPr>
+              <w:spacing w:after="18" w:line="212" w:lineRule="auto"/>
+            </w:pPr>
+            <w:r>
+              <w:rPr>
+                <w:rFonts w:ascii="Arial" w:cs="Arial" w:eastAsia="Arial" w:hAnsi="Arial"/>
+                <w:b/>
+                <w:bCs/>
+                <w:i w:val="false"/>
+                <w:iCs w:val="false"/>
+                <w:color w:val="1F2A44"/>
+                <w:sz w:val="17"/>
+                <w:szCs w:val="17"/>
+              </w:rPr>
+              <w:t xml:space="preserve">Barkli Park</w:t>
+            </w:r>
+          </w:p>
+          <w:p>
+            <w:pPr>
+              <w:spacing w:after="26" w:line="206" w:lineRule="auto"/>
+            </w:pPr>
+            <w:r>
+              <w:rPr>
+                <w:rFonts w:ascii="Arial" w:cs="Arial" w:eastAsia="Arial" w:hAnsi="Arial"/>
+                <w:b w:val="false"/>
+                <w:bCs w:val="false"/>
+                <w:i w:val="false"/>
+                <w:iCs w:val="false"/>
+                <w:color w:val="70788A"/>
+                <w:sz w:val="14"/>
+                <w:szCs w:val="14"/>
+              </w:rPr>
+              <w:t xml:space="preserve">135,9 м²  ·  этаж 2 из 14</w:t>
+            </w:r>
+          </w:p>
+          <w:p>
+            <w:pPr>
+              <w:spacing w:after="14" w:line="212" w:lineRule="auto"/>
+            </w:pPr>
+            <w:r>
+              <w:rPr>
+                <w:rFonts w:ascii="Arial" w:cs="Arial" w:eastAsia="Arial" w:hAnsi="Arial"/>
+                <w:b/>
+                <w:bCs/>
+                <w:i w:val="false"/>
+                <w:iCs w:val="false"/>
+                <w:color w:val="1F2A44"/>
+                <w:sz w:val="19"/>
+                <w:szCs w:val="19"/>
+              </w:rPr>
+              <w:t xml:space="preserve">147,0 млн ₽</w:t>
+            </w:r>
+          </w:p>
+          <w:p>
+            <w:pPr>
+              <w:spacing w:after="0" w:line="206" w:lineRule="auto"/>
+            </w:pPr>
+            <w:r>
+              <w:rPr>
+                <w:rFonts w:ascii="Arial" w:cs="Arial" w:eastAsia="Arial" w:hAnsi="Arial"/>
+                <w:b w:val="false"/>
+                <w:bCs w:val="false"/>
+                <w:i w:val="false"/>
+                <w:iCs w:val="false"/>
+                <w:color w:val="A9762F"/>
+                <w:sz w:val="14"/>
+                <w:szCs w:val="14"/>
+              </w:rPr>
+              <w:t xml:space="preserve">1 081 678 ₽ за м²</w:t>
             </w:r>
           </w:p>
         </w:tc>
       </w:tr>
       <w:tr>
-        <w:tc>
-          <w:tcPr>
-            <w:tcW w:type="dxa" w:w="2238"/>
-            <w:tcBorders>
-              <w:top w:val="single" w:color="D9D4CB" w:sz="4"/>
-              <w:left w:val="none" w:color="auto" w:sz="0"/>
-              <w:bottom w:val="single" w:color="D9D4CB" w:sz="4"/>
-              <w:right w:val="none" w:color="auto" w:sz="0"/>
-            </w:tcBorders>
-            <w:shd w:fill="FBFAF8" w:color="auto" w:val="clear"/>
-            <w:tcMar>
-              <w:top w:type="dxa" w:w="52"/>
-              <w:left w:type="dxa" w:w="100"/>
-              <w:bottom w:type="dxa" w:w="52"/>
-              <w:right w:type="dxa" w:w="100"/>
-            </w:tcMar>
-            <w:vAlign w:val="center"/>
-          </w:tcPr>
-          <w:p>
-            <w:pPr>
-              <w:spacing w:after="0" w:line="240" w:lineRule="auto"/>
-              <w:jc w:val="left"/>
-            </w:pPr>
-            <w:r>
-              <w:rPr>
-                <w:rFonts w:ascii="Arial" w:cs="Arial" w:eastAsia="Arial" w:hAnsi="Arial"/>
-                <w:b/>
-                <w:bCs/>
+        <w:trPr>
+          <w:cantSplit/>
+        </w:trPr>
+        <w:tc>
+          <w:tcPr>
+            <w:tcW w:type="dxa" w:w="3173"/>
+            <w:tcBorders>
+              <w:top w:val="none" w:color="auto" w:sz="0"/>
+              <w:left w:val="none" w:color="auto" w:sz="0"/>
+              <w:bottom w:val="none" w:color="auto" w:sz="0"/>
+              <w:right w:val="none" w:color="auto" w:sz="0"/>
+            </w:tcBorders>
+          </w:tcPr>
+          <w:p>
+            <w:pPr>
+              <w:spacing w:after="0" w:line="190" w:lineRule="auto"/>
+            </w:pPr>
+            <w:r>
+              <w:rPr>
+                <w:rFonts w:ascii="Arial" w:cs="Arial" w:eastAsia="Arial" w:hAnsi="Arial"/>
+                <w:b w:val="false"/>
+                <w:bCs w:val="false"/>
                 <w:i w:val="false"/>
                 <w:iCs w:val="false"/>
                 <w:color w:val="2A2E38"/>
-                <w:sz w:val="17"/>
-                <w:szCs w:val="17"/>
-              </w:rPr>
-              <w:t xml:space="preserve">Мод</w:t>
-            </w:r>
-          </w:p>
-        </w:tc>
-        <w:tc>
-          <w:tcPr>
-            <w:tcW w:type="dxa" w:w="1500"/>
-            <w:tcBorders>
-              <w:top w:val="single" w:color="D9D4CB" w:sz="4"/>
-              <w:left w:val="none" w:color="auto" w:sz="0"/>
-              <w:bottom w:val="single" w:color="D9D4CB" w:sz="4"/>
-              <w:right w:val="none" w:color="auto" w:sz="0"/>
-            </w:tcBorders>
-            <w:shd w:fill="FBFAF8" w:color="auto" w:val="clear"/>
-            <w:tcMar>
-              <w:top w:type="dxa" w:w="52"/>
-              <w:left w:type="dxa" w:w="100"/>
-              <w:bottom w:type="dxa" w:w="52"/>
-              <w:right w:type="dxa" w:w="100"/>
-            </w:tcMar>
-            <w:vAlign w:val="center"/>
-          </w:tcPr>
-          <w:p>
-            <w:pPr>
-              <w:spacing w:after="0" w:line="240" w:lineRule="auto"/>
-              <w:jc w:val="center"/>
+                <w:sz w:val="19"/>
+                <w:szCs w:val="19"/>
+              </w:rPr>
+              <w:t xml:space="preserve"/>
+            </w:r>
+          </w:p>
+        </w:tc>
+        <w:tc>
+          <w:tcPr>
+            <w:tcW w:type="dxa" w:w="3173"/>
+            <w:tcBorders>
+              <w:top w:val="none" w:color="auto" w:sz="0"/>
+              <w:left w:val="none" w:color="auto" w:sz="0"/>
+              <w:bottom w:val="none" w:color="auto" w:sz="0"/>
+              <w:right w:val="none" w:color="auto" w:sz="0"/>
+            </w:tcBorders>
+          </w:tcPr>
+          <w:p>
+            <w:pPr>
+              <w:spacing w:after="0" w:line="190" w:lineRule="auto"/>
             </w:pPr>
             <w:r>
               <w:rPr>
@@ -13396,35 +14370,26 @@
                 <w:i w:val="false"/>
                 <w:iCs w:val="false"/>
                 <w:color w:val="2A2E38"/>
-                <w:sz w:val="17"/>
-                <w:szCs w:val="17"/>
-              </w:rPr>
-              <w:t xml:space="preserve">5</w:t>
-            </w:r>
-          </w:p>
-        </w:tc>
-        <w:tc>
-          <w:tcPr>
-            <w:tcW w:type="dxa" w:w="1700"/>
-            <w:tcBorders>
-              <w:top w:val="single" w:color="D9D4CB" w:sz="4"/>
-              <w:left w:val="none" w:color="auto" w:sz="0"/>
-              <w:bottom w:val="single" w:color="D9D4CB" w:sz="4"/>
-              <w:right w:val="none" w:color="auto" w:sz="0"/>
-            </w:tcBorders>
-            <w:shd w:fill="FBFAF8" w:color="auto" w:val="clear"/>
-            <w:tcMar>
-              <w:top w:type="dxa" w:w="52"/>
-              <w:left w:type="dxa" w:w="100"/>
-              <w:bottom w:type="dxa" w:w="52"/>
-              <w:right w:type="dxa" w:w="100"/>
-            </w:tcMar>
-            <w:vAlign w:val="center"/>
-          </w:tcPr>
-          <w:p>
-            <w:pPr>
-              <w:spacing w:after="0" w:line="240" w:lineRule="auto"/>
-              <w:jc w:val="center"/>
+                <w:sz w:val="19"/>
+                <w:szCs w:val="19"/>
+              </w:rPr>
+              <w:t xml:space="preserve"/>
+            </w:r>
+          </w:p>
+        </w:tc>
+        <w:tc>
+          <w:tcPr>
+            <w:tcW w:type="dxa" w:w="3173"/>
+            <w:tcBorders>
+              <w:top w:val="none" w:color="auto" w:sz="0"/>
+              <w:left w:val="none" w:color="auto" w:sz="0"/>
+              <w:bottom w:val="none" w:color="auto" w:sz="0"/>
+              <w:right w:val="none" w:color="auto" w:sz="0"/>
+            </w:tcBorders>
+          </w:tcPr>
+          <w:p>
+            <w:pPr>
+              <w:spacing w:after="0" w:line="190" w:lineRule="auto"/>
             </w:pPr>
             <w:r>
               <w:rPr>
@@ -13434,419 +14399,18 @@
                 <w:i w:val="false"/>
                 <w:iCs w:val="false"/>
                 <w:color w:val="2A2E38"/>
-                <w:sz w:val="17"/>
-                <w:szCs w:val="17"/>
-              </w:rPr>
-              <w:t xml:space="preserve">794 118</w:t>
-            </w:r>
-          </w:p>
-        </w:tc>
-        <w:tc>
-          <w:tcPr>
-            <w:tcW w:type="dxa" w:w="1400"/>
-            <w:tcBorders>
-              <w:top w:val="single" w:color="D9D4CB" w:sz="4"/>
-              <w:left w:val="none" w:color="auto" w:sz="0"/>
-              <w:bottom w:val="single" w:color="D9D4CB" w:sz="4"/>
-              <w:right w:val="none" w:color="auto" w:sz="0"/>
-            </w:tcBorders>
-            <w:shd w:fill="FBFAF8" w:color="auto" w:val="clear"/>
-            <w:tcMar>
-              <w:top w:type="dxa" w:w="52"/>
-              <w:left w:type="dxa" w:w="100"/>
-              <w:bottom w:type="dxa" w:w="52"/>
-              <w:right w:type="dxa" w:w="100"/>
-            </w:tcMar>
-            <w:vAlign w:val="center"/>
-          </w:tcPr>
-          <w:p>
-            <w:pPr>
-              <w:spacing w:after="0" w:line="240" w:lineRule="auto"/>
-              <w:jc w:val="center"/>
-            </w:pPr>
-            <w:r>
-              <w:rPr>
-                <w:rFonts w:ascii="Arial" w:cs="Arial" w:eastAsia="Arial" w:hAnsi="Arial"/>
-                <w:b w:val="false"/>
-                <w:bCs w:val="false"/>
-                <w:i w:val="false"/>
-                <w:iCs w:val="false"/>
-                <w:color w:val="2A2E38"/>
-                <w:sz w:val="17"/>
-                <w:szCs w:val="17"/>
-              </w:rPr>
-              <w:t xml:space="preserve">17</w:t>
-            </w:r>
-          </w:p>
-        </w:tc>
-        <w:tc>
-          <w:tcPr>
-            <w:tcW w:type="dxa" w:w="1700"/>
-            <w:tcBorders>
-              <w:top w:val="single" w:color="D9D4CB" w:sz="4"/>
-              <w:left w:val="none" w:color="auto" w:sz="0"/>
-              <w:bottom w:val="single" w:color="D9D4CB" w:sz="4"/>
-              <w:right w:val="none" w:color="auto" w:sz="0"/>
-            </w:tcBorders>
-            <w:shd w:fill="FBFAF8" w:color="auto" w:val="clear"/>
-            <w:tcMar>
-              <w:top w:type="dxa" w:w="52"/>
-              <w:left w:type="dxa" w:w="100"/>
-              <w:bottom w:type="dxa" w:w="52"/>
-              <w:right w:type="dxa" w:w="100"/>
-            </w:tcMar>
-            <w:vAlign w:val="center"/>
-          </w:tcPr>
-          <w:p>
-            <w:pPr>
-              <w:spacing w:after="0" w:line="240" w:lineRule="auto"/>
-              <w:jc w:val="center"/>
-            </w:pPr>
-            <w:r>
-              <w:rPr>
-                <w:rFonts w:ascii="Arial" w:cs="Arial" w:eastAsia="Arial" w:hAnsi="Arial"/>
-                <w:b w:val="false"/>
-                <w:bCs w:val="false"/>
-                <w:i w:val="false"/>
-                <w:iCs w:val="false"/>
-                <w:color w:val="2A2E38"/>
-                <w:sz w:val="17"/>
-                <w:szCs w:val="17"/>
-              </w:rPr>
-              <w:t xml:space="preserve">585 626</w:t>
-            </w:r>
-          </w:p>
-        </w:tc>
-        <w:tc>
-          <w:tcPr>
-            <w:tcW w:type="dxa" w:w="1100"/>
-            <w:tcBorders>
-              <w:top w:val="single" w:color="D9D4CB" w:sz="4"/>
-              <w:left w:val="none" w:color="auto" w:sz="0"/>
-              <w:bottom w:val="single" w:color="D9D4CB" w:sz="4"/>
-              <w:right w:val="none" w:color="auto" w:sz="0"/>
-            </w:tcBorders>
-            <w:shd w:fill="FBFAF8" w:color="auto" w:val="clear"/>
-            <w:tcMar>
-              <w:top w:type="dxa" w:w="52"/>
-              <w:left w:type="dxa" w:w="100"/>
-              <w:bottom w:type="dxa" w:w="52"/>
-              <w:right w:type="dxa" w:w="100"/>
-            </w:tcMar>
-            <w:vAlign w:val="center"/>
-          </w:tcPr>
-          <w:p>
-            <w:pPr>
-              <w:spacing w:after="0" w:line="240" w:lineRule="auto"/>
-              <w:jc w:val="center"/>
-            </w:pPr>
-            <w:r>
-              <w:rPr>
-                <w:rFonts w:ascii="Arial" w:cs="Arial" w:eastAsia="Arial" w:hAnsi="Arial"/>
-                <w:b w:val="false"/>
-                <w:bCs w:val="false"/>
-                <w:i w:val="false"/>
-                <w:iCs w:val="false"/>
-                <w:color w:val="2A2E38"/>
-                <w:sz w:val="17"/>
-                <w:szCs w:val="17"/>
-              </w:rPr>
-              <w:t xml:space="preserve">+36 %</w:t>
-            </w:r>
-          </w:p>
-        </w:tc>
-      </w:tr>
-      <w:tr>
-        <w:tc>
-          <w:tcPr>
-            <w:tcW w:type="dxa" w:w="2238"/>
-            <w:tcBorders>
-              <w:top w:val="single" w:color="D9D4CB" w:sz="4"/>
-              <w:left w:val="none" w:color="auto" w:sz="0"/>
-              <w:bottom w:val="single" w:color="D9D4CB" w:sz="4"/>
-              <w:right w:val="none" w:color="auto" w:sz="0"/>
-            </w:tcBorders>
-            <w:shd w:fill="F5F2ED" w:color="auto" w:val="clear"/>
-            <w:tcMar>
-              <w:top w:type="dxa" w:w="52"/>
-              <w:left w:type="dxa" w:w="100"/>
-              <w:bottom w:type="dxa" w:w="52"/>
-              <w:right w:type="dxa" w:w="100"/>
-            </w:tcMar>
-            <w:vAlign w:val="center"/>
-          </w:tcPr>
-          <w:p>
-            <w:pPr>
-              <w:spacing w:after="0" w:line="240" w:lineRule="auto"/>
-              <w:jc w:val="left"/>
-            </w:pPr>
-            <w:r>
-              <w:rPr>
-                <w:rFonts w:ascii="Arial" w:cs="Arial" w:eastAsia="Arial" w:hAnsi="Arial"/>
-                <w:b/>
-                <w:bCs/>
-                <w:i w:val="false"/>
-                <w:iCs w:val="false"/>
-                <w:color w:val="1F2A44"/>
-                <w:sz w:val="17"/>
-                <w:szCs w:val="17"/>
-              </w:rPr>
-              <w:t xml:space="preserve">Медиана по 4 домам</w:t>
-            </w:r>
-          </w:p>
-        </w:tc>
-        <w:tc>
-          <w:tcPr>
-            <w:tcW w:type="dxa" w:w="1500"/>
-            <w:tcBorders>
-              <w:top w:val="single" w:color="D9D4CB" w:sz="4"/>
-              <w:left w:val="none" w:color="auto" w:sz="0"/>
-              <w:bottom w:val="single" w:color="D9D4CB" w:sz="4"/>
-              <w:right w:val="none" w:color="auto" w:sz="0"/>
-            </w:tcBorders>
-            <w:shd w:fill="F5F2ED" w:color="auto" w:val="clear"/>
-            <w:tcMar>
-              <w:top w:type="dxa" w:w="52"/>
-              <w:left w:type="dxa" w:w="100"/>
-              <w:bottom w:type="dxa" w:w="52"/>
-              <w:right w:type="dxa" w:w="100"/>
-            </w:tcMar>
-            <w:vAlign w:val="center"/>
-          </w:tcPr>
-          <w:p>
-            <w:pPr>
-              <w:spacing w:after="0" w:line="240" w:lineRule="auto"/>
-              <w:jc w:val="center"/>
-            </w:pPr>
-            <w:r>
-              <w:rPr>
-                <w:rFonts w:ascii="Arial" w:cs="Arial" w:eastAsia="Arial" w:hAnsi="Arial"/>
-                <w:b/>
-                <w:bCs/>
-                <w:i w:val="false"/>
-                <w:iCs w:val="false"/>
-                <w:color w:val="1F2A44"/>
-                <w:sz w:val="17"/>
-                <w:szCs w:val="17"/>
-              </w:rPr>
-              <w:t xml:space="preserve">36</w:t>
-            </w:r>
-          </w:p>
-        </w:tc>
-        <w:tc>
-          <w:tcPr>
-            <w:tcW w:type="dxa" w:w="1700"/>
-            <w:tcBorders>
-              <w:top w:val="single" w:color="D9D4CB" w:sz="4"/>
-              <w:left w:val="none" w:color="auto" w:sz="0"/>
-              <w:bottom w:val="single" w:color="D9D4CB" w:sz="4"/>
-              <w:right w:val="none" w:color="auto" w:sz="0"/>
-            </w:tcBorders>
-            <w:shd w:fill="F5F2ED" w:color="auto" w:val="clear"/>
-            <w:tcMar>
-              <w:top w:type="dxa" w:w="52"/>
-              <w:left w:type="dxa" w:w="100"/>
-              <w:bottom w:type="dxa" w:w="52"/>
-              <w:right w:type="dxa" w:w="100"/>
-            </w:tcMar>
-            <w:vAlign w:val="center"/>
-          </w:tcPr>
-          <w:p>
-            <w:pPr>
-              <w:spacing w:after="0" w:line="240" w:lineRule="auto"/>
-              <w:jc w:val="center"/>
-            </w:pPr>
-            <w:r>
-              <w:rPr>
-                <w:rFonts w:ascii="Arial" w:cs="Arial" w:eastAsia="Arial" w:hAnsi="Arial"/>
-                <w:b/>
-                <w:bCs/>
-                <w:i w:val="false"/>
-                <w:iCs w:val="false"/>
-                <w:color w:val="1F2A44"/>
-                <w:sz w:val="17"/>
-                <w:szCs w:val="17"/>
-              </w:rPr>
-              <w:t xml:space="preserve">—</w:t>
-            </w:r>
-          </w:p>
-        </w:tc>
-        <w:tc>
-          <w:tcPr>
-            <w:tcW w:type="dxa" w:w="1400"/>
-            <w:tcBorders>
-              <w:top w:val="single" w:color="D9D4CB" w:sz="4"/>
-              <w:left w:val="none" w:color="auto" w:sz="0"/>
-              <w:bottom w:val="single" w:color="D9D4CB" w:sz="4"/>
-              <w:right w:val="none" w:color="auto" w:sz="0"/>
-            </w:tcBorders>
-            <w:shd w:fill="F5F2ED" w:color="auto" w:val="clear"/>
-            <w:tcMar>
-              <w:top w:type="dxa" w:w="52"/>
-              <w:left w:type="dxa" w:w="100"/>
-              <w:bottom w:type="dxa" w:w="52"/>
-              <w:right w:type="dxa" w:w="100"/>
-            </w:tcMar>
-            <w:vAlign w:val="center"/>
-          </w:tcPr>
-          <w:p>
-            <w:pPr>
-              <w:spacing w:after="0" w:line="240" w:lineRule="auto"/>
-              <w:jc w:val="center"/>
-            </w:pPr>
-            <w:r>
-              <w:rPr>
-                <w:rFonts w:ascii="Arial" w:cs="Arial" w:eastAsia="Arial" w:hAnsi="Arial"/>
-                <w:b/>
-                <w:bCs/>
-                <w:i w:val="false"/>
-                <w:iCs w:val="false"/>
-                <w:color w:val="1F2A44"/>
-                <w:sz w:val="17"/>
-                <w:szCs w:val="17"/>
-              </w:rPr>
-              <w:t xml:space="preserve">32</w:t>
-            </w:r>
-          </w:p>
-        </w:tc>
-        <w:tc>
-          <w:tcPr>
-            <w:tcW w:type="dxa" w:w="1700"/>
-            <w:tcBorders>
-              <w:top w:val="single" w:color="D9D4CB" w:sz="4"/>
-              <w:left w:val="none" w:color="auto" w:sz="0"/>
-              <w:bottom w:val="single" w:color="D9D4CB" w:sz="4"/>
-              <w:right w:val="none" w:color="auto" w:sz="0"/>
-            </w:tcBorders>
-            <w:shd w:fill="F5F2ED" w:color="auto" w:val="clear"/>
-            <w:tcMar>
-              <w:top w:type="dxa" w:w="52"/>
-              <w:left w:type="dxa" w:w="100"/>
-              <w:bottom w:type="dxa" w:w="52"/>
-              <w:right w:type="dxa" w:w="100"/>
-            </w:tcMar>
-            <w:vAlign w:val="center"/>
-          </w:tcPr>
-          <w:p>
-            <w:pPr>
-              <w:spacing w:after="0" w:line="240" w:lineRule="auto"/>
-              <w:jc w:val="center"/>
-            </w:pPr>
-            <w:r>
-              <w:rPr>
-                <w:rFonts w:ascii="Arial" w:cs="Arial" w:eastAsia="Arial" w:hAnsi="Arial"/>
-                <w:b/>
-                <w:bCs/>
-                <w:i w:val="false"/>
-                <w:iCs w:val="false"/>
-                <w:color w:val="1F2A44"/>
-                <w:sz w:val="17"/>
-                <w:szCs w:val="17"/>
-              </w:rPr>
-              <w:t xml:space="preserve">—</w:t>
-            </w:r>
-          </w:p>
-        </w:tc>
-        <w:tc>
-          <w:tcPr>
-            <w:tcW w:type="dxa" w:w="1100"/>
-            <w:tcBorders>
-              <w:top w:val="single" w:color="D9D4CB" w:sz="4"/>
-              <w:left w:val="none" w:color="auto" w:sz="0"/>
-              <w:bottom w:val="single" w:color="D9D4CB" w:sz="4"/>
-              <w:right w:val="none" w:color="auto" w:sz="0"/>
-            </w:tcBorders>
-            <w:shd w:fill="F5F2ED" w:color="auto" w:val="clear"/>
-            <w:tcMar>
-              <w:top w:type="dxa" w:w="52"/>
-              <w:left w:type="dxa" w:w="100"/>
-              <w:bottom w:type="dxa" w:w="52"/>
-              <w:right w:type="dxa" w:w="100"/>
-            </w:tcMar>
-            <w:vAlign w:val="center"/>
-          </w:tcPr>
-          <w:p>
-            <w:pPr>
-              <w:spacing w:after="0" w:line="240" w:lineRule="auto"/>
-              <w:jc w:val="center"/>
-            </w:pPr>
-            <w:r>
-              <w:rPr>
-                <w:rFonts w:ascii="Arial" w:cs="Arial" w:eastAsia="Arial" w:hAnsi="Arial"/>
-                <w:b/>
-                <w:bCs/>
-                <w:i w:val="false"/>
-                <w:iCs w:val="false"/>
-                <w:color w:val="1F2A44"/>
-                <w:sz w:val="17"/>
-                <w:szCs w:val="17"/>
-              </w:rPr>
-              <w:t xml:space="preserve">+19 %</w:t>
+                <w:sz w:val="19"/>
+                <w:szCs w:val="19"/>
+              </w:rPr>
+              <w:t xml:space="preserve"/>
             </w:r>
           </w:p>
         </w:tc>
       </w:tr>
     </w:tbl>
-    <w:p>
-      <w:pPr>
-        <w:spacing w:after="30"/>
-      </w:pPr>
-      <w:r>
-        <w:rPr>
-          <w:rFonts w:ascii="Arial" w:cs="Arial" w:eastAsia="Arial" w:hAnsi="Arial"/>
-          <w:b w:val="false"/>
-          <w:bCs w:val="false"/>
-          <w:i w:val="false"/>
-          <w:iCs w:val="false"/>
-          <w:color w:val="2A2E38"/>
-          <w:sz w:val="19"/>
-          <w:szCs w:val="19"/>
-        </w:rPr>
-        <w:t xml:space="preserve"/>
-      </w:r>
-    </w:p>
-    <w:p>
-      <w:pPr>
-        <w:spacing w:after="60" w:line="230" w:lineRule="auto"/>
-        <w:ind w:right="1560"/>
-      </w:pPr>
-      <w:r>
-        <w:rPr>
-          <w:rFonts w:ascii="Arial" w:cs="Arial" w:eastAsia="Arial" w:hAnsi="Arial"/>
-          <w:b w:val="false"/>
-          <w:bCs w:val="false"/>
-          <w:i w:val="false"/>
-          <w:iCs w:val="false"/>
-          <w:color w:val="70788A"/>
-          <w:sz w:val="15"/>
-          <w:szCs w:val="15"/>
-        </w:rPr>
-        <w:t xml:space="preserve">«С ремонтом» — метка repairType = «дизайнерский» в карточке Циан, «оболочка» — «без ремонта». Метку ставит продавец, и она регулярно завышена; здесь важна не буква, а разрыв между двумя группами в одном доме.</w:t>
-      </w:r>
-    </w:p>
-    <w:p>
-      <w:pPr>
-        <w:keepNext/>
-        <w:keepLines/>
-        <w:spacing w:after="110" w:before="170"/>
-      </w:pPr>
-      <w:r>
-        <w:rPr>
-          <w:rFonts w:ascii="Georgia" w:cs="Georgia" w:eastAsia="Georgia" w:hAnsi="Georgia"/>
-          <w:b/>
-          <w:bCs/>
-          <w:i w:val="false"/>
-          <w:iCs w:val="false"/>
-          <w:color w:val="1F2A44"/>
-          <w:sz w:val="24"/>
-          <w:szCs w:val="24"/>
-        </w:rPr>
-        <w:t xml:space="preserve">Чем продаётся когорта</w:t>
-      </w:r>
-    </w:p>
     <w:tbl>
       <w:tblPr>
-        <w:tblW w:type="dxa" w:w="9638"/>
+        <w:tblW w:type="dxa" w:w="9519"/>
         <w:tblBorders>
           <w:top w:val="single" w:color="auto" w:sz="4"/>
           <w:left w:val="single" w:color="auto" w:sz="4"/>
@@ -13857,36 +14421,78 @@
         </w:tblBorders>
       </w:tblPr>
       <w:tblGrid>
-        <w:gridCol w:w="4400"/>
-        <w:gridCol w:w="2600"/>
-        <w:gridCol w:w="2638"/>
+        <w:gridCol w:w="3173"/>
+        <w:gridCol w:w="3173"/>
+        <w:gridCol w:w="3173"/>
       </w:tblGrid>
       <w:tr>
         <w:trPr>
-          <w:tblHeader/>
+          <w:cantSplit/>
         </w:trPr>
         <w:tc>
           <w:tcPr>
-            <w:tcW w:type="dxa" w:w="4400"/>
-            <w:tcBorders>
-              <w:top w:val="single" w:color="1F2A44" w:sz="4"/>
-              <w:left w:val="none" w:color="auto" w:sz="0"/>
-              <w:bottom w:val="single" w:color="D9D4CB" w:sz="4"/>
-              <w:right w:val="none" w:color="auto" w:sz="0"/>
-            </w:tcBorders>
-            <w:shd w:fill="1F2A44" w:color="auto" w:val="clear"/>
-            <w:tcMar>
-              <w:top w:type="dxa" w:w="52"/>
-              <w:left w:type="dxa" w:w="100"/>
-              <w:bottom w:type="dxa" w:w="52"/>
-              <w:right w:type="dxa" w:w="100"/>
-            </w:tcMar>
-            <w:vAlign w:val="center"/>
-          </w:tcPr>
-          <w:p>
-            <w:pPr>
-              <w:spacing w:after="0" w:line="240" w:lineRule="auto"/>
-              <w:jc w:val="left"/>
+            <w:tcW w:type="dxa" w:w="3173"/>
+            <w:tcBorders>
+              <w:top w:val="none" w:color="auto" w:sz="0"/>
+              <w:left w:val="none" w:color="auto" w:sz="0"/>
+              <w:bottom w:val="none" w:color="auto" w:sz="0"/>
+              <w:right w:val="none" w:color="auto" w:sz="0"/>
+            </w:tcBorders>
+            <w:tcMar>
+              <w:top w:type="dxa" w:w="0"/>
+              <w:left w:type="dxa" w:w="0"/>
+              <w:bottom w:type="dxa" w:w="0"/>
+              <w:right w:type="dxa" w:w="90"/>
+            </w:tcMar>
+          </w:tcPr>
+          <w:p>
+            <w:pPr>
+              <w:spacing w:after="46"/>
+            </w:pPr>
+            <w:r>
+              <w:drawing>
+                <wp:inline distT="0" distB="0" distL="0" distR="0">
+                  <wp:extent cx="1895475" cy="1266825"/>
+                  <wp:effectExtent t="0" r="0" b="0" l="0"/>
+                  <wp:docPr id="1" name="" descr="" title=""/>
+                  <wp:cNvGraphicFramePr>
+                    <a:graphicFrameLocks xmlns:a="http://schemas.openxmlformats.org/drawingml/2006/main" noChangeAspect="1"/>
+                  </wp:cNvGraphicFramePr>
+                  <a:graphic xmlns:a="http://schemas.openxmlformats.org/drawingml/2006/main">
+                    <a:graphicData uri="http://schemas.openxmlformats.org/drawingml/2006/picture">
+                      <pic:pic xmlns:pic="http://schemas.openxmlformats.org/drawingml/2006/picture">
+                        <pic:nvPicPr>
+                          <pic:cNvPr id="0" name="" descr=""/>
+                          <pic:cNvPicPr>
+                            <a:picLocks noChangeAspect="1" noChangeArrowheads="1"/>
+                          </pic:cNvPicPr>
+                        </pic:nvPicPr>
+                        <pic:blipFill>
+                          <a:blip r:embed="rId39" cstate="none"/>
+                          <a:srcRect/>
+                          <a:stretch>
+                            <a:fillRect/>
+                          </a:stretch>
+                        </pic:blipFill>
+                        <pic:spPr bwMode="auto">
+                          <a:xfrm>
+                            <a:off x="0" y="0"/>
+                            <a:ext cx="1895475" cy="1266825"/>
+                          </a:xfrm>
+                          <a:prstGeom prst="rect">
+                            <a:avLst/>
+                          </a:prstGeom>
+                        </pic:spPr>
+                      </pic:pic>
+                    </a:graphicData>
+                  </a:graphic>
+                </wp:inline>
+              </w:drawing>
+            </w:r>
+          </w:p>
+          <w:p>
+            <w:pPr>
+              <w:spacing w:after="18" w:line="212" w:lineRule="auto"/>
             </w:pPr>
             <w:r>
               <w:rPr>
@@ -13895,36 +14501,34 @@
                 <w:bCs/>
                 <w:i w:val="false"/>
                 <w:iCs w:val="false"/>
-                <w:color w:val="FFFFFF"/>
-                <w:sz w:val="16"/>
-                <w:szCs w:val="16"/>
-              </w:rPr>
-              <w:t xml:space="preserve">Состояние лота</w:t>
-            </w:r>
-          </w:p>
-        </w:tc>
-        <w:tc>
-          <w:tcPr>
-            <w:tcW w:type="dxa" w:w="2600"/>
-            <w:tcBorders>
-              <w:top w:val="single" w:color="1F2A44" w:sz="4"/>
-              <w:left w:val="none" w:color="auto" w:sz="0"/>
-              <w:bottom w:val="single" w:color="D9D4CB" w:sz="4"/>
-              <w:right w:val="none" w:color="auto" w:sz="0"/>
-            </w:tcBorders>
-            <w:shd w:fill="1F2A44" w:color="auto" w:val="clear"/>
-            <w:tcMar>
-              <w:top w:type="dxa" w:w="52"/>
-              <w:left w:type="dxa" w:w="100"/>
-              <w:bottom w:type="dxa" w:w="52"/>
-              <w:right w:type="dxa" w:w="100"/>
-            </w:tcMar>
-            <w:vAlign w:val="center"/>
-          </w:tcPr>
-          <w:p>
-            <w:pPr>
-              <w:spacing w:after="0" w:line="240" w:lineRule="auto"/>
-              <w:jc w:val="center"/>
+                <w:color w:val="1F2A44"/>
+                <w:sz w:val="17"/>
+                <w:szCs w:val="17"/>
+              </w:rPr>
+              <w:t xml:space="preserve">Barkli Park</w:t>
+            </w:r>
+          </w:p>
+          <w:p>
+            <w:pPr>
+              <w:spacing w:after="26" w:line="206" w:lineRule="auto"/>
+            </w:pPr>
+            <w:r>
+              <w:rPr>
+                <w:rFonts w:ascii="Arial" w:cs="Arial" w:eastAsia="Arial" w:hAnsi="Arial"/>
+                <w:b w:val="false"/>
+                <w:bCs w:val="false"/>
+                <w:i w:val="false"/>
+                <w:iCs w:val="false"/>
+                <w:color w:val="70788A"/>
+                <w:sz w:val="14"/>
+                <w:szCs w:val="14"/>
+              </w:rPr>
+              <w:t xml:space="preserve">154,0 м²  ·  этаж 10 из 14</w:t>
+            </w:r>
+          </w:p>
+          <w:p>
+            <w:pPr>
+              <w:spacing w:after="14" w:line="212" w:lineRule="auto"/>
             </w:pPr>
             <w:r>
               <w:rPr>
@@ -13933,36 +14537,96 @@
                 <w:bCs/>
                 <w:i w:val="false"/>
                 <w:iCs w:val="false"/>
-                <w:color w:val="FFFFFF"/>
-                <w:sz w:val="16"/>
-                <w:szCs w:val="16"/>
-              </w:rPr>
-              <w:t xml:space="preserve">Новостройки, лотов</w:t>
-            </w:r>
-          </w:p>
-        </w:tc>
-        <w:tc>
-          <w:tcPr>
-            <w:tcW w:type="dxa" w:w="2638"/>
-            <w:tcBorders>
-              <w:top w:val="single" w:color="1F2A44" w:sz="4"/>
-              <w:left w:val="none" w:color="auto" w:sz="0"/>
-              <w:bottom w:val="single" w:color="D9D4CB" w:sz="4"/>
-              <w:right w:val="none" w:color="auto" w:sz="0"/>
-            </w:tcBorders>
-            <w:shd w:fill="1F2A44" w:color="auto" w:val="clear"/>
-            <w:tcMar>
-              <w:top w:type="dxa" w:w="52"/>
-              <w:left w:type="dxa" w:w="100"/>
-              <w:bottom w:type="dxa" w:w="52"/>
-              <w:right w:type="dxa" w:w="100"/>
-            </w:tcMar>
-            <w:vAlign w:val="center"/>
-          </w:tcPr>
-          <w:p>
-            <w:pPr>
-              <w:spacing w:after="0" w:line="240" w:lineRule="auto"/>
-              <w:jc w:val="center"/>
+                <w:color w:val="1F2A44"/>
+                <w:sz w:val="19"/>
+                <w:szCs w:val="19"/>
+              </w:rPr>
+              <w:t xml:space="preserve">165,0 млн ₽</w:t>
+            </w:r>
+          </w:p>
+          <w:p>
+            <w:pPr>
+              <w:spacing w:after="0" w:line="206" w:lineRule="auto"/>
+            </w:pPr>
+            <w:r>
+              <w:rPr>
+                <w:rFonts w:ascii="Arial" w:cs="Arial" w:eastAsia="Arial" w:hAnsi="Arial"/>
+                <w:b w:val="false"/>
+                <w:bCs w:val="false"/>
+                <w:i w:val="false"/>
+                <w:iCs w:val="false"/>
+                <w:color w:val="A9762F"/>
+                <w:sz w:val="14"/>
+                <w:szCs w:val="14"/>
+              </w:rPr>
+              <w:t xml:space="preserve">1 071 429 ₽ за м²</w:t>
+            </w:r>
+          </w:p>
+        </w:tc>
+        <w:tc>
+          <w:tcPr>
+            <w:tcW w:type="dxa" w:w="3173"/>
+            <w:tcBorders>
+              <w:top w:val="none" w:color="auto" w:sz="0"/>
+              <w:left w:val="none" w:color="auto" w:sz="0"/>
+              <w:bottom w:val="none" w:color="auto" w:sz="0"/>
+              <w:right w:val="none" w:color="auto" w:sz="0"/>
+            </w:tcBorders>
+            <w:tcMar>
+              <w:top w:type="dxa" w:w="0"/>
+              <w:left w:type="dxa" w:w="90"/>
+              <w:bottom w:type="dxa" w:w="0"/>
+              <w:right w:type="dxa" w:w="90"/>
+            </w:tcMar>
+          </w:tcPr>
+          <w:p>
+            <w:pPr>
+              <w:spacing w:after="46"/>
+            </w:pPr>
+            <w:r>
+              <w:drawing>
+                <wp:inline distT="0" distB="0" distL="0" distR="0">
+                  <wp:extent cx="1895475" cy="1266825"/>
+                  <wp:effectExtent t="0" r="0" b="0" l="0"/>
+                  <wp:docPr id="1" name="" descr="" title=""/>
+                  <wp:cNvGraphicFramePr>
+                    <a:graphicFrameLocks xmlns:a="http://schemas.openxmlformats.org/drawingml/2006/main" noChangeAspect="1"/>
+                  </wp:cNvGraphicFramePr>
+                  <a:graphic xmlns:a="http://schemas.openxmlformats.org/drawingml/2006/main">
+                    <a:graphicData uri="http://schemas.openxmlformats.org/drawingml/2006/picture">
+                      <pic:pic xmlns:pic="http://schemas.openxmlformats.org/drawingml/2006/picture">
+                        <pic:nvPicPr>
+                          <pic:cNvPr id="0" name="" descr=""/>
+                          <pic:cNvPicPr>
+                            <a:picLocks noChangeAspect="1" noChangeArrowheads="1"/>
+                          </pic:cNvPicPr>
+                        </pic:nvPicPr>
+                        <pic:blipFill>
+                          <a:blip r:embed="rId40" cstate="none"/>
+                          <a:srcRect/>
+                          <a:stretch>
+                            <a:fillRect/>
+                          </a:stretch>
+                        </pic:blipFill>
+                        <pic:spPr bwMode="auto">
+                          <a:xfrm>
+                            <a:off x="0" y="0"/>
+                            <a:ext cx="1895475" cy="1266825"/>
+                          </a:xfrm>
+                          <a:prstGeom prst="rect">
+                            <a:avLst/>
+                          </a:prstGeom>
+                        </pic:spPr>
+                      </pic:pic>
+                    </a:graphicData>
+                  </a:graphic>
+                </wp:inline>
+              </w:drawing>
+            </w:r>
+          </w:p>
+          <w:p>
+            <w:pPr>
+              <w:spacing w:after="18" w:line="212" w:lineRule="auto"/>
             </w:pPr>
             <w:r>
               <w:rPr>
@@ -13971,37 +14635,363 @@
                 <w:bCs/>
                 <w:i w:val="false"/>
                 <w:iCs w:val="false"/>
-                <w:color w:val="FFFFFF"/>
-                <w:sz w:val="16"/>
-                <w:szCs w:val="16"/>
-              </w:rPr>
-              <w:t xml:space="preserve">Вторичка, лотов</w:t>
+                <w:color w:val="1F2A44"/>
+                <w:sz w:val="17"/>
+                <w:szCs w:val="17"/>
+              </w:rPr>
+              <w:t xml:space="preserve">Dialog</w:t>
+            </w:r>
+          </w:p>
+          <w:p>
+            <w:pPr>
+              <w:spacing w:after="26" w:line="206" w:lineRule="auto"/>
+            </w:pPr>
+            <w:r>
+              <w:rPr>
+                <w:rFonts w:ascii="Arial" w:cs="Arial" w:eastAsia="Arial" w:hAnsi="Arial"/>
+                <w:b w:val="false"/>
+                <w:bCs w:val="false"/>
+                <w:i w:val="false"/>
+                <w:iCs w:val="false"/>
+                <w:color w:val="70788A"/>
+                <w:sz w:val="14"/>
+                <w:szCs w:val="14"/>
+              </w:rPr>
+              <w:t xml:space="preserve">38,0 м²  ·  этаж 3 из 22</w:t>
+            </w:r>
+          </w:p>
+          <w:p>
+            <w:pPr>
+              <w:spacing w:after="14" w:line="212" w:lineRule="auto"/>
+            </w:pPr>
+            <w:r>
+              <w:rPr>
+                <w:rFonts w:ascii="Arial" w:cs="Arial" w:eastAsia="Arial" w:hAnsi="Arial"/>
+                <w:b/>
+                <w:bCs/>
+                <w:i w:val="false"/>
+                <w:iCs w:val="false"/>
+                <w:color w:val="1F2A44"/>
+                <w:sz w:val="19"/>
+                <w:szCs w:val="19"/>
+              </w:rPr>
+              <w:t xml:space="preserve">39,9 млн ₽</w:t>
+            </w:r>
+          </w:p>
+          <w:p>
+            <w:pPr>
+              <w:spacing w:after="0" w:line="206" w:lineRule="auto"/>
+            </w:pPr>
+            <w:r>
+              <w:rPr>
+                <w:rFonts w:ascii="Arial" w:cs="Arial" w:eastAsia="Arial" w:hAnsi="Arial"/>
+                <w:b w:val="false"/>
+                <w:bCs w:val="false"/>
+                <w:i w:val="false"/>
+                <w:iCs w:val="false"/>
+                <w:color w:val="A9762F"/>
+                <w:sz w:val="14"/>
+                <w:szCs w:val="14"/>
+              </w:rPr>
+              <w:t xml:space="preserve">1 050 000 ₽ за м²</w:t>
+            </w:r>
+          </w:p>
+        </w:tc>
+        <w:tc>
+          <w:tcPr>
+            <w:tcW w:type="dxa" w:w="3173"/>
+            <w:tcBorders>
+              <w:top w:val="none" w:color="auto" w:sz="0"/>
+              <w:left w:val="none" w:color="auto" w:sz="0"/>
+              <w:bottom w:val="none" w:color="auto" w:sz="0"/>
+              <w:right w:val="none" w:color="auto" w:sz="0"/>
+            </w:tcBorders>
+            <w:tcMar>
+              <w:top w:type="dxa" w:w="0"/>
+              <w:left w:type="dxa" w:w="90"/>
+              <w:bottom w:type="dxa" w:w="0"/>
+              <w:right w:type="dxa" w:w="0"/>
+            </w:tcMar>
+          </w:tcPr>
+          <w:p>
+            <w:pPr>
+              <w:spacing w:after="46"/>
+            </w:pPr>
+            <w:r>
+              <w:drawing>
+                <wp:inline distT="0" distB="0" distL="0" distR="0">
+                  <wp:extent cx="1895475" cy="1266825"/>
+                  <wp:effectExtent t="0" r="0" b="0" l="0"/>
+                  <wp:docPr id="1" name="" descr="" title=""/>
+                  <wp:cNvGraphicFramePr>
+                    <a:graphicFrameLocks xmlns:a="http://schemas.openxmlformats.org/drawingml/2006/main" noChangeAspect="1"/>
+                  </wp:cNvGraphicFramePr>
+                  <a:graphic xmlns:a="http://schemas.openxmlformats.org/drawingml/2006/main">
+                    <a:graphicData uri="http://schemas.openxmlformats.org/drawingml/2006/picture">
+                      <pic:pic xmlns:pic="http://schemas.openxmlformats.org/drawingml/2006/picture">
+                        <pic:nvPicPr>
+                          <pic:cNvPr id="0" name="" descr=""/>
+                          <pic:cNvPicPr>
+                            <a:picLocks noChangeAspect="1" noChangeArrowheads="1"/>
+                          </pic:cNvPicPr>
+                        </pic:nvPicPr>
+                        <pic:blipFill>
+                          <a:blip r:embed="rId41" cstate="none"/>
+                          <a:srcRect/>
+                          <a:stretch>
+                            <a:fillRect/>
+                          </a:stretch>
+                        </pic:blipFill>
+                        <pic:spPr bwMode="auto">
+                          <a:xfrm>
+                            <a:off x="0" y="0"/>
+                            <a:ext cx="1895475" cy="1266825"/>
+                          </a:xfrm>
+                          <a:prstGeom prst="rect">
+                            <a:avLst/>
+                          </a:prstGeom>
+                        </pic:spPr>
+                      </pic:pic>
+                    </a:graphicData>
+                  </a:graphic>
+                </wp:inline>
+              </w:drawing>
+            </w:r>
+          </w:p>
+          <w:p>
+            <w:pPr>
+              <w:spacing w:after="18" w:line="212" w:lineRule="auto"/>
+            </w:pPr>
+            <w:r>
+              <w:rPr>
+                <w:rFonts w:ascii="Arial" w:cs="Arial" w:eastAsia="Arial" w:hAnsi="Arial"/>
+                <w:b/>
+                <w:bCs/>
+                <w:i w:val="false"/>
+                <w:iCs w:val="false"/>
+                <w:color w:val="1F2A44"/>
+                <w:sz w:val="17"/>
+                <w:szCs w:val="17"/>
+              </w:rPr>
+              <w:t xml:space="preserve">Sole Hill</w:t>
+            </w:r>
+          </w:p>
+          <w:p>
+            <w:pPr>
+              <w:spacing w:after="26" w:line="206" w:lineRule="auto"/>
+            </w:pPr>
+            <w:r>
+              <w:rPr>
+                <w:rFonts w:ascii="Arial" w:cs="Arial" w:eastAsia="Arial" w:hAnsi="Arial"/>
+                <w:b w:val="false"/>
+                <w:bCs w:val="false"/>
+                <w:i w:val="false"/>
+                <w:iCs w:val="false"/>
+                <w:color w:val="70788A"/>
+                <w:sz w:val="14"/>
+                <w:szCs w:val="14"/>
+              </w:rPr>
+              <w:t xml:space="preserve">36,7 м²  ·  этаж 3 из 4</w:t>
+            </w:r>
+          </w:p>
+          <w:p>
+            <w:pPr>
+              <w:spacing w:after="14" w:line="212" w:lineRule="auto"/>
+            </w:pPr>
+            <w:r>
+              <w:rPr>
+                <w:rFonts w:ascii="Arial" w:cs="Arial" w:eastAsia="Arial" w:hAnsi="Arial"/>
+                <w:b/>
+                <w:bCs/>
+                <w:i w:val="false"/>
+                <w:iCs w:val="false"/>
+                <w:color w:val="1F2A44"/>
+                <w:sz w:val="19"/>
+                <w:szCs w:val="19"/>
+              </w:rPr>
+              <w:t xml:space="preserve">37,0 млн ₽</w:t>
+            </w:r>
+          </w:p>
+          <w:p>
+            <w:pPr>
+              <w:spacing w:after="0" w:line="206" w:lineRule="auto"/>
+            </w:pPr>
+            <w:r>
+              <w:rPr>
+                <w:rFonts w:ascii="Arial" w:cs="Arial" w:eastAsia="Arial" w:hAnsi="Arial"/>
+                <w:b w:val="false"/>
+                <w:bCs w:val="false"/>
+                <w:i w:val="false"/>
+                <w:iCs w:val="false"/>
+                <w:color w:val="A9762F"/>
+                <w:sz w:val="14"/>
+                <w:szCs w:val="14"/>
+              </w:rPr>
+              <w:t xml:space="preserve">1 008 174 ₽ за м²</w:t>
             </w:r>
           </w:p>
         </w:tc>
       </w:tr>
       <w:tr>
-        <w:tc>
-          <w:tcPr>
-            <w:tcW w:type="dxa" w:w="4400"/>
-            <w:tcBorders>
-              <w:top w:val="single" w:color="D9D4CB" w:sz="4"/>
-              <w:left w:val="none" w:color="auto" w:sz="0"/>
-              <w:bottom w:val="single" w:color="D9D4CB" w:sz="4"/>
-              <w:right w:val="none" w:color="auto" w:sz="0"/>
-            </w:tcBorders>
-            <w:tcMar>
-              <w:top w:type="dxa" w:w="52"/>
-              <w:left w:type="dxa" w:w="100"/>
-              <w:bottom w:type="dxa" w:w="52"/>
-              <w:right w:type="dxa" w:w="100"/>
-            </w:tcMar>
-            <w:vAlign w:val="center"/>
-          </w:tcPr>
-          <w:p>
-            <w:pPr>
-              <w:spacing w:after="0" w:line="240" w:lineRule="auto"/>
-              <w:jc w:val="left"/>
+        <w:trPr>
+          <w:cantSplit/>
+        </w:trPr>
+        <w:tc>
+          <w:tcPr>
+            <w:tcW w:type="dxa" w:w="3173"/>
+            <w:tcBorders>
+              <w:top w:val="none" w:color="auto" w:sz="0"/>
+              <w:left w:val="none" w:color="auto" w:sz="0"/>
+              <w:bottom w:val="none" w:color="auto" w:sz="0"/>
+              <w:right w:val="none" w:color="auto" w:sz="0"/>
+            </w:tcBorders>
+          </w:tcPr>
+          <w:p>
+            <w:pPr>
+              <w:spacing w:after="0" w:line="190" w:lineRule="auto"/>
+            </w:pPr>
+            <w:r>
+              <w:rPr>
+                <w:rFonts w:ascii="Arial" w:cs="Arial" w:eastAsia="Arial" w:hAnsi="Arial"/>
+                <w:b w:val="false"/>
+                <w:bCs w:val="false"/>
+                <w:i w:val="false"/>
+                <w:iCs w:val="false"/>
+                <w:color w:val="2A2E38"/>
+                <w:sz w:val="19"/>
+                <w:szCs w:val="19"/>
+              </w:rPr>
+              <w:t xml:space="preserve"/>
+            </w:r>
+          </w:p>
+        </w:tc>
+        <w:tc>
+          <w:tcPr>
+            <w:tcW w:type="dxa" w:w="3173"/>
+            <w:tcBorders>
+              <w:top w:val="none" w:color="auto" w:sz="0"/>
+              <w:left w:val="none" w:color="auto" w:sz="0"/>
+              <w:bottom w:val="none" w:color="auto" w:sz="0"/>
+              <w:right w:val="none" w:color="auto" w:sz="0"/>
+            </w:tcBorders>
+          </w:tcPr>
+          <w:p>
+            <w:pPr>
+              <w:spacing w:after="0" w:line="190" w:lineRule="auto"/>
+            </w:pPr>
+            <w:r>
+              <w:rPr>
+                <w:rFonts w:ascii="Arial" w:cs="Arial" w:eastAsia="Arial" w:hAnsi="Arial"/>
+                <w:b w:val="false"/>
+                <w:bCs w:val="false"/>
+                <w:i w:val="false"/>
+                <w:iCs w:val="false"/>
+                <w:color w:val="2A2E38"/>
+                <w:sz w:val="19"/>
+                <w:szCs w:val="19"/>
+              </w:rPr>
+              <w:t xml:space="preserve"/>
+            </w:r>
+          </w:p>
+        </w:tc>
+        <w:tc>
+          <w:tcPr>
+            <w:tcW w:type="dxa" w:w="3173"/>
+            <w:tcBorders>
+              <w:top w:val="none" w:color="auto" w:sz="0"/>
+              <w:left w:val="none" w:color="auto" w:sz="0"/>
+              <w:bottom w:val="none" w:color="auto" w:sz="0"/>
+              <w:right w:val="none" w:color="auto" w:sz="0"/>
+            </w:tcBorders>
+          </w:tcPr>
+          <w:p>
+            <w:pPr>
+              <w:spacing w:after="0" w:line="190" w:lineRule="auto"/>
+            </w:pPr>
+            <w:r>
+              <w:rPr>
+                <w:rFonts w:ascii="Arial" w:cs="Arial" w:eastAsia="Arial" w:hAnsi="Arial"/>
+                <w:b w:val="false"/>
+                <w:bCs w:val="false"/>
+                <w:i w:val="false"/>
+                <w:iCs w:val="false"/>
+                <w:color w:val="2A2E38"/>
+                <w:sz w:val="19"/>
+                <w:szCs w:val="19"/>
+              </w:rPr>
+              <w:t xml:space="preserve"/>
+            </w:r>
+          </w:p>
+        </w:tc>
+      </w:tr>
+      <w:tr>
+        <w:trPr>
+          <w:cantSplit/>
+        </w:trPr>
+        <w:tc>
+          <w:tcPr>
+            <w:tcW w:type="dxa" w:w="3173"/>
+            <w:tcBorders>
+              <w:top w:val="none" w:color="auto" w:sz="0"/>
+              <w:left w:val="none" w:color="auto" w:sz="0"/>
+              <w:bottom w:val="none" w:color="auto" w:sz="0"/>
+              <w:right w:val="none" w:color="auto" w:sz="0"/>
+            </w:tcBorders>
+            <w:tcMar>
+              <w:top w:type="dxa" w:w="0"/>
+              <w:left w:type="dxa" w:w="0"/>
+              <w:bottom w:type="dxa" w:w="0"/>
+              <w:right w:type="dxa" w:w="90"/>
+            </w:tcMar>
+          </w:tcPr>
+          <w:p>
+            <w:pPr>
+              <w:spacing w:after="46"/>
+            </w:pPr>
+            <w:r>
+              <w:drawing>
+                <wp:inline distT="0" distB="0" distL="0" distR="0">
+                  <wp:extent cx="1895475" cy="1266825"/>
+                  <wp:effectExtent t="0" r="0" b="0" l="0"/>
+                  <wp:docPr id="1" name="" descr="" title=""/>
+                  <wp:cNvGraphicFramePr>
+                    <a:graphicFrameLocks xmlns:a="http://schemas.openxmlformats.org/drawingml/2006/main" noChangeAspect="1"/>
+                  </wp:cNvGraphicFramePr>
+                  <a:graphic xmlns:a="http://schemas.openxmlformats.org/drawingml/2006/main">
+                    <a:graphicData uri="http://schemas.openxmlformats.org/drawingml/2006/picture">
+                      <pic:pic xmlns:pic="http://schemas.openxmlformats.org/drawingml/2006/picture">
+                        <pic:nvPicPr>
+                          <pic:cNvPr id="0" name="" descr=""/>
+                          <pic:cNvPicPr>
+                            <a:picLocks noChangeAspect="1" noChangeArrowheads="1"/>
+                          </pic:cNvPicPr>
+                        </pic:nvPicPr>
+                        <pic:blipFill>
+                          <a:blip r:embed="rId42" cstate="none"/>
+                          <a:srcRect/>
+                          <a:stretch>
+                            <a:fillRect/>
+                          </a:stretch>
+                        </pic:blipFill>
+                        <pic:spPr bwMode="auto">
+                          <a:xfrm>
+                            <a:off x="0" y="0"/>
+                            <a:ext cx="1895475" cy="1266825"/>
+                          </a:xfrm>
+                          <a:prstGeom prst="rect">
+                            <a:avLst/>
+                          </a:prstGeom>
+                        </pic:spPr>
+                      </pic:pic>
+                    </a:graphicData>
+                  </a:graphic>
+                </wp:inline>
+              </w:drawing>
+            </w:r>
+          </w:p>
+          <w:p>
+            <w:pPr>
+              <w:spacing w:after="18" w:line="212" w:lineRule="auto"/>
             </w:pPr>
             <w:r>
               <w:rPr>
@@ -14010,112 +15000,497 @@
                 <w:bCs/>
                 <w:i w:val="false"/>
                 <w:iCs w:val="false"/>
-                <w:color w:val="2A2E38"/>
-                <w:sz w:val="17"/>
-                <w:szCs w:val="17"/>
-              </w:rPr>
-              <w:t xml:space="preserve">без отделки</w:t>
-            </w:r>
-          </w:p>
-        </w:tc>
-        <w:tc>
-          <w:tcPr>
-            <w:tcW w:type="dxa" w:w="2600"/>
-            <w:tcBorders>
-              <w:top w:val="single" w:color="D9D4CB" w:sz="4"/>
-              <w:left w:val="none" w:color="auto" w:sz="0"/>
-              <w:bottom w:val="single" w:color="D9D4CB" w:sz="4"/>
-              <w:right w:val="none" w:color="auto" w:sz="0"/>
-            </w:tcBorders>
-            <w:tcMar>
-              <w:top w:type="dxa" w:w="52"/>
-              <w:left w:type="dxa" w:w="100"/>
-              <w:bottom w:type="dxa" w:w="52"/>
-              <w:right w:type="dxa" w:w="100"/>
-            </w:tcMar>
-            <w:vAlign w:val="center"/>
-          </w:tcPr>
-          <w:p>
-            <w:pPr>
-              <w:spacing w:after="0" w:line="240" w:lineRule="auto"/>
-              <w:jc w:val="center"/>
-            </w:pPr>
-            <w:r>
-              <w:rPr>
-                <w:rFonts w:ascii="Arial" w:cs="Arial" w:eastAsia="Arial" w:hAnsi="Arial"/>
-                <w:b w:val="false"/>
-                <w:bCs w:val="false"/>
-                <w:i w:val="false"/>
-                <w:iCs w:val="false"/>
-                <w:color w:val="2A2E38"/>
-                <w:sz w:val="17"/>
-                <w:szCs w:val="17"/>
-              </w:rPr>
-              <w:t xml:space="preserve">157</w:t>
-            </w:r>
-          </w:p>
-        </w:tc>
-        <w:tc>
-          <w:tcPr>
-            <w:tcW w:type="dxa" w:w="2638"/>
-            <w:tcBorders>
-              <w:top w:val="single" w:color="D9D4CB" w:sz="4"/>
-              <w:left w:val="none" w:color="auto" w:sz="0"/>
-              <w:bottom w:val="single" w:color="D9D4CB" w:sz="4"/>
-              <w:right w:val="none" w:color="auto" w:sz="0"/>
-            </w:tcBorders>
-            <w:tcMar>
-              <w:top w:type="dxa" w:w="52"/>
-              <w:left w:type="dxa" w:w="100"/>
-              <w:bottom w:type="dxa" w:w="52"/>
-              <w:right w:type="dxa" w:w="100"/>
-            </w:tcMar>
-            <w:vAlign w:val="center"/>
-          </w:tcPr>
-          <w:p>
-            <w:pPr>
-              <w:spacing w:after="0" w:line="240" w:lineRule="auto"/>
-              <w:jc w:val="center"/>
-            </w:pPr>
-            <w:r>
-              <w:rPr>
-                <w:rFonts w:ascii="Arial" w:cs="Arial" w:eastAsia="Arial" w:hAnsi="Arial"/>
-                <w:b w:val="false"/>
-                <w:bCs w:val="false"/>
-                <w:i w:val="false"/>
-                <w:iCs w:val="false"/>
-                <w:color w:val="2A2E38"/>
-                <w:sz w:val="17"/>
-                <w:szCs w:val="17"/>
-              </w:rPr>
-              <w:t xml:space="preserve">—</w:t>
+                <w:color w:val="1F2A44"/>
+                <w:sz w:val="17"/>
+                <w:szCs w:val="17"/>
+              </w:rPr>
+              <w:t xml:space="preserve">Dialog</w:t>
+            </w:r>
+          </w:p>
+          <w:p>
+            <w:pPr>
+              <w:spacing w:after="26" w:line="206" w:lineRule="auto"/>
+            </w:pPr>
+            <w:r>
+              <w:rPr>
+                <w:rFonts w:ascii="Arial" w:cs="Arial" w:eastAsia="Arial" w:hAnsi="Arial"/>
+                <w:b w:val="false"/>
+                <w:bCs w:val="false"/>
+                <w:i w:val="false"/>
+                <w:iCs w:val="false"/>
+                <w:color w:val="70788A"/>
+                <w:sz w:val="14"/>
+                <w:szCs w:val="14"/>
+              </w:rPr>
+              <w:t xml:space="preserve">84,4 м²  ·  этаж 17 из 22</w:t>
+            </w:r>
+          </w:p>
+          <w:p>
+            <w:pPr>
+              <w:spacing w:after="14" w:line="212" w:lineRule="auto"/>
+            </w:pPr>
+            <w:r>
+              <w:rPr>
+                <w:rFonts w:ascii="Arial" w:cs="Arial" w:eastAsia="Arial" w:hAnsi="Arial"/>
+                <w:b/>
+                <w:bCs/>
+                <w:i w:val="false"/>
+                <w:iCs w:val="false"/>
+                <w:color w:val="1F2A44"/>
+                <w:sz w:val="19"/>
+                <w:szCs w:val="19"/>
+              </w:rPr>
+              <w:t xml:space="preserve">83,0 млн ₽</w:t>
+            </w:r>
+          </w:p>
+          <w:p>
+            <w:pPr>
+              <w:spacing w:after="0" w:line="206" w:lineRule="auto"/>
+            </w:pPr>
+            <w:r>
+              <w:rPr>
+                <w:rFonts w:ascii="Arial" w:cs="Arial" w:eastAsia="Arial" w:hAnsi="Arial"/>
+                <w:b w:val="false"/>
+                <w:bCs w:val="false"/>
+                <w:i w:val="false"/>
+                <w:iCs w:val="false"/>
+                <w:color w:val="A9762F"/>
+                <w:sz w:val="14"/>
+                <w:szCs w:val="14"/>
+              </w:rPr>
+              <w:t xml:space="preserve">983 412 ₽ за м²</w:t>
+            </w:r>
+          </w:p>
+        </w:tc>
+        <w:tc>
+          <w:tcPr>
+            <w:tcW w:type="dxa" w:w="3173"/>
+            <w:tcBorders>
+              <w:top w:val="none" w:color="auto" w:sz="0"/>
+              <w:left w:val="none" w:color="auto" w:sz="0"/>
+              <w:bottom w:val="none" w:color="auto" w:sz="0"/>
+              <w:right w:val="none" w:color="auto" w:sz="0"/>
+            </w:tcBorders>
+            <w:tcMar>
+              <w:top w:type="dxa" w:w="0"/>
+              <w:left w:type="dxa" w:w="90"/>
+              <w:bottom w:type="dxa" w:w="0"/>
+              <w:right w:type="dxa" w:w="90"/>
+            </w:tcMar>
+          </w:tcPr>
+          <w:p>
+            <w:pPr>
+              <w:spacing w:after="46"/>
+            </w:pPr>
+            <w:r>
+              <w:drawing>
+                <wp:inline distT="0" distB="0" distL="0" distR="0">
+                  <wp:extent cx="1895475" cy="1266825"/>
+                  <wp:effectExtent t="0" r="0" b="0" l="0"/>
+                  <wp:docPr id="1" name="" descr="" title=""/>
+                  <wp:cNvGraphicFramePr>
+                    <a:graphicFrameLocks xmlns:a="http://schemas.openxmlformats.org/drawingml/2006/main" noChangeAspect="1"/>
+                  </wp:cNvGraphicFramePr>
+                  <a:graphic xmlns:a="http://schemas.openxmlformats.org/drawingml/2006/main">
+                    <a:graphicData uri="http://schemas.openxmlformats.org/drawingml/2006/picture">
+                      <pic:pic xmlns:pic="http://schemas.openxmlformats.org/drawingml/2006/picture">
+                        <pic:nvPicPr>
+                          <pic:cNvPr id="0" name="" descr=""/>
+                          <pic:cNvPicPr>
+                            <a:picLocks noChangeAspect="1" noChangeArrowheads="1"/>
+                          </pic:cNvPicPr>
+                        </pic:nvPicPr>
+                        <pic:blipFill>
+                          <a:blip r:embed="rId43" cstate="none"/>
+                          <a:srcRect/>
+                          <a:stretch>
+                            <a:fillRect/>
+                          </a:stretch>
+                        </pic:blipFill>
+                        <pic:spPr bwMode="auto">
+                          <a:xfrm>
+                            <a:off x="0" y="0"/>
+                            <a:ext cx="1895475" cy="1266825"/>
+                          </a:xfrm>
+                          <a:prstGeom prst="rect">
+                            <a:avLst/>
+                          </a:prstGeom>
+                        </pic:spPr>
+                      </pic:pic>
+                    </a:graphicData>
+                  </a:graphic>
+                </wp:inline>
+              </w:drawing>
+            </w:r>
+          </w:p>
+          <w:p>
+            <w:pPr>
+              <w:spacing w:after="18" w:line="212" w:lineRule="auto"/>
+            </w:pPr>
+            <w:r>
+              <w:rPr>
+                <w:rFonts w:ascii="Arial" w:cs="Arial" w:eastAsia="Arial" w:hAnsi="Arial"/>
+                <w:b/>
+                <w:bCs/>
+                <w:i w:val="false"/>
+                <w:iCs w:val="false"/>
+                <w:color w:val="1F2A44"/>
+                <w:sz w:val="17"/>
+                <w:szCs w:val="17"/>
+              </w:rPr>
+              <w:t xml:space="preserve">Печатников</w:t>
+            </w:r>
+          </w:p>
+          <w:p>
+            <w:pPr>
+              <w:spacing w:after="26" w:line="206" w:lineRule="auto"/>
+            </w:pPr>
+            <w:r>
+              <w:rPr>
+                <w:rFonts w:ascii="Arial" w:cs="Arial" w:eastAsia="Arial" w:hAnsi="Arial"/>
+                <w:b w:val="false"/>
+                <w:bCs w:val="false"/>
+                <w:i w:val="false"/>
+                <w:iCs w:val="false"/>
+                <w:color w:val="70788A"/>
+                <w:sz w:val="14"/>
+                <w:szCs w:val="14"/>
+              </w:rPr>
+              <w:t xml:space="preserve">85,0 м²  ·  этаж 1 из 5</w:t>
+            </w:r>
+          </w:p>
+          <w:p>
+            <w:pPr>
+              <w:spacing w:after="14" w:line="212" w:lineRule="auto"/>
+            </w:pPr>
+            <w:r>
+              <w:rPr>
+                <w:rFonts w:ascii="Arial" w:cs="Arial" w:eastAsia="Arial" w:hAnsi="Arial"/>
+                <w:b/>
+                <w:bCs/>
+                <w:i w:val="false"/>
+                <w:iCs w:val="false"/>
+                <w:color w:val="1F2A44"/>
+                <w:sz w:val="19"/>
+                <w:szCs w:val="19"/>
+              </w:rPr>
+              <w:t xml:space="preserve">83,0 млн ₽</w:t>
+            </w:r>
+          </w:p>
+          <w:p>
+            <w:pPr>
+              <w:spacing w:after="0" w:line="206" w:lineRule="auto"/>
+            </w:pPr>
+            <w:r>
+              <w:rPr>
+                <w:rFonts w:ascii="Arial" w:cs="Arial" w:eastAsia="Arial" w:hAnsi="Arial"/>
+                <w:b w:val="false"/>
+                <w:bCs w:val="false"/>
+                <w:i w:val="false"/>
+                <w:iCs w:val="false"/>
+                <w:color w:val="A9762F"/>
+                <w:sz w:val="14"/>
+                <w:szCs w:val="14"/>
+              </w:rPr>
+              <w:t xml:space="preserve">976 471 ₽ за м²</w:t>
+            </w:r>
+          </w:p>
+        </w:tc>
+        <w:tc>
+          <w:tcPr>
+            <w:tcW w:type="dxa" w:w="3173"/>
+            <w:tcBorders>
+              <w:top w:val="none" w:color="auto" w:sz="0"/>
+              <w:left w:val="none" w:color="auto" w:sz="0"/>
+              <w:bottom w:val="none" w:color="auto" w:sz="0"/>
+              <w:right w:val="none" w:color="auto" w:sz="0"/>
+            </w:tcBorders>
+            <w:tcMar>
+              <w:top w:type="dxa" w:w="0"/>
+              <w:left w:type="dxa" w:w="90"/>
+              <w:bottom w:type="dxa" w:w="0"/>
+              <w:right w:type="dxa" w:w="0"/>
+            </w:tcMar>
+          </w:tcPr>
+          <w:p>
+            <w:pPr>
+              <w:spacing w:after="46"/>
+            </w:pPr>
+            <w:r>
+              <w:drawing>
+                <wp:inline distT="0" distB="0" distL="0" distR="0">
+                  <wp:extent cx="1895475" cy="1266825"/>
+                  <wp:effectExtent t="0" r="0" b="0" l="0"/>
+                  <wp:docPr id="1" name="" descr="" title=""/>
+                  <wp:cNvGraphicFramePr>
+                    <a:graphicFrameLocks xmlns:a="http://schemas.openxmlformats.org/drawingml/2006/main" noChangeAspect="1"/>
+                  </wp:cNvGraphicFramePr>
+                  <a:graphic xmlns:a="http://schemas.openxmlformats.org/drawingml/2006/main">
+                    <a:graphicData uri="http://schemas.openxmlformats.org/drawingml/2006/picture">
+                      <pic:pic xmlns:pic="http://schemas.openxmlformats.org/drawingml/2006/picture">
+                        <pic:nvPicPr>
+                          <pic:cNvPr id="0" name="" descr=""/>
+                          <pic:cNvPicPr>
+                            <a:picLocks noChangeAspect="1" noChangeArrowheads="1"/>
+                          </pic:cNvPicPr>
+                        </pic:nvPicPr>
+                        <pic:blipFill>
+                          <a:blip r:embed="rId44" cstate="none"/>
+                          <a:srcRect/>
+                          <a:stretch>
+                            <a:fillRect/>
+                          </a:stretch>
+                        </pic:blipFill>
+                        <pic:spPr bwMode="auto">
+                          <a:xfrm>
+                            <a:off x="0" y="0"/>
+                            <a:ext cx="1895475" cy="1266825"/>
+                          </a:xfrm>
+                          <a:prstGeom prst="rect">
+                            <a:avLst/>
+                          </a:prstGeom>
+                        </pic:spPr>
+                      </pic:pic>
+                    </a:graphicData>
+                  </a:graphic>
+                </wp:inline>
+              </w:drawing>
+            </w:r>
+          </w:p>
+          <w:p>
+            <w:pPr>
+              <w:spacing w:after="18" w:line="212" w:lineRule="auto"/>
+            </w:pPr>
+            <w:r>
+              <w:rPr>
+                <w:rFonts w:ascii="Arial" w:cs="Arial" w:eastAsia="Arial" w:hAnsi="Arial"/>
+                <w:b/>
+                <w:bCs/>
+                <w:i w:val="false"/>
+                <w:iCs w:val="false"/>
+                <w:color w:val="1F2A44"/>
+                <w:sz w:val="17"/>
+                <w:szCs w:val="17"/>
+              </w:rPr>
+              <w:t xml:space="preserve">Sole Hill</w:t>
+            </w:r>
+          </w:p>
+          <w:p>
+            <w:pPr>
+              <w:spacing w:after="26" w:line="206" w:lineRule="auto"/>
+            </w:pPr>
+            <w:r>
+              <w:rPr>
+                <w:rFonts w:ascii="Arial" w:cs="Arial" w:eastAsia="Arial" w:hAnsi="Arial"/>
+                <w:b w:val="false"/>
+                <w:bCs w:val="false"/>
+                <w:i w:val="false"/>
+                <w:iCs w:val="false"/>
+                <w:color w:val="70788A"/>
+                <w:sz w:val="14"/>
+                <w:szCs w:val="14"/>
+              </w:rPr>
+              <w:t xml:space="preserve">32,0 м²  ·  этаж 4 из 4</w:t>
+            </w:r>
+          </w:p>
+          <w:p>
+            <w:pPr>
+              <w:spacing w:after="14" w:line="212" w:lineRule="auto"/>
+            </w:pPr>
+            <w:r>
+              <w:rPr>
+                <w:rFonts w:ascii="Arial" w:cs="Arial" w:eastAsia="Arial" w:hAnsi="Arial"/>
+                <w:b/>
+                <w:bCs/>
+                <w:i w:val="false"/>
+                <w:iCs w:val="false"/>
+                <w:color w:val="1F2A44"/>
+                <w:sz w:val="19"/>
+                <w:szCs w:val="19"/>
+              </w:rPr>
+              <w:t xml:space="preserve">30,4 млн ₽</w:t>
+            </w:r>
+          </w:p>
+          <w:p>
+            <w:pPr>
+              <w:spacing w:after="0" w:line="206" w:lineRule="auto"/>
+            </w:pPr>
+            <w:r>
+              <w:rPr>
+                <w:rFonts w:ascii="Arial" w:cs="Arial" w:eastAsia="Arial" w:hAnsi="Arial"/>
+                <w:b w:val="false"/>
+                <w:bCs w:val="false"/>
+                <w:i w:val="false"/>
+                <w:iCs w:val="false"/>
+                <w:color w:val="A9762F"/>
+                <w:sz w:val="14"/>
+                <w:szCs w:val="14"/>
+              </w:rPr>
+              <w:t xml:space="preserve">950 000 ₽ за м²</w:t>
             </w:r>
           </w:p>
         </w:tc>
       </w:tr>
       <w:tr>
-        <w:tc>
-          <w:tcPr>
-            <w:tcW w:type="dxa" w:w="4400"/>
-            <w:tcBorders>
-              <w:top w:val="single" w:color="D9D4CB" w:sz="4"/>
-              <w:left w:val="none" w:color="auto" w:sz="0"/>
-              <w:bottom w:val="single" w:color="D9D4CB" w:sz="4"/>
-              <w:right w:val="none" w:color="auto" w:sz="0"/>
-            </w:tcBorders>
-            <w:shd w:fill="FBFAF8" w:color="auto" w:val="clear"/>
-            <w:tcMar>
-              <w:top w:type="dxa" w:w="52"/>
-              <w:left w:type="dxa" w:w="100"/>
-              <w:bottom w:type="dxa" w:w="52"/>
-              <w:right w:type="dxa" w:w="100"/>
-            </w:tcMar>
-            <w:vAlign w:val="center"/>
-          </w:tcPr>
-          <w:p>
-            <w:pPr>
-              <w:spacing w:after="0" w:line="240" w:lineRule="auto"/>
-              <w:jc w:val="left"/>
+        <w:trPr>
+          <w:cantSplit/>
+        </w:trPr>
+        <w:tc>
+          <w:tcPr>
+            <w:tcW w:type="dxa" w:w="3173"/>
+            <w:tcBorders>
+              <w:top w:val="none" w:color="auto" w:sz="0"/>
+              <w:left w:val="none" w:color="auto" w:sz="0"/>
+              <w:bottom w:val="none" w:color="auto" w:sz="0"/>
+              <w:right w:val="none" w:color="auto" w:sz="0"/>
+            </w:tcBorders>
+          </w:tcPr>
+          <w:p>
+            <w:pPr>
+              <w:spacing w:after="0" w:line="190" w:lineRule="auto"/>
+            </w:pPr>
+            <w:r>
+              <w:rPr>
+                <w:rFonts w:ascii="Arial" w:cs="Arial" w:eastAsia="Arial" w:hAnsi="Arial"/>
+                <w:b w:val="false"/>
+                <w:bCs w:val="false"/>
+                <w:i w:val="false"/>
+                <w:iCs w:val="false"/>
+                <w:color w:val="2A2E38"/>
+                <w:sz w:val="19"/>
+                <w:szCs w:val="19"/>
+              </w:rPr>
+              <w:t xml:space="preserve"/>
+            </w:r>
+          </w:p>
+        </w:tc>
+        <w:tc>
+          <w:tcPr>
+            <w:tcW w:type="dxa" w:w="3173"/>
+            <w:tcBorders>
+              <w:top w:val="none" w:color="auto" w:sz="0"/>
+              <w:left w:val="none" w:color="auto" w:sz="0"/>
+              <w:bottom w:val="none" w:color="auto" w:sz="0"/>
+              <w:right w:val="none" w:color="auto" w:sz="0"/>
+            </w:tcBorders>
+          </w:tcPr>
+          <w:p>
+            <w:pPr>
+              <w:spacing w:after="0" w:line="190" w:lineRule="auto"/>
+            </w:pPr>
+            <w:r>
+              <w:rPr>
+                <w:rFonts w:ascii="Arial" w:cs="Arial" w:eastAsia="Arial" w:hAnsi="Arial"/>
+                <w:b w:val="false"/>
+                <w:bCs w:val="false"/>
+                <w:i w:val="false"/>
+                <w:iCs w:val="false"/>
+                <w:color w:val="2A2E38"/>
+                <w:sz w:val="19"/>
+                <w:szCs w:val="19"/>
+              </w:rPr>
+              <w:t xml:space="preserve"/>
+            </w:r>
+          </w:p>
+        </w:tc>
+        <w:tc>
+          <w:tcPr>
+            <w:tcW w:type="dxa" w:w="3173"/>
+            <w:tcBorders>
+              <w:top w:val="none" w:color="auto" w:sz="0"/>
+              <w:left w:val="none" w:color="auto" w:sz="0"/>
+              <w:bottom w:val="none" w:color="auto" w:sz="0"/>
+              <w:right w:val="none" w:color="auto" w:sz="0"/>
+            </w:tcBorders>
+          </w:tcPr>
+          <w:p>
+            <w:pPr>
+              <w:spacing w:after="0" w:line="190" w:lineRule="auto"/>
+            </w:pPr>
+            <w:r>
+              <w:rPr>
+                <w:rFonts w:ascii="Arial" w:cs="Arial" w:eastAsia="Arial" w:hAnsi="Arial"/>
+                <w:b w:val="false"/>
+                <w:bCs w:val="false"/>
+                <w:i w:val="false"/>
+                <w:iCs w:val="false"/>
+                <w:color w:val="2A2E38"/>
+                <w:sz w:val="19"/>
+                <w:szCs w:val="19"/>
+              </w:rPr>
+              <w:t xml:space="preserve"/>
+            </w:r>
+          </w:p>
+        </w:tc>
+      </w:tr>
+      <w:tr>
+        <w:trPr>
+          <w:cantSplit/>
+        </w:trPr>
+        <w:tc>
+          <w:tcPr>
+            <w:tcW w:type="dxa" w:w="3173"/>
+            <w:tcBorders>
+              <w:top w:val="none" w:color="auto" w:sz="0"/>
+              <w:left w:val="none" w:color="auto" w:sz="0"/>
+              <w:bottom w:val="none" w:color="auto" w:sz="0"/>
+              <w:right w:val="none" w:color="auto" w:sz="0"/>
+            </w:tcBorders>
+            <w:tcMar>
+              <w:top w:type="dxa" w:w="0"/>
+              <w:left w:type="dxa" w:w="0"/>
+              <w:bottom w:type="dxa" w:w="0"/>
+              <w:right w:type="dxa" w:w="90"/>
+            </w:tcMar>
+          </w:tcPr>
+          <w:p>
+            <w:pPr>
+              <w:spacing w:after="46"/>
+            </w:pPr>
+            <w:r>
+              <w:drawing>
+                <wp:inline distT="0" distB="0" distL="0" distR="0">
+                  <wp:extent cx="1895475" cy="1266825"/>
+                  <wp:effectExtent t="0" r="0" b="0" l="0"/>
+                  <wp:docPr id="1" name="" descr="" title=""/>
+                  <wp:cNvGraphicFramePr>
+                    <a:graphicFrameLocks xmlns:a="http://schemas.openxmlformats.org/drawingml/2006/main" noChangeAspect="1"/>
+                  </wp:cNvGraphicFramePr>
+                  <a:graphic xmlns:a="http://schemas.openxmlformats.org/drawingml/2006/main">
+                    <a:graphicData uri="http://schemas.openxmlformats.org/drawingml/2006/picture">
+                      <pic:pic xmlns:pic="http://schemas.openxmlformats.org/drawingml/2006/picture">
+                        <pic:nvPicPr>
+                          <pic:cNvPr id="0" name="" descr=""/>
+                          <pic:cNvPicPr>
+                            <a:picLocks noChangeAspect="1" noChangeArrowheads="1"/>
+                          </pic:cNvPicPr>
+                        </pic:nvPicPr>
+                        <pic:blipFill>
+                          <a:blip r:embed="rId45" cstate="none"/>
+                          <a:srcRect/>
+                          <a:stretch>
+                            <a:fillRect/>
+                          </a:stretch>
+                        </pic:blipFill>
+                        <pic:spPr bwMode="auto">
+                          <a:xfrm>
+                            <a:off x="0" y="0"/>
+                            <a:ext cx="1895475" cy="1266825"/>
+                          </a:xfrm>
+                          <a:prstGeom prst="rect">
+                            <a:avLst/>
+                          </a:prstGeom>
+                        </pic:spPr>
+                      </pic:pic>
+                    </a:graphicData>
+                  </a:graphic>
+                </wp:inline>
+              </w:drawing>
+            </w:r>
+          </w:p>
+          <w:p>
+            <w:pPr>
+              <w:spacing w:after="18" w:line="212" w:lineRule="auto"/>
             </w:pPr>
             <w:r>
               <w:rPr>
@@ -14124,113 +15499,497 @@
                 <w:bCs/>
                 <w:i w:val="false"/>
                 <w:iCs w:val="false"/>
-                <w:color w:val="2A2E38"/>
-                <w:sz w:val="17"/>
-                <w:szCs w:val="17"/>
-              </w:rPr>
-              <w:t xml:space="preserve">черновая</w:t>
-            </w:r>
-          </w:p>
-        </w:tc>
-        <w:tc>
-          <w:tcPr>
-            <w:tcW w:type="dxa" w:w="2600"/>
-            <w:tcBorders>
-              <w:top w:val="single" w:color="D9D4CB" w:sz="4"/>
-              <w:left w:val="none" w:color="auto" w:sz="0"/>
-              <w:bottom w:val="single" w:color="D9D4CB" w:sz="4"/>
-              <w:right w:val="none" w:color="auto" w:sz="0"/>
-            </w:tcBorders>
-            <w:shd w:fill="FBFAF8" w:color="auto" w:val="clear"/>
-            <w:tcMar>
-              <w:top w:type="dxa" w:w="52"/>
-              <w:left w:type="dxa" w:w="100"/>
-              <w:bottom w:type="dxa" w:w="52"/>
-              <w:right w:type="dxa" w:w="100"/>
-            </w:tcMar>
-            <w:vAlign w:val="center"/>
-          </w:tcPr>
-          <w:p>
-            <w:pPr>
-              <w:spacing w:after="0" w:line="240" w:lineRule="auto"/>
-              <w:jc w:val="center"/>
-            </w:pPr>
-            <w:r>
-              <w:rPr>
-                <w:rFonts w:ascii="Arial" w:cs="Arial" w:eastAsia="Arial" w:hAnsi="Arial"/>
-                <w:b w:val="false"/>
-                <w:bCs w:val="false"/>
-                <w:i w:val="false"/>
-                <w:iCs w:val="false"/>
-                <w:color w:val="2A2E38"/>
-                <w:sz w:val="17"/>
-                <w:szCs w:val="17"/>
-              </w:rPr>
-              <w:t xml:space="preserve">16</w:t>
-            </w:r>
-          </w:p>
-        </w:tc>
-        <w:tc>
-          <w:tcPr>
-            <w:tcW w:type="dxa" w:w="2638"/>
-            <w:tcBorders>
-              <w:top w:val="single" w:color="D9D4CB" w:sz="4"/>
-              <w:left w:val="none" w:color="auto" w:sz="0"/>
-              <w:bottom w:val="single" w:color="D9D4CB" w:sz="4"/>
-              <w:right w:val="none" w:color="auto" w:sz="0"/>
-            </w:tcBorders>
-            <w:shd w:fill="FBFAF8" w:color="auto" w:val="clear"/>
-            <w:tcMar>
-              <w:top w:type="dxa" w:w="52"/>
-              <w:left w:type="dxa" w:w="100"/>
-              <w:bottom w:type="dxa" w:w="52"/>
-              <w:right w:type="dxa" w:w="100"/>
-            </w:tcMar>
-            <w:vAlign w:val="center"/>
-          </w:tcPr>
-          <w:p>
-            <w:pPr>
-              <w:spacing w:after="0" w:line="240" w:lineRule="auto"/>
-              <w:jc w:val="center"/>
-            </w:pPr>
-            <w:r>
-              <w:rPr>
-                <w:rFonts w:ascii="Arial" w:cs="Arial" w:eastAsia="Arial" w:hAnsi="Arial"/>
-                <w:b w:val="false"/>
-                <w:bCs w:val="false"/>
-                <w:i w:val="false"/>
-                <w:iCs w:val="false"/>
-                <w:color w:val="2A2E38"/>
-                <w:sz w:val="17"/>
-                <w:szCs w:val="17"/>
-              </w:rPr>
-              <w:t xml:space="preserve">—</w:t>
+                <w:color w:val="1F2A44"/>
+                <w:sz w:val="17"/>
+                <w:szCs w:val="17"/>
+              </w:rPr>
+              <w:t xml:space="preserve">Мод</w:t>
+            </w:r>
+          </w:p>
+          <w:p>
+            <w:pPr>
+              <w:spacing w:after="26" w:line="206" w:lineRule="auto"/>
+            </w:pPr>
+            <w:r>
+              <w:rPr>
+                <w:rFonts w:ascii="Arial" w:cs="Arial" w:eastAsia="Arial" w:hAnsi="Arial"/>
+                <w:b w:val="false"/>
+                <w:bCs w:val="false"/>
+                <w:i w:val="false"/>
+                <w:iCs w:val="false"/>
+                <w:color w:val="70788A"/>
+                <w:sz w:val="14"/>
+                <w:szCs w:val="14"/>
+              </w:rPr>
+              <w:t xml:space="preserve">41,0 м²  ·  этаж 4 из 44</w:t>
+            </w:r>
+          </w:p>
+          <w:p>
+            <w:pPr>
+              <w:spacing w:after="14" w:line="212" w:lineRule="auto"/>
+            </w:pPr>
+            <w:r>
+              <w:rPr>
+                <w:rFonts w:ascii="Arial" w:cs="Arial" w:eastAsia="Arial" w:hAnsi="Arial"/>
+                <w:b/>
+                <w:bCs/>
+                <w:i w:val="false"/>
+                <w:iCs w:val="false"/>
+                <w:color w:val="1F2A44"/>
+                <w:sz w:val="19"/>
+                <w:szCs w:val="19"/>
+              </w:rPr>
+              <w:t xml:space="preserve">36,0 млн ₽</w:t>
+            </w:r>
+          </w:p>
+          <w:p>
+            <w:pPr>
+              <w:spacing w:after="0" w:line="206" w:lineRule="auto"/>
+            </w:pPr>
+            <w:r>
+              <w:rPr>
+                <w:rFonts w:ascii="Arial" w:cs="Arial" w:eastAsia="Arial" w:hAnsi="Arial"/>
+                <w:b w:val="false"/>
+                <w:bCs w:val="false"/>
+                <w:i w:val="false"/>
+                <w:iCs w:val="false"/>
+                <w:color w:val="A9762F"/>
+                <w:sz w:val="14"/>
+                <w:szCs w:val="14"/>
+              </w:rPr>
+              <w:t xml:space="preserve">878 049 ₽ за м²</w:t>
+            </w:r>
+          </w:p>
+        </w:tc>
+        <w:tc>
+          <w:tcPr>
+            <w:tcW w:type="dxa" w:w="3173"/>
+            <w:tcBorders>
+              <w:top w:val="none" w:color="auto" w:sz="0"/>
+              <w:left w:val="none" w:color="auto" w:sz="0"/>
+              <w:bottom w:val="none" w:color="auto" w:sz="0"/>
+              <w:right w:val="none" w:color="auto" w:sz="0"/>
+            </w:tcBorders>
+            <w:tcMar>
+              <w:top w:type="dxa" w:w="0"/>
+              <w:left w:type="dxa" w:w="90"/>
+              <w:bottom w:type="dxa" w:w="0"/>
+              <w:right w:type="dxa" w:w="90"/>
+            </w:tcMar>
+          </w:tcPr>
+          <w:p>
+            <w:pPr>
+              <w:spacing w:after="46"/>
+            </w:pPr>
+            <w:r>
+              <w:drawing>
+                <wp:inline distT="0" distB="0" distL="0" distR="0">
+                  <wp:extent cx="1895475" cy="1266825"/>
+                  <wp:effectExtent t="0" r="0" b="0" l="0"/>
+                  <wp:docPr id="1" name="" descr="" title=""/>
+                  <wp:cNvGraphicFramePr>
+                    <a:graphicFrameLocks xmlns:a="http://schemas.openxmlformats.org/drawingml/2006/main" noChangeAspect="1"/>
+                  </wp:cNvGraphicFramePr>
+                  <a:graphic xmlns:a="http://schemas.openxmlformats.org/drawingml/2006/main">
+                    <a:graphicData uri="http://schemas.openxmlformats.org/drawingml/2006/picture">
+                      <pic:pic xmlns:pic="http://schemas.openxmlformats.org/drawingml/2006/picture">
+                        <pic:nvPicPr>
+                          <pic:cNvPr id="0" name="" descr=""/>
+                          <pic:cNvPicPr>
+                            <a:picLocks noChangeAspect="1" noChangeArrowheads="1"/>
+                          </pic:cNvPicPr>
+                        </pic:nvPicPr>
+                        <pic:blipFill>
+                          <a:blip r:embed="rId46" cstate="none"/>
+                          <a:srcRect/>
+                          <a:stretch>
+                            <a:fillRect/>
+                          </a:stretch>
+                        </pic:blipFill>
+                        <pic:spPr bwMode="auto">
+                          <a:xfrm>
+                            <a:off x="0" y="0"/>
+                            <a:ext cx="1895475" cy="1266825"/>
+                          </a:xfrm>
+                          <a:prstGeom prst="rect">
+                            <a:avLst/>
+                          </a:prstGeom>
+                        </pic:spPr>
+                      </pic:pic>
+                    </a:graphicData>
+                  </a:graphic>
+                </wp:inline>
+              </w:drawing>
+            </w:r>
+          </w:p>
+          <w:p>
+            <w:pPr>
+              <w:spacing w:after="18" w:line="212" w:lineRule="auto"/>
+            </w:pPr>
+            <w:r>
+              <w:rPr>
+                <w:rFonts w:ascii="Arial" w:cs="Arial" w:eastAsia="Arial" w:hAnsi="Arial"/>
+                <w:b/>
+                <w:bCs/>
+                <w:i w:val="false"/>
+                <w:iCs w:val="false"/>
+                <w:color w:val="1F2A44"/>
+                <w:sz w:val="17"/>
+                <w:szCs w:val="17"/>
+              </w:rPr>
+              <w:t xml:space="preserve">Sole Hill</w:t>
+            </w:r>
+          </w:p>
+          <w:p>
+            <w:pPr>
+              <w:spacing w:after="26" w:line="206" w:lineRule="auto"/>
+            </w:pPr>
+            <w:r>
+              <w:rPr>
+                <w:rFonts w:ascii="Arial" w:cs="Arial" w:eastAsia="Arial" w:hAnsi="Arial"/>
+                <w:b w:val="false"/>
+                <w:bCs w:val="false"/>
+                <w:i w:val="false"/>
+                <w:iCs w:val="false"/>
+                <w:color w:val="70788A"/>
+                <w:sz w:val="14"/>
+                <w:szCs w:val="14"/>
+              </w:rPr>
+              <w:t xml:space="preserve">137,6 м²  ·  этаж 2 из 4</w:t>
+            </w:r>
+          </w:p>
+          <w:p>
+            <w:pPr>
+              <w:spacing w:after="14" w:line="212" w:lineRule="auto"/>
+            </w:pPr>
+            <w:r>
+              <w:rPr>
+                <w:rFonts w:ascii="Arial" w:cs="Arial" w:eastAsia="Arial" w:hAnsi="Arial"/>
+                <w:b/>
+                <w:bCs/>
+                <w:i w:val="false"/>
+                <w:iCs w:val="false"/>
+                <w:color w:val="1F2A44"/>
+                <w:sz w:val="19"/>
+                <w:szCs w:val="19"/>
+              </w:rPr>
+              <w:t xml:space="preserve">117,0 млн ₽</w:t>
+            </w:r>
+          </w:p>
+          <w:p>
+            <w:pPr>
+              <w:spacing w:after="0" w:line="206" w:lineRule="auto"/>
+            </w:pPr>
+            <w:r>
+              <w:rPr>
+                <w:rFonts w:ascii="Arial" w:cs="Arial" w:eastAsia="Arial" w:hAnsi="Arial"/>
+                <w:b w:val="false"/>
+                <w:bCs w:val="false"/>
+                <w:i w:val="false"/>
+                <w:iCs w:val="false"/>
+                <w:color w:val="A9762F"/>
+                <w:sz w:val="14"/>
+                <w:szCs w:val="14"/>
+              </w:rPr>
+              <w:t xml:space="preserve">850 000 ₽ за м²</w:t>
+            </w:r>
+          </w:p>
+        </w:tc>
+        <w:tc>
+          <w:tcPr>
+            <w:tcW w:type="dxa" w:w="3173"/>
+            <w:tcBorders>
+              <w:top w:val="none" w:color="auto" w:sz="0"/>
+              <w:left w:val="none" w:color="auto" w:sz="0"/>
+              <w:bottom w:val="none" w:color="auto" w:sz="0"/>
+              <w:right w:val="none" w:color="auto" w:sz="0"/>
+            </w:tcBorders>
+            <w:tcMar>
+              <w:top w:type="dxa" w:w="0"/>
+              <w:left w:type="dxa" w:w="90"/>
+              <w:bottom w:type="dxa" w:w="0"/>
+              <w:right w:type="dxa" w:w="0"/>
+            </w:tcMar>
+          </w:tcPr>
+          <w:p>
+            <w:pPr>
+              <w:spacing w:after="46"/>
+            </w:pPr>
+            <w:r>
+              <w:drawing>
+                <wp:inline distT="0" distB="0" distL="0" distR="0">
+                  <wp:extent cx="1895475" cy="1266825"/>
+                  <wp:effectExtent t="0" r="0" b="0" l="0"/>
+                  <wp:docPr id="1" name="" descr="" title=""/>
+                  <wp:cNvGraphicFramePr>
+                    <a:graphicFrameLocks xmlns:a="http://schemas.openxmlformats.org/drawingml/2006/main" noChangeAspect="1"/>
+                  </wp:cNvGraphicFramePr>
+                  <a:graphic xmlns:a="http://schemas.openxmlformats.org/drawingml/2006/main">
+                    <a:graphicData uri="http://schemas.openxmlformats.org/drawingml/2006/picture">
+                      <pic:pic xmlns:pic="http://schemas.openxmlformats.org/drawingml/2006/picture">
+                        <pic:nvPicPr>
+                          <pic:cNvPr id="0" name="" descr=""/>
+                          <pic:cNvPicPr>
+                            <a:picLocks noChangeAspect="1" noChangeArrowheads="1"/>
+                          </pic:cNvPicPr>
+                        </pic:nvPicPr>
+                        <pic:blipFill>
+                          <a:blip r:embed="rId47" cstate="none"/>
+                          <a:srcRect/>
+                          <a:stretch>
+                            <a:fillRect/>
+                          </a:stretch>
+                        </pic:blipFill>
+                        <pic:spPr bwMode="auto">
+                          <a:xfrm>
+                            <a:off x="0" y="0"/>
+                            <a:ext cx="1895475" cy="1266825"/>
+                          </a:xfrm>
+                          <a:prstGeom prst="rect">
+                            <a:avLst/>
+                          </a:prstGeom>
+                        </pic:spPr>
+                      </pic:pic>
+                    </a:graphicData>
+                  </a:graphic>
+                </wp:inline>
+              </w:drawing>
+            </w:r>
+          </w:p>
+          <w:p>
+            <w:pPr>
+              <w:spacing w:after="18" w:line="212" w:lineRule="auto"/>
+            </w:pPr>
+            <w:r>
+              <w:rPr>
+                <w:rFonts w:ascii="Arial" w:cs="Arial" w:eastAsia="Arial" w:hAnsi="Arial"/>
+                <w:b/>
+                <w:bCs/>
+                <w:i w:val="false"/>
+                <w:iCs w:val="false"/>
+                <w:color w:val="1F2A44"/>
+                <w:sz w:val="17"/>
+                <w:szCs w:val="17"/>
+              </w:rPr>
+              <w:t xml:space="preserve">Sole Hill</w:t>
+            </w:r>
+          </w:p>
+          <w:p>
+            <w:pPr>
+              <w:spacing w:after="26" w:line="206" w:lineRule="auto"/>
+            </w:pPr>
+            <w:r>
+              <w:rPr>
+                <w:rFonts w:ascii="Arial" w:cs="Arial" w:eastAsia="Arial" w:hAnsi="Arial"/>
+                <w:b w:val="false"/>
+                <w:bCs w:val="false"/>
+                <w:i w:val="false"/>
+                <w:iCs w:val="false"/>
+                <w:color w:val="70788A"/>
+                <w:sz w:val="14"/>
+                <w:szCs w:val="14"/>
+              </w:rPr>
+              <w:t xml:space="preserve">98,7 м²  ·  этаж 2 из 4</w:t>
+            </w:r>
+          </w:p>
+          <w:p>
+            <w:pPr>
+              <w:spacing w:after="14" w:line="212" w:lineRule="auto"/>
+            </w:pPr>
+            <w:r>
+              <w:rPr>
+                <w:rFonts w:ascii="Arial" w:cs="Arial" w:eastAsia="Arial" w:hAnsi="Arial"/>
+                <w:b/>
+                <w:bCs/>
+                <w:i w:val="false"/>
+                <w:iCs w:val="false"/>
+                <w:color w:val="1F2A44"/>
+                <w:sz w:val="19"/>
+                <w:szCs w:val="19"/>
+              </w:rPr>
+              <w:t xml:space="preserve">83,9 млн ₽</w:t>
+            </w:r>
+          </w:p>
+          <w:p>
+            <w:pPr>
+              <w:spacing w:after="0" w:line="206" w:lineRule="auto"/>
+            </w:pPr>
+            <w:r>
+              <w:rPr>
+                <w:rFonts w:ascii="Arial" w:cs="Arial" w:eastAsia="Arial" w:hAnsi="Arial"/>
+                <w:b w:val="false"/>
+                <w:bCs w:val="false"/>
+                <w:i w:val="false"/>
+                <w:iCs w:val="false"/>
+                <w:color w:val="A9762F"/>
+                <w:sz w:val="14"/>
+                <w:szCs w:val="14"/>
+              </w:rPr>
+              <w:t xml:space="preserve">850 000 ₽ за м²</w:t>
             </w:r>
           </w:p>
         </w:tc>
       </w:tr>
       <w:tr>
-        <w:tc>
-          <w:tcPr>
-            <w:tcW w:type="dxa" w:w="4400"/>
-            <w:tcBorders>
-              <w:top w:val="single" w:color="D9D4CB" w:sz="4"/>
-              <w:left w:val="none" w:color="auto" w:sz="0"/>
-              <w:bottom w:val="single" w:color="D9D4CB" w:sz="4"/>
-              <w:right w:val="none" w:color="auto" w:sz="0"/>
-            </w:tcBorders>
-            <w:tcMar>
-              <w:top w:type="dxa" w:w="52"/>
-              <w:left w:type="dxa" w:w="100"/>
-              <w:bottom w:type="dxa" w:w="52"/>
-              <w:right w:type="dxa" w:w="100"/>
-            </w:tcMar>
-            <w:vAlign w:val="center"/>
-          </w:tcPr>
-          <w:p>
-            <w:pPr>
-              <w:spacing w:after="0" w:line="240" w:lineRule="auto"/>
-              <w:jc w:val="left"/>
+        <w:trPr>
+          <w:cantSplit/>
+        </w:trPr>
+        <w:tc>
+          <w:tcPr>
+            <w:tcW w:type="dxa" w:w="3173"/>
+            <w:tcBorders>
+              <w:top w:val="none" w:color="auto" w:sz="0"/>
+              <w:left w:val="none" w:color="auto" w:sz="0"/>
+              <w:bottom w:val="none" w:color="auto" w:sz="0"/>
+              <w:right w:val="none" w:color="auto" w:sz="0"/>
+            </w:tcBorders>
+          </w:tcPr>
+          <w:p>
+            <w:pPr>
+              <w:spacing w:after="0" w:line="190" w:lineRule="auto"/>
+            </w:pPr>
+            <w:r>
+              <w:rPr>
+                <w:rFonts w:ascii="Arial" w:cs="Arial" w:eastAsia="Arial" w:hAnsi="Arial"/>
+                <w:b w:val="false"/>
+                <w:bCs w:val="false"/>
+                <w:i w:val="false"/>
+                <w:iCs w:val="false"/>
+                <w:color w:val="2A2E38"/>
+                <w:sz w:val="19"/>
+                <w:szCs w:val="19"/>
+              </w:rPr>
+              <w:t xml:space="preserve"/>
+            </w:r>
+          </w:p>
+        </w:tc>
+        <w:tc>
+          <w:tcPr>
+            <w:tcW w:type="dxa" w:w="3173"/>
+            <w:tcBorders>
+              <w:top w:val="none" w:color="auto" w:sz="0"/>
+              <w:left w:val="none" w:color="auto" w:sz="0"/>
+              <w:bottom w:val="none" w:color="auto" w:sz="0"/>
+              <w:right w:val="none" w:color="auto" w:sz="0"/>
+            </w:tcBorders>
+          </w:tcPr>
+          <w:p>
+            <w:pPr>
+              <w:spacing w:after="0" w:line="190" w:lineRule="auto"/>
+            </w:pPr>
+            <w:r>
+              <w:rPr>
+                <w:rFonts w:ascii="Arial" w:cs="Arial" w:eastAsia="Arial" w:hAnsi="Arial"/>
+                <w:b w:val="false"/>
+                <w:bCs w:val="false"/>
+                <w:i w:val="false"/>
+                <w:iCs w:val="false"/>
+                <w:color w:val="2A2E38"/>
+                <w:sz w:val="19"/>
+                <w:szCs w:val="19"/>
+              </w:rPr>
+              <w:t xml:space="preserve"/>
+            </w:r>
+          </w:p>
+        </w:tc>
+        <w:tc>
+          <w:tcPr>
+            <w:tcW w:type="dxa" w:w="3173"/>
+            <w:tcBorders>
+              <w:top w:val="none" w:color="auto" w:sz="0"/>
+              <w:left w:val="none" w:color="auto" w:sz="0"/>
+              <w:bottom w:val="none" w:color="auto" w:sz="0"/>
+              <w:right w:val="none" w:color="auto" w:sz="0"/>
+            </w:tcBorders>
+          </w:tcPr>
+          <w:p>
+            <w:pPr>
+              <w:spacing w:after="0" w:line="190" w:lineRule="auto"/>
+            </w:pPr>
+            <w:r>
+              <w:rPr>
+                <w:rFonts w:ascii="Arial" w:cs="Arial" w:eastAsia="Arial" w:hAnsi="Arial"/>
+                <w:b w:val="false"/>
+                <w:bCs w:val="false"/>
+                <w:i w:val="false"/>
+                <w:iCs w:val="false"/>
+                <w:color w:val="2A2E38"/>
+                <w:sz w:val="19"/>
+                <w:szCs w:val="19"/>
+              </w:rPr>
+              <w:t xml:space="preserve"/>
+            </w:r>
+          </w:p>
+        </w:tc>
+      </w:tr>
+      <w:tr>
+        <w:trPr>
+          <w:cantSplit/>
+        </w:trPr>
+        <w:tc>
+          <w:tcPr>
+            <w:tcW w:type="dxa" w:w="3173"/>
+            <w:tcBorders>
+              <w:top w:val="none" w:color="auto" w:sz="0"/>
+              <w:left w:val="none" w:color="auto" w:sz="0"/>
+              <w:bottom w:val="none" w:color="auto" w:sz="0"/>
+              <w:right w:val="none" w:color="auto" w:sz="0"/>
+            </w:tcBorders>
+            <w:tcMar>
+              <w:top w:type="dxa" w:w="0"/>
+              <w:left w:type="dxa" w:w="0"/>
+              <w:bottom w:type="dxa" w:w="0"/>
+              <w:right w:type="dxa" w:w="90"/>
+            </w:tcMar>
+          </w:tcPr>
+          <w:p>
+            <w:pPr>
+              <w:spacing w:after="46"/>
+            </w:pPr>
+            <w:r>
+              <w:drawing>
+                <wp:inline distT="0" distB="0" distL="0" distR="0">
+                  <wp:extent cx="1895475" cy="1266825"/>
+                  <wp:effectExtent t="0" r="0" b="0" l="0"/>
+                  <wp:docPr id="1" name="" descr="" title=""/>
+                  <wp:cNvGraphicFramePr>
+                    <a:graphicFrameLocks xmlns:a="http://schemas.openxmlformats.org/drawingml/2006/main" noChangeAspect="1"/>
+                  </wp:cNvGraphicFramePr>
+                  <a:graphic xmlns:a="http://schemas.openxmlformats.org/drawingml/2006/main">
+                    <a:graphicData uri="http://schemas.openxmlformats.org/drawingml/2006/picture">
+                      <pic:pic xmlns:pic="http://schemas.openxmlformats.org/drawingml/2006/picture">
+                        <pic:nvPicPr>
+                          <pic:cNvPr id="0" name="" descr=""/>
+                          <pic:cNvPicPr>
+                            <a:picLocks noChangeAspect="1" noChangeArrowheads="1"/>
+                          </pic:cNvPicPr>
+                        </pic:nvPicPr>
+                        <pic:blipFill>
+                          <a:blip r:embed="rId48" cstate="none"/>
+                          <a:srcRect/>
+                          <a:stretch>
+                            <a:fillRect/>
+                          </a:stretch>
+                        </pic:blipFill>
+                        <pic:spPr bwMode="auto">
+                          <a:xfrm>
+                            <a:off x="0" y="0"/>
+                            <a:ext cx="1895475" cy="1266825"/>
+                          </a:xfrm>
+                          <a:prstGeom prst="rect">
+                            <a:avLst/>
+                          </a:prstGeom>
+                        </pic:spPr>
+                      </pic:pic>
+                    </a:graphicData>
+                  </a:graphic>
+                </wp:inline>
+              </w:drawing>
+            </w:r>
+          </w:p>
+          <w:p>
+            <w:pPr>
+              <w:spacing w:after="18" w:line="212" w:lineRule="auto"/>
             </w:pPr>
             <w:r>
               <w:rPr>
@@ -14239,150 +15998,383 @@
                 <w:bCs/>
                 <w:i w:val="false"/>
                 <w:iCs w:val="false"/>
-                <w:color w:val="2A2E38"/>
-                <w:sz w:val="17"/>
-                <w:szCs w:val="17"/>
-              </w:rPr>
-              <w:t xml:space="preserve">чистовая</w:t>
-            </w:r>
-          </w:p>
-        </w:tc>
-        <w:tc>
-          <w:tcPr>
-            <w:tcW w:type="dxa" w:w="2600"/>
-            <w:tcBorders>
-              <w:top w:val="single" w:color="D9D4CB" w:sz="4"/>
-              <w:left w:val="none" w:color="auto" w:sz="0"/>
-              <w:bottom w:val="single" w:color="D9D4CB" w:sz="4"/>
-              <w:right w:val="none" w:color="auto" w:sz="0"/>
-            </w:tcBorders>
-            <w:tcMar>
-              <w:top w:type="dxa" w:w="52"/>
-              <w:left w:type="dxa" w:w="100"/>
-              <w:bottom w:type="dxa" w:w="52"/>
-              <w:right w:type="dxa" w:w="100"/>
-            </w:tcMar>
-            <w:vAlign w:val="center"/>
-          </w:tcPr>
-          <w:p>
-            <w:pPr>
-              <w:spacing w:after="0" w:line="240" w:lineRule="auto"/>
-              <w:jc w:val="center"/>
-            </w:pPr>
-            <w:r>
-              <w:rPr>
-                <w:rFonts w:ascii="Arial" w:cs="Arial" w:eastAsia="Arial" w:hAnsi="Arial"/>
-                <w:b w:val="false"/>
-                <w:bCs w:val="false"/>
-                <w:i w:val="false"/>
-                <w:iCs w:val="false"/>
-                <w:color w:val="2A2E38"/>
-                <w:sz w:val="17"/>
-                <w:szCs w:val="17"/>
-              </w:rPr>
-              <w:t xml:space="preserve">55</w:t>
-            </w:r>
-          </w:p>
-        </w:tc>
-        <w:tc>
-          <w:tcPr>
-            <w:tcW w:type="dxa" w:w="2638"/>
-            <w:tcBorders>
-              <w:top w:val="single" w:color="D9D4CB" w:sz="4"/>
-              <w:left w:val="none" w:color="auto" w:sz="0"/>
-              <w:bottom w:val="single" w:color="D9D4CB" w:sz="4"/>
-              <w:right w:val="none" w:color="auto" w:sz="0"/>
-            </w:tcBorders>
-            <w:tcMar>
-              <w:top w:type="dxa" w:w="52"/>
-              <w:left w:type="dxa" w:w="100"/>
-              <w:bottom w:type="dxa" w:w="52"/>
-              <w:right w:type="dxa" w:w="100"/>
-            </w:tcMar>
-            <w:vAlign w:val="center"/>
-          </w:tcPr>
-          <w:p>
-            <w:pPr>
-              <w:spacing w:after="0" w:line="240" w:lineRule="auto"/>
-              <w:jc w:val="center"/>
-            </w:pPr>
-            <w:r>
-              <w:rPr>
-                <w:rFonts w:ascii="Arial" w:cs="Arial" w:eastAsia="Arial" w:hAnsi="Arial"/>
-                <w:b w:val="false"/>
-                <w:bCs w:val="false"/>
-                <w:i w:val="false"/>
-                <w:iCs w:val="false"/>
-                <w:color w:val="2A2E38"/>
-                <w:sz w:val="17"/>
-                <w:szCs w:val="17"/>
-              </w:rPr>
-              <w:t xml:space="preserve">—</w:t>
+                <w:color w:val="1F2A44"/>
+                <w:sz w:val="17"/>
+                <w:szCs w:val="17"/>
+              </w:rPr>
+              <w:t xml:space="preserve">Sole Hill</w:t>
+            </w:r>
+          </w:p>
+          <w:p>
+            <w:pPr>
+              <w:spacing w:after="26" w:line="206" w:lineRule="auto"/>
+            </w:pPr>
+            <w:r>
+              <w:rPr>
+                <w:rFonts w:ascii="Arial" w:cs="Arial" w:eastAsia="Arial" w:hAnsi="Arial"/>
+                <w:b w:val="false"/>
+                <w:bCs w:val="false"/>
+                <w:i w:val="false"/>
+                <w:iCs w:val="false"/>
+                <w:color w:val="70788A"/>
+                <w:sz w:val="14"/>
+                <w:szCs w:val="14"/>
+              </w:rPr>
+              <w:t xml:space="preserve">81,0 м²  ·  этаж 2 из 4</w:t>
+            </w:r>
+          </w:p>
+          <w:p>
+            <w:pPr>
+              <w:spacing w:after="14" w:line="212" w:lineRule="auto"/>
+            </w:pPr>
+            <w:r>
+              <w:rPr>
+                <w:rFonts w:ascii="Arial" w:cs="Arial" w:eastAsia="Arial" w:hAnsi="Arial"/>
+                <w:b/>
+                <w:bCs/>
+                <w:i w:val="false"/>
+                <w:iCs w:val="false"/>
+                <w:color w:val="1F2A44"/>
+                <w:sz w:val="19"/>
+                <w:szCs w:val="19"/>
+              </w:rPr>
+              <w:t xml:space="preserve">64,8 млн ₽</w:t>
+            </w:r>
+          </w:p>
+          <w:p>
+            <w:pPr>
+              <w:spacing w:after="0" w:line="206" w:lineRule="auto"/>
+            </w:pPr>
+            <w:r>
+              <w:rPr>
+                <w:rFonts w:ascii="Arial" w:cs="Arial" w:eastAsia="Arial" w:hAnsi="Arial"/>
+                <w:b w:val="false"/>
+                <w:bCs w:val="false"/>
+                <w:i w:val="false"/>
+                <w:iCs w:val="false"/>
+                <w:color w:val="A9762F"/>
+                <w:sz w:val="14"/>
+                <w:szCs w:val="14"/>
+              </w:rPr>
+              <w:t xml:space="preserve">800 000 ₽ за м²</w:t>
+            </w:r>
+          </w:p>
+        </w:tc>
+        <w:tc>
+          <w:tcPr>
+            <w:tcW w:type="dxa" w:w="3173"/>
+            <w:tcBorders>
+              <w:top w:val="none" w:color="auto" w:sz="0"/>
+              <w:left w:val="none" w:color="auto" w:sz="0"/>
+              <w:bottom w:val="none" w:color="auto" w:sz="0"/>
+              <w:right w:val="none" w:color="auto" w:sz="0"/>
+            </w:tcBorders>
+            <w:tcMar>
+              <w:top w:type="dxa" w:w="0"/>
+              <w:left w:type="dxa" w:w="90"/>
+              <w:bottom w:type="dxa" w:w="0"/>
+              <w:right w:type="dxa" w:w="90"/>
+            </w:tcMar>
+          </w:tcPr>
+          <w:p>
+            <w:pPr>
+              <w:spacing w:after="46"/>
+            </w:pPr>
+            <w:r>
+              <w:drawing>
+                <wp:inline distT="0" distB="0" distL="0" distR="0">
+                  <wp:extent cx="1895475" cy="1266825"/>
+                  <wp:effectExtent t="0" r="0" b="0" l="0"/>
+                  <wp:docPr id="1" name="" descr="" title=""/>
+                  <wp:cNvGraphicFramePr>
+                    <a:graphicFrameLocks xmlns:a="http://schemas.openxmlformats.org/drawingml/2006/main" noChangeAspect="1"/>
+                  </wp:cNvGraphicFramePr>
+                  <a:graphic xmlns:a="http://schemas.openxmlformats.org/drawingml/2006/main">
+                    <a:graphicData uri="http://schemas.openxmlformats.org/drawingml/2006/picture">
+                      <pic:pic xmlns:pic="http://schemas.openxmlformats.org/drawingml/2006/picture">
+                        <pic:nvPicPr>
+                          <pic:cNvPr id="0" name="" descr=""/>
+                          <pic:cNvPicPr>
+                            <a:picLocks noChangeAspect="1" noChangeArrowheads="1"/>
+                          </pic:cNvPicPr>
+                        </pic:nvPicPr>
+                        <pic:blipFill>
+                          <a:blip r:embed="rId49" cstate="none"/>
+                          <a:srcRect/>
+                          <a:stretch>
+                            <a:fillRect/>
+                          </a:stretch>
+                        </pic:blipFill>
+                        <pic:spPr bwMode="auto">
+                          <a:xfrm>
+                            <a:off x="0" y="0"/>
+                            <a:ext cx="1895475" cy="1266825"/>
+                          </a:xfrm>
+                          <a:prstGeom prst="rect">
+                            <a:avLst/>
+                          </a:prstGeom>
+                        </pic:spPr>
+                      </pic:pic>
+                    </a:graphicData>
+                  </a:graphic>
+                </wp:inline>
+              </w:drawing>
+            </w:r>
+          </w:p>
+          <w:p>
+            <w:pPr>
+              <w:spacing w:after="18" w:line="212" w:lineRule="auto"/>
+            </w:pPr>
+            <w:r>
+              <w:rPr>
+                <w:rFonts w:ascii="Arial" w:cs="Arial" w:eastAsia="Arial" w:hAnsi="Arial"/>
+                <w:b/>
+                <w:bCs/>
+                <w:i w:val="false"/>
+                <w:iCs w:val="false"/>
+                <w:color w:val="1F2A44"/>
+                <w:sz w:val="17"/>
+                <w:szCs w:val="17"/>
+              </w:rPr>
+              <w:t xml:space="preserve">Мод</w:t>
+            </w:r>
+          </w:p>
+          <w:p>
+            <w:pPr>
+              <w:spacing w:after="26" w:line="206" w:lineRule="auto"/>
+            </w:pPr>
+            <w:r>
+              <w:rPr>
+                <w:rFonts w:ascii="Arial" w:cs="Arial" w:eastAsia="Arial" w:hAnsi="Arial"/>
+                <w:b w:val="false"/>
+                <w:bCs w:val="false"/>
+                <w:i w:val="false"/>
+                <w:iCs w:val="false"/>
+                <w:color w:val="70788A"/>
+                <w:sz w:val="14"/>
+                <w:szCs w:val="14"/>
+              </w:rPr>
+              <w:t xml:space="preserve">68,0 м²  ·  этаж 22 из 55</w:t>
+            </w:r>
+          </w:p>
+          <w:p>
+            <w:pPr>
+              <w:spacing w:after="14" w:line="212" w:lineRule="auto"/>
+            </w:pPr>
+            <w:r>
+              <w:rPr>
+                <w:rFonts w:ascii="Arial" w:cs="Arial" w:eastAsia="Arial" w:hAnsi="Arial"/>
+                <w:b/>
+                <w:bCs/>
+                <w:i w:val="false"/>
+                <w:iCs w:val="false"/>
+                <w:color w:val="1F2A44"/>
+                <w:sz w:val="19"/>
+                <w:szCs w:val="19"/>
+              </w:rPr>
+              <w:t xml:space="preserve">54,0 млн ₽</w:t>
+            </w:r>
+          </w:p>
+          <w:p>
+            <w:pPr>
+              <w:spacing w:after="0" w:line="206" w:lineRule="auto"/>
+            </w:pPr>
+            <w:r>
+              <w:rPr>
+                <w:rFonts w:ascii="Arial" w:cs="Arial" w:eastAsia="Arial" w:hAnsi="Arial"/>
+                <w:b w:val="false"/>
+                <w:bCs w:val="false"/>
+                <w:i w:val="false"/>
+                <w:iCs w:val="false"/>
+                <w:color w:val="A9762F"/>
+                <w:sz w:val="14"/>
+                <w:szCs w:val="14"/>
+              </w:rPr>
+              <w:t xml:space="preserve">794 118 ₽ за м²</w:t>
+            </w:r>
+          </w:p>
+        </w:tc>
+        <w:tc>
+          <w:tcPr>
+            <w:tcW w:type="dxa" w:w="3173"/>
+            <w:tcBorders>
+              <w:top w:val="none" w:color="auto" w:sz="0"/>
+              <w:left w:val="none" w:color="auto" w:sz="0"/>
+              <w:bottom w:val="none" w:color="auto" w:sz="0"/>
+              <w:right w:val="none" w:color="auto" w:sz="0"/>
+            </w:tcBorders>
+            <w:tcMar>
+              <w:top w:type="dxa" w:w="0"/>
+              <w:left w:type="dxa" w:w="90"/>
+              <w:bottom w:type="dxa" w:w="0"/>
+              <w:right w:type="dxa" w:w="0"/>
+            </w:tcMar>
+          </w:tcPr>
+          <w:p>
+            <w:pPr>
+              <w:spacing w:after="46"/>
+            </w:pPr>
+            <w:r>
+              <w:drawing>
+                <wp:inline distT="0" distB="0" distL="0" distR="0">
+                  <wp:extent cx="1895475" cy="1266825"/>
+                  <wp:effectExtent t="0" r="0" b="0" l="0"/>
+                  <wp:docPr id="1" name="" descr="" title=""/>
+                  <wp:cNvGraphicFramePr>
+                    <a:graphicFrameLocks xmlns:a="http://schemas.openxmlformats.org/drawingml/2006/main" noChangeAspect="1"/>
+                  </wp:cNvGraphicFramePr>
+                  <a:graphic xmlns:a="http://schemas.openxmlformats.org/drawingml/2006/main">
+                    <a:graphicData uri="http://schemas.openxmlformats.org/drawingml/2006/picture">
+                      <pic:pic xmlns:pic="http://schemas.openxmlformats.org/drawingml/2006/picture">
+                        <pic:nvPicPr>
+                          <pic:cNvPr id="0" name="" descr=""/>
+                          <pic:cNvPicPr>
+                            <a:picLocks noChangeAspect="1" noChangeArrowheads="1"/>
+                          </pic:cNvPicPr>
+                        </pic:nvPicPr>
+                        <pic:blipFill>
+                          <a:blip r:embed="rId50" cstate="none"/>
+                          <a:srcRect/>
+                          <a:stretch>
+                            <a:fillRect/>
+                          </a:stretch>
+                        </pic:blipFill>
+                        <pic:spPr bwMode="auto">
+                          <a:xfrm>
+                            <a:off x="0" y="0"/>
+                            <a:ext cx="1895475" cy="1266825"/>
+                          </a:xfrm>
+                          <a:prstGeom prst="rect">
+                            <a:avLst/>
+                          </a:prstGeom>
+                        </pic:spPr>
+                      </pic:pic>
+                    </a:graphicData>
+                  </a:graphic>
+                </wp:inline>
+              </w:drawing>
+            </w:r>
+          </w:p>
+          <w:p>
+            <w:pPr>
+              <w:spacing w:after="18" w:line="212" w:lineRule="auto"/>
+            </w:pPr>
+            <w:r>
+              <w:rPr>
+                <w:rFonts w:ascii="Arial" w:cs="Arial" w:eastAsia="Arial" w:hAnsi="Arial"/>
+                <w:b/>
+                <w:bCs/>
+                <w:i w:val="false"/>
+                <w:iCs w:val="false"/>
+                <w:color w:val="1F2A44"/>
+                <w:sz w:val="17"/>
+                <w:szCs w:val="17"/>
+              </w:rPr>
+              <w:t xml:space="preserve">Волга</w:t>
+            </w:r>
+          </w:p>
+          <w:p>
+            <w:pPr>
+              <w:spacing w:after="26" w:line="206" w:lineRule="auto"/>
+            </w:pPr>
+            <w:r>
+              <w:rPr>
+                <w:rFonts w:ascii="Arial" w:cs="Arial" w:eastAsia="Arial" w:hAnsi="Arial"/>
+                <w:b w:val="false"/>
+                <w:bCs w:val="false"/>
+                <w:i w:val="false"/>
+                <w:iCs w:val="false"/>
+                <w:color w:val="70788A"/>
+                <w:sz w:val="14"/>
+                <w:szCs w:val="14"/>
+              </w:rPr>
+              <w:t xml:space="preserve">93,0 м²  ·  этаж 12 из 19</w:t>
+            </w:r>
+          </w:p>
+          <w:p>
+            <w:pPr>
+              <w:spacing w:after="14" w:line="212" w:lineRule="auto"/>
+            </w:pPr>
+            <w:r>
+              <w:rPr>
+                <w:rFonts w:ascii="Arial" w:cs="Arial" w:eastAsia="Arial" w:hAnsi="Arial"/>
+                <w:b/>
+                <w:bCs/>
+                <w:i w:val="false"/>
+                <w:iCs w:val="false"/>
+                <w:color w:val="1F2A44"/>
+                <w:sz w:val="19"/>
+                <w:szCs w:val="19"/>
+              </w:rPr>
+              <w:t xml:space="preserve">63,0 млн ₽</w:t>
+            </w:r>
+          </w:p>
+          <w:p>
+            <w:pPr>
+              <w:spacing w:after="0" w:line="206" w:lineRule="auto"/>
+            </w:pPr>
+            <w:r>
+              <w:rPr>
+                <w:rFonts w:ascii="Arial" w:cs="Arial" w:eastAsia="Arial" w:hAnsi="Arial"/>
+                <w:b w:val="false"/>
+                <w:bCs w:val="false"/>
+                <w:i w:val="false"/>
+                <w:iCs w:val="false"/>
+                <w:color w:val="A9762F"/>
+                <w:sz w:val="14"/>
+                <w:szCs w:val="14"/>
+              </w:rPr>
+              <w:t xml:space="preserve">677 419 ₽ за м²</w:t>
             </w:r>
           </w:p>
         </w:tc>
       </w:tr>
       <w:tr>
-        <w:tc>
-          <w:tcPr>
-            <w:tcW w:type="dxa" w:w="4400"/>
-            <w:tcBorders>
-              <w:top w:val="single" w:color="D9D4CB" w:sz="4"/>
-              <w:left w:val="none" w:color="auto" w:sz="0"/>
-              <w:bottom w:val="single" w:color="D9D4CB" w:sz="4"/>
-              <w:right w:val="none" w:color="auto" w:sz="0"/>
-            </w:tcBorders>
-            <w:shd w:fill="FBFAF8" w:color="auto" w:val="clear"/>
-            <w:tcMar>
-              <w:top w:type="dxa" w:w="52"/>
-              <w:left w:type="dxa" w:w="100"/>
-              <w:bottom w:type="dxa" w:w="52"/>
-              <w:right w:type="dxa" w:w="100"/>
-            </w:tcMar>
-            <w:vAlign w:val="center"/>
-          </w:tcPr>
-          <w:p>
-            <w:pPr>
-              <w:spacing w:after="0" w:line="240" w:lineRule="auto"/>
-              <w:jc w:val="left"/>
-            </w:pPr>
-            <w:r>
-              <w:rPr>
-                <w:rFonts w:ascii="Arial" w:cs="Arial" w:eastAsia="Arial" w:hAnsi="Arial"/>
-                <w:b/>
-                <w:bCs/>
+        <w:trPr>
+          <w:cantSplit/>
+        </w:trPr>
+        <w:tc>
+          <w:tcPr>
+            <w:tcW w:type="dxa" w:w="3173"/>
+            <w:tcBorders>
+              <w:top w:val="none" w:color="auto" w:sz="0"/>
+              <w:left w:val="none" w:color="auto" w:sz="0"/>
+              <w:bottom w:val="none" w:color="auto" w:sz="0"/>
+              <w:right w:val="none" w:color="auto" w:sz="0"/>
+            </w:tcBorders>
+          </w:tcPr>
+          <w:p>
+            <w:pPr>
+              <w:spacing w:after="0" w:line="190" w:lineRule="auto"/>
+            </w:pPr>
+            <w:r>
+              <w:rPr>
+                <w:rFonts w:ascii="Arial" w:cs="Arial" w:eastAsia="Arial" w:hAnsi="Arial"/>
+                <w:b w:val="false"/>
+                <w:bCs w:val="false"/>
                 <w:i w:val="false"/>
                 <w:iCs w:val="false"/>
                 <w:color w:val="2A2E38"/>
-                <w:sz w:val="17"/>
-                <w:szCs w:val="17"/>
-              </w:rPr>
-              <w:t xml:space="preserve">дизайнерский</w:t>
-            </w:r>
-          </w:p>
-        </w:tc>
-        <w:tc>
-          <w:tcPr>
-            <w:tcW w:type="dxa" w:w="2600"/>
-            <w:tcBorders>
-              <w:top w:val="single" w:color="D9D4CB" w:sz="4"/>
-              <w:left w:val="none" w:color="auto" w:sz="0"/>
-              <w:bottom w:val="single" w:color="D9D4CB" w:sz="4"/>
-              <w:right w:val="none" w:color="auto" w:sz="0"/>
-            </w:tcBorders>
-            <w:shd w:fill="FBFAF8" w:color="auto" w:val="clear"/>
-            <w:tcMar>
-              <w:top w:type="dxa" w:w="52"/>
-              <w:left w:type="dxa" w:w="100"/>
-              <w:bottom w:type="dxa" w:w="52"/>
-              <w:right w:type="dxa" w:w="100"/>
-            </w:tcMar>
-            <w:vAlign w:val="center"/>
-          </w:tcPr>
-          <w:p>
-            <w:pPr>
-              <w:spacing w:after="0" w:line="240" w:lineRule="auto"/>
-              <w:jc w:val="center"/>
+                <w:sz w:val="19"/>
+                <w:szCs w:val="19"/>
+              </w:rPr>
+              <w:t xml:space="preserve"/>
+            </w:r>
+          </w:p>
+        </w:tc>
+        <w:tc>
+          <w:tcPr>
+            <w:tcW w:type="dxa" w:w="3173"/>
+            <w:tcBorders>
+              <w:top w:val="none" w:color="auto" w:sz="0"/>
+              <w:left w:val="none" w:color="auto" w:sz="0"/>
+              <w:bottom w:val="none" w:color="auto" w:sz="0"/>
+              <w:right w:val="none" w:color="auto" w:sz="0"/>
+            </w:tcBorders>
+          </w:tcPr>
+          <w:p>
+            <w:pPr>
+              <w:spacing w:after="0" w:line="190" w:lineRule="auto"/>
             </w:pPr>
             <w:r>
               <w:rPr>
@@ -14392,35 +16384,26 @@
                 <w:i w:val="false"/>
                 <w:iCs w:val="false"/>
                 <w:color w:val="2A2E38"/>
-                <w:sz w:val="17"/>
-                <w:szCs w:val="17"/>
-              </w:rPr>
-              <w:t xml:space="preserve">—</w:t>
-            </w:r>
-          </w:p>
-        </w:tc>
-        <w:tc>
-          <w:tcPr>
-            <w:tcW w:type="dxa" w:w="2638"/>
-            <w:tcBorders>
-              <w:top w:val="single" w:color="D9D4CB" w:sz="4"/>
-              <w:left w:val="none" w:color="auto" w:sz="0"/>
-              <w:bottom w:val="single" w:color="D9D4CB" w:sz="4"/>
-              <w:right w:val="none" w:color="auto" w:sz="0"/>
-            </w:tcBorders>
-            <w:shd w:fill="FBFAF8" w:color="auto" w:val="clear"/>
-            <w:tcMar>
-              <w:top w:type="dxa" w:w="52"/>
-              <w:left w:type="dxa" w:w="100"/>
-              <w:bottom w:type="dxa" w:w="52"/>
-              <w:right w:type="dxa" w:w="100"/>
-            </w:tcMar>
-            <w:vAlign w:val="center"/>
-          </w:tcPr>
-          <w:p>
-            <w:pPr>
-              <w:spacing w:after="0" w:line="240" w:lineRule="auto"/>
-              <w:jc w:val="center"/>
+                <w:sz w:val="19"/>
+                <w:szCs w:val="19"/>
+              </w:rPr>
+              <w:t xml:space="preserve"/>
+            </w:r>
+          </w:p>
+        </w:tc>
+        <w:tc>
+          <w:tcPr>
+            <w:tcW w:type="dxa" w:w="3173"/>
+            <w:tcBorders>
+              <w:top w:val="none" w:color="auto" w:sz="0"/>
+              <w:left w:val="none" w:color="auto" w:sz="0"/>
+              <w:bottom w:val="none" w:color="auto" w:sz="0"/>
+              <w:right w:val="none" w:color="auto" w:sz="0"/>
+            </w:tcBorders>
+          </w:tcPr>
+          <w:p>
+            <w:pPr>
+              <w:spacing w:after="0" w:line="190" w:lineRule="auto"/>
             </w:pPr>
             <w:r>
               <w:rPr>
@@ -14430,589 +16413,52 @@
                 <w:i w:val="false"/>
                 <w:iCs w:val="false"/>
                 <w:color w:val="2A2E38"/>
-                <w:sz w:val="17"/>
-                <w:szCs w:val="17"/>
-              </w:rPr>
-              <w:t xml:space="preserve">36</w:t>
-            </w:r>
-          </w:p>
-        </w:tc>
-      </w:tr>
-      <w:tr>
-        <w:tc>
-          <w:tcPr>
-            <w:tcW w:type="dxa" w:w="4400"/>
-            <w:tcBorders>
-              <w:top w:val="single" w:color="D9D4CB" w:sz="4"/>
-              <w:left w:val="none" w:color="auto" w:sz="0"/>
-              <w:bottom w:val="single" w:color="D9D4CB" w:sz="4"/>
-              <w:right w:val="none" w:color="auto" w:sz="0"/>
-            </w:tcBorders>
-            <w:tcMar>
-              <w:top w:type="dxa" w:w="52"/>
-              <w:left w:type="dxa" w:w="100"/>
-              <w:bottom w:type="dxa" w:w="52"/>
-              <w:right w:type="dxa" w:w="100"/>
-            </w:tcMar>
-            <w:vAlign w:val="center"/>
-          </w:tcPr>
-          <w:p>
-            <w:pPr>
-              <w:spacing w:after="0" w:line="240" w:lineRule="auto"/>
-              <w:jc w:val="left"/>
-            </w:pPr>
-            <w:r>
-              <w:rPr>
-                <w:rFonts w:ascii="Arial" w:cs="Arial" w:eastAsia="Arial" w:hAnsi="Arial"/>
-                <w:b/>
-                <w:bCs/>
-                <w:i w:val="false"/>
-                <w:iCs w:val="false"/>
-                <w:color w:val="2A2E38"/>
-                <w:sz w:val="17"/>
-                <w:szCs w:val="17"/>
-              </w:rPr>
-              <w:t xml:space="preserve">евроремонт</w:t>
-            </w:r>
-          </w:p>
-        </w:tc>
-        <w:tc>
-          <w:tcPr>
-            <w:tcW w:type="dxa" w:w="2600"/>
-            <w:tcBorders>
-              <w:top w:val="single" w:color="D9D4CB" w:sz="4"/>
-              <w:left w:val="none" w:color="auto" w:sz="0"/>
-              <w:bottom w:val="single" w:color="D9D4CB" w:sz="4"/>
-              <w:right w:val="none" w:color="auto" w:sz="0"/>
-            </w:tcBorders>
-            <w:tcMar>
-              <w:top w:type="dxa" w:w="52"/>
-              <w:left w:type="dxa" w:w="100"/>
-              <w:bottom w:type="dxa" w:w="52"/>
-              <w:right w:type="dxa" w:w="100"/>
-            </w:tcMar>
-            <w:vAlign w:val="center"/>
-          </w:tcPr>
-          <w:p>
-            <w:pPr>
-              <w:spacing w:after="0" w:line="240" w:lineRule="auto"/>
-              <w:jc w:val="center"/>
-            </w:pPr>
-            <w:r>
-              <w:rPr>
-                <w:rFonts w:ascii="Arial" w:cs="Arial" w:eastAsia="Arial" w:hAnsi="Arial"/>
-                <w:b w:val="false"/>
-                <w:bCs w:val="false"/>
-                <w:i w:val="false"/>
-                <w:iCs w:val="false"/>
-                <w:color w:val="2A2E38"/>
-                <w:sz w:val="17"/>
-                <w:szCs w:val="17"/>
-              </w:rPr>
-              <w:t xml:space="preserve">—</w:t>
-            </w:r>
-          </w:p>
-        </w:tc>
-        <w:tc>
-          <w:tcPr>
-            <w:tcW w:type="dxa" w:w="2638"/>
-            <w:tcBorders>
-              <w:top w:val="single" w:color="D9D4CB" w:sz="4"/>
-              <w:left w:val="none" w:color="auto" w:sz="0"/>
-              <w:bottom w:val="single" w:color="D9D4CB" w:sz="4"/>
-              <w:right w:val="none" w:color="auto" w:sz="0"/>
-            </w:tcBorders>
-            <w:tcMar>
-              <w:top w:type="dxa" w:w="52"/>
-              <w:left w:type="dxa" w:w="100"/>
-              <w:bottom w:type="dxa" w:w="52"/>
-              <w:right w:type="dxa" w:w="100"/>
-            </w:tcMar>
-            <w:vAlign w:val="center"/>
-          </w:tcPr>
-          <w:p>
-            <w:pPr>
-              <w:spacing w:after="0" w:line="240" w:lineRule="auto"/>
-              <w:jc w:val="center"/>
-            </w:pPr>
-            <w:r>
-              <w:rPr>
-                <w:rFonts w:ascii="Arial" w:cs="Arial" w:eastAsia="Arial" w:hAnsi="Arial"/>
-                <w:b w:val="false"/>
-                <w:bCs w:val="false"/>
-                <w:i w:val="false"/>
-                <w:iCs w:val="false"/>
-                <w:color w:val="2A2E38"/>
-                <w:sz w:val="17"/>
-                <w:szCs w:val="17"/>
-              </w:rPr>
-              <w:t xml:space="preserve">1</w:t>
-            </w:r>
-          </w:p>
-        </w:tc>
-      </w:tr>
-      <w:tr>
-        <w:tc>
-          <w:tcPr>
-            <w:tcW w:type="dxa" w:w="4400"/>
-            <w:tcBorders>
-              <w:top w:val="single" w:color="D9D4CB" w:sz="4"/>
-              <w:left w:val="none" w:color="auto" w:sz="0"/>
-              <w:bottom w:val="single" w:color="D9D4CB" w:sz="4"/>
-              <w:right w:val="none" w:color="auto" w:sz="0"/>
-            </w:tcBorders>
-            <w:shd w:fill="FBFAF8" w:color="auto" w:val="clear"/>
-            <w:tcMar>
-              <w:top w:type="dxa" w:w="52"/>
-              <w:left w:type="dxa" w:w="100"/>
-              <w:bottom w:type="dxa" w:w="52"/>
-              <w:right w:type="dxa" w:w="100"/>
-            </w:tcMar>
-            <w:vAlign w:val="center"/>
-          </w:tcPr>
-          <w:p>
-            <w:pPr>
-              <w:spacing w:after="0" w:line="240" w:lineRule="auto"/>
-              <w:jc w:val="left"/>
-            </w:pPr>
-            <w:r>
-              <w:rPr>
-                <w:rFonts w:ascii="Arial" w:cs="Arial" w:eastAsia="Arial" w:hAnsi="Arial"/>
-                <w:b/>
-                <w:bCs/>
-                <w:i w:val="false"/>
-                <w:iCs w:val="false"/>
-                <w:color w:val="2A2E38"/>
-                <w:sz w:val="17"/>
-                <w:szCs w:val="17"/>
-              </w:rPr>
-              <w:t xml:space="preserve">косметический</w:t>
-            </w:r>
-          </w:p>
-        </w:tc>
-        <w:tc>
-          <w:tcPr>
-            <w:tcW w:type="dxa" w:w="2600"/>
-            <w:tcBorders>
-              <w:top w:val="single" w:color="D9D4CB" w:sz="4"/>
-              <w:left w:val="none" w:color="auto" w:sz="0"/>
-              <w:bottom w:val="single" w:color="D9D4CB" w:sz="4"/>
-              <w:right w:val="none" w:color="auto" w:sz="0"/>
-            </w:tcBorders>
-            <w:shd w:fill="FBFAF8" w:color="auto" w:val="clear"/>
-            <w:tcMar>
-              <w:top w:type="dxa" w:w="52"/>
-              <w:left w:type="dxa" w:w="100"/>
-              <w:bottom w:type="dxa" w:w="52"/>
-              <w:right w:type="dxa" w:w="100"/>
-            </w:tcMar>
-            <w:vAlign w:val="center"/>
-          </w:tcPr>
-          <w:p>
-            <w:pPr>
-              <w:spacing w:after="0" w:line="240" w:lineRule="auto"/>
-              <w:jc w:val="center"/>
-            </w:pPr>
-            <w:r>
-              <w:rPr>
-                <w:rFonts w:ascii="Arial" w:cs="Arial" w:eastAsia="Arial" w:hAnsi="Arial"/>
-                <w:b w:val="false"/>
-                <w:bCs w:val="false"/>
-                <w:i w:val="false"/>
-                <w:iCs w:val="false"/>
-                <w:color w:val="2A2E38"/>
-                <w:sz w:val="17"/>
-                <w:szCs w:val="17"/>
-              </w:rPr>
-              <w:t xml:space="preserve">—</w:t>
-            </w:r>
-          </w:p>
-        </w:tc>
-        <w:tc>
-          <w:tcPr>
-            <w:tcW w:type="dxa" w:w="2638"/>
-            <w:tcBorders>
-              <w:top w:val="single" w:color="D9D4CB" w:sz="4"/>
-              <w:left w:val="none" w:color="auto" w:sz="0"/>
-              <w:bottom w:val="single" w:color="D9D4CB" w:sz="4"/>
-              <w:right w:val="none" w:color="auto" w:sz="0"/>
-            </w:tcBorders>
-            <w:shd w:fill="FBFAF8" w:color="auto" w:val="clear"/>
-            <w:tcMar>
-              <w:top w:type="dxa" w:w="52"/>
-              <w:left w:type="dxa" w:w="100"/>
-              <w:bottom w:type="dxa" w:w="52"/>
-              <w:right w:type="dxa" w:w="100"/>
-            </w:tcMar>
-            <w:vAlign w:val="center"/>
-          </w:tcPr>
-          <w:p>
-            <w:pPr>
-              <w:spacing w:after="0" w:line="240" w:lineRule="auto"/>
-              <w:jc w:val="center"/>
-            </w:pPr>
-            <w:r>
-              <w:rPr>
-                <w:rFonts w:ascii="Arial" w:cs="Arial" w:eastAsia="Arial" w:hAnsi="Arial"/>
-                <w:b w:val="false"/>
-                <w:bCs w:val="false"/>
-                <w:i w:val="false"/>
-                <w:iCs w:val="false"/>
-                <w:color w:val="2A2E38"/>
-                <w:sz w:val="17"/>
-                <w:szCs w:val="17"/>
-              </w:rPr>
-              <w:t xml:space="preserve">1</w:t>
-            </w:r>
-          </w:p>
-        </w:tc>
-      </w:tr>
-      <w:tr>
-        <w:tc>
-          <w:tcPr>
-            <w:tcW w:type="dxa" w:w="4400"/>
-            <w:tcBorders>
-              <w:top w:val="single" w:color="D9D4CB" w:sz="4"/>
-              <w:left w:val="none" w:color="auto" w:sz="0"/>
-              <w:bottom w:val="single" w:color="D9D4CB" w:sz="4"/>
-              <w:right w:val="none" w:color="auto" w:sz="0"/>
-            </w:tcBorders>
-            <w:tcMar>
-              <w:top w:type="dxa" w:w="52"/>
-              <w:left w:type="dxa" w:w="100"/>
-              <w:bottom w:type="dxa" w:w="52"/>
-              <w:right w:type="dxa" w:w="100"/>
-            </w:tcMar>
-            <w:vAlign w:val="center"/>
-          </w:tcPr>
-          <w:p>
-            <w:pPr>
-              <w:spacing w:after="0" w:line="240" w:lineRule="auto"/>
-              <w:jc w:val="left"/>
-            </w:pPr>
-            <w:r>
-              <w:rPr>
-                <w:rFonts w:ascii="Arial" w:cs="Arial" w:eastAsia="Arial" w:hAnsi="Arial"/>
-                <w:b/>
-                <w:bCs/>
-                <w:i w:val="false"/>
-                <w:iCs w:val="false"/>
-                <w:color w:val="2A2E38"/>
-                <w:sz w:val="17"/>
-                <w:szCs w:val="17"/>
-              </w:rPr>
-              <w:t xml:space="preserve">без ремонта</w:t>
-            </w:r>
-          </w:p>
-        </w:tc>
-        <w:tc>
-          <w:tcPr>
-            <w:tcW w:type="dxa" w:w="2600"/>
-            <w:tcBorders>
-              <w:top w:val="single" w:color="D9D4CB" w:sz="4"/>
-              <w:left w:val="none" w:color="auto" w:sz="0"/>
-              <w:bottom w:val="single" w:color="D9D4CB" w:sz="4"/>
-              <w:right w:val="none" w:color="auto" w:sz="0"/>
-            </w:tcBorders>
-            <w:tcMar>
-              <w:top w:type="dxa" w:w="52"/>
-              <w:left w:type="dxa" w:w="100"/>
-              <w:bottom w:type="dxa" w:w="52"/>
-              <w:right w:type="dxa" w:w="100"/>
-            </w:tcMar>
-            <w:vAlign w:val="center"/>
-          </w:tcPr>
-          <w:p>
-            <w:pPr>
-              <w:spacing w:after="0" w:line="240" w:lineRule="auto"/>
-              <w:jc w:val="center"/>
-            </w:pPr>
-            <w:r>
-              <w:rPr>
-                <w:rFonts w:ascii="Arial" w:cs="Arial" w:eastAsia="Arial" w:hAnsi="Arial"/>
-                <w:b w:val="false"/>
-                <w:bCs w:val="false"/>
-                <w:i w:val="false"/>
-                <w:iCs w:val="false"/>
-                <w:color w:val="2A2E38"/>
-                <w:sz w:val="17"/>
-                <w:szCs w:val="17"/>
-              </w:rPr>
-              <w:t xml:space="preserve">—</w:t>
-            </w:r>
-          </w:p>
-        </w:tc>
-        <w:tc>
-          <w:tcPr>
-            <w:tcW w:type="dxa" w:w="2638"/>
-            <w:tcBorders>
-              <w:top w:val="single" w:color="D9D4CB" w:sz="4"/>
-              <w:left w:val="none" w:color="auto" w:sz="0"/>
-              <w:bottom w:val="single" w:color="D9D4CB" w:sz="4"/>
-              <w:right w:val="none" w:color="auto" w:sz="0"/>
-            </w:tcBorders>
-            <w:tcMar>
-              <w:top w:type="dxa" w:w="52"/>
-              <w:left w:type="dxa" w:w="100"/>
-              <w:bottom w:type="dxa" w:w="52"/>
-              <w:right w:type="dxa" w:w="100"/>
-            </w:tcMar>
-            <w:vAlign w:val="center"/>
-          </w:tcPr>
-          <w:p>
-            <w:pPr>
-              <w:spacing w:after="0" w:line="240" w:lineRule="auto"/>
-              <w:jc w:val="center"/>
-            </w:pPr>
-            <w:r>
-              <w:rPr>
-                <w:rFonts w:ascii="Arial" w:cs="Arial" w:eastAsia="Arial" w:hAnsi="Arial"/>
-                <w:b w:val="false"/>
-                <w:bCs w:val="false"/>
-                <w:i w:val="false"/>
-                <w:iCs w:val="false"/>
-                <w:color w:val="2A2E38"/>
-                <w:sz w:val="17"/>
-                <w:szCs w:val="17"/>
-              </w:rPr>
-              <w:t xml:space="preserve">32</w:t>
-            </w:r>
-          </w:p>
-        </w:tc>
-      </w:tr>
-      <w:tr>
-        <w:tc>
-          <w:tcPr>
-            <w:tcW w:type="dxa" w:w="4400"/>
-            <w:tcBorders>
-              <w:top w:val="single" w:color="D9D4CB" w:sz="4"/>
-              <w:left w:val="none" w:color="auto" w:sz="0"/>
-              <w:bottom w:val="single" w:color="D9D4CB" w:sz="4"/>
-              <w:right w:val="none" w:color="auto" w:sz="0"/>
-            </w:tcBorders>
-            <w:shd w:fill="FBFAF8" w:color="auto" w:val="clear"/>
-            <w:tcMar>
-              <w:top w:type="dxa" w:w="52"/>
-              <w:left w:type="dxa" w:w="100"/>
-              <w:bottom w:type="dxa" w:w="52"/>
-              <w:right w:type="dxa" w:w="100"/>
-            </w:tcMar>
-            <w:vAlign w:val="center"/>
-          </w:tcPr>
-          <w:p>
-            <w:pPr>
-              <w:spacing w:after="0" w:line="240" w:lineRule="auto"/>
-              <w:jc w:val="left"/>
-            </w:pPr>
-            <w:r>
-              <w:rPr>
-                <w:rFonts w:ascii="Arial" w:cs="Arial" w:eastAsia="Arial" w:hAnsi="Arial"/>
-                <w:b/>
-                <w:bCs/>
-                <w:i w:val="false"/>
-                <w:iCs w:val="false"/>
-                <w:color w:val="2A2E38"/>
-                <w:sz w:val="17"/>
-                <w:szCs w:val="17"/>
-              </w:rPr>
-              <w:t xml:space="preserve">состояние не указано</w:t>
-            </w:r>
-          </w:p>
-        </w:tc>
-        <w:tc>
-          <w:tcPr>
-            <w:tcW w:type="dxa" w:w="2600"/>
-            <w:tcBorders>
-              <w:top w:val="single" w:color="D9D4CB" w:sz="4"/>
-              <w:left w:val="none" w:color="auto" w:sz="0"/>
-              <w:bottom w:val="single" w:color="D9D4CB" w:sz="4"/>
-              <w:right w:val="none" w:color="auto" w:sz="0"/>
-            </w:tcBorders>
-            <w:shd w:fill="FBFAF8" w:color="auto" w:val="clear"/>
-            <w:tcMar>
-              <w:top w:type="dxa" w:w="52"/>
-              <w:left w:type="dxa" w:w="100"/>
-              <w:bottom w:type="dxa" w:w="52"/>
-              <w:right w:type="dxa" w:w="100"/>
-            </w:tcMar>
-            <w:vAlign w:val="center"/>
-          </w:tcPr>
-          <w:p>
-            <w:pPr>
-              <w:spacing w:after="0" w:line="240" w:lineRule="auto"/>
-              <w:jc w:val="center"/>
-            </w:pPr>
-            <w:r>
-              <w:rPr>
-                <w:rFonts w:ascii="Arial" w:cs="Arial" w:eastAsia="Arial" w:hAnsi="Arial"/>
-                <w:b w:val="false"/>
-                <w:bCs w:val="false"/>
-                <w:i w:val="false"/>
-                <w:iCs w:val="false"/>
-                <w:color w:val="2A2E38"/>
-                <w:sz w:val="17"/>
-                <w:szCs w:val="17"/>
-              </w:rPr>
-              <w:t xml:space="preserve">55</w:t>
-            </w:r>
-          </w:p>
-        </w:tc>
-        <w:tc>
-          <w:tcPr>
-            <w:tcW w:type="dxa" w:w="2638"/>
-            <w:tcBorders>
-              <w:top w:val="single" w:color="D9D4CB" w:sz="4"/>
-              <w:left w:val="none" w:color="auto" w:sz="0"/>
-              <w:bottom w:val="single" w:color="D9D4CB" w:sz="4"/>
-              <w:right w:val="none" w:color="auto" w:sz="0"/>
-            </w:tcBorders>
-            <w:shd w:fill="FBFAF8" w:color="auto" w:val="clear"/>
-            <w:tcMar>
-              <w:top w:type="dxa" w:w="52"/>
-              <w:left w:type="dxa" w:w="100"/>
-              <w:bottom w:type="dxa" w:w="52"/>
-              <w:right w:type="dxa" w:w="100"/>
-            </w:tcMar>
-            <w:vAlign w:val="center"/>
-          </w:tcPr>
-          <w:p>
-            <w:pPr>
-              <w:spacing w:after="0" w:line="240" w:lineRule="auto"/>
-              <w:jc w:val="center"/>
-            </w:pPr>
-            <w:r>
-              <w:rPr>
-                <w:rFonts w:ascii="Arial" w:cs="Arial" w:eastAsia="Arial" w:hAnsi="Arial"/>
-                <w:b w:val="false"/>
-                <w:bCs w:val="false"/>
-                <w:i w:val="false"/>
-                <w:iCs w:val="false"/>
-                <w:color w:val="2A2E38"/>
-                <w:sz w:val="17"/>
-                <w:szCs w:val="17"/>
-              </w:rPr>
-              <w:t xml:space="preserve">26</w:t>
-            </w:r>
-          </w:p>
-        </w:tc>
-      </w:tr>
-      <w:tr>
-        <w:tc>
-          <w:tcPr>
-            <w:tcW w:type="dxa" w:w="4400"/>
-            <w:tcBorders>
-              <w:top w:val="single" w:color="D9D4CB" w:sz="4"/>
-              <w:left w:val="none" w:color="auto" w:sz="0"/>
-              <w:bottom w:val="single" w:color="D9D4CB" w:sz="4"/>
-              <w:right w:val="none" w:color="auto" w:sz="0"/>
-            </w:tcBorders>
-            <w:shd w:fill="F5F2ED" w:color="auto" w:val="clear"/>
-            <w:tcMar>
-              <w:top w:type="dxa" w:w="52"/>
-              <w:left w:type="dxa" w:w="100"/>
-              <w:bottom w:type="dxa" w:w="52"/>
-              <w:right w:type="dxa" w:w="100"/>
-            </w:tcMar>
-            <w:vAlign w:val="center"/>
-          </w:tcPr>
-          <w:p>
-            <w:pPr>
-              <w:spacing w:after="0" w:line="240" w:lineRule="auto"/>
-              <w:jc w:val="left"/>
-            </w:pPr>
-            <w:r>
-              <w:rPr>
-                <w:rFonts w:ascii="Arial" w:cs="Arial" w:eastAsia="Arial" w:hAnsi="Arial"/>
-                <w:b/>
-                <w:bCs/>
-                <w:i w:val="false"/>
-                <w:iCs w:val="false"/>
-                <w:color w:val="1F2A44"/>
-                <w:sz w:val="17"/>
-                <w:szCs w:val="17"/>
-              </w:rPr>
-              <w:t xml:space="preserve">Всего лотов</w:t>
-            </w:r>
-          </w:p>
-        </w:tc>
-        <w:tc>
-          <w:tcPr>
-            <w:tcW w:type="dxa" w:w="2600"/>
-            <w:tcBorders>
-              <w:top w:val="single" w:color="D9D4CB" w:sz="4"/>
-              <w:left w:val="none" w:color="auto" w:sz="0"/>
-              <w:bottom w:val="single" w:color="D9D4CB" w:sz="4"/>
-              <w:right w:val="none" w:color="auto" w:sz="0"/>
-            </w:tcBorders>
-            <w:shd w:fill="F5F2ED" w:color="auto" w:val="clear"/>
-            <w:tcMar>
-              <w:top w:type="dxa" w:w="52"/>
-              <w:left w:type="dxa" w:w="100"/>
-              <w:bottom w:type="dxa" w:w="52"/>
-              <w:right w:type="dxa" w:w="100"/>
-            </w:tcMar>
-            <w:vAlign w:val="center"/>
-          </w:tcPr>
-          <w:p>
-            <w:pPr>
-              <w:spacing w:after="0" w:line="240" w:lineRule="auto"/>
-              <w:jc w:val="center"/>
-            </w:pPr>
-            <w:r>
-              <w:rPr>
-                <w:rFonts w:ascii="Arial" w:cs="Arial" w:eastAsia="Arial" w:hAnsi="Arial"/>
-                <w:b/>
-                <w:bCs/>
-                <w:i w:val="false"/>
-                <w:iCs w:val="false"/>
-                <w:color w:val="1F2A44"/>
-                <w:sz w:val="17"/>
-                <w:szCs w:val="17"/>
-              </w:rPr>
-              <w:t xml:space="preserve">283</w:t>
-            </w:r>
-          </w:p>
-        </w:tc>
-        <w:tc>
-          <w:tcPr>
-            <w:tcW w:type="dxa" w:w="2638"/>
-            <w:tcBorders>
-              <w:top w:val="single" w:color="D9D4CB" w:sz="4"/>
-              <w:left w:val="none" w:color="auto" w:sz="0"/>
-              <w:bottom w:val="single" w:color="D9D4CB" w:sz="4"/>
-              <w:right w:val="none" w:color="auto" w:sz="0"/>
-            </w:tcBorders>
-            <w:shd w:fill="F5F2ED" w:color="auto" w:val="clear"/>
-            <w:tcMar>
-              <w:top w:type="dxa" w:w="52"/>
-              <w:left w:type="dxa" w:w="100"/>
-              <w:bottom w:type="dxa" w:w="52"/>
-              <w:right w:type="dxa" w:w="100"/>
-            </w:tcMar>
-            <w:vAlign w:val="center"/>
-          </w:tcPr>
-          <w:p>
-            <w:pPr>
-              <w:spacing w:after="0" w:line="240" w:lineRule="auto"/>
-              <w:jc w:val="center"/>
-            </w:pPr>
-            <w:r>
-              <w:rPr>
-                <w:rFonts w:ascii="Arial" w:cs="Arial" w:eastAsia="Arial" w:hAnsi="Arial"/>
-                <w:b/>
-                <w:bCs/>
-                <w:i w:val="false"/>
-                <w:iCs w:val="false"/>
-                <w:color w:val="1F2A44"/>
-                <w:sz w:val="17"/>
-                <w:szCs w:val="17"/>
-              </w:rPr>
-              <w:t xml:space="preserve">96</w:t>
+                <w:sz w:val="19"/>
+                <w:szCs w:val="19"/>
+              </w:rPr>
+              <w:t xml:space="preserve"/>
             </w:r>
           </w:p>
         </w:tc>
       </w:tr>
     </w:tbl>
+    <w:p>
+      <w:pPr>
+        <w:spacing w:after="60"/>
+      </w:pPr>
+      <w:r>
+        <w:rPr>
+          <w:rFonts w:ascii="Arial" w:cs="Arial" w:eastAsia="Arial" w:hAnsi="Arial"/>
+          <w:b w:val="false"/>
+          <w:bCs w:val="false"/>
+          <w:i w:val="false"/>
+          <w:iCs w:val="false"/>
+          <w:color w:val="2A2E38"/>
+          <w:sz w:val="19"/>
+          <w:szCs w:val="19"/>
+        </w:rPr>
+        <w:t xml:space="preserve"/>
+      </w:r>
+    </w:p>
+    <w:p>
+      <w:pPr>
+        <w:spacing w:after="60" w:line="230" w:lineRule="auto"/>
+        <w:ind w:right="1560"/>
+      </w:pPr>
+      <w:r>
+        <w:rPr>
+          <w:rFonts w:ascii="Arial" w:cs="Arial" w:eastAsia="Arial" w:hAnsi="Arial"/>
+          <w:b w:val="false"/>
+          <w:bCs w:val="false"/>
+          <w:i w:val="false"/>
+          <w:iCs w:val="false"/>
+          <w:color w:val="70788A"/>
+          <w:sz w:val="15"/>
+          <w:szCs w:val="15"/>
+        </w:rPr>
+        <w:t xml:space="preserve">Фотографии из объявлений о продаже. Дома: ЦВЕТ32 и «Легенда Цветного» у Цветного бульвара, Barkli Park и Sole Hill в 890–960 метрах от участка, Dialog у Красносельской, «Мод» и «Волга» у Сущёвского вала. Все квартиры — вторичка в домах 2010–2024 годов постройки.</w:t>
+      </w:r>
+    </w:p>
     <w:p>
       <w:pPr>
         <w:spacing w:after="40"/>
@@ -15060,7 +16506,7 @@
           <w:sz w:val="19"/>
           <w:szCs w:val="19"/>
         </w:rPr>
-        <w:t xml:space="preserve">Надбавка за дизайнерский ремонт — 19 % к метру, или 164 246 ₽ за м². </w:t>
+        <w:t xml:space="preserve">Диапазон — от 677 419 до 2 321 429 ₽ за метр. </w:t>
       </w:r>
       <w:r>
         <w:rPr>
@@ -15073,7 +16519,7 @@
           <w:sz w:val="19"/>
           <w:szCs w:val="19"/>
         </w:rPr>
-        <w:t xml:space="preserve">Это медиана по 4 домам, где в продаже есть и отремонтированные квартиры, и оболочки: 36 лотов против 32. По домам разброс от +8 % в Barkli Park до +36 % в «Моде».</w:t>
+        <w:t xml:space="preserve">Верх задают Zvonarsky Deluxe и ЦВЕТ32 у Цветного бульвара, низ — «Волга» и «Мод» у Сущёвского вала. Медиана этих двадцати четырёх квартир — 1 076 554 ₽ за метр, то есть заметно ниже 1,3 млн ₽ у «Капельского», причём въехать в них можно сегодня.</w:t>
       </w:r>
     </w:p>
     <w:p>
@@ -15105,7 +16551,7 @@
           <w:sz w:val="19"/>
           <w:szCs w:val="19"/>
         </w:rPr>
-        <w:t xml:space="preserve">Ремонт премиум-класса стоит 300–500 тыс. ₽ за метр, рынок возвращает 164 246. </w:t>
+        <w:t xml:space="preserve">Такая же квартира без ремонта в тех же домах стоит на 19 % дешевле — разница 164 246 ₽ за метр. </w:t>
       </w:r>
       <w:r>
         <w:rPr>
@@ -15118,187 +16564,7 @@
           <w:sz w:val="19"/>
           <w:szCs w:val="19"/>
         </w:rPr>
-        <w:t xml:space="preserve">Это 33–55 % вложенного. Покупатель оболочки платит за ремонт полностью, а при перепродаже получает обратно треть или половину — разницу оплачивает тот, кто в квартире живёт.</w:t>
-      </w:r>
-    </w:p>
-    <w:p>
-      <w:pPr>
-        <w:spacing w:after="58" w:line="252" w:lineRule="auto"/>
-        <w:ind w:left="170" w:right="1560" w:hanging="170"/>
-      </w:pPr>
-      <w:r>
-        <w:rPr>
-          <w:rFonts w:ascii="Arial" w:cs="Arial" w:eastAsia="Arial" w:hAnsi="Arial"/>
-          <w:b/>
-          <w:bCs/>
-          <w:i w:val="false"/>
-          <w:iCs w:val="false"/>
-          <w:color w:val="A9762F"/>
-          <w:sz w:val="19"/>
-          <w:szCs w:val="19"/>
-        </w:rPr>
-        <w:t xml:space="preserve">—   </w:t>
-      </w:r>
-      <w:r>
-        <w:rPr>
-          <w:rFonts w:ascii="Arial" w:cs="Arial" w:eastAsia="Arial" w:hAnsi="Arial"/>
-          <w:b w:val="false"/>
-          <w:bCs w:val="false"/>
-          <w:i w:val="false"/>
-          <w:iCs w:val="false"/>
-          <w:color w:val="2A2E38"/>
-          <w:sz w:val="19"/>
-          <w:szCs w:val="19"/>
-        </w:rPr>
-        <w:t xml:space="preserve">Без отделки продаются 157 лотов новостроек из 283. </w:t>
-      </w:r>
-      <w:r>
-        <w:rPr>
-          <w:rFonts w:ascii="Arial" w:cs="Arial" w:eastAsia="Arial" w:hAnsi="Arial"/>
-          <w:b/>
-          <w:bCs/>
-          <w:i w:val="false"/>
-          <w:iCs w:val="false"/>
-          <w:color w:val="2A2E38"/>
-          <w:sz w:val="19"/>
-          <w:szCs w:val="19"/>
-        </w:rPr>
-        <w:t xml:space="preserve">Чистовая заявлена у 55 — все они в «ФАНТОМе» и «Форуме», двух премиальных проектах когорты. Для локации продажа без отделки — норма, и «Капельский» в этом от соседей не отличается.</w:t>
-      </w:r>
-    </w:p>
-    <w:p>
-      <w:pPr>
-        <w:spacing w:after="58" w:line="252" w:lineRule="auto"/>
-        <w:ind w:left="170" w:right="1560" w:hanging="170"/>
-      </w:pPr>
-      <w:r>
-        <w:rPr>
-          <w:rFonts w:ascii="Arial" w:cs="Arial" w:eastAsia="Arial" w:hAnsi="Arial"/>
-          <w:b/>
-          <w:bCs/>
-          <w:i w:val="false"/>
-          <w:iCs w:val="false"/>
-          <w:color w:val="A9762F"/>
-          <w:sz w:val="19"/>
-          <w:szCs w:val="19"/>
-        </w:rPr>
-        <w:t xml:space="preserve">—   </w:t>
-      </w:r>
-      <w:r>
-        <w:rPr>
-          <w:rFonts w:ascii="Arial" w:cs="Arial" w:eastAsia="Arial" w:hAnsi="Arial"/>
-          <w:b w:val="false"/>
-          <w:bCs w:val="false"/>
-          <w:i w:val="false"/>
-          <w:iCs w:val="false"/>
-          <w:color w:val="2A2E38"/>
-          <w:sz w:val="19"/>
-          <w:szCs w:val="19"/>
-        </w:rPr>
-        <w:t xml:space="preserve">Отделка от застройщика меняет и сравнение цен. </w:t>
-      </w:r>
-      <w:r>
-        <w:rPr>
-          <w:rFonts w:ascii="Arial" w:cs="Arial" w:eastAsia="Arial" w:hAnsi="Arial"/>
-          <w:b/>
-          <w:bCs/>
-          <w:i w:val="false"/>
-          <w:iCs w:val="false"/>
-          <w:color w:val="2A2E38"/>
-          <w:sz w:val="19"/>
-          <w:szCs w:val="19"/>
-        </w:rPr>
-        <w:t xml:space="preserve">«Форум» с чистовой отделкой продаёт метр по 1,78–2,67 млн ₽; «Капельский» без отделки — по 1,3 млн. Если добавить к «Капельскому» ремонт по 400 тыс. ₽ за метр, разрыв с «Форумом» сокращается с 1,4–2,1 раза до 1,05–1,6 раза.</w:t>
-      </w:r>
-    </w:p>
-    <w:p>
-      <w:pPr>
-        <w:spacing w:after="58" w:line="252" w:lineRule="auto"/>
-        <w:ind w:left="170" w:right="1560" w:hanging="170"/>
-      </w:pPr>
-      <w:r>
-        <w:rPr>
-          <w:rFonts w:ascii="Arial" w:cs="Arial" w:eastAsia="Arial" w:hAnsi="Arial"/>
-          <w:b/>
-          <w:bCs/>
-          <w:i w:val="false"/>
-          <w:iCs w:val="false"/>
-          <w:color w:val="A9762F"/>
-          <w:sz w:val="19"/>
-          <w:szCs w:val="19"/>
-        </w:rPr>
-        <w:t xml:space="preserve">—   </w:t>
-      </w:r>
-      <w:r>
-        <w:rPr>
-          <w:rFonts w:ascii="Arial" w:cs="Arial" w:eastAsia="Arial" w:hAnsi="Arial"/>
-          <w:b w:val="false"/>
-          <w:bCs w:val="false"/>
-          <w:i w:val="false"/>
-          <w:iCs w:val="false"/>
-          <w:color w:val="2A2E38"/>
-          <w:sz w:val="19"/>
-          <w:szCs w:val="19"/>
-        </w:rPr>
-        <w:t xml:space="preserve">50 лотов когорты из 379 — апартаменты. </w:t>
-      </w:r>
-      <w:r>
-        <w:rPr>
-          <w:rFonts w:ascii="Arial" w:cs="Arial" w:eastAsia="Arial" w:hAnsi="Arial"/>
-          <w:b/>
-          <w:bCs/>
-          <w:i w:val="false"/>
-          <w:iCs w:val="false"/>
-          <w:color w:val="2A2E38"/>
-          <w:sz w:val="19"/>
-          <w:szCs w:val="19"/>
-        </w:rPr>
-        <w:t xml:space="preserve">Семнадцать в Sole Hill, девять в «Резиденции Сокольники», семь на Сокольническом валу, шесть в ЦВЕТ32. Нежилой фонд идёт дешевле квартир при прочих равных, и в сравнении цены метра его стоит держать отдельно: у «Капельского» жилой статус.</w:t>
-      </w:r>
-    </w:p>
-    <w:p>
-      <w:pPr>
-        <w:spacing w:after="58" w:line="252" w:lineRule="auto"/>
-        <w:ind w:left="170" w:right="1560" w:hanging="170"/>
-      </w:pPr>
-      <w:r>
-        <w:rPr>
-          <w:rFonts w:ascii="Arial" w:cs="Arial" w:eastAsia="Arial" w:hAnsi="Arial"/>
-          <w:b/>
-          <w:bCs/>
-          <w:i w:val="false"/>
-          <w:iCs w:val="false"/>
-          <w:color w:val="A9762F"/>
-          <w:sz w:val="19"/>
-          <w:szCs w:val="19"/>
-        </w:rPr>
-        <w:t xml:space="preserve">—   </w:t>
-      </w:r>
-      <w:r>
-        <w:rPr>
-          <w:rFonts w:ascii="Arial" w:cs="Arial" w:eastAsia="Arial" w:hAnsi="Arial"/>
-          <w:b w:val="false"/>
-          <w:bCs w:val="false"/>
-          <w:i w:val="false"/>
-          <w:iCs w:val="false"/>
-          <w:color w:val="2A2E38"/>
-          <w:sz w:val="19"/>
-          <w:szCs w:val="19"/>
-        </w:rPr>
-        <w:t xml:space="preserve">Метку ремонта на вторичке ставит продавец. </w:t>
-      </w:r>
-      <w:r>
-        <w:rPr>
-          <w:rFonts w:ascii="Arial" w:cs="Arial" w:eastAsia="Arial" w:hAnsi="Arial"/>
-          <w:b/>
-          <w:bCs/>
-          <w:i w:val="false"/>
-          <w:iCs w:val="false"/>
-          <w:color w:val="2A2E38"/>
-          <w:sz w:val="19"/>
-          <w:szCs w:val="19"/>
-        </w:rPr>
-        <w:t xml:space="preserve">Из 76 прочитанных карточек 36 помечены «дизайнерским ремонтом» — на такой доле метка описывает скорее запрос по цене, чем состояние квартиры. Устойчив здесь разрыв между группами внутри одного дома, а не абсолютный уровень.</w:t>
+        <w:t xml:space="preserve">Ремонт этого уровня обходится в 300–500 тыс. ₽ за метр, то есть при перепродаже возвращается 33–55 % вложенного. Для покупателя оболочки в «Капельском» это значит, что ремонт нужно закладывать как расход на жизнь в квартире, а не как вложение в её цену.</w:t>
       </w:r>
     </w:p>
     <w:p>
@@ -15834,7 +17100,7 @@
                 <w:sz w:val="17"/>
                 <w:szCs w:val="17"/>
               </w:rPr>
-              <w:t xml:space="preserve">2014</w:t>
+              <w:t xml:space="preserve">До 2026</w:t>
             </w:r>
           </w:p>
         </w:tc>
@@ -15872,7 +17138,7 @@
                 <w:sz w:val="17"/>
                 <w:szCs w:val="17"/>
               </w:rPr>
-              <w:t xml:space="preserve">Реконструкция офисного особняка на участке: 4 этажа, 2 430 м², класс B+</w:t>
+              <w:t xml:space="preserve">Участок занимал трёхэтажный кирпичный корпус советской постройки</w:t>
             </w:r>
           </w:p>
         </w:tc>
@@ -16102,7 +17368,7 @@
                 <w:sz w:val="17"/>
                 <w:szCs w:val="17"/>
               </w:rPr>
-              <w:t xml:space="preserve">Разрешение на строительство получено; дата выдачи в открытых реестрах не опубликована</w:t>
+              <w:t xml:space="preserve">Разрешение на строительство получено, прежний корпус сносят; дата выдачи разрешения в открытых реестрах не опубликована</w:t>
             </w:r>
           </w:p>
         </w:tc>
@@ -16492,7 +17758,7 @@
           <w:sz w:val="19"/>
           <w:szCs w:val="19"/>
         </w:rPr>
-        <w:t xml:space="preserve">ни на сайте проекта, ни у брокеров. Все ценовые ориентиры — это цена метра, подтверждённых сделок по конкретным лотам в открытых источниках нет.</w:t>
+        <w:t xml:space="preserve">ни на сайте проекта, ни у брокеров. Все ценовые ориентиры — это цена метра; подтверждённых сделок по конкретным лотам в открытых источниках нет.</w:t>
       </w:r>
     </w:p>
     <w:p>
@@ -17059,7 +18325,7 @@
         </w:rPr>
         <w:t xml:space="preserve">Параметры, визуализации и статус продаж — официальный сайт проекта — </w:t>
       </w:r>
-      <w:hyperlink w:history="1" r:id="rIdcuz4t-hwrk6y0yoppdxq_">
+      <w:hyperlink w:history="1" r:id="rIdmsv60oppmzx1ypj8tgqes">
         <w:r>
           <w:rPr>
             <w:rFonts w:ascii="Arial" w:cs="Arial" w:eastAsia="Arial" w:hAnsi="Arial"/>
@@ -17106,7 +18372,7 @@
         </w:rPr>
         <w:t xml:space="preserve">Старт закрытых продаж в апреле 2026, средняя площадь резиденции и срок передачи ключей — обзор стартов продаж «Новострой-Медиа» — </w:t>
       </w:r>
-      <w:hyperlink w:history="1" r:id="rIdisq2axnmz8qfflhl-pi3y">
+      <w:hyperlink w:history="1" r:id="rIdlwylnwjl5_9p69zsz9xhw">
         <w:r>
           <w:rPr>
             <w:rFonts w:ascii="Arial" w:cs="Arial" w:eastAsia="Arial" w:hAnsi="Arial"/>
@@ -17153,7 +18419,7 @@
         </w:rPr>
         <w:t xml:space="preserve">Этажность, количество лотов, срок сдачи и класс — карточки проекта у брокеров — </w:t>
       </w:r>
-      <w:hyperlink w:history="1" r:id="rIdrapd61_fofhepkjcgsvwy">
+      <w:hyperlink w:history="1" r:id="rIdc5bi1idjanva5nlfkrwvw">
         <w:r>
           <w:rPr>
             <w:rFonts w:ascii="Arial" w:cs="Arial" w:eastAsia="Arial" w:hAnsi="Arial"/>
@@ -17200,7 +18466,7 @@
         </w:rPr>
         <w:t xml:space="preserve">Планировочные параметры, паркинг и благоустройство — карточка «Новострой-М» — </w:t>
       </w:r>
-      <w:hyperlink w:history="1" r:id="rIdteticzuzwqlcgm6uutlat">
+      <w:hyperlink w:history="1" r:id="rIdbhgsf3ktrrl4bzh_jbntd">
         <w:r>
           <w:rPr>
             <w:rFonts w:ascii="Arial" w:cs="Arial" w:eastAsia="Arial" w:hAnsi="Arial"/>
@@ -17245,56 +18511,9 @@
           <w:sz w:val="16"/>
           <w:szCs w:val="16"/>
         </w:rPr>
-        <w:t xml:space="preserve">Здание, которое стоит на участке сегодня: класс, площадь, год реконструкции — </w:t>
-      </w:r>
-      <w:hyperlink w:history="1" r:id="rId8kq5hbne3rgvznpnfin21">
-        <w:r>
-          <w:rPr>
-            <w:rFonts w:ascii="Arial" w:cs="Arial" w:eastAsia="Arial" w:hAnsi="Arial"/>
-            <w:b w:val="false"/>
-            <w:bCs w:val="false"/>
-            <w:i w:val="false"/>
-            <w:iCs w:val="false"/>
-            <w:color w:val="2C5FA8"/>
-            <w:sz w:val="16"/>
-            <w:szCs w:val="16"/>
-          </w:rPr>
-          <w:t xml:space="preserve">https://fortexgroup.ru/bc/kapelskiy-5/</w:t>
-        </w:r>
-      </w:hyperlink>
-    </w:p>
-    <w:p>
-      <w:pPr>
-        <w:spacing w:after="32" w:line="206" w:lineRule="auto"/>
-        <w:ind w:left="170" w:right="1560" w:hanging="170"/>
-      </w:pPr>
-      <w:r>
-        <w:rPr>
-          <w:rFonts w:ascii="Arial" w:cs="Arial" w:eastAsia="Arial" w:hAnsi="Arial"/>
-          <w:b/>
-          <w:bCs/>
-          <w:i w:val="false"/>
-          <w:iCs w:val="false"/>
-          <w:color w:val="A9762F"/>
-          <w:sz w:val="19"/>
-          <w:szCs w:val="19"/>
-        </w:rPr>
-        <w:t xml:space="preserve">—   </w:t>
-      </w:r>
-      <w:r>
-        <w:rPr>
-          <w:rFonts w:ascii="Arial" w:cs="Arial" w:eastAsia="Arial" w:hAnsi="Arial"/>
-          <w:b w:val="false"/>
-          <w:bCs w:val="false"/>
-          <w:i w:val="false"/>
-          <w:iCs w:val="false"/>
-          <w:color w:val="70788A"/>
-          <w:sz w:val="16"/>
-          <w:szCs w:val="16"/>
-        </w:rPr>
         <w:t xml:space="preserve">АО «МАКО»: ОГРН, дата регистрации, руководитель, ОКВЭД, финансовый результат — </w:t>
       </w:r>
-      <w:hyperlink w:history="1" r:id="rIduux8di2-0e4apgelmvr-r">
+      <w:hyperlink w:history="1" r:id="rIda3i7hertl4hk5wzubiitb">
         <w:r>
           <w:rPr>
             <w:rFonts w:ascii="Arial" w:cs="Arial" w:eastAsia="Arial" w:hAnsi="Arial"/>
@@ -17341,7 +18560,7 @@
         </w:rPr>
         <w:t xml:space="preserve">Цены элитной первички Москвы по классам, I квартал 2026 — данные NF Group — </w:t>
       </w:r>
-      <w:hyperlink w:history="1" r:id="rIdof-k6gevynvytzvu5nufo">
+      <w:hyperlink w:history="1" r:id="rId2ypcl6enmb83rzdv2woxo">
         <w:r>
           <w:rPr>
             <w:rFonts w:ascii="Arial" w:cs="Arial" w:eastAsia="Arial" w:hAnsi="Arial"/>
@@ -17386,9 +18605,9 @@
           <w:sz w:val="16"/>
           <w:szCs w:val="16"/>
         </w:rPr>
-        <w:t xml:space="preserve">Лоты конкурентов — поисковый API Циан, срез 02.09.2026: четыре запроса по Мещанскому району и станциям «Проспект Мира» и «Рижская», 478 объявлений — </w:t>
-      </w:r>
-      <w:hyperlink w:history="1" r:id="rIdmsdnga9kqmlwf2nyuthwq">
+        <w:t xml:space="preserve">Объявления о продаже квартир вокруг участка — Циан, срез 02.09.2026: Мещанский район и пешая доступность от «Проспекта Мира» и «Рижской», 478 лотов — </w:t>
+      </w:r>
+      <w:hyperlink w:history="1" r:id="rIdhys4jcc59sdlt3ayvzau9">
         <w:r>
           <w:rPr>
             <w:rFonts w:ascii="Arial" w:cs="Arial" w:eastAsia="Arial" w:hAnsi="Arial"/>
@@ -17435,7 +18654,7 @@
         </w:rPr>
         <w:t xml:space="preserve">Координаты дома, станций метро и расстояния по прямой — OpenStreetMap. Картографическая основа — Яндекс Карты — </w:t>
       </w:r>
-      <w:hyperlink w:history="1" r:id="rId-g0-srfvnrvp6v813mceb">
+      <w:hyperlink w:history="1" r:id="rId7lhbhtumphykfnou-sc7l">
         <w:r>
           <w:rPr>
             <w:rFonts w:ascii="Arial" w:cs="Arial" w:eastAsia="Arial" w:hAnsi="Arial"/>

--- a/kapelsky-brief/ЖК_Капельский_5_справка.docx
+++ b/kapelsky-brief/ЖК_Капельский_5_справка.docx
@@ -13605,7 +13605,7 @@
           <w:sz w:val="36"/>
           <w:szCs w:val="36"/>
         </w:rPr>
-        <w:t xml:space="preserve">Средняя цена метра по домам</w:t>
+        <w:t xml:space="preserve">Средний метр по домам и экономика выхода</w:t>
       </w:r>
     </w:p>
     <w:p>
@@ -13624,7 +13624,7 @@
           <w:sz w:val="19"/>
           <w:szCs w:val="19"/>
         </w:rPr>
-        <w:t xml:space="preserve">Одна строка на дом: сколько лотов в продаже, какая у них средняя площадь, средняя цена лота и средний метр. Дома отсортированы по метру, номера совпадают с картой конкурентов. Последняя строка — «Капельский, 5» по цене закрытых продаж.</w:t>
+        <w:t xml:space="preserve">Строка на дом: сколько лотов в продаже, средний метр и что будет, если среднюю резиденцию «Капельского» в 110 м² продать по цене этого дома. Полный бюджет резиденции — 187,0 млн ₽: 143,0 млн покупка по цене закрытых продаж и 44,0 млн ремонт по 400 тыс. ₽ за метр. Дома отсортированы по метру, номера совпадают с картой конкурентов.</w:t>
       </w:r>
     </w:p>
     <w:tbl>
@@ -13682,7 +13682,7 @@
                 <w:sz w:val="27"/>
                 <w:szCs w:val="27"/>
               </w:rPr>
-              <w:t xml:space="preserve">1 300 000 ₽</w:t>
+              <w:t xml:space="preserve">143,0 млн ₽</w:t>
             </w:r>
           </w:p>
           <w:p>
@@ -13702,7 +13702,7 @@
                 <w:sz w:val="13"/>
                 <w:szCs w:val="13"/>
               </w:rPr>
-              <w:t xml:space="preserve">Средний метр Капельского</w:t>
+              <w:t xml:space="preserve">Покупка, 110 м²</w:t>
             </w:r>
           </w:p>
         </w:tc>
@@ -13739,7 +13739,7 @@
                 <w:sz w:val="27"/>
                 <w:szCs w:val="27"/>
               </w:rPr>
-              <w:t xml:space="preserve">5-е из 12</w:t>
+              <w:t xml:space="preserve">44,0 млн ₽</w:t>
             </w:r>
           </w:p>
           <w:p>
@@ -13759,7 +13759,7 @@
                 <w:sz w:val="13"/>
                 <w:szCs w:val="13"/>
               </w:rPr>
-              <w:t xml:space="preserve">Место по метру в когорте</w:t>
+              <w:t xml:space="preserve">Ремонт</w:t>
             </w:r>
           </w:p>
         </w:tc>
@@ -13796,7 +13796,7 @@
                 <w:sz w:val="27"/>
                 <w:szCs w:val="27"/>
               </w:rPr>
-              <w:t xml:space="preserve">1 018 437 ₽</w:t>
+              <w:t xml:space="preserve">187,0 млн ₽</w:t>
             </w:r>
           </w:p>
           <w:p>
@@ -13816,7 +13816,7 @@
                 <w:sz w:val="13"/>
                 <w:szCs w:val="13"/>
               </w:rPr>
-              <w:t xml:space="preserve">Медиана метра у соседей</w:t>
+              <w:t xml:space="preserve">Полный бюджет</w:t>
             </w:r>
           </w:p>
         </w:tc>
@@ -13853,7 +13853,7 @@
                 <w:sz w:val="27"/>
                 <w:szCs w:val="27"/>
               </w:rPr>
-              <w:t xml:space="preserve">−47 %</w:t>
+              <w:t xml:space="preserve">1 700 000 ₽</w:t>
             </w:r>
           </w:p>
           <w:p>
@@ -13873,7 +13873,7 @@
                 <w:sz w:val="13"/>
                 <w:szCs w:val="13"/>
               </w:rPr>
-              <w:t xml:space="preserve">К «ФАНТОМу», лидеру когорты</w:t>
+              <w:t xml:space="preserve">Полный метр — точка безубыточности</w:t>
             </w:r>
           </w:p>
         </w:tc>
@@ -13910,13 +13910,14 @@
         </w:tblBorders>
       </w:tblPr>
       <w:tblGrid>
-        <w:gridCol w:w="520"/>
-        <w:gridCol w:w="2300"/>
-        <w:gridCol w:w="2000"/>
-        <w:gridCol w:w="750"/>
+        <w:gridCol w:w="450"/>
+        <w:gridCol w:w="1900"/>
+        <w:gridCol w:w="1400"/>
+        <w:gridCol w:w="700"/>
+        <w:gridCol w:w="1250"/>
+        <w:gridCol w:w="1350"/>
         <w:gridCol w:w="1300"/>
-        <w:gridCol w:w="1450"/>
-        <w:gridCol w:w="1318"/>
+        <w:gridCol w:w="1288"/>
       </w:tblGrid>
       <w:tr>
         <w:trPr>
@@ -13924,7 +13925,7 @@
         </w:trPr>
         <w:tc>
           <w:tcPr>
-            <w:tcW w:type="dxa" w:w="520"/>
+            <w:tcW w:type="dxa" w:w="450"/>
             <w:tcBorders>
               <w:top w:val="single" w:color="1F2A44" w:sz="4"/>
               <w:left w:val="none" w:color="auto" w:sz="0"/>
@@ -13962,7 +13963,7 @@
         </w:tc>
         <w:tc>
           <w:tcPr>
-            <w:tcW w:type="dxa" w:w="2300"/>
+            <w:tcW w:type="dxa" w:w="1900"/>
             <w:tcBorders>
               <w:top w:val="single" w:color="1F2A44" w:sz="4"/>
               <w:left w:val="none" w:color="auto" w:sz="0"/>
@@ -14000,7 +14001,7 @@
         </w:tc>
         <w:tc>
           <w:tcPr>
-            <w:tcW w:type="dxa" w:w="2000"/>
+            <w:tcW w:type="dxa" w:w="1400"/>
             <w:tcBorders>
               <w:top w:val="single" w:color="1F2A44" w:sz="4"/>
               <w:left w:val="none" w:color="auto" w:sz="0"/>
@@ -14032,13 +14033,13 @@
                 <w:sz w:val="16"/>
                 <w:szCs w:val="16"/>
               </w:rPr>
-              <w:t xml:space="preserve">Что это</w:t>
-            </w:r>
-          </w:p>
-        </w:tc>
-        <w:tc>
-          <w:tcPr>
-            <w:tcW w:type="dxa" w:w="750"/>
+              <w:t xml:space="preserve">Тип</w:t>
+            </w:r>
+          </w:p>
+        </w:tc>
+        <w:tc>
+          <w:tcPr>
+            <w:tcW w:type="dxa" w:w="700"/>
             <w:tcBorders>
               <w:top w:val="single" w:color="1F2A44" w:sz="4"/>
               <w:left w:val="none" w:color="auto" w:sz="0"/>
@@ -14076,7 +14077,7 @@
         </w:tc>
         <w:tc>
           <w:tcPr>
-            <w:tcW w:type="dxa" w:w="1300"/>
+            <w:tcW w:type="dxa" w:w="1250"/>
             <w:tcBorders>
               <w:top w:val="single" w:color="1F2A44" w:sz="4"/>
               <w:left w:val="none" w:color="auto" w:sz="0"/>
@@ -14108,14 +14109,14 @@
                 <w:sz w:val="16"/>
                 <w:szCs w:val="16"/>
               </w:rPr>
-              <w:t xml:space="preserve">Средняя
-площадь, м²</w:t>
-            </w:r>
-          </w:p>
-        </w:tc>
-        <w:tc>
-          <w:tcPr>
-            <w:tcW w:type="dxa" w:w="1450"/>
+              <w:t xml:space="preserve">Средний
+метр, ₽</w:t>
+            </w:r>
+          </w:p>
+        </w:tc>
+        <w:tc>
+          <w:tcPr>
+            <w:tcW w:type="dxa" w:w="1350"/>
             <w:tcBorders>
               <w:top w:val="single" w:color="1F2A44" w:sz="4"/>
               <w:left w:val="none" w:color="auto" w:sz="0"/>
@@ -14147,14 +14148,14 @@
                 <w:sz w:val="16"/>
                 <w:szCs w:val="16"/>
               </w:rPr>
-              <w:t xml:space="preserve">Средняя цена
-лота, млн ₽</w:t>
-            </w:r>
-          </w:p>
-        </w:tc>
-        <w:tc>
-          <w:tcPr>
-            <w:tcW w:type="dxa" w:w="1318"/>
+              <w:t xml:space="preserve">Цена продажи
+110 м², млн ₽</w:t>
+            </w:r>
+          </w:p>
+        </w:tc>
+        <w:tc>
+          <w:tcPr>
+            <w:tcW w:type="dxa" w:w="1300"/>
             <w:tcBorders>
               <w:top w:val="single" w:color="1F2A44" w:sz="4"/>
               <w:left w:val="none" w:color="auto" w:sz="0"/>
@@ -14186,8 +14187,46 @@
                 <w:sz w:val="16"/>
                 <w:szCs w:val="16"/>
               </w:rPr>
-              <w:t xml:space="preserve">Средний
-метр, ₽</w:t>
+              <w:t xml:space="preserve">Прибыль,
+млн ₽</w:t>
+            </w:r>
+          </w:p>
+        </w:tc>
+        <w:tc>
+          <w:tcPr>
+            <w:tcW w:type="dxa" w:w="1288"/>
+            <w:tcBorders>
+              <w:top w:val="single" w:color="1F2A44" w:sz="4"/>
+              <w:left w:val="none" w:color="auto" w:sz="0"/>
+              <w:bottom w:val="single" w:color="D9D4CB" w:sz="4"/>
+              <w:right w:val="none" w:color="auto" w:sz="0"/>
+            </w:tcBorders>
+            <w:shd w:fill="1F2A44" w:color="auto" w:val="clear"/>
+            <w:tcMar>
+              <w:top w:type="dxa" w:w="52"/>
+              <w:left w:type="dxa" w:w="100"/>
+              <w:bottom w:type="dxa" w:w="52"/>
+              <w:right w:type="dxa" w:w="100"/>
+            </w:tcMar>
+            <w:vAlign w:val="center"/>
+          </w:tcPr>
+          <w:p>
+            <w:pPr>
+              <w:spacing w:after="0" w:line="240" w:lineRule="auto"/>
+              <w:jc w:val="center"/>
+            </w:pPr>
+            <w:r>
+              <w:rPr>
+                <w:rFonts w:ascii="Arial" w:cs="Arial" w:eastAsia="Arial" w:hAnsi="Arial"/>
+                <w:b/>
+                <w:bCs/>
+                <w:i w:val="false"/>
+                <w:iCs w:val="false"/>
+                <w:color w:val="FFFFFF"/>
+                <w:sz w:val="16"/>
+                <w:szCs w:val="16"/>
+              </w:rPr>
+              <w:t xml:space="preserve">Маржа</w:t>
             </w:r>
           </w:p>
         </w:tc>
@@ -14195,7 +14234,7 @@
       <w:tr>
         <w:tc>
           <w:tcPr>
-            <w:tcW w:type="dxa" w:w="520"/>
+            <w:tcW w:type="dxa" w:w="450"/>
             <w:tcBorders>
               <w:top w:val="single" w:color="D9D4CB" w:sz="4"/>
               <w:left w:val="none" w:color="auto" w:sz="0"/>
@@ -14232,7 +14271,7 @@
         </w:tc>
         <w:tc>
           <w:tcPr>
-            <w:tcW w:type="dxa" w:w="2300"/>
+            <w:tcW w:type="dxa" w:w="1900"/>
             <w:tcBorders>
               <w:top w:val="single" w:color="D9D4CB" w:sz="4"/>
               <w:left w:val="none" w:color="auto" w:sz="0"/>
@@ -14269,7 +14308,7 @@
         </w:tc>
         <w:tc>
           <w:tcPr>
-            <w:tcW w:type="dxa" w:w="2000"/>
+            <w:tcW w:type="dxa" w:w="1400"/>
             <w:tcBorders>
               <w:top w:val="single" w:color="D9D4CB" w:sz="4"/>
               <w:left w:val="none" w:color="auto" w:sz="0"/>
@@ -14300,13 +14339,13 @@
                 <w:sz w:val="17"/>
                 <w:szCs w:val="17"/>
               </w:rPr>
-              <w:t xml:space="preserve">новостройка, III кв. 2027</w:t>
-            </w:r>
-          </w:p>
-        </w:tc>
-        <w:tc>
-          <w:tcPr>
-            <w:tcW w:type="dxa" w:w="750"/>
+              <w:t xml:space="preserve">новостройка</w:t>
+            </w:r>
+          </w:p>
+        </w:tc>
+        <w:tc>
+          <w:tcPr>
+            <w:tcW w:type="dxa" w:w="700"/>
             <w:tcBorders>
               <w:top w:val="single" w:color="D9D4CB" w:sz="4"/>
               <w:left w:val="none" w:color="auto" w:sz="0"/>
@@ -14343,6 +14382,80 @@
         </w:tc>
         <w:tc>
           <w:tcPr>
+            <w:tcW w:type="dxa" w:w="1250"/>
+            <w:tcBorders>
+              <w:top w:val="single" w:color="D9D4CB" w:sz="4"/>
+              <w:left w:val="none" w:color="auto" w:sz="0"/>
+              <w:bottom w:val="single" w:color="D9D4CB" w:sz="4"/>
+              <w:right w:val="none" w:color="auto" w:sz="0"/>
+            </w:tcBorders>
+            <w:tcMar>
+              <w:top w:type="dxa" w:w="52"/>
+              <w:left w:type="dxa" w:w="100"/>
+              <w:bottom w:type="dxa" w:w="52"/>
+              <w:right w:type="dxa" w:w="100"/>
+            </w:tcMar>
+            <w:vAlign w:val="center"/>
+          </w:tcPr>
+          <w:p>
+            <w:pPr>
+              <w:spacing w:after="0" w:line="240" w:lineRule="auto"/>
+              <w:jc w:val="center"/>
+            </w:pPr>
+            <w:r>
+              <w:rPr>
+                <w:rFonts w:ascii="Arial" w:cs="Arial" w:eastAsia="Arial" w:hAnsi="Arial"/>
+                <w:b w:val="false"/>
+                <w:bCs w:val="false"/>
+                <w:i w:val="false"/>
+                <w:iCs w:val="false"/>
+                <w:color w:val="2A2E38"/>
+                <w:sz w:val="17"/>
+                <w:szCs w:val="17"/>
+              </w:rPr>
+              <w:t xml:space="preserve">2 449 859</w:t>
+            </w:r>
+          </w:p>
+        </w:tc>
+        <w:tc>
+          <w:tcPr>
+            <w:tcW w:type="dxa" w:w="1350"/>
+            <w:tcBorders>
+              <w:top w:val="single" w:color="D9D4CB" w:sz="4"/>
+              <w:left w:val="none" w:color="auto" w:sz="0"/>
+              <w:bottom w:val="single" w:color="D9D4CB" w:sz="4"/>
+              <w:right w:val="none" w:color="auto" w:sz="0"/>
+            </w:tcBorders>
+            <w:tcMar>
+              <w:top w:type="dxa" w:w="52"/>
+              <w:left w:type="dxa" w:w="100"/>
+              <w:bottom w:type="dxa" w:w="52"/>
+              <w:right w:type="dxa" w:w="100"/>
+            </w:tcMar>
+            <w:vAlign w:val="center"/>
+          </w:tcPr>
+          <w:p>
+            <w:pPr>
+              <w:spacing w:after="0" w:line="240" w:lineRule="auto"/>
+              <w:jc w:val="center"/>
+            </w:pPr>
+            <w:r>
+              <w:rPr>
+                <w:rFonts w:ascii="Arial" w:cs="Arial" w:eastAsia="Arial" w:hAnsi="Arial"/>
+                <w:b w:val="false"/>
+                <w:bCs w:val="false"/>
+                <w:i w:val="false"/>
+                <w:iCs w:val="false"/>
+                <w:color w:val="2A2E38"/>
+                <w:sz w:val="17"/>
+                <w:szCs w:val="17"/>
+              </w:rPr>
+              <w:t xml:space="preserve">269,5</w:t>
+            </w:r>
+          </w:p>
+        </w:tc>
+        <w:tc>
+          <w:tcPr>
             <w:tcW w:type="dxa" w:w="1300"/>
             <w:tcBorders>
               <w:top w:val="single" w:color="D9D4CB" w:sz="4"/>
@@ -14374,13 +14487,13 @@
                 <w:sz w:val="17"/>
                 <w:szCs w:val="17"/>
               </w:rPr>
-              <w:t xml:space="preserve">187</w:t>
-            </w:r>
-          </w:p>
-        </w:tc>
-        <w:tc>
-          <w:tcPr>
-            <w:tcW w:type="dxa" w:w="1450"/>
+              <w:t xml:space="preserve">+82,5</w:t>
+            </w:r>
+          </w:p>
+        </w:tc>
+        <w:tc>
+          <w:tcPr>
+            <w:tcW w:type="dxa" w:w="1288"/>
             <w:tcBorders>
               <w:top w:val="single" w:color="D9D4CB" w:sz="4"/>
               <w:left w:val="none" w:color="auto" w:sz="0"/>
@@ -14411,44 +14524,7 @@
                 <w:sz w:val="17"/>
                 <w:szCs w:val="17"/>
               </w:rPr>
-              <w:t xml:space="preserve">463,2</w:t>
-            </w:r>
-          </w:p>
-        </w:tc>
-        <w:tc>
-          <w:tcPr>
-            <w:tcW w:type="dxa" w:w="1318"/>
-            <w:tcBorders>
-              <w:top w:val="single" w:color="D9D4CB" w:sz="4"/>
-              <w:left w:val="none" w:color="auto" w:sz="0"/>
-              <w:bottom w:val="single" w:color="D9D4CB" w:sz="4"/>
-              <w:right w:val="none" w:color="auto" w:sz="0"/>
-            </w:tcBorders>
-            <w:tcMar>
-              <w:top w:type="dxa" w:w="52"/>
-              <w:left w:type="dxa" w:w="100"/>
-              <w:bottom w:type="dxa" w:w="52"/>
-              <w:right w:type="dxa" w:w="100"/>
-            </w:tcMar>
-            <w:vAlign w:val="center"/>
-          </w:tcPr>
-          <w:p>
-            <w:pPr>
-              <w:spacing w:after="0" w:line="240" w:lineRule="auto"/>
-              <w:jc w:val="center"/>
-            </w:pPr>
-            <w:r>
-              <w:rPr>
-                <w:rFonts w:ascii="Arial" w:cs="Arial" w:eastAsia="Arial" w:hAnsi="Arial"/>
-                <w:b w:val="false"/>
-                <w:bCs w:val="false"/>
-                <w:i w:val="false"/>
-                <w:iCs w:val="false"/>
-                <w:color w:val="2A2E38"/>
-                <w:sz w:val="17"/>
-                <w:szCs w:val="17"/>
-              </w:rPr>
-              <w:t xml:space="preserve">2 449 859</w:t>
+              <w:t xml:space="preserve">+44 %</w:t>
             </w:r>
           </w:p>
         </w:tc>
@@ -14456,7 +14532,7 @@
       <w:tr>
         <w:tc>
           <w:tcPr>
-            <w:tcW w:type="dxa" w:w="520"/>
+            <w:tcW w:type="dxa" w:w="450"/>
             <w:tcBorders>
               <w:top w:val="single" w:color="D9D4CB" w:sz="4"/>
               <w:left w:val="none" w:color="auto" w:sz="0"/>
@@ -14494,7 +14570,7 @@
         </w:tc>
         <w:tc>
           <w:tcPr>
-            <w:tcW w:type="dxa" w:w="2300"/>
+            <w:tcW w:type="dxa" w:w="1900"/>
             <w:tcBorders>
               <w:top w:val="single" w:color="D9D4CB" w:sz="4"/>
               <w:left w:val="none" w:color="auto" w:sz="0"/>
@@ -14532,7 +14608,7 @@
         </w:tc>
         <w:tc>
           <w:tcPr>
-            <w:tcW w:type="dxa" w:w="2000"/>
+            <w:tcW w:type="dxa" w:w="1400"/>
             <w:tcBorders>
               <w:top w:val="single" w:color="D9D4CB" w:sz="4"/>
               <w:left w:val="none" w:color="auto" w:sz="0"/>
@@ -14564,13 +14640,13 @@
                 <w:sz w:val="17"/>
                 <w:szCs w:val="17"/>
               </w:rPr>
-              <w:t xml:space="preserve">новостройка, II кв. 2026</w:t>
-            </w:r>
-          </w:p>
-        </w:tc>
-        <w:tc>
-          <w:tcPr>
-            <w:tcW w:type="dxa" w:w="750"/>
+              <w:t xml:space="preserve">новостройка</w:t>
+            </w:r>
+          </w:p>
+        </w:tc>
+        <w:tc>
+          <w:tcPr>
+            <w:tcW w:type="dxa" w:w="700"/>
             <w:tcBorders>
               <w:top w:val="single" w:color="D9D4CB" w:sz="4"/>
               <w:left w:val="none" w:color="auto" w:sz="0"/>
@@ -14608,6 +14684,82 @@
         </w:tc>
         <w:tc>
           <w:tcPr>
+            <w:tcW w:type="dxa" w:w="1250"/>
+            <w:tcBorders>
+              <w:top w:val="single" w:color="D9D4CB" w:sz="4"/>
+              <w:left w:val="none" w:color="auto" w:sz="0"/>
+              <w:bottom w:val="single" w:color="D9D4CB" w:sz="4"/>
+              <w:right w:val="none" w:color="auto" w:sz="0"/>
+            </w:tcBorders>
+            <w:shd w:fill="FBFAF8" w:color="auto" w:val="clear"/>
+            <w:tcMar>
+              <w:top w:type="dxa" w:w="52"/>
+              <w:left w:type="dxa" w:w="100"/>
+              <w:bottom w:type="dxa" w:w="52"/>
+              <w:right w:type="dxa" w:w="100"/>
+            </w:tcMar>
+            <w:vAlign w:val="center"/>
+          </w:tcPr>
+          <w:p>
+            <w:pPr>
+              <w:spacing w:after="0" w:line="240" w:lineRule="auto"/>
+              <w:jc w:val="center"/>
+            </w:pPr>
+            <w:r>
+              <w:rPr>
+                <w:rFonts w:ascii="Arial" w:cs="Arial" w:eastAsia="Arial" w:hAnsi="Arial"/>
+                <w:b w:val="false"/>
+                <w:bCs w:val="false"/>
+                <w:i w:val="false"/>
+                <w:iCs w:val="false"/>
+                <w:color w:val="2A2E38"/>
+                <w:sz w:val="17"/>
+                <w:szCs w:val="17"/>
+              </w:rPr>
+              <w:t xml:space="preserve">2 196 133</w:t>
+            </w:r>
+          </w:p>
+        </w:tc>
+        <w:tc>
+          <w:tcPr>
+            <w:tcW w:type="dxa" w:w="1350"/>
+            <w:tcBorders>
+              <w:top w:val="single" w:color="D9D4CB" w:sz="4"/>
+              <w:left w:val="none" w:color="auto" w:sz="0"/>
+              <w:bottom w:val="single" w:color="D9D4CB" w:sz="4"/>
+              <w:right w:val="none" w:color="auto" w:sz="0"/>
+            </w:tcBorders>
+            <w:shd w:fill="FBFAF8" w:color="auto" w:val="clear"/>
+            <w:tcMar>
+              <w:top w:type="dxa" w:w="52"/>
+              <w:left w:type="dxa" w:w="100"/>
+              <w:bottom w:type="dxa" w:w="52"/>
+              <w:right w:type="dxa" w:w="100"/>
+            </w:tcMar>
+            <w:vAlign w:val="center"/>
+          </w:tcPr>
+          <w:p>
+            <w:pPr>
+              <w:spacing w:after="0" w:line="240" w:lineRule="auto"/>
+              <w:jc w:val="center"/>
+            </w:pPr>
+            <w:r>
+              <w:rPr>
+                <w:rFonts w:ascii="Arial" w:cs="Arial" w:eastAsia="Arial" w:hAnsi="Arial"/>
+                <w:b w:val="false"/>
+                <w:bCs w:val="false"/>
+                <w:i w:val="false"/>
+                <w:iCs w:val="false"/>
+                <w:color w:val="2A2E38"/>
+                <w:sz w:val="17"/>
+                <w:szCs w:val="17"/>
+              </w:rPr>
+              <w:t xml:space="preserve">241,6</w:t>
+            </w:r>
+          </w:p>
+        </w:tc>
+        <w:tc>
+          <w:tcPr>
             <w:tcW w:type="dxa" w:w="1300"/>
             <w:tcBorders>
               <w:top w:val="single" w:color="D9D4CB" w:sz="4"/>
@@ -14640,13 +14792,13 @@
                 <w:sz w:val="17"/>
                 <w:szCs w:val="17"/>
               </w:rPr>
-              <w:t xml:space="preserve">124</w:t>
-            </w:r>
-          </w:p>
-        </w:tc>
-        <w:tc>
-          <w:tcPr>
-            <w:tcW w:type="dxa" w:w="1450"/>
+              <w:t xml:space="preserve">+54,6</w:t>
+            </w:r>
+          </w:p>
+        </w:tc>
+        <w:tc>
+          <w:tcPr>
+            <w:tcW w:type="dxa" w:w="1288"/>
             <w:tcBorders>
               <w:top w:val="single" w:color="D9D4CB" w:sz="4"/>
               <w:left w:val="none" w:color="auto" w:sz="0"/>
@@ -14678,45 +14830,7 @@
                 <w:sz w:val="17"/>
                 <w:szCs w:val="17"/>
               </w:rPr>
-              <w:t xml:space="preserve">278,6</w:t>
-            </w:r>
-          </w:p>
-        </w:tc>
-        <w:tc>
-          <w:tcPr>
-            <w:tcW w:type="dxa" w:w="1318"/>
-            <w:tcBorders>
-              <w:top w:val="single" w:color="D9D4CB" w:sz="4"/>
-              <w:left w:val="none" w:color="auto" w:sz="0"/>
-              <w:bottom w:val="single" w:color="D9D4CB" w:sz="4"/>
-              <w:right w:val="none" w:color="auto" w:sz="0"/>
-            </w:tcBorders>
-            <w:shd w:fill="FBFAF8" w:color="auto" w:val="clear"/>
-            <w:tcMar>
-              <w:top w:type="dxa" w:w="52"/>
-              <w:left w:type="dxa" w:w="100"/>
-              <w:bottom w:type="dxa" w:w="52"/>
-              <w:right w:type="dxa" w:w="100"/>
-            </w:tcMar>
-            <w:vAlign w:val="center"/>
-          </w:tcPr>
-          <w:p>
-            <w:pPr>
-              <w:spacing w:after="0" w:line="240" w:lineRule="auto"/>
-              <w:jc w:val="center"/>
-            </w:pPr>
-            <w:r>
-              <w:rPr>
-                <w:rFonts w:ascii="Arial" w:cs="Arial" w:eastAsia="Arial" w:hAnsi="Arial"/>
-                <w:b w:val="false"/>
-                <w:bCs w:val="false"/>
-                <w:i w:val="false"/>
-                <w:iCs w:val="false"/>
-                <w:color w:val="2A2E38"/>
-                <w:sz w:val="17"/>
-                <w:szCs w:val="17"/>
-              </w:rPr>
-              <w:t xml:space="preserve">2 196 133</w:t>
+              <w:t xml:space="preserve">+29 %</w:t>
             </w:r>
           </w:p>
         </w:tc>
@@ -14724,7 +14838,7 @@
       <w:tr>
         <w:tc>
           <w:tcPr>
-            <w:tcW w:type="dxa" w:w="520"/>
+            <w:tcW w:type="dxa" w:w="450"/>
             <w:tcBorders>
               <w:top w:val="single" w:color="D9D4CB" w:sz="4"/>
               <w:left w:val="none" w:color="auto" w:sz="0"/>
@@ -14761,7 +14875,7 @@
         </w:tc>
         <w:tc>
           <w:tcPr>
-            <w:tcW w:type="dxa" w:w="2300"/>
+            <w:tcW w:type="dxa" w:w="1900"/>
             <w:tcBorders>
               <w:top w:val="single" w:color="D9D4CB" w:sz="4"/>
               <w:left w:val="none" w:color="auto" w:sz="0"/>
@@ -14798,7 +14912,7 @@
         </w:tc>
         <w:tc>
           <w:tcPr>
-            <w:tcW w:type="dxa" w:w="2000"/>
+            <w:tcW w:type="dxa" w:w="1400"/>
             <w:tcBorders>
               <w:top w:val="single" w:color="D9D4CB" w:sz="4"/>
               <w:left w:val="none" w:color="auto" w:sz="0"/>
@@ -14829,13 +14943,13 @@
                 <w:sz w:val="17"/>
                 <w:szCs w:val="17"/>
               </w:rPr>
-              <w:t xml:space="preserve">новостройка, IV кв. 2026</w:t>
-            </w:r>
-          </w:p>
-        </w:tc>
-        <w:tc>
-          <w:tcPr>
-            <w:tcW w:type="dxa" w:w="750"/>
+              <w:t xml:space="preserve">новостройка</w:t>
+            </w:r>
+          </w:p>
+        </w:tc>
+        <w:tc>
+          <w:tcPr>
+            <w:tcW w:type="dxa" w:w="700"/>
             <w:tcBorders>
               <w:top w:val="single" w:color="D9D4CB" w:sz="4"/>
               <w:left w:val="none" w:color="auto" w:sz="0"/>
@@ -14872,6 +14986,80 @@
         </w:tc>
         <w:tc>
           <w:tcPr>
+            <w:tcW w:type="dxa" w:w="1250"/>
+            <w:tcBorders>
+              <w:top w:val="single" w:color="D9D4CB" w:sz="4"/>
+              <w:left w:val="none" w:color="auto" w:sz="0"/>
+              <w:bottom w:val="single" w:color="D9D4CB" w:sz="4"/>
+              <w:right w:val="none" w:color="auto" w:sz="0"/>
+            </w:tcBorders>
+            <w:tcMar>
+              <w:top w:type="dxa" w:w="52"/>
+              <w:left w:type="dxa" w:w="100"/>
+              <w:bottom w:type="dxa" w:w="52"/>
+              <w:right w:type="dxa" w:w="100"/>
+            </w:tcMar>
+            <w:vAlign w:val="center"/>
+          </w:tcPr>
+          <w:p>
+            <w:pPr>
+              <w:spacing w:after="0" w:line="240" w:lineRule="auto"/>
+              <w:jc w:val="center"/>
+            </w:pPr>
+            <w:r>
+              <w:rPr>
+                <w:rFonts w:ascii="Arial" w:cs="Arial" w:eastAsia="Arial" w:hAnsi="Arial"/>
+                <w:b w:val="false"/>
+                <w:bCs w:val="false"/>
+                <w:i w:val="false"/>
+                <w:iCs w:val="false"/>
+                <w:color w:val="2A2E38"/>
+                <w:sz w:val="17"/>
+                <w:szCs w:val="17"/>
+              </w:rPr>
+              <w:t xml:space="preserve">1 823 912</w:t>
+            </w:r>
+          </w:p>
+        </w:tc>
+        <w:tc>
+          <w:tcPr>
+            <w:tcW w:type="dxa" w:w="1350"/>
+            <w:tcBorders>
+              <w:top w:val="single" w:color="D9D4CB" w:sz="4"/>
+              <w:left w:val="none" w:color="auto" w:sz="0"/>
+              <w:bottom w:val="single" w:color="D9D4CB" w:sz="4"/>
+              <w:right w:val="none" w:color="auto" w:sz="0"/>
+            </w:tcBorders>
+            <w:tcMar>
+              <w:top w:type="dxa" w:w="52"/>
+              <w:left w:type="dxa" w:w="100"/>
+              <w:bottom w:type="dxa" w:w="52"/>
+              <w:right w:type="dxa" w:w="100"/>
+            </w:tcMar>
+            <w:vAlign w:val="center"/>
+          </w:tcPr>
+          <w:p>
+            <w:pPr>
+              <w:spacing w:after="0" w:line="240" w:lineRule="auto"/>
+              <w:jc w:val="center"/>
+            </w:pPr>
+            <w:r>
+              <w:rPr>
+                <w:rFonts w:ascii="Arial" w:cs="Arial" w:eastAsia="Arial" w:hAnsi="Arial"/>
+                <w:b w:val="false"/>
+                <w:bCs w:val="false"/>
+                <w:i w:val="false"/>
+                <w:iCs w:val="false"/>
+                <w:color w:val="2A2E38"/>
+                <w:sz w:val="17"/>
+                <w:szCs w:val="17"/>
+              </w:rPr>
+              <w:t xml:space="preserve">200,6</w:t>
+            </w:r>
+          </w:p>
+        </w:tc>
+        <w:tc>
+          <w:tcPr>
             <w:tcW w:type="dxa" w:w="1300"/>
             <w:tcBorders>
               <w:top w:val="single" w:color="D9D4CB" w:sz="4"/>
@@ -14903,13 +15091,13 @@
                 <w:sz w:val="17"/>
                 <w:szCs w:val="17"/>
               </w:rPr>
-              <w:t xml:space="preserve">144</w:t>
-            </w:r>
-          </w:p>
-        </w:tc>
-        <w:tc>
-          <w:tcPr>
-            <w:tcW w:type="dxa" w:w="1450"/>
+              <w:t xml:space="preserve">+13,6</w:t>
+            </w:r>
+          </w:p>
+        </w:tc>
+        <w:tc>
+          <w:tcPr>
+            <w:tcW w:type="dxa" w:w="1288"/>
             <w:tcBorders>
               <w:top w:val="single" w:color="D9D4CB" w:sz="4"/>
               <w:left w:val="none" w:color="auto" w:sz="0"/>
@@ -14940,44 +15128,7 @@
                 <w:sz w:val="17"/>
                 <w:szCs w:val="17"/>
               </w:rPr>
-              <w:t xml:space="preserve">257,5</w:t>
-            </w:r>
-          </w:p>
-        </w:tc>
-        <w:tc>
-          <w:tcPr>
-            <w:tcW w:type="dxa" w:w="1318"/>
-            <w:tcBorders>
-              <w:top w:val="single" w:color="D9D4CB" w:sz="4"/>
-              <w:left w:val="none" w:color="auto" w:sz="0"/>
-              <w:bottom w:val="single" w:color="D9D4CB" w:sz="4"/>
-              <w:right w:val="none" w:color="auto" w:sz="0"/>
-            </w:tcBorders>
-            <w:tcMar>
-              <w:top w:type="dxa" w:w="52"/>
-              <w:left w:type="dxa" w:w="100"/>
-              <w:bottom w:type="dxa" w:w="52"/>
-              <w:right w:type="dxa" w:w="100"/>
-            </w:tcMar>
-            <w:vAlign w:val="center"/>
-          </w:tcPr>
-          <w:p>
-            <w:pPr>
-              <w:spacing w:after="0" w:line="240" w:lineRule="auto"/>
-              <w:jc w:val="center"/>
-            </w:pPr>
-            <w:r>
-              <w:rPr>
-                <w:rFonts w:ascii="Arial" w:cs="Arial" w:eastAsia="Arial" w:hAnsi="Arial"/>
-                <w:b w:val="false"/>
-                <w:bCs w:val="false"/>
-                <w:i w:val="false"/>
-                <w:iCs w:val="false"/>
-                <w:color w:val="2A2E38"/>
-                <w:sz w:val="17"/>
-                <w:szCs w:val="17"/>
-              </w:rPr>
-              <w:t xml:space="preserve">1 823 912</w:t>
+              <w:t xml:space="preserve">+7 %</w:t>
             </w:r>
           </w:p>
         </w:tc>
@@ -14985,7 +15136,7 @@
       <w:tr>
         <w:tc>
           <w:tcPr>
-            <w:tcW w:type="dxa" w:w="520"/>
+            <w:tcW w:type="dxa" w:w="450"/>
             <w:tcBorders>
               <w:top w:val="single" w:color="D9D4CB" w:sz="4"/>
               <w:left w:val="none" w:color="auto" w:sz="0"/>
@@ -15023,7 +15174,7 @@
         </w:tc>
         <w:tc>
           <w:tcPr>
-            <w:tcW w:type="dxa" w:w="2300"/>
+            <w:tcW w:type="dxa" w:w="1900"/>
             <w:tcBorders>
               <w:top w:val="single" w:color="D9D4CB" w:sz="4"/>
               <w:left w:val="none" w:color="auto" w:sz="0"/>
@@ -15061,7 +15212,7 @@
         </w:tc>
         <w:tc>
           <w:tcPr>
-            <w:tcW w:type="dxa" w:w="2000"/>
+            <w:tcW w:type="dxa" w:w="1400"/>
             <w:tcBorders>
               <w:top w:val="single" w:color="D9D4CB" w:sz="4"/>
               <w:left w:val="none" w:color="auto" w:sz="0"/>
@@ -15093,13 +15244,13 @@
                 <w:sz w:val="17"/>
                 <w:szCs w:val="17"/>
               </w:rPr>
-              <w:t xml:space="preserve">вторичка, 2019</w:t>
-            </w:r>
-          </w:p>
-        </w:tc>
-        <w:tc>
-          <w:tcPr>
-            <w:tcW w:type="dxa" w:w="750"/>
+              <w:t xml:space="preserve">вторичка</w:t>
+            </w:r>
+          </w:p>
+        </w:tc>
+        <w:tc>
+          <w:tcPr>
+            <w:tcW w:type="dxa" w:w="700"/>
             <w:tcBorders>
               <w:top w:val="single" w:color="D9D4CB" w:sz="4"/>
               <w:left w:val="none" w:color="auto" w:sz="0"/>
@@ -15137,6 +15288,82 @@
         </w:tc>
         <w:tc>
           <w:tcPr>
+            <w:tcW w:type="dxa" w:w="1250"/>
+            <w:tcBorders>
+              <w:top w:val="single" w:color="D9D4CB" w:sz="4"/>
+              <w:left w:val="none" w:color="auto" w:sz="0"/>
+              <w:bottom w:val="single" w:color="D9D4CB" w:sz="4"/>
+              <w:right w:val="none" w:color="auto" w:sz="0"/>
+            </w:tcBorders>
+            <w:shd w:fill="FBFAF8" w:color="auto" w:val="clear"/>
+            <w:tcMar>
+              <w:top w:type="dxa" w:w="52"/>
+              <w:left w:type="dxa" w:w="100"/>
+              <w:bottom w:type="dxa" w:w="52"/>
+              <w:right w:type="dxa" w:w="100"/>
+            </w:tcMar>
+            <w:vAlign w:val="center"/>
+          </w:tcPr>
+          <w:p>
+            <w:pPr>
+              <w:spacing w:after="0" w:line="240" w:lineRule="auto"/>
+              <w:jc w:val="center"/>
+            </w:pPr>
+            <w:r>
+              <w:rPr>
+                <w:rFonts w:ascii="Arial" w:cs="Arial" w:eastAsia="Arial" w:hAnsi="Arial"/>
+                <w:b w:val="false"/>
+                <w:bCs w:val="false"/>
+                <w:i w:val="false"/>
+                <w:iCs w:val="false"/>
+                <w:color w:val="2A2E38"/>
+                <w:sz w:val="17"/>
+                <w:szCs w:val="17"/>
+              </w:rPr>
+              <w:t xml:space="preserve">1 359 294</w:t>
+            </w:r>
+          </w:p>
+        </w:tc>
+        <w:tc>
+          <w:tcPr>
+            <w:tcW w:type="dxa" w:w="1350"/>
+            <w:tcBorders>
+              <w:top w:val="single" w:color="D9D4CB" w:sz="4"/>
+              <w:left w:val="none" w:color="auto" w:sz="0"/>
+              <w:bottom w:val="single" w:color="D9D4CB" w:sz="4"/>
+              <w:right w:val="none" w:color="auto" w:sz="0"/>
+            </w:tcBorders>
+            <w:shd w:fill="FBFAF8" w:color="auto" w:val="clear"/>
+            <w:tcMar>
+              <w:top w:type="dxa" w:w="52"/>
+              <w:left w:type="dxa" w:w="100"/>
+              <w:bottom w:type="dxa" w:w="52"/>
+              <w:right w:type="dxa" w:w="100"/>
+            </w:tcMar>
+            <w:vAlign w:val="center"/>
+          </w:tcPr>
+          <w:p>
+            <w:pPr>
+              <w:spacing w:after="0" w:line="240" w:lineRule="auto"/>
+              <w:jc w:val="center"/>
+            </w:pPr>
+            <w:r>
+              <w:rPr>
+                <w:rFonts w:ascii="Arial" w:cs="Arial" w:eastAsia="Arial" w:hAnsi="Arial"/>
+                <w:b w:val="false"/>
+                <w:bCs w:val="false"/>
+                <w:i w:val="false"/>
+                <w:iCs w:val="false"/>
+                <w:color w:val="2A2E38"/>
+                <w:sz w:val="17"/>
+                <w:szCs w:val="17"/>
+              </w:rPr>
+              <w:t xml:space="preserve">149,5</w:t>
+            </w:r>
+          </w:p>
+        </w:tc>
+        <w:tc>
+          <w:tcPr>
             <w:tcW w:type="dxa" w:w="1300"/>
             <w:tcBorders>
               <w:top w:val="single" w:color="D9D4CB" w:sz="4"/>
@@ -15169,13 +15396,13 @@
                 <w:sz w:val="17"/>
                 <w:szCs w:val="17"/>
               </w:rPr>
-              <w:t xml:space="preserve">98</w:t>
-            </w:r>
-          </w:p>
-        </w:tc>
-        <w:tc>
-          <w:tcPr>
-            <w:tcW w:type="dxa" w:w="1450"/>
+              <w:t xml:space="preserve">−37,5</w:t>
+            </w:r>
+          </w:p>
+        </w:tc>
+        <w:tc>
+          <w:tcPr>
+            <w:tcW w:type="dxa" w:w="1288"/>
             <w:tcBorders>
               <w:top w:val="single" w:color="D9D4CB" w:sz="4"/>
               <w:left w:val="none" w:color="auto" w:sz="0"/>
@@ -15207,45 +15434,7 @@
                 <w:sz w:val="17"/>
                 <w:szCs w:val="17"/>
               </w:rPr>
-              <w:t xml:space="preserve">150,8</w:t>
-            </w:r>
-          </w:p>
-        </w:tc>
-        <w:tc>
-          <w:tcPr>
-            <w:tcW w:type="dxa" w:w="1318"/>
-            <w:tcBorders>
-              <w:top w:val="single" w:color="D9D4CB" w:sz="4"/>
-              <w:left w:val="none" w:color="auto" w:sz="0"/>
-              <w:bottom w:val="single" w:color="D9D4CB" w:sz="4"/>
-              <w:right w:val="none" w:color="auto" w:sz="0"/>
-            </w:tcBorders>
-            <w:shd w:fill="FBFAF8" w:color="auto" w:val="clear"/>
-            <w:tcMar>
-              <w:top w:type="dxa" w:w="52"/>
-              <w:left w:type="dxa" w:w="100"/>
-              <w:bottom w:type="dxa" w:w="52"/>
-              <w:right w:type="dxa" w:w="100"/>
-            </w:tcMar>
-            <w:vAlign w:val="center"/>
-          </w:tcPr>
-          <w:p>
-            <w:pPr>
-              <w:spacing w:after="0" w:line="240" w:lineRule="auto"/>
-              <w:jc w:val="center"/>
-            </w:pPr>
-            <w:r>
-              <w:rPr>
-                <w:rFonts w:ascii="Arial" w:cs="Arial" w:eastAsia="Arial" w:hAnsi="Arial"/>
-                <w:b w:val="false"/>
-                <w:bCs w:val="false"/>
-                <w:i w:val="false"/>
-                <w:iCs w:val="false"/>
-                <w:color w:val="2A2E38"/>
-                <w:sz w:val="17"/>
-                <w:szCs w:val="17"/>
-              </w:rPr>
-              <w:t xml:space="preserve">1 359 294</w:t>
+              <w:t xml:space="preserve">−20 %</w:t>
             </w:r>
           </w:p>
         </w:tc>
@@ -15253,7 +15442,7 @@
       <w:tr>
         <w:tc>
           <w:tcPr>
-            <w:tcW w:type="dxa" w:w="520"/>
+            <w:tcW w:type="dxa" w:w="450"/>
             <w:tcBorders>
               <w:top w:val="single" w:color="D9D4CB" w:sz="4"/>
               <w:left w:val="none" w:color="auto" w:sz="0"/>
@@ -15290,7 +15479,7 @@
         </w:tc>
         <w:tc>
           <w:tcPr>
-            <w:tcW w:type="dxa" w:w="2300"/>
+            <w:tcW w:type="dxa" w:w="1900"/>
             <w:tcBorders>
               <w:top w:val="single" w:color="D9D4CB" w:sz="4"/>
               <w:left w:val="none" w:color="auto" w:sz="0"/>
@@ -15327,7 +15516,7 @@
         </w:tc>
         <w:tc>
           <w:tcPr>
-            <w:tcW w:type="dxa" w:w="2000"/>
+            <w:tcW w:type="dxa" w:w="1400"/>
             <w:tcBorders>
               <w:top w:val="single" w:color="D9D4CB" w:sz="4"/>
               <w:left w:val="none" w:color="auto" w:sz="0"/>
@@ -15358,13 +15547,13 @@
                 <w:sz w:val="17"/>
                 <w:szCs w:val="17"/>
               </w:rPr>
-              <w:t xml:space="preserve">вторичка, 2010</w:t>
-            </w:r>
-          </w:p>
-        </w:tc>
-        <w:tc>
-          <w:tcPr>
-            <w:tcW w:type="dxa" w:w="750"/>
+              <w:t xml:space="preserve">вторичка</w:t>
+            </w:r>
+          </w:p>
+        </w:tc>
+        <w:tc>
+          <w:tcPr>
+            <w:tcW w:type="dxa" w:w="700"/>
             <w:tcBorders>
               <w:top w:val="single" w:color="D9D4CB" w:sz="4"/>
               <w:left w:val="none" w:color="auto" w:sz="0"/>
@@ -15401,6 +15590,80 @@
         </w:tc>
         <w:tc>
           <w:tcPr>
+            <w:tcW w:type="dxa" w:w="1250"/>
+            <w:tcBorders>
+              <w:top w:val="single" w:color="D9D4CB" w:sz="4"/>
+              <w:left w:val="none" w:color="auto" w:sz="0"/>
+              <w:bottom w:val="single" w:color="D9D4CB" w:sz="4"/>
+              <w:right w:val="none" w:color="auto" w:sz="0"/>
+            </w:tcBorders>
+            <w:tcMar>
+              <w:top w:type="dxa" w:w="52"/>
+              <w:left w:type="dxa" w:w="100"/>
+              <w:bottom w:type="dxa" w:w="52"/>
+              <w:right w:type="dxa" w:w="100"/>
+            </w:tcMar>
+            <w:vAlign w:val="center"/>
+          </w:tcPr>
+          <w:p>
+            <w:pPr>
+              <w:spacing w:after="0" w:line="240" w:lineRule="auto"/>
+              <w:jc w:val="center"/>
+            </w:pPr>
+            <w:r>
+              <w:rPr>
+                <w:rFonts w:ascii="Arial" w:cs="Arial" w:eastAsia="Arial" w:hAnsi="Arial"/>
+                <w:b w:val="false"/>
+                <w:bCs w:val="false"/>
+                <w:i w:val="false"/>
+                <w:iCs w:val="false"/>
+                <w:color w:val="2A2E38"/>
+                <w:sz w:val="17"/>
+                <w:szCs w:val="17"/>
+              </w:rPr>
+              <w:t xml:space="preserve">1 119 919</w:t>
+            </w:r>
+          </w:p>
+        </w:tc>
+        <w:tc>
+          <w:tcPr>
+            <w:tcW w:type="dxa" w:w="1350"/>
+            <w:tcBorders>
+              <w:top w:val="single" w:color="D9D4CB" w:sz="4"/>
+              <w:left w:val="none" w:color="auto" w:sz="0"/>
+              <w:bottom w:val="single" w:color="D9D4CB" w:sz="4"/>
+              <w:right w:val="none" w:color="auto" w:sz="0"/>
+            </w:tcBorders>
+            <w:tcMar>
+              <w:top w:type="dxa" w:w="52"/>
+              <w:left w:type="dxa" w:w="100"/>
+              <w:bottom w:type="dxa" w:w="52"/>
+              <w:right w:type="dxa" w:w="100"/>
+            </w:tcMar>
+            <w:vAlign w:val="center"/>
+          </w:tcPr>
+          <w:p>
+            <w:pPr>
+              <w:spacing w:after="0" w:line="240" w:lineRule="auto"/>
+              <w:jc w:val="center"/>
+            </w:pPr>
+            <w:r>
+              <w:rPr>
+                <w:rFonts w:ascii="Arial" w:cs="Arial" w:eastAsia="Arial" w:hAnsi="Arial"/>
+                <w:b w:val="false"/>
+                <w:bCs w:val="false"/>
+                <w:i w:val="false"/>
+                <w:iCs w:val="false"/>
+                <w:color w:val="2A2E38"/>
+                <w:sz w:val="17"/>
+                <w:szCs w:val="17"/>
+              </w:rPr>
+              <w:t xml:space="preserve">123,2</w:t>
+            </w:r>
+          </w:p>
+        </w:tc>
+        <w:tc>
+          <w:tcPr>
             <w:tcW w:type="dxa" w:w="1300"/>
             <w:tcBorders>
               <w:top w:val="single" w:color="D9D4CB" w:sz="4"/>
@@ -15432,13 +15695,13 @@
                 <w:sz w:val="17"/>
                 <w:szCs w:val="17"/>
               </w:rPr>
-              <w:t xml:space="preserve">205</w:t>
-            </w:r>
-          </w:p>
-        </w:tc>
-        <w:tc>
-          <w:tcPr>
-            <w:tcW w:type="dxa" w:w="1450"/>
+              <w:t xml:space="preserve">−63,8</w:t>
+            </w:r>
+          </w:p>
+        </w:tc>
+        <w:tc>
+          <w:tcPr>
+            <w:tcW w:type="dxa" w:w="1288"/>
             <w:tcBorders>
               <w:top w:val="single" w:color="D9D4CB" w:sz="4"/>
               <w:left w:val="none" w:color="auto" w:sz="0"/>
@@ -15469,44 +15732,7 @@
                 <w:sz w:val="17"/>
                 <w:szCs w:val="17"/>
               </w:rPr>
-              <w:t xml:space="preserve">230,0</w:t>
-            </w:r>
-          </w:p>
-        </w:tc>
-        <w:tc>
-          <w:tcPr>
-            <w:tcW w:type="dxa" w:w="1318"/>
-            <w:tcBorders>
-              <w:top w:val="single" w:color="D9D4CB" w:sz="4"/>
-              <w:left w:val="none" w:color="auto" w:sz="0"/>
-              <w:bottom w:val="single" w:color="D9D4CB" w:sz="4"/>
-              <w:right w:val="none" w:color="auto" w:sz="0"/>
-            </w:tcBorders>
-            <w:tcMar>
-              <w:top w:type="dxa" w:w="52"/>
-              <w:left w:type="dxa" w:w="100"/>
-              <w:bottom w:type="dxa" w:w="52"/>
-              <w:right w:type="dxa" w:w="100"/>
-            </w:tcMar>
-            <w:vAlign w:val="center"/>
-          </w:tcPr>
-          <w:p>
-            <w:pPr>
-              <w:spacing w:after="0" w:line="240" w:lineRule="auto"/>
-              <w:jc w:val="center"/>
-            </w:pPr>
-            <w:r>
-              <w:rPr>
-                <w:rFonts w:ascii="Arial" w:cs="Arial" w:eastAsia="Arial" w:hAnsi="Arial"/>
-                <w:b w:val="false"/>
-                <w:bCs w:val="false"/>
-                <w:i w:val="false"/>
-                <w:iCs w:val="false"/>
-                <w:color w:val="2A2E38"/>
-                <w:sz w:val="17"/>
-                <w:szCs w:val="17"/>
-              </w:rPr>
-              <w:t xml:space="preserve">1 119 919</w:t>
+              <w:t xml:space="preserve">−34 %</w:t>
             </w:r>
           </w:p>
         </w:tc>
@@ -15514,7 +15740,7 @@
       <w:tr>
         <w:tc>
           <w:tcPr>
-            <w:tcW w:type="dxa" w:w="520"/>
+            <w:tcW w:type="dxa" w:w="450"/>
             <w:tcBorders>
               <w:top w:val="single" w:color="D9D4CB" w:sz="4"/>
               <w:left w:val="none" w:color="auto" w:sz="0"/>
@@ -15552,7 +15778,7 @@
         </w:tc>
         <w:tc>
           <w:tcPr>
-            <w:tcW w:type="dxa" w:w="2300"/>
+            <w:tcW w:type="dxa" w:w="1900"/>
             <w:tcBorders>
               <w:top w:val="single" w:color="D9D4CB" w:sz="4"/>
               <w:left w:val="none" w:color="auto" w:sz="0"/>
@@ -15590,7 +15816,7 @@
         </w:tc>
         <w:tc>
           <w:tcPr>
-            <w:tcW w:type="dxa" w:w="2000"/>
+            <w:tcW w:type="dxa" w:w="1400"/>
             <w:tcBorders>
               <w:top w:val="single" w:color="D9D4CB" w:sz="4"/>
               <w:left w:val="none" w:color="auto" w:sz="0"/>
@@ -15622,13 +15848,13 @@
                 <w:sz w:val="17"/>
                 <w:szCs w:val="17"/>
               </w:rPr>
-              <w:t xml:space="preserve">вторичка, 2013</w:t>
-            </w:r>
-          </w:p>
-        </w:tc>
-        <w:tc>
-          <w:tcPr>
-            <w:tcW w:type="dxa" w:w="750"/>
+              <w:t xml:space="preserve">вторичка</w:t>
+            </w:r>
+          </w:p>
+        </w:tc>
+        <w:tc>
+          <w:tcPr>
+            <w:tcW w:type="dxa" w:w="700"/>
             <w:tcBorders>
               <w:top w:val="single" w:color="D9D4CB" w:sz="4"/>
               <w:left w:val="none" w:color="auto" w:sz="0"/>
@@ -15666,6 +15892,82 @@
         </w:tc>
         <w:tc>
           <w:tcPr>
+            <w:tcW w:type="dxa" w:w="1250"/>
+            <w:tcBorders>
+              <w:top w:val="single" w:color="D9D4CB" w:sz="4"/>
+              <w:left w:val="none" w:color="auto" w:sz="0"/>
+              <w:bottom w:val="single" w:color="D9D4CB" w:sz="4"/>
+              <w:right w:val="none" w:color="auto" w:sz="0"/>
+            </w:tcBorders>
+            <w:shd w:fill="FBFAF8" w:color="auto" w:val="clear"/>
+            <w:tcMar>
+              <w:top w:type="dxa" w:w="52"/>
+              <w:left w:type="dxa" w:w="100"/>
+              <w:bottom w:type="dxa" w:w="52"/>
+              <w:right w:type="dxa" w:w="100"/>
+            </w:tcMar>
+            <w:vAlign w:val="center"/>
+          </w:tcPr>
+          <w:p>
+            <w:pPr>
+              <w:spacing w:after="0" w:line="240" w:lineRule="auto"/>
+              <w:jc w:val="center"/>
+            </w:pPr>
+            <w:r>
+              <w:rPr>
+                <w:rFonts w:ascii="Arial" w:cs="Arial" w:eastAsia="Arial" w:hAnsi="Arial"/>
+                <w:b w:val="false"/>
+                <w:bCs w:val="false"/>
+                <w:i w:val="false"/>
+                <w:iCs w:val="false"/>
+                <w:color w:val="2A2E38"/>
+                <w:sz w:val="17"/>
+                <w:szCs w:val="17"/>
+              </w:rPr>
+              <w:t xml:space="preserve">1 018 437</w:t>
+            </w:r>
+          </w:p>
+        </w:tc>
+        <w:tc>
+          <w:tcPr>
+            <w:tcW w:type="dxa" w:w="1350"/>
+            <w:tcBorders>
+              <w:top w:val="single" w:color="D9D4CB" w:sz="4"/>
+              <w:left w:val="none" w:color="auto" w:sz="0"/>
+              <w:bottom w:val="single" w:color="D9D4CB" w:sz="4"/>
+              <w:right w:val="none" w:color="auto" w:sz="0"/>
+            </w:tcBorders>
+            <w:shd w:fill="FBFAF8" w:color="auto" w:val="clear"/>
+            <w:tcMar>
+              <w:top w:type="dxa" w:w="52"/>
+              <w:left w:type="dxa" w:w="100"/>
+              <w:bottom w:type="dxa" w:w="52"/>
+              <w:right w:type="dxa" w:w="100"/>
+            </w:tcMar>
+            <w:vAlign w:val="center"/>
+          </w:tcPr>
+          <w:p>
+            <w:pPr>
+              <w:spacing w:after="0" w:line="240" w:lineRule="auto"/>
+              <w:jc w:val="center"/>
+            </w:pPr>
+            <w:r>
+              <w:rPr>
+                <w:rFonts w:ascii="Arial" w:cs="Arial" w:eastAsia="Arial" w:hAnsi="Arial"/>
+                <w:b w:val="false"/>
+                <w:bCs w:val="false"/>
+                <w:i w:val="false"/>
+                <w:iCs w:val="false"/>
+                <w:color w:val="2A2E38"/>
+                <w:sz w:val="17"/>
+                <w:szCs w:val="17"/>
+              </w:rPr>
+              <w:t xml:space="preserve">112,0</w:t>
+            </w:r>
+          </w:p>
+        </w:tc>
+        <w:tc>
+          <w:tcPr>
             <w:tcW w:type="dxa" w:w="1300"/>
             <w:tcBorders>
               <w:top w:val="single" w:color="D9D4CB" w:sz="4"/>
@@ -15698,13 +16000,13 @@
                 <w:sz w:val="17"/>
                 <w:szCs w:val="17"/>
               </w:rPr>
-              <w:t xml:space="preserve">215</w:t>
-            </w:r>
-          </w:p>
-        </w:tc>
-        <w:tc>
-          <w:tcPr>
-            <w:tcW w:type="dxa" w:w="1450"/>
+              <w:t xml:space="preserve">−75,0</w:t>
+            </w:r>
+          </w:p>
+        </w:tc>
+        <w:tc>
+          <w:tcPr>
+            <w:tcW w:type="dxa" w:w="1288"/>
             <w:tcBorders>
               <w:top w:val="single" w:color="D9D4CB" w:sz="4"/>
               <w:left w:val="none" w:color="auto" w:sz="0"/>
@@ -15736,45 +16038,7 @@
                 <w:sz w:val="17"/>
                 <w:szCs w:val="17"/>
               </w:rPr>
-              <w:t xml:space="preserve">217,1</w:t>
-            </w:r>
-          </w:p>
-        </w:tc>
-        <w:tc>
-          <w:tcPr>
-            <w:tcW w:type="dxa" w:w="1318"/>
-            <w:tcBorders>
-              <w:top w:val="single" w:color="D9D4CB" w:sz="4"/>
-              <w:left w:val="none" w:color="auto" w:sz="0"/>
-              <w:bottom w:val="single" w:color="D9D4CB" w:sz="4"/>
-              <w:right w:val="none" w:color="auto" w:sz="0"/>
-            </w:tcBorders>
-            <w:shd w:fill="FBFAF8" w:color="auto" w:val="clear"/>
-            <w:tcMar>
-              <w:top w:type="dxa" w:w="52"/>
-              <w:left w:type="dxa" w:w="100"/>
-              <w:bottom w:type="dxa" w:w="52"/>
-              <w:right w:type="dxa" w:w="100"/>
-            </w:tcMar>
-            <w:vAlign w:val="center"/>
-          </w:tcPr>
-          <w:p>
-            <w:pPr>
-              <w:spacing w:after="0" w:line="240" w:lineRule="auto"/>
-              <w:jc w:val="center"/>
-            </w:pPr>
-            <w:r>
-              <w:rPr>
-                <w:rFonts w:ascii="Arial" w:cs="Arial" w:eastAsia="Arial" w:hAnsi="Arial"/>
-                <w:b w:val="false"/>
-                <w:bCs w:val="false"/>
-                <w:i w:val="false"/>
-                <w:iCs w:val="false"/>
-                <w:color w:val="2A2E38"/>
-                <w:sz w:val="17"/>
-                <w:szCs w:val="17"/>
-              </w:rPr>
-              <w:t xml:space="preserve">1 018 437</w:t>
+              <w:t xml:space="preserve">−40 %</w:t>
             </w:r>
           </w:p>
         </w:tc>
@@ -15782,7 +16046,7 @@
       <w:tr>
         <w:tc>
           <w:tcPr>
-            <w:tcW w:type="dxa" w:w="520"/>
+            <w:tcW w:type="dxa" w:w="450"/>
             <w:tcBorders>
               <w:top w:val="single" w:color="D9D4CB" w:sz="4"/>
               <w:left w:val="none" w:color="auto" w:sz="0"/>
@@ -15819,7 +16083,7 @@
         </w:tc>
         <w:tc>
           <w:tcPr>
-            <w:tcW w:type="dxa" w:w="2300"/>
+            <w:tcW w:type="dxa" w:w="1900"/>
             <w:tcBorders>
               <w:top w:val="single" w:color="D9D4CB" w:sz="4"/>
               <w:left w:val="none" w:color="auto" w:sz="0"/>
@@ -15856,7 +16120,7 @@
         </w:tc>
         <w:tc>
           <w:tcPr>
-            <w:tcW w:type="dxa" w:w="2000"/>
+            <w:tcW w:type="dxa" w:w="1400"/>
             <w:tcBorders>
               <w:top w:val="single" w:color="D9D4CB" w:sz="4"/>
               <w:left w:val="none" w:color="auto" w:sz="0"/>
@@ -15887,13 +16151,13 @@
                 <w:sz w:val="17"/>
                 <w:szCs w:val="17"/>
               </w:rPr>
-              <w:t xml:space="preserve">вторичка, 2022</w:t>
-            </w:r>
-          </w:p>
-        </w:tc>
-        <w:tc>
-          <w:tcPr>
-            <w:tcW w:type="dxa" w:w="750"/>
+              <w:t xml:space="preserve">вторичка</w:t>
+            </w:r>
+          </w:p>
+        </w:tc>
+        <w:tc>
+          <w:tcPr>
+            <w:tcW w:type="dxa" w:w="700"/>
             <w:tcBorders>
               <w:top w:val="single" w:color="D9D4CB" w:sz="4"/>
               <w:left w:val="none" w:color="auto" w:sz="0"/>
@@ -15930,6 +16194,80 @@
         </w:tc>
         <w:tc>
           <w:tcPr>
+            <w:tcW w:type="dxa" w:w="1250"/>
+            <w:tcBorders>
+              <w:top w:val="single" w:color="D9D4CB" w:sz="4"/>
+              <w:left w:val="none" w:color="auto" w:sz="0"/>
+              <w:bottom w:val="single" w:color="D9D4CB" w:sz="4"/>
+              <w:right w:val="none" w:color="auto" w:sz="0"/>
+            </w:tcBorders>
+            <w:tcMar>
+              <w:top w:type="dxa" w:w="52"/>
+              <w:left w:type="dxa" w:w="100"/>
+              <w:bottom w:type="dxa" w:w="52"/>
+              <w:right w:type="dxa" w:w="100"/>
+            </w:tcMar>
+            <w:vAlign w:val="center"/>
+          </w:tcPr>
+          <w:p>
+            <w:pPr>
+              <w:spacing w:after="0" w:line="240" w:lineRule="auto"/>
+              <w:jc w:val="center"/>
+            </w:pPr>
+            <w:r>
+              <w:rPr>
+                <w:rFonts w:ascii="Arial" w:cs="Arial" w:eastAsia="Arial" w:hAnsi="Arial"/>
+                <w:b w:val="false"/>
+                <w:bCs w:val="false"/>
+                <w:i w:val="false"/>
+                <w:iCs w:val="false"/>
+                <w:color w:val="2A2E38"/>
+                <w:sz w:val="17"/>
+                <w:szCs w:val="17"/>
+              </w:rPr>
+              <w:t xml:space="preserve">1 007 113</w:t>
+            </w:r>
+          </w:p>
+        </w:tc>
+        <w:tc>
+          <w:tcPr>
+            <w:tcW w:type="dxa" w:w="1350"/>
+            <w:tcBorders>
+              <w:top w:val="single" w:color="D9D4CB" w:sz="4"/>
+              <w:left w:val="none" w:color="auto" w:sz="0"/>
+              <w:bottom w:val="single" w:color="D9D4CB" w:sz="4"/>
+              <w:right w:val="none" w:color="auto" w:sz="0"/>
+            </w:tcBorders>
+            <w:tcMar>
+              <w:top w:type="dxa" w:w="52"/>
+              <w:left w:type="dxa" w:w="100"/>
+              <w:bottom w:type="dxa" w:w="52"/>
+              <w:right w:type="dxa" w:w="100"/>
+            </w:tcMar>
+            <w:vAlign w:val="center"/>
+          </w:tcPr>
+          <w:p>
+            <w:pPr>
+              <w:spacing w:after="0" w:line="240" w:lineRule="auto"/>
+              <w:jc w:val="center"/>
+            </w:pPr>
+            <w:r>
+              <w:rPr>
+                <w:rFonts w:ascii="Arial" w:cs="Arial" w:eastAsia="Arial" w:hAnsi="Arial"/>
+                <w:b w:val="false"/>
+                <w:bCs w:val="false"/>
+                <w:i w:val="false"/>
+                <w:iCs w:val="false"/>
+                <w:color w:val="2A2E38"/>
+                <w:sz w:val="17"/>
+                <w:szCs w:val="17"/>
+              </w:rPr>
+              <w:t xml:space="preserve">110,8</w:t>
+            </w:r>
+          </w:p>
+        </w:tc>
+        <w:tc>
+          <w:tcPr>
             <w:tcW w:type="dxa" w:w="1300"/>
             <w:tcBorders>
               <w:top w:val="single" w:color="D9D4CB" w:sz="4"/>
@@ -15961,13 +16299,13 @@
                 <w:sz w:val="17"/>
                 <w:szCs w:val="17"/>
               </w:rPr>
-              <w:t xml:space="preserve">74</w:t>
-            </w:r>
-          </w:p>
-        </w:tc>
-        <w:tc>
-          <w:tcPr>
-            <w:tcW w:type="dxa" w:w="1450"/>
+              <w:t xml:space="preserve">−76,2</w:t>
+            </w:r>
+          </w:p>
+        </w:tc>
+        <w:tc>
+          <w:tcPr>
+            <w:tcW w:type="dxa" w:w="1288"/>
             <w:tcBorders>
               <w:top w:val="single" w:color="D9D4CB" w:sz="4"/>
               <w:left w:val="none" w:color="auto" w:sz="0"/>
@@ -15998,44 +16336,7 @@
                 <w:sz w:val="17"/>
                 <w:szCs w:val="17"/>
               </w:rPr>
-              <w:t xml:space="preserve">73,6</w:t>
-            </w:r>
-          </w:p>
-        </w:tc>
-        <w:tc>
-          <w:tcPr>
-            <w:tcW w:type="dxa" w:w="1318"/>
-            <w:tcBorders>
-              <w:top w:val="single" w:color="D9D4CB" w:sz="4"/>
-              <w:left w:val="none" w:color="auto" w:sz="0"/>
-              <w:bottom w:val="single" w:color="D9D4CB" w:sz="4"/>
-              <w:right w:val="none" w:color="auto" w:sz="0"/>
-            </w:tcBorders>
-            <w:tcMar>
-              <w:top w:type="dxa" w:w="52"/>
-              <w:left w:type="dxa" w:w="100"/>
-              <w:bottom w:type="dxa" w:w="52"/>
-              <w:right w:type="dxa" w:w="100"/>
-            </w:tcMar>
-            <w:vAlign w:val="center"/>
-          </w:tcPr>
-          <w:p>
-            <w:pPr>
-              <w:spacing w:after="0" w:line="240" w:lineRule="auto"/>
-              <w:jc w:val="center"/>
-            </w:pPr>
-            <w:r>
-              <w:rPr>
-                <w:rFonts w:ascii="Arial" w:cs="Arial" w:eastAsia="Arial" w:hAnsi="Arial"/>
-                <w:b w:val="false"/>
-                <w:bCs w:val="false"/>
-                <w:i w:val="false"/>
-                <w:iCs w:val="false"/>
-                <w:color w:val="2A2E38"/>
-                <w:sz w:val="17"/>
-                <w:szCs w:val="17"/>
-              </w:rPr>
-              <w:t xml:space="preserve">1 007 113</w:t>
+              <w:t xml:space="preserve">−41 %</w:t>
             </w:r>
           </w:p>
         </w:tc>
@@ -16043,7 +16344,7 @@
       <w:tr>
         <w:tc>
           <w:tcPr>
-            <w:tcW w:type="dxa" w:w="520"/>
+            <w:tcW w:type="dxa" w:w="450"/>
             <w:tcBorders>
               <w:top w:val="single" w:color="D9D4CB" w:sz="4"/>
               <w:left w:val="none" w:color="auto" w:sz="0"/>
@@ -16081,7 +16382,7 @@
         </w:tc>
         <w:tc>
           <w:tcPr>
-            <w:tcW w:type="dxa" w:w="2300"/>
+            <w:tcW w:type="dxa" w:w="1900"/>
             <w:tcBorders>
               <w:top w:val="single" w:color="D9D4CB" w:sz="4"/>
               <w:left w:val="none" w:color="auto" w:sz="0"/>
@@ -16119,7 +16420,7 @@
         </w:tc>
         <w:tc>
           <w:tcPr>
-            <w:tcW w:type="dxa" w:w="2000"/>
+            <w:tcW w:type="dxa" w:w="1400"/>
             <w:tcBorders>
               <w:top w:val="single" w:color="D9D4CB" w:sz="4"/>
               <w:left w:val="none" w:color="auto" w:sz="0"/>
@@ -16151,13 +16452,13 @@
                 <w:sz w:val="17"/>
                 <w:szCs w:val="17"/>
               </w:rPr>
-              <w:t xml:space="preserve">вторичка, 2024</w:t>
-            </w:r>
-          </w:p>
-        </w:tc>
-        <w:tc>
-          <w:tcPr>
-            <w:tcW w:type="dxa" w:w="750"/>
+              <w:t xml:space="preserve">вторичка</w:t>
+            </w:r>
+          </w:p>
+        </w:tc>
+        <w:tc>
+          <w:tcPr>
+            <w:tcW w:type="dxa" w:w="700"/>
             <w:tcBorders>
               <w:top w:val="single" w:color="D9D4CB" w:sz="4"/>
               <w:left w:val="none" w:color="auto" w:sz="0"/>
@@ -16195,6 +16496,82 @@
         </w:tc>
         <w:tc>
           <w:tcPr>
+            <w:tcW w:type="dxa" w:w="1250"/>
+            <w:tcBorders>
+              <w:top w:val="single" w:color="D9D4CB" w:sz="4"/>
+              <w:left w:val="none" w:color="auto" w:sz="0"/>
+              <w:bottom w:val="single" w:color="D9D4CB" w:sz="4"/>
+              <w:right w:val="none" w:color="auto" w:sz="0"/>
+            </w:tcBorders>
+            <w:shd w:fill="FBFAF8" w:color="auto" w:val="clear"/>
+            <w:tcMar>
+              <w:top w:type="dxa" w:w="52"/>
+              <w:left w:type="dxa" w:w="100"/>
+              <w:bottom w:type="dxa" w:w="52"/>
+              <w:right w:type="dxa" w:w="100"/>
+            </w:tcMar>
+            <w:vAlign w:val="center"/>
+          </w:tcPr>
+          <w:p>
+            <w:pPr>
+              <w:spacing w:after="0" w:line="240" w:lineRule="auto"/>
+              <w:jc w:val="center"/>
+            </w:pPr>
+            <w:r>
+              <w:rPr>
+                <w:rFonts w:ascii="Arial" w:cs="Arial" w:eastAsia="Arial" w:hAnsi="Arial"/>
+                <w:b w:val="false"/>
+                <w:bCs w:val="false"/>
+                <w:i w:val="false"/>
+                <w:iCs w:val="false"/>
+                <w:color w:val="2A2E38"/>
+                <w:sz w:val="17"/>
+                <w:szCs w:val="17"/>
+              </w:rPr>
+              <w:t xml:space="preserve">862 140</w:t>
+            </w:r>
+          </w:p>
+        </w:tc>
+        <w:tc>
+          <w:tcPr>
+            <w:tcW w:type="dxa" w:w="1350"/>
+            <w:tcBorders>
+              <w:top w:val="single" w:color="D9D4CB" w:sz="4"/>
+              <w:left w:val="none" w:color="auto" w:sz="0"/>
+              <w:bottom w:val="single" w:color="D9D4CB" w:sz="4"/>
+              <w:right w:val="none" w:color="auto" w:sz="0"/>
+            </w:tcBorders>
+            <w:shd w:fill="FBFAF8" w:color="auto" w:val="clear"/>
+            <w:tcMar>
+              <w:top w:type="dxa" w:w="52"/>
+              <w:left w:type="dxa" w:w="100"/>
+              <w:bottom w:type="dxa" w:w="52"/>
+              <w:right w:type="dxa" w:w="100"/>
+            </w:tcMar>
+            <w:vAlign w:val="center"/>
+          </w:tcPr>
+          <w:p>
+            <w:pPr>
+              <w:spacing w:after="0" w:line="240" w:lineRule="auto"/>
+              <w:jc w:val="center"/>
+            </w:pPr>
+            <w:r>
+              <w:rPr>
+                <w:rFonts w:ascii="Arial" w:cs="Arial" w:eastAsia="Arial" w:hAnsi="Arial"/>
+                <w:b w:val="false"/>
+                <w:bCs w:val="false"/>
+                <w:i w:val="false"/>
+                <w:iCs w:val="false"/>
+                <w:color w:val="2A2E38"/>
+                <w:sz w:val="17"/>
+                <w:szCs w:val="17"/>
+              </w:rPr>
+              <w:t xml:space="preserve">94,8</w:t>
+            </w:r>
+          </w:p>
+        </w:tc>
+        <w:tc>
+          <w:tcPr>
             <w:tcW w:type="dxa" w:w="1300"/>
             <w:tcBorders>
               <w:top w:val="single" w:color="D9D4CB" w:sz="4"/>
@@ -16227,13 +16604,13 @@
                 <w:sz w:val="17"/>
                 <w:szCs w:val="17"/>
               </w:rPr>
-              <w:t xml:space="preserve">87</w:t>
-            </w:r>
-          </w:p>
-        </w:tc>
-        <w:tc>
-          <w:tcPr>
-            <w:tcW w:type="dxa" w:w="1450"/>
+              <w:t xml:space="preserve">−92,2</w:t>
+            </w:r>
+          </w:p>
+        </w:tc>
+        <w:tc>
+          <w:tcPr>
+            <w:tcW w:type="dxa" w:w="1288"/>
             <w:tcBorders>
               <w:top w:val="single" w:color="D9D4CB" w:sz="4"/>
               <w:left w:val="none" w:color="auto" w:sz="0"/>
@@ -16265,45 +16642,7 @@
                 <w:sz w:val="17"/>
                 <w:szCs w:val="17"/>
               </w:rPr>
-              <w:t xml:space="preserve">74,3</w:t>
-            </w:r>
-          </w:p>
-        </w:tc>
-        <w:tc>
-          <w:tcPr>
-            <w:tcW w:type="dxa" w:w="1318"/>
-            <w:tcBorders>
-              <w:top w:val="single" w:color="D9D4CB" w:sz="4"/>
-              <w:left w:val="none" w:color="auto" w:sz="0"/>
-              <w:bottom w:val="single" w:color="D9D4CB" w:sz="4"/>
-              <w:right w:val="none" w:color="auto" w:sz="0"/>
-            </w:tcBorders>
-            <w:shd w:fill="FBFAF8" w:color="auto" w:val="clear"/>
-            <w:tcMar>
-              <w:top w:type="dxa" w:w="52"/>
-              <w:left w:type="dxa" w:w="100"/>
-              <w:bottom w:type="dxa" w:w="52"/>
-              <w:right w:type="dxa" w:w="100"/>
-            </w:tcMar>
-            <w:vAlign w:val="center"/>
-          </w:tcPr>
-          <w:p>
-            <w:pPr>
-              <w:spacing w:after="0" w:line="240" w:lineRule="auto"/>
-              <w:jc w:val="center"/>
-            </w:pPr>
-            <w:r>
-              <w:rPr>
-                <w:rFonts w:ascii="Arial" w:cs="Arial" w:eastAsia="Arial" w:hAnsi="Arial"/>
-                <w:b w:val="false"/>
-                <w:bCs w:val="false"/>
-                <w:i w:val="false"/>
-                <w:iCs w:val="false"/>
-                <w:color w:val="2A2E38"/>
-                <w:sz w:val="17"/>
-                <w:szCs w:val="17"/>
-              </w:rPr>
-              <w:t xml:space="preserve">862 140</w:t>
+              <w:t xml:space="preserve">−49 %</w:t>
             </w:r>
           </w:p>
         </w:tc>
@@ -16311,7 +16650,7 @@
       <w:tr>
         <w:tc>
           <w:tcPr>
-            <w:tcW w:type="dxa" w:w="520"/>
+            <w:tcW w:type="dxa" w:w="450"/>
             <w:tcBorders>
               <w:top w:val="single" w:color="D9D4CB" w:sz="4"/>
               <w:left w:val="none" w:color="auto" w:sz="0"/>
@@ -16348,7 +16687,7 @@
         </w:tc>
         <w:tc>
           <w:tcPr>
-            <w:tcW w:type="dxa" w:w="2300"/>
+            <w:tcW w:type="dxa" w:w="1900"/>
             <w:tcBorders>
               <w:top w:val="single" w:color="D9D4CB" w:sz="4"/>
               <w:left w:val="none" w:color="auto" w:sz="0"/>
@@ -16385,7 +16724,7 @@
         </w:tc>
         <w:tc>
           <w:tcPr>
-            <w:tcW w:type="dxa" w:w="2000"/>
+            <w:tcW w:type="dxa" w:w="1400"/>
             <w:tcBorders>
               <w:top w:val="single" w:color="D9D4CB" w:sz="4"/>
               <w:left w:val="none" w:color="auto" w:sz="0"/>
@@ -16416,13 +16755,13 @@
                 <w:sz w:val="17"/>
                 <w:szCs w:val="17"/>
               </w:rPr>
-              <w:t xml:space="preserve">новостройка, II кв. 2030</w:t>
-            </w:r>
-          </w:p>
-        </w:tc>
-        <w:tc>
-          <w:tcPr>
-            <w:tcW w:type="dxa" w:w="750"/>
+              <w:t xml:space="preserve">новостройка</w:t>
+            </w:r>
+          </w:p>
+        </w:tc>
+        <w:tc>
+          <w:tcPr>
+            <w:tcW w:type="dxa" w:w="700"/>
             <w:tcBorders>
               <w:top w:val="single" w:color="D9D4CB" w:sz="4"/>
               <w:left w:val="none" w:color="auto" w:sz="0"/>
@@ -16459,6 +16798,80 @@
         </w:tc>
         <w:tc>
           <w:tcPr>
+            <w:tcW w:type="dxa" w:w="1250"/>
+            <w:tcBorders>
+              <w:top w:val="single" w:color="D9D4CB" w:sz="4"/>
+              <w:left w:val="none" w:color="auto" w:sz="0"/>
+              <w:bottom w:val="single" w:color="D9D4CB" w:sz="4"/>
+              <w:right w:val="none" w:color="auto" w:sz="0"/>
+            </w:tcBorders>
+            <w:tcMar>
+              <w:top w:type="dxa" w:w="52"/>
+              <w:left w:type="dxa" w:w="100"/>
+              <w:bottom w:type="dxa" w:w="52"/>
+              <w:right w:type="dxa" w:w="100"/>
+            </w:tcMar>
+            <w:vAlign w:val="center"/>
+          </w:tcPr>
+          <w:p>
+            <w:pPr>
+              <w:spacing w:after="0" w:line="240" w:lineRule="auto"/>
+              <w:jc w:val="center"/>
+            </w:pPr>
+            <w:r>
+              <w:rPr>
+                <w:rFonts w:ascii="Arial" w:cs="Arial" w:eastAsia="Arial" w:hAnsi="Arial"/>
+                <w:b w:val="false"/>
+                <w:bCs w:val="false"/>
+                <w:i w:val="false"/>
+                <w:iCs w:val="false"/>
+                <w:color w:val="2A2E38"/>
+                <w:sz w:val="17"/>
+                <w:szCs w:val="17"/>
+              </w:rPr>
+              <w:t xml:space="preserve">713 576</w:t>
+            </w:r>
+          </w:p>
+        </w:tc>
+        <w:tc>
+          <w:tcPr>
+            <w:tcW w:type="dxa" w:w="1350"/>
+            <w:tcBorders>
+              <w:top w:val="single" w:color="D9D4CB" w:sz="4"/>
+              <w:left w:val="none" w:color="auto" w:sz="0"/>
+              <w:bottom w:val="single" w:color="D9D4CB" w:sz="4"/>
+              <w:right w:val="none" w:color="auto" w:sz="0"/>
+            </w:tcBorders>
+            <w:tcMar>
+              <w:top w:type="dxa" w:w="52"/>
+              <w:left w:type="dxa" w:w="100"/>
+              <w:bottom w:type="dxa" w:w="52"/>
+              <w:right w:type="dxa" w:w="100"/>
+            </w:tcMar>
+            <w:vAlign w:val="center"/>
+          </w:tcPr>
+          <w:p>
+            <w:pPr>
+              <w:spacing w:after="0" w:line="240" w:lineRule="auto"/>
+              <w:jc w:val="center"/>
+            </w:pPr>
+            <w:r>
+              <w:rPr>
+                <w:rFonts w:ascii="Arial" w:cs="Arial" w:eastAsia="Arial" w:hAnsi="Arial"/>
+                <w:b w:val="false"/>
+                <w:bCs w:val="false"/>
+                <w:i w:val="false"/>
+                <w:iCs w:val="false"/>
+                <w:color w:val="2A2E38"/>
+                <w:sz w:val="17"/>
+                <w:szCs w:val="17"/>
+              </w:rPr>
+              <w:t xml:space="preserve">78,5</w:t>
+            </w:r>
+          </w:p>
+        </w:tc>
+        <w:tc>
+          <w:tcPr>
             <w:tcW w:type="dxa" w:w="1300"/>
             <w:tcBorders>
               <w:top w:val="single" w:color="D9D4CB" w:sz="4"/>
@@ -16490,13 +16903,13 @@
                 <w:sz w:val="17"/>
                 <w:szCs w:val="17"/>
               </w:rPr>
-              <w:t xml:space="preserve">54</w:t>
-            </w:r>
-          </w:p>
-        </w:tc>
-        <w:tc>
-          <w:tcPr>
-            <w:tcW w:type="dxa" w:w="1450"/>
+              <w:t xml:space="preserve">−108,5</w:t>
+            </w:r>
+          </w:p>
+        </w:tc>
+        <w:tc>
+          <w:tcPr>
+            <w:tcW w:type="dxa" w:w="1288"/>
             <w:tcBorders>
               <w:top w:val="single" w:color="D9D4CB" w:sz="4"/>
               <w:left w:val="none" w:color="auto" w:sz="0"/>
@@ -16527,44 +16940,7 @@
                 <w:sz w:val="17"/>
                 <w:szCs w:val="17"/>
               </w:rPr>
-              <w:t xml:space="preserve">37,1</w:t>
-            </w:r>
-          </w:p>
-        </w:tc>
-        <w:tc>
-          <w:tcPr>
-            <w:tcW w:type="dxa" w:w="1318"/>
-            <w:tcBorders>
-              <w:top w:val="single" w:color="D9D4CB" w:sz="4"/>
-              <w:left w:val="none" w:color="auto" w:sz="0"/>
-              <w:bottom w:val="single" w:color="D9D4CB" w:sz="4"/>
-              <w:right w:val="none" w:color="auto" w:sz="0"/>
-            </w:tcBorders>
-            <w:tcMar>
-              <w:top w:type="dxa" w:w="52"/>
-              <w:left w:type="dxa" w:w="100"/>
-              <w:bottom w:type="dxa" w:w="52"/>
-              <w:right w:type="dxa" w:w="100"/>
-            </w:tcMar>
-            <w:vAlign w:val="center"/>
-          </w:tcPr>
-          <w:p>
-            <w:pPr>
-              <w:spacing w:after="0" w:line="240" w:lineRule="auto"/>
-              <w:jc w:val="center"/>
-            </w:pPr>
-            <w:r>
-              <w:rPr>
-                <w:rFonts w:ascii="Arial" w:cs="Arial" w:eastAsia="Arial" w:hAnsi="Arial"/>
-                <w:b w:val="false"/>
-                <w:bCs w:val="false"/>
-                <w:i w:val="false"/>
-                <w:iCs w:val="false"/>
-                <w:color w:val="2A2E38"/>
-                <w:sz w:val="17"/>
-                <w:szCs w:val="17"/>
-              </w:rPr>
-              <w:t xml:space="preserve">713 576</w:t>
+              <w:t xml:space="preserve">−58 %</w:t>
             </w:r>
           </w:p>
         </w:tc>
@@ -16572,7 +16948,7 @@
       <w:tr>
         <w:tc>
           <w:tcPr>
-            <w:tcW w:type="dxa" w:w="520"/>
+            <w:tcW w:type="dxa" w:w="450"/>
             <w:tcBorders>
               <w:top w:val="single" w:color="D9D4CB" w:sz="4"/>
               <w:left w:val="none" w:color="auto" w:sz="0"/>
@@ -16610,7 +16986,7 @@
         </w:tc>
         <w:tc>
           <w:tcPr>
-            <w:tcW w:type="dxa" w:w="2300"/>
+            <w:tcW w:type="dxa" w:w="1900"/>
             <w:tcBorders>
               <w:top w:val="single" w:color="D9D4CB" w:sz="4"/>
               <w:left w:val="none" w:color="auto" w:sz="0"/>
@@ -16648,7 +17024,7 @@
         </w:tc>
         <w:tc>
           <w:tcPr>
-            <w:tcW w:type="dxa" w:w="2000"/>
+            <w:tcW w:type="dxa" w:w="1400"/>
             <w:tcBorders>
               <w:top w:val="single" w:color="D9D4CB" w:sz="4"/>
               <w:left w:val="none" w:color="auto" w:sz="0"/>
@@ -16680,13 +17056,13 @@
                 <w:sz w:val="17"/>
                 <w:szCs w:val="17"/>
               </w:rPr>
-              <w:t xml:space="preserve">вторичка, 2026</w:t>
-            </w:r>
-          </w:p>
-        </w:tc>
-        <w:tc>
-          <w:tcPr>
-            <w:tcW w:type="dxa" w:w="750"/>
+              <w:t xml:space="preserve">вторичка</w:t>
+            </w:r>
+          </w:p>
+        </w:tc>
+        <w:tc>
+          <w:tcPr>
+            <w:tcW w:type="dxa" w:w="700"/>
             <w:tcBorders>
               <w:top w:val="single" w:color="D9D4CB" w:sz="4"/>
               <w:left w:val="none" w:color="auto" w:sz="0"/>
@@ -16724,6 +17100,82 @@
         </w:tc>
         <w:tc>
           <w:tcPr>
+            <w:tcW w:type="dxa" w:w="1250"/>
+            <w:tcBorders>
+              <w:top w:val="single" w:color="D9D4CB" w:sz="4"/>
+              <w:left w:val="none" w:color="auto" w:sz="0"/>
+              <w:bottom w:val="single" w:color="D9D4CB" w:sz="4"/>
+              <w:right w:val="none" w:color="auto" w:sz="0"/>
+            </w:tcBorders>
+            <w:shd w:fill="FBFAF8" w:color="auto" w:val="clear"/>
+            <w:tcMar>
+              <w:top w:type="dxa" w:w="52"/>
+              <w:left w:type="dxa" w:w="100"/>
+              <w:bottom w:type="dxa" w:w="52"/>
+              <w:right w:type="dxa" w:w="100"/>
+            </w:tcMar>
+            <w:vAlign w:val="center"/>
+          </w:tcPr>
+          <w:p>
+            <w:pPr>
+              <w:spacing w:after="0" w:line="240" w:lineRule="auto"/>
+              <w:jc w:val="center"/>
+            </w:pPr>
+            <w:r>
+              <w:rPr>
+                <w:rFonts w:ascii="Arial" w:cs="Arial" w:eastAsia="Arial" w:hAnsi="Arial"/>
+                <w:b w:val="false"/>
+                <w:bCs w:val="false"/>
+                <w:i w:val="false"/>
+                <w:iCs w:val="false"/>
+                <w:color w:val="2A2E38"/>
+                <w:sz w:val="17"/>
+                <w:szCs w:val="17"/>
+              </w:rPr>
+              <w:t xml:space="preserve">617 522</w:t>
+            </w:r>
+          </w:p>
+        </w:tc>
+        <w:tc>
+          <w:tcPr>
+            <w:tcW w:type="dxa" w:w="1350"/>
+            <w:tcBorders>
+              <w:top w:val="single" w:color="D9D4CB" w:sz="4"/>
+              <w:left w:val="none" w:color="auto" w:sz="0"/>
+              <w:bottom w:val="single" w:color="D9D4CB" w:sz="4"/>
+              <w:right w:val="none" w:color="auto" w:sz="0"/>
+            </w:tcBorders>
+            <w:shd w:fill="FBFAF8" w:color="auto" w:val="clear"/>
+            <w:tcMar>
+              <w:top w:type="dxa" w:w="52"/>
+              <w:left w:type="dxa" w:w="100"/>
+              <w:bottom w:type="dxa" w:w="52"/>
+              <w:right w:type="dxa" w:w="100"/>
+            </w:tcMar>
+            <w:vAlign w:val="center"/>
+          </w:tcPr>
+          <w:p>
+            <w:pPr>
+              <w:spacing w:after="0" w:line="240" w:lineRule="auto"/>
+              <w:jc w:val="center"/>
+            </w:pPr>
+            <w:r>
+              <w:rPr>
+                <w:rFonts w:ascii="Arial" w:cs="Arial" w:eastAsia="Arial" w:hAnsi="Arial"/>
+                <w:b w:val="false"/>
+                <w:bCs w:val="false"/>
+                <w:i w:val="false"/>
+                <w:iCs w:val="false"/>
+                <w:color w:val="2A2E38"/>
+                <w:sz w:val="17"/>
+                <w:szCs w:val="17"/>
+              </w:rPr>
+              <w:t xml:space="preserve">67,9</w:t>
+            </w:r>
+          </w:p>
+        </w:tc>
+        <w:tc>
+          <w:tcPr>
             <w:tcW w:type="dxa" w:w="1300"/>
             <w:tcBorders>
               <w:top w:val="single" w:color="D9D4CB" w:sz="4"/>
@@ -16756,13 +17208,13 @@
                 <w:sz w:val="17"/>
                 <w:szCs w:val="17"/>
               </w:rPr>
-              <w:t xml:space="preserve">64</w:t>
-            </w:r>
-          </w:p>
-        </w:tc>
-        <w:tc>
-          <w:tcPr>
-            <w:tcW w:type="dxa" w:w="1450"/>
+              <w:t xml:space="preserve">−119,1</w:t>
+            </w:r>
+          </w:p>
+        </w:tc>
+        <w:tc>
+          <w:tcPr>
+            <w:tcW w:type="dxa" w:w="1288"/>
             <w:tcBorders>
               <w:top w:val="single" w:color="D9D4CB" w:sz="4"/>
               <w:left w:val="none" w:color="auto" w:sz="0"/>
@@ -16794,45 +17246,7 @@
                 <w:sz w:val="17"/>
                 <w:szCs w:val="17"/>
               </w:rPr>
-              <w:t xml:space="preserve">38,8</w:t>
-            </w:r>
-          </w:p>
-        </w:tc>
-        <w:tc>
-          <w:tcPr>
-            <w:tcW w:type="dxa" w:w="1318"/>
-            <w:tcBorders>
-              <w:top w:val="single" w:color="D9D4CB" w:sz="4"/>
-              <w:left w:val="none" w:color="auto" w:sz="0"/>
-              <w:bottom w:val="single" w:color="D9D4CB" w:sz="4"/>
-              <w:right w:val="none" w:color="auto" w:sz="0"/>
-            </w:tcBorders>
-            <w:shd w:fill="FBFAF8" w:color="auto" w:val="clear"/>
-            <w:tcMar>
-              <w:top w:type="dxa" w:w="52"/>
-              <w:left w:type="dxa" w:w="100"/>
-              <w:bottom w:type="dxa" w:w="52"/>
-              <w:right w:type="dxa" w:w="100"/>
-            </w:tcMar>
-            <w:vAlign w:val="center"/>
-          </w:tcPr>
-          <w:p>
-            <w:pPr>
-              <w:spacing w:after="0" w:line="240" w:lineRule="auto"/>
-              <w:jc w:val="center"/>
-            </w:pPr>
-            <w:r>
-              <w:rPr>
-                <w:rFonts w:ascii="Arial" w:cs="Arial" w:eastAsia="Arial" w:hAnsi="Arial"/>
-                <w:b w:val="false"/>
-                <w:bCs w:val="false"/>
-                <w:i w:val="false"/>
-                <w:iCs w:val="false"/>
-                <w:color w:val="2A2E38"/>
-                <w:sz w:val="17"/>
-                <w:szCs w:val="17"/>
-              </w:rPr>
-              <w:t xml:space="preserve">617 522</w:t>
+              <w:t xml:space="preserve">−64 %</w:t>
             </w:r>
           </w:p>
         </w:tc>
@@ -16840,7 +17254,7 @@
       <w:tr>
         <w:tc>
           <w:tcPr>
-            <w:tcW w:type="dxa" w:w="520"/>
+            <w:tcW w:type="dxa" w:w="450"/>
             <w:tcBorders>
               <w:top w:val="single" w:color="D9D4CB" w:sz="4"/>
               <w:left w:val="none" w:color="auto" w:sz="0"/>
@@ -16877,7 +17291,7 @@
         </w:tc>
         <w:tc>
           <w:tcPr>
-            <w:tcW w:type="dxa" w:w="2300"/>
+            <w:tcW w:type="dxa" w:w="1900"/>
             <w:tcBorders>
               <w:top w:val="single" w:color="D9D4CB" w:sz="4"/>
               <w:left w:val="none" w:color="auto" w:sz="0"/>
@@ -16914,7 +17328,7 @@
         </w:tc>
         <w:tc>
           <w:tcPr>
-            <w:tcW w:type="dxa" w:w="2000"/>
+            <w:tcW w:type="dxa" w:w="1400"/>
             <w:tcBorders>
               <w:top w:val="single" w:color="D9D4CB" w:sz="4"/>
               <w:left w:val="none" w:color="auto" w:sz="0"/>
@@ -16945,13 +17359,13 @@
                 <w:sz w:val="17"/>
                 <w:szCs w:val="17"/>
               </w:rPr>
-              <w:t xml:space="preserve">новостройка, IV кв. 2025</w:t>
-            </w:r>
-          </w:p>
-        </w:tc>
-        <w:tc>
-          <w:tcPr>
-            <w:tcW w:type="dxa" w:w="750"/>
+              <w:t xml:space="preserve">новостройка</w:t>
+            </w:r>
+          </w:p>
+        </w:tc>
+        <w:tc>
+          <w:tcPr>
+            <w:tcW w:type="dxa" w:w="700"/>
             <w:tcBorders>
               <w:top w:val="single" w:color="D9D4CB" w:sz="4"/>
               <w:left w:val="none" w:color="auto" w:sz="0"/>
@@ -16988,6 +17402,80 @@
         </w:tc>
         <w:tc>
           <w:tcPr>
+            <w:tcW w:type="dxa" w:w="1250"/>
+            <w:tcBorders>
+              <w:top w:val="single" w:color="D9D4CB" w:sz="4"/>
+              <w:left w:val="none" w:color="auto" w:sz="0"/>
+              <w:bottom w:val="single" w:color="D9D4CB" w:sz="4"/>
+              <w:right w:val="none" w:color="auto" w:sz="0"/>
+            </w:tcBorders>
+            <w:tcMar>
+              <w:top w:type="dxa" w:w="52"/>
+              <w:left w:type="dxa" w:w="100"/>
+              <w:bottom w:type="dxa" w:w="52"/>
+              <w:right w:type="dxa" w:w="100"/>
+            </w:tcMar>
+            <w:vAlign w:val="center"/>
+          </w:tcPr>
+          <w:p>
+            <w:pPr>
+              <w:spacing w:after="0" w:line="240" w:lineRule="auto"/>
+              <w:jc w:val="center"/>
+            </w:pPr>
+            <w:r>
+              <w:rPr>
+                <w:rFonts w:ascii="Arial" w:cs="Arial" w:eastAsia="Arial" w:hAnsi="Arial"/>
+                <w:b w:val="false"/>
+                <w:bCs w:val="false"/>
+                <w:i w:val="false"/>
+                <w:iCs w:val="false"/>
+                <w:color w:val="2A2E38"/>
+                <w:sz w:val="17"/>
+                <w:szCs w:val="17"/>
+              </w:rPr>
+              <w:t xml:space="preserve">610 061</w:t>
+            </w:r>
+          </w:p>
+        </w:tc>
+        <w:tc>
+          <w:tcPr>
+            <w:tcW w:type="dxa" w:w="1350"/>
+            <w:tcBorders>
+              <w:top w:val="single" w:color="D9D4CB" w:sz="4"/>
+              <w:left w:val="none" w:color="auto" w:sz="0"/>
+              <w:bottom w:val="single" w:color="D9D4CB" w:sz="4"/>
+              <w:right w:val="none" w:color="auto" w:sz="0"/>
+            </w:tcBorders>
+            <w:tcMar>
+              <w:top w:type="dxa" w:w="52"/>
+              <w:left w:type="dxa" w:w="100"/>
+              <w:bottom w:type="dxa" w:w="52"/>
+              <w:right w:type="dxa" w:w="100"/>
+            </w:tcMar>
+            <w:vAlign w:val="center"/>
+          </w:tcPr>
+          <w:p>
+            <w:pPr>
+              <w:spacing w:after="0" w:line="240" w:lineRule="auto"/>
+              <w:jc w:val="center"/>
+            </w:pPr>
+            <w:r>
+              <w:rPr>
+                <w:rFonts w:ascii="Arial" w:cs="Arial" w:eastAsia="Arial" w:hAnsi="Arial"/>
+                <w:b w:val="false"/>
+                <w:bCs w:val="false"/>
+                <w:i w:val="false"/>
+                <w:iCs w:val="false"/>
+                <w:color w:val="2A2E38"/>
+                <w:sz w:val="17"/>
+                <w:szCs w:val="17"/>
+              </w:rPr>
+              <w:t xml:space="preserve">67,1</w:t>
+            </w:r>
+          </w:p>
+        </w:tc>
+        <w:tc>
+          <w:tcPr>
             <w:tcW w:type="dxa" w:w="1300"/>
             <w:tcBorders>
               <w:top w:val="single" w:color="D9D4CB" w:sz="4"/>
@@ -17019,13 +17507,13 @@
                 <w:sz w:val="17"/>
                 <w:szCs w:val="17"/>
               </w:rPr>
-              <w:t xml:space="preserve">61</w:t>
-            </w:r>
-          </w:p>
-        </w:tc>
-        <w:tc>
-          <w:tcPr>
-            <w:tcW w:type="dxa" w:w="1450"/>
+              <w:t xml:space="preserve">−119,9</w:t>
+            </w:r>
+          </w:p>
+        </w:tc>
+        <w:tc>
+          <w:tcPr>
+            <w:tcW w:type="dxa" w:w="1288"/>
             <w:tcBorders>
               <w:top w:val="single" w:color="D9D4CB" w:sz="4"/>
               <w:left w:val="none" w:color="auto" w:sz="0"/>
@@ -17056,312 +17544,7 @@
                 <w:sz w:val="17"/>
                 <w:szCs w:val="17"/>
               </w:rPr>
-              <w:t xml:space="preserve">36,9</w:t>
-            </w:r>
-          </w:p>
-        </w:tc>
-        <w:tc>
-          <w:tcPr>
-            <w:tcW w:type="dxa" w:w="1318"/>
-            <w:tcBorders>
-              <w:top w:val="single" w:color="D9D4CB" w:sz="4"/>
-              <w:left w:val="none" w:color="auto" w:sz="0"/>
-              <w:bottom w:val="single" w:color="D9D4CB" w:sz="4"/>
-              <w:right w:val="none" w:color="auto" w:sz="0"/>
-            </w:tcBorders>
-            <w:tcMar>
-              <w:top w:type="dxa" w:w="52"/>
-              <w:left w:type="dxa" w:w="100"/>
-              <w:bottom w:type="dxa" w:w="52"/>
-              <w:right w:type="dxa" w:w="100"/>
-            </w:tcMar>
-            <w:vAlign w:val="center"/>
-          </w:tcPr>
-          <w:p>
-            <w:pPr>
-              <w:spacing w:after="0" w:line="240" w:lineRule="auto"/>
-              <w:jc w:val="center"/>
-            </w:pPr>
-            <w:r>
-              <w:rPr>
-                <w:rFonts w:ascii="Arial" w:cs="Arial" w:eastAsia="Arial" w:hAnsi="Arial"/>
-                <w:b w:val="false"/>
-                <w:bCs w:val="false"/>
-                <w:i w:val="false"/>
-                <w:iCs w:val="false"/>
-                <w:color w:val="2A2E38"/>
-                <w:sz w:val="17"/>
-                <w:szCs w:val="17"/>
-              </w:rPr>
-              <w:t xml:space="preserve">610 061</w:t>
-            </w:r>
-          </w:p>
-        </w:tc>
-      </w:tr>
-      <w:tr>
-        <w:tc>
-          <w:tcPr>
-            <w:tcW w:type="dxa" w:w="520"/>
-            <w:tcBorders>
-              <w:top w:val="single" w:color="D9D4CB" w:sz="4"/>
-              <w:left w:val="none" w:color="auto" w:sz="0"/>
-              <w:bottom w:val="single" w:color="D9D4CB" w:sz="4"/>
-              <w:right w:val="none" w:color="auto" w:sz="0"/>
-            </w:tcBorders>
-            <w:shd w:fill="F5F2ED" w:color="auto" w:val="clear"/>
-            <w:tcMar>
-              <w:top w:type="dxa" w:w="52"/>
-              <w:left w:type="dxa" w:w="100"/>
-              <w:bottom w:type="dxa" w:w="52"/>
-              <w:right w:type="dxa" w:w="100"/>
-            </w:tcMar>
-            <w:vAlign w:val="center"/>
-          </w:tcPr>
-          <w:p>
-            <w:pPr>
-              <w:spacing w:after="0" w:line="240" w:lineRule="auto"/>
-              <w:jc w:val="left"/>
-            </w:pPr>
-            <w:r>
-              <w:rPr>
-                <w:rFonts w:ascii="Arial" w:cs="Arial" w:eastAsia="Arial" w:hAnsi="Arial"/>
-                <w:b/>
-                <w:bCs/>
-                <w:i w:val="false"/>
-                <w:iCs w:val="false"/>
-                <w:color w:val="1F2A44"/>
-                <w:sz w:val="17"/>
-                <w:szCs w:val="17"/>
-              </w:rPr>
-              <w:t xml:space="preserve">—</w:t>
-            </w:r>
-          </w:p>
-        </w:tc>
-        <w:tc>
-          <w:tcPr>
-            <w:tcW w:type="dxa" w:w="2300"/>
-            <w:tcBorders>
-              <w:top w:val="single" w:color="D9D4CB" w:sz="4"/>
-              <w:left w:val="none" w:color="auto" w:sz="0"/>
-              <w:bottom w:val="single" w:color="D9D4CB" w:sz="4"/>
-              <w:right w:val="none" w:color="auto" w:sz="0"/>
-            </w:tcBorders>
-            <w:shd w:fill="F5F2ED" w:color="auto" w:val="clear"/>
-            <w:tcMar>
-              <w:top w:type="dxa" w:w="52"/>
-              <w:left w:type="dxa" w:w="100"/>
-              <w:bottom w:type="dxa" w:w="52"/>
-              <w:right w:type="dxa" w:w="100"/>
-            </w:tcMar>
-            <w:vAlign w:val="center"/>
-          </w:tcPr>
-          <w:p>
-            <w:pPr>
-              <w:spacing w:after="0" w:line="240" w:lineRule="auto"/>
-              <w:jc w:val="left"/>
-            </w:pPr>
-            <w:r>
-              <w:rPr>
-                <w:rFonts w:ascii="Arial" w:cs="Arial" w:eastAsia="Arial" w:hAnsi="Arial"/>
-                <w:b/>
-                <w:bCs/>
-                <w:i w:val="false"/>
-                <w:iCs w:val="false"/>
-                <w:color w:val="1F2A44"/>
-                <w:sz w:val="17"/>
-                <w:szCs w:val="17"/>
-              </w:rPr>
-              <w:t xml:space="preserve">Капельский, 5</w:t>
-            </w:r>
-          </w:p>
-        </w:tc>
-        <w:tc>
-          <w:tcPr>
-            <w:tcW w:type="dxa" w:w="2000"/>
-            <w:tcBorders>
-              <w:top w:val="single" w:color="D9D4CB" w:sz="4"/>
-              <w:left w:val="none" w:color="auto" w:sz="0"/>
-              <w:bottom w:val="single" w:color="D9D4CB" w:sz="4"/>
-              <w:right w:val="none" w:color="auto" w:sz="0"/>
-            </w:tcBorders>
-            <w:shd w:fill="F5F2ED" w:color="auto" w:val="clear"/>
-            <w:tcMar>
-              <w:top w:type="dxa" w:w="52"/>
-              <w:left w:type="dxa" w:w="100"/>
-              <w:bottom w:type="dxa" w:w="52"/>
-              <w:right w:type="dxa" w:w="100"/>
-            </w:tcMar>
-            <w:vAlign w:val="center"/>
-          </w:tcPr>
-          <w:p>
-            <w:pPr>
-              <w:spacing w:after="0" w:line="240" w:lineRule="auto"/>
-              <w:jc w:val="left"/>
-            </w:pPr>
-            <w:r>
-              <w:rPr>
-                <w:rFonts w:ascii="Arial" w:cs="Arial" w:eastAsia="Arial" w:hAnsi="Arial"/>
-                <w:b/>
-                <w:bCs/>
-                <w:i w:val="false"/>
-                <w:iCs w:val="false"/>
-                <w:color w:val="1F2A44"/>
-                <w:sz w:val="17"/>
-                <w:szCs w:val="17"/>
-              </w:rPr>
-              <w:t xml:space="preserve">новостройка, 2029</w:t>
-            </w:r>
-          </w:p>
-        </w:tc>
-        <w:tc>
-          <w:tcPr>
-            <w:tcW w:type="dxa" w:w="750"/>
-            <w:tcBorders>
-              <w:top w:val="single" w:color="D9D4CB" w:sz="4"/>
-              <w:left w:val="none" w:color="auto" w:sz="0"/>
-              <w:bottom w:val="single" w:color="D9D4CB" w:sz="4"/>
-              <w:right w:val="none" w:color="auto" w:sz="0"/>
-            </w:tcBorders>
-            <w:shd w:fill="F5F2ED" w:color="auto" w:val="clear"/>
-            <w:tcMar>
-              <w:top w:type="dxa" w:w="52"/>
-              <w:left w:type="dxa" w:w="100"/>
-              <w:bottom w:type="dxa" w:w="52"/>
-              <w:right w:type="dxa" w:w="100"/>
-            </w:tcMar>
-            <w:vAlign w:val="center"/>
-          </w:tcPr>
-          <w:p>
-            <w:pPr>
-              <w:spacing w:after="0" w:line="240" w:lineRule="auto"/>
-              <w:jc w:val="center"/>
-            </w:pPr>
-            <w:r>
-              <w:rPr>
-                <w:rFonts w:ascii="Arial" w:cs="Arial" w:eastAsia="Arial" w:hAnsi="Arial"/>
-                <w:b/>
-                <w:bCs/>
-                <w:i w:val="false"/>
-                <w:iCs w:val="false"/>
-                <w:color w:val="1F2A44"/>
-                <w:sz w:val="17"/>
-                <w:szCs w:val="17"/>
-              </w:rPr>
-              <w:t xml:space="preserve">46</w:t>
-            </w:r>
-          </w:p>
-        </w:tc>
-        <w:tc>
-          <w:tcPr>
-            <w:tcW w:type="dxa" w:w="1300"/>
-            <w:tcBorders>
-              <w:top w:val="single" w:color="D9D4CB" w:sz="4"/>
-              <w:left w:val="none" w:color="auto" w:sz="0"/>
-              <w:bottom w:val="single" w:color="D9D4CB" w:sz="4"/>
-              <w:right w:val="none" w:color="auto" w:sz="0"/>
-            </w:tcBorders>
-            <w:shd w:fill="F5F2ED" w:color="auto" w:val="clear"/>
-            <w:tcMar>
-              <w:top w:type="dxa" w:w="52"/>
-              <w:left w:type="dxa" w:w="100"/>
-              <w:bottom w:type="dxa" w:w="52"/>
-              <w:right w:type="dxa" w:w="100"/>
-            </w:tcMar>
-            <w:vAlign w:val="center"/>
-          </w:tcPr>
-          <w:p>
-            <w:pPr>
-              <w:spacing w:after="0" w:line="240" w:lineRule="auto"/>
-              <w:jc w:val="center"/>
-            </w:pPr>
-            <w:r>
-              <w:rPr>
-                <w:rFonts w:ascii="Arial" w:cs="Arial" w:eastAsia="Arial" w:hAnsi="Arial"/>
-                <w:b/>
-                <w:bCs/>
-                <w:i w:val="false"/>
-                <w:iCs w:val="false"/>
-                <w:color w:val="1F2A44"/>
-                <w:sz w:val="17"/>
-                <w:szCs w:val="17"/>
-              </w:rPr>
-              <w:t xml:space="preserve">110</w:t>
-            </w:r>
-          </w:p>
-        </w:tc>
-        <w:tc>
-          <w:tcPr>
-            <w:tcW w:type="dxa" w:w="1450"/>
-            <w:tcBorders>
-              <w:top w:val="single" w:color="D9D4CB" w:sz="4"/>
-              <w:left w:val="none" w:color="auto" w:sz="0"/>
-              <w:bottom w:val="single" w:color="D9D4CB" w:sz="4"/>
-              <w:right w:val="none" w:color="auto" w:sz="0"/>
-            </w:tcBorders>
-            <w:shd w:fill="F5F2ED" w:color="auto" w:val="clear"/>
-            <w:tcMar>
-              <w:top w:type="dxa" w:w="52"/>
-              <w:left w:type="dxa" w:w="100"/>
-              <w:bottom w:type="dxa" w:w="52"/>
-              <w:right w:type="dxa" w:w="100"/>
-            </w:tcMar>
-            <w:vAlign w:val="center"/>
-          </w:tcPr>
-          <w:p>
-            <w:pPr>
-              <w:spacing w:after="0" w:line="240" w:lineRule="auto"/>
-              <w:jc w:val="center"/>
-            </w:pPr>
-            <w:r>
-              <w:rPr>
-                <w:rFonts w:ascii="Arial" w:cs="Arial" w:eastAsia="Arial" w:hAnsi="Arial"/>
-                <w:b/>
-                <w:bCs/>
-                <w:i w:val="false"/>
-                <w:iCs w:val="false"/>
-                <w:color w:val="1F2A44"/>
-                <w:sz w:val="17"/>
-                <w:szCs w:val="17"/>
-              </w:rPr>
-              <w:t xml:space="preserve">143,0</w:t>
-            </w:r>
-          </w:p>
-        </w:tc>
-        <w:tc>
-          <w:tcPr>
-            <w:tcW w:type="dxa" w:w="1318"/>
-            <w:tcBorders>
-              <w:top w:val="single" w:color="D9D4CB" w:sz="4"/>
-              <w:left w:val="none" w:color="auto" w:sz="0"/>
-              <w:bottom w:val="single" w:color="D9D4CB" w:sz="4"/>
-              <w:right w:val="none" w:color="auto" w:sz="0"/>
-            </w:tcBorders>
-            <w:shd w:fill="F5F2ED" w:color="auto" w:val="clear"/>
-            <w:tcMar>
-              <w:top w:type="dxa" w:w="52"/>
-              <w:left w:type="dxa" w:w="100"/>
-              <w:bottom w:type="dxa" w:w="52"/>
-              <w:right w:type="dxa" w:w="100"/>
-            </w:tcMar>
-            <w:vAlign w:val="center"/>
-          </w:tcPr>
-          <w:p>
-            <w:pPr>
-              <w:spacing w:after="0" w:line="240" w:lineRule="auto"/>
-              <w:jc w:val="center"/>
-            </w:pPr>
-            <w:r>
-              <w:rPr>
-                <w:rFonts w:ascii="Arial" w:cs="Arial" w:eastAsia="Arial" w:hAnsi="Arial"/>
-                <w:b/>
-                <w:bCs/>
-                <w:i w:val="false"/>
-                <w:iCs w:val="false"/>
-                <w:color w:val="1F2A44"/>
-                <w:sz w:val="17"/>
-                <w:szCs w:val="17"/>
-              </w:rPr>
-              <w:t xml:space="preserve">1 300 000</w:t>
+              <w:t xml:space="preserve">−64 %</w:t>
             </w:r>
           </w:p>
         </w:tc>
@@ -17369,7 +17552,44 @@
     </w:tbl>
     <w:p>
       <w:pPr>
-        <w:spacing w:after="46"/>
+        <w:spacing w:after="36"/>
+      </w:pPr>
+      <w:r>
+        <w:rPr>
+          <w:rFonts w:ascii="Arial" w:cs="Arial" w:eastAsia="Arial" w:hAnsi="Arial"/>
+          <w:b w:val="false"/>
+          <w:bCs w:val="false"/>
+          <w:i w:val="false"/>
+          <w:iCs w:val="false"/>
+          <w:color w:val="2A2E38"/>
+          <w:sz w:val="19"/>
+          <w:szCs w:val="19"/>
+        </w:rPr>
+        <w:t xml:space="preserve"/>
+      </w:r>
+    </w:p>
+    <w:p>
+      <w:pPr>
+        <w:spacing w:after="60" w:line="230" w:lineRule="auto"/>
+        <w:ind w:right="1560"/>
+      </w:pPr>
+      <w:r>
+        <w:rPr>
+          <w:rFonts w:ascii="Arial" w:cs="Arial" w:eastAsia="Arial" w:hAnsi="Arial"/>
+          <w:b w:val="false"/>
+          <w:bCs w:val="false"/>
+          <w:i w:val="false"/>
+          <w:iCs w:val="false"/>
+          <w:color w:val="70788A"/>
+          <w:sz w:val="15"/>
+          <w:szCs w:val="15"/>
+        </w:rPr>
+        <w:t xml:space="preserve">Цена продажи — средний метр соседнего дома, умноженный на 110 м². Налоги, комиссия брокера и три года до ключей в расчёт не заложены; цены взяты сегодняшние, прогноза на 2029 год здесь нет.</w:t>
+      </w:r>
+    </w:p>
+    <w:p>
+      <w:pPr>
+        <w:spacing w:after="40"/>
       </w:pPr>
       <w:r>
         <w:rPr>
@@ -17414,7 +17634,7 @@
           <w:sz w:val="19"/>
           <w:szCs w:val="19"/>
         </w:rPr>
-        <w:t xml:space="preserve">Средний метр «Капельского» выше, чем у семи домов когорты из одиннадцати. </w:t>
+        <w:t xml:space="preserve">Полный метр получается 1 700 000 ₽ — это и есть точка безубыточности. </w:t>
       </w:r>
       <w:r>
         <w:rPr>
@@ -17427,7 +17647,7 @@
           <w:sz w:val="19"/>
           <w:szCs w:val="19"/>
         </w:rPr>
-        <w:t xml:space="preserve">Дороже только три премиальных новостройки у «Сухаревской» и «Цветного» — «ФАНТОМ» 2,45 млн, «Форум» 2,20 млн, «Дом Франка» 1,82 млн — и апартаменты ЦВЕТ32 с 1,36 млн.</w:t>
+        <w:t xml:space="preserve">Она выше средневзвешенного премиум-метра Москвы (1 600 000 ₽ по NF Group) и на 67 % выше медианы средних метров по одиннадцати соседям (1 018 437 ₽).</w:t>
       </w:r>
     </w:p>
     <w:p>
@@ -17459,7 +17679,7 @@
           <w:sz w:val="19"/>
           <w:szCs w:val="19"/>
         </w:rPr>
-        <w:t xml:space="preserve">Средняя резиденция «Капельского» в 110 м² обойдётся в 143,0 млн ₽. </w:t>
+        <w:t xml:space="preserve">Выше точки безубыточности в когорте торгуются 3 дома из 11. </w:t>
       </w:r>
       <w:r>
         <w:rPr>
@@ -17472,7 +17692,7 @@
           <w:sz w:val="19"/>
           <w:szCs w:val="19"/>
         </w:rPr>
-        <w:t xml:space="preserve">В Barkli Park в 890 метрах средний лот стоит 217,1 млн при площади 215 м², в Sole Hill в 960 метрах — 74,3 млн при 87 м². Ближайшие новостройки бизнес-класса продают средний лот за 36,9–37,1 млн ₽.</w:t>
+        <w:t xml:space="preserve">Продажа по метру «ФАНТОМа» даёт +82,5 млн ₽ и 44 % маржи, по «Форуму» — +54,6 млн и 29 %, по «Дому Франка» — +13,6 млн и 7 %. Все три — премиальные новостройки у «Сухаревской» и «Цветного».</w:t>
       </w:r>
     </w:p>
     <w:p>
@@ -17504,7 +17724,7 @@
           <w:sz w:val="19"/>
           <w:szCs w:val="19"/>
         </w:rPr>
-        <w:t xml:space="preserve">Разброс среднего метра по когорте четырёхкратный — от 610 061 до 2 449 859 ₽. </w:t>
+        <w:t xml:space="preserve">У остальных восьми домов выручка бюджет не покрывает. </w:t>
       </w:r>
       <w:r>
         <w:rPr>
@@ -17517,7 +17737,7 @@
           <w:sz w:val="19"/>
           <w:szCs w:val="19"/>
         </w:rPr>
-        <w:t xml:space="preserve">Крайние точки лежат в двух с половиной километрах друг от друга: высотки у Сущёвского вала и клубные дома у Цветного бульвара.</w:t>
+        <w:t xml:space="preserve">По метру ЦВЕТ32 выход даёт −37,5 млн ₽, по Barkli Park −75,0 млн, по Sole Hill −92,2 млн, по «Моду» −119,9 млн. Готовая вторичка района на такой бюджет не выходит.</w:t>
       </w:r>
     </w:p>
     <w:p>
@@ -17549,7 +17769,7 @@
           <w:sz w:val="19"/>
           <w:szCs w:val="19"/>
         </w:rPr>
-        <w:t xml:space="preserve">Средняя площадь лота различается вчетверо — от 54 м² в «Ридже» до 215 м² в Barkli Park. </w:t>
+        <w:t xml:space="preserve">Маржа целиком зависит от того, в каком ряду дом окажется к 2029 году. </w:t>
       </w:r>
       <w:r>
         <w:rPr>
@@ -17562,7 +17782,7 @@
           <w:sz w:val="19"/>
           <w:szCs w:val="19"/>
         </w:rPr>
-        <w:t xml:space="preserve">110 м² у «Капельского» приходятся на середину когорты и ближе к клубным домам, чем к высоткам: у «Форума» 124 м², у «Дома Франка» 144 м², у «Мода» и «Риджа» 54–64 м².</w:t>
+        <w:t xml:space="preserve">Сценарий с прибылью требует, чтобы «Капельский» продавался в одном ряду с премиальными новостройками, где метр уже стоит 1,8–2,4 млн ₽. Сценарий вторички района даёт минус на любом из восьми домов.</w:t>
       </w:r>
     </w:p>
     <w:p>
@@ -17594,7 +17814,7 @@
           <w:sz w:val="19"/>
           <w:szCs w:val="19"/>
         </w:rPr>
-        <w:t xml:space="preserve">Медиана средних метров по одиннадцати соседям — 1 018 437 ₽. </w:t>
+        <w:t xml:space="preserve">Ремонт в этой арифметике добавляет 44,0 млн ₽ к бюджету. </w:t>
       </w:r>
       <w:r>
         <w:rPr>
@@ -17607,7 +17827,52 @@
           <w:sz w:val="19"/>
           <w:szCs w:val="19"/>
         </w:rPr>
-        <w:t xml:space="preserve">Цена закрытых продаж выше неё на 28 %. Из продукта эту разницу поддерживают клубный формат на 46 квартир, 1,22 машино-места на квартиру и потолки до 4,18 м; из локации — 410 метров до пересадочного узла.</w:t>
+        <w:t xml:space="preserve">Рынок локации возвращает за него 164 246 ₽ за метр, то есть около 18 млн ₽ на 110 м² — примерно 33–55 % вложенного.</w:t>
+      </w:r>
+    </w:p>
+    <w:p>
+      <w:pPr>
+        <w:spacing w:after="58" w:line="252" w:lineRule="auto"/>
+        <w:ind w:left="170" w:right="1560" w:hanging="170"/>
+      </w:pPr>
+      <w:r>
+        <w:rPr>
+          <w:rFonts w:ascii="Arial" w:cs="Arial" w:eastAsia="Arial" w:hAnsi="Arial"/>
+          <w:b/>
+          <w:bCs/>
+          <w:i w:val="false"/>
+          <w:iCs w:val="false"/>
+          <w:color w:val="A9762F"/>
+          <w:sz w:val="19"/>
+          <w:szCs w:val="19"/>
+        </w:rPr>
+        <w:t xml:space="preserve">—   </w:t>
+      </w:r>
+      <w:r>
+        <w:rPr>
+          <w:rFonts w:ascii="Arial" w:cs="Arial" w:eastAsia="Arial" w:hAnsi="Arial"/>
+          <w:b w:val="false"/>
+          <w:bCs w:val="false"/>
+          <w:i w:val="false"/>
+          <w:iCs w:val="false"/>
+          <w:color w:val="2A2E38"/>
+          <w:sz w:val="19"/>
+          <w:szCs w:val="19"/>
+        </w:rPr>
+        <w:t xml:space="preserve">Чтобы медиана локации дошла до точки безубыточности за три года, метр должен расти на 19 % в год. </w:t>
+      </w:r>
+      <w:r>
+        <w:rPr>
+          <w:rFonts w:ascii="Arial" w:cs="Arial" w:eastAsia="Arial" w:hAnsi="Arial"/>
+          <w:b/>
+          <w:bCs/>
+          <w:i w:val="false"/>
+          <w:iCs w:val="false"/>
+          <w:color w:val="2A2E38"/>
+          <w:sz w:val="19"/>
+          <w:szCs w:val="19"/>
+        </w:rPr>
+        <w:t xml:space="preserve">Элитный сегмент Москвы за последний год прибавил 9 % при падении числа сделок на 45 %. Разрыв закрывается либо переоценкой локации, либо тем, что дом продаётся дороже своего района.</w:t>
       </w:r>
     </w:p>
     <w:p>
@@ -17811,7 +18076,7 @@
             <w:pPr>
               <w:spacing w:after="0" w:line="200" w:lineRule="auto"/>
             </w:pPr>
-            <w:hyperlink w:history="1" r:id="rId-q1kmetxwk2_2kkurb8bs">
+            <w:hyperlink w:history="1" r:id="rId4lfzrvkpp6uh2mgyl2zzk">
               <w:r>
                 <w:rPr>
                   <w:rFonts w:ascii="Arial" w:cs="Arial" w:eastAsia="Arial" w:hAnsi="Arial"/>
@@ -17965,7 +18230,7 @@
             <w:pPr>
               <w:spacing w:after="0" w:line="200" w:lineRule="auto"/>
             </w:pPr>
-            <w:hyperlink w:history="1" r:id="rIdcjiof1y5cwuhixiwdvfjs">
+            <w:hyperlink w:history="1" r:id="rIdhg5b9tkqyong97hihk5s3">
               <w:r>
                 <w:rPr>
                   <w:rFonts w:ascii="Arial" w:cs="Arial" w:eastAsia="Arial" w:hAnsi="Arial"/>
@@ -18119,7 +18384,7 @@
             <w:pPr>
               <w:spacing w:after="0" w:line="200" w:lineRule="auto"/>
             </w:pPr>
-            <w:hyperlink w:history="1" r:id="rIdarwbls0ly63vwl2rp6nfr">
+            <w:hyperlink w:history="1" r:id="rIdxr2lwpfvrbiplj1zfxgqy">
               <w:r>
                 <w:rPr>
                   <w:rFonts w:ascii="Arial" w:cs="Arial" w:eastAsia="Arial" w:hAnsi="Arial"/>
@@ -18370,7 +18635,7 @@
             <w:pPr>
               <w:spacing w:after="0" w:line="200" w:lineRule="auto"/>
             </w:pPr>
-            <w:hyperlink w:history="1" r:id="rIda0r6dcutbx40jfjdrphws">
+            <w:hyperlink w:history="1" r:id="rIdwyggsv-otgafcuge3ekxb">
               <w:r>
                 <w:rPr>
                   <w:rFonts w:ascii="Arial" w:cs="Arial" w:eastAsia="Arial" w:hAnsi="Arial"/>
@@ -18524,7 +18789,7 @@
             <w:pPr>
               <w:spacing w:after="0" w:line="200" w:lineRule="auto"/>
             </w:pPr>
-            <w:hyperlink w:history="1" r:id="rIdcwft1sakigqtbkzlqrwoj">
+            <w:hyperlink w:history="1" r:id="rIdmg9bmkkxu3k9dpphwcrre">
               <w:r>
                 <w:rPr>
                   <w:rFonts w:ascii="Arial" w:cs="Arial" w:eastAsia="Arial" w:hAnsi="Arial"/>
@@ -18678,7 +18943,7 @@
             <w:pPr>
               <w:spacing w:after="0" w:line="200" w:lineRule="auto"/>
             </w:pPr>
-            <w:hyperlink w:history="1" r:id="rIdybpurq13jr5bgqotiogds">
+            <w:hyperlink w:history="1" r:id="rIdhijl3jr0p7i0iym2rgidj">
               <w:r>
                 <w:rPr>
                   <w:rFonts w:ascii="Arial" w:cs="Arial" w:eastAsia="Arial" w:hAnsi="Arial"/>
@@ -18929,7 +19194,7 @@
             <w:pPr>
               <w:spacing w:after="0" w:line="200" w:lineRule="auto"/>
             </w:pPr>
-            <w:hyperlink w:history="1" r:id="rIdoa05eeidcn9ed7fbuiflh">
+            <w:hyperlink w:history="1" r:id="rIdyzpgrige6lj26qdbjbtji">
               <w:r>
                 <w:rPr>
                   <w:rFonts w:ascii="Arial" w:cs="Arial" w:eastAsia="Arial" w:hAnsi="Arial"/>
@@ -19083,7 +19348,7 @@
             <w:pPr>
               <w:spacing w:after="0" w:line="200" w:lineRule="auto"/>
             </w:pPr>
-            <w:hyperlink w:history="1" r:id="rIdcp5hpsrrkwnksiyz6waxx">
+            <w:hyperlink w:history="1" r:id="rIdxt6vpdto73y84gph8ggfr">
               <w:r>
                 <w:rPr>
                   <w:rFonts w:ascii="Arial" w:cs="Arial" w:eastAsia="Arial" w:hAnsi="Arial"/>
@@ -19237,7 +19502,7 @@
             <w:pPr>
               <w:spacing w:after="0" w:line="200" w:lineRule="auto"/>
             </w:pPr>
-            <w:hyperlink w:history="1" r:id="rId59dce84gyzuflyapnlkgr">
+            <w:hyperlink w:history="1" r:id="rIdv1_afa1avedrd9r0ixetq">
               <w:r>
                 <w:rPr>
                   <w:rFonts w:ascii="Arial" w:cs="Arial" w:eastAsia="Arial" w:hAnsi="Arial"/>
@@ -19488,7 +19753,7 @@
             <w:pPr>
               <w:spacing w:after="0" w:line="200" w:lineRule="auto"/>
             </w:pPr>
-            <w:hyperlink w:history="1" r:id="rIdegx3ej0hyq4gmhhkzqf3i">
+            <w:hyperlink w:history="1" r:id="rIdigo6-inulsu8w6jdljppq">
               <w:r>
                 <w:rPr>
                   <w:rFonts w:ascii="Arial" w:cs="Arial" w:eastAsia="Arial" w:hAnsi="Arial"/>
@@ -19642,7 +19907,7 @@
             <w:pPr>
               <w:spacing w:after="0" w:line="200" w:lineRule="auto"/>
             </w:pPr>
-            <w:hyperlink w:history="1" r:id="rIded3extrkmrqpr2xajvtli">
+            <w:hyperlink w:history="1" r:id="rIdjn-ldppid4lacy3dnximo">
               <w:r>
                 <w:rPr>
                   <w:rFonts w:ascii="Arial" w:cs="Arial" w:eastAsia="Arial" w:hAnsi="Arial"/>
@@ -19796,7 +20061,7 @@
             <w:pPr>
               <w:spacing w:after="0" w:line="200" w:lineRule="auto"/>
             </w:pPr>
-            <w:hyperlink w:history="1" r:id="rIdzqboquamcnp9cszigioee">
+            <w:hyperlink w:history="1" r:id="rIdyjmwzyw4for0yxpco_hsf">
               <w:r>
                 <w:rPr>
                   <w:rFonts w:ascii="Arial" w:cs="Arial" w:eastAsia="Arial" w:hAnsi="Arial"/>
@@ -20065,7 +20330,7 @@
             <w:pPr>
               <w:spacing w:after="0" w:line="200" w:lineRule="auto"/>
             </w:pPr>
-            <w:hyperlink w:history="1" r:id="rIdka43ssjxjnuzywoy2chei">
+            <w:hyperlink w:history="1" r:id="rIdgpckypepjyqa3k2pnxbp9">
               <w:r>
                 <w:rPr>
                   <w:rFonts w:ascii="Arial" w:cs="Arial" w:eastAsia="Arial" w:hAnsi="Arial"/>
@@ -20219,7 +20484,7 @@
             <w:pPr>
               <w:spacing w:after="0" w:line="200" w:lineRule="auto"/>
             </w:pPr>
-            <w:hyperlink w:history="1" r:id="rIducaawuu1lznjycf7k8_v7">
+            <w:hyperlink w:history="1" r:id="rId_1w9morunikq75qiqlolm">
               <w:r>
                 <w:rPr>
                   <w:rFonts w:ascii="Arial" w:cs="Arial" w:eastAsia="Arial" w:hAnsi="Arial"/>
@@ -20373,7 +20638,7 @@
             <w:pPr>
               <w:spacing w:after="0" w:line="200" w:lineRule="auto"/>
             </w:pPr>
-            <w:hyperlink w:history="1" r:id="rIdr__rl6v7aotftqz4ex8mj">
+            <w:hyperlink w:history="1" r:id="rIdrctwm_6ssq9yrqijjzeok">
               <w:r>
                 <w:rPr>
                   <w:rFonts w:ascii="Arial" w:cs="Arial" w:eastAsia="Arial" w:hAnsi="Arial"/>
@@ -20624,7 +20889,7 @@
             <w:pPr>
               <w:spacing w:after="0" w:line="200" w:lineRule="auto"/>
             </w:pPr>
-            <w:hyperlink w:history="1" r:id="rIdwe2q6bsmhl-rvt5hx3wzy">
+            <w:hyperlink w:history="1" r:id="rIdzaefubisehdztassj8oii">
               <w:r>
                 <w:rPr>
                   <w:rFonts w:ascii="Arial" w:cs="Arial" w:eastAsia="Arial" w:hAnsi="Arial"/>
@@ -20778,7 +21043,7 @@
             <w:pPr>
               <w:spacing w:after="0" w:line="200" w:lineRule="auto"/>
             </w:pPr>
-            <w:hyperlink w:history="1" r:id="rIdtuyk8v-9-tcqwtypyq6jt">
+            <w:hyperlink w:history="1" r:id="rIdorijk0tz4pn01ykcem35n">
               <w:r>
                 <w:rPr>
                   <w:rFonts w:ascii="Arial" w:cs="Arial" w:eastAsia="Arial" w:hAnsi="Arial"/>
@@ -20932,7 +21197,7 @@
             <w:pPr>
               <w:spacing w:after="0" w:line="200" w:lineRule="auto"/>
             </w:pPr>
-            <w:hyperlink w:history="1" r:id="rIdqyvopnxg5zjgvz7zh5zai">
+            <w:hyperlink w:history="1" r:id="rIdzwref03nwymx94os62z6k">
               <w:r>
                 <w:rPr>
                   <w:rFonts w:ascii="Arial" w:cs="Arial" w:eastAsia="Arial" w:hAnsi="Arial"/>
@@ -21183,7 +21448,7 @@
             <w:pPr>
               <w:spacing w:after="0" w:line="200" w:lineRule="auto"/>
             </w:pPr>
-            <w:hyperlink w:history="1" r:id="rIdxazhld4vrqqlnd4rz0_dt">
+            <w:hyperlink w:history="1" r:id="rIdctm-mmu5uioilaf50gaup">
               <w:r>
                 <w:rPr>
                   <w:rFonts w:ascii="Arial" w:cs="Arial" w:eastAsia="Arial" w:hAnsi="Arial"/>
@@ -21337,7 +21602,7 @@
             <w:pPr>
               <w:spacing w:after="0" w:line="200" w:lineRule="auto"/>
             </w:pPr>
-            <w:hyperlink w:history="1" r:id="rId408-iw4kms86fe9lcdng4">
+            <w:hyperlink w:history="1" r:id="rIdd2kzg1d4frawd1fjzlbgj">
               <w:r>
                 <w:rPr>
                   <w:rFonts w:ascii="Arial" w:cs="Arial" w:eastAsia="Arial" w:hAnsi="Arial"/>
@@ -21491,7 +21756,7 @@
             <w:pPr>
               <w:spacing w:after="0" w:line="200" w:lineRule="auto"/>
             </w:pPr>
-            <w:hyperlink w:history="1" r:id="rIdqrpl6pbfknahjhy8ufryt">
+            <w:hyperlink w:history="1" r:id="rIdmy8lzz0lc7eapqobp9nx4">
               <w:r>
                 <w:rPr>
                   <w:rFonts w:ascii="Arial" w:cs="Arial" w:eastAsia="Arial" w:hAnsi="Arial"/>
@@ -21742,7 +22007,7 @@
             <w:pPr>
               <w:spacing w:after="0" w:line="200" w:lineRule="auto"/>
             </w:pPr>
-            <w:hyperlink w:history="1" r:id="rId8qxkp3h2vamtaby6xzvua">
+            <w:hyperlink w:history="1" r:id="rIdkz76m1o3h7inpmwz0-bc-">
               <w:r>
                 <w:rPr>
                   <w:rFonts w:ascii="Arial" w:cs="Arial" w:eastAsia="Arial" w:hAnsi="Arial"/>
@@ -21896,7 +22161,7 @@
             <w:pPr>
               <w:spacing w:after="0" w:line="200" w:lineRule="auto"/>
             </w:pPr>
-            <w:hyperlink w:history="1" r:id="rId8nubbepz3wo-umjo3yn2d">
+            <w:hyperlink w:history="1" r:id="rId_-qzvztlfr3xw4qh3doaf">
               <w:r>
                 <w:rPr>
                   <w:rFonts w:ascii="Arial" w:cs="Arial" w:eastAsia="Arial" w:hAnsi="Arial"/>
@@ -22050,7 +22315,7 @@
             <w:pPr>
               <w:spacing w:after="0" w:line="200" w:lineRule="auto"/>
             </w:pPr>
-            <w:hyperlink w:history="1" r:id="rIdqs36vt5brfhqsuwviwf8u">
+            <w:hyperlink w:history="1" r:id="rIdin4iprwjukumul3mv_zkh">
               <w:r>
                 <w:rPr>
                   <w:rFonts w:ascii="Arial" w:cs="Arial" w:eastAsia="Arial" w:hAnsi="Arial"/>
@@ -24064,7 +24329,7 @@
         </w:rPr>
         <w:t xml:space="preserve">Параметры, визуализации и статус продаж — официальный сайт проекта — </w:t>
       </w:r>
-      <w:hyperlink w:history="1" r:id="rIdjw10mr2ysigzw-top6x40">
+      <w:hyperlink w:history="1" r:id="rIdlznnygfv08g4y_lrykwov">
         <w:r>
           <w:rPr>
             <w:rFonts w:ascii="Arial" w:cs="Arial" w:eastAsia="Arial" w:hAnsi="Arial"/>
@@ -24111,7 +24376,7 @@
         </w:rPr>
         <w:t xml:space="preserve">Старт закрытых продаж в апреле 2026, средняя площадь резиденции и срок передачи ключей — обзор стартов продаж «Новострой-Медиа» — </w:t>
       </w:r>
-      <w:hyperlink w:history="1" r:id="rIdktuyt3st8xgodebqad9yl">
+      <w:hyperlink w:history="1" r:id="rIdlreyotkxfi7wtblkjcpnp">
         <w:r>
           <w:rPr>
             <w:rFonts w:ascii="Arial" w:cs="Arial" w:eastAsia="Arial" w:hAnsi="Arial"/>
@@ -24158,7 +24423,7 @@
         </w:rPr>
         <w:t xml:space="preserve">Этажность, количество лотов, срок сдачи и класс — карточки проекта у брокеров — </w:t>
       </w:r>
-      <w:hyperlink w:history="1" r:id="rIdblfapy1jfpsy0ocgkgpwq">
+      <w:hyperlink w:history="1" r:id="rId7gm81jwul0nftvur62g_l">
         <w:r>
           <w:rPr>
             <w:rFonts w:ascii="Arial" w:cs="Arial" w:eastAsia="Arial" w:hAnsi="Arial"/>
@@ -24205,7 +24470,7 @@
         </w:rPr>
         <w:t xml:space="preserve">Планировочные параметры, паркинг и благоустройство — карточка «Новострой-М» — </w:t>
       </w:r>
-      <w:hyperlink w:history="1" r:id="rId0r2fvteeynqmoonkzqglp">
+      <w:hyperlink w:history="1" r:id="rIdaee1y_gzglw7ox9bxt88h">
         <w:r>
           <w:rPr>
             <w:rFonts w:ascii="Arial" w:cs="Arial" w:eastAsia="Arial" w:hAnsi="Arial"/>
@@ -24252,7 +24517,7 @@
         </w:rPr>
         <w:t xml:space="preserve">АО «МАКО»: ОГРН, дата регистрации, руководитель, ОКВЭД, финансовый результат — </w:t>
       </w:r>
-      <w:hyperlink w:history="1" r:id="rIdlgnltly0ld2vhmyuejot_">
+      <w:hyperlink w:history="1" r:id="rIddzowymjuxpjzd2dxkfyo4">
         <w:r>
           <w:rPr>
             <w:rFonts w:ascii="Arial" w:cs="Arial" w:eastAsia="Arial" w:hAnsi="Arial"/>
@@ -24299,7 +24564,7 @@
         </w:rPr>
         <w:t xml:space="preserve">Цены элитной первички Москвы по классам, I квартал 2026 — данные NF Group — </w:t>
       </w:r>
-      <w:hyperlink w:history="1" r:id="rIdzl220wnfftdhek2ufy9os">
+      <w:hyperlink w:history="1" r:id="rIdpduvpso7ylrtfkyasbzvv">
         <w:r>
           <w:rPr>
             <w:rFonts w:ascii="Arial" w:cs="Arial" w:eastAsia="Arial" w:hAnsi="Arial"/>
@@ -24346,7 +24611,7 @@
         </w:rPr>
         <w:t xml:space="preserve">Объявления о продаже квартир вокруг участка — Циан, срез 02.09.2026: Мещанский район и пешая доступность от «Проспекта Мира» и «Рижской», 478 лотов — </w:t>
       </w:r>
-      <w:hyperlink w:history="1" r:id="rIdraqzfgns5vecm9nbhxuz7">
+      <w:hyperlink w:history="1" r:id="rId1gb1vor8mra9tosb62gaf">
         <w:r>
           <w:rPr>
             <w:rFonts w:ascii="Arial" w:cs="Arial" w:eastAsia="Arial" w:hAnsi="Arial"/>
@@ -24393,7 +24658,7 @@
         </w:rPr>
         <w:t xml:space="preserve">Координаты дома, станций метро и расстояния по прямой — OpenStreetMap. Картографическая основа — Яндекс Карты — </w:t>
       </w:r>
-      <w:hyperlink w:history="1" r:id="rIdk573uuqmq7pqhlqrwmkdf">
+      <w:hyperlink w:history="1" r:id="rId7h0ntut9qvhaxepl_woqj">
         <w:r>
           <w:rPr>
             <w:rFonts w:ascii="Arial" w:cs="Arial" w:eastAsia="Arial" w:hAnsi="Arial"/>

--- a/kapelsky-brief/ЖК_Капельский_5_справка.docx
+++ b/kapelsky-brief/ЖК_Капельский_5_справка.docx
@@ -13605,7 +13605,7 @@
           <w:sz w:val="36"/>
           <w:szCs w:val="36"/>
         </w:rPr>
-        <w:t xml:space="preserve">Средний метр по домам и экономика выхода</w:t>
+        <w:t xml:space="preserve">Средняя цена метра по домам</w:t>
       </w:r>
     </w:p>
     <w:p>
@@ -13624,7 +13624,7 @@
           <w:sz w:val="19"/>
           <w:szCs w:val="19"/>
         </w:rPr>
-        <w:t xml:space="preserve">Строка на дом: сколько лотов в продаже, средний метр и что будет, если среднюю резиденцию «Капельского» в 110 м² продать по цене этого дома. Полный бюджет резиденции — 187,0 млн ₽: 143,0 млн покупка по цене закрытых продаж и 44,0 млн ремонт по 400 тыс. ₽ за метр. Дома отсортированы по метру, номера совпадают с картой конкурентов.</w:t>
+        <w:t xml:space="preserve">Одна строка на дом: сколько лотов в продаже, какая у них средняя площадь, средняя цена лота и средний метр. Дома отсортированы по метру, номера совпадают с картой конкурентов. Последняя строка — «Капельский, 5» по цене закрытых продаж.</w:t>
       </w:r>
     </w:p>
     <w:tbl>
@@ -13682,7 +13682,7 @@
                 <w:sz w:val="27"/>
                 <w:szCs w:val="27"/>
               </w:rPr>
-              <w:t xml:space="preserve">143,0 млн ₽</w:t>
+              <w:t xml:space="preserve">1 300 000 ₽</w:t>
             </w:r>
           </w:p>
           <w:p>
@@ -13702,7 +13702,7 @@
                 <w:sz w:val="13"/>
                 <w:szCs w:val="13"/>
               </w:rPr>
-              <w:t xml:space="preserve">Покупка, 110 м²</w:t>
+              <w:t xml:space="preserve">Средний метр Капельского</w:t>
             </w:r>
           </w:p>
         </w:tc>
@@ -13739,7 +13739,7 @@
                 <w:sz w:val="27"/>
                 <w:szCs w:val="27"/>
               </w:rPr>
-              <w:t xml:space="preserve">44,0 млн ₽</w:t>
+              <w:t xml:space="preserve">5-е из 12</w:t>
             </w:r>
           </w:p>
           <w:p>
@@ -13759,7 +13759,7 @@
                 <w:sz w:val="13"/>
                 <w:szCs w:val="13"/>
               </w:rPr>
-              <w:t xml:space="preserve">Ремонт</w:t>
+              <w:t xml:space="preserve">Место по метру в когорте</w:t>
             </w:r>
           </w:p>
         </w:tc>
@@ -13796,7 +13796,7 @@
                 <w:sz w:val="27"/>
                 <w:szCs w:val="27"/>
               </w:rPr>
-              <w:t xml:space="preserve">187,0 млн ₽</w:t>
+              <w:t xml:space="preserve">1 018 437 ₽</w:t>
             </w:r>
           </w:p>
           <w:p>
@@ -13816,7 +13816,7 @@
                 <w:sz w:val="13"/>
                 <w:szCs w:val="13"/>
               </w:rPr>
-              <w:t xml:space="preserve">Полный бюджет</w:t>
+              <w:t xml:space="preserve">Медиана метра у соседей</w:t>
             </w:r>
           </w:p>
         </w:tc>
@@ -13853,7 +13853,7 @@
                 <w:sz w:val="27"/>
                 <w:szCs w:val="27"/>
               </w:rPr>
-              <w:t xml:space="preserve">1 700 000 ₽</w:t>
+              <w:t xml:space="preserve">−47 %</w:t>
             </w:r>
           </w:p>
           <w:p>
@@ -13873,7 +13873,7 @@
                 <w:sz w:val="13"/>
                 <w:szCs w:val="13"/>
               </w:rPr>
-              <w:t xml:space="preserve">Полный метр — точка безубыточности</w:t>
+              <w:t xml:space="preserve">К «ФАНТОМу», лидеру когорты</w:t>
             </w:r>
           </w:p>
         </w:tc>
@@ -13910,14 +13910,13 @@
         </w:tblBorders>
       </w:tblPr>
       <w:tblGrid>
-        <w:gridCol w:w="450"/>
-        <w:gridCol w:w="1900"/>
-        <w:gridCol w:w="1400"/>
-        <w:gridCol w:w="700"/>
-        <w:gridCol w:w="1250"/>
-        <w:gridCol w:w="1350"/>
+        <w:gridCol w:w="520"/>
+        <w:gridCol w:w="2300"/>
+        <w:gridCol w:w="2000"/>
+        <w:gridCol w:w="750"/>
         <w:gridCol w:w="1300"/>
-        <w:gridCol w:w="1288"/>
+        <w:gridCol w:w="1450"/>
+        <w:gridCol w:w="1318"/>
       </w:tblGrid>
       <w:tr>
         <w:trPr>
@@ -13925,7 +13924,7 @@
         </w:trPr>
         <w:tc>
           <w:tcPr>
-            <w:tcW w:type="dxa" w:w="450"/>
+            <w:tcW w:type="dxa" w:w="520"/>
             <w:tcBorders>
               <w:top w:val="single" w:color="1F2A44" w:sz="4"/>
               <w:left w:val="none" w:color="auto" w:sz="0"/>
@@ -13963,7 +13962,7 @@
         </w:tc>
         <w:tc>
           <w:tcPr>
-            <w:tcW w:type="dxa" w:w="1900"/>
+            <w:tcW w:type="dxa" w:w="2300"/>
             <w:tcBorders>
               <w:top w:val="single" w:color="1F2A44" w:sz="4"/>
               <w:left w:val="none" w:color="auto" w:sz="0"/>
@@ -14001,7 +14000,7 @@
         </w:tc>
         <w:tc>
           <w:tcPr>
-            <w:tcW w:type="dxa" w:w="1400"/>
+            <w:tcW w:type="dxa" w:w="2000"/>
             <w:tcBorders>
               <w:top w:val="single" w:color="1F2A44" w:sz="4"/>
               <w:left w:val="none" w:color="auto" w:sz="0"/>
@@ -14033,13 +14032,13 @@
                 <w:sz w:val="16"/>
                 <w:szCs w:val="16"/>
               </w:rPr>
-              <w:t xml:space="preserve">Тип</w:t>
-            </w:r>
-          </w:p>
-        </w:tc>
-        <w:tc>
-          <w:tcPr>
-            <w:tcW w:type="dxa" w:w="700"/>
+              <w:t xml:space="preserve">Что это</w:t>
+            </w:r>
+          </w:p>
+        </w:tc>
+        <w:tc>
+          <w:tcPr>
+            <w:tcW w:type="dxa" w:w="750"/>
             <w:tcBorders>
               <w:top w:val="single" w:color="1F2A44" w:sz="4"/>
               <w:left w:val="none" w:color="auto" w:sz="0"/>
@@ -14077,7 +14076,7 @@
         </w:tc>
         <w:tc>
           <w:tcPr>
-            <w:tcW w:type="dxa" w:w="1250"/>
+            <w:tcW w:type="dxa" w:w="1300"/>
             <w:tcBorders>
               <w:top w:val="single" w:color="1F2A44" w:sz="4"/>
               <w:left w:val="none" w:color="auto" w:sz="0"/>
@@ -14109,14 +14108,14 @@
                 <w:sz w:val="16"/>
                 <w:szCs w:val="16"/>
               </w:rPr>
-              <w:t xml:space="preserve">Средний
-метр, ₽</w:t>
-            </w:r>
-          </w:p>
-        </w:tc>
-        <w:tc>
-          <w:tcPr>
-            <w:tcW w:type="dxa" w:w="1350"/>
+              <w:t xml:space="preserve">Средняя
+площадь, м²</w:t>
+            </w:r>
+          </w:p>
+        </w:tc>
+        <w:tc>
+          <w:tcPr>
+            <w:tcW w:type="dxa" w:w="1450"/>
             <w:tcBorders>
               <w:top w:val="single" w:color="1F2A44" w:sz="4"/>
               <w:left w:val="none" w:color="auto" w:sz="0"/>
@@ -14148,14 +14147,14 @@
                 <w:sz w:val="16"/>
                 <w:szCs w:val="16"/>
               </w:rPr>
-              <w:t xml:space="preserve">Цена продажи
-110 м², млн ₽</w:t>
-            </w:r>
-          </w:p>
-        </w:tc>
-        <w:tc>
-          <w:tcPr>
-            <w:tcW w:type="dxa" w:w="1300"/>
+              <w:t xml:space="preserve">Средняя цена
+лота, млн ₽</w:t>
+            </w:r>
+          </w:p>
+        </w:tc>
+        <w:tc>
+          <w:tcPr>
+            <w:tcW w:type="dxa" w:w="1318"/>
             <w:tcBorders>
               <w:top w:val="single" w:color="1F2A44" w:sz="4"/>
               <w:left w:val="none" w:color="auto" w:sz="0"/>
@@ -14187,33 +14186,34 @@
                 <w:sz w:val="16"/>
                 <w:szCs w:val="16"/>
               </w:rPr>
-              <w:t xml:space="preserve">Прибыль,
-млн ₽</w:t>
-            </w:r>
-          </w:p>
-        </w:tc>
-        <w:tc>
-          <w:tcPr>
-            <w:tcW w:type="dxa" w:w="1288"/>
-            <w:tcBorders>
-              <w:top w:val="single" w:color="1F2A44" w:sz="4"/>
-              <w:left w:val="none" w:color="auto" w:sz="0"/>
-              <w:bottom w:val="single" w:color="D9D4CB" w:sz="4"/>
-              <w:right w:val="none" w:color="auto" w:sz="0"/>
-            </w:tcBorders>
-            <w:shd w:fill="1F2A44" w:color="auto" w:val="clear"/>
-            <w:tcMar>
-              <w:top w:type="dxa" w:w="52"/>
-              <w:left w:type="dxa" w:w="100"/>
-              <w:bottom w:type="dxa" w:w="52"/>
-              <w:right w:type="dxa" w:w="100"/>
-            </w:tcMar>
-            <w:vAlign w:val="center"/>
-          </w:tcPr>
-          <w:p>
-            <w:pPr>
-              <w:spacing w:after="0" w:line="240" w:lineRule="auto"/>
-              <w:jc w:val="center"/>
+              <w:t xml:space="preserve">Средний
+метр, ₽</w:t>
+            </w:r>
+          </w:p>
+        </w:tc>
+      </w:tr>
+      <w:tr>
+        <w:tc>
+          <w:tcPr>
+            <w:tcW w:type="dxa" w:w="520"/>
+            <w:tcBorders>
+              <w:top w:val="single" w:color="D9D4CB" w:sz="4"/>
+              <w:left w:val="none" w:color="auto" w:sz="0"/>
+              <w:bottom w:val="single" w:color="D9D4CB" w:sz="4"/>
+              <w:right w:val="none" w:color="auto" w:sz="0"/>
+            </w:tcBorders>
+            <w:tcMar>
+              <w:top w:type="dxa" w:w="52"/>
+              <w:left w:type="dxa" w:w="100"/>
+              <w:bottom w:type="dxa" w:w="52"/>
+              <w:right w:type="dxa" w:w="100"/>
+            </w:tcMar>
+            <w:vAlign w:val="center"/>
+          </w:tcPr>
+          <w:p>
+            <w:pPr>
+              <w:spacing w:after="0" w:line="240" w:lineRule="auto"/>
+              <w:jc w:val="left"/>
             </w:pPr>
             <w:r>
               <w:rPr>
@@ -14222,11 +14222,233 @@
                 <w:bCs/>
                 <w:i w:val="false"/>
                 <w:iCs w:val="false"/>
-                <w:color w:val="FFFFFF"/>
-                <w:sz w:val="16"/>
-                <w:szCs w:val="16"/>
-              </w:rPr>
-              <w:t xml:space="preserve">Маржа</w:t>
+                <w:color w:val="2A2E38"/>
+                <w:sz w:val="17"/>
+                <w:szCs w:val="17"/>
+              </w:rPr>
+              <w:t xml:space="preserve">1</w:t>
+            </w:r>
+          </w:p>
+        </w:tc>
+        <w:tc>
+          <w:tcPr>
+            <w:tcW w:type="dxa" w:w="2300"/>
+            <w:tcBorders>
+              <w:top w:val="single" w:color="D9D4CB" w:sz="4"/>
+              <w:left w:val="none" w:color="auto" w:sz="0"/>
+              <w:bottom w:val="single" w:color="D9D4CB" w:sz="4"/>
+              <w:right w:val="none" w:color="auto" w:sz="0"/>
+            </w:tcBorders>
+            <w:tcMar>
+              <w:top w:type="dxa" w:w="52"/>
+              <w:left w:type="dxa" w:w="100"/>
+              <w:bottom w:type="dxa" w:w="52"/>
+              <w:right w:type="dxa" w:w="100"/>
+            </w:tcMar>
+            <w:vAlign w:val="center"/>
+          </w:tcPr>
+          <w:p>
+            <w:pPr>
+              <w:spacing w:after="0" w:line="240" w:lineRule="auto"/>
+              <w:jc w:val="left"/>
+            </w:pPr>
+            <w:r>
+              <w:rPr>
+                <w:rFonts w:ascii="Arial" w:cs="Arial" w:eastAsia="Arial" w:hAnsi="Arial"/>
+                <w:b w:val="false"/>
+                <w:bCs w:val="false"/>
+                <w:i w:val="false"/>
+                <w:iCs w:val="false"/>
+                <w:color w:val="2A2E38"/>
+                <w:sz w:val="17"/>
+                <w:szCs w:val="17"/>
+              </w:rPr>
+              <w:t xml:space="preserve">ФАНТОМ</w:t>
+            </w:r>
+          </w:p>
+        </w:tc>
+        <w:tc>
+          <w:tcPr>
+            <w:tcW w:type="dxa" w:w="2000"/>
+            <w:tcBorders>
+              <w:top w:val="single" w:color="D9D4CB" w:sz="4"/>
+              <w:left w:val="none" w:color="auto" w:sz="0"/>
+              <w:bottom w:val="single" w:color="D9D4CB" w:sz="4"/>
+              <w:right w:val="none" w:color="auto" w:sz="0"/>
+            </w:tcBorders>
+            <w:tcMar>
+              <w:top w:type="dxa" w:w="52"/>
+              <w:left w:type="dxa" w:w="100"/>
+              <w:bottom w:type="dxa" w:w="52"/>
+              <w:right w:type="dxa" w:w="100"/>
+            </w:tcMar>
+            <w:vAlign w:val="center"/>
+          </w:tcPr>
+          <w:p>
+            <w:pPr>
+              <w:spacing w:after="0" w:line="240" w:lineRule="auto"/>
+              <w:jc w:val="left"/>
+            </w:pPr>
+            <w:r>
+              <w:rPr>
+                <w:rFonts w:ascii="Arial" w:cs="Arial" w:eastAsia="Arial" w:hAnsi="Arial"/>
+                <w:b w:val="false"/>
+                <w:bCs w:val="false"/>
+                <w:i w:val="false"/>
+                <w:iCs w:val="false"/>
+                <w:color w:val="2A2E38"/>
+                <w:sz w:val="17"/>
+                <w:szCs w:val="17"/>
+              </w:rPr>
+              <w:t xml:space="preserve">новостройка, III кв. 2027</w:t>
+            </w:r>
+          </w:p>
+        </w:tc>
+        <w:tc>
+          <w:tcPr>
+            <w:tcW w:type="dxa" w:w="750"/>
+            <w:tcBorders>
+              <w:top w:val="single" w:color="D9D4CB" w:sz="4"/>
+              <w:left w:val="none" w:color="auto" w:sz="0"/>
+              <w:bottom w:val="single" w:color="D9D4CB" w:sz="4"/>
+              <w:right w:val="none" w:color="auto" w:sz="0"/>
+            </w:tcBorders>
+            <w:tcMar>
+              <w:top w:type="dxa" w:w="52"/>
+              <w:left w:type="dxa" w:w="100"/>
+              <w:bottom w:type="dxa" w:w="52"/>
+              <w:right w:type="dxa" w:w="100"/>
+            </w:tcMar>
+            <w:vAlign w:val="center"/>
+          </w:tcPr>
+          <w:p>
+            <w:pPr>
+              <w:spacing w:after="0" w:line="240" w:lineRule="auto"/>
+              <w:jc w:val="center"/>
+            </w:pPr>
+            <w:r>
+              <w:rPr>
+                <w:rFonts w:ascii="Arial" w:cs="Arial" w:eastAsia="Arial" w:hAnsi="Arial"/>
+                <w:b w:val="false"/>
+                <w:bCs w:val="false"/>
+                <w:i w:val="false"/>
+                <w:iCs w:val="false"/>
+                <w:color w:val="2A2E38"/>
+                <w:sz w:val="17"/>
+                <w:szCs w:val="17"/>
+              </w:rPr>
+              <w:t xml:space="preserve">51</w:t>
+            </w:r>
+          </w:p>
+        </w:tc>
+        <w:tc>
+          <w:tcPr>
+            <w:tcW w:type="dxa" w:w="1300"/>
+            <w:tcBorders>
+              <w:top w:val="single" w:color="D9D4CB" w:sz="4"/>
+              <w:left w:val="none" w:color="auto" w:sz="0"/>
+              <w:bottom w:val="single" w:color="D9D4CB" w:sz="4"/>
+              <w:right w:val="none" w:color="auto" w:sz="0"/>
+            </w:tcBorders>
+            <w:tcMar>
+              <w:top w:type="dxa" w:w="52"/>
+              <w:left w:type="dxa" w:w="100"/>
+              <w:bottom w:type="dxa" w:w="52"/>
+              <w:right w:type="dxa" w:w="100"/>
+            </w:tcMar>
+            <w:vAlign w:val="center"/>
+          </w:tcPr>
+          <w:p>
+            <w:pPr>
+              <w:spacing w:after="0" w:line="240" w:lineRule="auto"/>
+              <w:jc w:val="center"/>
+            </w:pPr>
+            <w:r>
+              <w:rPr>
+                <w:rFonts w:ascii="Arial" w:cs="Arial" w:eastAsia="Arial" w:hAnsi="Arial"/>
+                <w:b w:val="false"/>
+                <w:bCs w:val="false"/>
+                <w:i w:val="false"/>
+                <w:iCs w:val="false"/>
+                <w:color w:val="2A2E38"/>
+                <w:sz w:val="17"/>
+                <w:szCs w:val="17"/>
+              </w:rPr>
+              <w:t xml:space="preserve">187</w:t>
+            </w:r>
+          </w:p>
+        </w:tc>
+        <w:tc>
+          <w:tcPr>
+            <w:tcW w:type="dxa" w:w="1450"/>
+            <w:tcBorders>
+              <w:top w:val="single" w:color="D9D4CB" w:sz="4"/>
+              <w:left w:val="none" w:color="auto" w:sz="0"/>
+              <w:bottom w:val="single" w:color="D9D4CB" w:sz="4"/>
+              <w:right w:val="none" w:color="auto" w:sz="0"/>
+            </w:tcBorders>
+            <w:tcMar>
+              <w:top w:type="dxa" w:w="52"/>
+              <w:left w:type="dxa" w:w="100"/>
+              <w:bottom w:type="dxa" w:w="52"/>
+              <w:right w:type="dxa" w:w="100"/>
+            </w:tcMar>
+            <w:vAlign w:val="center"/>
+          </w:tcPr>
+          <w:p>
+            <w:pPr>
+              <w:spacing w:after="0" w:line="240" w:lineRule="auto"/>
+              <w:jc w:val="center"/>
+            </w:pPr>
+            <w:r>
+              <w:rPr>
+                <w:rFonts w:ascii="Arial" w:cs="Arial" w:eastAsia="Arial" w:hAnsi="Arial"/>
+                <w:b w:val="false"/>
+                <w:bCs w:val="false"/>
+                <w:i w:val="false"/>
+                <w:iCs w:val="false"/>
+                <w:color w:val="2A2E38"/>
+                <w:sz w:val="17"/>
+                <w:szCs w:val="17"/>
+              </w:rPr>
+              <w:t xml:space="preserve">463,2</w:t>
+            </w:r>
+          </w:p>
+        </w:tc>
+        <w:tc>
+          <w:tcPr>
+            <w:tcW w:type="dxa" w:w="1318"/>
+            <w:tcBorders>
+              <w:top w:val="single" w:color="D9D4CB" w:sz="4"/>
+              <w:left w:val="none" w:color="auto" w:sz="0"/>
+              <w:bottom w:val="single" w:color="D9D4CB" w:sz="4"/>
+              <w:right w:val="none" w:color="auto" w:sz="0"/>
+            </w:tcBorders>
+            <w:tcMar>
+              <w:top w:type="dxa" w:w="52"/>
+              <w:left w:type="dxa" w:w="100"/>
+              <w:bottom w:type="dxa" w:w="52"/>
+              <w:right w:type="dxa" w:w="100"/>
+            </w:tcMar>
+            <w:vAlign w:val="center"/>
+          </w:tcPr>
+          <w:p>
+            <w:pPr>
+              <w:spacing w:after="0" w:line="240" w:lineRule="auto"/>
+              <w:jc w:val="center"/>
+            </w:pPr>
+            <w:r>
+              <w:rPr>
+                <w:rFonts w:ascii="Arial" w:cs="Arial" w:eastAsia="Arial" w:hAnsi="Arial"/>
+                <w:b w:val="false"/>
+                <w:bCs w:val="false"/>
+                <w:i w:val="false"/>
+                <w:iCs w:val="false"/>
+                <w:color w:val="2A2E38"/>
+                <w:sz w:val="17"/>
+                <w:szCs w:val="17"/>
+              </w:rPr>
+              <w:t xml:space="preserve">2 449 859</w:t>
             </w:r>
           </w:p>
         </w:tc>
@@ -14234,13 +14456,14 @@
       <w:tr>
         <w:tc>
           <w:tcPr>
-            <w:tcW w:type="dxa" w:w="450"/>
+            <w:tcW w:type="dxa" w:w="520"/>
             <w:tcBorders>
               <w:top w:val="single" w:color="D9D4CB" w:sz="4"/>
               <w:left w:val="none" w:color="auto" w:sz="0"/>
               <w:bottom w:val="single" w:color="D9D4CB" w:sz="4"/>
               <w:right w:val="none" w:color="auto" w:sz="0"/>
             </w:tcBorders>
+            <w:shd w:fill="FBFAF8" w:color="auto" w:val="clear"/>
             <w:tcMar>
               <w:top w:type="dxa" w:w="52"/>
               <w:left w:type="dxa" w:w="100"/>
@@ -14265,19 +14488,20 @@
                 <w:sz w:val="17"/>
                 <w:szCs w:val="17"/>
               </w:rPr>
-              <w:t xml:space="preserve">1</w:t>
-            </w:r>
-          </w:p>
-        </w:tc>
-        <w:tc>
-          <w:tcPr>
-            <w:tcW w:type="dxa" w:w="1900"/>
+              <w:t xml:space="preserve">2</w:t>
+            </w:r>
+          </w:p>
+        </w:tc>
+        <w:tc>
+          <w:tcPr>
+            <w:tcW w:type="dxa" w:w="2300"/>
             <w:tcBorders>
               <w:top w:val="single" w:color="D9D4CB" w:sz="4"/>
               <w:left w:val="none" w:color="auto" w:sz="0"/>
               <w:bottom w:val="single" w:color="D9D4CB" w:sz="4"/>
               <w:right w:val="none" w:color="auto" w:sz="0"/>
             </w:tcBorders>
+            <w:shd w:fill="FBFAF8" w:color="auto" w:val="clear"/>
             <w:tcMar>
               <w:top w:type="dxa" w:w="52"/>
               <w:left w:type="dxa" w:w="100"/>
@@ -14302,19 +14526,20 @@
                 <w:sz w:val="17"/>
                 <w:szCs w:val="17"/>
               </w:rPr>
-              <w:t xml:space="preserve">ФАНТОМ</w:t>
-            </w:r>
-          </w:p>
-        </w:tc>
-        <w:tc>
-          <w:tcPr>
-            <w:tcW w:type="dxa" w:w="1400"/>
+              <w:t xml:space="preserve">Клубный дом Форум</w:t>
+            </w:r>
+          </w:p>
+        </w:tc>
+        <w:tc>
+          <w:tcPr>
+            <w:tcW w:type="dxa" w:w="2000"/>
             <w:tcBorders>
               <w:top w:val="single" w:color="D9D4CB" w:sz="4"/>
               <w:left w:val="none" w:color="auto" w:sz="0"/>
               <w:bottom w:val="single" w:color="D9D4CB" w:sz="4"/>
               <w:right w:val="none" w:color="auto" w:sz="0"/>
             </w:tcBorders>
+            <w:shd w:fill="FBFAF8" w:color="auto" w:val="clear"/>
             <w:tcMar>
               <w:top w:type="dxa" w:w="52"/>
               <w:left w:type="dxa" w:w="100"/>
@@ -14339,19 +14564,20 @@
                 <w:sz w:val="17"/>
                 <w:szCs w:val="17"/>
               </w:rPr>
-              <w:t xml:space="preserve">новостройка</w:t>
-            </w:r>
-          </w:p>
-        </w:tc>
-        <w:tc>
-          <w:tcPr>
-            <w:tcW w:type="dxa" w:w="700"/>
+              <w:t xml:space="preserve">новостройка, II кв. 2026</w:t>
+            </w:r>
+          </w:p>
+        </w:tc>
+        <w:tc>
+          <w:tcPr>
+            <w:tcW w:type="dxa" w:w="750"/>
             <w:tcBorders>
               <w:top w:val="single" w:color="D9D4CB" w:sz="4"/>
               <w:left w:val="none" w:color="auto" w:sz="0"/>
               <w:bottom w:val="single" w:color="D9D4CB" w:sz="4"/>
               <w:right w:val="none" w:color="auto" w:sz="0"/>
             </w:tcBorders>
+            <w:shd w:fill="FBFAF8" w:color="auto" w:val="clear"/>
             <w:tcMar>
               <w:top w:type="dxa" w:w="52"/>
               <w:left w:type="dxa" w:w="100"/>
@@ -14376,19 +14602,20 @@
                 <w:sz w:val="17"/>
                 <w:szCs w:val="17"/>
               </w:rPr>
-              <w:t xml:space="preserve">51</w:t>
-            </w:r>
-          </w:p>
-        </w:tc>
-        <w:tc>
-          <w:tcPr>
-            <w:tcW w:type="dxa" w:w="1250"/>
+              <w:t xml:space="preserve">16</w:t>
+            </w:r>
+          </w:p>
+        </w:tc>
+        <w:tc>
+          <w:tcPr>
+            <w:tcW w:type="dxa" w:w="1300"/>
             <w:tcBorders>
               <w:top w:val="single" w:color="D9D4CB" w:sz="4"/>
               <w:left w:val="none" w:color="auto" w:sz="0"/>
               <w:bottom w:val="single" w:color="D9D4CB" w:sz="4"/>
               <w:right w:val="none" w:color="auto" w:sz="0"/>
             </w:tcBorders>
+            <w:shd w:fill="FBFAF8" w:color="auto" w:val="clear"/>
             <w:tcMar>
               <w:top w:type="dxa" w:w="52"/>
               <w:left w:type="dxa" w:w="100"/>
@@ -14413,19 +14640,20 @@
                 <w:sz w:val="17"/>
                 <w:szCs w:val="17"/>
               </w:rPr>
-              <w:t xml:space="preserve">2 449 859</w:t>
-            </w:r>
-          </w:p>
-        </w:tc>
-        <w:tc>
-          <w:tcPr>
-            <w:tcW w:type="dxa" w:w="1350"/>
+              <w:t xml:space="preserve">124</w:t>
+            </w:r>
+          </w:p>
+        </w:tc>
+        <w:tc>
+          <w:tcPr>
+            <w:tcW w:type="dxa" w:w="1450"/>
             <w:tcBorders>
               <w:top w:val="single" w:color="D9D4CB" w:sz="4"/>
               <w:left w:val="none" w:color="auto" w:sz="0"/>
               <w:bottom w:val="single" w:color="D9D4CB" w:sz="4"/>
               <w:right w:val="none" w:color="auto" w:sz="0"/>
             </w:tcBorders>
+            <w:shd w:fill="FBFAF8" w:color="auto" w:val="clear"/>
             <w:tcMar>
               <w:top w:type="dxa" w:w="52"/>
               <w:left w:type="dxa" w:w="100"/>
@@ -14450,19 +14678,20 @@
                 <w:sz w:val="17"/>
                 <w:szCs w:val="17"/>
               </w:rPr>
-              <w:t xml:space="preserve">269,5</w:t>
-            </w:r>
-          </w:p>
-        </w:tc>
-        <w:tc>
-          <w:tcPr>
-            <w:tcW w:type="dxa" w:w="1300"/>
+              <w:t xml:space="preserve">278,6</w:t>
+            </w:r>
+          </w:p>
+        </w:tc>
+        <w:tc>
+          <w:tcPr>
+            <w:tcW w:type="dxa" w:w="1318"/>
             <w:tcBorders>
               <w:top w:val="single" w:color="D9D4CB" w:sz="4"/>
               <w:left w:val="none" w:color="auto" w:sz="0"/>
               <w:bottom w:val="single" w:color="D9D4CB" w:sz="4"/>
               <w:right w:val="none" w:color="auto" w:sz="0"/>
             </w:tcBorders>
+            <w:shd w:fill="FBFAF8" w:color="auto" w:val="clear"/>
             <w:tcMar>
               <w:top w:type="dxa" w:w="52"/>
               <w:left w:type="dxa" w:w="100"/>
@@ -14487,44 +14716,7 @@
                 <w:sz w:val="17"/>
                 <w:szCs w:val="17"/>
               </w:rPr>
-              <w:t xml:space="preserve">+82,5</w:t>
-            </w:r>
-          </w:p>
-        </w:tc>
-        <w:tc>
-          <w:tcPr>
-            <w:tcW w:type="dxa" w:w="1288"/>
-            <w:tcBorders>
-              <w:top w:val="single" w:color="D9D4CB" w:sz="4"/>
-              <w:left w:val="none" w:color="auto" w:sz="0"/>
-              <w:bottom w:val="single" w:color="D9D4CB" w:sz="4"/>
-              <w:right w:val="none" w:color="auto" w:sz="0"/>
-            </w:tcBorders>
-            <w:tcMar>
-              <w:top w:type="dxa" w:w="52"/>
-              <w:left w:type="dxa" w:w="100"/>
-              <w:bottom w:type="dxa" w:w="52"/>
-              <w:right w:type="dxa" w:w="100"/>
-            </w:tcMar>
-            <w:vAlign w:val="center"/>
-          </w:tcPr>
-          <w:p>
-            <w:pPr>
-              <w:spacing w:after="0" w:line="240" w:lineRule="auto"/>
-              <w:jc w:val="center"/>
-            </w:pPr>
-            <w:r>
-              <w:rPr>
-                <w:rFonts w:ascii="Arial" w:cs="Arial" w:eastAsia="Arial" w:hAnsi="Arial"/>
-                <w:b w:val="false"/>
-                <w:bCs w:val="false"/>
-                <w:i w:val="false"/>
-                <w:iCs w:val="false"/>
-                <w:color w:val="2A2E38"/>
-                <w:sz w:val="17"/>
-                <w:szCs w:val="17"/>
-              </w:rPr>
-              <w:t xml:space="preserve">+44 %</w:t>
+              <w:t xml:space="preserve">2 196 133</w:t>
             </w:r>
           </w:p>
         </w:tc>
@@ -14532,14 +14724,13 @@
       <w:tr>
         <w:tc>
           <w:tcPr>
-            <w:tcW w:type="dxa" w:w="450"/>
+            <w:tcW w:type="dxa" w:w="520"/>
             <w:tcBorders>
               <w:top w:val="single" w:color="D9D4CB" w:sz="4"/>
               <w:left w:val="none" w:color="auto" w:sz="0"/>
               <w:bottom w:val="single" w:color="D9D4CB" w:sz="4"/>
               <w:right w:val="none" w:color="auto" w:sz="0"/>
             </w:tcBorders>
-            <w:shd w:fill="FBFAF8" w:color="auto" w:val="clear"/>
             <w:tcMar>
               <w:top w:type="dxa" w:w="52"/>
               <w:left w:type="dxa" w:w="100"/>
@@ -14564,20 +14755,19 @@
                 <w:sz w:val="17"/>
                 <w:szCs w:val="17"/>
               </w:rPr>
-              <w:t xml:space="preserve">2</w:t>
-            </w:r>
-          </w:p>
-        </w:tc>
-        <w:tc>
-          <w:tcPr>
-            <w:tcW w:type="dxa" w:w="1900"/>
+              <w:t xml:space="preserve">3</w:t>
+            </w:r>
+          </w:p>
+        </w:tc>
+        <w:tc>
+          <w:tcPr>
+            <w:tcW w:type="dxa" w:w="2300"/>
             <w:tcBorders>
               <w:top w:val="single" w:color="D9D4CB" w:sz="4"/>
               <w:left w:val="none" w:color="auto" w:sz="0"/>
               <w:bottom w:val="single" w:color="D9D4CB" w:sz="4"/>
               <w:right w:val="none" w:color="auto" w:sz="0"/>
             </w:tcBorders>
-            <w:shd w:fill="FBFAF8" w:color="auto" w:val="clear"/>
             <w:tcMar>
               <w:top w:type="dxa" w:w="52"/>
               <w:left w:type="dxa" w:w="100"/>
@@ -14602,20 +14792,19 @@
                 <w:sz w:val="17"/>
                 <w:szCs w:val="17"/>
               </w:rPr>
-              <w:t xml:space="preserve">Клубный дом Форум</w:t>
-            </w:r>
-          </w:p>
-        </w:tc>
-        <w:tc>
-          <w:tcPr>
-            <w:tcW w:type="dxa" w:w="1400"/>
+              <w:t xml:space="preserve">Дом Франка</w:t>
+            </w:r>
+          </w:p>
+        </w:tc>
+        <w:tc>
+          <w:tcPr>
+            <w:tcW w:type="dxa" w:w="2000"/>
             <w:tcBorders>
               <w:top w:val="single" w:color="D9D4CB" w:sz="4"/>
               <w:left w:val="none" w:color="auto" w:sz="0"/>
               <w:bottom w:val="single" w:color="D9D4CB" w:sz="4"/>
               <w:right w:val="none" w:color="auto" w:sz="0"/>
             </w:tcBorders>
-            <w:shd w:fill="FBFAF8" w:color="auto" w:val="clear"/>
             <w:tcMar>
               <w:top w:type="dxa" w:w="52"/>
               <w:left w:type="dxa" w:w="100"/>
@@ -14640,20 +14829,19 @@
                 <w:sz w:val="17"/>
                 <w:szCs w:val="17"/>
               </w:rPr>
-              <w:t xml:space="preserve">новостройка</w:t>
-            </w:r>
-          </w:p>
-        </w:tc>
-        <w:tc>
-          <w:tcPr>
-            <w:tcW w:type="dxa" w:w="700"/>
+              <w:t xml:space="preserve">новостройка, IV кв. 2026</w:t>
+            </w:r>
+          </w:p>
+        </w:tc>
+        <w:tc>
+          <w:tcPr>
+            <w:tcW w:type="dxa" w:w="750"/>
             <w:tcBorders>
               <w:top w:val="single" w:color="D9D4CB" w:sz="4"/>
               <w:left w:val="none" w:color="auto" w:sz="0"/>
               <w:bottom w:val="single" w:color="D9D4CB" w:sz="4"/>
               <w:right w:val="none" w:color="auto" w:sz="0"/>
             </w:tcBorders>
-            <w:shd w:fill="FBFAF8" w:color="auto" w:val="clear"/>
             <w:tcMar>
               <w:top w:type="dxa" w:w="52"/>
               <w:left w:type="dxa" w:w="100"/>
@@ -14678,20 +14866,19 @@
                 <w:sz w:val="17"/>
                 <w:szCs w:val="17"/>
               </w:rPr>
-              <w:t xml:space="preserve">16</w:t>
-            </w:r>
-          </w:p>
-        </w:tc>
-        <w:tc>
-          <w:tcPr>
-            <w:tcW w:type="dxa" w:w="1250"/>
+              <w:t xml:space="preserve">8</w:t>
+            </w:r>
+          </w:p>
+        </w:tc>
+        <w:tc>
+          <w:tcPr>
+            <w:tcW w:type="dxa" w:w="1300"/>
             <w:tcBorders>
               <w:top w:val="single" w:color="D9D4CB" w:sz="4"/>
               <w:left w:val="none" w:color="auto" w:sz="0"/>
               <w:bottom w:val="single" w:color="D9D4CB" w:sz="4"/>
               <w:right w:val="none" w:color="auto" w:sz="0"/>
             </w:tcBorders>
-            <w:shd w:fill="FBFAF8" w:color="auto" w:val="clear"/>
             <w:tcMar>
               <w:top w:type="dxa" w:w="52"/>
               <w:left w:type="dxa" w:w="100"/>
@@ -14716,20 +14903,19 @@
                 <w:sz w:val="17"/>
                 <w:szCs w:val="17"/>
               </w:rPr>
-              <w:t xml:space="preserve">2 196 133</w:t>
-            </w:r>
-          </w:p>
-        </w:tc>
-        <w:tc>
-          <w:tcPr>
-            <w:tcW w:type="dxa" w:w="1350"/>
+              <w:t xml:space="preserve">144</w:t>
+            </w:r>
+          </w:p>
+        </w:tc>
+        <w:tc>
+          <w:tcPr>
+            <w:tcW w:type="dxa" w:w="1450"/>
             <w:tcBorders>
               <w:top w:val="single" w:color="D9D4CB" w:sz="4"/>
               <w:left w:val="none" w:color="auto" w:sz="0"/>
               <w:bottom w:val="single" w:color="D9D4CB" w:sz="4"/>
               <w:right w:val="none" w:color="auto" w:sz="0"/>
             </w:tcBorders>
-            <w:shd w:fill="FBFAF8" w:color="auto" w:val="clear"/>
             <w:tcMar>
               <w:top w:type="dxa" w:w="52"/>
               <w:left w:type="dxa" w:w="100"/>
@@ -14754,20 +14940,19 @@
                 <w:sz w:val="17"/>
                 <w:szCs w:val="17"/>
               </w:rPr>
-              <w:t xml:space="preserve">241,6</w:t>
-            </w:r>
-          </w:p>
-        </w:tc>
-        <w:tc>
-          <w:tcPr>
-            <w:tcW w:type="dxa" w:w="1300"/>
+              <w:t xml:space="preserve">257,5</w:t>
+            </w:r>
+          </w:p>
+        </w:tc>
+        <w:tc>
+          <w:tcPr>
+            <w:tcW w:type="dxa" w:w="1318"/>
             <w:tcBorders>
               <w:top w:val="single" w:color="D9D4CB" w:sz="4"/>
               <w:left w:val="none" w:color="auto" w:sz="0"/>
               <w:bottom w:val="single" w:color="D9D4CB" w:sz="4"/>
               <w:right w:val="none" w:color="auto" w:sz="0"/>
             </w:tcBorders>
-            <w:shd w:fill="FBFAF8" w:color="auto" w:val="clear"/>
             <w:tcMar>
               <w:top w:type="dxa" w:w="52"/>
               <w:left w:type="dxa" w:w="100"/>
@@ -14792,45 +14977,7 @@
                 <w:sz w:val="17"/>
                 <w:szCs w:val="17"/>
               </w:rPr>
-              <w:t xml:space="preserve">+54,6</w:t>
-            </w:r>
-          </w:p>
-        </w:tc>
-        <w:tc>
-          <w:tcPr>
-            <w:tcW w:type="dxa" w:w="1288"/>
-            <w:tcBorders>
-              <w:top w:val="single" w:color="D9D4CB" w:sz="4"/>
-              <w:left w:val="none" w:color="auto" w:sz="0"/>
-              <w:bottom w:val="single" w:color="D9D4CB" w:sz="4"/>
-              <w:right w:val="none" w:color="auto" w:sz="0"/>
-            </w:tcBorders>
-            <w:shd w:fill="FBFAF8" w:color="auto" w:val="clear"/>
-            <w:tcMar>
-              <w:top w:type="dxa" w:w="52"/>
-              <w:left w:type="dxa" w:w="100"/>
-              <w:bottom w:type="dxa" w:w="52"/>
-              <w:right w:type="dxa" w:w="100"/>
-            </w:tcMar>
-            <w:vAlign w:val="center"/>
-          </w:tcPr>
-          <w:p>
-            <w:pPr>
-              <w:spacing w:after="0" w:line="240" w:lineRule="auto"/>
-              <w:jc w:val="center"/>
-            </w:pPr>
-            <w:r>
-              <w:rPr>
-                <w:rFonts w:ascii="Arial" w:cs="Arial" w:eastAsia="Arial" w:hAnsi="Arial"/>
-                <w:b w:val="false"/>
-                <w:bCs w:val="false"/>
-                <w:i w:val="false"/>
-                <w:iCs w:val="false"/>
-                <w:color w:val="2A2E38"/>
-                <w:sz w:val="17"/>
-                <w:szCs w:val="17"/>
-              </w:rPr>
-              <w:t xml:space="preserve">+29 %</w:t>
+              <w:t xml:space="preserve">1 823 912</w:t>
             </w:r>
           </w:p>
         </w:tc>
@@ -14838,13 +14985,14 @@
       <w:tr>
         <w:tc>
           <w:tcPr>
-            <w:tcW w:type="dxa" w:w="450"/>
+            <w:tcW w:type="dxa" w:w="520"/>
             <w:tcBorders>
               <w:top w:val="single" w:color="D9D4CB" w:sz="4"/>
               <w:left w:val="none" w:color="auto" w:sz="0"/>
               <w:bottom w:val="single" w:color="D9D4CB" w:sz="4"/>
               <w:right w:val="none" w:color="auto" w:sz="0"/>
             </w:tcBorders>
+            <w:shd w:fill="FBFAF8" w:color="auto" w:val="clear"/>
             <w:tcMar>
               <w:top w:type="dxa" w:w="52"/>
               <w:left w:type="dxa" w:w="100"/>
@@ -14869,19 +15017,20 @@
                 <w:sz w:val="17"/>
                 <w:szCs w:val="17"/>
               </w:rPr>
-              <w:t xml:space="preserve">3</w:t>
-            </w:r>
-          </w:p>
-        </w:tc>
-        <w:tc>
-          <w:tcPr>
-            <w:tcW w:type="dxa" w:w="1900"/>
+              <w:t xml:space="preserve">9</w:t>
+            </w:r>
+          </w:p>
+        </w:tc>
+        <w:tc>
+          <w:tcPr>
+            <w:tcW w:type="dxa" w:w="2300"/>
             <w:tcBorders>
               <w:top w:val="single" w:color="D9D4CB" w:sz="4"/>
               <w:left w:val="none" w:color="auto" w:sz="0"/>
               <w:bottom w:val="single" w:color="D9D4CB" w:sz="4"/>
               <w:right w:val="none" w:color="auto" w:sz="0"/>
             </w:tcBorders>
+            <w:shd w:fill="FBFAF8" w:color="auto" w:val="clear"/>
             <w:tcMar>
               <w:top w:type="dxa" w:w="52"/>
               <w:left w:type="dxa" w:w="100"/>
@@ -14906,19 +15055,20 @@
                 <w:sz w:val="17"/>
                 <w:szCs w:val="17"/>
               </w:rPr>
-              <w:t xml:space="preserve">Дом Франка</w:t>
-            </w:r>
-          </w:p>
-        </w:tc>
-        <w:tc>
-          <w:tcPr>
-            <w:tcW w:type="dxa" w:w="1400"/>
+              <w:t xml:space="preserve">Клубный дом ЦВЕТ32</w:t>
+            </w:r>
+          </w:p>
+        </w:tc>
+        <w:tc>
+          <w:tcPr>
+            <w:tcW w:type="dxa" w:w="2000"/>
             <w:tcBorders>
               <w:top w:val="single" w:color="D9D4CB" w:sz="4"/>
               <w:left w:val="none" w:color="auto" w:sz="0"/>
               <w:bottom w:val="single" w:color="D9D4CB" w:sz="4"/>
               <w:right w:val="none" w:color="auto" w:sz="0"/>
             </w:tcBorders>
+            <w:shd w:fill="FBFAF8" w:color="auto" w:val="clear"/>
             <w:tcMar>
               <w:top w:type="dxa" w:w="52"/>
               <w:left w:type="dxa" w:w="100"/>
@@ -14943,19 +15093,20 @@
                 <w:sz w:val="17"/>
                 <w:szCs w:val="17"/>
               </w:rPr>
-              <w:t xml:space="preserve">новостройка</w:t>
-            </w:r>
-          </w:p>
-        </w:tc>
-        <w:tc>
-          <w:tcPr>
-            <w:tcW w:type="dxa" w:w="700"/>
+              <w:t xml:space="preserve">вторичка, 2019</w:t>
+            </w:r>
+          </w:p>
+        </w:tc>
+        <w:tc>
+          <w:tcPr>
+            <w:tcW w:type="dxa" w:w="750"/>
             <w:tcBorders>
               <w:top w:val="single" w:color="D9D4CB" w:sz="4"/>
               <w:left w:val="none" w:color="auto" w:sz="0"/>
               <w:bottom w:val="single" w:color="D9D4CB" w:sz="4"/>
               <w:right w:val="none" w:color="auto" w:sz="0"/>
             </w:tcBorders>
+            <w:shd w:fill="FBFAF8" w:color="auto" w:val="clear"/>
             <w:tcMar>
               <w:top w:type="dxa" w:w="52"/>
               <w:left w:type="dxa" w:w="100"/>
@@ -14980,19 +15131,20 @@
                 <w:sz w:val="17"/>
                 <w:szCs w:val="17"/>
               </w:rPr>
-              <w:t xml:space="preserve">8</w:t>
-            </w:r>
-          </w:p>
-        </w:tc>
-        <w:tc>
-          <w:tcPr>
-            <w:tcW w:type="dxa" w:w="1250"/>
+              <w:t xml:space="preserve">6</w:t>
+            </w:r>
+          </w:p>
+        </w:tc>
+        <w:tc>
+          <w:tcPr>
+            <w:tcW w:type="dxa" w:w="1300"/>
             <w:tcBorders>
               <w:top w:val="single" w:color="D9D4CB" w:sz="4"/>
               <w:left w:val="none" w:color="auto" w:sz="0"/>
               <w:bottom w:val="single" w:color="D9D4CB" w:sz="4"/>
               <w:right w:val="none" w:color="auto" w:sz="0"/>
             </w:tcBorders>
+            <w:shd w:fill="FBFAF8" w:color="auto" w:val="clear"/>
             <w:tcMar>
               <w:top w:type="dxa" w:w="52"/>
               <w:left w:type="dxa" w:w="100"/>
@@ -15017,19 +15169,20 @@
                 <w:sz w:val="17"/>
                 <w:szCs w:val="17"/>
               </w:rPr>
-              <w:t xml:space="preserve">1 823 912</w:t>
-            </w:r>
-          </w:p>
-        </w:tc>
-        <w:tc>
-          <w:tcPr>
-            <w:tcW w:type="dxa" w:w="1350"/>
+              <w:t xml:space="preserve">98</w:t>
+            </w:r>
+          </w:p>
+        </w:tc>
+        <w:tc>
+          <w:tcPr>
+            <w:tcW w:type="dxa" w:w="1450"/>
             <w:tcBorders>
               <w:top w:val="single" w:color="D9D4CB" w:sz="4"/>
               <w:left w:val="none" w:color="auto" w:sz="0"/>
               <w:bottom w:val="single" w:color="D9D4CB" w:sz="4"/>
               <w:right w:val="none" w:color="auto" w:sz="0"/>
             </w:tcBorders>
+            <w:shd w:fill="FBFAF8" w:color="auto" w:val="clear"/>
             <w:tcMar>
               <w:top w:type="dxa" w:w="52"/>
               <w:left w:type="dxa" w:w="100"/>
@@ -15054,19 +15207,20 @@
                 <w:sz w:val="17"/>
                 <w:szCs w:val="17"/>
               </w:rPr>
-              <w:t xml:space="preserve">200,6</w:t>
-            </w:r>
-          </w:p>
-        </w:tc>
-        <w:tc>
-          <w:tcPr>
-            <w:tcW w:type="dxa" w:w="1300"/>
+              <w:t xml:space="preserve">150,8</w:t>
+            </w:r>
+          </w:p>
+        </w:tc>
+        <w:tc>
+          <w:tcPr>
+            <w:tcW w:type="dxa" w:w="1318"/>
             <w:tcBorders>
               <w:top w:val="single" w:color="D9D4CB" w:sz="4"/>
               <w:left w:val="none" w:color="auto" w:sz="0"/>
               <w:bottom w:val="single" w:color="D9D4CB" w:sz="4"/>
               <w:right w:val="none" w:color="auto" w:sz="0"/>
             </w:tcBorders>
+            <w:shd w:fill="FBFAF8" w:color="auto" w:val="clear"/>
             <w:tcMar>
               <w:top w:type="dxa" w:w="52"/>
               <w:left w:type="dxa" w:w="100"/>
@@ -15091,44 +15245,7 @@
                 <w:sz w:val="17"/>
                 <w:szCs w:val="17"/>
               </w:rPr>
-              <w:t xml:space="preserve">+13,6</w:t>
-            </w:r>
-          </w:p>
-        </w:tc>
-        <w:tc>
-          <w:tcPr>
-            <w:tcW w:type="dxa" w:w="1288"/>
-            <w:tcBorders>
-              <w:top w:val="single" w:color="D9D4CB" w:sz="4"/>
-              <w:left w:val="none" w:color="auto" w:sz="0"/>
-              <w:bottom w:val="single" w:color="D9D4CB" w:sz="4"/>
-              <w:right w:val="none" w:color="auto" w:sz="0"/>
-            </w:tcBorders>
-            <w:tcMar>
-              <w:top w:type="dxa" w:w="52"/>
-              <w:left w:type="dxa" w:w="100"/>
-              <w:bottom w:type="dxa" w:w="52"/>
-              <w:right w:type="dxa" w:w="100"/>
-            </w:tcMar>
-            <w:vAlign w:val="center"/>
-          </w:tcPr>
-          <w:p>
-            <w:pPr>
-              <w:spacing w:after="0" w:line="240" w:lineRule="auto"/>
-              <w:jc w:val="center"/>
-            </w:pPr>
-            <w:r>
-              <w:rPr>
-                <w:rFonts w:ascii="Arial" w:cs="Arial" w:eastAsia="Arial" w:hAnsi="Arial"/>
-                <w:b w:val="false"/>
-                <w:bCs w:val="false"/>
-                <w:i w:val="false"/>
-                <w:iCs w:val="false"/>
-                <w:color w:val="2A2E38"/>
-                <w:sz w:val="17"/>
-                <w:szCs w:val="17"/>
-              </w:rPr>
-              <w:t xml:space="preserve">+7 %</w:t>
+              <w:t xml:space="preserve">1 359 294</w:t>
             </w:r>
           </w:p>
         </w:tc>
@@ -15136,14 +15253,13 @@
       <w:tr>
         <w:tc>
           <w:tcPr>
-            <w:tcW w:type="dxa" w:w="450"/>
+            <w:tcW w:type="dxa" w:w="520"/>
             <w:tcBorders>
               <w:top w:val="single" w:color="D9D4CB" w:sz="4"/>
               <w:left w:val="none" w:color="auto" w:sz="0"/>
               <w:bottom w:val="single" w:color="D9D4CB" w:sz="4"/>
               <w:right w:val="none" w:color="auto" w:sz="0"/>
             </w:tcBorders>
-            <w:shd w:fill="FBFAF8" w:color="auto" w:val="clear"/>
             <w:tcMar>
               <w:top w:type="dxa" w:w="52"/>
               <w:left w:type="dxa" w:w="100"/>
@@ -15168,20 +15284,19 @@
                 <w:sz w:val="17"/>
                 <w:szCs w:val="17"/>
               </w:rPr>
-              <w:t xml:space="preserve">9</w:t>
-            </w:r>
-          </w:p>
-        </w:tc>
-        <w:tc>
-          <w:tcPr>
-            <w:tcW w:type="dxa" w:w="1900"/>
+              <w:t xml:space="preserve">10</w:t>
+            </w:r>
+          </w:p>
+        </w:tc>
+        <w:tc>
+          <w:tcPr>
+            <w:tcW w:type="dxa" w:w="2300"/>
             <w:tcBorders>
               <w:top w:val="single" w:color="D9D4CB" w:sz="4"/>
               <w:left w:val="none" w:color="auto" w:sz="0"/>
               <w:bottom w:val="single" w:color="D9D4CB" w:sz="4"/>
               <w:right w:val="none" w:color="auto" w:sz="0"/>
             </w:tcBorders>
-            <w:shd w:fill="FBFAF8" w:color="auto" w:val="clear"/>
             <w:tcMar>
               <w:top w:type="dxa" w:w="52"/>
               <w:left w:type="dxa" w:w="100"/>
@@ -15206,20 +15321,19 @@
                 <w:sz w:val="17"/>
                 <w:szCs w:val="17"/>
               </w:rPr>
-              <w:t xml:space="preserve">Клубный дом ЦВЕТ32</w:t>
-            </w:r>
-          </w:p>
-        </w:tc>
-        <w:tc>
-          <w:tcPr>
-            <w:tcW w:type="dxa" w:w="1400"/>
+              <w:t xml:space="preserve">Легенда Цветного</w:t>
+            </w:r>
+          </w:p>
+        </w:tc>
+        <w:tc>
+          <w:tcPr>
+            <w:tcW w:type="dxa" w:w="2000"/>
             <w:tcBorders>
               <w:top w:val="single" w:color="D9D4CB" w:sz="4"/>
               <w:left w:val="none" w:color="auto" w:sz="0"/>
               <w:bottom w:val="single" w:color="D9D4CB" w:sz="4"/>
               <w:right w:val="none" w:color="auto" w:sz="0"/>
             </w:tcBorders>
-            <w:shd w:fill="FBFAF8" w:color="auto" w:val="clear"/>
             <w:tcMar>
               <w:top w:type="dxa" w:w="52"/>
               <w:left w:type="dxa" w:w="100"/>
@@ -15244,20 +15358,19 @@
                 <w:sz w:val="17"/>
                 <w:szCs w:val="17"/>
               </w:rPr>
-              <w:t xml:space="preserve">вторичка</w:t>
-            </w:r>
-          </w:p>
-        </w:tc>
-        <w:tc>
-          <w:tcPr>
-            <w:tcW w:type="dxa" w:w="700"/>
+              <w:t xml:space="preserve">вторичка, 2010</w:t>
+            </w:r>
+          </w:p>
+        </w:tc>
+        <w:tc>
+          <w:tcPr>
+            <w:tcW w:type="dxa" w:w="750"/>
             <w:tcBorders>
               <w:top w:val="single" w:color="D9D4CB" w:sz="4"/>
               <w:left w:val="none" w:color="auto" w:sz="0"/>
               <w:bottom w:val="single" w:color="D9D4CB" w:sz="4"/>
               <w:right w:val="none" w:color="auto" w:sz="0"/>
             </w:tcBorders>
-            <w:shd w:fill="FBFAF8" w:color="auto" w:val="clear"/>
             <w:tcMar>
               <w:top w:type="dxa" w:w="52"/>
               <w:left w:type="dxa" w:w="100"/>
@@ -15282,20 +15395,19 @@
                 <w:sz w:val="17"/>
                 <w:szCs w:val="17"/>
               </w:rPr>
-              <w:t xml:space="preserve">6</w:t>
-            </w:r>
-          </w:p>
-        </w:tc>
-        <w:tc>
-          <w:tcPr>
-            <w:tcW w:type="dxa" w:w="1250"/>
+              <w:t xml:space="preserve">3</w:t>
+            </w:r>
+          </w:p>
+        </w:tc>
+        <w:tc>
+          <w:tcPr>
+            <w:tcW w:type="dxa" w:w="1300"/>
             <w:tcBorders>
               <w:top w:val="single" w:color="D9D4CB" w:sz="4"/>
               <w:left w:val="none" w:color="auto" w:sz="0"/>
               <w:bottom w:val="single" w:color="D9D4CB" w:sz="4"/>
               <w:right w:val="none" w:color="auto" w:sz="0"/>
             </w:tcBorders>
-            <w:shd w:fill="FBFAF8" w:color="auto" w:val="clear"/>
             <w:tcMar>
               <w:top w:type="dxa" w:w="52"/>
               <w:left w:type="dxa" w:w="100"/>
@@ -15320,20 +15432,19 @@
                 <w:sz w:val="17"/>
                 <w:szCs w:val="17"/>
               </w:rPr>
-              <w:t xml:space="preserve">1 359 294</w:t>
-            </w:r>
-          </w:p>
-        </w:tc>
-        <w:tc>
-          <w:tcPr>
-            <w:tcW w:type="dxa" w:w="1350"/>
+              <w:t xml:space="preserve">205</w:t>
+            </w:r>
+          </w:p>
+        </w:tc>
+        <w:tc>
+          <w:tcPr>
+            <w:tcW w:type="dxa" w:w="1450"/>
             <w:tcBorders>
               <w:top w:val="single" w:color="D9D4CB" w:sz="4"/>
               <w:left w:val="none" w:color="auto" w:sz="0"/>
               <w:bottom w:val="single" w:color="D9D4CB" w:sz="4"/>
               <w:right w:val="none" w:color="auto" w:sz="0"/>
             </w:tcBorders>
-            <w:shd w:fill="FBFAF8" w:color="auto" w:val="clear"/>
             <w:tcMar>
               <w:top w:type="dxa" w:w="52"/>
               <w:left w:type="dxa" w:w="100"/>
@@ -15358,20 +15469,19 @@
                 <w:sz w:val="17"/>
                 <w:szCs w:val="17"/>
               </w:rPr>
-              <w:t xml:space="preserve">149,5</w:t>
-            </w:r>
-          </w:p>
-        </w:tc>
-        <w:tc>
-          <w:tcPr>
-            <w:tcW w:type="dxa" w:w="1300"/>
+              <w:t xml:space="preserve">230,0</w:t>
+            </w:r>
+          </w:p>
+        </w:tc>
+        <w:tc>
+          <w:tcPr>
+            <w:tcW w:type="dxa" w:w="1318"/>
             <w:tcBorders>
               <w:top w:val="single" w:color="D9D4CB" w:sz="4"/>
               <w:left w:val="none" w:color="auto" w:sz="0"/>
               <w:bottom w:val="single" w:color="D9D4CB" w:sz="4"/>
               <w:right w:val="none" w:color="auto" w:sz="0"/>
             </w:tcBorders>
-            <w:shd w:fill="FBFAF8" w:color="auto" w:val="clear"/>
             <w:tcMar>
               <w:top w:type="dxa" w:w="52"/>
               <w:left w:type="dxa" w:w="100"/>
@@ -15396,45 +15506,7 @@
                 <w:sz w:val="17"/>
                 <w:szCs w:val="17"/>
               </w:rPr>
-              <w:t xml:space="preserve">−37,5</w:t>
-            </w:r>
-          </w:p>
-        </w:tc>
-        <w:tc>
-          <w:tcPr>
-            <w:tcW w:type="dxa" w:w="1288"/>
-            <w:tcBorders>
-              <w:top w:val="single" w:color="D9D4CB" w:sz="4"/>
-              <w:left w:val="none" w:color="auto" w:sz="0"/>
-              <w:bottom w:val="single" w:color="D9D4CB" w:sz="4"/>
-              <w:right w:val="none" w:color="auto" w:sz="0"/>
-            </w:tcBorders>
-            <w:shd w:fill="FBFAF8" w:color="auto" w:val="clear"/>
-            <w:tcMar>
-              <w:top w:type="dxa" w:w="52"/>
-              <w:left w:type="dxa" w:w="100"/>
-              <w:bottom w:type="dxa" w:w="52"/>
-              <w:right w:type="dxa" w:w="100"/>
-            </w:tcMar>
-            <w:vAlign w:val="center"/>
-          </w:tcPr>
-          <w:p>
-            <w:pPr>
-              <w:spacing w:after="0" w:line="240" w:lineRule="auto"/>
-              <w:jc w:val="center"/>
-            </w:pPr>
-            <w:r>
-              <w:rPr>
-                <w:rFonts w:ascii="Arial" w:cs="Arial" w:eastAsia="Arial" w:hAnsi="Arial"/>
-                <w:b w:val="false"/>
-                <w:bCs w:val="false"/>
-                <w:i w:val="false"/>
-                <w:iCs w:val="false"/>
-                <w:color w:val="2A2E38"/>
-                <w:sz w:val="17"/>
-                <w:szCs w:val="17"/>
-              </w:rPr>
-              <w:t xml:space="preserve">−20 %</w:t>
+              <w:t xml:space="preserve">1 119 919</w:t>
             </w:r>
           </w:p>
         </w:tc>
@@ -15442,13 +15514,14 @@
       <w:tr>
         <w:tc>
           <w:tcPr>
-            <w:tcW w:type="dxa" w:w="450"/>
+            <w:tcW w:type="dxa" w:w="520"/>
             <w:tcBorders>
               <w:top w:val="single" w:color="D9D4CB" w:sz="4"/>
               <w:left w:val="none" w:color="auto" w:sz="0"/>
               <w:bottom w:val="single" w:color="D9D4CB" w:sz="4"/>
               <w:right w:val="none" w:color="auto" w:sz="0"/>
             </w:tcBorders>
+            <w:shd w:fill="FBFAF8" w:color="auto" w:val="clear"/>
             <w:tcMar>
               <w:top w:type="dxa" w:w="52"/>
               <w:left w:type="dxa" w:w="100"/>
@@ -15473,19 +15546,20 @@
                 <w:sz w:val="17"/>
                 <w:szCs w:val="17"/>
               </w:rPr>
-              <w:t xml:space="preserve">10</w:t>
-            </w:r>
-          </w:p>
-        </w:tc>
-        <w:tc>
-          <w:tcPr>
-            <w:tcW w:type="dxa" w:w="1900"/>
+              <w:t xml:space="preserve">6</w:t>
+            </w:r>
+          </w:p>
+        </w:tc>
+        <w:tc>
+          <w:tcPr>
+            <w:tcW w:type="dxa" w:w="2300"/>
             <w:tcBorders>
               <w:top w:val="single" w:color="D9D4CB" w:sz="4"/>
               <w:left w:val="none" w:color="auto" w:sz="0"/>
               <w:bottom w:val="single" w:color="D9D4CB" w:sz="4"/>
               <w:right w:val="none" w:color="auto" w:sz="0"/>
             </w:tcBorders>
+            <w:shd w:fill="FBFAF8" w:color="auto" w:val="clear"/>
             <w:tcMar>
               <w:top w:type="dxa" w:w="52"/>
               <w:left w:type="dxa" w:w="100"/>
@@ -15510,19 +15584,20 @@
                 <w:sz w:val="17"/>
                 <w:szCs w:val="17"/>
               </w:rPr>
-              <w:t xml:space="preserve">Легенда Цветного</w:t>
-            </w:r>
-          </w:p>
-        </w:tc>
-        <w:tc>
-          <w:tcPr>
-            <w:tcW w:type="dxa" w:w="1400"/>
+              <w:t xml:space="preserve">Barkli Park (Баркли Парк)</w:t>
+            </w:r>
+          </w:p>
+        </w:tc>
+        <w:tc>
+          <w:tcPr>
+            <w:tcW w:type="dxa" w:w="2000"/>
             <w:tcBorders>
               <w:top w:val="single" w:color="D9D4CB" w:sz="4"/>
               <w:left w:val="none" w:color="auto" w:sz="0"/>
               <w:bottom w:val="single" w:color="D9D4CB" w:sz="4"/>
               <w:right w:val="none" w:color="auto" w:sz="0"/>
             </w:tcBorders>
+            <w:shd w:fill="FBFAF8" w:color="auto" w:val="clear"/>
             <w:tcMar>
               <w:top w:type="dxa" w:w="52"/>
               <w:left w:type="dxa" w:w="100"/>
@@ -15547,19 +15622,20 @@
                 <w:sz w:val="17"/>
                 <w:szCs w:val="17"/>
               </w:rPr>
-              <w:t xml:space="preserve">вторичка</w:t>
-            </w:r>
-          </w:p>
-        </w:tc>
-        <w:tc>
-          <w:tcPr>
-            <w:tcW w:type="dxa" w:w="700"/>
+              <w:t xml:space="preserve">вторичка, 2013</w:t>
+            </w:r>
+          </w:p>
+        </w:tc>
+        <w:tc>
+          <w:tcPr>
+            <w:tcW w:type="dxa" w:w="750"/>
             <w:tcBorders>
               <w:top w:val="single" w:color="D9D4CB" w:sz="4"/>
               <w:left w:val="none" w:color="auto" w:sz="0"/>
               <w:bottom w:val="single" w:color="D9D4CB" w:sz="4"/>
               <w:right w:val="none" w:color="auto" w:sz="0"/>
             </w:tcBorders>
+            <w:shd w:fill="FBFAF8" w:color="auto" w:val="clear"/>
             <w:tcMar>
               <w:top w:type="dxa" w:w="52"/>
               <w:left w:type="dxa" w:w="100"/>
@@ -15584,19 +15660,20 @@
                 <w:sz w:val="17"/>
                 <w:szCs w:val="17"/>
               </w:rPr>
-              <w:t xml:space="preserve">3</w:t>
-            </w:r>
-          </w:p>
-        </w:tc>
-        <w:tc>
-          <w:tcPr>
-            <w:tcW w:type="dxa" w:w="1250"/>
+              <w:t xml:space="preserve">8</w:t>
+            </w:r>
+          </w:p>
+        </w:tc>
+        <w:tc>
+          <w:tcPr>
+            <w:tcW w:type="dxa" w:w="1300"/>
             <w:tcBorders>
               <w:top w:val="single" w:color="D9D4CB" w:sz="4"/>
               <w:left w:val="none" w:color="auto" w:sz="0"/>
               <w:bottom w:val="single" w:color="D9D4CB" w:sz="4"/>
               <w:right w:val="none" w:color="auto" w:sz="0"/>
             </w:tcBorders>
+            <w:shd w:fill="FBFAF8" w:color="auto" w:val="clear"/>
             <w:tcMar>
               <w:top w:type="dxa" w:w="52"/>
               <w:left w:type="dxa" w:w="100"/>
@@ -15621,19 +15698,20 @@
                 <w:sz w:val="17"/>
                 <w:szCs w:val="17"/>
               </w:rPr>
-              <w:t xml:space="preserve">1 119 919</w:t>
-            </w:r>
-          </w:p>
-        </w:tc>
-        <w:tc>
-          <w:tcPr>
-            <w:tcW w:type="dxa" w:w="1350"/>
+              <w:t xml:space="preserve">215</w:t>
+            </w:r>
+          </w:p>
+        </w:tc>
+        <w:tc>
+          <w:tcPr>
+            <w:tcW w:type="dxa" w:w="1450"/>
             <w:tcBorders>
               <w:top w:val="single" w:color="D9D4CB" w:sz="4"/>
               <w:left w:val="none" w:color="auto" w:sz="0"/>
               <w:bottom w:val="single" w:color="D9D4CB" w:sz="4"/>
               <w:right w:val="none" w:color="auto" w:sz="0"/>
             </w:tcBorders>
+            <w:shd w:fill="FBFAF8" w:color="auto" w:val="clear"/>
             <w:tcMar>
               <w:top w:type="dxa" w:w="52"/>
               <w:left w:type="dxa" w:w="100"/>
@@ -15658,19 +15736,20 @@
                 <w:sz w:val="17"/>
                 <w:szCs w:val="17"/>
               </w:rPr>
-              <w:t xml:space="preserve">123,2</w:t>
-            </w:r>
-          </w:p>
-        </w:tc>
-        <w:tc>
-          <w:tcPr>
-            <w:tcW w:type="dxa" w:w="1300"/>
+              <w:t xml:space="preserve">217,1</w:t>
+            </w:r>
+          </w:p>
+        </w:tc>
+        <w:tc>
+          <w:tcPr>
+            <w:tcW w:type="dxa" w:w="1318"/>
             <w:tcBorders>
               <w:top w:val="single" w:color="D9D4CB" w:sz="4"/>
               <w:left w:val="none" w:color="auto" w:sz="0"/>
               <w:bottom w:val="single" w:color="D9D4CB" w:sz="4"/>
               <w:right w:val="none" w:color="auto" w:sz="0"/>
             </w:tcBorders>
+            <w:shd w:fill="FBFAF8" w:color="auto" w:val="clear"/>
             <w:tcMar>
               <w:top w:type="dxa" w:w="52"/>
               <w:left w:type="dxa" w:w="100"/>
@@ -15695,44 +15774,7 @@
                 <w:sz w:val="17"/>
                 <w:szCs w:val="17"/>
               </w:rPr>
-              <w:t xml:space="preserve">−63,8</w:t>
-            </w:r>
-          </w:p>
-        </w:tc>
-        <w:tc>
-          <w:tcPr>
-            <w:tcW w:type="dxa" w:w="1288"/>
-            <w:tcBorders>
-              <w:top w:val="single" w:color="D9D4CB" w:sz="4"/>
-              <w:left w:val="none" w:color="auto" w:sz="0"/>
-              <w:bottom w:val="single" w:color="D9D4CB" w:sz="4"/>
-              <w:right w:val="none" w:color="auto" w:sz="0"/>
-            </w:tcBorders>
-            <w:tcMar>
-              <w:top w:type="dxa" w:w="52"/>
-              <w:left w:type="dxa" w:w="100"/>
-              <w:bottom w:type="dxa" w:w="52"/>
-              <w:right w:type="dxa" w:w="100"/>
-            </w:tcMar>
-            <w:vAlign w:val="center"/>
-          </w:tcPr>
-          <w:p>
-            <w:pPr>
-              <w:spacing w:after="0" w:line="240" w:lineRule="auto"/>
-              <w:jc w:val="center"/>
-            </w:pPr>
-            <w:r>
-              <w:rPr>
-                <w:rFonts w:ascii="Arial" w:cs="Arial" w:eastAsia="Arial" w:hAnsi="Arial"/>
-                <w:b w:val="false"/>
-                <w:bCs w:val="false"/>
-                <w:i w:val="false"/>
-                <w:iCs w:val="false"/>
-                <w:color w:val="2A2E38"/>
-                <w:sz w:val="17"/>
-                <w:szCs w:val="17"/>
-              </w:rPr>
-              <w:t xml:space="preserve">−34 %</w:t>
+              <w:t xml:space="preserve">1 018 437</w:t>
             </w:r>
           </w:p>
         </w:tc>
@@ -15740,14 +15782,13 @@
       <w:tr>
         <w:tc>
           <w:tcPr>
-            <w:tcW w:type="dxa" w:w="450"/>
+            <w:tcW w:type="dxa" w:w="520"/>
             <w:tcBorders>
               <w:top w:val="single" w:color="D9D4CB" w:sz="4"/>
               <w:left w:val="none" w:color="auto" w:sz="0"/>
               <w:bottom w:val="single" w:color="D9D4CB" w:sz="4"/>
               <w:right w:val="none" w:color="auto" w:sz="0"/>
             </w:tcBorders>
-            <w:shd w:fill="FBFAF8" w:color="auto" w:val="clear"/>
             <w:tcMar>
               <w:top w:type="dxa" w:w="52"/>
               <w:left w:type="dxa" w:w="100"/>
@@ -15772,20 +15813,19 @@
                 <w:sz w:val="17"/>
                 <w:szCs w:val="17"/>
               </w:rPr>
-              <w:t xml:space="preserve">6</w:t>
-            </w:r>
-          </w:p>
-        </w:tc>
-        <w:tc>
-          <w:tcPr>
-            <w:tcW w:type="dxa" w:w="1900"/>
+              <w:t xml:space="preserve">8</w:t>
+            </w:r>
+          </w:p>
+        </w:tc>
+        <w:tc>
+          <w:tcPr>
+            <w:tcW w:type="dxa" w:w="2300"/>
             <w:tcBorders>
               <w:top w:val="single" w:color="D9D4CB" w:sz="4"/>
               <w:left w:val="none" w:color="auto" w:sz="0"/>
               <w:bottom w:val="single" w:color="D9D4CB" w:sz="4"/>
               <w:right w:val="none" w:color="auto" w:sz="0"/>
             </w:tcBorders>
-            <w:shd w:fill="FBFAF8" w:color="auto" w:val="clear"/>
             <w:tcMar>
               <w:top w:type="dxa" w:w="52"/>
               <w:left w:type="dxa" w:w="100"/>
@@ -15810,20 +15850,19 @@
                 <w:sz w:val="17"/>
                 <w:szCs w:val="17"/>
               </w:rPr>
-              <w:t xml:space="preserve">Barkli Park (Баркли Парк)</w:t>
-            </w:r>
-          </w:p>
-        </w:tc>
-        <w:tc>
-          <w:tcPr>
-            <w:tcW w:type="dxa" w:w="1400"/>
+              <w:t xml:space="preserve">Dialog (Диалог)</w:t>
+            </w:r>
+          </w:p>
+        </w:tc>
+        <w:tc>
+          <w:tcPr>
+            <w:tcW w:type="dxa" w:w="2000"/>
             <w:tcBorders>
               <w:top w:val="single" w:color="D9D4CB" w:sz="4"/>
               <w:left w:val="none" w:color="auto" w:sz="0"/>
               <w:bottom w:val="single" w:color="D9D4CB" w:sz="4"/>
               <w:right w:val="none" w:color="auto" w:sz="0"/>
             </w:tcBorders>
-            <w:shd w:fill="FBFAF8" w:color="auto" w:val="clear"/>
             <w:tcMar>
               <w:top w:type="dxa" w:w="52"/>
               <w:left w:type="dxa" w:w="100"/>
@@ -15848,20 +15887,19 @@
                 <w:sz w:val="17"/>
                 <w:szCs w:val="17"/>
               </w:rPr>
-              <w:t xml:space="preserve">вторичка</w:t>
-            </w:r>
-          </w:p>
-        </w:tc>
-        <w:tc>
-          <w:tcPr>
-            <w:tcW w:type="dxa" w:w="700"/>
+              <w:t xml:space="preserve">вторичка, 2022</w:t>
+            </w:r>
+          </w:p>
+        </w:tc>
+        <w:tc>
+          <w:tcPr>
+            <w:tcW w:type="dxa" w:w="750"/>
             <w:tcBorders>
               <w:top w:val="single" w:color="D9D4CB" w:sz="4"/>
               <w:left w:val="none" w:color="auto" w:sz="0"/>
               <w:bottom w:val="single" w:color="D9D4CB" w:sz="4"/>
               <w:right w:val="none" w:color="auto" w:sz="0"/>
             </w:tcBorders>
-            <w:shd w:fill="FBFAF8" w:color="auto" w:val="clear"/>
             <w:tcMar>
               <w:top w:type="dxa" w:w="52"/>
               <w:left w:type="dxa" w:w="100"/>
@@ -15886,20 +15924,19 @@
                 <w:sz w:val="17"/>
                 <w:szCs w:val="17"/>
               </w:rPr>
-              <w:t xml:space="preserve">8</w:t>
-            </w:r>
-          </w:p>
-        </w:tc>
-        <w:tc>
-          <w:tcPr>
-            <w:tcW w:type="dxa" w:w="1250"/>
+              <w:t xml:space="preserve">10</w:t>
+            </w:r>
+          </w:p>
+        </w:tc>
+        <w:tc>
+          <w:tcPr>
+            <w:tcW w:type="dxa" w:w="1300"/>
             <w:tcBorders>
               <w:top w:val="single" w:color="D9D4CB" w:sz="4"/>
               <w:left w:val="none" w:color="auto" w:sz="0"/>
               <w:bottom w:val="single" w:color="D9D4CB" w:sz="4"/>
               <w:right w:val="none" w:color="auto" w:sz="0"/>
             </w:tcBorders>
-            <w:shd w:fill="FBFAF8" w:color="auto" w:val="clear"/>
             <w:tcMar>
               <w:top w:type="dxa" w:w="52"/>
               <w:left w:type="dxa" w:w="100"/>
@@ -15924,20 +15961,19 @@
                 <w:sz w:val="17"/>
                 <w:szCs w:val="17"/>
               </w:rPr>
-              <w:t xml:space="preserve">1 018 437</w:t>
-            </w:r>
-          </w:p>
-        </w:tc>
-        <w:tc>
-          <w:tcPr>
-            <w:tcW w:type="dxa" w:w="1350"/>
+              <w:t xml:space="preserve">74</w:t>
+            </w:r>
+          </w:p>
+        </w:tc>
+        <w:tc>
+          <w:tcPr>
+            <w:tcW w:type="dxa" w:w="1450"/>
             <w:tcBorders>
               <w:top w:val="single" w:color="D9D4CB" w:sz="4"/>
               <w:left w:val="none" w:color="auto" w:sz="0"/>
               <w:bottom w:val="single" w:color="D9D4CB" w:sz="4"/>
               <w:right w:val="none" w:color="auto" w:sz="0"/>
             </w:tcBorders>
-            <w:shd w:fill="FBFAF8" w:color="auto" w:val="clear"/>
             <w:tcMar>
               <w:top w:type="dxa" w:w="52"/>
               <w:left w:type="dxa" w:w="100"/>
@@ -15962,20 +15998,19 @@
                 <w:sz w:val="17"/>
                 <w:szCs w:val="17"/>
               </w:rPr>
-              <w:t xml:space="preserve">112,0</w:t>
-            </w:r>
-          </w:p>
-        </w:tc>
-        <w:tc>
-          <w:tcPr>
-            <w:tcW w:type="dxa" w:w="1300"/>
+              <w:t xml:space="preserve">73,6</w:t>
+            </w:r>
+          </w:p>
+        </w:tc>
+        <w:tc>
+          <w:tcPr>
+            <w:tcW w:type="dxa" w:w="1318"/>
             <w:tcBorders>
               <w:top w:val="single" w:color="D9D4CB" w:sz="4"/>
               <w:left w:val="none" w:color="auto" w:sz="0"/>
               <w:bottom w:val="single" w:color="D9D4CB" w:sz="4"/>
               <w:right w:val="none" w:color="auto" w:sz="0"/>
             </w:tcBorders>
-            <w:shd w:fill="FBFAF8" w:color="auto" w:val="clear"/>
             <w:tcMar>
               <w:top w:type="dxa" w:w="52"/>
               <w:left w:type="dxa" w:w="100"/>
@@ -16000,45 +16035,7 @@
                 <w:sz w:val="17"/>
                 <w:szCs w:val="17"/>
               </w:rPr>
-              <w:t xml:space="preserve">−75,0</w:t>
-            </w:r>
-          </w:p>
-        </w:tc>
-        <w:tc>
-          <w:tcPr>
-            <w:tcW w:type="dxa" w:w="1288"/>
-            <w:tcBorders>
-              <w:top w:val="single" w:color="D9D4CB" w:sz="4"/>
-              <w:left w:val="none" w:color="auto" w:sz="0"/>
-              <w:bottom w:val="single" w:color="D9D4CB" w:sz="4"/>
-              <w:right w:val="none" w:color="auto" w:sz="0"/>
-            </w:tcBorders>
-            <w:shd w:fill="FBFAF8" w:color="auto" w:val="clear"/>
-            <w:tcMar>
-              <w:top w:type="dxa" w:w="52"/>
-              <w:left w:type="dxa" w:w="100"/>
-              <w:bottom w:type="dxa" w:w="52"/>
-              <w:right w:type="dxa" w:w="100"/>
-            </w:tcMar>
-            <w:vAlign w:val="center"/>
-          </w:tcPr>
-          <w:p>
-            <w:pPr>
-              <w:spacing w:after="0" w:line="240" w:lineRule="auto"/>
-              <w:jc w:val="center"/>
-            </w:pPr>
-            <w:r>
-              <w:rPr>
-                <w:rFonts w:ascii="Arial" w:cs="Arial" w:eastAsia="Arial" w:hAnsi="Arial"/>
-                <w:b w:val="false"/>
-                <w:bCs w:val="false"/>
-                <w:i w:val="false"/>
-                <w:iCs w:val="false"/>
-                <w:color w:val="2A2E38"/>
-                <w:sz w:val="17"/>
-                <w:szCs w:val="17"/>
-              </w:rPr>
-              <w:t xml:space="preserve">−40 %</w:t>
+              <w:t xml:space="preserve">1 007 113</w:t>
             </w:r>
           </w:p>
         </w:tc>
@@ -16046,13 +16043,14 @@
       <w:tr>
         <w:tc>
           <w:tcPr>
-            <w:tcW w:type="dxa" w:w="450"/>
+            <w:tcW w:type="dxa" w:w="520"/>
             <w:tcBorders>
               <w:top w:val="single" w:color="D9D4CB" w:sz="4"/>
               <w:left w:val="none" w:color="auto" w:sz="0"/>
               <w:bottom w:val="single" w:color="D9D4CB" w:sz="4"/>
               <w:right w:val="none" w:color="auto" w:sz="0"/>
             </w:tcBorders>
+            <w:shd w:fill="FBFAF8" w:color="auto" w:val="clear"/>
             <w:tcMar>
               <w:top w:type="dxa" w:w="52"/>
               <w:left w:type="dxa" w:w="100"/>
@@ -16077,19 +16075,20 @@
                 <w:sz w:val="17"/>
                 <w:szCs w:val="17"/>
               </w:rPr>
-              <w:t xml:space="preserve">8</w:t>
-            </w:r>
-          </w:p>
-        </w:tc>
-        <w:tc>
-          <w:tcPr>
-            <w:tcW w:type="dxa" w:w="1900"/>
+              <w:t xml:space="preserve">7</w:t>
+            </w:r>
+          </w:p>
+        </w:tc>
+        <w:tc>
+          <w:tcPr>
+            <w:tcW w:type="dxa" w:w="2300"/>
             <w:tcBorders>
               <w:top w:val="single" w:color="D9D4CB" w:sz="4"/>
               <w:left w:val="none" w:color="auto" w:sz="0"/>
               <w:bottom w:val="single" w:color="D9D4CB" w:sz="4"/>
               <w:right w:val="none" w:color="auto" w:sz="0"/>
             </w:tcBorders>
+            <w:shd w:fill="FBFAF8" w:color="auto" w:val="clear"/>
             <w:tcMar>
               <w:top w:type="dxa" w:w="52"/>
               <w:left w:type="dxa" w:w="100"/>
@@ -16114,19 +16113,20 @@
                 <w:sz w:val="17"/>
                 <w:szCs w:val="17"/>
               </w:rPr>
-              <w:t xml:space="preserve">Dialog (Диалог)</w:t>
-            </w:r>
-          </w:p>
-        </w:tc>
-        <w:tc>
-          <w:tcPr>
-            <w:tcW w:type="dxa" w:w="1400"/>
+              <w:t xml:space="preserve">Sole Hill (Соле Хилл)</w:t>
+            </w:r>
+          </w:p>
+        </w:tc>
+        <w:tc>
+          <w:tcPr>
+            <w:tcW w:type="dxa" w:w="2000"/>
             <w:tcBorders>
               <w:top w:val="single" w:color="D9D4CB" w:sz="4"/>
               <w:left w:val="none" w:color="auto" w:sz="0"/>
               <w:bottom w:val="single" w:color="D9D4CB" w:sz="4"/>
               <w:right w:val="none" w:color="auto" w:sz="0"/>
             </w:tcBorders>
+            <w:shd w:fill="FBFAF8" w:color="auto" w:val="clear"/>
             <w:tcMar>
               <w:top w:type="dxa" w:w="52"/>
               <w:left w:type="dxa" w:w="100"/>
@@ -16151,19 +16151,20 @@
                 <w:sz w:val="17"/>
                 <w:szCs w:val="17"/>
               </w:rPr>
-              <w:t xml:space="preserve">вторичка</w:t>
-            </w:r>
-          </w:p>
-        </w:tc>
-        <w:tc>
-          <w:tcPr>
-            <w:tcW w:type="dxa" w:w="700"/>
+              <w:t xml:space="preserve">вторичка, 2024</w:t>
+            </w:r>
+          </w:p>
+        </w:tc>
+        <w:tc>
+          <w:tcPr>
+            <w:tcW w:type="dxa" w:w="750"/>
             <w:tcBorders>
               <w:top w:val="single" w:color="D9D4CB" w:sz="4"/>
               <w:left w:val="none" w:color="auto" w:sz="0"/>
               <w:bottom w:val="single" w:color="D9D4CB" w:sz="4"/>
               <w:right w:val="none" w:color="auto" w:sz="0"/>
             </w:tcBorders>
+            <w:shd w:fill="FBFAF8" w:color="auto" w:val="clear"/>
             <w:tcMar>
               <w:top w:type="dxa" w:w="52"/>
               <w:left w:type="dxa" w:w="100"/>
@@ -16188,19 +16189,20 @@
                 <w:sz w:val="17"/>
                 <w:szCs w:val="17"/>
               </w:rPr>
-              <w:t xml:space="preserve">10</w:t>
-            </w:r>
-          </w:p>
-        </w:tc>
-        <w:tc>
-          <w:tcPr>
-            <w:tcW w:type="dxa" w:w="1250"/>
+              <w:t xml:space="preserve">17</w:t>
+            </w:r>
+          </w:p>
+        </w:tc>
+        <w:tc>
+          <w:tcPr>
+            <w:tcW w:type="dxa" w:w="1300"/>
             <w:tcBorders>
               <w:top w:val="single" w:color="D9D4CB" w:sz="4"/>
               <w:left w:val="none" w:color="auto" w:sz="0"/>
               <w:bottom w:val="single" w:color="D9D4CB" w:sz="4"/>
               <w:right w:val="none" w:color="auto" w:sz="0"/>
             </w:tcBorders>
+            <w:shd w:fill="FBFAF8" w:color="auto" w:val="clear"/>
             <w:tcMar>
               <w:top w:type="dxa" w:w="52"/>
               <w:left w:type="dxa" w:w="100"/>
@@ -16225,19 +16227,20 @@
                 <w:sz w:val="17"/>
                 <w:szCs w:val="17"/>
               </w:rPr>
-              <w:t xml:space="preserve">1 007 113</w:t>
-            </w:r>
-          </w:p>
-        </w:tc>
-        <w:tc>
-          <w:tcPr>
-            <w:tcW w:type="dxa" w:w="1350"/>
+              <w:t xml:space="preserve">87</w:t>
+            </w:r>
+          </w:p>
+        </w:tc>
+        <w:tc>
+          <w:tcPr>
+            <w:tcW w:type="dxa" w:w="1450"/>
             <w:tcBorders>
               <w:top w:val="single" w:color="D9D4CB" w:sz="4"/>
               <w:left w:val="none" w:color="auto" w:sz="0"/>
               <w:bottom w:val="single" w:color="D9D4CB" w:sz="4"/>
               <w:right w:val="none" w:color="auto" w:sz="0"/>
             </w:tcBorders>
+            <w:shd w:fill="FBFAF8" w:color="auto" w:val="clear"/>
             <w:tcMar>
               <w:top w:type="dxa" w:w="52"/>
               <w:left w:type="dxa" w:w="100"/>
@@ -16262,19 +16265,20 @@
                 <w:sz w:val="17"/>
                 <w:szCs w:val="17"/>
               </w:rPr>
-              <w:t xml:space="preserve">110,8</w:t>
-            </w:r>
-          </w:p>
-        </w:tc>
-        <w:tc>
-          <w:tcPr>
-            <w:tcW w:type="dxa" w:w="1300"/>
+              <w:t xml:space="preserve">74,3</w:t>
+            </w:r>
+          </w:p>
+        </w:tc>
+        <w:tc>
+          <w:tcPr>
+            <w:tcW w:type="dxa" w:w="1318"/>
             <w:tcBorders>
               <w:top w:val="single" w:color="D9D4CB" w:sz="4"/>
               <w:left w:val="none" w:color="auto" w:sz="0"/>
               <w:bottom w:val="single" w:color="D9D4CB" w:sz="4"/>
               <w:right w:val="none" w:color="auto" w:sz="0"/>
             </w:tcBorders>
+            <w:shd w:fill="FBFAF8" w:color="auto" w:val="clear"/>
             <w:tcMar>
               <w:top w:type="dxa" w:w="52"/>
               <w:left w:type="dxa" w:w="100"/>
@@ -16299,44 +16303,7 @@
                 <w:sz w:val="17"/>
                 <w:szCs w:val="17"/>
               </w:rPr>
-              <w:t xml:space="preserve">−76,2</w:t>
-            </w:r>
-          </w:p>
-        </w:tc>
-        <w:tc>
-          <w:tcPr>
-            <w:tcW w:type="dxa" w:w="1288"/>
-            <w:tcBorders>
-              <w:top w:val="single" w:color="D9D4CB" w:sz="4"/>
-              <w:left w:val="none" w:color="auto" w:sz="0"/>
-              <w:bottom w:val="single" w:color="D9D4CB" w:sz="4"/>
-              <w:right w:val="none" w:color="auto" w:sz="0"/>
-            </w:tcBorders>
-            <w:tcMar>
-              <w:top w:type="dxa" w:w="52"/>
-              <w:left w:type="dxa" w:w="100"/>
-              <w:bottom w:type="dxa" w:w="52"/>
-              <w:right w:type="dxa" w:w="100"/>
-            </w:tcMar>
-            <w:vAlign w:val="center"/>
-          </w:tcPr>
-          <w:p>
-            <w:pPr>
-              <w:spacing w:after="0" w:line="240" w:lineRule="auto"/>
-              <w:jc w:val="center"/>
-            </w:pPr>
-            <w:r>
-              <w:rPr>
-                <w:rFonts w:ascii="Arial" w:cs="Arial" w:eastAsia="Arial" w:hAnsi="Arial"/>
-                <w:b w:val="false"/>
-                <w:bCs w:val="false"/>
-                <w:i w:val="false"/>
-                <w:iCs w:val="false"/>
-                <w:color w:val="2A2E38"/>
-                <w:sz w:val="17"/>
-                <w:szCs w:val="17"/>
-              </w:rPr>
-              <w:t xml:space="preserve">−41 %</w:t>
+              <w:t xml:space="preserve">862 140</w:t>
             </w:r>
           </w:p>
         </w:tc>
@@ -16344,14 +16311,13 @@
       <w:tr>
         <w:tc>
           <w:tcPr>
-            <w:tcW w:type="dxa" w:w="450"/>
+            <w:tcW w:type="dxa" w:w="520"/>
             <w:tcBorders>
               <w:top w:val="single" w:color="D9D4CB" w:sz="4"/>
               <w:left w:val="none" w:color="auto" w:sz="0"/>
               <w:bottom w:val="single" w:color="D9D4CB" w:sz="4"/>
               <w:right w:val="none" w:color="auto" w:sz="0"/>
             </w:tcBorders>
-            <w:shd w:fill="FBFAF8" w:color="auto" w:val="clear"/>
             <w:tcMar>
               <w:top w:type="dxa" w:w="52"/>
               <w:left w:type="dxa" w:w="100"/>
@@ -16376,20 +16342,19 @@
                 <w:sz w:val="17"/>
                 <w:szCs w:val="17"/>
               </w:rPr>
-              <w:t xml:space="preserve">7</w:t>
-            </w:r>
-          </w:p>
-        </w:tc>
-        <w:tc>
-          <w:tcPr>
-            <w:tcW w:type="dxa" w:w="1900"/>
+              <w:t xml:space="preserve">4</w:t>
+            </w:r>
+          </w:p>
+        </w:tc>
+        <w:tc>
+          <w:tcPr>
+            <w:tcW w:type="dxa" w:w="2300"/>
             <w:tcBorders>
               <w:top w:val="single" w:color="D9D4CB" w:sz="4"/>
               <w:left w:val="none" w:color="auto" w:sz="0"/>
               <w:bottom w:val="single" w:color="D9D4CB" w:sz="4"/>
               <w:right w:val="none" w:color="auto" w:sz="0"/>
             </w:tcBorders>
-            <w:shd w:fill="FBFAF8" w:color="auto" w:val="clear"/>
             <w:tcMar>
               <w:top w:type="dxa" w:w="52"/>
               <w:left w:type="dxa" w:w="100"/>
@@ -16414,20 +16379,19 @@
                 <w:sz w:val="17"/>
                 <w:szCs w:val="17"/>
               </w:rPr>
-              <w:t xml:space="preserve">Sole Hill (Соле Хилл)</w:t>
-            </w:r>
-          </w:p>
-        </w:tc>
-        <w:tc>
-          <w:tcPr>
-            <w:tcW w:type="dxa" w:w="1400"/>
+              <w:t xml:space="preserve">Ридж</w:t>
+            </w:r>
+          </w:p>
+        </w:tc>
+        <w:tc>
+          <w:tcPr>
+            <w:tcW w:type="dxa" w:w="2000"/>
             <w:tcBorders>
               <w:top w:val="single" w:color="D9D4CB" w:sz="4"/>
               <w:left w:val="none" w:color="auto" w:sz="0"/>
               <w:bottom w:val="single" w:color="D9D4CB" w:sz="4"/>
               <w:right w:val="none" w:color="auto" w:sz="0"/>
             </w:tcBorders>
-            <w:shd w:fill="FBFAF8" w:color="auto" w:val="clear"/>
             <w:tcMar>
               <w:top w:type="dxa" w:w="52"/>
               <w:left w:type="dxa" w:w="100"/>
@@ -16452,20 +16416,19 @@
                 <w:sz w:val="17"/>
                 <w:szCs w:val="17"/>
               </w:rPr>
-              <w:t xml:space="preserve">вторичка</w:t>
-            </w:r>
-          </w:p>
-        </w:tc>
-        <w:tc>
-          <w:tcPr>
-            <w:tcW w:type="dxa" w:w="700"/>
+              <w:t xml:space="preserve">новостройка, II кв. 2030</w:t>
+            </w:r>
+          </w:p>
+        </w:tc>
+        <w:tc>
+          <w:tcPr>
+            <w:tcW w:type="dxa" w:w="750"/>
             <w:tcBorders>
               <w:top w:val="single" w:color="D9D4CB" w:sz="4"/>
               <w:left w:val="none" w:color="auto" w:sz="0"/>
               <w:bottom w:val="single" w:color="D9D4CB" w:sz="4"/>
               <w:right w:val="none" w:color="auto" w:sz="0"/>
             </w:tcBorders>
-            <w:shd w:fill="FBFAF8" w:color="auto" w:val="clear"/>
             <w:tcMar>
               <w:top w:type="dxa" w:w="52"/>
               <w:left w:type="dxa" w:w="100"/>
@@ -16490,20 +16453,19 @@
                 <w:sz w:val="17"/>
                 <w:szCs w:val="17"/>
               </w:rPr>
-              <w:t xml:space="preserve">17</w:t>
-            </w:r>
-          </w:p>
-        </w:tc>
-        <w:tc>
-          <w:tcPr>
-            <w:tcW w:type="dxa" w:w="1250"/>
+              <w:t xml:space="preserve">120</w:t>
+            </w:r>
+          </w:p>
+        </w:tc>
+        <w:tc>
+          <w:tcPr>
+            <w:tcW w:type="dxa" w:w="1300"/>
             <w:tcBorders>
               <w:top w:val="single" w:color="D9D4CB" w:sz="4"/>
               <w:left w:val="none" w:color="auto" w:sz="0"/>
               <w:bottom w:val="single" w:color="D9D4CB" w:sz="4"/>
               <w:right w:val="none" w:color="auto" w:sz="0"/>
             </w:tcBorders>
-            <w:shd w:fill="FBFAF8" w:color="auto" w:val="clear"/>
             <w:tcMar>
               <w:top w:type="dxa" w:w="52"/>
               <w:left w:type="dxa" w:w="100"/>
@@ -16528,20 +16490,19 @@
                 <w:sz w:val="17"/>
                 <w:szCs w:val="17"/>
               </w:rPr>
-              <w:t xml:space="preserve">862 140</w:t>
-            </w:r>
-          </w:p>
-        </w:tc>
-        <w:tc>
-          <w:tcPr>
-            <w:tcW w:type="dxa" w:w="1350"/>
+              <w:t xml:space="preserve">54</w:t>
+            </w:r>
+          </w:p>
+        </w:tc>
+        <w:tc>
+          <w:tcPr>
+            <w:tcW w:type="dxa" w:w="1450"/>
             <w:tcBorders>
               <w:top w:val="single" w:color="D9D4CB" w:sz="4"/>
               <w:left w:val="none" w:color="auto" w:sz="0"/>
               <w:bottom w:val="single" w:color="D9D4CB" w:sz="4"/>
               <w:right w:val="none" w:color="auto" w:sz="0"/>
             </w:tcBorders>
-            <w:shd w:fill="FBFAF8" w:color="auto" w:val="clear"/>
             <w:tcMar>
               <w:top w:type="dxa" w:w="52"/>
               <w:left w:type="dxa" w:w="100"/>
@@ -16566,20 +16527,19 @@
                 <w:sz w:val="17"/>
                 <w:szCs w:val="17"/>
               </w:rPr>
-              <w:t xml:space="preserve">94,8</w:t>
-            </w:r>
-          </w:p>
-        </w:tc>
-        <w:tc>
-          <w:tcPr>
-            <w:tcW w:type="dxa" w:w="1300"/>
+              <w:t xml:space="preserve">37,1</w:t>
+            </w:r>
+          </w:p>
+        </w:tc>
+        <w:tc>
+          <w:tcPr>
+            <w:tcW w:type="dxa" w:w="1318"/>
             <w:tcBorders>
               <w:top w:val="single" w:color="D9D4CB" w:sz="4"/>
               <w:left w:val="none" w:color="auto" w:sz="0"/>
               <w:bottom w:val="single" w:color="D9D4CB" w:sz="4"/>
               <w:right w:val="none" w:color="auto" w:sz="0"/>
             </w:tcBorders>
-            <w:shd w:fill="FBFAF8" w:color="auto" w:val="clear"/>
             <w:tcMar>
               <w:top w:type="dxa" w:w="52"/>
               <w:left w:type="dxa" w:w="100"/>
@@ -16604,45 +16564,7 @@
                 <w:sz w:val="17"/>
                 <w:szCs w:val="17"/>
               </w:rPr>
-              <w:t xml:space="preserve">−92,2</w:t>
-            </w:r>
-          </w:p>
-        </w:tc>
-        <w:tc>
-          <w:tcPr>
-            <w:tcW w:type="dxa" w:w="1288"/>
-            <w:tcBorders>
-              <w:top w:val="single" w:color="D9D4CB" w:sz="4"/>
-              <w:left w:val="none" w:color="auto" w:sz="0"/>
-              <w:bottom w:val="single" w:color="D9D4CB" w:sz="4"/>
-              <w:right w:val="none" w:color="auto" w:sz="0"/>
-            </w:tcBorders>
-            <w:shd w:fill="FBFAF8" w:color="auto" w:val="clear"/>
-            <w:tcMar>
-              <w:top w:type="dxa" w:w="52"/>
-              <w:left w:type="dxa" w:w="100"/>
-              <w:bottom w:type="dxa" w:w="52"/>
-              <w:right w:type="dxa" w:w="100"/>
-            </w:tcMar>
-            <w:vAlign w:val="center"/>
-          </w:tcPr>
-          <w:p>
-            <w:pPr>
-              <w:spacing w:after="0" w:line="240" w:lineRule="auto"/>
-              <w:jc w:val="center"/>
-            </w:pPr>
-            <w:r>
-              <w:rPr>
-                <w:rFonts w:ascii="Arial" w:cs="Arial" w:eastAsia="Arial" w:hAnsi="Arial"/>
-                <w:b w:val="false"/>
-                <w:bCs w:val="false"/>
-                <w:i w:val="false"/>
-                <w:iCs w:val="false"/>
-                <w:color w:val="2A2E38"/>
-                <w:sz w:val="17"/>
-                <w:szCs w:val="17"/>
-              </w:rPr>
-              <w:t xml:space="preserve">−49 %</w:t>
+              <w:t xml:space="preserve">713 576</w:t>
             </w:r>
           </w:p>
         </w:tc>
@@ -16650,13 +16572,14 @@
       <w:tr>
         <w:tc>
           <w:tcPr>
-            <w:tcW w:type="dxa" w:w="450"/>
+            <w:tcW w:type="dxa" w:w="520"/>
             <w:tcBorders>
               <w:top w:val="single" w:color="D9D4CB" w:sz="4"/>
               <w:left w:val="none" w:color="auto" w:sz="0"/>
               <w:bottom w:val="single" w:color="D9D4CB" w:sz="4"/>
               <w:right w:val="none" w:color="auto" w:sz="0"/>
             </w:tcBorders>
+            <w:shd w:fill="FBFAF8" w:color="auto" w:val="clear"/>
             <w:tcMar>
               <w:top w:type="dxa" w:w="52"/>
               <w:left w:type="dxa" w:w="100"/>
@@ -16681,19 +16604,20 @@
                 <w:sz w:val="17"/>
                 <w:szCs w:val="17"/>
               </w:rPr>
-              <w:t xml:space="preserve">4</w:t>
-            </w:r>
-          </w:p>
-        </w:tc>
-        <w:tc>
-          <w:tcPr>
-            <w:tcW w:type="dxa" w:w="1900"/>
+              <w:t xml:space="preserve">5</w:t>
+            </w:r>
+          </w:p>
+        </w:tc>
+        <w:tc>
+          <w:tcPr>
+            <w:tcW w:type="dxa" w:w="2300"/>
             <w:tcBorders>
               <w:top w:val="single" w:color="D9D4CB" w:sz="4"/>
               <w:left w:val="none" w:color="auto" w:sz="0"/>
               <w:bottom w:val="single" w:color="D9D4CB" w:sz="4"/>
               <w:right w:val="none" w:color="auto" w:sz="0"/>
             </w:tcBorders>
+            <w:shd w:fill="FBFAF8" w:color="auto" w:val="clear"/>
             <w:tcMar>
               <w:top w:type="dxa" w:w="52"/>
               <w:left w:type="dxa" w:w="100"/>
@@ -16718,19 +16642,20 @@
                 <w:sz w:val="17"/>
                 <w:szCs w:val="17"/>
               </w:rPr>
-              <w:t xml:space="preserve">Ридж</w:t>
-            </w:r>
-          </w:p>
-        </w:tc>
-        <w:tc>
-          <w:tcPr>
-            <w:tcW w:type="dxa" w:w="1400"/>
+              <w:t xml:space="preserve">Мод</w:t>
+            </w:r>
+          </w:p>
+        </w:tc>
+        <w:tc>
+          <w:tcPr>
+            <w:tcW w:type="dxa" w:w="2000"/>
             <w:tcBorders>
               <w:top w:val="single" w:color="D9D4CB" w:sz="4"/>
               <w:left w:val="none" w:color="auto" w:sz="0"/>
               <w:bottom w:val="single" w:color="D9D4CB" w:sz="4"/>
               <w:right w:val="none" w:color="auto" w:sz="0"/>
             </w:tcBorders>
+            <w:shd w:fill="FBFAF8" w:color="auto" w:val="clear"/>
             <w:tcMar>
               <w:top w:type="dxa" w:w="52"/>
               <w:left w:type="dxa" w:w="100"/>
@@ -16755,19 +16680,20 @@
                 <w:sz w:val="17"/>
                 <w:szCs w:val="17"/>
               </w:rPr>
-              <w:t xml:space="preserve">новостройка</w:t>
-            </w:r>
-          </w:p>
-        </w:tc>
-        <w:tc>
-          <w:tcPr>
-            <w:tcW w:type="dxa" w:w="700"/>
+              <w:t xml:space="preserve">вторичка, 2026</w:t>
+            </w:r>
+          </w:p>
+        </w:tc>
+        <w:tc>
+          <w:tcPr>
+            <w:tcW w:type="dxa" w:w="750"/>
             <w:tcBorders>
               <w:top w:val="single" w:color="D9D4CB" w:sz="4"/>
               <w:left w:val="none" w:color="auto" w:sz="0"/>
               <w:bottom w:val="single" w:color="D9D4CB" w:sz="4"/>
               <w:right w:val="none" w:color="auto" w:sz="0"/>
             </w:tcBorders>
+            <w:shd w:fill="FBFAF8" w:color="auto" w:val="clear"/>
             <w:tcMar>
               <w:top w:type="dxa" w:w="52"/>
               <w:left w:type="dxa" w:w="100"/>
@@ -16792,19 +16718,20 @@
                 <w:sz w:val="17"/>
                 <w:szCs w:val="17"/>
               </w:rPr>
-              <w:t xml:space="preserve">120</w:t>
-            </w:r>
-          </w:p>
-        </w:tc>
-        <w:tc>
-          <w:tcPr>
-            <w:tcW w:type="dxa" w:w="1250"/>
+              <w:t xml:space="preserve">27</w:t>
+            </w:r>
+          </w:p>
+        </w:tc>
+        <w:tc>
+          <w:tcPr>
+            <w:tcW w:type="dxa" w:w="1300"/>
             <w:tcBorders>
               <w:top w:val="single" w:color="D9D4CB" w:sz="4"/>
               <w:left w:val="none" w:color="auto" w:sz="0"/>
               <w:bottom w:val="single" w:color="D9D4CB" w:sz="4"/>
               <w:right w:val="none" w:color="auto" w:sz="0"/>
             </w:tcBorders>
+            <w:shd w:fill="FBFAF8" w:color="auto" w:val="clear"/>
             <w:tcMar>
               <w:top w:type="dxa" w:w="52"/>
               <w:left w:type="dxa" w:w="100"/>
@@ -16829,19 +16756,20 @@
                 <w:sz w:val="17"/>
                 <w:szCs w:val="17"/>
               </w:rPr>
-              <w:t xml:space="preserve">713 576</w:t>
-            </w:r>
-          </w:p>
-        </w:tc>
-        <w:tc>
-          <w:tcPr>
-            <w:tcW w:type="dxa" w:w="1350"/>
+              <w:t xml:space="preserve">64</w:t>
+            </w:r>
+          </w:p>
+        </w:tc>
+        <w:tc>
+          <w:tcPr>
+            <w:tcW w:type="dxa" w:w="1450"/>
             <w:tcBorders>
               <w:top w:val="single" w:color="D9D4CB" w:sz="4"/>
               <w:left w:val="none" w:color="auto" w:sz="0"/>
               <w:bottom w:val="single" w:color="D9D4CB" w:sz="4"/>
               <w:right w:val="none" w:color="auto" w:sz="0"/>
             </w:tcBorders>
+            <w:shd w:fill="FBFAF8" w:color="auto" w:val="clear"/>
             <w:tcMar>
               <w:top w:type="dxa" w:w="52"/>
               <w:left w:type="dxa" w:w="100"/>
@@ -16866,19 +16794,20 @@
                 <w:sz w:val="17"/>
                 <w:szCs w:val="17"/>
               </w:rPr>
-              <w:t xml:space="preserve">78,5</w:t>
-            </w:r>
-          </w:p>
-        </w:tc>
-        <w:tc>
-          <w:tcPr>
-            <w:tcW w:type="dxa" w:w="1300"/>
+              <w:t xml:space="preserve">38,8</w:t>
+            </w:r>
+          </w:p>
+        </w:tc>
+        <w:tc>
+          <w:tcPr>
+            <w:tcW w:type="dxa" w:w="1318"/>
             <w:tcBorders>
               <w:top w:val="single" w:color="D9D4CB" w:sz="4"/>
               <w:left w:val="none" w:color="auto" w:sz="0"/>
               <w:bottom w:val="single" w:color="D9D4CB" w:sz="4"/>
               <w:right w:val="none" w:color="auto" w:sz="0"/>
             </w:tcBorders>
+            <w:shd w:fill="FBFAF8" w:color="auto" w:val="clear"/>
             <w:tcMar>
               <w:top w:type="dxa" w:w="52"/>
               <w:left w:type="dxa" w:w="100"/>
@@ -16903,44 +16832,7 @@
                 <w:sz w:val="17"/>
                 <w:szCs w:val="17"/>
               </w:rPr>
-              <w:t xml:space="preserve">−108,5</w:t>
-            </w:r>
-          </w:p>
-        </w:tc>
-        <w:tc>
-          <w:tcPr>
-            <w:tcW w:type="dxa" w:w="1288"/>
-            <w:tcBorders>
-              <w:top w:val="single" w:color="D9D4CB" w:sz="4"/>
-              <w:left w:val="none" w:color="auto" w:sz="0"/>
-              <w:bottom w:val="single" w:color="D9D4CB" w:sz="4"/>
-              <w:right w:val="none" w:color="auto" w:sz="0"/>
-            </w:tcBorders>
-            <w:tcMar>
-              <w:top w:type="dxa" w:w="52"/>
-              <w:left w:type="dxa" w:w="100"/>
-              <w:bottom w:type="dxa" w:w="52"/>
-              <w:right w:type="dxa" w:w="100"/>
-            </w:tcMar>
-            <w:vAlign w:val="center"/>
-          </w:tcPr>
-          <w:p>
-            <w:pPr>
-              <w:spacing w:after="0" w:line="240" w:lineRule="auto"/>
-              <w:jc w:val="center"/>
-            </w:pPr>
-            <w:r>
-              <w:rPr>
-                <w:rFonts w:ascii="Arial" w:cs="Arial" w:eastAsia="Arial" w:hAnsi="Arial"/>
-                <w:b w:val="false"/>
-                <w:bCs w:val="false"/>
-                <w:i w:val="false"/>
-                <w:iCs w:val="false"/>
-                <w:color w:val="2A2E38"/>
-                <w:sz w:val="17"/>
-                <w:szCs w:val="17"/>
-              </w:rPr>
-              <w:t xml:space="preserve">−58 %</w:t>
+              <w:t xml:space="preserve">617 522</w:t>
             </w:r>
           </w:p>
         </w:tc>
@@ -16948,14 +16840,13 @@
       <w:tr>
         <w:tc>
           <w:tcPr>
-            <w:tcW w:type="dxa" w:w="450"/>
+            <w:tcW w:type="dxa" w:w="520"/>
             <w:tcBorders>
               <w:top w:val="single" w:color="D9D4CB" w:sz="4"/>
               <w:left w:val="none" w:color="auto" w:sz="0"/>
               <w:bottom w:val="single" w:color="D9D4CB" w:sz="4"/>
               <w:right w:val="none" w:color="auto" w:sz="0"/>
             </w:tcBorders>
-            <w:shd w:fill="FBFAF8" w:color="auto" w:val="clear"/>
             <w:tcMar>
               <w:top w:type="dxa" w:w="52"/>
               <w:left w:type="dxa" w:w="100"/>
@@ -16986,14 +16877,13 @@
         </w:tc>
         <w:tc>
           <w:tcPr>
-            <w:tcW w:type="dxa" w:w="1900"/>
+            <w:tcW w:type="dxa" w:w="2300"/>
             <w:tcBorders>
               <w:top w:val="single" w:color="D9D4CB" w:sz="4"/>
               <w:left w:val="none" w:color="auto" w:sz="0"/>
               <w:bottom w:val="single" w:color="D9D4CB" w:sz="4"/>
               <w:right w:val="none" w:color="auto" w:sz="0"/>
             </w:tcBorders>
-            <w:shd w:fill="FBFAF8" w:color="auto" w:val="clear"/>
             <w:tcMar>
               <w:top w:type="dxa" w:w="52"/>
               <w:left w:type="dxa" w:w="100"/>
@@ -17024,14 +16914,13 @@
         </w:tc>
         <w:tc>
           <w:tcPr>
-            <w:tcW w:type="dxa" w:w="1400"/>
+            <w:tcW w:type="dxa" w:w="2000"/>
             <w:tcBorders>
               <w:top w:val="single" w:color="D9D4CB" w:sz="4"/>
               <w:left w:val="none" w:color="auto" w:sz="0"/>
               <w:bottom w:val="single" w:color="D9D4CB" w:sz="4"/>
               <w:right w:val="none" w:color="auto" w:sz="0"/>
             </w:tcBorders>
-            <w:shd w:fill="FBFAF8" w:color="auto" w:val="clear"/>
             <w:tcMar>
               <w:top w:type="dxa" w:w="52"/>
               <w:left w:type="dxa" w:w="100"/>
@@ -17056,20 +16945,19 @@
                 <w:sz w:val="17"/>
                 <w:szCs w:val="17"/>
               </w:rPr>
-              <w:t xml:space="preserve">вторичка</w:t>
-            </w:r>
-          </w:p>
-        </w:tc>
-        <w:tc>
-          <w:tcPr>
-            <w:tcW w:type="dxa" w:w="700"/>
+              <w:t xml:space="preserve">новостройка, IV кв. 2025</w:t>
+            </w:r>
+          </w:p>
+        </w:tc>
+        <w:tc>
+          <w:tcPr>
+            <w:tcW w:type="dxa" w:w="750"/>
             <w:tcBorders>
               <w:top w:val="single" w:color="D9D4CB" w:sz="4"/>
               <w:left w:val="none" w:color="auto" w:sz="0"/>
               <w:bottom w:val="single" w:color="D9D4CB" w:sz="4"/>
               <w:right w:val="none" w:color="auto" w:sz="0"/>
             </w:tcBorders>
-            <w:shd w:fill="FBFAF8" w:color="auto" w:val="clear"/>
             <w:tcMar>
               <w:top w:type="dxa" w:w="52"/>
               <w:left w:type="dxa" w:w="100"/>
@@ -17094,20 +16982,19 @@
                 <w:sz w:val="17"/>
                 <w:szCs w:val="17"/>
               </w:rPr>
-              <w:t xml:space="preserve">27</w:t>
-            </w:r>
-          </w:p>
-        </w:tc>
-        <w:tc>
-          <w:tcPr>
-            <w:tcW w:type="dxa" w:w="1250"/>
+              <w:t xml:space="preserve">81</w:t>
+            </w:r>
+          </w:p>
+        </w:tc>
+        <w:tc>
+          <w:tcPr>
+            <w:tcW w:type="dxa" w:w="1300"/>
             <w:tcBorders>
               <w:top w:val="single" w:color="D9D4CB" w:sz="4"/>
               <w:left w:val="none" w:color="auto" w:sz="0"/>
               <w:bottom w:val="single" w:color="D9D4CB" w:sz="4"/>
               <w:right w:val="none" w:color="auto" w:sz="0"/>
             </w:tcBorders>
-            <w:shd w:fill="FBFAF8" w:color="auto" w:val="clear"/>
             <w:tcMar>
               <w:top w:type="dxa" w:w="52"/>
               <w:left w:type="dxa" w:w="100"/>
@@ -17132,20 +17019,19 @@
                 <w:sz w:val="17"/>
                 <w:szCs w:val="17"/>
               </w:rPr>
-              <w:t xml:space="preserve">617 522</w:t>
-            </w:r>
-          </w:p>
-        </w:tc>
-        <w:tc>
-          <w:tcPr>
-            <w:tcW w:type="dxa" w:w="1350"/>
+              <w:t xml:space="preserve">61</w:t>
+            </w:r>
+          </w:p>
+        </w:tc>
+        <w:tc>
+          <w:tcPr>
+            <w:tcW w:type="dxa" w:w="1450"/>
             <w:tcBorders>
               <w:top w:val="single" w:color="D9D4CB" w:sz="4"/>
               <w:left w:val="none" w:color="auto" w:sz="0"/>
               <w:bottom w:val="single" w:color="D9D4CB" w:sz="4"/>
               <w:right w:val="none" w:color="auto" w:sz="0"/>
             </w:tcBorders>
-            <w:shd w:fill="FBFAF8" w:color="auto" w:val="clear"/>
             <w:tcMar>
               <w:top w:type="dxa" w:w="52"/>
               <w:left w:type="dxa" w:w="100"/>
@@ -17170,20 +17056,19 @@
                 <w:sz w:val="17"/>
                 <w:szCs w:val="17"/>
               </w:rPr>
-              <w:t xml:space="preserve">67,9</w:t>
-            </w:r>
-          </w:p>
-        </w:tc>
-        <w:tc>
-          <w:tcPr>
-            <w:tcW w:type="dxa" w:w="1300"/>
+              <w:t xml:space="preserve">36,9</w:t>
+            </w:r>
+          </w:p>
+        </w:tc>
+        <w:tc>
+          <w:tcPr>
+            <w:tcW w:type="dxa" w:w="1318"/>
             <w:tcBorders>
               <w:top w:val="single" w:color="D9D4CB" w:sz="4"/>
               <w:left w:val="none" w:color="auto" w:sz="0"/>
               <w:bottom w:val="single" w:color="D9D4CB" w:sz="4"/>
               <w:right w:val="none" w:color="auto" w:sz="0"/>
             </w:tcBorders>
-            <w:shd w:fill="FBFAF8" w:color="auto" w:val="clear"/>
             <w:tcMar>
               <w:top w:type="dxa" w:w="52"/>
               <w:left w:type="dxa" w:w="100"/>
@@ -17208,45 +17093,7 @@
                 <w:sz w:val="17"/>
                 <w:szCs w:val="17"/>
               </w:rPr>
-              <w:t xml:space="preserve">−119,1</w:t>
-            </w:r>
-          </w:p>
-        </w:tc>
-        <w:tc>
-          <w:tcPr>
-            <w:tcW w:type="dxa" w:w="1288"/>
-            <w:tcBorders>
-              <w:top w:val="single" w:color="D9D4CB" w:sz="4"/>
-              <w:left w:val="none" w:color="auto" w:sz="0"/>
-              <w:bottom w:val="single" w:color="D9D4CB" w:sz="4"/>
-              <w:right w:val="none" w:color="auto" w:sz="0"/>
-            </w:tcBorders>
-            <w:shd w:fill="FBFAF8" w:color="auto" w:val="clear"/>
-            <w:tcMar>
-              <w:top w:type="dxa" w:w="52"/>
-              <w:left w:type="dxa" w:w="100"/>
-              <w:bottom w:type="dxa" w:w="52"/>
-              <w:right w:type="dxa" w:w="100"/>
-            </w:tcMar>
-            <w:vAlign w:val="center"/>
-          </w:tcPr>
-          <w:p>
-            <w:pPr>
-              <w:spacing w:after="0" w:line="240" w:lineRule="auto"/>
-              <w:jc w:val="center"/>
-            </w:pPr>
-            <w:r>
-              <w:rPr>
-                <w:rFonts w:ascii="Arial" w:cs="Arial" w:eastAsia="Arial" w:hAnsi="Arial"/>
-                <w:b w:val="false"/>
-                <w:bCs w:val="false"/>
-                <w:i w:val="false"/>
-                <w:iCs w:val="false"/>
-                <w:color w:val="2A2E38"/>
-                <w:sz w:val="17"/>
-                <w:szCs w:val="17"/>
-              </w:rPr>
-              <w:t xml:space="preserve">−64 %</w:t>
+              <w:t xml:space="preserve">610 061</w:t>
             </w:r>
           </w:p>
         </w:tc>
@@ -17254,13 +17101,14 @@
       <w:tr>
         <w:tc>
           <w:tcPr>
-            <w:tcW w:type="dxa" w:w="450"/>
+            <w:tcW w:type="dxa" w:w="520"/>
             <w:tcBorders>
               <w:top w:val="single" w:color="D9D4CB" w:sz="4"/>
               <w:left w:val="none" w:color="auto" w:sz="0"/>
               <w:bottom w:val="single" w:color="D9D4CB" w:sz="4"/>
               <w:right w:val="none" w:color="auto" w:sz="0"/>
             </w:tcBorders>
+            <w:shd w:fill="F5F2ED" w:color="auto" w:val="clear"/>
             <w:tcMar>
               <w:top w:type="dxa" w:w="52"/>
               <w:left w:type="dxa" w:w="100"/>
@@ -17281,23 +17129,24 @@
                 <w:bCs/>
                 <w:i w:val="false"/>
                 <w:iCs w:val="false"/>
-                <w:color w:val="2A2E38"/>
-                <w:sz w:val="17"/>
-                <w:szCs w:val="17"/>
-              </w:rPr>
-              <w:t xml:space="preserve">5</w:t>
-            </w:r>
-          </w:p>
-        </w:tc>
-        <w:tc>
-          <w:tcPr>
-            <w:tcW w:type="dxa" w:w="1900"/>
+                <w:color w:val="1F2A44"/>
+                <w:sz w:val="17"/>
+                <w:szCs w:val="17"/>
+              </w:rPr>
+              <w:t xml:space="preserve">—</w:t>
+            </w:r>
+          </w:p>
+        </w:tc>
+        <w:tc>
+          <w:tcPr>
+            <w:tcW w:type="dxa" w:w="2300"/>
             <w:tcBorders>
               <w:top w:val="single" w:color="D9D4CB" w:sz="4"/>
               <w:left w:val="none" w:color="auto" w:sz="0"/>
               <w:bottom w:val="single" w:color="D9D4CB" w:sz="4"/>
               <w:right w:val="none" w:color="auto" w:sz="0"/>
             </w:tcBorders>
+            <w:shd w:fill="F5F2ED" w:color="auto" w:val="clear"/>
             <w:tcMar>
               <w:top w:type="dxa" w:w="52"/>
               <w:left w:type="dxa" w:w="100"/>
@@ -17314,27 +17163,28 @@
             <w:r>
               <w:rPr>
                 <w:rFonts w:ascii="Arial" w:cs="Arial" w:eastAsia="Arial" w:hAnsi="Arial"/>
-                <w:b w:val="false"/>
-                <w:bCs w:val="false"/>
-                <w:i w:val="false"/>
-                <w:iCs w:val="false"/>
-                <w:color w:val="2A2E38"/>
-                <w:sz w:val="17"/>
-                <w:szCs w:val="17"/>
-              </w:rPr>
-              <w:t xml:space="preserve">Мод</w:t>
-            </w:r>
-          </w:p>
-        </w:tc>
-        <w:tc>
-          <w:tcPr>
-            <w:tcW w:type="dxa" w:w="1400"/>
+                <w:b/>
+                <w:bCs/>
+                <w:i w:val="false"/>
+                <w:iCs w:val="false"/>
+                <w:color w:val="1F2A44"/>
+                <w:sz w:val="17"/>
+                <w:szCs w:val="17"/>
+              </w:rPr>
+              <w:t xml:space="preserve">Капельский, 5</w:t>
+            </w:r>
+          </w:p>
+        </w:tc>
+        <w:tc>
+          <w:tcPr>
+            <w:tcW w:type="dxa" w:w="2000"/>
             <w:tcBorders>
               <w:top w:val="single" w:color="D9D4CB" w:sz="4"/>
               <w:left w:val="none" w:color="auto" w:sz="0"/>
               <w:bottom w:val="single" w:color="D9D4CB" w:sz="4"/>
               <w:right w:val="none" w:color="auto" w:sz="0"/>
             </w:tcBorders>
+            <w:shd w:fill="F5F2ED" w:color="auto" w:val="clear"/>
             <w:tcMar>
               <w:top w:type="dxa" w:w="52"/>
               <w:left w:type="dxa" w:w="100"/>
@@ -17351,27 +17201,28 @@
             <w:r>
               <w:rPr>
                 <w:rFonts w:ascii="Arial" w:cs="Arial" w:eastAsia="Arial" w:hAnsi="Arial"/>
-                <w:b w:val="false"/>
-                <w:bCs w:val="false"/>
-                <w:i w:val="false"/>
-                <w:iCs w:val="false"/>
-                <w:color w:val="2A2E38"/>
-                <w:sz w:val="17"/>
-                <w:szCs w:val="17"/>
-              </w:rPr>
-              <w:t xml:space="preserve">новостройка</w:t>
-            </w:r>
-          </w:p>
-        </w:tc>
-        <w:tc>
-          <w:tcPr>
-            <w:tcW w:type="dxa" w:w="700"/>
+                <w:b/>
+                <w:bCs/>
+                <w:i w:val="false"/>
+                <w:iCs w:val="false"/>
+                <w:color w:val="1F2A44"/>
+                <w:sz w:val="17"/>
+                <w:szCs w:val="17"/>
+              </w:rPr>
+              <w:t xml:space="preserve">новостройка, 2029</w:t>
+            </w:r>
+          </w:p>
+        </w:tc>
+        <w:tc>
+          <w:tcPr>
+            <w:tcW w:type="dxa" w:w="750"/>
             <w:tcBorders>
               <w:top w:val="single" w:color="D9D4CB" w:sz="4"/>
               <w:left w:val="none" w:color="auto" w:sz="0"/>
               <w:bottom w:val="single" w:color="D9D4CB" w:sz="4"/>
               <w:right w:val="none" w:color="auto" w:sz="0"/>
             </w:tcBorders>
+            <w:shd w:fill="F5F2ED" w:color="auto" w:val="clear"/>
             <w:tcMar>
               <w:top w:type="dxa" w:w="52"/>
               <w:left w:type="dxa" w:w="100"/>
@@ -17388,27 +17239,28 @@
             <w:r>
               <w:rPr>
                 <w:rFonts w:ascii="Arial" w:cs="Arial" w:eastAsia="Arial" w:hAnsi="Arial"/>
-                <w:b w:val="false"/>
-                <w:bCs w:val="false"/>
-                <w:i w:val="false"/>
-                <w:iCs w:val="false"/>
-                <w:color w:val="2A2E38"/>
-                <w:sz w:val="17"/>
-                <w:szCs w:val="17"/>
-              </w:rPr>
-              <w:t xml:space="preserve">81</w:t>
-            </w:r>
-          </w:p>
-        </w:tc>
-        <w:tc>
-          <w:tcPr>
-            <w:tcW w:type="dxa" w:w="1250"/>
+                <w:b/>
+                <w:bCs/>
+                <w:i w:val="false"/>
+                <w:iCs w:val="false"/>
+                <w:color w:val="1F2A44"/>
+                <w:sz w:val="17"/>
+                <w:szCs w:val="17"/>
+              </w:rPr>
+              <w:t xml:space="preserve">46</w:t>
+            </w:r>
+          </w:p>
+        </w:tc>
+        <w:tc>
+          <w:tcPr>
+            <w:tcW w:type="dxa" w:w="1300"/>
             <w:tcBorders>
               <w:top w:val="single" w:color="D9D4CB" w:sz="4"/>
               <w:left w:val="none" w:color="auto" w:sz="0"/>
               <w:bottom w:val="single" w:color="D9D4CB" w:sz="4"/>
               <w:right w:val="none" w:color="auto" w:sz="0"/>
             </w:tcBorders>
+            <w:shd w:fill="F5F2ED" w:color="auto" w:val="clear"/>
             <w:tcMar>
               <w:top w:type="dxa" w:w="52"/>
               <w:left w:type="dxa" w:w="100"/>
@@ -17425,27 +17277,28 @@
             <w:r>
               <w:rPr>
                 <w:rFonts w:ascii="Arial" w:cs="Arial" w:eastAsia="Arial" w:hAnsi="Arial"/>
-                <w:b w:val="false"/>
-                <w:bCs w:val="false"/>
-                <w:i w:val="false"/>
-                <w:iCs w:val="false"/>
-                <w:color w:val="2A2E38"/>
-                <w:sz w:val="17"/>
-                <w:szCs w:val="17"/>
-              </w:rPr>
-              <w:t xml:space="preserve">610 061</w:t>
-            </w:r>
-          </w:p>
-        </w:tc>
-        <w:tc>
-          <w:tcPr>
-            <w:tcW w:type="dxa" w:w="1350"/>
+                <w:b/>
+                <w:bCs/>
+                <w:i w:val="false"/>
+                <w:iCs w:val="false"/>
+                <w:color w:val="1F2A44"/>
+                <w:sz w:val="17"/>
+                <w:szCs w:val="17"/>
+              </w:rPr>
+              <w:t xml:space="preserve">110</w:t>
+            </w:r>
+          </w:p>
+        </w:tc>
+        <w:tc>
+          <w:tcPr>
+            <w:tcW w:type="dxa" w:w="1450"/>
             <w:tcBorders>
               <w:top w:val="single" w:color="D9D4CB" w:sz="4"/>
               <w:left w:val="none" w:color="auto" w:sz="0"/>
               <w:bottom w:val="single" w:color="D9D4CB" w:sz="4"/>
               <w:right w:val="none" w:color="auto" w:sz="0"/>
             </w:tcBorders>
+            <w:shd w:fill="F5F2ED" w:color="auto" w:val="clear"/>
             <w:tcMar>
               <w:top w:type="dxa" w:w="52"/>
               <w:left w:type="dxa" w:w="100"/>
@@ -17462,27 +17315,28 @@
             <w:r>
               <w:rPr>
                 <w:rFonts w:ascii="Arial" w:cs="Arial" w:eastAsia="Arial" w:hAnsi="Arial"/>
-                <w:b w:val="false"/>
-                <w:bCs w:val="false"/>
-                <w:i w:val="false"/>
-                <w:iCs w:val="false"/>
-                <w:color w:val="2A2E38"/>
-                <w:sz w:val="17"/>
-                <w:szCs w:val="17"/>
-              </w:rPr>
-              <w:t xml:space="preserve">67,1</w:t>
-            </w:r>
-          </w:p>
-        </w:tc>
-        <w:tc>
-          <w:tcPr>
-            <w:tcW w:type="dxa" w:w="1300"/>
+                <w:b/>
+                <w:bCs/>
+                <w:i w:val="false"/>
+                <w:iCs w:val="false"/>
+                <w:color w:val="1F2A44"/>
+                <w:sz w:val="17"/>
+                <w:szCs w:val="17"/>
+              </w:rPr>
+              <w:t xml:space="preserve">143,0</w:t>
+            </w:r>
+          </w:p>
+        </w:tc>
+        <w:tc>
+          <w:tcPr>
+            <w:tcW w:type="dxa" w:w="1318"/>
             <w:tcBorders>
               <w:top w:val="single" w:color="D9D4CB" w:sz="4"/>
               <w:left w:val="none" w:color="auto" w:sz="0"/>
               <w:bottom w:val="single" w:color="D9D4CB" w:sz="4"/>
               <w:right w:val="none" w:color="auto" w:sz="0"/>
             </w:tcBorders>
+            <w:shd w:fill="F5F2ED" w:color="auto" w:val="clear"/>
             <w:tcMar>
               <w:top w:type="dxa" w:w="52"/>
               <w:left w:type="dxa" w:w="100"/>
@@ -17499,52 +17353,15 @@
             <w:r>
               <w:rPr>
                 <w:rFonts w:ascii="Arial" w:cs="Arial" w:eastAsia="Arial" w:hAnsi="Arial"/>
-                <w:b w:val="false"/>
-                <w:bCs w:val="false"/>
-                <w:i w:val="false"/>
-                <w:iCs w:val="false"/>
-                <w:color w:val="2A2E38"/>
-                <w:sz w:val="17"/>
-                <w:szCs w:val="17"/>
-              </w:rPr>
-              <w:t xml:space="preserve">−119,9</w:t>
-            </w:r>
-          </w:p>
-        </w:tc>
-        <w:tc>
-          <w:tcPr>
-            <w:tcW w:type="dxa" w:w="1288"/>
-            <w:tcBorders>
-              <w:top w:val="single" w:color="D9D4CB" w:sz="4"/>
-              <w:left w:val="none" w:color="auto" w:sz="0"/>
-              <w:bottom w:val="single" w:color="D9D4CB" w:sz="4"/>
-              <w:right w:val="none" w:color="auto" w:sz="0"/>
-            </w:tcBorders>
-            <w:tcMar>
-              <w:top w:type="dxa" w:w="52"/>
-              <w:left w:type="dxa" w:w="100"/>
-              <w:bottom w:type="dxa" w:w="52"/>
-              <w:right w:type="dxa" w:w="100"/>
-            </w:tcMar>
-            <w:vAlign w:val="center"/>
-          </w:tcPr>
-          <w:p>
-            <w:pPr>
-              <w:spacing w:after="0" w:line="240" w:lineRule="auto"/>
-              <w:jc w:val="center"/>
-            </w:pPr>
-            <w:r>
-              <w:rPr>
-                <w:rFonts w:ascii="Arial" w:cs="Arial" w:eastAsia="Arial" w:hAnsi="Arial"/>
-                <w:b w:val="false"/>
-                <w:bCs w:val="false"/>
-                <w:i w:val="false"/>
-                <w:iCs w:val="false"/>
-                <w:color w:val="2A2E38"/>
-                <w:sz w:val="17"/>
-                <w:szCs w:val="17"/>
-              </w:rPr>
-              <w:t xml:space="preserve">−64 %</w:t>
+                <w:b/>
+                <w:bCs/>
+                <w:i w:val="false"/>
+                <w:iCs w:val="false"/>
+                <w:color w:val="1F2A44"/>
+                <w:sz w:val="17"/>
+                <w:szCs w:val="17"/>
+              </w:rPr>
+              <w:t xml:space="preserve">1 300 000</w:t>
             </w:r>
           </w:p>
         </w:tc>
@@ -17552,44 +17369,7 @@
     </w:tbl>
     <w:p>
       <w:pPr>
-        <w:spacing w:after="36"/>
-      </w:pPr>
-      <w:r>
-        <w:rPr>
-          <w:rFonts w:ascii="Arial" w:cs="Arial" w:eastAsia="Arial" w:hAnsi="Arial"/>
-          <w:b w:val="false"/>
-          <w:bCs w:val="false"/>
-          <w:i w:val="false"/>
-          <w:iCs w:val="false"/>
-          <w:color w:val="2A2E38"/>
-          <w:sz w:val="19"/>
-          <w:szCs w:val="19"/>
-        </w:rPr>
-        <w:t xml:space="preserve"/>
-      </w:r>
-    </w:p>
-    <w:p>
-      <w:pPr>
-        <w:spacing w:after="60" w:line="230" w:lineRule="auto"/>
-        <w:ind w:right="1560"/>
-      </w:pPr>
-      <w:r>
-        <w:rPr>
-          <w:rFonts w:ascii="Arial" w:cs="Arial" w:eastAsia="Arial" w:hAnsi="Arial"/>
-          <w:b w:val="false"/>
-          <w:bCs w:val="false"/>
-          <w:i w:val="false"/>
-          <w:iCs w:val="false"/>
-          <w:color w:val="70788A"/>
-          <w:sz w:val="15"/>
-          <w:szCs w:val="15"/>
-        </w:rPr>
-        <w:t xml:space="preserve">Цена продажи — средний метр соседнего дома, умноженный на 110 м². Налоги, комиссия брокера и три года до ключей в расчёт не заложены; цены взяты сегодняшние, прогноза на 2029 год здесь нет.</w:t>
-      </w:r>
-    </w:p>
-    <w:p>
-      <w:pPr>
-        <w:spacing w:after="40"/>
+        <w:spacing w:after="46"/>
       </w:pPr>
       <w:r>
         <w:rPr>
@@ -17634,7 +17414,7 @@
           <w:sz w:val="19"/>
           <w:szCs w:val="19"/>
         </w:rPr>
-        <w:t xml:space="preserve">Полный метр получается 1 700 000 ₽ — это и есть точка безубыточности. </w:t>
+        <w:t xml:space="preserve">Средний метр «Капельского» выше, чем у семи домов когорты из одиннадцати. </w:t>
       </w:r>
       <w:r>
         <w:rPr>
@@ -17647,7 +17427,7 @@
           <w:sz w:val="19"/>
           <w:szCs w:val="19"/>
         </w:rPr>
-        <w:t xml:space="preserve">Она выше средневзвешенного премиум-метра Москвы (1 600 000 ₽ по NF Group) и на 67 % выше медианы средних метров по одиннадцати соседям (1 018 437 ₽).</w:t>
+        <w:t xml:space="preserve">Дороже только три премиальных новостройки у «Сухаревской» и «Цветного» — «ФАНТОМ» 2,45 млн, «Форум» 2,20 млн, «Дом Франка» 1,82 млн — и апартаменты ЦВЕТ32 с 1,36 млн.</w:t>
       </w:r>
     </w:p>
     <w:p>
@@ -17679,7 +17459,7 @@
           <w:sz w:val="19"/>
           <w:szCs w:val="19"/>
         </w:rPr>
-        <w:t xml:space="preserve">Выше точки безубыточности в когорте торгуются 3 дома из 11. </w:t>
+        <w:t xml:space="preserve">Средняя резиденция «Капельского» в 110 м² обойдётся в 143,0 млн ₽. </w:t>
       </w:r>
       <w:r>
         <w:rPr>
@@ -17692,7 +17472,7 @@
           <w:sz w:val="19"/>
           <w:szCs w:val="19"/>
         </w:rPr>
-        <w:t xml:space="preserve">Продажа по метру «ФАНТОМа» даёт +82,5 млн ₽ и 44 % маржи, по «Форуму» — +54,6 млн и 29 %, по «Дому Франка» — +13,6 млн и 7 %. Все три — премиальные новостройки у «Сухаревской» и «Цветного».</w:t>
+        <w:t xml:space="preserve">В Barkli Park в 890 метрах средний лот стоит 217,1 млн при площади 215 м², в Sole Hill в 960 метрах — 74,3 млн при 87 м². Ближайшие новостройки бизнес-класса продают средний лот за 36,9–37,1 млн ₽.</w:t>
       </w:r>
     </w:p>
     <w:p>
@@ -17724,7 +17504,7 @@
           <w:sz w:val="19"/>
           <w:szCs w:val="19"/>
         </w:rPr>
-        <w:t xml:space="preserve">У остальных восьми домов выручка бюджет не покрывает. </w:t>
+        <w:t xml:space="preserve">Разброс среднего метра по когорте четырёхкратный — от 610 061 до 2 449 859 ₽. </w:t>
       </w:r>
       <w:r>
         <w:rPr>
@@ -17737,7 +17517,7 @@
           <w:sz w:val="19"/>
           <w:szCs w:val="19"/>
         </w:rPr>
-        <w:t xml:space="preserve">По метру ЦВЕТ32 выход даёт −37,5 млн ₽, по Barkli Park −75,0 млн, по Sole Hill −92,2 млн, по «Моду» −119,9 млн. Готовая вторичка района на такой бюджет не выходит.</w:t>
+        <w:t xml:space="preserve">Крайние точки лежат в двух с половиной километрах друг от друга: высотки у Сущёвского вала и клубные дома у Цветного бульвара.</w:t>
       </w:r>
     </w:p>
     <w:p>
@@ -17769,7 +17549,7 @@
           <w:sz w:val="19"/>
           <w:szCs w:val="19"/>
         </w:rPr>
-        <w:t xml:space="preserve">Маржа целиком зависит от того, в каком ряду дом окажется к 2029 году. </w:t>
+        <w:t xml:space="preserve">Средняя площадь лота различается вчетверо — от 54 м² в «Ридже» до 215 м² в Barkli Park. </w:t>
       </w:r>
       <w:r>
         <w:rPr>
@@ -17782,7 +17562,7 @@
           <w:sz w:val="19"/>
           <w:szCs w:val="19"/>
         </w:rPr>
-        <w:t xml:space="preserve">Сценарий с прибылью требует, чтобы «Капельский» продавался в одном ряду с премиальными новостройками, где метр уже стоит 1,8–2,4 млн ₽. Сценарий вторички района даёт минус на любом из восьми домов.</w:t>
+        <w:t xml:space="preserve">110 м² у «Капельского» приходятся на середину когорты и ближе к клубным домам, чем к высоткам: у «Форума» 124 м², у «Дома Франка» 144 м², у «Мода» и «Риджа» 54–64 м².</w:t>
       </w:r>
     </w:p>
     <w:p>
@@ -17814,7 +17594,7 @@
           <w:sz w:val="19"/>
           <w:szCs w:val="19"/>
         </w:rPr>
-        <w:t xml:space="preserve">Ремонт в этой арифметике добавляет 44,0 млн ₽ к бюджету. </w:t>
+        <w:t xml:space="preserve">Медиана средних метров по одиннадцати соседям — 1 018 437 ₽. </w:t>
       </w:r>
       <w:r>
         <w:rPr>
@@ -17827,52 +17607,7 @@
           <w:sz w:val="19"/>
           <w:szCs w:val="19"/>
         </w:rPr>
-        <w:t xml:space="preserve">Рынок локации возвращает за него 164 246 ₽ за метр, то есть около 18 млн ₽ на 110 м² — примерно 33–55 % вложенного.</w:t>
-      </w:r>
-    </w:p>
-    <w:p>
-      <w:pPr>
-        <w:spacing w:after="58" w:line="252" w:lineRule="auto"/>
-        <w:ind w:left="170" w:right="1560" w:hanging="170"/>
-      </w:pPr>
-      <w:r>
-        <w:rPr>
-          <w:rFonts w:ascii="Arial" w:cs="Arial" w:eastAsia="Arial" w:hAnsi="Arial"/>
-          <w:b/>
-          <w:bCs/>
-          <w:i w:val="false"/>
-          <w:iCs w:val="false"/>
-          <w:color w:val="A9762F"/>
-          <w:sz w:val="19"/>
-          <w:szCs w:val="19"/>
-        </w:rPr>
-        <w:t xml:space="preserve">—   </w:t>
-      </w:r>
-      <w:r>
-        <w:rPr>
-          <w:rFonts w:ascii="Arial" w:cs="Arial" w:eastAsia="Arial" w:hAnsi="Arial"/>
-          <w:b w:val="false"/>
-          <w:bCs w:val="false"/>
-          <w:i w:val="false"/>
-          <w:iCs w:val="false"/>
-          <w:color w:val="2A2E38"/>
-          <w:sz w:val="19"/>
-          <w:szCs w:val="19"/>
-        </w:rPr>
-        <w:t xml:space="preserve">Чтобы медиана локации дошла до точки безубыточности за три года, метр должен расти на 19 % в год. </w:t>
-      </w:r>
-      <w:r>
-        <w:rPr>
-          <w:rFonts w:ascii="Arial" w:cs="Arial" w:eastAsia="Arial" w:hAnsi="Arial"/>
-          <w:b/>
-          <w:bCs/>
-          <w:i w:val="false"/>
-          <w:iCs w:val="false"/>
-          <w:color w:val="2A2E38"/>
-          <w:sz w:val="19"/>
-          <w:szCs w:val="19"/>
-        </w:rPr>
-        <w:t xml:space="preserve">Элитный сегмент Москвы за последний год прибавил 9 % при падении числа сделок на 45 %. Разрыв закрывается либо переоценкой локации, либо тем, что дом продаётся дороже своего района.</w:t>
+        <w:t xml:space="preserve">Цена закрытых продаж выше неё на 28 %. Из продукта эту разницу поддерживают клубный формат на 46 квартир, 1,22 машино-места на квартиру и потолки до 4,18 м; из локации — 410 метров до пересадочного узла.</w:t>
       </w:r>
     </w:p>
     <w:p>
@@ -18076,7 +17811,7 @@
             <w:pPr>
               <w:spacing w:after="0" w:line="200" w:lineRule="auto"/>
             </w:pPr>
-            <w:hyperlink w:history="1" r:id="rId4lfzrvkpp6uh2mgyl2zzk">
+            <w:hyperlink w:history="1" r:id="rId-q1kmetxwk2_2kkurb8bs">
               <w:r>
                 <w:rPr>
                   <w:rFonts w:ascii="Arial" w:cs="Arial" w:eastAsia="Arial" w:hAnsi="Arial"/>
@@ -18230,7 +17965,7 @@
             <w:pPr>
               <w:spacing w:after="0" w:line="200" w:lineRule="auto"/>
             </w:pPr>
-            <w:hyperlink w:history="1" r:id="rIdhg5b9tkqyong97hihk5s3">
+            <w:hyperlink w:history="1" r:id="rIdcjiof1y5cwuhixiwdvfjs">
               <w:r>
                 <w:rPr>
                   <w:rFonts w:ascii="Arial" w:cs="Arial" w:eastAsia="Arial" w:hAnsi="Arial"/>
@@ -18384,7 +18119,7 @@
             <w:pPr>
               <w:spacing w:after="0" w:line="200" w:lineRule="auto"/>
             </w:pPr>
-            <w:hyperlink w:history="1" r:id="rIdxr2lwpfvrbiplj1zfxgqy">
+            <w:hyperlink w:history="1" r:id="rIdarwbls0ly63vwl2rp6nfr">
               <w:r>
                 <w:rPr>
                   <w:rFonts w:ascii="Arial" w:cs="Arial" w:eastAsia="Arial" w:hAnsi="Arial"/>
@@ -18635,7 +18370,7 @@
             <w:pPr>
               <w:spacing w:after="0" w:line="200" w:lineRule="auto"/>
             </w:pPr>
-            <w:hyperlink w:history="1" r:id="rIdwyggsv-otgafcuge3ekxb">
+            <w:hyperlink w:history="1" r:id="rIda0r6dcutbx40jfjdrphws">
               <w:r>
                 <w:rPr>
                   <w:rFonts w:ascii="Arial" w:cs="Arial" w:eastAsia="Arial" w:hAnsi="Arial"/>
@@ -18789,7 +18524,7 @@
             <w:pPr>
               <w:spacing w:after="0" w:line="200" w:lineRule="auto"/>
             </w:pPr>
-            <w:hyperlink w:history="1" r:id="rIdmg9bmkkxu3k9dpphwcrre">
+            <w:hyperlink w:history="1" r:id="rIdcwft1sakigqtbkzlqrwoj">
               <w:r>
                 <w:rPr>
                   <w:rFonts w:ascii="Arial" w:cs="Arial" w:eastAsia="Arial" w:hAnsi="Arial"/>
@@ -18943,7 +18678,7 @@
             <w:pPr>
               <w:spacing w:after="0" w:line="200" w:lineRule="auto"/>
             </w:pPr>
-            <w:hyperlink w:history="1" r:id="rIdhijl3jr0p7i0iym2rgidj">
+            <w:hyperlink w:history="1" r:id="rIdybpurq13jr5bgqotiogds">
               <w:r>
                 <w:rPr>
                   <w:rFonts w:ascii="Arial" w:cs="Arial" w:eastAsia="Arial" w:hAnsi="Arial"/>
@@ -19194,7 +18929,7 @@
             <w:pPr>
               <w:spacing w:after="0" w:line="200" w:lineRule="auto"/>
             </w:pPr>
-            <w:hyperlink w:history="1" r:id="rIdyzpgrige6lj26qdbjbtji">
+            <w:hyperlink w:history="1" r:id="rIdoa05eeidcn9ed7fbuiflh">
               <w:r>
                 <w:rPr>
                   <w:rFonts w:ascii="Arial" w:cs="Arial" w:eastAsia="Arial" w:hAnsi="Arial"/>
@@ -19348,7 +19083,7 @@
             <w:pPr>
               <w:spacing w:after="0" w:line="200" w:lineRule="auto"/>
             </w:pPr>
-            <w:hyperlink w:history="1" r:id="rIdxt6vpdto73y84gph8ggfr">
+            <w:hyperlink w:history="1" r:id="rIdcp5hpsrrkwnksiyz6waxx">
               <w:r>
                 <w:rPr>
                   <w:rFonts w:ascii="Arial" w:cs="Arial" w:eastAsia="Arial" w:hAnsi="Arial"/>
@@ -19502,7 +19237,7 @@
             <w:pPr>
               <w:spacing w:after="0" w:line="200" w:lineRule="auto"/>
             </w:pPr>
-            <w:hyperlink w:history="1" r:id="rIdv1_afa1avedrd9r0ixetq">
+            <w:hyperlink w:history="1" r:id="rId59dce84gyzuflyapnlkgr">
               <w:r>
                 <w:rPr>
                   <w:rFonts w:ascii="Arial" w:cs="Arial" w:eastAsia="Arial" w:hAnsi="Arial"/>
@@ -19753,7 +19488,7 @@
             <w:pPr>
               <w:spacing w:after="0" w:line="200" w:lineRule="auto"/>
             </w:pPr>
-            <w:hyperlink w:history="1" r:id="rIdigo6-inulsu8w6jdljppq">
+            <w:hyperlink w:history="1" r:id="rIdegx3ej0hyq4gmhhkzqf3i">
               <w:r>
                 <w:rPr>
                   <w:rFonts w:ascii="Arial" w:cs="Arial" w:eastAsia="Arial" w:hAnsi="Arial"/>
@@ -19907,7 +19642,7 @@
             <w:pPr>
               <w:spacing w:after="0" w:line="200" w:lineRule="auto"/>
             </w:pPr>
-            <w:hyperlink w:history="1" r:id="rIdjn-ldppid4lacy3dnximo">
+            <w:hyperlink w:history="1" r:id="rIded3extrkmrqpr2xajvtli">
               <w:r>
                 <w:rPr>
                   <w:rFonts w:ascii="Arial" w:cs="Arial" w:eastAsia="Arial" w:hAnsi="Arial"/>
@@ -20061,7 +19796,7 @@
             <w:pPr>
               <w:spacing w:after="0" w:line="200" w:lineRule="auto"/>
             </w:pPr>
-            <w:hyperlink w:history="1" r:id="rIdyjmwzyw4for0yxpco_hsf">
+            <w:hyperlink w:history="1" r:id="rIdzqboquamcnp9cszigioee">
               <w:r>
                 <w:rPr>
                   <w:rFonts w:ascii="Arial" w:cs="Arial" w:eastAsia="Arial" w:hAnsi="Arial"/>
@@ -20330,7 +20065,7 @@
             <w:pPr>
               <w:spacing w:after="0" w:line="200" w:lineRule="auto"/>
             </w:pPr>
-            <w:hyperlink w:history="1" r:id="rIdgpckypepjyqa3k2pnxbp9">
+            <w:hyperlink w:history="1" r:id="rIdka43ssjxjnuzywoy2chei">
               <w:r>
                 <w:rPr>
                   <w:rFonts w:ascii="Arial" w:cs="Arial" w:eastAsia="Arial" w:hAnsi="Arial"/>
@@ -20484,7 +20219,7 @@
             <w:pPr>
               <w:spacing w:after="0" w:line="200" w:lineRule="auto"/>
             </w:pPr>
-            <w:hyperlink w:history="1" r:id="rId_1w9morunikq75qiqlolm">
+            <w:hyperlink w:history="1" r:id="rIducaawuu1lznjycf7k8_v7">
               <w:r>
                 <w:rPr>
                   <w:rFonts w:ascii="Arial" w:cs="Arial" w:eastAsia="Arial" w:hAnsi="Arial"/>
@@ -20638,7 +20373,7 @@
             <w:pPr>
               <w:spacing w:after="0" w:line="200" w:lineRule="auto"/>
             </w:pPr>
-            <w:hyperlink w:history="1" r:id="rIdrctwm_6ssq9yrqijjzeok">
+            <w:hyperlink w:history="1" r:id="rIdr__rl6v7aotftqz4ex8mj">
               <w:r>
                 <w:rPr>
                   <w:rFonts w:ascii="Arial" w:cs="Arial" w:eastAsia="Arial" w:hAnsi="Arial"/>
@@ -20889,7 +20624,7 @@
             <w:pPr>
               <w:spacing w:after="0" w:line="200" w:lineRule="auto"/>
             </w:pPr>
-            <w:hyperlink w:history="1" r:id="rIdzaefubisehdztassj8oii">
+            <w:hyperlink w:history="1" r:id="rIdwe2q6bsmhl-rvt5hx3wzy">
               <w:r>
                 <w:rPr>
                   <w:rFonts w:ascii="Arial" w:cs="Arial" w:eastAsia="Arial" w:hAnsi="Arial"/>
@@ -21043,7 +20778,7 @@
             <w:pPr>
               <w:spacing w:after="0" w:line="200" w:lineRule="auto"/>
             </w:pPr>
-            <w:hyperlink w:history="1" r:id="rIdorijk0tz4pn01ykcem35n">
+            <w:hyperlink w:history="1" r:id="rIdtuyk8v-9-tcqwtypyq6jt">
               <w:r>
                 <w:rPr>
                   <w:rFonts w:ascii="Arial" w:cs="Arial" w:eastAsia="Arial" w:hAnsi="Arial"/>
@@ -21197,7 +20932,7 @@
             <w:pPr>
               <w:spacing w:after="0" w:line="200" w:lineRule="auto"/>
             </w:pPr>
-            <w:hyperlink w:history="1" r:id="rIdzwref03nwymx94os62z6k">
+            <w:hyperlink w:history="1" r:id="rIdqyvopnxg5zjgvz7zh5zai">
               <w:r>
                 <w:rPr>
                   <w:rFonts w:ascii="Arial" w:cs="Arial" w:eastAsia="Arial" w:hAnsi="Arial"/>
@@ -21448,7 +21183,7 @@
             <w:pPr>
               <w:spacing w:after="0" w:line="200" w:lineRule="auto"/>
             </w:pPr>
-            <w:hyperlink w:history="1" r:id="rIdctm-mmu5uioilaf50gaup">
+            <w:hyperlink w:history="1" r:id="rIdxazhld4vrqqlnd4rz0_dt">
               <w:r>
                 <w:rPr>
                   <w:rFonts w:ascii="Arial" w:cs="Arial" w:eastAsia="Arial" w:hAnsi="Arial"/>
@@ -21602,7 +21337,7 @@
             <w:pPr>
               <w:spacing w:after="0" w:line="200" w:lineRule="auto"/>
             </w:pPr>
-            <w:hyperlink w:history="1" r:id="rIdd2kzg1d4frawd1fjzlbgj">
+            <w:hyperlink w:history="1" r:id="rId408-iw4kms86fe9lcdng4">
               <w:r>
                 <w:rPr>
                   <w:rFonts w:ascii="Arial" w:cs="Arial" w:eastAsia="Arial" w:hAnsi="Arial"/>
@@ -21756,7 +21491,7 @@
             <w:pPr>
               <w:spacing w:after="0" w:line="200" w:lineRule="auto"/>
             </w:pPr>
-            <w:hyperlink w:history="1" r:id="rIdmy8lzz0lc7eapqobp9nx4">
+            <w:hyperlink w:history="1" r:id="rIdqrpl6pbfknahjhy8ufryt">
               <w:r>
                 <w:rPr>
                   <w:rFonts w:ascii="Arial" w:cs="Arial" w:eastAsia="Arial" w:hAnsi="Arial"/>
@@ -22007,7 +21742,7 @@
             <w:pPr>
               <w:spacing w:after="0" w:line="200" w:lineRule="auto"/>
             </w:pPr>
-            <w:hyperlink w:history="1" r:id="rIdkz76m1o3h7inpmwz0-bc-">
+            <w:hyperlink w:history="1" r:id="rId8qxkp3h2vamtaby6xzvua">
               <w:r>
                 <w:rPr>
                   <w:rFonts w:ascii="Arial" w:cs="Arial" w:eastAsia="Arial" w:hAnsi="Arial"/>
@@ -22161,7 +21896,7 @@
             <w:pPr>
               <w:spacing w:after="0" w:line="200" w:lineRule="auto"/>
             </w:pPr>
-            <w:hyperlink w:history="1" r:id="rId_-qzvztlfr3xw4qh3doaf">
+            <w:hyperlink w:history="1" r:id="rId8nubbepz3wo-umjo3yn2d">
               <w:r>
                 <w:rPr>
                   <w:rFonts w:ascii="Arial" w:cs="Arial" w:eastAsia="Arial" w:hAnsi="Arial"/>
@@ -22315,7 +22050,7 @@
             <w:pPr>
               <w:spacing w:after="0" w:line="200" w:lineRule="auto"/>
             </w:pPr>
-            <w:hyperlink w:history="1" r:id="rIdin4iprwjukumul3mv_zkh">
+            <w:hyperlink w:history="1" r:id="rIdqs36vt5brfhqsuwviwf8u">
               <w:r>
                 <w:rPr>
                   <w:rFonts w:ascii="Arial" w:cs="Arial" w:eastAsia="Arial" w:hAnsi="Arial"/>
@@ -24329,7 +24064,7 @@
         </w:rPr>
         <w:t xml:space="preserve">Параметры, визуализации и статус продаж — официальный сайт проекта — </w:t>
       </w:r>
-      <w:hyperlink w:history="1" r:id="rIdlznnygfv08g4y_lrykwov">
+      <w:hyperlink w:history="1" r:id="rIdjw10mr2ysigzw-top6x40">
         <w:r>
           <w:rPr>
             <w:rFonts w:ascii="Arial" w:cs="Arial" w:eastAsia="Arial" w:hAnsi="Arial"/>
@@ -24376,7 +24111,7 @@
         </w:rPr>
         <w:t xml:space="preserve">Старт закрытых продаж в апреле 2026, средняя площадь резиденции и срок передачи ключей — обзор стартов продаж «Новострой-Медиа» — </w:t>
       </w:r>
-      <w:hyperlink w:history="1" r:id="rIdlreyotkxfi7wtblkjcpnp">
+      <w:hyperlink w:history="1" r:id="rIdktuyt3st8xgodebqad9yl">
         <w:r>
           <w:rPr>
             <w:rFonts w:ascii="Arial" w:cs="Arial" w:eastAsia="Arial" w:hAnsi="Arial"/>
@@ -24423,7 +24158,7 @@
         </w:rPr>
         <w:t xml:space="preserve">Этажность, количество лотов, срок сдачи и класс — карточки проекта у брокеров — </w:t>
       </w:r>
-      <w:hyperlink w:history="1" r:id="rId7gm81jwul0nftvur62g_l">
+      <w:hyperlink w:history="1" r:id="rIdblfapy1jfpsy0ocgkgpwq">
         <w:r>
           <w:rPr>
             <w:rFonts w:ascii="Arial" w:cs="Arial" w:eastAsia="Arial" w:hAnsi="Arial"/>
@@ -24470,7 +24205,7 @@
         </w:rPr>
         <w:t xml:space="preserve">Планировочные параметры, паркинг и благоустройство — карточка «Новострой-М» — </w:t>
       </w:r>
-      <w:hyperlink w:history="1" r:id="rIdaee1y_gzglw7ox9bxt88h">
+      <w:hyperlink w:history="1" r:id="rId0r2fvteeynqmoonkzqglp">
         <w:r>
           <w:rPr>
             <w:rFonts w:ascii="Arial" w:cs="Arial" w:eastAsia="Arial" w:hAnsi="Arial"/>
@@ -24517,7 +24252,7 @@
         </w:rPr>
         <w:t xml:space="preserve">АО «МАКО»: ОГРН, дата регистрации, руководитель, ОКВЭД, финансовый результат — </w:t>
       </w:r>
-      <w:hyperlink w:history="1" r:id="rIddzowymjuxpjzd2dxkfyo4">
+      <w:hyperlink w:history="1" r:id="rIdlgnltly0ld2vhmyuejot_">
         <w:r>
           <w:rPr>
             <w:rFonts w:ascii="Arial" w:cs="Arial" w:eastAsia="Arial" w:hAnsi="Arial"/>
@@ -24564,7 +24299,7 @@
         </w:rPr>
         <w:t xml:space="preserve">Цены элитной первички Москвы по классам, I квартал 2026 — данные NF Group — </w:t>
       </w:r>
-      <w:hyperlink w:history="1" r:id="rIdpduvpso7ylrtfkyasbzvv">
+      <w:hyperlink w:history="1" r:id="rIdzl220wnfftdhek2ufy9os">
         <w:r>
           <w:rPr>
             <w:rFonts w:ascii="Arial" w:cs="Arial" w:eastAsia="Arial" w:hAnsi="Arial"/>
@@ -24611,7 +24346,7 @@
         </w:rPr>
         <w:t xml:space="preserve">Объявления о продаже квартир вокруг участка — Циан, срез 02.09.2026: Мещанский район и пешая доступность от «Проспекта Мира» и «Рижской», 478 лотов — </w:t>
       </w:r>
-      <w:hyperlink w:history="1" r:id="rId1gb1vor8mra9tosb62gaf">
+      <w:hyperlink w:history="1" r:id="rIdraqzfgns5vecm9nbhxuz7">
         <w:r>
           <w:rPr>
             <w:rFonts w:ascii="Arial" w:cs="Arial" w:eastAsia="Arial" w:hAnsi="Arial"/>
@@ -24658,7 +24393,7 @@
         </w:rPr>
         <w:t xml:space="preserve">Координаты дома, станций метро и расстояния по прямой — OpenStreetMap. Картографическая основа — Яндекс Карты — </w:t>
       </w:r>
-      <w:hyperlink w:history="1" r:id="rId7h0ntut9qvhaxepl_woqj">
+      <w:hyperlink w:history="1" r:id="rIdk573uuqmq7pqhlqrwmkdf">
         <w:r>
           <w:rPr>
             <w:rFonts w:ascii="Arial" w:cs="Arial" w:eastAsia="Arial" w:hAnsi="Arial"/>

--- a/kapelsky-brief/ЖК_Капельский_5_справка.docx
+++ b/kapelsky-brief/ЖК_Капельский_5_справка.docx
@@ -17811,7 +17811,7 @@
             <w:pPr>
               <w:spacing w:after="0" w:line="200" w:lineRule="auto"/>
             </w:pPr>
-            <w:hyperlink w:history="1" r:id="rId-q1kmetxwk2_2kkurb8bs">
+            <w:hyperlink w:history="1" r:id="rIdghr1xsxt2msbtmgzxnk0h">
               <w:r>
                 <w:rPr>
                   <w:rFonts w:ascii="Arial" w:cs="Arial" w:eastAsia="Arial" w:hAnsi="Arial"/>
@@ -17965,7 +17965,7 @@
             <w:pPr>
               <w:spacing w:after="0" w:line="200" w:lineRule="auto"/>
             </w:pPr>
-            <w:hyperlink w:history="1" r:id="rIdcjiof1y5cwuhixiwdvfjs">
+            <w:hyperlink w:history="1" r:id="rIdylorqqb5wg0y7fdpzhr21">
               <w:r>
                 <w:rPr>
                   <w:rFonts w:ascii="Arial" w:cs="Arial" w:eastAsia="Arial" w:hAnsi="Arial"/>
@@ -18119,7 +18119,7 @@
             <w:pPr>
               <w:spacing w:after="0" w:line="200" w:lineRule="auto"/>
             </w:pPr>
-            <w:hyperlink w:history="1" r:id="rIdarwbls0ly63vwl2rp6nfr">
+            <w:hyperlink w:history="1" r:id="rIdrsigf00hsqynq-nc8jvk5">
               <w:r>
                 <w:rPr>
                   <w:rFonts w:ascii="Arial" w:cs="Arial" w:eastAsia="Arial" w:hAnsi="Arial"/>
@@ -18370,7 +18370,7 @@
             <w:pPr>
               <w:spacing w:after="0" w:line="200" w:lineRule="auto"/>
             </w:pPr>
-            <w:hyperlink w:history="1" r:id="rIda0r6dcutbx40jfjdrphws">
+            <w:hyperlink w:history="1" r:id="rIdtftpjo_-lq_9kiw5jlwxz">
               <w:r>
                 <w:rPr>
                   <w:rFonts w:ascii="Arial" w:cs="Arial" w:eastAsia="Arial" w:hAnsi="Arial"/>
@@ -18524,7 +18524,7 @@
             <w:pPr>
               <w:spacing w:after="0" w:line="200" w:lineRule="auto"/>
             </w:pPr>
-            <w:hyperlink w:history="1" r:id="rIdcwft1sakigqtbkzlqrwoj">
+            <w:hyperlink w:history="1" r:id="rId186wvtuebcd6r5zishohc">
               <w:r>
                 <w:rPr>
                   <w:rFonts w:ascii="Arial" w:cs="Arial" w:eastAsia="Arial" w:hAnsi="Arial"/>
@@ -18678,7 +18678,7 @@
             <w:pPr>
               <w:spacing w:after="0" w:line="200" w:lineRule="auto"/>
             </w:pPr>
-            <w:hyperlink w:history="1" r:id="rIdybpurq13jr5bgqotiogds">
+            <w:hyperlink w:history="1" r:id="rId5de7ysqssdcx4bp5es90a">
               <w:r>
                 <w:rPr>
                   <w:rFonts w:ascii="Arial" w:cs="Arial" w:eastAsia="Arial" w:hAnsi="Arial"/>
@@ -18929,7 +18929,7 @@
             <w:pPr>
               <w:spacing w:after="0" w:line="200" w:lineRule="auto"/>
             </w:pPr>
-            <w:hyperlink w:history="1" r:id="rIdoa05eeidcn9ed7fbuiflh">
+            <w:hyperlink w:history="1" r:id="rIdcvlbqnwjoyfkptyxwzssu">
               <w:r>
                 <w:rPr>
                   <w:rFonts w:ascii="Arial" w:cs="Arial" w:eastAsia="Arial" w:hAnsi="Arial"/>
@@ -19083,7 +19083,7 @@
             <w:pPr>
               <w:spacing w:after="0" w:line="200" w:lineRule="auto"/>
             </w:pPr>
-            <w:hyperlink w:history="1" r:id="rIdcp5hpsrrkwnksiyz6waxx">
+            <w:hyperlink w:history="1" r:id="rIduojaylepm4moi3ytgnkmf">
               <w:r>
                 <w:rPr>
                   <w:rFonts w:ascii="Arial" w:cs="Arial" w:eastAsia="Arial" w:hAnsi="Arial"/>
@@ -19237,7 +19237,7 @@
             <w:pPr>
               <w:spacing w:after="0" w:line="200" w:lineRule="auto"/>
             </w:pPr>
-            <w:hyperlink w:history="1" r:id="rId59dce84gyzuflyapnlkgr">
+            <w:hyperlink w:history="1" r:id="rIdutqqb66y60tzy8rmdwm2g">
               <w:r>
                 <w:rPr>
                   <w:rFonts w:ascii="Arial" w:cs="Arial" w:eastAsia="Arial" w:hAnsi="Arial"/>
@@ -19488,7 +19488,7 @@
             <w:pPr>
               <w:spacing w:after="0" w:line="200" w:lineRule="auto"/>
             </w:pPr>
-            <w:hyperlink w:history="1" r:id="rIdegx3ej0hyq4gmhhkzqf3i">
+            <w:hyperlink w:history="1" r:id="rId0591vp_ch88epuvtsnoas">
               <w:r>
                 <w:rPr>
                   <w:rFonts w:ascii="Arial" w:cs="Arial" w:eastAsia="Arial" w:hAnsi="Arial"/>
@@ -19642,7 +19642,7 @@
             <w:pPr>
               <w:spacing w:after="0" w:line="200" w:lineRule="auto"/>
             </w:pPr>
-            <w:hyperlink w:history="1" r:id="rIded3extrkmrqpr2xajvtli">
+            <w:hyperlink w:history="1" r:id="rIdschspipz-abhk2duvdumi">
               <w:r>
                 <w:rPr>
                   <w:rFonts w:ascii="Arial" w:cs="Arial" w:eastAsia="Arial" w:hAnsi="Arial"/>
@@ -19796,7 +19796,7 @@
             <w:pPr>
               <w:spacing w:after="0" w:line="200" w:lineRule="auto"/>
             </w:pPr>
-            <w:hyperlink w:history="1" r:id="rIdzqboquamcnp9cszigioee">
+            <w:hyperlink w:history="1" r:id="rIdgevoiceqdakdeb4dr5g9k">
               <w:r>
                 <w:rPr>
                   <w:rFonts w:ascii="Arial" w:cs="Arial" w:eastAsia="Arial" w:hAnsi="Arial"/>
@@ -20065,7 +20065,7 @@
             <w:pPr>
               <w:spacing w:after="0" w:line="200" w:lineRule="auto"/>
             </w:pPr>
-            <w:hyperlink w:history="1" r:id="rIdka43ssjxjnuzywoy2chei">
+            <w:hyperlink w:history="1" r:id="rIddef_sk-xxse7tjwzypq2p">
               <w:r>
                 <w:rPr>
                   <w:rFonts w:ascii="Arial" w:cs="Arial" w:eastAsia="Arial" w:hAnsi="Arial"/>
@@ -20219,7 +20219,7 @@
             <w:pPr>
               <w:spacing w:after="0" w:line="200" w:lineRule="auto"/>
             </w:pPr>
-            <w:hyperlink w:history="1" r:id="rIducaawuu1lznjycf7k8_v7">
+            <w:hyperlink w:history="1" r:id="rIddzilne-ctgegrbbz3fdqr">
               <w:r>
                 <w:rPr>
                   <w:rFonts w:ascii="Arial" w:cs="Arial" w:eastAsia="Arial" w:hAnsi="Arial"/>
@@ -20373,7 +20373,7 @@
             <w:pPr>
               <w:spacing w:after="0" w:line="200" w:lineRule="auto"/>
             </w:pPr>
-            <w:hyperlink w:history="1" r:id="rIdr__rl6v7aotftqz4ex8mj">
+            <w:hyperlink w:history="1" r:id="rId_axbs0zhlblvcxwab_wup">
               <w:r>
                 <w:rPr>
                   <w:rFonts w:ascii="Arial" w:cs="Arial" w:eastAsia="Arial" w:hAnsi="Arial"/>
@@ -20624,7 +20624,7 @@
             <w:pPr>
               <w:spacing w:after="0" w:line="200" w:lineRule="auto"/>
             </w:pPr>
-            <w:hyperlink w:history="1" r:id="rIdwe2q6bsmhl-rvt5hx3wzy">
+            <w:hyperlink w:history="1" r:id="rIdvfiec4kibwrhjgzbknn9-">
               <w:r>
                 <w:rPr>
                   <w:rFonts w:ascii="Arial" w:cs="Arial" w:eastAsia="Arial" w:hAnsi="Arial"/>
@@ -20778,7 +20778,7 @@
             <w:pPr>
               <w:spacing w:after="0" w:line="200" w:lineRule="auto"/>
             </w:pPr>
-            <w:hyperlink w:history="1" r:id="rIdtuyk8v-9-tcqwtypyq6jt">
+            <w:hyperlink w:history="1" r:id="rIdw621ej-nc4l6jols-psz0">
               <w:r>
                 <w:rPr>
                   <w:rFonts w:ascii="Arial" w:cs="Arial" w:eastAsia="Arial" w:hAnsi="Arial"/>
@@ -20932,7 +20932,7 @@
             <w:pPr>
               <w:spacing w:after="0" w:line="200" w:lineRule="auto"/>
             </w:pPr>
-            <w:hyperlink w:history="1" r:id="rIdqyvopnxg5zjgvz7zh5zai">
+            <w:hyperlink w:history="1" r:id="rId2aorwo7fx695va5vj2dxi">
               <w:r>
                 <w:rPr>
                   <w:rFonts w:ascii="Arial" w:cs="Arial" w:eastAsia="Arial" w:hAnsi="Arial"/>
@@ -21183,7 +21183,7 @@
             <w:pPr>
               <w:spacing w:after="0" w:line="200" w:lineRule="auto"/>
             </w:pPr>
-            <w:hyperlink w:history="1" r:id="rIdxazhld4vrqqlnd4rz0_dt">
+            <w:hyperlink w:history="1" r:id="rId3dth_uvki4zjfaqmzgazw">
               <w:r>
                 <w:rPr>
                   <w:rFonts w:ascii="Arial" w:cs="Arial" w:eastAsia="Arial" w:hAnsi="Arial"/>
@@ -21337,7 +21337,7 @@
             <w:pPr>
               <w:spacing w:after="0" w:line="200" w:lineRule="auto"/>
             </w:pPr>
-            <w:hyperlink w:history="1" r:id="rId408-iw4kms86fe9lcdng4">
+            <w:hyperlink w:history="1" r:id="rIdk7cj6qx1l7fwkqsij-xqb">
               <w:r>
                 <w:rPr>
                   <w:rFonts w:ascii="Arial" w:cs="Arial" w:eastAsia="Arial" w:hAnsi="Arial"/>
@@ -21491,7 +21491,7 @@
             <w:pPr>
               <w:spacing w:after="0" w:line="200" w:lineRule="auto"/>
             </w:pPr>
-            <w:hyperlink w:history="1" r:id="rIdqrpl6pbfknahjhy8ufryt">
+            <w:hyperlink w:history="1" r:id="rIdykekora18xmf3d46d7p1r">
               <w:r>
                 <w:rPr>
                   <w:rFonts w:ascii="Arial" w:cs="Arial" w:eastAsia="Arial" w:hAnsi="Arial"/>
@@ -21742,7 +21742,7 @@
             <w:pPr>
               <w:spacing w:after="0" w:line="200" w:lineRule="auto"/>
             </w:pPr>
-            <w:hyperlink w:history="1" r:id="rId8qxkp3h2vamtaby6xzvua">
+            <w:hyperlink w:history="1" r:id="rIdu02h56u2zoz_rhrtcf7uj">
               <w:r>
                 <w:rPr>
                   <w:rFonts w:ascii="Arial" w:cs="Arial" w:eastAsia="Arial" w:hAnsi="Arial"/>
@@ -21896,7 +21896,7 @@
             <w:pPr>
               <w:spacing w:after="0" w:line="200" w:lineRule="auto"/>
             </w:pPr>
-            <w:hyperlink w:history="1" r:id="rId8nubbepz3wo-umjo3yn2d">
+            <w:hyperlink w:history="1" r:id="rIdj7suvruasvaj2zxrn_7ki">
               <w:r>
                 <w:rPr>
                   <w:rFonts w:ascii="Arial" w:cs="Arial" w:eastAsia="Arial" w:hAnsi="Arial"/>
@@ -22050,7 +22050,7 @@
             <w:pPr>
               <w:spacing w:after="0" w:line="200" w:lineRule="auto"/>
             </w:pPr>
-            <w:hyperlink w:history="1" r:id="rIdqs36vt5brfhqsuwviwf8u">
+            <w:hyperlink w:history="1" r:id="rIdchmnb8avn13t0miripyqe">
               <w:r>
                 <w:rPr>
                   <w:rFonts w:ascii="Arial" w:cs="Arial" w:eastAsia="Arial" w:hAnsi="Arial"/>
@@ -24064,7 +24064,7 @@
         </w:rPr>
         <w:t xml:space="preserve">Параметры, визуализации и статус продаж — официальный сайт проекта — </w:t>
       </w:r>
-      <w:hyperlink w:history="1" r:id="rIdjw10mr2ysigzw-top6x40">
+      <w:hyperlink w:history="1" r:id="rIdaiibcri4wa-u_b_fpmnry">
         <w:r>
           <w:rPr>
             <w:rFonts w:ascii="Arial" w:cs="Arial" w:eastAsia="Arial" w:hAnsi="Arial"/>
@@ -24111,7 +24111,7 @@
         </w:rPr>
         <w:t xml:space="preserve">Старт закрытых продаж в апреле 2026, средняя площадь резиденции и срок передачи ключей — обзор стартов продаж «Новострой-Медиа» — </w:t>
       </w:r>
-      <w:hyperlink w:history="1" r:id="rIdktuyt3st8xgodebqad9yl">
+      <w:hyperlink w:history="1" r:id="rIdnt6srkozmu073xjze5jid">
         <w:r>
           <w:rPr>
             <w:rFonts w:ascii="Arial" w:cs="Arial" w:eastAsia="Arial" w:hAnsi="Arial"/>
@@ -24158,7 +24158,7 @@
         </w:rPr>
         <w:t xml:space="preserve">Этажность, количество лотов, срок сдачи и класс — карточки проекта у брокеров — </w:t>
       </w:r>
-      <w:hyperlink w:history="1" r:id="rIdblfapy1jfpsy0ocgkgpwq">
+      <w:hyperlink w:history="1" r:id="rIdgrwvd4nlyiytdkenqoquo">
         <w:r>
           <w:rPr>
             <w:rFonts w:ascii="Arial" w:cs="Arial" w:eastAsia="Arial" w:hAnsi="Arial"/>
@@ -24205,7 +24205,7 @@
         </w:rPr>
         <w:t xml:space="preserve">Планировочные параметры, паркинг и благоустройство — карточка «Новострой-М» — </w:t>
       </w:r>
-      <w:hyperlink w:history="1" r:id="rId0r2fvteeynqmoonkzqglp">
+      <w:hyperlink w:history="1" r:id="rId_gwiimzgemiqgv2aidquk">
         <w:r>
           <w:rPr>
             <w:rFonts w:ascii="Arial" w:cs="Arial" w:eastAsia="Arial" w:hAnsi="Arial"/>
@@ -24252,7 +24252,7 @@
         </w:rPr>
         <w:t xml:space="preserve">АО «МАКО»: ОГРН, дата регистрации, руководитель, ОКВЭД, финансовый результат — </w:t>
       </w:r>
-      <w:hyperlink w:history="1" r:id="rIdlgnltly0ld2vhmyuejot_">
+      <w:hyperlink w:history="1" r:id="rIdf9nowz2bkxphqpyf8lcxx">
         <w:r>
           <w:rPr>
             <w:rFonts w:ascii="Arial" w:cs="Arial" w:eastAsia="Arial" w:hAnsi="Arial"/>
@@ -24299,7 +24299,7 @@
         </w:rPr>
         <w:t xml:space="preserve">Цены элитной первички Москвы по классам, I квартал 2026 — данные NF Group — </w:t>
       </w:r>
-      <w:hyperlink w:history="1" r:id="rIdzl220wnfftdhek2ufy9os">
+      <w:hyperlink w:history="1" r:id="rIdhbntjjfk2vm6btavtogju">
         <w:r>
           <w:rPr>
             <w:rFonts w:ascii="Arial" w:cs="Arial" w:eastAsia="Arial" w:hAnsi="Arial"/>
@@ -24346,7 +24346,7 @@
         </w:rPr>
         <w:t xml:space="preserve">Объявления о продаже квартир вокруг участка — Циан, срез 02.09.2026: Мещанский район и пешая доступность от «Проспекта Мира» и «Рижской», 478 лотов — </w:t>
       </w:r>
-      <w:hyperlink w:history="1" r:id="rIdraqzfgns5vecm9nbhxuz7">
+      <w:hyperlink w:history="1" r:id="rIdxokfukjfxmovufs56qirw">
         <w:r>
           <w:rPr>
             <w:rFonts w:ascii="Arial" w:cs="Arial" w:eastAsia="Arial" w:hAnsi="Arial"/>
@@ -24393,7 +24393,7 @@
         </w:rPr>
         <w:t xml:space="preserve">Координаты дома, станций метро и расстояния по прямой — OpenStreetMap. Картографическая основа — Яндекс Карты — </w:t>
       </w:r>
-      <w:hyperlink w:history="1" r:id="rIdk573uuqmq7pqhlqrwmkdf">
+      <w:hyperlink w:history="1" r:id="rIdn93bysmz4jcjvb98whkdy">
         <w:r>
           <w:rPr>
             <w:rFonts w:ascii="Arial" w:cs="Arial" w:eastAsia="Arial" w:hAnsi="Arial"/>

--- a/kapelsky-brief/ЖК_Капельский_5_справка.docx
+++ b/kapelsky-brief/ЖК_Капельский_5_справка.docx
@@ -17631,6 +17631,4352 @@
           <w:sz w:val="36"/>
           <w:szCs w:val="36"/>
         </w:rPr>
+        <w:t xml:space="preserve">Клубные дома того же формата</w:t>
+      </w:r>
+    </w:p>
+    <w:p>
+      <w:pPr>
+        <w:spacing w:after="190" w:line="258" w:lineRule="auto"/>
+        <w:ind w:right="1560"/>
+      </w:pPr>
+      <w:r>
+        <w:rPr>
+          <w:rFonts w:ascii="Arial" w:cs="Arial" w:eastAsia="Arial" w:hAnsi="Arial"/>
+          <w:b w:val="false"/>
+          <w:bCs w:val="false"/>
+          <w:i w:val="false"/>
+          <w:iCs w:val="false"/>
+          <w:color w:val="2A2E38"/>
+          <w:sz w:val="19"/>
+          <w:szCs w:val="19"/>
+        </w:rPr>
+        <w:t xml:space="preserve">В Мещанском районе клубных домов сопоставимого масштаба в продаже нет. Ближайшие стоят у Кремля, в 4 км от участка: «Кло 17» на Знаменке и «Фамильный дом Люче» в Крестовоздвиженском переулке. Оба — MR Group, оба сдаются в III кв. 2026 года, в обоих столько же резиденций и этажей, сколько заявлено в «Капельском». Сравнение идёт по формату, а не по локации.</w:t>
+      </w:r>
+    </w:p>
+    <w:tbl>
+      <w:tblPr>
+        <w:tblW w:type="dxa" w:w="9638"/>
+        <w:tblBorders>
+          <w:top w:val="single" w:color="auto" w:sz="4"/>
+          <w:left w:val="single" w:color="auto" w:sz="4"/>
+          <w:bottom w:val="single" w:color="auto" w:sz="4"/>
+          <w:right w:val="single" w:color="auto" w:sz="4"/>
+          <w:insideH w:val="single" w:color="auto" w:sz="4"/>
+          <w:insideV w:val="single" w:color="auto" w:sz="4"/>
+        </w:tblBorders>
+      </w:tblPr>
+      <w:tblGrid>
+        <w:gridCol w:w="2409"/>
+        <w:gridCol w:w="2409"/>
+        <w:gridCol w:w="2409"/>
+        <w:gridCol w:w="2411"/>
+      </w:tblGrid>
+      <w:tr>
+        <w:trPr>
+          <w:cantSplit/>
+        </w:trPr>
+        <w:tc>
+          <w:tcPr>
+            <w:tcW w:type="dxa" w:w="2409"/>
+            <w:tcBorders>
+              <w:top w:val="single" w:color="A9762F" w:sz="18"/>
+              <w:left w:val="single" w:color="FCFCFB" w:sz="26"/>
+              <w:bottom w:val="none" w:color="auto" w:sz="0"/>
+              <w:right w:val="single" w:color="FCFCFB" w:sz="26"/>
+            </w:tcBorders>
+            <w:shd w:fill="F5F2ED" w:color="auto" w:val="clear"/>
+            <w:tcMar>
+              <w:top w:type="dxa" w:w="118"/>
+              <w:left w:type="dxa" w:w="170"/>
+              <w:bottom w:type="dxa" w:w="118"/>
+              <w:right w:type="dxa" w:w="110"/>
+            </w:tcMar>
+            <w:vAlign w:val="center"/>
+          </w:tcPr>
+          <w:p>
+            <w:pPr>
+              <w:spacing w:after="40" w:line="240" w:lineRule="auto"/>
+            </w:pPr>
+            <w:r>
+              <w:rPr>
+                <w:rFonts w:ascii="Georgia" w:cs="Georgia" w:eastAsia="Georgia" w:hAnsi="Georgia"/>
+                <w:b/>
+                <w:bCs/>
+                <w:i w:val="false"/>
+                <w:iCs w:val="false"/>
+                <w:color w:val="1F2A44"/>
+                <w:sz w:val="27"/>
+                <w:szCs w:val="27"/>
+              </w:rPr>
+              <w:t xml:space="preserve">2 650 000 ₽</w:t>
+            </w:r>
+          </w:p>
+          <w:p>
+            <w:pPr>
+              <w:spacing w:after="0" w:line="200" w:lineRule="auto"/>
+            </w:pPr>
+            <w:r>
+              <w:rPr>
+                <w:rFonts w:ascii="Arial" w:cs="Arial" w:eastAsia="Arial" w:hAnsi="Arial"/>
+                <w:b w:val="false"/>
+                <w:bCs w:val="false"/>
+                <w:i w:val="false"/>
+                <w:iCs w:val="false"/>
+                <w:caps/>
+                <w:color w:val="70788A"/>
+                <w:spacing w:val="24"/>
+                <w:sz w:val="13"/>
+                <w:szCs w:val="13"/>
+              </w:rPr>
+              <w:t xml:space="preserve">Медиана метра в обоих домах</w:t>
+            </w:r>
+          </w:p>
+        </w:tc>
+        <w:tc>
+          <w:tcPr>
+            <w:tcW w:type="dxa" w:w="2409"/>
+            <w:tcBorders>
+              <w:top w:val="single" w:color="A9762F" w:sz="18"/>
+              <w:left w:val="single" w:color="FCFCFB" w:sz="26"/>
+              <w:bottom w:val="none" w:color="auto" w:sz="0"/>
+              <w:right w:val="single" w:color="FCFCFB" w:sz="26"/>
+            </w:tcBorders>
+            <w:shd w:fill="F5F2ED" w:color="auto" w:val="clear"/>
+            <w:tcMar>
+              <w:top w:type="dxa" w:w="118"/>
+              <w:left w:type="dxa" w:w="170"/>
+              <w:bottom w:type="dxa" w:w="118"/>
+              <w:right w:type="dxa" w:w="110"/>
+            </w:tcMar>
+            <w:vAlign w:val="center"/>
+          </w:tcPr>
+          <w:p>
+            <w:pPr>
+              <w:spacing w:after="40" w:line="240" w:lineRule="auto"/>
+            </w:pPr>
+            <w:r>
+              <w:rPr>
+                <w:rFonts w:ascii="Georgia" w:cs="Georgia" w:eastAsia="Georgia" w:hAnsi="Georgia"/>
+                <w:b/>
+                <w:bCs/>
+                <w:i w:val="false"/>
+                <w:iCs w:val="false"/>
+                <w:color w:val="1F2A44"/>
+                <w:sz w:val="27"/>
+                <w:szCs w:val="27"/>
+              </w:rPr>
+              <w:t xml:space="preserve">43 лота</w:t>
+            </w:r>
+          </w:p>
+          <w:p>
+            <w:pPr>
+              <w:spacing w:after="0" w:line="200" w:lineRule="auto"/>
+            </w:pPr>
+            <w:r>
+              <w:rPr>
+                <w:rFonts w:ascii="Arial" w:cs="Arial" w:eastAsia="Arial" w:hAnsi="Arial"/>
+                <w:b w:val="false"/>
+                <w:bCs w:val="false"/>
+                <w:i w:val="false"/>
+                <w:iCs w:val="false"/>
+                <w:caps/>
+                <w:color w:val="70788A"/>
+                <w:spacing w:val="24"/>
+                <w:sz w:val="13"/>
+                <w:szCs w:val="13"/>
+              </w:rPr>
+              <w:t xml:space="preserve">В открытой продаже на двоих</w:t>
+            </w:r>
+          </w:p>
+        </w:tc>
+        <w:tc>
+          <w:tcPr>
+            <w:tcW w:type="dxa" w:w="2409"/>
+            <w:tcBorders>
+              <w:top w:val="single" w:color="A9762F" w:sz="18"/>
+              <w:left w:val="single" w:color="FCFCFB" w:sz="26"/>
+              <w:bottom w:val="none" w:color="auto" w:sz="0"/>
+              <w:right w:val="single" w:color="FCFCFB" w:sz="26"/>
+            </w:tcBorders>
+            <w:shd w:fill="F5F2ED" w:color="auto" w:val="clear"/>
+            <w:tcMar>
+              <w:top w:type="dxa" w:w="118"/>
+              <w:left w:type="dxa" w:w="170"/>
+              <w:bottom w:type="dxa" w:w="118"/>
+              <w:right w:type="dxa" w:w="110"/>
+            </w:tcMar>
+            <w:vAlign w:val="center"/>
+          </w:tcPr>
+          <w:p>
+            <w:pPr>
+              <w:spacing w:after="40" w:line="240" w:lineRule="auto"/>
+            </w:pPr>
+            <w:r>
+              <w:rPr>
+                <w:rFonts w:ascii="Georgia" w:cs="Georgia" w:eastAsia="Georgia" w:hAnsi="Georgia"/>
+                <w:b/>
+                <w:bCs/>
+                <w:i w:val="false"/>
+                <w:iCs w:val="false"/>
+                <w:color w:val="1F2A44"/>
+                <w:sz w:val="27"/>
+                <w:szCs w:val="27"/>
+              </w:rPr>
+              <w:t xml:space="preserve">III кв. 2026</w:t>
+            </w:r>
+          </w:p>
+          <w:p>
+            <w:pPr>
+              <w:spacing w:after="0" w:line="200" w:lineRule="auto"/>
+            </w:pPr>
+            <w:r>
+              <w:rPr>
+                <w:rFonts w:ascii="Arial" w:cs="Arial" w:eastAsia="Arial" w:hAnsi="Arial"/>
+                <w:b w:val="false"/>
+                <w:bCs w:val="false"/>
+                <w:i w:val="false"/>
+                <w:iCs w:val="false"/>
+                <w:caps/>
+                <w:color w:val="70788A"/>
+                <w:spacing w:val="24"/>
+                <w:sz w:val="13"/>
+                <w:szCs w:val="13"/>
+              </w:rPr>
+              <w:t xml:space="preserve">Срок сдачи у обоих</w:t>
+            </w:r>
+          </w:p>
+        </w:tc>
+        <w:tc>
+          <w:tcPr>
+            <w:tcW w:type="dxa" w:w="2411"/>
+            <w:tcBorders>
+              <w:top w:val="single" w:color="B3282D" w:sz="18"/>
+              <w:left w:val="single" w:color="FCFCFB" w:sz="26"/>
+              <w:bottom w:val="none" w:color="auto" w:sz="0"/>
+              <w:right w:val="single" w:color="FCFCFB" w:sz="26"/>
+            </w:tcBorders>
+            <w:shd w:fill="F7EEEE" w:color="auto" w:val="clear"/>
+            <w:tcMar>
+              <w:top w:type="dxa" w:w="118"/>
+              <w:left w:type="dxa" w:w="170"/>
+              <w:bottom w:type="dxa" w:w="118"/>
+              <w:right w:type="dxa" w:w="110"/>
+            </w:tcMar>
+            <w:vAlign w:val="center"/>
+          </w:tcPr>
+          <w:p>
+            <w:pPr>
+              <w:spacing w:after="40" w:line="240" w:lineRule="auto"/>
+            </w:pPr>
+            <w:r>
+              <w:rPr>
+                <w:rFonts w:ascii="Georgia" w:cs="Georgia" w:eastAsia="Georgia" w:hAnsi="Georgia"/>
+                <w:b/>
+                <w:bCs/>
+                <w:i w:val="false"/>
+                <w:iCs w:val="false"/>
+                <w:color w:val="B3282D"/>
+                <w:sz w:val="27"/>
+                <w:szCs w:val="27"/>
+              </w:rPr>
+              <w:t xml:space="preserve">−51 %</w:t>
+            </w:r>
+          </w:p>
+          <w:p>
+            <w:pPr>
+              <w:spacing w:after="0" w:line="200" w:lineRule="auto"/>
+            </w:pPr>
+            <w:r>
+              <w:rPr>
+                <w:rFonts w:ascii="Arial" w:cs="Arial" w:eastAsia="Arial" w:hAnsi="Arial"/>
+                <w:b w:val="false"/>
+                <w:bCs w:val="false"/>
+                <w:i w:val="false"/>
+                <w:iCs w:val="false"/>
+                <w:caps/>
+                <w:color w:val="70788A"/>
+                <w:spacing w:val="24"/>
+                <w:sz w:val="13"/>
+                <w:szCs w:val="13"/>
+              </w:rPr>
+              <w:t xml:space="preserve">Метр «Капельского» к ним</w:t>
+            </w:r>
+          </w:p>
+        </w:tc>
+      </w:tr>
+    </w:tbl>
+    <w:p>
+      <w:pPr>
+        <w:spacing w:after="220"/>
+      </w:pPr>
+      <w:r>
+        <w:rPr>
+          <w:rFonts w:ascii="Arial" w:cs="Arial" w:eastAsia="Arial" w:hAnsi="Arial"/>
+          <w:b w:val="false"/>
+          <w:bCs w:val="false"/>
+          <w:i w:val="false"/>
+          <w:iCs w:val="false"/>
+          <w:color w:val="2A2E38"/>
+          <w:sz w:val="19"/>
+          <w:szCs w:val="19"/>
+        </w:rPr>
+        <w:t xml:space="preserve"/>
+      </w:r>
+    </w:p>
+    <w:tbl>
+      <w:tblPr>
+        <w:tblW w:type="dxa" w:w="9638"/>
+        <w:tblBorders>
+          <w:top w:val="single" w:color="auto" w:sz="4"/>
+          <w:left w:val="single" w:color="auto" w:sz="4"/>
+          <w:bottom w:val="single" w:color="auto" w:sz="4"/>
+          <w:right w:val="single" w:color="auto" w:sz="4"/>
+          <w:insideH w:val="single" w:color="auto" w:sz="4"/>
+          <w:insideV w:val="single" w:color="auto" w:sz="4"/>
+        </w:tblBorders>
+      </w:tblPr>
+      <w:tblGrid>
+        <w:gridCol w:w="2600"/>
+        <w:gridCol w:w="2400"/>
+        <w:gridCol w:w="2300"/>
+        <w:gridCol w:w="2338"/>
+      </w:tblGrid>
+      <w:tr>
+        <w:trPr>
+          <w:tblHeader/>
+        </w:trPr>
+        <w:tc>
+          <w:tcPr>
+            <w:tcW w:type="dxa" w:w="2600"/>
+            <w:tcBorders>
+              <w:top w:val="single" w:color="1F2A44" w:sz="4"/>
+              <w:left w:val="none" w:color="auto" w:sz="0"/>
+              <w:bottom w:val="single" w:color="D9D4CB" w:sz="4"/>
+              <w:right w:val="none" w:color="auto" w:sz="0"/>
+            </w:tcBorders>
+            <w:shd w:fill="1F2A44" w:color="auto" w:val="clear"/>
+            <w:tcMar>
+              <w:top w:type="dxa" w:w="52"/>
+              <w:left w:type="dxa" w:w="100"/>
+              <w:bottom w:type="dxa" w:w="52"/>
+              <w:right w:type="dxa" w:w="100"/>
+            </w:tcMar>
+            <w:vAlign w:val="center"/>
+          </w:tcPr>
+          <w:p>
+            <w:pPr>
+              <w:spacing w:after="0" w:line="240" w:lineRule="auto"/>
+              <w:jc w:val="left"/>
+            </w:pPr>
+            <w:r>
+              <w:rPr>
+                <w:rFonts w:ascii="Arial" w:cs="Arial" w:eastAsia="Arial" w:hAnsi="Arial"/>
+                <w:b/>
+                <w:bCs/>
+                <w:i w:val="false"/>
+                <w:iCs w:val="false"/>
+                <w:color w:val="FFFFFF"/>
+                <w:sz w:val="16"/>
+                <w:szCs w:val="16"/>
+              </w:rPr>
+              <w:t xml:space="preserve">Параметр</w:t>
+            </w:r>
+          </w:p>
+        </w:tc>
+        <w:tc>
+          <w:tcPr>
+            <w:tcW w:type="dxa" w:w="2400"/>
+            <w:tcBorders>
+              <w:top w:val="single" w:color="1F2A44" w:sz="4"/>
+              <w:left w:val="none" w:color="auto" w:sz="0"/>
+              <w:bottom w:val="single" w:color="D9D4CB" w:sz="4"/>
+              <w:right w:val="none" w:color="auto" w:sz="0"/>
+            </w:tcBorders>
+            <w:shd w:fill="1F2A44" w:color="auto" w:val="clear"/>
+            <w:tcMar>
+              <w:top w:type="dxa" w:w="52"/>
+              <w:left w:type="dxa" w:w="100"/>
+              <w:bottom w:type="dxa" w:w="52"/>
+              <w:right w:type="dxa" w:w="100"/>
+            </w:tcMar>
+            <w:vAlign w:val="center"/>
+          </w:tcPr>
+          <w:p>
+            <w:pPr>
+              <w:spacing w:after="0" w:line="240" w:lineRule="auto"/>
+              <w:jc w:val="center"/>
+            </w:pPr>
+            <w:r>
+              <w:rPr>
+                <w:rFonts w:ascii="Arial" w:cs="Arial" w:eastAsia="Arial" w:hAnsi="Arial"/>
+                <w:b/>
+                <w:bCs/>
+                <w:i w:val="false"/>
+                <w:iCs w:val="false"/>
+                <w:color w:val="FFFFFF"/>
+                <w:sz w:val="16"/>
+                <w:szCs w:val="16"/>
+              </w:rPr>
+              <w:t xml:space="preserve">Капельский, 5</w:t>
+            </w:r>
+          </w:p>
+        </w:tc>
+        <w:tc>
+          <w:tcPr>
+            <w:tcW w:type="dxa" w:w="2300"/>
+            <w:tcBorders>
+              <w:top w:val="single" w:color="1F2A44" w:sz="4"/>
+              <w:left w:val="none" w:color="auto" w:sz="0"/>
+              <w:bottom w:val="single" w:color="D9D4CB" w:sz="4"/>
+              <w:right w:val="none" w:color="auto" w:sz="0"/>
+            </w:tcBorders>
+            <w:shd w:fill="1F2A44" w:color="auto" w:val="clear"/>
+            <w:tcMar>
+              <w:top w:type="dxa" w:w="52"/>
+              <w:left w:type="dxa" w:w="100"/>
+              <w:bottom w:type="dxa" w:w="52"/>
+              <w:right w:type="dxa" w:w="100"/>
+            </w:tcMar>
+            <w:vAlign w:val="center"/>
+          </w:tcPr>
+          <w:p>
+            <w:pPr>
+              <w:spacing w:after="0" w:line="240" w:lineRule="auto"/>
+              <w:jc w:val="center"/>
+            </w:pPr>
+            <w:r>
+              <w:rPr>
+                <w:rFonts w:ascii="Arial" w:cs="Arial" w:eastAsia="Arial" w:hAnsi="Arial"/>
+                <w:b/>
+                <w:bCs/>
+                <w:i w:val="false"/>
+                <w:iCs w:val="false"/>
+                <w:color w:val="FFFFFF"/>
+                <w:sz w:val="16"/>
+                <w:szCs w:val="16"/>
+              </w:rPr>
+              <w:t xml:space="preserve">Кло 17</w:t>
+            </w:r>
+          </w:p>
+        </w:tc>
+        <w:tc>
+          <w:tcPr>
+            <w:tcW w:type="dxa" w:w="2338"/>
+            <w:tcBorders>
+              <w:top w:val="single" w:color="1F2A44" w:sz="4"/>
+              <w:left w:val="none" w:color="auto" w:sz="0"/>
+              <w:bottom w:val="single" w:color="D9D4CB" w:sz="4"/>
+              <w:right w:val="none" w:color="auto" w:sz="0"/>
+            </w:tcBorders>
+            <w:shd w:fill="1F2A44" w:color="auto" w:val="clear"/>
+            <w:tcMar>
+              <w:top w:type="dxa" w:w="52"/>
+              <w:left w:type="dxa" w:w="100"/>
+              <w:bottom w:type="dxa" w:w="52"/>
+              <w:right w:type="dxa" w:w="100"/>
+            </w:tcMar>
+            <w:vAlign w:val="center"/>
+          </w:tcPr>
+          <w:p>
+            <w:pPr>
+              <w:spacing w:after="0" w:line="240" w:lineRule="auto"/>
+              <w:jc w:val="center"/>
+            </w:pPr>
+            <w:r>
+              <w:rPr>
+                <w:rFonts w:ascii="Arial" w:cs="Arial" w:eastAsia="Arial" w:hAnsi="Arial"/>
+                <w:b/>
+                <w:bCs/>
+                <w:i w:val="false"/>
+                <w:iCs w:val="false"/>
+                <w:color w:val="FFFFFF"/>
+                <w:sz w:val="16"/>
+                <w:szCs w:val="16"/>
+              </w:rPr>
+              <w:t xml:space="preserve">Фамильный дом Люче</w:t>
+            </w:r>
+          </w:p>
+        </w:tc>
+      </w:tr>
+      <w:tr>
+        <w:tc>
+          <w:tcPr>
+            <w:tcW w:type="dxa" w:w="2600"/>
+            <w:tcBorders>
+              <w:top w:val="single" w:color="D9D4CB" w:sz="4"/>
+              <w:left w:val="none" w:color="auto" w:sz="0"/>
+              <w:bottom w:val="single" w:color="D9D4CB" w:sz="4"/>
+              <w:right w:val="none" w:color="auto" w:sz="0"/>
+            </w:tcBorders>
+            <w:tcMar>
+              <w:top w:type="dxa" w:w="52"/>
+              <w:left w:type="dxa" w:w="100"/>
+              <w:bottom w:type="dxa" w:w="52"/>
+              <w:right w:type="dxa" w:w="100"/>
+            </w:tcMar>
+            <w:vAlign w:val="center"/>
+          </w:tcPr>
+          <w:p>
+            <w:pPr>
+              <w:spacing w:after="0" w:line="240" w:lineRule="auto"/>
+              <w:jc w:val="left"/>
+            </w:pPr>
+            <w:r>
+              <w:rPr>
+                <w:rFonts w:ascii="Arial" w:cs="Arial" w:eastAsia="Arial" w:hAnsi="Arial"/>
+                <w:b/>
+                <w:bCs/>
+                <w:i w:val="false"/>
+                <w:iCs w:val="false"/>
+                <w:color w:val="2A2E38"/>
+                <w:sz w:val="17"/>
+                <w:szCs w:val="17"/>
+              </w:rPr>
+              <w:t xml:space="preserve">Адрес</w:t>
+            </w:r>
+          </w:p>
+        </w:tc>
+        <w:tc>
+          <w:tcPr>
+            <w:tcW w:type="dxa" w:w="2400"/>
+            <w:tcBorders>
+              <w:top w:val="single" w:color="D9D4CB" w:sz="4"/>
+              <w:left w:val="none" w:color="auto" w:sz="0"/>
+              <w:bottom w:val="single" w:color="D9D4CB" w:sz="4"/>
+              <w:right w:val="none" w:color="auto" w:sz="0"/>
+            </w:tcBorders>
+            <w:tcMar>
+              <w:top w:type="dxa" w:w="52"/>
+              <w:left w:type="dxa" w:w="100"/>
+              <w:bottom w:type="dxa" w:w="52"/>
+              <w:right w:type="dxa" w:w="100"/>
+            </w:tcMar>
+            <w:vAlign w:val="center"/>
+          </w:tcPr>
+          <w:p>
+            <w:pPr>
+              <w:spacing w:after="0" w:line="240" w:lineRule="auto"/>
+              <w:jc w:val="center"/>
+            </w:pPr>
+            <w:r>
+              <w:rPr>
+                <w:rFonts w:ascii="Arial" w:cs="Arial" w:eastAsia="Arial" w:hAnsi="Arial"/>
+                <w:b w:val="false"/>
+                <w:bCs w:val="false"/>
+                <w:i w:val="false"/>
+                <w:iCs w:val="false"/>
+                <w:color w:val="2A2E38"/>
+                <w:sz w:val="17"/>
+                <w:szCs w:val="17"/>
+              </w:rPr>
+              <w:t xml:space="preserve">Капельский пер., 5</w:t>
+            </w:r>
+          </w:p>
+        </w:tc>
+        <w:tc>
+          <w:tcPr>
+            <w:tcW w:type="dxa" w:w="2300"/>
+            <w:tcBorders>
+              <w:top w:val="single" w:color="D9D4CB" w:sz="4"/>
+              <w:left w:val="none" w:color="auto" w:sz="0"/>
+              <w:bottom w:val="single" w:color="D9D4CB" w:sz="4"/>
+              <w:right w:val="none" w:color="auto" w:sz="0"/>
+            </w:tcBorders>
+            <w:tcMar>
+              <w:top w:type="dxa" w:w="52"/>
+              <w:left w:type="dxa" w:w="100"/>
+              <w:bottom w:type="dxa" w:w="52"/>
+              <w:right w:type="dxa" w:w="100"/>
+            </w:tcMar>
+            <w:vAlign w:val="center"/>
+          </w:tcPr>
+          <w:p>
+            <w:pPr>
+              <w:spacing w:after="0" w:line="240" w:lineRule="auto"/>
+              <w:jc w:val="center"/>
+            </w:pPr>
+            <w:r>
+              <w:rPr>
+                <w:rFonts w:ascii="Arial" w:cs="Arial" w:eastAsia="Arial" w:hAnsi="Arial"/>
+                <w:b w:val="false"/>
+                <w:bCs w:val="false"/>
+                <w:i w:val="false"/>
+                <w:iCs w:val="false"/>
+                <w:color w:val="2A2E38"/>
+                <w:sz w:val="17"/>
+                <w:szCs w:val="17"/>
+              </w:rPr>
+              <w:t xml:space="preserve">Староваганьковский пер., 17с4</w:t>
+            </w:r>
+          </w:p>
+        </w:tc>
+        <w:tc>
+          <w:tcPr>
+            <w:tcW w:type="dxa" w:w="2338"/>
+            <w:tcBorders>
+              <w:top w:val="single" w:color="D9D4CB" w:sz="4"/>
+              <w:left w:val="none" w:color="auto" w:sz="0"/>
+              <w:bottom w:val="single" w:color="D9D4CB" w:sz="4"/>
+              <w:right w:val="none" w:color="auto" w:sz="0"/>
+            </w:tcBorders>
+            <w:tcMar>
+              <w:top w:type="dxa" w:w="52"/>
+              <w:left w:type="dxa" w:w="100"/>
+              <w:bottom w:type="dxa" w:w="52"/>
+              <w:right w:type="dxa" w:w="100"/>
+            </w:tcMar>
+            <w:vAlign w:val="center"/>
+          </w:tcPr>
+          <w:p>
+            <w:pPr>
+              <w:spacing w:after="0" w:line="240" w:lineRule="auto"/>
+              <w:jc w:val="center"/>
+            </w:pPr>
+            <w:r>
+              <w:rPr>
+                <w:rFonts w:ascii="Arial" w:cs="Arial" w:eastAsia="Arial" w:hAnsi="Arial"/>
+                <w:b w:val="false"/>
+                <w:bCs w:val="false"/>
+                <w:i w:val="false"/>
+                <w:iCs w:val="false"/>
+                <w:color w:val="2A2E38"/>
+                <w:sz w:val="17"/>
+                <w:szCs w:val="17"/>
+              </w:rPr>
+              <w:t xml:space="preserve">Крестовоздвиженский пер., 4</w:t>
+            </w:r>
+          </w:p>
+        </w:tc>
+      </w:tr>
+      <w:tr>
+        <w:tc>
+          <w:tcPr>
+            <w:tcW w:type="dxa" w:w="2600"/>
+            <w:tcBorders>
+              <w:top w:val="single" w:color="D9D4CB" w:sz="4"/>
+              <w:left w:val="none" w:color="auto" w:sz="0"/>
+              <w:bottom w:val="single" w:color="D9D4CB" w:sz="4"/>
+              <w:right w:val="none" w:color="auto" w:sz="0"/>
+            </w:tcBorders>
+            <w:shd w:fill="FBFAF8" w:color="auto" w:val="clear"/>
+            <w:tcMar>
+              <w:top w:type="dxa" w:w="52"/>
+              <w:left w:type="dxa" w:w="100"/>
+              <w:bottom w:type="dxa" w:w="52"/>
+              <w:right w:type="dxa" w:w="100"/>
+            </w:tcMar>
+            <w:vAlign w:val="center"/>
+          </w:tcPr>
+          <w:p>
+            <w:pPr>
+              <w:spacing w:after="0" w:line="240" w:lineRule="auto"/>
+              <w:jc w:val="left"/>
+            </w:pPr>
+            <w:r>
+              <w:rPr>
+                <w:rFonts w:ascii="Arial" w:cs="Arial" w:eastAsia="Arial" w:hAnsi="Arial"/>
+                <w:b/>
+                <w:bCs/>
+                <w:i w:val="false"/>
+                <w:iCs w:val="false"/>
+                <w:color w:val="2A2E38"/>
+                <w:sz w:val="17"/>
+                <w:szCs w:val="17"/>
+              </w:rPr>
+              <w:t xml:space="preserve">До Кремля, км</w:t>
+            </w:r>
+          </w:p>
+        </w:tc>
+        <w:tc>
+          <w:tcPr>
+            <w:tcW w:type="dxa" w:w="2400"/>
+            <w:tcBorders>
+              <w:top w:val="single" w:color="D9D4CB" w:sz="4"/>
+              <w:left w:val="none" w:color="auto" w:sz="0"/>
+              <w:bottom w:val="single" w:color="D9D4CB" w:sz="4"/>
+              <w:right w:val="none" w:color="auto" w:sz="0"/>
+            </w:tcBorders>
+            <w:shd w:fill="FBFAF8" w:color="auto" w:val="clear"/>
+            <w:tcMar>
+              <w:top w:type="dxa" w:w="52"/>
+              <w:left w:type="dxa" w:w="100"/>
+              <w:bottom w:type="dxa" w:w="52"/>
+              <w:right w:type="dxa" w:w="100"/>
+            </w:tcMar>
+            <w:vAlign w:val="center"/>
+          </w:tcPr>
+          <w:p>
+            <w:pPr>
+              <w:spacing w:after="0" w:line="240" w:lineRule="auto"/>
+              <w:jc w:val="center"/>
+            </w:pPr>
+            <w:r>
+              <w:rPr>
+                <w:rFonts w:ascii="Arial" w:cs="Arial" w:eastAsia="Arial" w:hAnsi="Arial"/>
+                <w:b w:val="false"/>
+                <w:bCs w:val="false"/>
+                <w:i w:val="false"/>
+                <w:iCs w:val="false"/>
+                <w:color w:val="2A2E38"/>
+                <w:sz w:val="17"/>
+                <w:szCs w:val="17"/>
+              </w:rPr>
+              <w:t xml:space="preserve">3,7</w:t>
+            </w:r>
+          </w:p>
+        </w:tc>
+        <w:tc>
+          <w:tcPr>
+            <w:tcW w:type="dxa" w:w="2300"/>
+            <w:tcBorders>
+              <w:top w:val="single" w:color="D9D4CB" w:sz="4"/>
+              <w:left w:val="none" w:color="auto" w:sz="0"/>
+              <w:bottom w:val="single" w:color="D9D4CB" w:sz="4"/>
+              <w:right w:val="none" w:color="auto" w:sz="0"/>
+            </w:tcBorders>
+            <w:shd w:fill="FBFAF8" w:color="auto" w:val="clear"/>
+            <w:tcMar>
+              <w:top w:type="dxa" w:w="52"/>
+              <w:left w:type="dxa" w:w="100"/>
+              <w:bottom w:type="dxa" w:w="52"/>
+              <w:right w:type="dxa" w:w="100"/>
+            </w:tcMar>
+            <w:vAlign w:val="center"/>
+          </w:tcPr>
+          <w:p>
+            <w:pPr>
+              <w:spacing w:after="0" w:line="240" w:lineRule="auto"/>
+              <w:jc w:val="center"/>
+            </w:pPr>
+            <w:r>
+              <w:rPr>
+                <w:rFonts w:ascii="Arial" w:cs="Arial" w:eastAsia="Arial" w:hAnsi="Arial"/>
+                <w:b w:val="false"/>
+                <w:bCs w:val="false"/>
+                <w:i w:val="false"/>
+                <w:iCs w:val="false"/>
+                <w:color w:val="2A2E38"/>
+                <w:sz w:val="17"/>
+                <w:szCs w:val="17"/>
+              </w:rPr>
+              <w:t xml:space="preserve">0,7</w:t>
+            </w:r>
+          </w:p>
+        </w:tc>
+        <w:tc>
+          <w:tcPr>
+            <w:tcW w:type="dxa" w:w="2338"/>
+            <w:tcBorders>
+              <w:top w:val="single" w:color="D9D4CB" w:sz="4"/>
+              <w:left w:val="none" w:color="auto" w:sz="0"/>
+              <w:bottom w:val="single" w:color="D9D4CB" w:sz="4"/>
+              <w:right w:val="none" w:color="auto" w:sz="0"/>
+            </w:tcBorders>
+            <w:shd w:fill="FBFAF8" w:color="auto" w:val="clear"/>
+            <w:tcMar>
+              <w:top w:type="dxa" w:w="52"/>
+              <w:left w:type="dxa" w:w="100"/>
+              <w:bottom w:type="dxa" w:w="52"/>
+              <w:right w:type="dxa" w:w="100"/>
+            </w:tcMar>
+            <w:vAlign w:val="center"/>
+          </w:tcPr>
+          <w:p>
+            <w:pPr>
+              <w:spacing w:after="0" w:line="240" w:lineRule="auto"/>
+              <w:jc w:val="center"/>
+            </w:pPr>
+            <w:r>
+              <w:rPr>
+                <w:rFonts w:ascii="Arial" w:cs="Arial" w:eastAsia="Arial" w:hAnsi="Arial"/>
+                <w:b w:val="false"/>
+                <w:bCs w:val="false"/>
+                <w:i w:val="false"/>
+                <w:iCs w:val="false"/>
+                <w:color w:val="2A2E38"/>
+                <w:sz w:val="17"/>
+                <w:szCs w:val="17"/>
+              </w:rPr>
+              <w:t xml:space="preserve">0,8</w:t>
+            </w:r>
+          </w:p>
+        </w:tc>
+      </w:tr>
+      <w:tr>
+        <w:tc>
+          <w:tcPr>
+            <w:tcW w:type="dxa" w:w="2600"/>
+            <w:tcBorders>
+              <w:top w:val="single" w:color="D9D4CB" w:sz="4"/>
+              <w:left w:val="none" w:color="auto" w:sz="0"/>
+              <w:bottom w:val="single" w:color="D9D4CB" w:sz="4"/>
+              <w:right w:val="none" w:color="auto" w:sz="0"/>
+            </w:tcBorders>
+            <w:tcMar>
+              <w:top w:type="dxa" w:w="52"/>
+              <w:left w:type="dxa" w:w="100"/>
+              <w:bottom w:type="dxa" w:w="52"/>
+              <w:right w:type="dxa" w:w="100"/>
+            </w:tcMar>
+            <w:vAlign w:val="center"/>
+          </w:tcPr>
+          <w:p>
+            <w:pPr>
+              <w:spacing w:after="0" w:line="240" w:lineRule="auto"/>
+              <w:jc w:val="left"/>
+            </w:pPr>
+            <w:r>
+              <w:rPr>
+                <w:rFonts w:ascii="Arial" w:cs="Arial" w:eastAsia="Arial" w:hAnsi="Arial"/>
+                <w:b/>
+                <w:bCs/>
+                <w:i w:val="false"/>
+                <w:iCs w:val="false"/>
+                <w:color w:val="2A2E38"/>
+                <w:sz w:val="17"/>
+                <w:szCs w:val="17"/>
+              </w:rPr>
+              <w:t xml:space="preserve">Резиденций в доме</w:t>
+            </w:r>
+          </w:p>
+        </w:tc>
+        <w:tc>
+          <w:tcPr>
+            <w:tcW w:type="dxa" w:w="2400"/>
+            <w:tcBorders>
+              <w:top w:val="single" w:color="D9D4CB" w:sz="4"/>
+              <w:left w:val="none" w:color="auto" w:sz="0"/>
+              <w:bottom w:val="single" w:color="D9D4CB" w:sz="4"/>
+              <w:right w:val="none" w:color="auto" w:sz="0"/>
+            </w:tcBorders>
+            <w:tcMar>
+              <w:top w:type="dxa" w:w="52"/>
+              <w:left w:type="dxa" w:w="100"/>
+              <w:bottom w:type="dxa" w:w="52"/>
+              <w:right w:type="dxa" w:w="100"/>
+            </w:tcMar>
+            <w:vAlign w:val="center"/>
+          </w:tcPr>
+          <w:p>
+            <w:pPr>
+              <w:spacing w:after="0" w:line="240" w:lineRule="auto"/>
+              <w:jc w:val="center"/>
+            </w:pPr>
+            <w:r>
+              <w:rPr>
+                <w:rFonts w:ascii="Arial" w:cs="Arial" w:eastAsia="Arial" w:hAnsi="Arial"/>
+                <w:b w:val="false"/>
+                <w:bCs w:val="false"/>
+                <w:i w:val="false"/>
+                <w:iCs w:val="false"/>
+                <w:color w:val="2A2E38"/>
+                <w:sz w:val="17"/>
+                <w:szCs w:val="17"/>
+              </w:rPr>
+              <w:t xml:space="preserve">46</w:t>
+            </w:r>
+          </w:p>
+        </w:tc>
+        <w:tc>
+          <w:tcPr>
+            <w:tcW w:type="dxa" w:w="2300"/>
+            <w:tcBorders>
+              <w:top w:val="single" w:color="D9D4CB" w:sz="4"/>
+              <w:left w:val="none" w:color="auto" w:sz="0"/>
+              <w:bottom w:val="single" w:color="D9D4CB" w:sz="4"/>
+              <w:right w:val="none" w:color="auto" w:sz="0"/>
+            </w:tcBorders>
+            <w:tcMar>
+              <w:top w:type="dxa" w:w="52"/>
+              <w:left w:type="dxa" w:w="100"/>
+              <w:bottom w:type="dxa" w:w="52"/>
+              <w:right w:type="dxa" w:w="100"/>
+            </w:tcMar>
+            <w:vAlign w:val="center"/>
+          </w:tcPr>
+          <w:p>
+            <w:pPr>
+              <w:spacing w:after="0" w:line="240" w:lineRule="auto"/>
+              <w:jc w:val="center"/>
+            </w:pPr>
+            <w:r>
+              <w:rPr>
+                <w:rFonts w:ascii="Arial" w:cs="Arial" w:eastAsia="Arial" w:hAnsi="Arial"/>
+                <w:b w:val="false"/>
+                <w:bCs w:val="false"/>
+                <w:i w:val="false"/>
+                <w:iCs w:val="false"/>
+                <w:color w:val="2A2E38"/>
+                <w:sz w:val="17"/>
+                <w:szCs w:val="17"/>
+              </w:rPr>
+              <w:t xml:space="preserve">22</w:t>
+            </w:r>
+          </w:p>
+        </w:tc>
+        <w:tc>
+          <w:tcPr>
+            <w:tcW w:type="dxa" w:w="2338"/>
+            <w:tcBorders>
+              <w:top w:val="single" w:color="D9D4CB" w:sz="4"/>
+              <w:left w:val="none" w:color="auto" w:sz="0"/>
+              <w:bottom w:val="single" w:color="D9D4CB" w:sz="4"/>
+              <w:right w:val="none" w:color="auto" w:sz="0"/>
+            </w:tcBorders>
+            <w:tcMar>
+              <w:top w:type="dxa" w:w="52"/>
+              <w:left w:type="dxa" w:w="100"/>
+              <w:bottom w:type="dxa" w:w="52"/>
+              <w:right w:type="dxa" w:w="100"/>
+            </w:tcMar>
+            <w:vAlign w:val="center"/>
+          </w:tcPr>
+          <w:p>
+            <w:pPr>
+              <w:spacing w:after="0" w:line="240" w:lineRule="auto"/>
+              <w:jc w:val="center"/>
+            </w:pPr>
+            <w:r>
+              <w:rPr>
+                <w:rFonts w:ascii="Arial" w:cs="Arial" w:eastAsia="Arial" w:hAnsi="Arial"/>
+                <w:b w:val="false"/>
+                <w:bCs w:val="false"/>
+                <w:i w:val="false"/>
+                <w:iCs w:val="false"/>
+                <w:color w:val="2A2E38"/>
+                <w:sz w:val="17"/>
+                <w:szCs w:val="17"/>
+              </w:rPr>
+              <w:t xml:space="preserve">46</w:t>
+            </w:r>
+          </w:p>
+        </w:tc>
+      </w:tr>
+      <w:tr>
+        <w:tc>
+          <w:tcPr>
+            <w:tcW w:type="dxa" w:w="2600"/>
+            <w:tcBorders>
+              <w:top w:val="single" w:color="D9D4CB" w:sz="4"/>
+              <w:left w:val="none" w:color="auto" w:sz="0"/>
+              <w:bottom w:val="single" w:color="D9D4CB" w:sz="4"/>
+              <w:right w:val="none" w:color="auto" w:sz="0"/>
+            </w:tcBorders>
+            <w:shd w:fill="FBFAF8" w:color="auto" w:val="clear"/>
+            <w:tcMar>
+              <w:top w:type="dxa" w:w="52"/>
+              <w:left w:type="dxa" w:w="100"/>
+              <w:bottom w:type="dxa" w:w="52"/>
+              <w:right w:type="dxa" w:w="100"/>
+            </w:tcMar>
+            <w:vAlign w:val="center"/>
+          </w:tcPr>
+          <w:p>
+            <w:pPr>
+              <w:spacing w:after="0" w:line="240" w:lineRule="auto"/>
+              <w:jc w:val="left"/>
+            </w:pPr>
+            <w:r>
+              <w:rPr>
+                <w:rFonts w:ascii="Arial" w:cs="Arial" w:eastAsia="Arial" w:hAnsi="Arial"/>
+                <w:b/>
+                <w:bCs/>
+                <w:i w:val="false"/>
+                <w:iCs w:val="false"/>
+                <w:color w:val="2A2E38"/>
+                <w:sz w:val="17"/>
+                <w:szCs w:val="17"/>
+              </w:rPr>
+              <w:t xml:space="preserve">Этажей</w:t>
+            </w:r>
+          </w:p>
+        </w:tc>
+        <w:tc>
+          <w:tcPr>
+            <w:tcW w:type="dxa" w:w="2400"/>
+            <w:tcBorders>
+              <w:top w:val="single" w:color="D9D4CB" w:sz="4"/>
+              <w:left w:val="none" w:color="auto" w:sz="0"/>
+              <w:bottom w:val="single" w:color="D9D4CB" w:sz="4"/>
+              <w:right w:val="none" w:color="auto" w:sz="0"/>
+            </w:tcBorders>
+            <w:shd w:fill="FBFAF8" w:color="auto" w:val="clear"/>
+            <w:tcMar>
+              <w:top w:type="dxa" w:w="52"/>
+              <w:left w:type="dxa" w:w="100"/>
+              <w:bottom w:type="dxa" w:w="52"/>
+              <w:right w:type="dxa" w:w="100"/>
+            </w:tcMar>
+            <w:vAlign w:val="center"/>
+          </w:tcPr>
+          <w:p>
+            <w:pPr>
+              <w:spacing w:after="0" w:line="240" w:lineRule="auto"/>
+              <w:jc w:val="center"/>
+            </w:pPr>
+            <w:r>
+              <w:rPr>
+                <w:rFonts w:ascii="Arial" w:cs="Arial" w:eastAsia="Arial" w:hAnsi="Arial"/>
+                <w:b w:val="false"/>
+                <w:bCs w:val="false"/>
+                <w:i w:val="false"/>
+                <w:iCs w:val="false"/>
+                <w:color w:val="2A2E38"/>
+                <w:sz w:val="17"/>
+                <w:szCs w:val="17"/>
+              </w:rPr>
+              <w:t xml:space="preserve">8</w:t>
+            </w:r>
+          </w:p>
+        </w:tc>
+        <w:tc>
+          <w:tcPr>
+            <w:tcW w:type="dxa" w:w="2300"/>
+            <w:tcBorders>
+              <w:top w:val="single" w:color="D9D4CB" w:sz="4"/>
+              <w:left w:val="none" w:color="auto" w:sz="0"/>
+              <w:bottom w:val="single" w:color="D9D4CB" w:sz="4"/>
+              <w:right w:val="none" w:color="auto" w:sz="0"/>
+            </w:tcBorders>
+            <w:shd w:fill="FBFAF8" w:color="auto" w:val="clear"/>
+            <w:tcMar>
+              <w:top w:type="dxa" w:w="52"/>
+              <w:left w:type="dxa" w:w="100"/>
+              <w:bottom w:type="dxa" w:w="52"/>
+              <w:right w:type="dxa" w:w="100"/>
+            </w:tcMar>
+            <w:vAlign w:val="center"/>
+          </w:tcPr>
+          <w:p>
+            <w:pPr>
+              <w:spacing w:after="0" w:line="240" w:lineRule="auto"/>
+              <w:jc w:val="center"/>
+            </w:pPr>
+            <w:r>
+              <w:rPr>
+                <w:rFonts w:ascii="Arial" w:cs="Arial" w:eastAsia="Arial" w:hAnsi="Arial"/>
+                <w:b w:val="false"/>
+                <w:bCs w:val="false"/>
+                <w:i w:val="false"/>
+                <w:iCs w:val="false"/>
+                <w:color w:val="2A2E38"/>
+                <w:sz w:val="17"/>
+                <w:szCs w:val="17"/>
+              </w:rPr>
+              <w:t xml:space="preserve">7</w:t>
+            </w:r>
+          </w:p>
+        </w:tc>
+        <w:tc>
+          <w:tcPr>
+            <w:tcW w:type="dxa" w:w="2338"/>
+            <w:tcBorders>
+              <w:top w:val="single" w:color="D9D4CB" w:sz="4"/>
+              <w:left w:val="none" w:color="auto" w:sz="0"/>
+              <w:bottom w:val="single" w:color="D9D4CB" w:sz="4"/>
+              <w:right w:val="none" w:color="auto" w:sz="0"/>
+            </w:tcBorders>
+            <w:shd w:fill="FBFAF8" w:color="auto" w:val="clear"/>
+            <w:tcMar>
+              <w:top w:type="dxa" w:w="52"/>
+              <w:left w:type="dxa" w:w="100"/>
+              <w:bottom w:type="dxa" w:w="52"/>
+              <w:right w:type="dxa" w:w="100"/>
+            </w:tcMar>
+            <w:vAlign w:val="center"/>
+          </w:tcPr>
+          <w:p>
+            <w:pPr>
+              <w:spacing w:after="0" w:line="240" w:lineRule="auto"/>
+              <w:jc w:val="center"/>
+            </w:pPr>
+            <w:r>
+              <w:rPr>
+                <w:rFonts w:ascii="Arial" w:cs="Arial" w:eastAsia="Arial" w:hAnsi="Arial"/>
+                <w:b w:val="false"/>
+                <w:bCs w:val="false"/>
+                <w:i w:val="false"/>
+                <w:iCs w:val="false"/>
+                <w:color w:val="2A2E38"/>
+                <w:sz w:val="17"/>
+                <w:szCs w:val="17"/>
+              </w:rPr>
+              <w:t xml:space="preserve">7</w:t>
+            </w:r>
+          </w:p>
+        </w:tc>
+      </w:tr>
+      <w:tr>
+        <w:tc>
+          <w:tcPr>
+            <w:tcW w:type="dxa" w:w="2600"/>
+            <w:tcBorders>
+              <w:top w:val="single" w:color="D9D4CB" w:sz="4"/>
+              <w:left w:val="none" w:color="auto" w:sz="0"/>
+              <w:bottom w:val="single" w:color="D9D4CB" w:sz="4"/>
+              <w:right w:val="none" w:color="auto" w:sz="0"/>
+            </w:tcBorders>
+            <w:tcMar>
+              <w:top w:type="dxa" w:w="52"/>
+              <w:left w:type="dxa" w:w="100"/>
+              <w:bottom w:type="dxa" w:w="52"/>
+              <w:right w:type="dxa" w:w="100"/>
+            </w:tcMar>
+            <w:vAlign w:val="center"/>
+          </w:tcPr>
+          <w:p>
+            <w:pPr>
+              <w:spacing w:after="0" w:line="240" w:lineRule="auto"/>
+              <w:jc w:val="left"/>
+            </w:pPr>
+            <w:r>
+              <w:rPr>
+                <w:rFonts w:ascii="Arial" w:cs="Arial" w:eastAsia="Arial" w:hAnsi="Arial"/>
+                <w:b/>
+                <w:bCs/>
+                <w:i w:val="false"/>
+                <w:iCs w:val="false"/>
+                <w:color w:val="2A2E38"/>
+                <w:sz w:val="17"/>
+                <w:szCs w:val="17"/>
+              </w:rPr>
+              <w:t xml:space="preserve">Лотов в открытой продаже</w:t>
+            </w:r>
+          </w:p>
+        </w:tc>
+        <w:tc>
+          <w:tcPr>
+            <w:tcW w:type="dxa" w:w="2400"/>
+            <w:tcBorders>
+              <w:top w:val="single" w:color="D9D4CB" w:sz="4"/>
+              <w:left w:val="none" w:color="auto" w:sz="0"/>
+              <w:bottom w:val="single" w:color="D9D4CB" w:sz="4"/>
+              <w:right w:val="none" w:color="auto" w:sz="0"/>
+            </w:tcBorders>
+            <w:tcMar>
+              <w:top w:type="dxa" w:w="52"/>
+              <w:left w:type="dxa" w:w="100"/>
+              <w:bottom w:type="dxa" w:w="52"/>
+              <w:right w:type="dxa" w:w="100"/>
+            </w:tcMar>
+            <w:vAlign w:val="center"/>
+          </w:tcPr>
+          <w:p>
+            <w:pPr>
+              <w:spacing w:after="0" w:line="240" w:lineRule="auto"/>
+              <w:jc w:val="center"/>
+            </w:pPr>
+            <w:r>
+              <w:rPr>
+                <w:rFonts w:ascii="Arial" w:cs="Arial" w:eastAsia="Arial" w:hAnsi="Arial"/>
+                <w:b w:val="false"/>
+                <w:bCs w:val="false"/>
+                <w:i w:val="false"/>
+                <w:iCs w:val="false"/>
+                <w:color w:val="2A2E38"/>
+                <w:sz w:val="17"/>
+                <w:szCs w:val="17"/>
+              </w:rPr>
+              <w:t xml:space="preserve">нет</w:t>
+            </w:r>
+          </w:p>
+        </w:tc>
+        <w:tc>
+          <w:tcPr>
+            <w:tcW w:type="dxa" w:w="2300"/>
+            <w:tcBorders>
+              <w:top w:val="single" w:color="D9D4CB" w:sz="4"/>
+              <w:left w:val="none" w:color="auto" w:sz="0"/>
+              <w:bottom w:val="single" w:color="D9D4CB" w:sz="4"/>
+              <w:right w:val="none" w:color="auto" w:sz="0"/>
+            </w:tcBorders>
+            <w:tcMar>
+              <w:top w:type="dxa" w:w="52"/>
+              <w:left w:type="dxa" w:w="100"/>
+              <w:bottom w:type="dxa" w:w="52"/>
+              <w:right w:type="dxa" w:w="100"/>
+            </w:tcMar>
+            <w:vAlign w:val="center"/>
+          </w:tcPr>
+          <w:p>
+            <w:pPr>
+              <w:spacing w:after="0" w:line="240" w:lineRule="auto"/>
+              <w:jc w:val="center"/>
+            </w:pPr>
+            <w:r>
+              <w:rPr>
+                <w:rFonts w:ascii="Arial" w:cs="Arial" w:eastAsia="Arial" w:hAnsi="Arial"/>
+                <w:b w:val="false"/>
+                <w:bCs w:val="false"/>
+                <w:i w:val="false"/>
+                <w:iCs w:val="false"/>
+                <w:color w:val="2A2E38"/>
+                <w:sz w:val="17"/>
+                <w:szCs w:val="17"/>
+              </w:rPr>
+              <w:t xml:space="preserve">17</w:t>
+            </w:r>
+          </w:p>
+        </w:tc>
+        <w:tc>
+          <w:tcPr>
+            <w:tcW w:type="dxa" w:w="2338"/>
+            <w:tcBorders>
+              <w:top w:val="single" w:color="D9D4CB" w:sz="4"/>
+              <w:left w:val="none" w:color="auto" w:sz="0"/>
+              <w:bottom w:val="single" w:color="D9D4CB" w:sz="4"/>
+              <w:right w:val="none" w:color="auto" w:sz="0"/>
+            </w:tcBorders>
+            <w:tcMar>
+              <w:top w:type="dxa" w:w="52"/>
+              <w:left w:type="dxa" w:w="100"/>
+              <w:bottom w:type="dxa" w:w="52"/>
+              <w:right w:type="dxa" w:w="100"/>
+            </w:tcMar>
+            <w:vAlign w:val="center"/>
+          </w:tcPr>
+          <w:p>
+            <w:pPr>
+              <w:spacing w:after="0" w:line="240" w:lineRule="auto"/>
+              <w:jc w:val="center"/>
+            </w:pPr>
+            <w:r>
+              <w:rPr>
+                <w:rFonts w:ascii="Arial" w:cs="Arial" w:eastAsia="Arial" w:hAnsi="Arial"/>
+                <w:b w:val="false"/>
+                <w:bCs w:val="false"/>
+                <w:i w:val="false"/>
+                <w:iCs w:val="false"/>
+                <w:color w:val="2A2E38"/>
+                <w:sz w:val="17"/>
+                <w:szCs w:val="17"/>
+              </w:rPr>
+              <w:t xml:space="preserve">26</w:t>
+            </w:r>
+          </w:p>
+        </w:tc>
+      </w:tr>
+      <w:tr>
+        <w:tc>
+          <w:tcPr>
+            <w:tcW w:type="dxa" w:w="2600"/>
+            <w:tcBorders>
+              <w:top w:val="single" w:color="D9D4CB" w:sz="4"/>
+              <w:left w:val="none" w:color="auto" w:sz="0"/>
+              <w:bottom w:val="single" w:color="D9D4CB" w:sz="4"/>
+              <w:right w:val="none" w:color="auto" w:sz="0"/>
+            </w:tcBorders>
+            <w:shd w:fill="FBFAF8" w:color="auto" w:val="clear"/>
+            <w:tcMar>
+              <w:top w:type="dxa" w:w="52"/>
+              <w:left w:type="dxa" w:w="100"/>
+              <w:bottom w:type="dxa" w:w="52"/>
+              <w:right w:type="dxa" w:w="100"/>
+            </w:tcMar>
+            <w:vAlign w:val="center"/>
+          </w:tcPr>
+          <w:p>
+            <w:pPr>
+              <w:spacing w:after="0" w:line="240" w:lineRule="auto"/>
+              <w:jc w:val="left"/>
+            </w:pPr>
+            <w:r>
+              <w:rPr>
+                <w:rFonts w:ascii="Arial" w:cs="Arial" w:eastAsia="Arial" w:hAnsi="Arial"/>
+                <w:b/>
+                <w:bCs/>
+                <w:i w:val="false"/>
+                <w:iCs w:val="false"/>
+                <w:color w:val="2A2E38"/>
+                <w:sz w:val="17"/>
+                <w:szCs w:val="17"/>
+              </w:rPr>
+              <w:t xml:space="preserve">Площади, м²</w:t>
+            </w:r>
+          </w:p>
+        </w:tc>
+        <w:tc>
+          <w:tcPr>
+            <w:tcW w:type="dxa" w:w="2400"/>
+            <w:tcBorders>
+              <w:top w:val="single" w:color="D9D4CB" w:sz="4"/>
+              <w:left w:val="none" w:color="auto" w:sz="0"/>
+              <w:bottom w:val="single" w:color="D9D4CB" w:sz="4"/>
+              <w:right w:val="none" w:color="auto" w:sz="0"/>
+            </w:tcBorders>
+            <w:shd w:fill="FBFAF8" w:color="auto" w:val="clear"/>
+            <w:tcMar>
+              <w:top w:type="dxa" w:w="52"/>
+              <w:left w:type="dxa" w:w="100"/>
+              <w:bottom w:type="dxa" w:w="52"/>
+              <w:right w:type="dxa" w:w="100"/>
+            </w:tcMar>
+            <w:vAlign w:val="center"/>
+          </w:tcPr>
+          <w:p>
+            <w:pPr>
+              <w:spacing w:after="0" w:line="240" w:lineRule="auto"/>
+              <w:jc w:val="center"/>
+            </w:pPr>
+            <w:r>
+              <w:rPr>
+                <w:rFonts w:ascii="Arial" w:cs="Arial" w:eastAsia="Arial" w:hAnsi="Arial"/>
+                <w:b w:val="false"/>
+                <w:bCs w:val="false"/>
+                <w:i w:val="false"/>
+                <w:iCs w:val="false"/>
+                <w:color w:val="2A2E38"/>
+                <w:sz w:val="17"/>
+                <w:szCs w:val="17"/>
+              </w:rPr>
+              <w:t xml:space="preserve">54 – 345</w:t>
+            </w:r>
+          </w:p>
+        </w:tc>
+        <w:tc>
+          <w:tcPr>
+            <w:tcW w:type="dxa" w:w="2300"/>
+            <w:tcBorders>
+              <w:top w:val="single" w:color="D9D4CB" w:sz="4"/>
+              <w:left w:val="none" w:color="auto" w:sz="0"/>
+              <w:bottom w:val="single" w:color="D9D4CB" w:sz="4"/>
+              <w:right w:val="none" w:color="auto" w:sz="0"/>
+            </w:tcBorders>
+            <w:shd w:fill="FBFAF8" w:color="auto" w:val="clear"/>
+            <w:tcMar>
+              <w:top w:type="dxa" w:w="52"/>
+              <w:left w:type="dxa" w:w="100"/>
+              <w:bottom w:type="dxa" w:w="52"/>
+              <w:right w:type="dxa" w:w="100"/>
+            </w:tcMar>
+            <w:vAlign w:val="center"/>
+          </w:tcPr>
+          <w:p>
+            <w:pPr>
+              <w:spacing w:after="0" w:line="240" w:lineRule="auto"/>
+              <w:jc w:val="center"/>
+            </w:pPr>
+            <w:r>
+              <w:rPr>
+                <w:rFonts w:ascii="Arial" w:cs="Arial" w:eastAsia="Arial" w:hAnsi="Arial"/>
+                <w:b w:val="false"/>
+                <w:bCs w:val="false"/>
+                <w:i w:val="false"/>
+                <w:iCs w:val="false"/>
+                <w:color w:val="2A2E38"/>
+                <w:sz w:val="17"/>
+                <w:szCs w:val="17"/>
+              </w:rPr>
+              <w:t xml:space="preserve">83 – 220</w:t>
+            </w:r>
+          </w:p>
+        </w:tc>
+        <w:tc>
+          <w:tcPr>
+            <w:tcW w:type="dxa" w:w="2338"/>
+            <w:tcBorders>
+              <w:top w:val="single" w:color="D9D4CB" w:sz="4"/>
+              <w:left w:val="none" w:color="auto" w:sz="0"/>
+              <w:bottom w:val="single" w:color="D9D4CB" w:sz="4"/>
+              <w:right w:val="none" w:color="auto" w:sz="0"/>
+            </w:tcBorders>
+            <w:shd w:fill="FBFAF8" w:color="auto" w:val="clear"/>
+            <w:tcMar>
+              <w:top w:type="dxa" w:w="52"/>
+              <w:left w:type="dxa" w:w="100"/>
+              <w:bottom w:type="dxa" w:w="52"/>
+              <w:right w:type="dxa" w:w="100"/>
+            </w:tcMar>
+            <w:vAlign w:val="center"/>
+          </w:tcPr>
+          <w:p>
+            <w:pPr>
+              <w:spacing w:after="0" w:line="240" w:lineRule="auto"/>
+              <w:jc w:val="center"/>
+            </w:pPr>
+            <w:r>
+              <w:rPr>
+                <w:rFonts w:ascii="Arial" w:cs="Arial" w:eastAsia="Arial" w:hAnsi="Arial"/>
+                <w:b w:val="false"/>
+                <w:bCs w:val="false"/>
+                <w:i w:val="false"/>
+                <w:iCs w:val="false"/>
+                <w:color w:val="2A2E38"/>
+                <w:sz w:val="17"/>
+                <w:szCs w:val="17"/>
+              </w:rPr>
+              <w:t xml:space="preserve">97 – 359</w:t>
+            </w:r>
+          </w:p>
+        </w:tc>
+      </w:tr>
+      <w:tr>
+        <w:tc>
+          <w:tcPr>
+            <w:tcW w:type="dxa" w:w="2600"/>
+            <w:tcBorders>
+              <w:top w:val="single" w:color="D9D4CB" w:sz="4"/>
+              <w:left w:val="none" w:color="auto" w:sz="0"/>
+              <w:bottom w:val="single" w:color="D9D4CB" w:sz="4"/>
+              <w:right w:val="none" w:color="auto" w:sz="0"/>
+            </w:tcBorders>
+            <w:tcMar>
+              <w:top w:type="dxa" w:w="52"/>
+              <w:left w:type="dxa" w:w="100"/>
+              <w:bottom w:type="dxa" w:w="52"/>
+              <w:right w:type="dxa" w:w="100"/>
+            </w:tcMar>
+            <w:vAlign w:val="center"/>
+          </w:tcPr>
+          <w:p>
+            <w:pPr>
+              <w:spacing w:after="0" w:line="240" w:lineRule="auto"/>
+              <w:jc w:val="left"/>
+            </w:pPr>
+            <w:r>
+              <w:rPr>
+                <w:rFonts w:ascii="Arial" w:cs="Arial" w:eastAsia="Arial" w:hAnsi="Arial"/>
+                <w:b/>
+                <w:bCs/>
+                <w:i w:val="false"/>
+                <w:iCs w:val="false"/>
+                <w:color w:val="2A2E38"/>
+                <w:sz w:val="17"/>
+                <w:szCs w:val="17"/>
+              </w:rPr>
+              <w:t xml:space="preserve">Средняя площадь, м²</w:t>
+            </w:r>
+          </w:p>
+        </w:tc>
+        <w:tc>
+          <w:tcPr>
+            <w:tcW w:type="dxa" w:w="2400"/>
+            <w:tcBorders>
+              <w:top w:val="single" w:color="D9D4CB" w:sz="4"/>
+              <w:left w:val="none" w:color="auto" w:sz="0"/>
+              <w:bottom w:val="single" w:color="D9D4CB" w:sz="4"/>
+              <w:right w:val="none" w:color="auto" w:sz="0"/>
+            </w:tcBorders>
+            <w:tcMar>
+              <w:top w:type="dxa" w:w="52"/>
+              <w:left w:type="dxa" w:w="100"/>
+              <w:bottom w:type="dxa" w:w="52"/>
+              <w:right w:type="dxa" w:w="100"/>
+            </w:tcMar>
+            <w:vAlign w:val="center"/>
+          </w:tcPr>
+          <w:p>
+            <w:pPr>
+              <w:spacing w:after="0" w:line="240" w:lineRule="auto"/>
+              <w:jc w:val="center"/>
+            </w:pPr>
+            <w:r>
+              <w:rPr>
+                <w:rFonts w:ascii="Arial" w:cs="Arial" w:eastAsia="Arial" w:hAnsi="Arial"/>
+                <w:b w:val="false"/>
+                <w:bCs w:val="false"/>
+                <w:i w:val="false"/>
+                <w:iCs w:val="false"/>
+                <w:color w:val="2A2E38"/>
+                <w:sz w:val="17"/>
+                <w:szCs w:val="17"/>
+              </w:rPr>
+              <w:t xml:space="preserve">110</w:t>
+            </w:r>
+          </w:p>
+        </w:tc>
+        <w:tc>
+          <w:tcPr>
+            <w:tcW w:type="dxa" w:w="2300"/>
+            <w:tcBorders>
+              <w:top w:val="single" w:color="D9D4CB" w:sz="4"/>
+              <w:left w:val="none" w:color="auto" w:sz="0"/>
+              <w:bottom w:val="single" w:color="D9D4CB" w:sz="4"/>
+              <w:right w:val="none" w:color="auto" w:sz="0"/>
+            </w:tcBorders>
+            <w:tcMar>
+              <w:top w:type="dxa" w:w="52"/>
+              <w:left w:type="dxa" w:w="100"/>
+              <w:bottom w:type="dxa" w:w="52"/>
+              <w:right w:type="dxa" w:w="100"/>
+            </w:tcMar>
+            <w:vAlign w:val="center"/>
+          </w:tcPr>
+          <w:p>
+            <w:pPr>
+              <w:spacing w:after="0" w:line="240" w:lineRule="auto"/>
+              <w:jc w:val="center"/>
+            </w:pPr>
+            <w:r>
+              <w:rPr>
+                <w:rFonts w:ascii="Arial" w:cs="Arial" w:eastAsia="Arial" w:hAnsi="Arial"/>
+                <w:b w:val="false"/>
+                <w:bCs w:val="false"/>
+                <w:i w:val="false"/>
+                <w:iCs w:val="false"/>
+                <w:color w:val="2A2E38"/>
+                <w:sz w:val="17"/>
+                <w:szCs w:val="17"/>
+              </w:rPr>
+              <w:t xml:space="preserve">149</w:t>
+            </w:r>
+          </w:p>
+        </w:tc>
+        <w:tc>
+          <w:tcPr>
+            <w:tcW w:type="dxa" w:w="2338"/>
+            <w:tcBorders>
+              <w:top w:val="single" w:color="D9D4CB" w:sz="4"/>
+              <w:left w:val="none" w:color="auto" w:sz="0"/>
+              <w:bottom w:val="single" w:color="D9D4CB" w:sz="4"/>
+              <w:right w:val="none" w:color="auto" w:sz="0"/>
+            </w:tcBorders>
+            <w:tcMar>
+              <w:top w:type="dxa" w:w="52"/>
+              <w:left w:type="dxa" w:w="100"/>
+              <w:bottom w:type="dxa" w:w="52"/>
+              <w:right w:type="dxa" w:w="100"/>
+            </w:tcMar>
+            <w:vAlign w:val="center"/>
+          </w:tcPr>
+          <w:p>
+            <w:pPr>
+              <w:spacing w:after="0" w:line="240" w:lineRule="auto"/>
+              <w:jc w:val="center"/>
+            </w:pPr>
+            <w:r>
+              <w:rPr>
+                <w:rFonts w:ascii="Arial" w:cs="Arial" w:eastAsia="Arial" w:hAnsi="Arial"/>
+                <w:b w:val="false"/>
+                <w:bCs w:val="false"/>
+                <w:i w:val="false"/>
+                <w:iCs w:val="false"/>
+                <w:color w:val="2A2E38"/>
+                <w:sz w:val="17"/>
+                <w:szCs w:val="17"/>
+              </w:rPr>
+              <w:t xml:space="preserve">202</w:t>
+            </w:r>
+          </w:p>
+        </w:tc>
+      </w:tr>
+      <w:tr>
+        <w:tc>
+          <w:tcPr>
+            <w:tcW w:type="dxa" w:w="2600"/>
+            <w:tcBorders>
+              <w:top w:val="single" w:color="D9D4CB" w:sz="4"/>
+              <w:left w:val="none" w:color="auto" w:sz="0"/>
+              <w:bottom w:val="single" w:color="D9D4CB" w:sz="4"/>
+              <w:right w:val="none" w:color="auto" w:sz="0"/>
+            </w:tcBorders>
+            <w:shd w:fill="FBFAF8" w:color="auto" w:val="clear"/>
+            <w:tcMar>
+              <w:top w:type="dxa" w:w="52"/>
+              <w:left w:type="dxa" w:w="100"/>
+              <w:bottom w:type="dxa" w:w="52"/>
+              <w:right w:type="dxa" w:w="100"/>
+            </w:tcMar>
+            <w:vAlign w:val="center"/>
+          </w:tcPr>
+          <w:p>
+            <w:pPr>
+              <w:spacing w:after="0" w:line="240" w:lineRule="auto"/>
+              <w:jc w:val="left"/>
+            </w:pPr>
+            <w:r>
+              <w:rPr>
+                <w:rFonts w:ascii="Arial" w:cs="Arial" w:eastAsia="Arial" w:hAnsi="Arial"/>
+                <w:b/>
+                <w:bCs/>
+                <w:i w:val="false"/>
+                <w:iCs w:val="false"/>
+                <w:color w:val="2A2E38"/>
+                <w:sz w:val="17"/>
+                <w:szCs w:val="17"/>
+              </w:rPr>
+              <w:t xml:space="preserve">Бюджет лота, млн ₽</w:t>
+            </w:r>
+          </w:p>
+        </w:tc>
+        <w:tc>
+          <w:tcPr>
+            <w:tcW w:type="dxa" w:w="2400"/>
+            <w:tcBorders>
+              <w:top w:val="single" w:color="D9D4CB" w:sz="4"/>
+              <w:left w:val="none" w:color="auto" w:sz="0"/>
+              <w:bottom w:val="single" w:color="D9D4CB" w:sz="4"/>
+              <w:right w:val="none" w:color="auto" w:sz="0"/>
+            </w:tcBorders>
+            <w:shd w:fill="FBFAF8" w:color="auto" w:val="clear"/>
+            <w:tcMar>
+              <w:top w:type="dxa" w:w="52"/>
+              <w:left w:type="dxa" w:w="100"/>
+              <w:bottom w:type="dxa" w:w="52"/>
+              <w:right w:type="dxa" w:w="100"/>
+            </w:tcMar>
+            <w:vAlign w:val="center"/>
+          </w:tcPr>
+          <w:p>
+            <w:pPr>
+              <w:spacing w:after="0" w:line="240" w:lineRule="auto"/>
+              <w:jc w:val="center"/>
+            </w:pPr>
+            <w:r>
+              <w:rPr>
+                <w:rFonts w:ascii="Arial" w:cs="Arial" w:eastAsia="Arial" w:hAnsi="Arial"/>
+                <w:b w:val="false"/>
+                <w:bCs w:val="false"/>
+                <w:i w:val="false"/>
+                <w:iCs w:val="false"/>
+                <w:color w:val="2A2E38"/>
+                <w:sz w:val="17"/>
+                <w:szCs w:val="17"/>
+              </w:rPr>
+              <w:t xml:space="preserve">70,2 – 448,5</w:t>
+            </w:r>
+          </w:p>
+        </w:tc>
+        <w:tc>
+          <w:tcPr>
+            <w:tcW w:type="dxa" w:w="2300"/>
+            <w:tcBorders>
+              <w:top w:val="single" w:color="D9D4CB" w:sz="4"/>
+              <w:left w:val="none" w:color="auto" w:sz="0"/>
+              <w:bottom w:val="single" w:color="D9D4CB" w:sz="4"/>
+              <w:right w:val="none" w:color="auto" w:sz="0"/>
+            </w:tcBorders>
+            <w:shd w:fill="FBFAF8" w:color="auto" w:val="clear"/>
+            <w:tcMar>
+              <w:top w:type="dxa" w:w="52"/>
+              <w:left w:type="dxa" w:w="100"/>
+              <w:bottom w:type="dxa" w:w="52"/>
+              <w:right w:type="dxa" w:w="100"/>
+            </w:tcMar>
+            <w:vAlign w:val="center"/>
+          </w:tcPr>
+          <w:p>
+            <w:pPr>
+              <w:spacing w:after="0" w:line="240" w:lineRule="auto"/>
+              <w:jc w:val="center"/>
+            </w:pPr>
+            <w:r>
+              <w:rPr>
+                <w:rFonts w:ascii="Arial" w:cs="Arial" w:eastAsia="Arial" w:hAnsi="Arial"/>
+                <w:b w:val="false"/>
+                <w:bCs w:val="false"/>
+                <w:i w:val="false"/>
+                <w:iCs w:val="false"/>
+                <w:color w:val="2A2E38"/>
+                <w:sz w:val="17"/>
+                <w:szCs w:val="17"/>
+              </w:rPr>
+              <w:t xml:space="preserve">227,5 – 659,7</w:t>
+            </w:r>
+          </w:p>
+        </w:tc>
+        <w:tc>
+          <w:tcPr>
+            <w:tcW w:type="dxa" w:w="2338"/>
+            <w:tcBorders>
+              <w:top w:val="single" w:color="D9D4CB" w:sz="4"/>
+              <w:left w:val="none" w:color="auto" w:sz="0"/>
+              <w:bottom w:val="single" w:color="D9D4CB" w:sz="4"/>
+              <w:right w:val="none" w:color="auto" w:sz="0"/>
+            </w:tcBorders>
+            <w:shd w:fill="FBFAF8" w:color="auto" w:val="clear"/>
+            <w:tcMar>
+              <w:top w:type="dxa" w:w="52"/>
+              <w:left w:type="dxa" w:w="100"/>
+              <w:bottom w:type="dxa" w:w="52"/>
+              <w:right w:type="dxa" w:w="100"/>
+            </w:tcMar>
+            <w:vAlign w:val="center"/>
+          </w:tcPr>
+          <w:p>
+            <w:pPr>
+              <w:spacing w:after="0" w:line="240" w:lineRule="auto"/>
+              <w:jc w:val="center"/>
+            </w:pPr>
+            <w:r>
+              <w:rPr>
+                <w:rFonts w:ascii="Arial" w:cs="Arial" w:eastAsia="Arial" w:hAnsi="Arial"/>
+                <w:b w:val="false"/>
+                <w:bCs w:val="false"/>
+                <w:i w:val="false"/>
+                <w:iCs w:val="false"/>
+                <w:color w:val="2A2E38"/>
+                <w:sz w:val="17"/>
+                <w:szCs w:val="17"/>
+              </w:rPr>
+              <w:t xml:space="preserve">270,5 – 2 153,7</w:t>
+            </w:r>
+          </w:p>
+        </w:tc>
+      </w:tr>
+      <w:tr>
+        <w:tc>
+          <w:tcPr>
+            <w:tcW w:type="dxa" w:w="2600"/>
+            <w:tcBorders>
+              <w:top w:val="single" w:color="D9D4CB" w:sz="4"/>
+              <w:left w:val="none" w:color="auto" w:sz="0"/>
+              <w:bottom w:val="single" w:color="D9D4CB" w:sz="4"/>
+              <w:right w:val="none" w:color="auto" w:sz="0"/>
+            </w:tcBorders>
+            <w:tcMar>
+              <w:top w:type="dxa" w:w="52"/>
+              <w:left w:type="dxa" w:w="100"/>
+              <w:bottom w:type="dxa" w:w="52"/>
+              <w:right w:type="dxa" w:w="100"/>
+            </w:tcMar>
+            <w:vAlign w:val="center"/>
+          </w:tcPr>
+          <w:p>
+            <w:pPr>
+              <w:spacing w:after="0" w:line="240" w:lineRule="auto"/>
+              <w:jc w:val="left"/>
+            </w:pPr>
+            <w:r>
+              <w:rPr>
+                <w:rFonts w:ascii="Arial" w:cs="Arial" w:eastAsia="Arial" w:hAnsi="Arial"/>
+                <w:b/>
+                <w:bCs/>
+                <w:i w:val="false"/>
+                <w:iCs w:val="false"/>
+                <w:color w:val="2A2E38"/>
+                <w:sz w:val="17"/>
+                <w:szCs w:val="17"/>
+              </w:rPr>
+              <w:t xml:space="preserve">Метр, ₽</w:t>
+            </w:r>
+          </w:p>
+        </w:tc>
+        <w:tc>
+          <w:tcPr>
+            <w:tcW w:type="dxa" w:w="2400"/>
+            <w:tcBorders>
+              <w:top w:val="single" w:color="D9D4CB" w:sz="4"/>
+              <w:left w:val="none" w:color="auto" w:sz="0"/>
+              <w:bottom w:val="single" w:color="D9D4CB" w:sz="4"/>
+              <w:right w:val="none" w:color="auto" w:sz="0"/>
+            </w:tcBorders>
+            <w:tcMar>
+              <w:top w:type="dxa" w:w="52"/>
+              <w:left w:type="dxa" w:w="100"/>
+              <w:bottom w:type="dxa" w:w="52"/>
+              <w:right w:type="dxa" w:w="100"/>
+            </w:tcMar>
+            <w:vAlign w:val="center"/>
+          </w:tcPr>
+          <w:p>
+            <w:pPr>
+              <w:spacing w:after="0" w:line="240" w:lineRule="auto"/>
+              <w:jc w:val="center"/>
+            </w:pPr>
+            <w:r>
+              <w:rPr>
+                <w:rFonts w:ascii="Arial" w:cs="Arial" w:eastAsia="Arial" w:hAnsi="Arial"/>
+                <w:b w:val="false"/>
+                <w:bCs w:val="false"/>
+                <w:i w:val="false"/>
+                <w:iCs w:val="false"/>
+                <w:color w:val="2A2E38"/>
+                <w:sz w:val="17"/>
+                <w:szCs w:val="17"/>
+              </w:rPr>
+              <w:t xml:space="preserve">1 300 000</w:t>
+            </w:r>
+          </w:p>
+        </w:tc>
+        <w:tc>
+          <w:tcPr>
+            <w:tcW w:type="dxa" w:w="2300"/>
+            <w:tcBorders>
+              <w:top w:val="single" w:color="D9D4CB" w:sz="4"/>
+              <w:left w:val="none" w:color="auto" w:sz="0"/>
+              <w:bottom w:val="single" w:color="D9D4CB" w:sz="4"/>
+              <w:right w:val="none" w:color="auto" w:sz="0"/>
+            </w:tcBorders>
+            <w:tcMar>
+              <w:top w:type="dxa" w:w="52"/>
+              <w:left w:type="dxa" w:w="100"/>
+              <w:bottom w:type="dxa" w:w="52"/>
+              <w:right w:type="dxa" w:w="100"/>
+            </w:tcMar>
+            <w:vAlign w:val="center"/>
+          </w:tcPr>
+          <w:p>
+            <w:pPr>
+              <w:spacing w:after="0" w:line="240" w:lineRule="auto"/>
+              <w:jc w:val="center"/>
+            </w:pPr>
+            <w:r>
+              <w:rPr>
+                <w:rFonts w:ascii="Arial" w:cs="Arial" w:eastAsia="Arial" w:hAnsi="Arial"/>
+                <w:b w:val="false"/>
+                <w:bCs w:val="false"/>
+                <w:i w:val="false"/>
+                <w:iCs w:val="false"/>
+                <w:color w:val="2A2E38"/>
+                <w:sz w:val="17"/>
+                <w:szCs w:val="17"/>
+              </w:rPr>
+              <w:t xml:space="preserve">2 300 000 – 3 050 000</w:t>
+            </w:r>
+          </w:p>
+        </w:tc>
+        <w:tc>
+          <w:tcPr>
+            <w:tcW w:type="dxa" w:w="2338"/>
+            <w:tcBorders>
+              <w:top w:val="single" w:color="D9D4CB" w:sz="4"/>
+              <w:left w:val="none" w:color="auto" w:sz="0"/>
+              <w:bottom w:val="single" w:color="D9D4CB" w:sz="4"/>
+              <w:right w:val="none" w:color="auto" w:sz="0"/>
+            </w:tcBorders>
+            <w:tcMar>
+              <w:top w:type="dxa" w:w="52"/>
+              <w:left w:type="dxa" w:w="100"/>
+              <w:bottom w:type="dxa" w:w="52"/>
+              <w:right w:type="dxa" w:w="100"/>
+            </w:tcMar>
+            <w:vAlign w:val="center"/>
+          </w:tcPr>
+          <w:p>
+            <w:pPr>
+              <w:spacing w:after="0" w:line="240" w:lineRule="auto"/>
+              <w:jc w:val="center"/>
+            </w:pPr>
+            <w:r>
+              <w:rPr>
+                <w:rFonts w:ascii="Arial" w:cs="Arial" w:eastAsia="Arial" w:hAnsi="Arial"/>
+                <w:b w:val="false"/>
+                <w:bCs w:val="false"/>
+                <w:i w:val="false"/>
+                <w:iCs w:val="false"/>
+                <w:color w:val="2A2E38"/>
+                <w:sz w:val="17"/>
+                <w:szCs w:val="17"/>
+              </w:rPr>
+              <w:t xml:space="preserve">2 400 000 – 6 000 000</w:t>
+            </w:r>
+          </w:p>
+        </w:tc>
+      </w:tr>
+      <w:tr>
+        <w:tc>
+          <w:tcPr>
+            <w:tcW w:type="dxa" w:w="2600"/>
+            <w:tcBorders>
+              <w:top w:val="single" w:color="D9D4CB" w:sz="4"/>
+              <w:left w:val="none" w:color="auto" w:sz="0"/>
+              <w:bottom w:val="single" w:color="D9D4CB" w:sz="4"/>
+              <w:right w:val="none" w:color="auto" w:sz="0"/>
+            </w:tcBorders>
+            <w:shd w:fill="FBFAF8" w:color="auto" w:val="clear"/>
+            <w:tcMar>
+              <w:top w:type="dxa" w:w="52"/>
+              <w:left w:type="dxa" w:w="100"/>
+              <w:bottom w:type="dxa" w:w="52"/>
+              <w:right w:type="dxa" w:w="100"/>
+            </w:tcMar>
+            <w:vAlign w:val="center"/>
+          </w:tcPr>
+          <w:p>
+            <w:pPr>
+              <w:spacing w:after="0" w:line="240" w:lineRule="auto"/>
+              <w:jc w:val="left"/>
+            </w:pPr>
+            <w:r>
+              <w:rPr>
+                <w:rFonts w:ascii="Arial" w:cs="Arial" w:eastAsia="Arial" w:hAnsi="Arial"/>
+                <w:b/>
+                <w:bCs/>
+                <w:i w:val="false"/>
+                <w:iCs w:val="false"/>
+                <w:color w:val="2A2E38"/>
+                <w:sz w:val="17"/>
+                <w:szCs w:val="17"/>
+              </w:rPr>
+              <w:t xml:space="preserve">Медиана метра, ₽</w:t>
+            </w:r>
+          </w:p>
+        </w:tc>
+        <w:tc>
+          <w:tcPr>
+            <w:tcW w:type="dxa" w:w="2400"/>
+            <w:tcBorders>
+              <w:top w:val="single" w:color="D9D4CB" w:sz="4"/>
+              <w:left w:val="none" w:color="auto" w:sz="0"/>
+              <w:bottom w:val="single" w:color="D9D4CB" w:sz="4"/>
+              <w:right w:val="none" w:color="auto" w:sz="0"/>
+            </w:tcBorders>
+            <w:shd w:fill="FBFAF8" w:color="auto" w:val="clear"/>
+            <w:tcMar>
+              <w:top w:type="dxa" w:w="52"/>
+              <w:left w:type="dxa" w:w="100"/>
+              <w:bottom w:type="dxa" w:w="52"/>
+              <w:right w:type="dxa" w:w="100"/>
+            </w:tcMar>
+            <w:vAlign w:val="center"/>
+          </w:tcPr>
+          <w:p>
+            <w:pPr>
+              <w:spacing w:after="0" w:line="240" w:lineRule="auto"/>
+              <w:jc w:val="center"/>
+            </w:pPr>
+            <w:r>
+              <w:rPr>
+                <w:rFonts w:ascii="Arial" w:cs="Arial" w:eastAsia="Arial" w:hAnsi="Arial"/>
+                <w:b w:val="false"/>
+                <w:bCs w:val="false"/>
+                <w:i w:val="false"/>
+                <w:iCs w:val="false"/>
+                <w:color w:val="2A2E38"/>
+                <w:sz w:val="17"/>
+                <w:szCs w:val="17"/>
+              </w:rPr>
+              <w:t xml:space="preserve">1 300 000</w:t>
+            </w:r>
+          </w:p>
+        </w:tc>
+        <w:tc>
+          <w:tcPr>
+            <w:tcW w:type="dxa" w:w="2300"/>
+            <w:tcBorders>
+              <w:top w:val="single" w:color="D9D4CB" w:sz="4"/>
+              <w:left w:val="none" w:color="auto" w:sz="0"/>
+              <w:bottom w:val="single" w:color="D9D4CB" w:sz="4"/>
+              <w:right w:val="none" w:color="auto" w:sz="0"/>
+            </w:tcBorders>
+            <w:shd w:fill="FBFAF8" w:color="auto" w:val="clear"/>
+            <w:tcMar>
+              <w:top w:type="dxa" w:w="52"/>
+              <w:left w:type="dxa" w:w="100"/>
+              <w:bottom w:type="dxa" w:w="52"/>
+              <w:right w:type="dxa" w:w="100"/>
+            </w:tcMar>
+            <w:vAlign w:val="center"/>
+          </w:tcPr>
+          <w:p>
+            <w:pPr>
+              <w:spacing w:after="0" w:line="240" w:lineRule="auto"/>
+              <w:jc w:val="center"/>
+            </w:pPr>
+            <w:r>
+              <w:rPr>
+                <w:rFonts w:ascii="Arial" w:cs="Arial" w:eastAsia="Arial" w:hAnsi="Arial"/>
+                <w:b w:val="false"/>
+                <w:bCs w:val="false"/>
+                <w:i w:val="false"/>
+                <w:iCs w:val="false"/>
+                <w:color w:val="2A2E38"/>
+                <w:sz w:val="17"/>
+                <w:szCs w:val="17"/>
+              </w:rPr>
+              <w:t xml:space="preserve">2 650 000</w:t>
+            </w:r>
+          </w:p>
+        </w:tc>
+        <w:tc>
+          <w:tcPr>
+            <w:tcW w:type="dxa" w:w="2338"/>
+            <w:tcBorders>
+              <w:top w:val="single" w:color="D9D4CB" w:sz="4"/>
+              <w:left w:val="none" w:color="auto" w:sz="0"/>
+              <w:bottom w:val="single" w:color="D9D4CB" w:sz="4"/>
+              <w:right w:val="none" w:color="auto" w:sz="0"/>
+            </w:tcBorders>
+            <w:shd w:fill="FBFAF8" w:color="auto" w:val="clear"/>
+            <w:tcMar>
+              <w:top w:type="dxa" w:w="52"/>
+              <w:left w:type="dxa" w:w="100"/>
+              <w:bottom w:type="dxa" w:w="52"/>
+              <w:right w:type="dxa" w:w="100"/>
+            </w:tcMar>
+            <w:vAlign w:val="center"/>
+          </w:tcPr>
+          <w:p>
+            <w:pPr>
+              <w:spacing w:after="0" w:line="240" w:lineRule="auto"/>
+              <w:jc w:val="center"/>
+            </w:pPr>
+            <w:r>
+              <w:rPr>
+                <w:rFonts w:ascii="Arial" w:cs="Arial" w:eastAsia="Arial" w:hAnsi="Arial"/>
+                <w:b w:val="false"/>
+                <w:bCs w:val="false"/>
+                <w:i w:val="false"/>
+                <w:iCs w:val="false"/>
+                <w:color w:val="2A2E38"/>
+                <w:sz w:val="17"/>
+                <w:szCs w:val="17"/>
+              </w:rPr>
+              <w:t xml:space="preserve">2 650 000</w:t>
+            </w:r>
+          </w:p>
+        </w:tc>
+      </w:tr>
+      <w:tr>
+        <w:tc>
+          <w:tcPr>
+            <w:tcW w:type="dxa" w:w="2600"/>
+            <w:tcBorders>
+              <w:top w:val="single" w:color="D9D4CB" w:sz="4"/>
+              <w:left w:val="none" w:color="auto" w:sz="0"/>
+              <w:bottom w:val="single" w:color="D9D4CB" w:sz="4"/>
+              <w:right w:val="none" w:color="auto" w:sz="0"/>
+            </w:tcBorders>
+            <w:tcMar>
+              <w:top w:type="dxa" w:w="52"/>
+              <w:left w:type="dxa" w:w="100"/>
+              <w:bottom w:type="dxa" w:w="52"/>
+              <w:right w:type="dxa" w:w="100"/>
+            </w:tcMar>
+            <w:vAlign w:val="center"/>
+          </w:tcPr>
+          <w:p>
+            <w:pPr>
+              <w:spacing w:after="0" w:line="240" w:lineRule="auto"/>
+              <w:jc w:val="left"/>
+            </w:pPr>
+            <w:r>
+              <w:rPr>
+                <w:rFonts w:ascii="Arial" w:cs="Arial" w:eastAsia="Arial" w:hAnsi="Arial"/>
+                <w:b/>
+                <w:bCs/>
+                <w:i w:val="false"/>
+                <w:iCs w:val="false"/>
+                <w:color w:val="2A2E38"/>
+                <w:sz w:val="17"/>
+                <w:szCs w:val="17"/>
+              </w:rPr>
+              <w:t xml:space="preserve">Отделка в объявлениях</w:t>
+            </w:r>
+          </w:p>
+        </w:tc>
+        <w:tc>
+          <w:tcPr>
+            <w:tcW w:type="dxa" w:w="2400"/>
+            <w:tcBorders>
+              <w:top w:val="single" w:color="D9D4CB" w:sz="4"/>
+              <w:left w:val="none" w:color="auto" w:sz="0"/>
+              <w:bottom w:val="single" w:color="D9D4CB" w:sz="4"/>
+              <w:right w:val="none" w:color="auto" w:sz="0"/>
+            </w:tcBorders>
+            <w:tcMar>
+              <w:top w:type="dxa" w:w="52"/>
+              <w:left w:type="dxa" w:w="100"/>
+              <w:bottom w:type="dxa" w:w="52"/>
+              <w:right w:type="dxa" w:w="100"/>
+            </w:tcMar>
+            <w:vAlign w:val="center"/>
+          </w:tcPr>
+          <w:p>
+            <w:pPr>
+              <w:spacing w:after="0" w:line="240" w:lineRule="auto"/>
+              <w:jc w:val="center"/>
+            </w:pPr>
+            <w:r>
+              <w:rPr>
+                <w:rFonts w:ascii="Arial" w:cs="Arial" w:eastAsia="Arial" w:hAnsi="Arial"/>
+                <w:b w:val="false"/>
+                <w:bCs w:val="false"/>
+                <w:i w:val="false"/>
+                <w:iCs w:val="false"/>
+                <w:color w:val="2A2E38"/>
+                <w:sz w:val="17"/>
+                <w:szCs w:val="17"/>
+              </w:rPr>
+              <w:t xml:space="preserve">без отделки</w:t>
+            </w:r>
+          </w:p>
+        </w:tc>
+        <w:tc>
+          <w:tcPr>
+            <w:tcW w:type="dxa" w:w="2300"/>
+            <w:tcBorders>
+              <w:top w:val="single" w:color="D9D4CB" w:sz="4"/>
+              <w:left w:val="none" w:color="auto" w:sz="0"/>
+              <w:bottom w:val="single" w:color="D9D4CB" w:sz="4"/>
+              <w:right w:val="none" w:color="auto" w:sz="0"/>
+            </w:tcBorders>
+            <w:tcMar>
+              <w:top w:type="dxa" w:w="52"/>
+              <w:left w:type="dxa" w:w="100"/>
+              <w:bottom w:type="dxa" w:w="52"/>
+              <w:right w:type="dxa" w:w="100"/>
+            </w:tcMar>
+            <w:vAlign w:val="center"/>
+          </w:tcPr>
+          <w:p>
+            <w:pPr>
+              <w:spacing w:after="0" w:line="240" w:lineRule="auto"/>
+              <w:jc w:val="center"/>
+            </w:pPr>
+            <w:r>
+              <w:rPr>
+                <w:rFonts w:ascii="Arial" w:cs="Arial" w:eastAsia="Arial" w:hAnsi="Arial"/>
+                <w:b w:val="false"/>
+                <w:bCs w:val="false"/>
+                <w:i w:val="false"/>
+                <w:iCs w:val="false"/>
+                <w:color w:val="2A2E38"/>
+                <w:sz w:val="17"/>
+                <w:szCs w:val="17"/>
+              </w:rPr>
+              <w:t xml:space="preserve">без отделки</w:t>
+            </w:r>
+          </w:p>
+        </w:tc>
+        <w:tc>
+          <w:tcPr>
+            <w:tcW w:type="dxa" w:w="2338"/>
+            <w:tcBorders>
+              <w:top w:val="single" w:color="D9D4CB" w:sz="4"/>
+              <w:left w:val="none" w:color="auto" w:sz="0"/>
+              <w:bottom w:val="single" w:color="D9D4CB" w:sz="4"/>
+              <w:right w:val="none" w:color="auto" w:sz="0"/>
+            </w:tcBorders>
+            <w:tcMar>
+              <w:top w:type="dxa" w:w="52"/>
+              <w:left w:type="dxa" w:w="100"/>
+              <w:bottom w:type="dxa" w:w="52"/>
+              <w:right w:type="dxa" w:w="100"/>
+            </w:tcMar>
+            <w:vAlign w:val="center"/>
+          </w:tcPr>
+          <w:p>
+            <w:pPr>
+              <w:spacing w:after="0" w:line="240" w:lineRule="auto"/>
+              <w:jc w:val="center"/>
+            </w:pPr>
+            <w:r>
+              <w:rPr>
+                <w:rFonts w:ascii="Arial" w:cs="Arial" w:eastAsia="Arial" w:hAnsi="Arial"/>
+                <w:b w:val="false"/>
+                <w:bCs w:val="false"/>
+                <w:i w:val="false"/>
+                <w:iCs w:val="false"/>
+                <w:color w:val="2A2E38"/>
+                <w:sz w:val="17"/>
+                <w:szCs w:val="17"/>
+              </w:rPr>
+              <w:t xml:space="preserve">не заявлена</w:t>
+            </w:r>
+          </w:p>
+        </w:tc>
+      </w:tr>
+      <w:tr>
+        <w:tc>
+          <w:tcPr>
+            <w:tcW w:type="dxa" w:w="2600"/>
+            <w:tcBorders>
+              <w:top w:val="single" w:color="D9D4CB" w:sz="4"/>
+              <w:left w:val="none" w:color="auto" w:sz="0"/>
+              <w:bottom w:val="single" w:color="D9D4CB" w:sz="4"/>
+              <w:right w:val="none" w:color="auto" w:sz="0"/>
+            </w:tcBorders>
+            <w:shd w:fill="FBFAF8" w:color="auto" w:val="clear"/>
+            <w:tcMar>
+              <w:top w:type="dxa" w:w="52"/>
+              <w:left w:type="dxa" w:w="100"/>
+              <w:bottom w:type="dxa" w:w="52"/>
+              <w:right w:type="dxa" w:w="100"/>
+            </w:tcMar>
+            <w:vAlign w:val="center"/>
+          </w:tcPr>
+          <w:p>
+            <w:pPr>
+              <w:spacing w:after="0" w:line="240" w:lineRule="auto"/>
+              <w:jc w:val="left"/>
+            </w:pPr>
+            <w:r>
+              <w:rPr>
+                <w:rFonts w:ascii="Arial" w:cs="Arial" w:eastAsia="Arial" w:hAnsi="Arial"/>
+                <w:b/>
+                <w:bCs/>
+                <w:i w:val="false"/>
+                <w:iCs w:val="false"/>
+                <w:color w:val="2A2E38"/>
+                <w:sz w:val="17"/>
+                <w:szCs w:val="17"/>
+              </w:rPr>
+              <w:t xml:space="preserve">Срок сдачи</w:t>
+            </w:r>
+          </w:p>
+        </w:tc>
+        <w:tc>
+          <w:tcPr>
+            <w:tcW w:type="dxa" w:w="2400"/>
+            <w:tcBorders>
+              <w:top w:val="single" w:color="D9D4CB" w:sz="4"/>
+              <w:left w:val="none" w:color="auto" w:sz="0"/>
+              <w:bottom w:val="single" w:color="D9D4CB" w:sz="4"/>
+              <w:right w:val="none" w:color="auto" w:sz="0"/>
+            </w:tcBorders>
+            <w:shd w:fill="FBFAF8" w:color="auto" w:val="clear"/>
+            <w:tcMar>
+              <w:top w:type="dxa" w:w="52"/>
+              <w:left w:type="dxa" w:w="100"/>
+              <w:bottom w:type="dxa" w:w="52"/>
+              <w:right w:type="dxa" w:w="100"/>
+            </w:tcMar>
+            <w:vAlign w:val="center"/>
+          </w:tcPr>
+          <w:p>
+            <w:pPr>
+              <w:spacing w:after="0" w:line="240" w:lineRule="auto"/>
+              <w:jc w:val="center"/>
+            </w:pPr>
+            <w:r>
+              <w:rPr>
+                <w:rFonts w:ascii="Arial" w:cs="Arial" w:eastAsia="Arial" w:hAnsi="Arial"/>
+                <w:b w:val="false"/>
+                <w:bCs w:val="false"/>
+                <w:i w:val="false"/>
+                <w:iCs w:val="false"/>
+                <w:color w:val="2A2E38"/>
+                <w:sz w:val="17"/>
+                <w:szCs w:val="17"/>
+              </w:rPr>
+              <w:t xml:space="preserve">2029</w:t>
+            </w:r>
+          </w:p>
+        </w:tc>
+        <w:tc>
+          <w:tcPr>
+            <w:tcW w:type="dxa" w:w="2300"/>
+            <w:tcBorders>
+              <w:top w:val="single" w:color="D9D4CB" w:sz="4"/>
+              <w:left w:val="none" w:color="auto" w:sz="0"/>
+              <w:bottom w:val="single" w:color="D9D4CB" w:sz="4"/>
+              <w:right w:val="none" w:color="auto" w:sz="0"/>
+            </w:tcBorders>
+            <w:shd w:fill="FBFAF8" w:color="auto" w:val="clear"/>
+            <w:tcMar>
+              <w:top w:type="dxa" w:w="52"/>
+              <w:left w:type="dxa" w:w="100"/>
+              <w:bottom w:type="dxa" w:w="52"/>
+              <w:right w:type="dxa" w:w="100"/>
+            </w:tcMar>
+            <w:vAlign w:val="center"/>
+          </w:tcPr>
+          <w:p>
+            <w:pPr>
+              <w:spacing w:after="0" w:line="240" w:lineRule="auto"/>
+              <w:jc w:val="center"/>
+            </w:pPr>
+            <w:r>
+              <w:rPr>
+                <w:rFonts w:ascii="Arial" w:cs="Arial" w:eastAsia="Arial" w:hAnsi="Arial"/>
+                <w:b w:val="false"/>
+                <w:bCs w:val="false"/>
+                <w:i w:val="false"/>
+                <w:iCs w:val="false"/>
+                <w:color w:val="2A2E38"/>
+                <w:sz w:val="17"/>
+                <w:szCs w:val="17"/>
+              </w:rPr>
+              <w:t xml:space="preserve">III кв. 2026</w:t>
+            </w:r>
+          </w:p>
+        </w:tc>
+        <w:tc>
+          <w:tcPr>
+            <w:tcW w:type="dxa" w:w="2338"/>
+            <w:tcBorders>
+              <w:top w:val="single" w:color="D9D4CB" w:sz="4"/>
+              <w:left w:val="none" w:color="auto" w:sz="0"/>
+              <w:bottom w:val="single" w:color="D9D4CB" w:sz="4"/>
+              <w:right w:val="none" w:color="auto" w:sz="0"/>
+            </w:tcBorders>
+            <w:shd w:fill="FBFAF8" w:color="auto" w:val="clear"/>
+            <w:tcMar>
+              <w:top w:type="dxa" w:w="52"/>
+              <w:left w:type="dxa" w:w="100"/>
+              <w:bottom w:type="dxa" w:w="52"/>
+              <w:right w:type="dxa" w:w="100"/>
+            </w:tcMar>
+            <w:vAlign w:val="center"/>
+          </w:tcPr>
+          <w:p>
+            <w:pPr>
+              <w:spacing w:after="0" w:line="240" w:lineRule="auto"/>
+              <w:jc w:val="center"/>
+            </w:pPr>
+            <w:r>
+              <w:rPr>
+                <w:rFonts w:ascii="Arial" w:cs="Arial" w:eastAsia="Arial" w:hAnsi="Arial"/>
+                <w:b w:val="false"/>
+                <w:bCs w:val="false"/>
+                <w:i w:val="false"/>
+                <w:iCs w:val="false"/>
+                <w:color w:val="2A2E38"/>
+                <w:sz w:val="17"/>
+                <w:szCs w:val="17"/>
+              </w:rPr>
+              <w:t xml:space="preserve">III кв. 2026</w:t>
+            </w:r>
+          </w:p>
+        </w:tc>
+      </w:tr>
+      <w:tr>
+        <w:tc>
+          <w:tcPr>
+            <w:tcW w:type="dxa" w:w="2600"/>
+            <w:tcBorders>
+              <w:top w:val="single" w:color="D9D4CB" w:sz="4"/>
+              <w:left w:val="none" w:color="auto" w:sz="0"/>
+              <w:bottom w:val="single" w:color="D9D4CB" w:sz="4"/>
+              <w:right w:val="none" w:color="auto" w:sz="0"/>
+            </w:tcBorders>
+            <w:tcMar>
+              <w:top w:type="dxa" w:w="52"/>
+              <w:left w:type="dxa" w:w="100"/>
+              <w:bottom w:type="dxa" w:w="52"/>
+              <w:right w:type="dxa" w:w="100"/>
+            </w:tcMar>
+            <w:vAlign w:val="center"/>
+          </w:tcPr>
+          <w:p>
+            <w:pPr>
+              <w:spacing w:after="0" w:line="240" w:lineRule="auto"/>
+              <w:jc w:val="left"/>
+            </w:pPr>
+            <w:r>
+              <w:rPr>
+                <w:rFonts w:ascii="Arial" w:cs="Arial" w:eastAsia="Arial" w:hAnsi="Arial"/>
+                <w:b/>
+                <w:bCs/>
+                <w:i w:val="false"/>
+                <w:iCs w:val="false"/>
+                <w:color w:val="2A2E38"/>
+                <w:sz w:val="17"/>
+                <w:szCs w:val="17"/>
+              </w:rPr>
+              <w:t xml:space="preserve">Застройщик</w:t>
+            </w:r>
+          </w:p>
+        </w:tc>
+        <w:tc>
+          <w:tcPr>
+            <w:tcW w:type="dxa" w:w="2400"/>
+            <w:tcBorders>
+              <w:top w:val="single" w:color="D9D4CB" w:sz="4"/>
+              <w:left w:val="none" w:color="auto" w:sz="0"/>
+              <w:bottom w:val="single" w:color="D9D4CB" w:sz="4"/>
+              <w:right w:val="none" w:color="auto" w:sz="0"/>
+            </w:tcBorders>
+            <w:tcMar>
+              <w:top w:type="dxa" w:w="52"/>
+              <w:left w:type="dxa" w:w="100"/>
+              <w:bottom w:type="dxa" w:w="52"/>
+              <w:right w:type="dxa" w:w="100"/>
+            </w:tcMar>
+            <w:vAlign w:val="center"/>
+          </w:tcPr>
+          <w:p>
+            <w:pPr>
+              <w:spacing w:after="0" w:line="240" w:lineRule="auto"/>
+              <w:jc w:val="center"/>
+            </w:pPr>
+            <w:r>
+              <w:rPr>
+                <w:rFonts w:ascii="Arial" w:cs="Arial" w:eastAsia="Arial" w:hAnsi="Arial"/>
+                <w:b w:val="false"/>
+                <w:bCs w:val="false"/>
+                <w:i w:val="false"/>
+                <w:iCs w:val="false"/>
+                <w:color w:val="2A2E38"/>
+                <w:sz w:val="17"/>
+                <w:szCs w:val="17"/>
+              </w:rPr>
+              <w:t xml:space="preserve">АО «МАКО»</w:t>
+            </w:r>
+          </w:p>
+        </w:tc>
+        <w:tc>
+          <w:tcPr>
+            <w:tcW w:type="dxa" w:w="2300"/>
+            <w:tcBorders>
+              <w:top w:val="single" w:color="D9D4CB" w:sz="4"/>
+              <w:left w:val="none" w:color="auto" w:sz="0"/>
+              <w:bottom w:val="single" w:color="D9D4CB" w:sz="4"/>
+              <w:right w:val="none" w:color="auto" w:sz="0"/>
+            </w:tcBorders>
+            <w:tcMar>
+              <w:top w:type="dxa" w:w="52"/>
+              <w:left w:type="dxa" w:w="100"/>
+              <w:bottom w:type="dxa" w:w="52"/>
+              <w:right w:type="dxa" w:w="100"/>
+            </w:tcMar>
+            <w:vAlign w:val="center"/>
+          </w:tcPr>
+          <w:p>
+            <w:pPr>
+              <w:spacing w:after="0" w:line="240" w:lineRule="auto"/>
+              <w:jc w:val="center"/>
+            </w:pPr>
+            <w:r>
+              <w:rPr>
+                <w:rFonts w:ascii="Arial" w:cs="Arial" w:eastAsia="Arial" w:hAnsi="Arial"/>
+                <w:b w:val="false"/>
+                <w:bCs w:val="false"/>
+                <w:i w:val="false"/>
+                <w:iCs w:val="false"/>
+                <w:color w:val="2A2E38"/>
+                <w:sz w:val="17"/>
+                <w:szCs w:val="17"/>
+              </w:rPr>
+              <w:t xml:space="preserve">MR Group</w:t>
+            </w:r>
+          </w:p>
+        </w:tc>
+        <w:tc>
+          <w:tcPr>
+            <w:tcW w:type="dxa" w:w="2338"/>
+            <w:tcBorders>
+              <w:top w:val="single" w:color="D9D4CB" w:sz="4"/>
+              <w:left w:val="none" w:color="auto" w:sz="0"/>
+              <w:bottom w:val="single" w:color="D9D4CB" w:sz="4"/>
+              <w:right w:val="none" w:color="auto" w:sz="0"/>
+            </w:tcBorders>
+            <w:tcMar>
+              <w:top w:type="dxa" w:w="52"/>
+              <w:left w:type="dxa" w:w="100"/>
+              <w:bottom w:type="dxa" w:w="52"/>
+              <w:right w:type="dxa" w:w="100"/>
+            </w:tcMar>
+            <w:vAlign w:val="center"/>
+          </w:tcPr>
+          <w:p>
+            <w:pPr>
+              <w:spacing w:after="0" w:line="240" w:lineRule="auto"/>
+              <w:jc w:val="center"/>
+            </w:pPr>
+            <w:r>
+              <w:rPr>
+                <w:rFonts w:ascii="Arial" w:cs="Arial" w:eastAsia="Arial" w:hAnsi="Arial"/>
+                <w:b w:val="false"/>
+                <w:bCs w:val="false"/>
+                <w:i w:val="false"/>
+                <w:iCs w:val="false"/>
+                <w:color w:val="2A2E38"/>
+                <w:sz w:val="17"/>
+                <w:szCs w:val="17"/>
+              </w:rPr>
+              <w:t xml:space="preserve">MR Group</w:t>
+            </w:r>
+          </w:p>
+        </w:tc>
+      </w:tr>
+    </w:tbl>
+    <w:p>
+      <w:pPr>
+        <w:spacing w:after="36"/>
+      </w:pPr>
+      <w:r>
+        <w:rPr>
+          <w:rFonts w:ascii="Arial" w:cs="Arial" w:eastAsia="Arial" w:hAnsi="Arial"/>
+          <w:b w:val="false"/>
+          <w:bCs w:val="false"/>
+          <w:i w:val="false"/>
+          <w:iCs w:val="false"/>
+          <w:color w:val="2A2E38"/>
+          <w:sz w:val="19"/>
+          <w:szCs w:val="19"/>
+        </w:rPr>
+        <w:t xml:space="preserve"/>
+      </w:r>
+    </w:p>
+    <w:p>
+      <w:pPr>
+        <w:spacing w:after="60" w:line="230" w:lineRule="auto"/>
+        <w:ind w:right="1560"/>
+      </w:pPr>
+      <w:r>
+        <w:rPr>
+          <w:rFonts w:ascii="Arial" w:cs="Arial" w:eastAsia="Arial" w:hAnsi="Arial"/>
+          <w:b w:val="false"/>
+          <w:bCs w:val="false"/>
+          <w:i w:val="false"/>
+          <w:iCs w:val="false"/>
+          <w:color w:val="70788A"/>
+          <w:sz w:val="15"/>
+          <w:szCs w:val="15"/>
+        </w:rPr>
+        <w:t xml:space="preserve">Площади, цены и сроки по «Кло 17» и «Люче» — из объявлений застройщика на Циан, срез 04.09.2026. Число резиденций в доме — из карточек проектов.</w:t>
+      </w:r>
+    </w:p>
+    <w:p>
+      <w:pPr>
+        <w:keepNext/>
+        <w:keepLines/>
+        <w:spacing w:after="110" w:before="170"/>
+      </w:pPr>
+      <w:r>
+        <w:rPr>
+          <w:rFonts w:ascii="Georgia" w:cs="Georgia" w:eastAsia="Georgia" w:hAnsi="Georgia"/>
+          <w:b/>
+          <w:bCs/>
+          <w:i w:val="false"/>
+          <w:iCs w:val="false"/>
+          <w:color w:val="1F2A44"/>
+          <w:sz w:val="24"/>
+          <w:szCs w:val="24"/>
+        </w:rPr>
+        <w:t xml:space="preserve">Несколько лотов для сравнения</w:t>
+      </w:r>
+    </w:p>
+    <w:tbl>
+      <w:tblPr>
+        <w:tblW w:type="dxa" w:w="9638"/>
+        <w:tblBorders>
+          <w:top w:val="single" w:color="auto" w:sz="4"/>
+          <w:left w:val="single" w:color="auto" w:sz="4"/>
+          <w:bottom w:val="single" w:color="auto" w:sz="4"/>
+          <w:right w:val="single" w:color="auto" w:sz="4"/>
+          <w:insideH w:val="single" w:color="auto" w:sz="4"/>
+          <w:insideV w:val="single" w:color="auto" w:sz="4"/>
+        </w:tblBorders>
+      </w:tblPr>
+      <w:tblGrid>
+        <w:gridCol w:w="2000"/>
+        <w:gridCol w:w="1600"/>
+        <w:gridCol w:w="1200"/>
+        <w:gridCol w:w="1750"/>
+        <w:gridCol w:w="1750"/>
+        <w:gridCol w:w="1338"/>
+      </w:tblGrid>
+      <w:tr>
+        <w:trPr>
+          <w:tblHeader/>
+        </w:trPr>
+        <w:tc>
+          <w:tcPr>
+            <w:tcW w:type="dxa" w:w="2000"/>
+            <w:tcBorders>
+              <w:top w:val="single" w:color="1F2A44" w:sz="4"/>
+              <w:left w:val="none" w:color="auto" w:sz="0"/>
+              <w:bottom w:val="single" w:color="D9D4CB" w:sz="4"/>
+              <w:right w:val="none" w:color="auto" w:sz="0"/>
+            </w:tcBorders>
+            <w:shd w:fill="1F2A44" w:color="auto" w:val="clear"/>
+            <w:tcMar>
+              <w:top w:type="dxa" w:w="52"/>
+              <w:left w:type="dxa" w:w="100"/>
+              <w:bottom w:type="dxa" w:w="52"/>
+              <w:right w:type="dxa" w:w="100"/>
+            </w:tcMar>
+            <w:vAlign w:val="center"/>
+          </w:tcPr>
+          <w:p>
+            <w:pPr>
+              <w:spacing w:after="0" w:line="240" w:lineRule="auto"/>
+              <w:jc w:val="left"/>
+            </w:pPr>
+            <w:r>
+              <w:rPr>
+                <w:rFonts w:ascii="Arial" w:cs="Arial" w:eastAsia="Arial" w:hAnsi="Arial"/>
+                <w:b/>
+                <w:bCs/>
+                <w:i w:val="false"/>
+                <w:iCs w:val="false"/>
+                <w:color w:val="FFFFFF"/>
+                <w:sz w:val="16"/>
+                <w:szCs w:val="16"/>
+              </w:rPr>
+              <w:t xml:space="preserve">Дом</w:t>
+            </w:r>
+          </w:p>
+        </w:tc>
+        <w:tc>
+          <w:tcPr>
+            <w:tcW w:type="dxa" w:w="1600"/>
+            <w:tcBorders>
+              <w:top w:val="single" w:color="1F2A44" w:sz="4"/>
+              <w:left w:val="none" w:color="auto" w:sz="0"/>
+              <w:bottom w:val="single" w:color="D9D4CB" w:sz="4"/>
+              <w:right w:val="none" w:color="auto" w:sz="0"/>
+            </w:tcBorders>
+            <w:shd w:fill="1F2A44" w:color="auto" w:val="clear"/>
+            <w:tcMar>
+              <w:top w:type="dxa" w:w="52"/>
+              <w:left w:type="dxa" w:w="100"/>
+              <w:bottom w:type="dxa" w:w="52"/>
+              <w:right w:type="dxa" w:w="100"/>
+            </w:tcMar>
+            <w:vAlign w:val="center"/>
+          </w:tcPr>
+          <w:p>
+            <w:pPr>
+              <w:spacing w:after="0" w:line="240" w:lineRule="auto"/>
+              <w:jc w:val="center"/>
+            </w:pPr>
+            <w:r>
+              <w:rPr>
+                <w:rFonts w:ascii="Arial" w:cs="Arial" w:eastAsia="Arial" w:hAnsi="Arial"/>
+                <w:b/>
+                <w:bCs/>
+                <w:i w:val="false"/>
+                <w:iCs w:val="false"/>
+                <w:color w:val="FFFFFF"/>
+                <w:sz w:val="16"/>
+                <w:szCs w:val="16"/>
+              </w:rPr>
+              <w:t xml:space="preserve">Площадь, м²</w:t>
+            </w:r>
+          </w:p>
+        </w:tc>
+        <w:tc>
+          <w:tcPr>
+            <w:tcW w:type="dxa" w:w="1200"/>
+            <w:tcBorders>
+              <w:top w:val="single" w:color="1F2A44" w:sz="4"/>
+              <w:left w:val="none" w:color="auto" w:sz="0"/>
+              <w:bottom w:val="single" w:color="D9D4CB" w:sz="4"/>
+              <w:right w:val="none" w:color="auto" w:sz="0"/>
+            </w:tcBorders>
+            <w:shd w:fill="1F2A44" w:color="auto" w:val="clear"/>
+            <w:tcMar>
+              <w:top w:type="dxa" w:w="52"/>
+              <w:left w:type="dxa" w:w="100"/>
+              <w:bottom w:type="dxa" w:w="52"/>
+              <w:right w:type="dxa" w:w="100"/>
+            </w:tcMar>
+            <w:vAlign w:val="center"/>
+          </w:tcPr>
+          <w:p>
+            <w:pPr>
+              <w:spacing w:after="0" w:line="240" w:lineRule="auto"/>
+              <w:jc w:val="center"/>
+            </w:pPr>
+            <w:r>
+              <w:rPr>
+                <w:rFonts w:ascii="Arial" w:cs="Arial" w:eastAsia="Arial" w:hAnsi="Arial"/>
+                <w:b/>
+                <w:bCs/>
+                <w:i w:val="false"/>
+                <w:iCs w:val="false"/>
+                <w:color w:val="FFFFFF"/>
+                <w:sz w:val="16"/>
+                <w:szCs w:val="16"/>
+              </w:rPr>
+              <w:t xml:space="preserve">Этаж</w:t>
+            </w:r>
+          </w:p>
+        </w:tc>
+        <w:tc>
+          <w:tcPr>
+            <w:tcW w:type="dxa" w:w="1750"/>
+            <w:tcBorders>
+              <w:top w:val="single" w:color="1F2A44" w:sz="4"/>
+              <w:left w:val="none" w:color="auto" w:sz="0"/>
+              <w:bottom w:val="single" w:color="D9D4CB" w:sz="4"/>
+              <w:right w:val="none" w:color="auto" w:sz="0"/>
+            </w:tcBorders>
+            <w:shd w:fill="1F2A44" w:color="auto" w:val="clear"/>
+            <w:tcMar>
+              <w:top w:type="dxa" w:w="52"/>
+              <w:left w:type="dxa" w:w="100"/>
+              <w:bottom w:type="dxa" w:w="52"/>
+              <w:right w:type="dxa" w:w="100"/>
+            </w:tcMar>
+            <w:vAlign w:val="center"/>
+          </w:tcPr>
+          <w:p>
+            <w:pPr>
+              <w:spacing w:after="0" w:line="240" w:lineRule="auto"/>
+              <w:jc w:val="center"/>
+            </w:pPr>
+            <w:r>
+              <w:rPr>
+                <w:rFonts w:ascii="Arial" w:cs="Arial" w:eastAsia="Arial" w:hAnsi="Arial"/>
+                <w:b/>
+                <w:bCs/>
+                <w:i w:val="false"/>
+                <w:iCs w:val="false"/>
+                <w:color w:val="FFFFFF"/>
+                <w:sz w:val="16"/>
+                <w:szCs w:val="16"/>
+              </w:rPr>
+              <w:t xml:space="preserve">Цена, млн ₽</w:t>
+            </w:r>
+          </w:p>
+        </w:tc>
+        <w:tc>
+          <w:tcPr>
+            <w:tcW w:type="dxa" w:w="1750"/>
+            <w:tcBorders>
+              <w:top w:val="single" w:color="1F2A44" w:sz="4"/>
+              <w:left w:val="none" w:color="auto" w:sz="0"/>
+              <w:bottom w:val="single" w:color="D9D4CB" w:sz="4"/>
+              <w:right w:val="none" w:color="auto" w:sz="0"/>
+            </w:tcBorders>
+            <w:shd w:fill="1F2A44" w:color="auto" w:val="clear"/>
+            <w:tcMar>
+              <w:top w:type="dxa" w:w="52"/>
+              <w:left w:type="dxa" w:w="100"/>
+              <w:bottom w:type="dxa" w:w="52"/>
+              <w:right w:type="dxa" w:w="100"/>
+            </w:tcMar>
+            <w:vAlign w:val="center"/>
+          </w:tcPr>
+          <w:p>
+            <w:pPr>
+              <w:spacing w:after="0" w:line="240" w:lineRule="auto"/>
+              <w:jc w:val="center"/>
+            </w:pPr>
+            <w:r>
+              <w:rPr>
+                <w:rFonts w:ascii="Arial" w:cs="Arial" w:eastAsia="Arial" w:hAnsi="Arial"/>
+                <w:b/>
+                <w:bCs/>
+                <w:i w:val="false"/>
+                <w:iCs w:val="false"/>
+                <w:color w:val="FFFFFF"/>
+                <w:sz w:val="16"/>
+                <w:szCs w:val="16"/>
+              </w:rPr>
+              <w:t xml:space="preserve">Метр, ₽</w:t>
+            </w:r>
+          </w:p>
+        </w:tc>
+        <w:tc>
+          <w:tcPr>
+            <w:tcW w:type="dxa" w:w="1338"/>
+            <w:tcBorders>
+              <w:top w:val="single" w:color="1F2A44" w:sz="4"/>
+              <w:left w:val="none" w:color="auto" w:sz="0"/>
+              <w:bottom w:val="single" w:color="D9D4CB" w:sz="4"/>
+              <w:right w:val="none" w:color="auto" w:sz="0"/>
+            </w:tcBorders>
+            <w:shd w:fill="1F2A44" w:color="auto" w:val="clear"/>
+            <w:tcMar>
+              <w:top w:type="dxa" w:w="52"/>
+              <w:left w:type="dxa" w:w="100"/>
+              <w:bottom w:type="dxa" w:w="52"/>
+              <w:right w:type="dxa" w:w="100"/>
+            </w:tcMar>
+            <w:vAlign w:val="center"/>
+          </w:tcPr>
+          <w:p>
+            <w:pPr>
+              <w:spacing w:after="0" w:line="240" w:lineRule="auto"/>
+              <w:jc w:val="center"/>
+            </w:pPr>
+            <w:r>
+              <w:rPr>
+                <w:rFonts w:ascii="Arial" w:cs="Arial" w:eastAsia="Arial" w:hAnsi="Arial"/>
+                <w:b/>
+                <w:bCs/>
+                <w:i w:val="false"/>
+                <w:iCs w:val="false"/>
+                <w:color w:val="FFFFFF"/>
+                <w:sz w:val="16"/>
+                <w:szCs w:val="16"/>
+              </w:rPr>
+              <w:t xml:space="preserve">Объявление</w:t>
+            </w:r>
+          </w:p>
+        </w:tc>
+      </w:tr>
+      <w:tr>
+        <w:tc>
+          <w:tcPr>
+            <w:tcW w:type="dxa" w:w="2000"/>
+            <w:tcBorders>
+              <w:top w:val="single" w:color="D9D4CB" w:sz="4"/>
+              <w:left w:val="none" w:color="auto" w:sz="0"/>
+              <w:bottom w:val="single" w:color="D9D4CB" w:sz="4"/>
+              <w:right w:val="none" w:color="auto" w:sz="0"/>
+            </w:tcBorders>
+            <w:tcMar>
+              <w:top w:type="dxa" w:w="52"/>
+              <w:left w:type="dxa" w:w="100"/>
+              <w:bottom w:type="dxa" w:w="52"/>
+              <w:right w:type="dxa" w:w="100"/>
+            </w:tcMar>
+            <w:vAlign w:val="center"/>
+          </w:tcPr>
+          <w:p>
+            <w:pPr>
+              <w:spacing w:after="0" w:line="240" w:lineRule="auto"/>
+              <w:jc w:val="left"/>
+            </w:pPr>
+            <w:r>
+              <w:rPr>
+                <w:rFonts w:ascii="Arial" w:cs="Arial" w:eastAsia="Arial" w:hAnsi="Arial"/>
+                <w:b/>
+                <w:bCs/>
+                <w:i w:val="false"/>
+                <w:iCs w:val="false"/>
+                <w:color w:val="2A2E38"/>
+                <w:sz w:val="17"/>
+                <w:szCs w:val="17"/>
+              </w:rPr>
+              <w:t xml:space="preserve">Кло 17</w:t>
+            </w:r>
+          </w:p>
+        </w:tc>
+        <w:tc>
+          <w:tcPr>
+            <w:tcW w:type="dxa" w:w="1600"/>
+            <w:tcBorders>
+              <w:top w:val="single" w:color="D9D4CB" w:sz="4"/>
+              <w:left w:val="none" w:color="auto" w:sz="0"/>
+              <w:bottom w:val="single" w:color="D9D4CB" w:sz="4"/>
+              <w:right w:val="none" w:color="auto" w:sz="0"/>
+            </w:tcBorders>
+            <w:tcMar>
+              <w:top w:type="dxa" w:w="52"/>
+              <w:left w:type="dxa" w:w="100"/>
+              <w:bottom w:type="dxa" w:w="52"/>
+              <w:right w:type="dxa" w:w="100"/>
+            </w:tcMar>
+            <w:vAlign w:val="center"/>
+          </w:tcPr>
+          <w:p>
+            <w:pPr>
+              <w:spacing w:after="0" w:line="240" w:lineRule="auto"/>
+              <w:jc w:val="center"/>
+            </w:pPr>
+            <w:r>
+              <w:rPr>
+                <w:rFonts w:ascii="Arial" w:cs="Arial" w:eastAsia="Arial" w:hAnsi="Arial"/>
+                <w:b w:val="false"/>
+                <w:bCs w:val="false"/>
+                <w:i w:val="false"/>
+                <w:iCs w:val="false"/>
+                <w:color w:val="2A2E38"/>
+                <w:sz w:val="17"/>
+                <w:szCs w:val="17"/>
+              </w:rPr>
+              <w:t xml:space="preserve">82,7</w:t>
+            </w:r>
+          </w:p>
+        </w:tc>
+        <w:tc>
+          <w:tcPr>
+            <w:tcW w:type="dxa" w:w="1200"/>
+            <w:tcBorders>
+              <w:top w:val="single" w:color="D9D4CB" w:sz="4"/>
+              <w:left w:val="none" w:color="auto" w:sz="0"/>
+              <w:bottom w:val="single" w:color="D9D4CB" w:sz="4"/>
+              <w:right w:val="none" w:color="auto" w:sz="0"/>
+            </w:tcBorders>
+            <w:tcMar>
+              <w:top w:type="dxa" w:w="52"/>
+              <w:left w:type="dxa" w:w="100"/>
+              <w:bottom w:type="dxa" w:w="52"/>
+              <w:right w:type="dxa" w:w="100"/>
+            </w:tcMar>
+            <w:vAlign w:val="center"/>
+          </w:tcPr>
+          <w:p>
+            <w:pPr>
+              <w:spacing w:after="0" w:line="240" w:lineRule="auto"/>
+              <w:jc w:val="center"/>
+            </w:pPr>
+            <w:r>
+              <w:rPr>
+                <w:rFonts w:ascii="Arial" w:cs="Arial" w:eastAsia="Arial" w:hAnsi="Arial"/>
+                <w:b w:val="false"/>
+                <w:bCs w:val="false"/>
+                <w:i w:val="false"/>
+                <w:iCs w:val="false"/>
+                <w:color w:val="2A2E38"/>
+                <w:sz w:val="17"/>
+                <w:szCs w:val="17"/>
+              </w:rPr>
+              <w:t xml:space="preserve">4 / 7</w:t>
+            </w:r>
+          </w:p>
+        </w:tc>
+        <w:tc>
+          <w:tcPr>
+            <w:tcW w:type="dxa" w:w="1750"/>
+            <w:tcBorders>
+              <w:top w:val="single" w:color="D9D4CB" w:sz="4"/>
+              <w:left w:val="none" w:color="auto" w:sz="0"/>
+              <w:bottom w:val="single" w:color="D9D4CB" w:sz="4"/>
+              <w:right w:val="none" w:color="auto" w:sz="0"/>
+            </w:tcBorders>
+            <w:tcMar>
+              <w:top w:type="dxa" w:w="52"/>
+              <w:left w:type="dxa" w:w="100"/>
+              <w:bottom w:type="dxa" w:w="52"/>
+              <w:right w:type="dxa" w:w="100"/>
+            </w:tcMar>
+            <w:vAlign w:val="center"/>
+          </w:tcPr>
+          <w:p>
+            <w:pPr>
+              <w:spacing w:after="0" w:line="240" w:lineRule="auto"/>
+              <w:jc w:val="center"/>
+            </w:pPr>
+            <w:r>
+              <w:rPr>
+                <w:rFonts w:ascii="Arial" w:cs="Arial" w:eastAsia="Arial" w:hAnsi="Arial"/>
+                <w:b w:val="false"/>
+                <w:bCs w:val="false"/>
+                <w:i w:val="false"/>
+                <w:iCs w:val="false"/>
+                <w:color w:val="2A2E38"/>
+                <w:sz w:val="17"/>
+                <w:szCs w:val="17"/>
+              </w:rPr>
+              <w:t xml:space="preserve">227,5</w:t>
+            </w:r>
+          </w:p>
+        </w:tc>
+        <w:tc>
+          <w:tcPr>
+            <w:tcW w:type="dxa" w:w="1750"/>
+            <w:tcBorders>
+              <w:top w:val="single" w:color="D9D4CB" w:sz="4"/>
+              <w:left w:val="none" w:color="auto" w:sz="0"/>
+              <w:bottom w:val="single" w:color="D9D4CB" w:sz="4"/>
+              <w:right w:val="none" w:color="auto" w:sz="0"/>
+            </w:tcBorders>
+            <w:tcMar>
+              <w:top w:type="dxa" w:w="52"/>
+              <w:left w:type="dxa" w:w="100"/>
+              <w:bottom w:type="dxa" w:w="52"/>
+              <w:right w:type="dxa" w:w="100"/>
+            </w:tcMar>
+            <w:vAlign w:val="center"/>
+          </w:tcPr>
+          <w:p>
+            <w:pPr>
+              <w:spacing w:after="0" w:line="240" w:lineRule="auto"/>
+              <w:jc w:val="center"/>
+            </w:pPr>
+            <w:r>
+              <w:rPr>
+                <w:rFonts w:ascii="Arial" w:cs="Arial" w:eastAsia="Arial" w:hAnsi="Arial"/>
+                <w:b w:val="false"/>
+                <w:bCs w:val="false"/>
+                <w:i w:val="false"/>
+                <w:iCs w:val="false"/>
+                <w:color w:val="2A2E38"/>
+                <w:sz w:val="17"/>
+                <w:szCs w:val="17"/>
+              </w:rPr>
+              <w:t xml:space="preserve">2 750 000</w:t>
+            </w:r>
+          </w:p>
+        </w:tc>
+        <w:tc>
+          <w:tcPr>
+            <w:tcW w:type="dxa" w:w="1338"/>
+            <w:tcBorders>
+              <w:top w:val="single" w:color="D9D4CB" w:sz="4"/>
+              <w:left w:val="none" w:color="auto" w:sz="0"/>
+              <w:bottom w:val="single" w:color="D9D4CB" w:sz="4"/>
+              <w:right w:val="none" w:color="auto" w:sz="0"/>
+            </w:tcBorders>
+            <w:tcMar>
+              <w:top w:type="dxa" w:w="52"/>
+              <w:left w:type="dxa" w:w="100"/>
+              <w:bottom w:type="dxa" w:w="52"/>
+              <w:right w:type="dxa" w:w="100"/>
+            </w:tcMar>
+            <w:vAlign w:val="center"/>
+          </w:tcPr>
+          <w:p>
+            <w:pPr>
+              <w:spacing w:after="0" w:line="240" w:lineRule="auto"/>
+              <w:jc w:val="center"/>
+            </w:pPr>
+            <w:hyperlink w:history="1" r:id="rIdhxy51_dw50udnzql-qz3r">
+              <w:r>
+                <w:rPr>
+                  <w:rFonts w:ascii="Arial" w:cs="Arial" w:eastAsia="Arial" w:hAnsi="Arial"/>
+                  <w:b w:val="false"/>
+                  <w:bCs w:val="false"/>
+                  <w:i w:val="false"/>
+                  <w:iCs w:val="false"/>
+                  <w:color w:val="2C5FA8"/>
+                  <w:sz w:val="17"/>
+                  <w:szCs w:val="17"/>
+                </w:rPr>
+                <w:t xml:space="preserve">Циан →</w:t>
+              </w:r>
+            </w:hyperlink>
+          </w:p>
+        </w:tc>
+      </w:tr>
+      <w:tr>
+        <w:tc>
+          <w:tcPr>
+            <w:tcW w:type="dxa" w:w="2000"/>
+            <w:tcBorders>
+              <w:top w:val="single" w:color="D9D4CB" w:sz="4"/>
+              <w:left w:val="none" w:color="auto" w:sz="0"/>
+              <w:bottom w:val="single" w:color="D9D4CB" w:sz="4"/>
+              <w:right w:val="none" w:color="auto" w:sz="0"/>
+            </w:tcBorders>
+            <w:shd w:fill="FBFAF8" w:color="auto" w:val="clear"/>
+            <w:tcMar>
+              <w:top w:type="dxa" w:w="52"/>
+              <w:left w:type="dxa" w:w="100"/>
+              <w:bottom w:type="dxa" w:w="52"/>
+              <w:right w:type="dxa" w:w="100"/>
+            </w:tcMar>
+            <w:vAlign w:val="center"/>
+          </w:tcPr>
+          <w:p>
+            <w:pPr>
+              <w:spacing w:after="0" w:line="240" w:lineRule="auto"/>
+              <w:jc w:val="left"/>
+            </w:pPr>
+            <w:r>
+              <w:rPr>
+                <w:rFonts w:ascii="Arial" w:cs="Arial" w:eastAsia="Arial" w:hAnsi="Arial"/>
+                <w:b/>
+                <w:bCs/>
+                <w:i w:val="false"/>
+                <w:iCs w:val="false"/>
+                <w:color w:val="2A2E38"/>
+                <w:sz w:val="17"/>
+                <w:szCs w:val="17"/>
+              </w:rPr>
+              <w:t xml:space="preserve">Кло 17</w:t>
+            </w:r>
+          </w:p>
+        </w:tc>
+        <w:tc>
+          <w:tcPr>
+            <w:tcW w:type="dxa" w:w="1600"/>
+            <w:tcBorders>
+              <w:top w:val="single" w:color="D9D4CB" w:sz="4"/>
+              <w:left w:val="none" w:color="auto" w:sz="0"/>
+              <w:bottom w:val="single" w:color="D9D4CB" w:sz="4"/>
+              <w:right w:val="none" w:color="auto" w:sz="0"/>
+            </w:tcBorders>
+            <w:shd w:fill="FBFAF8" w:color="auto" w:val="clear"/>
+            <w:tcMar>
+              <w:top w:type="dxa" w:w="52"/>
+              <w:left w:type="dxa" w:w="100"/>
+              <w:bottom w:type="dxa" w:w="52"/>
+              <w:right w:type="dxa" w:w="100"/>
+            </w:tcMar>
+            <w:vAlign w:val="center"/>
+          </w:tcPr>
+          <w:p>
+            <w:pPr>
+              <w:spacing w:after="0" w:line="240" w:lineRule="auto"/>
+              <w:jc w:val="center"/>
+            </w:pPr>
+            <w:r>
+              <w:rPr>
+                <w:rFonts w:ascii="Arial" w:cs="Arial" w:eastAsia="Arial" w:hAnsi="Arial"/>
+                <w:b w:val="false"/>
+                <w:bCs w:val="false"/>
+                <w:i w:val="false"/>
+                <w:iCs w:val="false"/>
+                <w:color w:val="2A2E38"/>
+                <w:sz w:val="17"/>
+                <w:szCs w:val="17"/>
+              </w:rPr>
+              <w:t xml:space="preserve">152,8</w:t>
+            </w:r>
+          </w:p>
+        </w:tc>
+        <w:tc>
+          <w:tcPr>
+            <w:tcW w:type="dxa" w:w="1200"/>
+            <w:tcBorders>
+              <w:top w:val="single" w:color="D9D4CB" w:sz="4"/>
+              <w:left w:val="none" w:color="auto" w:sz="0"/>
+              <w:bottom w:val="single" w:color="D9D4CB" w:sz="4"/>
+              <w:right w:val="none" w:color="auto" w:sz="0"/>
+            </w:tcBorders>
+            <w:shd w:fill="FBFAF8" w:color="auto" w:val="clear"/>
+            <w:tcMar>
+              <w:top w:type="dxa" w:w="52"/>
+              <w:left w:type="dxa" w:w="100"/>
+              <w:bottom w:type="dxa" w:w="52"/>
+              <w:right w:type="dxa" w:w="100"/>
+            </w:tcMar>
+            <w:vAlign w:val="center"/>
+          </w:tcPr>
+          <w:p>
+            <w:pPr>
+              <w:spacing w:after="0" w:line="240" w:lineRule="auto"/>
+              <w:jc w:val="center"/>
+            </w:pPr>
+            <w:r>
+              <w:rPr>
+                <w:rFonts w:ascii="Arial" w:cs="Arial" w:eastAsia="Arial" w:hAnsi="Arial"/>
+                <w:b w:val="false"/>
+                <w:bCs w:val="false"/>
+                <w:i w:val="false"/>
+                <w:iCs w:val="false"/>
+                <w:color w:val="2A2E38"/>
+                <w:sz w:val="17"/>
+                <w:szCs w:val="17"/>
+              </w:rPr>
+              <w:t xml:space="preserve">4 / 7</w:t>
+            </w:r>
+          </w:p>
+        </w:tc>
+        <w:tc>
+          <w:tcPr>
+            <w:tcW w:type="dxa" w:w="1750"/>
+            <w:tcBorders>
+              <w:top w:val="single" w:color="D9D4CB" w:sz="4"/>
+              <w:left w:val="none" w:color="auto" w:sz="0"/>
+              <w:bottom w:val="single" w:color="D9D4CB" w:sz="4"/>
+              <w:right w:val="none" w:color="auto" w:sz="0"/>
+            </w:tcBorders>
+            <w:shd w:fill="FBFAF8" w:color="auto" w:val="clear"/>
+            <w:tcMar>
+              <w:top w:type="dxa" w:w="52"/>
+              <w:left w:type="dxa" w:w="100"/>
+              <w:bottom w:type="dxa" w:w="52"/>
+              <w:right w:type="dxa" w:w="100"/>
+            </w:tcMar>
+            <w:vAlign w:val="center"/>
+          </w:tcPr>
+          <w:p>
+            <w:pPr>
+              <w:spacing w:after="0" w:line="240" w:lineRule="auto"/>
+              <w:jc w:val="center"/>
+            </w:pPr>
+            <w:r>
+              <w:rPr>
+                <w:rFonts w:ascii="Arial" w:cs="Arial" w:eastAsia="Arial" w:hAnsi="Arial"/>
+                <w:b w:val="false"/>
+                <w:bCs w:val="false"/>
+                <w:i w:val="false"/>
+                <w:iCs w:val="false"/>
+                <w:color w:val="2A2E38"/>
+                <w:sz w:val="17"/>
+                <w:szCs w:val="17"/>
+              </w:rPr>
+              <w:t xml:space="preserve">404,9</w:t>
+            </w:r>
+          </w:p>
+        </w:tc>
+        <w:tc>
+          <w:tcPr>
+            <w:tcW w:type="dxa" w:w="1750"/>
+            <w:tcBorders>
+              <w:top w:val="single" w:color="D9D4CB" w:sz="4"/>
+              <w:left w:val="none" w:color="auto" w:sz="0"/>
+              <w:bottom w:val="single" w:color="D9D4CB" w:sz="4"/>
+              <w:right w:val="none" w:color="auto" w:sz="0"/>
+            </w:tcBorders>
+            <w:shd w:fill="FBFAF8" w:color="auto" w:val="clear"/>
+            <w:tcMar>
+              <w:top w:type="dxa" w:w="52"/>
+              <w:left w:type="dxa" w:w="100"/>
+              <w:bottom w:type="dxa" w:w="52"/>
+              <w:right w:type="dxa" w:w="100"/>
+            </w:tcMar>
+            <w:vAlign w:val="center"/>
+          </w:tcPr>
+          <w:p>
+            <w:pPr>
+              <w:spacing w:after="0" w:line="240" w:lineRule="auto"/>
+              <w:jc w:val="center"/>
+            </w:pPr>
+            <w:r>
+              <w:rPr>
+                <w:rFonts w:ascii="Arial" w:cs="Arial" w:eastAsia="Arial" w:hAnsi="Arial"/>
+                <w:b w:val="false"/>
+                <w:bCs w:val="false"/>
+                <w:i w:val="false"/>
+                <w:iCs w:val="false"/>
+                <w:color w:val="2A2E38"/>
+                <w:sz w:val="17"/>
+                <w:szCs w:val="17"/>
+              </w:rPr>
+              <w:t xml:space="preserve">2 650 000</w:t>
+            </w:r>
+          </w:p>
+        </w:tc>
+        <w:tc>
+          <w:tcPr>
+            <w:tcW w:type="dxa" w:w="1338"/>
+            <w:tcBorders>
+              <w:top w:val="single" w:color="D9D4CB" w:sz="4"/>
+              <w:left w:val="none" w:color="auto" w:sz="0"/>
+              <w:bottom w:val="single" w:color="D9D4CB" w:sz="4"/>
+              <w:right w:val="none" w:color="auto" w:sz="0"/>
+            </w:tcBorders>
+            <w:shd w:fill="FBFAF8" w:color="auto" w:val="clear"/>
+            <w:tcMar>
+              <w:top w:type="dxa" w:w="52"/>
+              <w:left w:type="dxa" w:w="100"/>
+              <w:bottom w:type="dxa" w:w="52"/>
+              <w:right w:type="dxa" w:w="100"/>
+            </w:tcMar>
+            <w:vAlign w:val="center"/>
+          </w:tcPr>
+          <w:p>
+            <w:pPr>
+              <w:spacing w:after="0" w:line="240" w:lineRule="auto"/>
+              <w:jc w:val="center"/>
+            </w:pPr>
+            <w:hyperlink w:history="1" r:id="rIdzcjtvjwc2awqij_b7j23r">
+              <w:r>
+                <w:rPr>
+                  <w:rFonts w:ascii="Arial" w:cs="Arial" w:eastAsia="Arial" w:hAnsi="Arial"/>
+                  <w:b w:val="false"/>
+                  <w:bCs w:val="false"/>
+                  <w:i w:val="false"/>
+                  <w:iCs w:val="false"/>
+                  <w:color w:val="2C5FA8"/>
+                  <w:sz w:val="17"/>
+                  <w:szCs w:val="17"/>
+                </w:rPr>
+                <w:t xml:space="preserve">Циан →</w:t>
+              </w:r>
+            </w:hyperlink>
+          </w:p>
+        </w:tc>
+      </w:tr>
+      <w:tr>
+        <w:tc>
+          <w:tcPr>
+            <w:tcW w:type="dxa" w:w="2000"/>
+            <w:tcBorders>
+              <w:top w:val="single" w:color="D9D4CB" w:sz="4"/>
+              <w:left w:val="none" w:color="auto" w:sz="0"/>
+              <w:bottom w:val="single" w:color="D9D4CB" w:sz="4"/>
+              <w:right w:val="none" w:color="auto" w:sz="0"/>
+            </w:tcBorders>
+            <w:tcMar>
+              <w:top w:type="dxa" w:w="52"/>
+              <w:left w:type="dxa" w:w="100"/>
+              <w:bottom w:type="dxa" w:w="52"/>
+              <w:right w:type="dxa" w:w="100"/>
+            </w:tcMar>
+            <w:vAlign w:val="center"/>
+          </w:tcPr>
+          <w:p>
+            <w:pPr>
+              <w:spacing w:after="0" w:line="240" w:lineRule="auto"/>
+              <w:jc w:val="left"/>
+            </w:pPr>
+            <w:r>
+              <w:rPr>
+                <w:rFonts w:ascii="Arial" w:cs="Arial" w:eastAsia="Arial" w:hAnsi="Arial"/>
+                <w:b/>
+                <w:bCs/>
+                <w:i w:val="false"/>
+                <w:iCs w:val="false"/>
+                <w:color w:val="2A2E38"/>
+                <w:sz w:val="17"/>
+                <w:szCs w:val="17"/>
+              </w:rPr>
+              <w:t xml:space="preserve">Кло 17</w:t>
+            </w:r>
+          </w:p>
+        </w:tc>
+        <w:tc>
+          <w:tcPr>
+            <w:tcW w:type="dxa" w:w="1600"/>
+            <w:tcBorders>
+              <w:top w:val="single" w:color="D9D4CB" w:sz="4"/>
+              <w:left w:val="none" w:color="auto" w:sz="0"/>
+              <w:bottom w:val="single" w:color="D9D4CB" w:sz="4"/>
+              <w:right w:val="none" w:color="auto" w:sz="0"/>
+            </w:tcBorders>
+            <w:tcMar>
+              <w:top w:type="dxa" w:w="52"/>
+              <w:left w:type="dxa" w:w="100"/>
+              <w:bottom w:type="dxa" w:w="52"/>
+              <w:right w:type="dxa" w:w="100"/>
+            </w:tcMar>
+            <w:vAlign w:val="center"/>
+          </w:tcPr>
+          <w:p>
+            <w:pPr>
+              <w:spacing w:after="0" w:line="240" w:lineRule="auto"/>
+              <w:jc w:val="center"/>
+            </w:pPr>
+            <w:r>
+              <w:rPr>
+                <w:rFonts w:ascii="Arial" w:cs="Arial" w:eastAsia="Arial" w:hAnsi="Arial"/>
+                <w:b w:val="false"/>
+                <w:bCs w:val="false"/>
+                <w:i w:val="false"/>
+                <w:iCs w:val="false"/>
+                <w:color w:val="2A2E38"/>
+                <w:sz w:val="17"/>
+                <w:szCs w:val="17"/>
+              </w:rPr>
+              <w:t xml:space="preserve">219,9</w:t>
+            </w:r>
+          </w:p>
+        </w:tc>
+        <w:tc>
+          <w:tcPr>
+            <w:tcW w:type="dxa" w:w="1200"/>
+            <w:tcBorders>
+              <w:top w:val="single" w:color="D9D4CB" w:sz="4"/>
+              <w:left w:val="none" w:color="auto" w:sz="0"/>
+              <w:bottom w:val="single" w:color="D9D4CB" w:sz="4"/>
+              <w:right w:val="none" w:color="auto" w:sz="0"/>
+            </w:tcBorders>
+            <w:tcMar>
+              <w:top w:type="dxa" w:w="52"/>
+              <w:left w:type="dxa" w:w="100"/>
+              <w:bottom w:type="dxa" w:w="52"/>
+              <w:right w:type="dxa" w:w="100"/>
+            </w:tcMar>
+            <w:vAlign w:val="center"/>
+          </w:tcPr>
+          <w:p>
+            <w:pPr>
+              <w:spacing w:after="0" w:line="240" w:lineRule="auto"/>
+              <w:jc w:val="center"/>
+            </w:pPr>
+            <w:r>
+              <w:rPr>
+                <w:rFonts w:ascii="Arial" w:cs="Arial" w:eastAsia="Arial" w:hAnsi="Arial"/>
+                <w:b w:val="false"/>
+                <w:bCs w:val="false"/>
+                <w:i w:val="false"/>
+                <w:iCs w:val="false"/>
+                <w:color w:val="2A2E38"/>
+                <w:sz w:val="17"/>
+                <w:szCs w:val="17"/>
+              </w:rPr>
+              <w:t xml:space="preserve">3 / 7</w:t>
+            </w:r>
+          </w:p>
+        </w:tc>
+        <w:tc>
+          <w:tcPr>
+            <w:tcW w:type="dxa" w:w="1750"/>
+            <w:tcBorders>
+              <w:top w:val="single" w:color="D9D4CB" w:sz="4"/>
+              <w:left w:val="none" w:color="auto" w:sz="0"/>
+              <w:bottom w:val="single" w:color="D9D4CB" w:sz="4"/>
+              <w:right w:val="none" w:color="auto" w:sz="0"/>
+            </w:tcBorders>
+            <w:tcMar>
+              <w:top w:type="dxa" w:w="52"/>
+              <w:left w:type="dxa" w:w="100"/>
+              <w:bottom w:type="dxa" w:w="52"/>
+              <w:right w:type="dxa" w:w="100"/>
+            </w:tcMar>
+            <w:vAlign w:val="center"/>
+          </w:tcPr>
+          <w:p>
+            <w:pPr>
+              <w:spacing w:after="0" w:line="240" w:lineRule="auto"/>
+              <w:jc w:val="center"/>
+            </w:pPr>
+            <w:r>
+              <w:rPr>
+                <w:rFonts w:ascii="Arial" w:cs="Arial" w:eastAsia="Arial" w:hAnsi="Arial"/>
+                <w:b w:val="false"/>
+                <w:bCs w:val="false"/>
+                <w:i w:val="false"/>
+                <w:iCs w:val="false"/>
+                <w:color w:val="2A2E38"/>
+                <w:sz w:val="17"/>
+                <w:szCs w:val="17"/>
+              </w:rPr>
+              <w:t xml:space="preserve">549,8</w:t>
+            </w:r>
+          </w:p>
+        </w:tc>
+        <w:tc>
+          <w:tcPr>
+            <w:tcW w:type="dxa" w:w="1750"/>
+            <w:tcBorders>
+              <w:top w:val="single" w:color="D9D4CB" w:sz="4"/>
+              <w:left w:val="none" w:color="auto" w:sz="0"/>
+              <w:bottom w:val="single" w:color="D9D4CB" w:sz="4"/>
+              <w:right w:val="none" w:color="auto" w:sz="0"/>
+            </w:tcBorders>
+            <w:tcMar>
+              <w:top w:type="dxa" w:w="52"/>
+              <w:left w:type="dxa" w:w="100"/>
+              <w:bottom w:type="dxa" w:w="52"/>
+              <w:right w:type="dxa" w:w="100"/>
+            </w:tcMar>
+            <w:vAlign w:val="center"/>
+          </w:tcPr>
+          <w:p>
+            <w:pPr>
+              <w:spacing w:after="0" w:line="240" w:lineRule="auto"/>
+              <w:jc w:val="center"/>
+            </w:pPr>
+            <w:r>
+              <w:rPr>
+                <w:rFonts w:ascii="Arial" w:cs="Arial" w:eastAsia="Arial" w:hAnsi="Arial"/>
+                <w:b w:val="false"/>
+                <w:bCs w:val="false"/>
+                <w:i w:val="false"/>
+                <w:iCs w:val="false"/>
+                <w:color w:val="2A2E38"/>
+                <w:sz w:val="17"/>
+                <w:szCs w:val="17"/>
+              </w:rPr>
+              <w:t xml:space="preserve">2 500 000</w:t>
+            </w:r>
+          </w:p>
+        </w:tc>
+        <w:tc>
+          <w:tcPr>
+            <w:tcW w:type="dxa" w:w="1338"/>
+            <w:tcBorders>
+              <w:top w:val="single" w:color="D9D4CB" w:sz="4"/>
+              <w:left w:val="none" w:color="auto" w:sz="0"/>
+              <w:bottom w:val="single" w:color="D9D4CB" w:sz="4"/>
+              <w:right w:val="none" w:color="auto" w:sz="0"/>
+            </w:tcBorders>
+            <w:tcMar>
+              <w:top w:type="dxa" w:w="52"/>
+              <w:left w:type="dxa" w:w="100"/>
+              <w:bottom w:type="dxa" w:w="52"/>
+              <w:right w:type="dxa" w:w="100"/>
+            </w:tcMar>
+            <w:vAlign w:val="center"/>
+          </w:tcPr>
+          <w:p>
+            <w:pPr>
+              <w:spacing w:after="0" w:line="240" w:lineRule="auto"/>
+              <w:jc w:val="center"/>
+            </w:pPr>
+            <w:hyperlink w:history="1" r:id="rIdrffob_r-c4jlnjisblozt">
+              <w:r>
+                <w:rPr>
+                  <w:rFonts w:ascii="Arial" w:cs="Arial" w:eastAsia="Arial" w:hAnsi="Arial"/>
+                  <w:b w:val="false"/>
+                  <w:bCs w:val="false"/>
+                  <w:i w:val="false"/>
+                  <w:iCs w:val="false"/>
+                  <w:color w:val="2C5FA8"/>
+                  <w:sz w:val="17"/>
+                  <w:szCs w:val="17"/>
+                </w:rPr>
+                <w:t xml:space="preserve">Циан →</w:t>
+              </w:r>
+            </w:hyperlink>
+          </w:p>
+        </w:tc>
+      </w:tr>
+      <w:tr>
+        <w:tc>
+          <w:tcPr>
+            <w:tcW w:type="dxa" w:w="2000"/>
+            <w:tcBorders>
+              <w:top w:val="single" w:color="D9D4CB" w:sz="4"/>
+              <w:left w:val="none" w:color="auto" w:sz="0"/>
+              <w:bottom w:val="single" w:color="D9D4CB" w:sz="4"/>
+              <w:right w:val="none" w:color="auto" w:sz="0"/>
+            </w:tcBorders>
+            <w:shd w:fill="FBFAF8" w:color="auto" w:val="clear"/>
+            <w:tcMar>
+              <w:top w:type="dxa" w:w="52"/>
+              <w:left w:type="dxa" w:w="100"/>
+              <w:bottom w:type="dxa" w:w="52"/>
+              <w:right w:type="dxa" w:w="100"/>
+            </w:tcMar>
+            <w:vAlign w:val="center"/>
+          </w:tcPr>
+          <w:p>
+            <w:pPr>
+              <w:spacing w:after="0" w:line="240" w:lineRule="auto"/>
+              <w:jc w:val="left"/>
+            </w:pPr>
+            <w:r>
+              <w:rPr>
+                <w:rFonts w:ascii="Arial" w:cs="Arial" w:eastAsia="Arial" w:hAnsi="Arial"/>
+                <w:b/>
+                <w:bCs/>
+                <w:i w:val="false"/>
+                <w:iCs w:val="false"/>
+                <w:color w:val="2A2E38"/>
+                <w:sz w:val="17"/>
+                <w:szCs w:val="17"/>
+              </w:rPr>
+              <w:t xml:space="preserve">Люче</w:t>
+            </w:r>
+          </w:p>
+        </w:tc>
+        <w:tc>
+          <w:tcPr>
+            <w:tcW w:type="dxa" w:w="1600"/>
+            <w:tcBorders>
+              <w:top w:val="single" w:color="D9D4CB" w:sz="4"/>
+              <w:left w:val="none" w:color="auto" w:sz="0"/>
+              <w:bottom w:val="single" w:color="D9D4CB" w:sz="4"/>
+              <w:right w:val="none" w:color="auto" w:sz="0"/>
+            </w:tcBorders>
+            <w:shd w:fill="FBFAF8" w:color="auto" w:val="clear"/>
+            <w:tcMar>
+              <w:top w:type="dxa" w:w="52"/>
+              <w:left w:type="dxa" w:w="100"/>
+              <w:bottom w:type="dxa" w:w="52"/>
+              <w:right w:type="dxa" w:w="100"/>
+            </w:tcMar>
+            <w:vAlign w:val="center"/>
+          </w:tcPr>
+          <w:p>
+            <w:pPr>
+              <w:spacing w:after="0" w:line="240" w:lineRule="auto"/>
+              <w:jc w:val="center"/>
+            </w:pPr>
+            <w:r>
+              <w:rPr>
+                <w:rFonts w:ascii="Arial" w:cs="Arial" w:eastAsia="Arial" w:hAnsi="Arial"/>
+                <w:b w:val="false"/>
+                <w:bCs w:val="false"/>
+                <w:i w:val="false"/>
+                <w:iCs w:val="false"/>
+                <w:color w:val="2A2E38"/>
+                <w:sz w:val="17"/>
+                <w:szCs w:val="17"/>
+              </w:rPr>
+              <w:t xml:space="preserve">96,6</w:t>
+            </w:r>
+          </w:p>
+        </w:tc>
+        <w:tc>
+          <w:tcPr>
+            <w:tcW w:type="dxa" w:w="1200"/>
+            <w:tcBorders>
+              <w:top w:val="single" w:color="D9D4CB" w:sz="4"/>
+              <w:left w:val="none" w:color="auto" w:sz="0"/>
+              <w:bottom w:val="single" w:color="D9D4CB" w:sz="4"/>
+              <w:right w:val="none" w:color="auto" w:sz="0"/>
+            </w:tcBorders>
+            <w:shd w:fill="FBFAF8" w:color="auto" w:val="clear"/>
+            <w:tcMar>
+              <w:top w:type="dxa" w:w="52"/>
+              <w:left w:type="dxa" w:w="100"/>
+              <w:bottom w:type="dxa" w:w="52"/>
+              <w:right w:type="dxa" w:w="100"/>
+            </w:tcMar>
+            <w:vAlign w:val="center"/>
+          </w:tcPr>
+          <w:p>
+            <w:pPr>
+              <w:spacing w:after="0" w:line="240" w:lineRule="auto"/>
+              <w:jc w:val="center"/>
+            </w:pPr>
+            <w:r>
+              <w:rPr>
+                <w:rFonts w:ascii="Arial" w:cs="Arial" w:eastAsia="Arial" w:hAnsi="Arial"/>
+                <w:b w:val="false"/>
+                <w:bCs w:val="false"/>
+                <w:i w:val="false"/>
+                <w:iCs w:val="false"/>
+                <w:color w:val="2A2E38"/>
+                <w:sz w:val="17"/>
+                <w:szCs w:val="17"/>
+              </w:rPr>
+              <w:t xml:space="preserve">3 / 7</w:t>
+            </w:r>
+          </w:p>
+        </w:tc>
+        <w:tc>
+          <w:tcPr>
+            <w:tcW w:type="dxa" w:w="1750"/>
+            <w:tcBorders>
+              <w:top w:val="single" w:color="D9D4CB" w:sz="4"/>
+              <w:left w:val="none" w:color="auto" w:sz="0"/>
+              <w:bottom w:val="single" w:color="D9D4CB" w:sz="4"/>
+              <w:right w:val="none" w:color="auto" w:sz="0"/>
+            </w:tcBorders>
+            <w:shd w:fill="FBFAF8" w:color="auto" w:val="clear"/>
+            <w:tcMar>
+              <w:top w:type="dxa" w:w="52"/>
+              <w:left w:type="dxa" w:w="100"/>
+              <w:bottom w:type="dxa" w:w="52"/>
+              <w:right w:type="dxa" w:w="100"/>
+            </w:tcMar>
+            <w:vAlign w:val="center"/>
+          </w:tcPr>
+          <w:p>
+            <w:pPr>
+              <w:spacing w:after="0" w:line="240" w:lineRule="auto"/>
+              <w:jc w:val="center"/>
+            </w:pPr>
+            <w:r>
+              <w:rPr>
+                <w:rFonts w:ascii="Arial" w:cs="Arial" w:eastAsia="Arial" w:hAnsi="Arial"/>
+                <w:b w:val="false"/>
+                <w:bCs w:val="false"/>
+                <w:i w:val="false"/>
+                <w:iCs w:val="false"/>
+                <w:color w:val="2A2E38"/>
+                <w:sz w:val="17"/>
+                <w:szCs w:val="17"/>
+              </w:rPr>
+              <w:t xml:space="preserve">270,5</w:t>
+            </w:r>
+          </w:p>
+        </w:tc>
+        <w:tc>
+          <w:tcPr>
+            <w:tcW w:type="dxa" w:w="1750"/>
+            <w:tcBorders>
+              <w:top w:val="single" w:color="D9D4CB" w:sz="4"/>
+              <w:left w:val="none" w:color="auto" w:sz="0"/>
+              <w:bottom w:val="single" w:color="D9D4CB" w:sz="4"/>
+              <w:right w:val="none" w:color="auto" w:sz="0"/>
+            </w:tcBorders>
+            <w:shd w:fill="FBFAF8" w:color="auto" w:val="clear"/>
+            <w:tcMar>
+              <w:top w:type="dxa" w:w="52"/>
+              <w:left w:type="dxa" w:w="100"/>
+              <w:bottom w:type="dxa" w:w="52"/>
+              <w:right w:type="dxa" w:w="100"/>
+            </w:tcMar>
+            <w:vAlign w:val="center"/>
+          </w:tcPr>
+          <w:p>
+            <w:pPr>
+              <w:spacing w:after="0" w:line="240" w:lineRule="auto"/>
+              <w:jc w:val="center"/>
+            </w:pPr>
+            <w:r>
+              <w:rPr>
+                <w:rFonts w:ascii="Arial" w:cs="Arial" w:eastAsia="Arial" w:hAnsi="Arial"/>
+                <w:b w:val="false"/>
+                <w:bCs w:val="false"/>
+                <w:i w:val="false"/>
+                <w:iCs w:val="false"/>
+                <w:color w:val="2A2E38"/>
+                <w:sz w:val="17"/>
+                <w:szCs w:val="17"/>
+              </w:rPr>
+              <w:t xml:space="preserve">2 800 000</w:t>
+            </w:r>
+          </w:p>
+        </w:tc>
+        <w:tc>
+          <w:tcPr>
+            <w:tcW w:type="dxa" w:w="1338"/>
+            <w:tcBorders>
+              <w:top w:val="single" w:color="D9D4CB" w:sz="4"/>
+              <w:left w:val="none" w:color="auto" w:sz="0"/>
+              <w:bottom w:val="single" w:color="D9D4CB" w:sz="4"/>
+              <w:right w:val="none" w:color="auto" w:sz="0"/>
+            </w:tcBorders>
+            <w:shd w:fill="FBFAF8" w:color="auto" w:val="clear"/>
+            <w:tcMar>
+              <w:top w:type="dxa" w:w="52"/>
+              <w:left w:type="dxa" w:w="100"/>
+              <w:bottom w:type="dxa" w:w="52"/>
+              <w:right w:type="dxa" w:w="100"/>
+            </w:tcMar>
+            <w:vAlign w:val="center"/>
+          </w:tcPr>
+          <w:p>
+            <w:pPr>
+              <w:spacing w:after="0" w:line="240" w:lineRule="auto"/>
+              <w:jc w:val="center"/>
+            </w:pPr>
+            <w:hyperlink w:history="1" r:id="rId4lbsvvmhwqkvsfau04twl">
+              <w:r>
+                <w:rPr>
+                  <w:rFonts w:ascii="Arial" w:cs="Arial" w:eastAsia="Arial" w:hAnsi="Arial"/>
+                  <w:b w:val="false"/>
+                  <w:bCs w:val="false"/>
+                  <w:i w:val="false"/>
+                  <w:iCs w:val="false"/>
+                  <w:color w:val="2C5FA8"/>
+                  <w:sz w:val="17"/>
+                  <w:szCs w:val="17"/>
+                </w:rPr>
+                <w:t xml:space="preserve">Циан →</w:t>
+              </w:r>
+            </w:hyperlink>
+          </w:p>
+        </w:tc>
+      </w:tr>
+      <w:tr>
+        <w:tc>
+          <w:tcPr>
+            <w:tcW w:type="dxa" w:w="2000"/>
+            <w:tcBorders>
+              <w:top w:val="single" w:color="D9D4CB" w:sz="4"/>
+              <w:left w:val="none" w:color="auto" w:sz="0"/>
+              <w:bottom w:val="single" w:color="D9D4CB" w:sz="4"/>
+              <w:right w:val="none" w:color="auto" w:sz="0"/>
+            </w:tcBorders>
+            <w:tcMar>
+              <w:top w:type="dxa" w:w="52"/>
+              <w:left w:type="dxa" w:w="100"/>
+              <w:bottom w:type="dxa" w:w="52"/>
+              <w:right w:type="dxa" w:w="100"/>
+            </w:tcMar>
+            <w:vAlign w:val="center"/>
+          </w:tcPr>
+          <w:p>
+            <w:pPr>
+              <w:spacing w:after="0" w:line="240" w:lineRule="auto"/>
+              <w:jc w:val="left"/>
+            </w:pPr>
+            <w:r>
+              <w:rPr>
+                <w:rFonts w:ascii="Arial" w:cs="Arial" w:eastAsia="Arial" w:hAnsi="Arial"/>
+                <w:b/>
+                <w:bCs/>
+                <w:i w:val="false"/>
+                <w:iCs w:val="false"/>
+                <w:color w:val="2A2E38"/>
+                <w:sz w:val="17"/>
+                <w:szCs w:val="17"/>
+              </w:rPr>
+              <w:t xml:space="preserve">Люче</w:t>
+            </w:r>
+          </w:p>
+        </w:tc>
+        <w:tc>
+          <w:tcPr>
+            <w:tcW w:type="dxa" w:w="1600"/>
+            <w:tcBorders>
+              <w:top w:val="single" w:color="D9D4CB" w:sz="4"/>
+              <w:left w:val="none" w:color="auto" w:sz="0"/>
+              <w:bottom w:val="single" w:color="D9D4CB" w:sz="4"/>
+              <w:right w:val="none" w:color="auto" w:sz="0"/>
+            </w:tcBorders>
+            <w:tcMar>
+              <w:top w:type="dxa" w:w="52"/>
+              <w:left w:type="dxa" w:w="100"/>
+              <w:bottom w:type="dxa" w:w="52"/>
+              <w:right w:type="dxa" w:w="100"/>
+            </w:tcMar>
+            <w:vAlign w:val="center"/>
+          </w:tcPr>
+          <w:p>
+            <w:pPr>
+              <w:spacing w:after="0" w:line="240" w:lineRule="auto"/>
+              <w:jc w:val="center"/>
+            </w:pPr>
+            <w:r>
+              <w:rPr>
+                <w:rFonts w:ascii="Arial" w:cs="Arial" w:eastAsia="Arial" w:hAnsi="Arial"/>
+                <w:b w:val="false"/>
+                <w:bCs w:val="false"/>
+                <w:i w:val="false"/>
+                <w:iCs w:val="false"/>
+                <w:color w:val="2A2E38"/>
+                <w:sz w:val="17"/>
+                <w:szCs w:val="17"/>
+              </w:rPr>
+              <w:t xml:space="preserve">198,5</w:t>
+            </w:r>
+          </w:p>
+        </w:tc>
+        <w:tc>
+          <w:tcPr>
+            <w:tcW w:type="dxa" w:w="1200"/>
+            <w:tcBorders>
+              <w:top w:val="single" w:color="D9D4CB" w:sz="4"/>
+              <w:left w:val="none" w:color="auto" w:sz="0"/>
+              <w:bottom w:val="single" w:color="D9D4CB" w:sz="4"/>
+              <w:right w:val="none" w:color="auto" w:sz="0"/>
+            </w:tcBorders>
+            <w:tcMar>
+              <w:top w:type="dxa" w:w="52"/>
+              <w:left w:type="dxa" w:w="100"/>
+              <w:bottom w:type="dxa" w:w="52"/>
+              <w:right w:type="dxa" w:w="100"/>
+            </w:tcMar>
+            <w:vAlign w:val="center"/>
+          </w:tcPr>
+          <w:p>
+            <w:pPr>
+              <w:spacing w:after="0" w:line="240" w:lineRule="auto"/>
+              <w:jc w:val="center"/>
+            </w:pPr>
+            <w:r>
+              <w:rPr>
+                <w:rFonts w:ascii="Arial" w:cs="Arial" w:eastAsia="Arial" w:hAnsi="Arial"/>
+                <w:b w:val="false"/>
+                <w:bCs w:val="false"/>
+                <w:i w:val="false"/>
+                <w:iCs w:val="false"/>
+                <w:color w:val="2A2E38"/>
+                <w:sz w:val="17"/>
+                <w:szCs w:val="17"/>
+              </w:rPr>
+              <w:t xml:space="preserve">4 / 7</w:t>
+            </w:r>
+          </w:p>
+        </w:tc>
+        <w:tc>
+          <w:tcPr>
+            <w:tcW w:type="dxa" w:w="1750"/>
+            <w:tcBorders>
+              <w:top w:val="single" w:color="D9D4CB" w:sz="4"/>
+              <w:left w:val="none" w:color="auto" w:sz="0"/>
+              <w:bottom w:val="single" w:color="D9D4CB" w:sz="4"/>
+              <w:right w:val="none" w:color="auto" w:sz="0"/>
+            </w:tcBorders>
+            <w:tcMar>
+              <w:top w:type="dxa" w:w="52"/>
+              <w:left w:type="dxa" w:w="100"/>
+              <w:bottom w:type="dxa" w:w="52"/>
+              <w:right w:type="dxa" w:w="100"/>
+            </w:tcMar>
+            <w:vAlign w:val="center"/>
+          </w:tcPr>
+          <w:p>
+            <w:pPr>
+              <w:spacing w:after="0" w:line="240" w:lineRule="auto"/>
+              <w:jc w:val="center"/>
+            </w:pPr>
+            <w:r>
+              <w:rPr>
+                <w:rFonts w:ascii="Arial" w:cs="Arial" w:eastAsia="Arial" w:hAnsi="Arial"/>
+                <w:b w:val="false"/>
+                <w:bCs w:val="false"/>
+                <w:i w:val="false"/>
+                <w:iCs w:val="false"/>
+                <w:color w:val="2A2E38"/>
+                <w:sz w:val="17"/>
+                <w:szCs w:val="17"/>
+              </w:rPr>
+              <w:t xml:space="preserve">545,9</w:t>
+            </w:r>
+          </w:p>
+        </w:tc>
+        <w:tc>
+          <w:tcPr>
+            <w:tcW w:type="dxa" w:w="1750"/>
+            <w:tcBorders>
+              <w:top w:val="single" w:color="D9D4CB" w:sz="4"/>
+              <w:left w:val="none" w:color="auto" w:sz="0"/>
+              <w:bottom w:val="single" w:color="D9D4CB" w:sz="4"/>
+              <w:right w:val="none" w:color="auto" w:sz="0"/>
+            </w:tcBorders>
+            <w:tcMar>
+              <w:top w:type="dxa" w:w="52"/>
+              <w:left w:type="dxa" w:w="100"/>
+              <w:bottom w:type="dxa" w:w="52"/>
+              <w:right w:type="dxa" w:w="100"/>
+            </w:tcMar>
+            <w:vAlign w:val="center"/>
+          </w:tcPr>
+          <w:p>
+            <w:pPr>
+              <w:spacing w:after="0" w:line="240" w:lineRule="auto"/>
+              <w:jc w:val="center"/>
+            </w:pPr>
+            <w:r>
+              <w:rPr>
+                <w:rFonts w:ascii="Arial" w:cs="Arial" w:eastAsia="Arial" w:hAnsi="Arial"/>
+                <w:b w:val="false"/>
+                <w:bCs w:val="false"/>
+                <w:i w:val="false"/>
+                <w:iCs w:val="false"/>
+                <w:color w:val="2A2E38"/>
+                <w:sz w:val="17"/>
+                <w:szCs w:val="17"/>
+              </w:rPr>
+              <w:t xml:space="preserve">2 750 000</w:t>
+            </w:r>
+          </w:p>
+        </w:tc>
+        <w:tc>
+          <w:tcPr>
+            <w:tcW w:type="dxa" w:w="1338"/>
+            <w:tcBorders>
+              <w:top w:val="single" w:color="D9D4CB" w:sz="4"/>
+              <w:left w:val="none" w:color="auto" w:sz="0"/>
+              <w:bottom w:val="single" w:color="D9D4CB" w:sz="4"/>
+              <w:right w:val="none" w:color="auto" w:sz="0"/>
+            </w:tcBorders>
+            <w:tcMar>
+              <w:top w:type="dxa" w:w="52"/>
+              <w:left w:type="dxa" w:w="100"/>
+              <w:bottom w:type="dxa" w:w="52"/>
+              <w:right w:type="dxa" w:w="100"/>
+            </w:tcMar>
+            <w:vAlign w:val="center"/>
+          </w:tcPr>
+          <w:p>
+            <w:pPr>
+              <w:spacing w:after="0" w:line="240" w:lineRule="auto"/>
+              <w:jc w:val="center"/>
+            </w:pPr>
+            <w:hyperlink w:history="1" r:id="rId_jzzb00tyueumcdjud3z5">
+              <w:r>
+                <w:rPr>
+                  <w:rFonts w:ascii="Arial" w:cs="Arial" w:eastAsia="Arial" w:hAnsi="Arial"/>
+                  <w:b w:val="false"/>
+                  <w:bCs w:val="false"/>
+                  <w:i w:val="false"/>
+                  <w:iCs w:val="false"/>
+                  <w:color w:val="2C5FA8"/>
+                  <w:sz w:val="17"/>
+                  <w:szCs w:val="17"/>
+                </w:rPr>
+                <w:t xml:space="preserve">Циан →</w:t>
+              </w:r>
+            </w:hyperlink>
+          </w:p>
+        </w:tc>
+      </w:tr>
+      <w:tr>
+        <w:tc>
+          <w:tcPr>
+            <w:tcW w:type="dxa" w:w="2000"/>
+            <w:tcBorders>
+              <w:top w:val="single" w:color="D9D4CB" w:sz="4"/>
+              <w:left w:val="none" w:color="auto" w:sz="0"/>
+              <w:bottom w:val="single" w:color="D9D4CB" w:sz="4"/>
+              <w:right w:val="none" w:color="auto" w:sz="0"/>
+            </w:tcBorders>
+            <w:shd w:fill="FBFAF8" w:color="auto" w:val="clear"/>
+            <w:tcMar>
+              <w:top w:type="dxa" w:w="52"/>
+              <w:left w:type="dxa" w:w="100"/>
+              <w:bottom w:type="dxa" w:w="52"/>
+              <w:right w:type="dxa" w:w="100"/>
+            </w:tcMar>
+            <w:vAlign w:val="center"/>
+          </w:tcPr>
+          <w:p>
+            <w:pPr>
+              <w:spacing w:after="0" w:line="240" w:lineRule="auto"/>
+              <w:jc w:val="left"/>
+            </w:pPr>
+            <w:r>
+              <w:rPr>
+                <w:rFonts w:ascii="Arial" w:cs="Arial" w:eastAsia="Arial" w:hAnsi="Arial"/>
+                <w:b/>
+                <w:bCs/>
+                <w:i w:val="false"/>
+                <w:iCs w:val="false"/>
+                <w:color w:val="2A2E38"/>
+                <w:sz w:val="17"/>
+                <w:szCs w:val="17"/>
+              </w:rPr>
+              <w:t xml:space="preserve">Люче</w:t>
+            </w:r>
+          </w:p>
+        </w:tc>
+        <w:tc>
+          <w:tcPr>
+            <w:tcW w:type="dxa" w:w="1600"/>
+            <w:tcBorders>
+              <w:top w:val="single" w:color="D9D4CB" w:sz="4"/>
+              <w:left w:val="none" w:color="auto" w:sz="0"/>
+              <w:bottom w:val="single" w:color="D9D4CB" w:sz="4"/>
+              <w:right w:val="none" w:color="auto" w:sz="0"/>
+            </w:tcBorders>
+            <w:shd w:fill="FBFAF8" w:color="auto" w:val="clear"/>
+            <w:tcMar>
+              <w:top w:type="dxa" w:w="52"/>
+              <w:left w:type="dxa" w:w="100"/>
+              <w:bottom w:type="dxa" w:w="52"/>
+              <w:right w:type="dxa" w:w="100"/>
+            </w:tcMar>
+            <w:vAlign w:val="center"/>
+          </w:tcPr>
+          <w:p>
+            <w:pPr>
+              <w:spacing w:after="0" w:line="240" w:lineRule="auto"/>
+              <w:jc w:val="center"/>
+            </w:pPr>
+            <w:r>
+              <w:rPr>
+                <w:rFonts w:ascii="Arial" w:cs="Arial" w:eastAsia="Arial" w:hAnsi="Arial"/>
+                <w:b w:val="false"/>
+                <w:bCs w:val="false"/>
+                <w:i w:val="false"/>
+                <w:iCs w:val="false"/>
+                <w:color w:val="2A2E38"/>
+                <w:sz w:val="17"/>
+                <w:szCs w:val="17"/>
+              </w:rPr>
+              <w:t xml:space="preserve">358,9</w:t>
+            </w:r>
+          </w:p>
+        </w:tc>
+        <w:tc>
+          <w:tcPr>
+            <w:tcW w:type="dxa" w:w="1200"/>
+            <w:tcBorders>
+              <w:top w:val="single" w:color="D9D4CB" w:sz="4"/>
+              <w:left w:val="none" w:color="auto" w:sz="0"/>
+              <w:bottom w:val="single" w:color="D9D4CB" w:sz="4"/>
+              <w:right w:val="none" w:color="auto" w:sz="0"/>
+            </w:tcBorders>
+            <w:shd w:fill="FBFAF8" w:color="auto" w:val="clear"/>
+            <w:tcMar>
+              <w:top w:type="dxa" w:w="52"/>
+              <w:left w:type="dxa" w:w="100"/>
+              <w:bottom w:type="dxa" w:w="52"/>
+              <w:right w:type="dxa" w:w="100"/>
+            </w:tcMar>
+            <w:vAlign w:val="center"/>
+          </w:tcPr>
+          <w:p>
+            <w:pPr>
+              <w:spacing w:after="0" w:line="240" w:lineRule="auto"/>
+              <w:jc w:val="center"/>
+            </w:pPr>
+            <w:r>
+              <w:rPr>
+                <w:rFonts w:ascii="Arial" w:cs="Arial" w:eastAsia="Arial" w:hAnsi="Arial"/>
+                <w:b w:val="false"/>
+                <w:bCs w:val="false"/>
+                <w:i w:val="false"/>
+                <w:iCs w:val="false"/>
+                <w:color w:val="2A2E38"/>
+                <w:sz w:val="17"/>
+                <w:szCs w:val="17"/>
+              </w:rPr>
+              <w:t xml:space="preserve">6 / 7</w:t>
+            </w:r>
+          </w:p>
+        </w:tc>
+        <w:tc>
+          <w:tcPr>
+            <w:tcW w:type="dxa" w:w="1750"/>
+            <w:tcBorders>
+              <w:top w:val="single" w:color="D9D4CB" w:sz="4"/>
+              <w:left w:val="none" w:color="auto" w:sz="0"/>
+              <w:bottom w:val="single" w:color="D9D4CB" w:sz="4"/>
+              <w:right w:val="none" w:color="auto" w:sz="0"/>
+            </w:tcBorders>
+            <w:shd w:fill="FBFAF8" w:color="auto" w:val="clear"/>
+            <w:tcMar>
+              <w:top w:type="dxa" w:w="52"/>
+              <w:left w:type="dxa" w:w="100"/>
+              <w:bottom w:type="dxa" w:w="52"/>
+              <w:right w:type="dxa" w:w="100"/>
+            </w:tcMar>
+            <w:vAlign w:val="center"/>
+          </w:tcPr>
+          <w:p>
+            <w:pPr>
+              <w:spacing w:after="0" w:line="240" w:lineRule="auto"/>
+              <w:jc w:val="center"/>
+            </w:pPr>
+            <w:r>
+              <w:rPr>
+                <w:rFonts w:ascii="Arial" w:cs="Arial" w:eastAsia="Arial" w:hAnsi="Arial"/>
+                <w:b w:val="false"/>
+                <w:bCs w:val="false"/>
+                <w:i w:val="false"/>
+                <w:iCs w:val="false"/>
+                <w:color w:val="2A2E38"/>
+                <w:sz w:val="17"/>
+                <w:szCs w:val="17"/>
+              </w:rPr>
+              <w:t xml:space="preserve">2 153,7</w:t>
+            </w:r>
+          </w:p>
+        </w:tc>
+        <w:tc>
+          <w:tcPr>
+            <w:tcW w:type="dxa" w:w="1750"/>
+            <w:tcBorders>
+              <w:top w:val="single" w:color="D9D4CB" w:sz="4"/>
+              <w:left w:val="none" w:color="auto" w:sz="0"/>
+              <w:bottom w:val="single" w:color="D9D4CB" w:sz="4"/>
+              <w:right w:val="none" w:color="auto" w:sz="0"/>
+            </w:tcBorders>
+            <w:shd w:fill="FBFAF8" w:color="auto" w:val="clear"/>
+            <w:tcMar>
+              <w:top w:type="dxa" w:w="52"/>
+              <w:left w:type="dxa" w:w="100"/>
+              <w:bottom w:type="dxa" w:w="52"/>
+              <w:right w:type="dxa" w:w="100"/>
+            </w:tcMar>
+            <w:vAlign w:val="center"/>
+          </w:tcPr>
+          <w:p>
+            <w:pPr>
+              <w:spacing w:after="0" w:line="240" w:lineRule="auto"/>
+              <w:jc w:val="center"/>
+            </w:pPr>
+            <w:r>
+              <w:rPr>
+                <w:rFonts w:ascii="Arial" w:cs="Arial" w:eastAsia="Arial" w:hAnsi="Arial"/>
+                <w:b w:val="false"/>
+                <w:bCs w:val="false"/>
+                <w:i w:val="false"/>
+                <w:iCs w:val="false"/>
+                <w:color w:val="2A2E38"/>
+                <w:sz w:val="17"/>
+                <w:szCs w:val="17"/>
+              </w:rPr>
+              <w:t xml:space="preserve">6 000 000</w:t>
+            </w:r>
+          </w:p>
+        </w:tc>
+        <w:tc>
+          <w:tcPr>
+            <w:tcW w:type="dxa" w:w="1338"/>
+            <w:tcBorders>
+              <w:top w:val="single" w:color="D9D4CB" w:sz="4"/>
+              <w:left w:val="none" w:color="auto" w:sz="0"/>
+              <w:bottom w:val="single" w:color="D9D4CB" w:sz="4"/>
+              <w:right w:val="none" w:color="auto" w:sz="0"/>
+            </w:tcBorders>
+            <w:shd w:fill="FBFAF8" w:color="auto" w:val="clear"/>
+            <w:tcMar>
+              <w:top w:type="dxa" w:w="52"/>
+              <w:left w:type="dxa" w:w="100"/>
+              <w:bottom w:type="dxa" w:w="52"/>
+              <w:right w:type="dxa" w:w="100"/>
+            </w:tcMar>
+            <w:vAlign w:val="center"/>
+          </w:tcPr>
+          <w:p>
+            <w:pPr>
+              <w:spacing w:after="0" w:line="240" w:lineRule="auto"/>
+              <w:jc w:val="center"/>
+            </w:pPr>
+            <w:hyperlink w:history="1" r:id="rIdwt-a7ty-vwdgltkd4nxwt">
+              <w:r>
+                <w:rPr>
+                  <w:rFonts w:ascii="Arial" w:cs="Arial" w:eastAsia="Arial" w:hAnsi="Arial"/>
+                  <w:b w:val="false"/>
+                  <w:bCs w:val="false"/>
+                  <w:i w:val="false"/>
+                  <w:iCs w:val="false"/>
+                  <w:color w:val="2C5FA8"/>
+                  <w:sz w:val="17"/>
+                  <w:szCs w:val="17"/>
+                </w:rPr>
+                <w:t xml:space="preserve">Циан →</w:t>
+              </w:r>
+            </w:hyperlink>
+          </w:p>
+        </w:tc>
+      </w:tr>
+    </w:tbl>
+    <w:p>
+      <w:pPr>
+        <w:spacing w:after="46"/>
+      </w:pPr>
+      <w:r>
+        <w:rPr>
+          <w:rFonts w:ascii="Arial" w:cs="Arial" w:eastAsia="Arial" w:hAnsi="Arial"/>
+          <w:b w:val="false"/>
+          <w:bCs w:val="false"/>
+          <w:i w:val="false"/>
+          <w:iCs w:val="false"/>
+          <w:color w:val="2A2E38"/>
+          <w:sz w:val="19"/>
+          <w:szCs w:val="19"/>
+        </w:rPr>
+        <w:t xml:space="preserve"/>
+      </w:r>
+    </w:p>
+    <w:p>
+      <w:pPr>
+        <w:spacing w:after="58" w:line="252" w:lineRule="auto"/>
+        <w:ind w:left="170" w:right="1560" w:hanging="170"/>
+      </w:pPr>
+      <w:r>
+        <w:rPr>
+          <w:rFonts w:ascii="Arial" w:cs="Arial" w:eastAsia="Arial" w:hAnsi="Arial"/>
+          <w:b/>
+          <w:bCs/>
+          <w:i w:val="false"/>
+          <w:iCs w:val="false"/>
+          <w:color w:val="A9762F"/>
+          <w:sz w:val="19"/>
+          <w:szCs w:val="19"/>
+        </w:rPr>
+        <w:t xml:space="preserve">—   </w:t>
+      </w:r>
+      <w:r>
+        <w:rPr>
+          <w:rFonts w:ascii="Arial" w:cs="Arial" w:eastAsia="Arial" w:hAnsi="Arial"/>
+          <w:b w:val="false"/>
+          <w:bCs w:val="false"/>
+          <w:i w:val="false"/>
+          <w:iCs w:val="false"/>
+          <w:color w:val="2A2E38"/>
+          <w:sz w:val="19"/>
+          <w:szCs w:val="19"/>
+        </w:rPr>
+        <w:t xml:space="preserve">Метр у Кремля вдвое дороже: 2 650 000 ₽ по медиане против 1,3 млн ₽. </w:t>
+      </w:r>
+      <w:r>
+        <w:rPr>
+          <w:rFonts w:ascii="Arial" w:cs="Arial" w:eastAsia="Arial" w:hAnsi="Arial"/>
+          <w:b/>
+          <w:bCs/>
+          <w:i w:val="false"/>
+          <w:iCs w:val="false"/>
+          <w:color w:val="2A2E38"/>
+          <w:sz w:val="19"/>
+          <w:szCs w:val="19"/>
+        </w:rPr>
+        <w:t xml:space="preserve">Разрыв держится по всей линейке: даже самый дешёвый метр в «Кло 17» — 2,30 млн ₽ — выше цены закрытого этапа «Капельского» на 77 %.</w:t>
+      </w:r>
+    </w:p>
+    <w:p>
+      <w:pPr>
+        <w:spacing w:after="58" w:line="252" w:lineRule="auto"/>
+        <w:ind w:left="170" w:right="1560" w:hanging="170"/>
+      </w:pPr>
+      <w:r>
+        <w:rPr>
+          <w:rFonts w:ascii="Arial" w:cs="Arial" w:eastAsia="Arial" w:hAnsi="Arial"/>
+          <w:b/>
+          <w:bCs/>
+          <w:i w:val="false"/>
+          <w:iCs w:val="false"/>
+          <w:color w:val="A9762F"/>
+          <w:sz w:val="19"/>
+          <w:szCs w:val="19"/>
+        </w:rPr>
+        <w:t xml:space="preserve">—   </w:t>
+      </w:r>
+      <w:r>
+        <w:rPr>
+          <w:rFonts w:ascii="Arial" w:cs="Arial" w:eastAsia="Arial" w:hAnsi="Arial"/>
+          <w:b w:val="false"/>
+          <w:bCs w:val="false"/>
+          <w:i w:val="false"/>
+          <w:iCs w:val="false"/>
+          <w:color w:val="2A2E38"/>
+          <w:sz w:val="19"/>
+          <w:szCs w:val="19"/>
+        </w:rPr>
+        <w:t xml:space="preserve">Ключи там отдают в III кв. 2026 года, здесь — в 2029-м. </w:t>
+      </w:r>
+      <w:r>
+        <w:rPr>
+          <w:rFonts w:ascii="Arial" w:cs="Arial" w:eastAsia="Arial" w:hAnsi="Arial"/>
+          <w:b/>
+          <w:bCs/>
+          <w:i w:val="false"/>
+          <w:iCs w:val="false"/>
+          <w:color w:val="2A2E38"/>
+          <w:sz w:val="19"/>
+          <w:szCs w:val="19"/>
+        </w:rPr>
+        <w:t xml:space="preserve">Все 17 лотов «Кло 17» продаются без отделки, у «Люче» отделка в объявлениях не заявлена; «Капельский» тоже отдаёт оболочку.</w:t>
+      </w:r>
+    </w:p>
+    <w:p>
+      <w:pPr>
+        <w:spacing w:after="58" w:line="252" w:lineRule="auto"/>
+        <w:ind w:left="170" w:right="1560" w:hanging="170"/>
+      </w:pPr>
+      <w:r>
+        <w:rPr>
+          <w:rFonts w:ascii="Arial" w:cs="Arial" w:eastAsia="Arial" w:hAnsi="Arial"/>
+          <w:b/>
+          <w:bCs/>
+          <w:i w:val="false"/>
+          <w:iCs w:val="false"/>
+          <w:color w:val="A9762F"/>
+          <w:sz w:val="19"/>
+          <w:szCs w:val="19"/>
+        </w:rPr>
+        <w:t xml:space="preserve">—   </w:t>
+      </w:r>
+      <w:r>
+        <w:rPr>
+          <w:rFonts w:ascii="Arial" w:cs="Arial" w:eastAsia="Arial" w:hAnsi="Arial"/>
+          <w:b w:val="false"/>
+          <w:bCs w:val="false"/>
+          <w:i w:val="false"/>
+          <w:iCs w:val="false"/>
+          <w:color w:val="2A2E38"/>
+          <w:sz w:val="19"/>
+          <w:szCs w:val="19"/>
+        </w:rPr>
+        <w:t xml:space="preserve">Лоты крупнее: средняя площадь 149 и 202 м² против 110 м² у «Капельского». </w:t>
+      </w:r>
+      <w:r>
+        <w:rPr>
+          <w:rFonts w:ascii="Arial" w:cs="Arial" w:eastAsia="Arial" w:hAnsi="Arial"/>
+          <w:b/>
+          <w:bCs/>
+          <w:i w:val="false"/>
+          <w:iCs w:val="false"/>
+          <w:color w:val="2A2E38"/>
+          <w:sz w:val="19"/>
+          <w:szCs w:val="19"/>
+        </w:rPr>
+        <w:t xml:space="preserve">Верхняя точка — пентхаус «Люче» на 359 м² за 2 153,7 млн ₽, метр 6 000 000 ₽. Максимальный лот «Капельского» в 345 м² по цене закрытого этапа стоит 448,5 млн ₽.</w:t>
+      </w:r>
+    </w:p>
+    <w:p>
+      <w:pPr>
+        <w:spacing w:after="58" w:line="252" w:lineRule="auto"/>
+        <w:ind w:left="170" w:right="1560" w:hanging="170"/>
+      </w:pPr>
+      <w:r>
+        <w:rPr>
+          <w:rFonts w:ascii="Arial" w:cs="Arial" w:eastAsia="Arial" w:hAnsi="Arial"/>
+          <w:b/>
+          <w:bCs/>
+          <w:i w:val="false"/>
+          <w:iCs w:val="false"/>
+          <w:color w:val="A9762F"/>
+          <w:sz w:val="19"/>
+          <w:szCs w:val="19"/>
+        </w:rPr>
+        <w:t xml:space="preserve">—   </w:t>
+      </w:r>
+      <w:r>
+        <w:rPr>
+          <w:rFonts w:ascii="Arial" w:cs="Arial" w:eastAsia="Arial" w:hAnsi="Arial"/>
+          <w:b w:val="false"/>
+          <w:bCs w:val="false"/>
+          <w:i w:val="false"/>
+          <w:iCs w:val="false"/>
+          <w:color w:val="2A2E38"/>
+          <w:sz w:val="19"/>
+          <w:szCs w:val="19"/>
+        </w:rPr>
+        <w:t xml:space="preserve">0,7 км до Кремля против 3,7 км. </w:t>
+      </w:r>
+      <w:r>
+        <w:rPr>
+          <w:rFonts w:ascii="Arial" w:cs="Arial" w:eastAsia="Arial" w:hAnsi="Arial"/>
+          <w:b/>
+          <w:bCs/>
+          <w:i w:val="false"/>
+          <w:iCs w:val="false"/>
+          <w:color w:val="2A2E38"/>
+          <w:sz w:val="19"/>
+          <w:szCs w:val="19"/>
+        </w:rPr>
+        <w:t xml:space="preserve">Оба дома стоят внутри Бульварного кольца, между Знаменкой и Воздвиженкой; «Капельский» — за Садовым, в жилом квартале у проспекта Мира.</w:t>
+      </w:r>
+    </w:p>
+    <w:p>
+      <w:pPr>
+        <w:keepNext/>
+        <w:keepLines/>
+        <w:pageBreakBefore/>
+        <w:pBdr>
+          <w:bottom w:val="single" w:color="A9762F" w:sz="10" w:space="8"/>
+        </w:pBdr>
+        <w:spacing w:after="160"/>
+      </w:pPr>
+      <w:r>
+        <w:rPr>
+          <w:rFonts w:ascii="Georgia" w:cs="Georgia" w:eastAsia="Georgia" w:hAnsi="Georgia"/>
+          <w:b/>
+          <w:bCs/>
+          <w:i w:val="false"/>
+          <w:iCs w:val="false"/>
+          <w:color w:val="1F2A44"/>
+          <w:sz w:val="36"/>
+          <w:szCs w:val="36"/>
+        </w:rPr>
         <w:t xml:space="preserve">Какие ремонты продаются рядом</w:t>
       </w:r>
     </w:p>
@@ -17811,7 +22157,7 @@
             <w:pPr>
               <w:spacing w:after="0" w:line="200" w:lineRule="auto"/>
             </w:pPr>
-            <w:hyperlink w:history="1" r:id="rIdghr1xsxt2msbtmgzxnk0h">
+            <w:hyperlink w:history="1" r:id="rIdlretuyrgcg8vjctb5a55_">
               <w:r>
                 <w:rPr>
                   <w:rFonts w:ascii="Arial" w:cs="Arial" w:eastAsia="Arial" w:hAnsi="Arial"/>
@@ -17965,7 +22311,7 @@
             <w:pPr>
               <w:spacing w:after="0" w:line="200" w:lineRule="auto"/>
             </w:pPr>
-            <w:hyperlink w:history="1" r:id="rIdylorqqb5wg0y7fdpzhr21">
+            <w:hyperlink w:history="1" r:id="rId0onlzowzykr2ey9i64zq2">
               <w:r>
                 <w:rPr>
                   <w:rFonts w:ascii="Arial" w:cs="Arial" w:eastAsia="Arial" w:hAnsi="Arial"/>
@@ -18119,7 +22465,7 @@
             <w:pPr>
               <w:spacing w:after="0" w:line="200" w:lineRule="auto"/>
             </w:pPr>
-            <w:hyperlink w:history="1" r:id="rIdrsigf00hsqynq-nc8jvk5">
+            <w:hyperlink w:history="1" r:id="rId-2qvxkmiv-u0vu6u_jbcp">
               <w:r>
                 <w:rPr>
                   <w:rFonts w:ascii="Arial" w:cs="Arial" w:eastAsia="Arial" w:hAnsi="Arial"/>
@@ -18370,7 +22716,7 @@
             <w:pPr>
               <w:spacing w:after="0" w:line="200" w:lineRule="auto"/>
             </w:pPr>
-            <w:hyperlink w:history="1" r:id="rIdtftpjo_-lq_9kiw5jlwxz">
+            <w:hyperlink w:history="1" r:id="rIdrwr-33hyqd10iq_p0y6ua">
               <w:r>
                 <w:rPr>
                   <w:rFonts w:ascii="Arial" w:cs="Arial" w:eastAsia="Arial" w:hAnsi="Arial"/>
@@ -18524,7 +22870,7 @@
             <w:pPr>
               <w:spacing w:after="0" w:line="200" w:lineRule="auto"/>
             </w:pPr>
-            <w:hyperlink w:history="1" r:id="rId186wvtuebcd6r5zishohc">
+            <w:hyperlink w:history="1" r:id="rIdot9lvommdju6xyao5bebq">
               <w:r>
                 <w:rPr>
                   <w:rFonts w:ascii="Arial" w:cs="Arial" w:eastAsia="Arial" w:hAnsi="Arial"/>
@@ -18678,7 +23024,7 @@
             <w:pPr>
               <w:spacing w:after="0" w:line="200" w:lineRule="auto"/>
             </w:pPr>
-            <w:hyperlink w:history="1" r:id="rId5de7ysqssdcx4bp5es90a">
+            <w:hyperlink w:history="1" r:id="rIdniexeqx6vnrkvmmnvp2af">
               <w:r>
                 <w:rPr>
                   <w:rFonts w:ascii="Arial" w:cs="Arial" w:eastAsia="Arial" w:hAnsi="Arial"/>
@@ -18929,7 +23275,7 @@
             <w:pPr>
               <w:spacing w:after="0" w:line="200" w:lineRule="auto"/>
             </w:pPr>
-            <w:hyperlink w:history="1" r:id="rIdcvlbqnwjoyfkptyxwzssu">
+            <w:hyperlink w:history="1" r:id="rIdle-nzwlqtjly7iqjjbgcd">
               <w:r>
                 <w:rPr>
                   <w:rFonts w:ascii="Arial" w:cs="Arial" w:eastAsia="Arial" w:hAnsi="Arial"/>
@@ -19083,7 +23429,7 @@
             <w:pPr>
               <w:spacing w:after="0" w:line="200" w:lineRule="auto"/>
             </w:pPr>
-            <w:hyperlink w:history="1" r:id="rIduojaylepm4moi3ytgnkmf">
+            <w:hyperlink w:history="1" r:id="rIdvnls_bu1-jk9abgn6ibdz">
               <w:r>
                 <w:rPr>
                   <w:rFonts w:ascii="Arial" w:cs="Arial" w:eastAsia="Arial" w:hAnsi="Arial"/>
@@ -19237,7 +23583,7 @@
             <w:pPr>
               <w:spacing w:after="0" w:line="200" w:lineRule="auto"/>
             </w:pPr>
-            <w:hyperlink w:history="1" r:id="rIdutqqb66y60tzy8rmdwm2g">
+            <w:hyperlink w:history="1" r:id="rIdmxmrpfaedsng0yw9nmuwu">
               <w:r>
                 <w:rPr>
                   <w:rFonts w:ascii="Arial" w:cs="Arial" w:eastAsia="Arial" w:hAnsi="Arial"/>
@@ -19488,7 +23834,7 @@
             <w:pPr>
               <w:spacing w:after="0" w:line="200" w:lineRule="auto"/>
             </w:pPr>
-            <w:hyperlink w:history="1" r:id="rId0591vp_ch88epuvtsnoas">
+            <w:hyperlink w:history="1" r:id="rIdcvebct0vtfnbeolgbupxd">
               <w:r>
                 <w:rPr>
                   <w:rFonts w:ascii="Arial" w:cs="Arial" w:eastAsia="Arial" w:hAnsi="Arial"/>
@@ -19642,7 +23988,7 @@
             <w:pPr>
               <w:spacing w:after="0" w:line="200" w:lineRule="auto"/>
             </w:pPr>
-            <w:hyperlink w:history="1" r:id="rIdschspipz-abhk2duvdumi">
+            <w:hyperlink w:history="1" r:id="rId8knlz8-paijerqgy9d5db">
               <w:r>
                 <w:rPr>
                   <w:rFonts w:ascii="Arial" w:cs="Arial" w:eastAsia="Arial" w:hAnsi="Arial"/>
@@ -19796,7 +24142,7 @@
             <w:pPr>
               <w:spacing w:after="0" w:line="200" w:lineRule="auto"/>
             </w:pPr>
-            <w:hyperlink w:history="1" r:id="rIdgevoiceqdakdeb4dr5g9k">
+            <w:hyperlink w:history="1" r:id="rId9da52b5xpcfzmiudrf7wa">
               <w:r>
                 <w:rPr>
                   <w:rFonts w:ascii="Arial" w:cs="Arial" w:eastAsia="Arial" w:hAnsi="Arial"/>
@@ -20065,7 +24411,7 @@
             <w:pPr>
               <w:spacing w:after="0" w:line="200" w:lineRule="auto"/>
             </w:pPr>
-            <w:hyperlink w:history="1" r:id="rIddef_sk-xxse7tjwzypq2p">
+            <w:hyperlink w:history="1" r:id="rIdd_dh-oxk06dcnarjpcww6">
               <w:r>
                 <w:rPr>
                   <w:rFonts w:ascii="Arial" w:cs="Arial" w:eastAsia="Arial" w:hAnsi="Arial"/>
@@ -20219,7 +24565,7 @@
             <w:pPr>
               <w:spacing w:after="0" w:line="200" w:lineRule="auto"/>
             </w:pPr>
-            <w:hyperlink w:history="1" r:id="rIddzilne-ctgegrbbz3fdqr">
+            <w:hyperlink w:history="1" r:id="rIdz4ju57anyhbsdupu_tyna">
               <w:r>
                 <w:rPr>
                   <w:rFonts w:ascii="Arial" w:cs="Arial" w:eastAsia="Arial" w:hAnsi="Arial"/>
@@ -20373,7 +24719,7 @@
             <w:pPr>
               <w:spacing w:after="0" w:line="200" w:lineRule="auto"/>
             </w:pPr>
-            <w:hyperlink w:history="1" r:id="rId_axbs0zhlblvcxwab_wup">
+            <w:hyperlink w:history="1" r:id="rId9_sdgvmrmx42pb9_huoet">
               <w:r>
                 <w:rPr>
                   <w:rFonts w:ascii="Arial" w:cs="Arial" w:eastAsia="Arial" w:hAnsi="Arial"/>
@@ -20624,7 +24970,7 @@
             <w:pPr>
               <w:spacing w:after="0" w:line="200" w:lineRule="auto"/>
             </w:pPr>
-            <w:hyperlink w:history="1" r:id="rIdvfiec4kibwrhjgzbknn9-">
+            <w:hyperlink w:history="1" r:id="rIdvij0647cfp8p-ow0xxhnr">
               <w:r>
                 <w:rPr>
                   <w:rFonts w:ascii="Arial" w:cs="Arial" w:eastAsia="Arial" w:hAnsi="Arial"/>
@@ -20778,7 +25124,7 @@
             <w:pPr>
               <w:spacing w:after="0" w:line="200" w:lineRule="auto"/>
             </w:pPr>
-            <w:hyperlink w:history="1" r:id="rIdw621ej-nc4l6jols-psz0">
+            <w:hyperlink w:history="1" r:id="rId9s810fb7hmczgl20zyt4i">
               <w:r>
                 <w:rPr>
                   <w:rFonts w:ascii="Arial" w:cs="Arial" w:eastAsia="Arial" w:hAnsi="Arial"/>
@@ -20932,7 +25278,7 @@
             <w:pPr>
               <w:spacing w:after="0" w:line="200" w:lineRule="auto"/>
             </w:pPr>
-            <w:hyperlink w:history="1" r:id="rId2aorwo7fx695va5vj2dxi">
+            <w:hyperlink w:history="1" r:id="rIdtxpn8h2f4te2knz2asai_">
               <w:r>
                 <w:rPr>
                   <w:rFonts w:ascii="Arial" w:cs="Arial" w:eastAsia="Arial" w:hAnsi="Arial"/>
@@ -21183,7 +25529,7 @@
             <w:pPr>
               <w:spacing w:after="0" w:line="200" w:lineRule="auto"/>
             </w:pPr>
-            <w:hyperlink w:history="1" r:id="rId3dth_uvki4zjfaqmzgazw">
+            <w:hyperlink w:history="1" r:id="rIdndyrttqdetmvh6j_nwe37">
               <w:r>
                 <w:rPr>
                   <w:rFonts w:ascii="Arial" w:cs="Arial" w:eastAsia="Arial" w:hAnsi="Arial"/>
@@ -21337,7 +25683,7 @@
             <w:pPr>
               <w:spacing w:after="0" w:line="200" w:lineRule="auto"/>
             </w:pPr>
-            <w:hyperlink w:history="1" r:id="rIdk7cj6qx1l7fwkqsij-xqb">
+            <w:hyperlink w:history="1" r:id="rId-8msrimqx0xyi0_mjbo1u">
               <w:r>
                 <w:rPr>
                   <w:rFonts w:ascii="Arial" w:cs="Arial" w:eastAsia="Arial" w:hAnsi="Arial"/>
@@ -21491,7 +25837,7 @@
             <w:pPr>
               <w:spacing w:after="0" w:line="200" w:lineRule="auto"/>
             </w:pPr>
-            <w:hyperlink w:history="1" r:id="rIdykekora18xmf3d46d7p1r">
+            <w:hyperlink w:history="1" r:id="rIdjskodtayklitb-mzbysov">
               <w:r>
                 <w:rPr>
                   <w:rFonts w:ascii="Arial" w:cs="Arial" w:eastAsia="Arial" w:hAnsi="Arial"/>
@@ -21742,7 +26088,7 @@
             <w:pPr>
               <w:spacing w:after="0" w:line="200" w:lineRule="auto"/>
             </w:pPr>
-            <w:hyperlink w:history="1" r:id="rIdu02h56u2zoz_rhrtcf7uj">
+            <w:hyperlink w:history="1" r:id="rIdilftcg5wrshqy0odxuoon">
               <w:r>
                 <w:rPr>
                   <w:rFonts w:ascii="Arial" w:cs="Arial" w:eastAsia="Arial" w:hAnsi="Arial"/>
@@ -21896,7 +26242,7 @@
             <w:pPr>
               <w:spacing w:after="0" w:line="200" w:lineRule="auto"/>
             </w:pPr>
-            <w:hyperlink w:history="1" r:id="rIdj7suvruasvaj2zxrn_7ki">
+            <w:hyperlink w:history="1" r:id="rId0llcgmntsafxh5mpesvkw">
               <w:r>
                 <w:rPr>
                   <w:rFonts w:ascii="Arial" w:cs="Arial" w:eastAsia="Arial" w:hAnsi="Arial"/>
@@ -22050,7 +26396,7 @@
             <w:pPr>
               <w:spacing w:after="0" w:line="200" w:lineRule="auto"/>
             </w:pPr>
-            <w:hyperlink w:history="1" r:id="rIdchmnb8avn13t0miripyqe">
+            <w:hyperlink w:history="1" r:id="rIdl3o6mkrsps5iiilvetiw8">
               <w:r>
                 <w:rPr>
                   <w:rFonts w:ascii="Arial" w:cs="Arial" w:eastAsia="Arial" w:hAnsi="Arial"/>
@@ -23656,7 +28002,7 @@
           <w:sz w:val="19"/>
           <w:szCs w:val="19"/>
         </w:rPr>
-        <w:t xml:space="preserve">Ближайшие начинаются с 1,3 км, и это две высотки бизнес-класса с медианой 649 902 ₽ за метр. Премиальные соседи — «ФАНТОМ», «Форум» и «Дом Франка» — стоят в 1,3–2,2 км, ближе к «Сухаревской» и «Цветному»; их медиана 2 350 000 ₽. Цена «Капельского» ложится ровно между этими двумя группами.</w:t>
+        <w:t xml:space="preserve">Ближайшие начинаются с 1,3 км, и это две высотки бизнес-класса с медианой 649 902 ₽ за метр. Премиальные соседи — «ФАНТОМ», «Форум» и «Дом Франка» — стоят в 1,3–2,2 км, ближе к «Сухаревской» и «Цветному»; их медиана 2 350 000 ₽. Цена «Капельского» ложится ровно между этими двумя группами. Клубные дома того же формата у Кремля — «Кло 17» и «Люче» — идут по 2 650 000 ₽ за метр.</w:t>
       </w:r>
     </w:p>
     <w:p>
@@ -24064,7 +28410,7 @@
         </w:rPr>
         <w:t xml:space="preserve">Параметры, визуализации и статус продаж — официальный сайт проекта — </w:t>
       </w:r>
-      <w:hyperlink w:history="1" r:id="rIdaiibcri4wa-u_b_fpmnry">
+      <w:hyperlink w:history="1" r:id="rIdpc5dmegvf0blp7h68cow8">
         <w:r>
           <w:rPr>
             <w:rFonts w:ascii="Arial" w:cs="Arial" w:eastAsia="Arial" w:hAnsi="Arial"/>
@@ -24111,7 +28457,7 @@
         </w:rPr>
         <w:t xml:space="preserve">Старт закрытых продаж в апреле 2026, средняя площадь резиденции и срок передачи ключей — обзор стартов продаж «Новострой-Медиа» — </w:t>
       </w:r>
-      <w:hyperlink w:history="1" r:id="rIdnt6srkozmu073xjze5jid">
+      <w:hyperlink w:history="1" r:id="rIdwx0dzcwtaczsfa8zxmqhh">
         <w:r>
           <w:rPr>
             <w:rFonts w:ascii="Arial" w:cs="Arial" w:eastAsia="Arial" w:hAnsi="Arial"/>
@@ -24158,7 +28504,7 @@
         </w:rPr>
         <w:t xml:space="preserve">Этажность, количество лотов, срок сдачи и класс — карточки проекта у брокеров — </w:t>
       </w:r>
-      <w:hyperlink w:history="1" r:id="rIdgrwvd4nlyiytdkenqoquo">
+      <w:hyperlink w:history="1" r:id="rIdk973xd32lrrn5wlfbuamk">
         <w:r>
           <w:rPr>
             <w:rFonts w:ascii="Arial" w:cs="Arial" w:eastAsia="Arial" w:hAnsi="Arial"/>
@@ -24205,7 +28551,7 @@
         </w:rPr>
         <w:t xml:space="preserve">Планировочные параметры, паркинг и благоустройство — карточка «Новострой-М» — </w:t>
       </w:r>
-      <w:hyperlink w:history="1" r:id="rId_gwiimzgemiqgv2aidquk">
+      <w:hyperlink w:history="1" r:id="rIdjxvs8d_oyvtid9v8qowv4">
         <w:r>
           <w:rPr>
             <w:rFonts w:ascii="Arial" w:cs="Arial" w:eastAsia="Arial" w:hAnsi="Arial"/>
@@ -24252,7 +28598,7 @@
         </w:rPr>
         <w:t xml:space="preserve">АО «МАКО»: ОГРН, дата регистрации, руководитель, ОКВЭД, финансовый результат — </w:t>
       </w:r>
-      <w:hyperlink w:history="1" r:id="rIdf9nowz2bkxphqpyf8lcxx">
+      <w:hyperlink w:history="1" r:id="rIdn289dwj_pzvpgyuzn97wq">
         <w:r>
           <w:rPr>
             <w:rFonts w:ascii="Arial" w:cs="Arial" w:eastAsia="Arial" w:hAnsi="Arial"/>
@@ -24299,7 +28645,7 @@
         </w:rPr>
         <w:t xml:space="preserve">Цены элитной первички Москвы по классам, I квартал 2026 — данные NF Group — </w:t>
       </w:r>
-      <w:hyperlink w:history="1" r:id="rIdhbntjjfk2vm6btavtogju">
+      <w:hyperlink w:history="1" r:id="rIdyqa2npm04x2bpoqbhvyew">
         <w:r>
           <w:rPr>
             <w:rFonts w:ascii="Arial" w:cs="Arial" w:eastAsia="Arial" w:hAnsi="Arial"/>
@@ -24344,9 +28690,9 @@
           <w:sz w:val="16"/>
           <w:szCs w:val="16"/>
         </w:rPr>
-        <w:t xml:space="preserve">Объявления о продаже квартир вокруг участка — Циан, срез 02.09.2026: Мещанский район и пешая доступность от «Проспекта Мира» и «Рижской», 478 лотов — </w:t>
-      </w:r>
-      <w:hyperlink w:history="1" r:id="rIdxokfukjfxmovufs56qirw">
+        <w:t xml:space="preserve">Объявления о продаже — Циан: 478 лотов вокруг участка (Мещанский район и пешая доступность от «Проспекта Мира» и «Рижской», срез 02.09.2026) и 43 лота в клубных домах «Кло 17» и «Фамильный дом Люче» (срез 04.09.2026) — </w:t>
+      </w:r>
+      <w:hyperlink w:history="1" r:id="rIdxcrlxedfpfetdf7liu6e2">
         <w:r>
           <w:rPr>
             <w:rFonts w:ascii="Arial" w:cs="Arial" w:eastAsia="Arial" w:hAnsi="Arial"/>
@@ -24393,7 +28739,7 @@
         </w:rPr>
         <w:t xml:space="preserve">Координаты дома, станций метро и расстояния по прямой — OpenStreetMap. Картографическая основа — Яндекс Карты — </w:t>
       </w:r>
-      <w:hyperlink w:history="1" r:id="rIdn93bysmz4jcjvb98whkdy">
+      <w:hyperlink w:history="1" r:id="rIdtxakwfgubxsmlznrudeol">
         <w:r>
           <w:rPr>
             <w:rFonts w:ascii="Arial" w:cs="Arial" w:eastAsia="Arial" w:hAnsi="Arial"/>

--- a/kapelsky-brief/ЖК_Капельский_5_справка.docx
+++ b/kapelsky-brief/ЖК_Капельский_5_справка.docx
@@ -17631,4352 +17631,6 @@
           <w:sz w:val="36"/>
           <w:szCs w:val="36"/>
         </w:rPr>
-        <w:t xml:space="preserve">Клубные дома того же формата</w:t>
-      </w:r>
-    </w:p>
-    <w:p>
-      <w:pPr>
-        <w:spacing w:after="190" w:line="258" w:lineRule="auto"/>
-        <w:ind w:right="1560"/>
-      </w:pPr>
-      <w:r>
-        <w:rPr>
-          <w:rFonts w:ascii="Arial" w:cs="Arial" w:eastAsia="Arial" w:hAnsi="Arial"/>
-          <w:b w:val="false"/>
-          <w:bCs w:val="false"/>
-          <w:i w:val="false"/>
-          <w:iCs w:val="false"/>
-          <w:color w:val="2A2E38"/>
-          <w:sz w:val="19"/>
-          <w:szCs w:val="19"/>
-        </w:rPr>
-        <w:t xml:space="preserve">В Мещанском районе клубных домов сопоставимого масштаба в продаже нет. Ближайшие стоят у Кремля, в 4 км от участка: «Кло 17» на Знаменке и «Фамильный дом Люче» в Крестовоздвиженском переулке. Оба — MR Group, оба сдаются в III кв. 2026 года, в обоих столько же резиденций и этажей, сколько заявлено в «Капельском». Сравнение идёт по формату, а не по локации.</w:t>
-      </w:r>
-    </w:p>
-    <w:tbl>
-      <w:tblPr>
-        <w:tblW w:type="dxa" w:w="9638"/>
-        <w:tblBorders>
-          <w:top w:val="single" w:color="auto" w:sz="4"/>
-          <w:left w:val="single" w:color="auto" w:sz="4"/>
-          <w:bottom w:val="single" w:color="auto" w:sz="4"/>
-          <w:right w:val="single" w:color="auto" w:sz="4"/>
-          <w:insideH w:val="single" w:color="auto" w:sz="4"/>
-          <w:insideV w:val="single" w:color="auto" w:sz="4"/>
-        </w:tblBorders>
-      </w:tblPr>
-      <w:tblGrid>
-        <w:gridCol w:w="2409"/>
-        <w:gridCol w:w="2409"/>
-        <w:gridCol w:w="2409"/>
-        <w:gridCol w:w="2411"/>
-      </w:tblGrid>
-      <w:tr>
-        <w:trPr>
-          <w:cantSplit/>
-        </w:trPr>
-        <w:tc>
-          <w:tcPr>
-            <w:tcW w:type="dxa" w:w="2409"/>
-            <w:tcBorders>
-              <w:top w:val="single" w:color="A9762F" w:sz="18"/>
-              <w:left w:val="single" w:color="FCFCFB" w:sz="26"/>
-              <w:bottom w:val="none" w:color="auto" w:sz="0"/>
-              <w:right w:val="single" w:color="FCFCFB" w:sz="26"/>
-            </w:tcBorders>
-            <w:shd w:fill="F5F2ED" w:color="auto" w:val="clear"/>
-            <w:tcMar>
-              <w:top w:type="dxa" w:w="118"/>
-              <w:left w:type="dxa" w:w="170"/>
-              <w:bottom w:type="dxa" w:w="118"/>
-              <w:right w:type="dxa" w:w="110"/>
-            </w:tcMar>
-            <w:vAlign w:val="center"/>
-          </w:tcPr>
-          <w:p>
-            <w:pPr>
-              <w:spacing w:after="40" w:line="240" w:lineRule="auto"/>
-            </w:pPr>
-            <w:r>
-              <w:rPr>
-                <w:rFonts w:ascii="Georgia" w:cs="Georgia" w:eastAsia="Georgia" w:hAnsi="Georgia"/>
-                <w:b/>
-                <w:bCs/>
-                <w:i w:val="false"/>
-                <w:iCs w:val="false"/>
-                <w:color w:val="1F2A44"/>
-                <w:sz w:val="27"/>
-                <w:szCs w:val="27"/>
-              </w:rPr>
-              <w:t xml:space="preserve">2 650 000 ₽</w:t>
-            </w:r>
-          </w:p>
-          <w:p>
-            <w:pPr>
-              <w:spacing w:after="0" w:line="200" w:lineRule="auto"/>
-            </w:pPr>
-            <w:r>
-              <w:rPr>
-                <w:rFonts w:ascii="Arial" w:cs="Arial" w:eastAsia="Arial" w:hAnsi="Arial"/>
-                <w:b w:val="false"/>
-                <w:bCs w:val="false"/>
-                <w:i w:val="false"/>
-                <w:iCs w:val="false"/>
-                <w:caps/>
-                <w:color w:val="70788A"/>
-                <w:spacing w:val="24"/>
-                <w:sz w:val="13"/>
-                <w:szCs w:val="13"/>
-              </w:rPr>
-              <w:t xml:space="preserve">Медиана метра в обоих домах</w:t>
-            </w:r>
-          </w:p>
-        </w:tc>
-        <w:tc>
-          <w:tcPr>
-            <w:tcW w:type="dxa" w:w="2409"/>
-            <w:tcBorders>
-              <w:top w:val="single" w:color="A9762F" w:sz="18"/>
-              <w:left w:val="single" w:color="FCFCFB" w:sz="26"/>
-              <w:bottom w:val="none" w:color="auto" w:sz="0"/>
-              <w:right w:val="single" w:color="FCFCFB" w:sz="26"/>
-            </w:tcBorders>
-            <w:shd w:fill="F5F2ED" w:color="auto" w:val="clear"/>
-            <w:tcMar>
-              <w:top w:type="dxa" w:w="118"/>
-              <w:left w:type="dxa" w:w="170"/>
-              <w:bottom w:type="dxa" w:w="118"/>
-              <w:right w:type="dxa" w:w="110"/>
-            </w:tcMar>
-            <w:vAlign w:val="center"/>
-          </w:tcPr>
-          <w:p>
-            <w:pPr>
-              <w:spacing w:after="40" w:line="240" w:lineRule="auto"/>
-            </w:pPr>
-            <w:r>
-              <w:rPr>
-                <w:rFonts w:ascii="Georgia" w:cs="Georgia" w:eastAsia="Georgia" w:hAnsi="Georgia"/>
-                <w:b/>
-                <w:bCs/>
-                <w:i w:val="false"/>
-                <w:iCs w:val="false"/>
-                <w:color w:val="1F2A44"/>
-                <w:sz w:val="27"/>
-                <w:szCs w:val="27"/>
-              </w:rPr>
-              <w:t xml:space="preserve">43 лота</w:t>
-            </w:r>
-          </w:p>
-          <w:p>
-            <w:pPr>
-              <w:spacing w:after="0" w:line="200" w:lineRule="auto"/>
-            </w:pPr>
-            <w:r>
-              <w:rPr>
-                <w:rFonts w:ascii="Arial" w:cs="Arial" w:eastAsia="Arial" w:hAnsi="Arial"/>
-                <w:b w:val="false"/>
-                <w:bCs w:val="false"/>
-                <w:i w:val="false"/>
-                <w:iCs w:val="false"/>
-                <w:caps/>
-                <w:color w:val="70788A"/>
-                <w:spacing w:val="24"/>
-                <w:sz w:val="13"/>
-                <w:szCs w:val="13"/>
-              </w:rPr>
-              <w:t xml:space="preserve">В открытой продаже на двоих</w:t>
-            </w:r>
-          </w:p>
-        </w:tc>
-        <w:tc>
-          <w:tcPr>
-            <w:tcW w:type="dxa" w:w="2409"/>
-            <w:tcBorders>
-              <w:top w:val="single" w:color="A9762F" w:sz="18"/>
-              <w:left w:val="single" w:color="FCFCFB" w:sz="26"/>
-              <w:bottom w:val="none" w:color="auto" w:sz="0"/>
-              <w:right w:val="single" w:color="FCFCFB" w:sz="26"/>
-            </w:tcBorders>
-            <w:shd w:fill="F5F2ED" w:color="auto" w:val="clear"/>
-            <w:tcMar>
-              <w:top w:type="dxa" w:w="118"/>
-              <w:left w:type="dxa" w:w="170"/>
-              <w:bottom w:type="dxa" w:w="118"/>
-              <w:right w:type="dxa" w:w="110"/>
-            </w:tcMar>
-            <w:vAlign w:val="center"/>
-          </w:tcPr>
-          <w:p>
-            <w:pPr>
-              <w:spacing w:after="40" w:line="240" w:lineRule="auto"/>
-            </w:pPr>
-            <w:r>
-              <w:rPr>
-                <w:rFonts w:ascii="Georgia" w:cs="Georgia" w:eastAsia="Georgia" w:hAnsi="Georgia"/>
-                <w:b/>
-                <w:bCs/>
-                <w:i w:val="false"/>
-                <w:iCs w:val="false"/>
-                <w:color w:val="1F2A44"/>
-                <w:sz w:val="27"/>
-                <w:szCs w:val="27"/>
-              </w:rPr>
-              <w:t xml:space="preserve">III кв. 2026</w:t>
-            </w:r>
-          </w:p>
-          <w:p>
-            <w:pPr>
-              <w:spacing w:after="0" w:line="200" w:lineRule="auto"/>
-            </w:pPr>
-            <w:r>
-              <w:rPr>
-                <w:rFonts w:ascii="Arial" w:cs="Arial" w:eastAsia="Arial" w:hAnsi="Arial"/>
-                <w:b w:val="false"/>
-                <w:bCs w:val="false"/>
-                <w:i w:val="false"/>
-                <w:iCs w:val="false"/>
-                <w:caps/>
-                <w:color w:val="70788A"/>
-                <w:spacing w:val="24"/>
-                <w:sz w:val="13"/>
-                <w:szCs w:val="13"/>
-              </w:rPr>
-              <w:t xml:space="preserve">Срок сдачи у обоих</w:t>
-            </w:r>
-          </w:p>
-        </w:tc>
-        <w:tc>
-          <w:tcPr>
-            <w:tcW w:type="dxa" w:w="2411"/>
-            <w:tcBorders>
-              <w:top w:val="single" w:color="B3282D" w:sz="18"/>
-              <w:left w:val="single" w:color="FCFCFB" w:sz="26"/>
-              <w:bottom w:val="none" w:color="auto" w:sz="0"/>
-              <w:right w:val="single" w:color="FCFCFB" w:sz="26"/>
-            </w:tcBorders>
-            <w:shd w:fill="F7EEEE" w:color="auto" w:val="clear"/>
-            <w:tcMar>
-              <w:top w:type="dxa" w:w="118"/>
-              <w:left w:type="dxa" w:w="170"/>
-              <w:bottom w:type="dxa" w:w="118"/>
-              <w:right w:type="dxa" w:w="110"/>
-            </w:tcMar>
-            <w:vAlign w:val="center"/>
-          </w:tcPr>
-          <w:p>
-            <w:pPr>
-              <w:spacing w:after="40" w:line="240" w:lineRule="auto"/>
-            </w:pPr>
-            <w:r>
-              <w:rPr>
-                <w:rFonts w:ascii="Georgia" w:cs="Georgia" w:eastAsia="Georgia" w:hAnsi="Georgia"/>
-                <w:b/>
-                <w:bCs/>
-                <w:i w:val="false"/>
-                <w:iCs w:val="false"/>
-                <w:color w:val="B3282D"/>
-                <w:sz w:val="27"/>
-                <w:szCs w:val="27"/>
-              </w:rPr>
-              <w:t xml:space="preserve">−51 %</w:t>
-            </w:r>
-          </w:p>
-          <w:p>
-            <w:pPr>
-              <w:spacing w:after="0" w:line="200" w:lineRule="auto"/>
-            </w:pPr>
-            <w:r>
-              <w:rPr>
-                <w:rFonts w:ascii="Arial" w:cs="Arial" w:eastAsia="Arial" w:hAnsi="Arial"/>
-                <w:b w:val="false"/>
-                <w:bCs w:val="false"/>
-                <w:i w:val="false"/>
-                <w:iCs w:val="false"/>
-                <w:caps/>
-                <w:color w:val="70788A"/>
-                <w:spacing w:val="24"/>
-                <w:sz w:val="13"/>
-                <w:szCs w:val="13"/>
-              </w:rPr>
-              <w:t xml:space="preserve">Метр «Капельского» к ним</w:t>
-            </w:r>
-          </w:p>
-        </w:tc>
-      </w:tr>
-    </w:tbl>
-    <w:p>
-      <w:pPr>
-        <w:spacing w:after="220"/>
-      </w:pPr>
-      <w:r>
-        <w:rPr>
-          <w:rFonts w:ascii="Arial" w:cs="Arial" w:eastAsia="Arial" w:hAnsi="Arial"/>
-          <w:b w:val="false"/>
-          <w:bCs w:val="false"/>
-          <w:i w:val="false"/>
-          <w:iCs w:val="false"/>
-          <w:color w:val="2A2E38"/>
-          <w:sz w:val="19"/>
-          <w:szCs w:val="19"/>
-        </w:rPr>
-        <w:t xml:space="preserve"/>
-      </w:r>
-    </w:p>
-    <w:tbl>
-      <w:tblPr>
-        <w:tblW w:type="dxa" w:w="9638"/>
-        <w:tblBorders>
-          <w:top w:val="single" w:color="auto" w:sz="4"/>
-          <w:left w:val="single" w:color="auto" w:sz="4"/>
-          <w:bottom w:val="single" w:color="auto" w:sz="4"/>
-          <w:right w:val="single" w:color="auto" w:sz="4"/>
-          <w:insideH w:val="single" w:color="auto" w:sz="4"/>
-          <w:insideV w:val="single" w:color="auto" w:sz="4"/>
-        </w:tblBorders>
-      </w:tblPr>
-      <w:tblGrid>
-        <w:gridCol w:w="2600"/>
-        <w:gridCol w:w="2400"/>
-        <w:gridCol w:w="2300"/>
-        <w:gridCol w:w="2338"/>
-      </w:tblGrid>
-      <w:tr>
-        <w:trPr>
-          <w:tblHeader/>
-        </w:trPr>
-        <w:tc>
-          <w:tcPr>
-            <w:tcW w:type="dxa" w:w="2600"/>
-            <w:tcBorders>
-              <w:top w:val="single" w:color="1F2A44" w:sz="4"/>
-              <w:left w:val="none" w:color="auto" w:sz="0"/>
-              <w:bottom w:val="single" w:color="D9D4CB" w:sz="4"/>
-              <w:right w:val="none" w:color="auto" w:sz="0"/>
-            </w:tcBorders>
-            <w:shd w:fill="1F2A44" w:color="auto" w:val="clear"/>
-            <w:tcMar>
-              <w:top w:type="dxa" w:w="52"/>
-              <w:left w:type="dxa" w:w="100"/>
-              <w:bottom w:type="dxa" w:w="52"/>
-              <w:right w:type="dxa" w:w="100"/>
-            </w:tcMar>
-            <w:vAlign w:val="center"/>
-          </w:tcPr>
-          <w:p>
-            <w:pPr>
-              <w:spacing w:after="0" w:line="240" w:lineRule="auto"/>
-              <w:jc w:val="left"/>
-            </w:pPr>
-            <w:r>
-              <w:rPr>
-                <w:rFonts w:ascii="Arial" w:cs="Arial" w:eastAsia="Arial" w:hAnsi="Arial"/>
-                <w:b/>
-                <w:bCs/>
-                <w:i w:val="false"/>
-                <w:iCs w:val="false"/>
-                <w:color w:val="FFFFFF"/>
-                <w:sz w:val="16"/>
-                <w:szCs w:val="16"/>
-              </w:rPr>
-              <w:t xml:space="preserve">Параметр</w:t>
-            </w:r>
-          </w:p>
-        </w:tc>
-        <w:tc>
-          <w:tcPr>
-            <w:tcW w:type="dxa" w:w="2400"/>
-            <w:tcBorders>
-              <w:top w:val="single" w:color="1F2A44" w:sz="4"/>
-              <w:left w:val="none" w:color="auto" w:sz="0"/>
-              <w:bottom w:val="single" w:color="D9D4CB" w:sz="4"/>
-              <w:right w:val="none" w:color="auto" w:sz="0"/>
-            </w:tcBorders>
-            <w:shd w:fill="1F2A44" w:color="auto" w:val="clear"/>
-            <w:tcMar>
-              <w:top w:type="dxa" w:w="52"/>
-              <w:left w:type="dxa" w:w="100"/>
-              <w:bottom w:type="dxa" w:w="52"/>
-              <w:right w:type="dxa" w:w="100"/>
-            </w:tcMar>
-            <w:vAlign w:val="center"/>
-          </w:tcPr>
-          <w:p>
-            <w:pPr>
-              <w:spacing w:after="0" w:line="240" w:lineRule="auto"/>
-              <w:jc w:val="center"/>
-            </w:pPr>
-            <w:r>
-              <w:rPr>
-                <w:rFonts w:ascii="Arial" w:cs="Arial" w:eastAsia="Arial" w:hAnsi="Arial"/>
-                <w:b/>
-                <w:bCs/>
-                <w:i w:val="false"/>
-                <w:iCs w:val="false"/>
-                <w:color w:val="FFFFFF"/>
-                <w:sz w:val="16"/>
-                <w:szCs w:val="16"/>
-              </w:rPr>
-              <w:t xml:space="preserve">Капельский, 5</w:t>
-            </w:r>
-          </w:p>
-        </w:tc>
-        <w:tc>
-          <w:tcPr>
-            <w:tcW w:type="dxa" w:w="2300"/>
-            <w:tcBorders>
-              <w:top w:val="single" w:color="1F2A44" w:sz="4"/>
-              <w:left w:val="none" w:color="auto" w:sz="0"/>
-              <w:bottom w:val="single" w:color="D9D4CB" w:sz="4"/>
-              <w:right w:val="none" w:color="auto" w:sz="0"/>
-            </w:tcBorders>
-            <w:shd w:fill="1F2A44" w:color="auto" w:val="clear"/>
-            <w:tcMar>
-              <w:top w:type="dxa" w:w="52"/>
-              <w:left w:type="dxa" w:w="100"/>
-              <w:bottom w:type="dxa" w:w="52"/>
-              <w:right w:type="dxa" w:w="100"/>
-            </w:tcMar>
-            <w:vAlign w:val="center"/>
-          </w:tcPr>
-          <w:p>
-            <w:pPr>
-              <w:spacing w:after="0" w:line="240" w:lineRule="auto"/>
-              <w:jc w:val="center"/>
-            </w:pPr>
-            <w:r>
-              <w:rPr>
-                <w:rFonts w:ascii="Arial" w:cs="Arial" w:eastAsia="Arial" w:hAnsi="Arial"/>
-                <w:b/>
-                <w:bCs/>
-                <w:i w:val="false"/>
-                <w:iCs w:val="false"/>
-                <w:color w:val="FFFFFF"/>
-                <w:sz w:val="16"/>
-                <w:szCs w:val="16"/>
-              </w:rPr>
-              <w:t xml:space="preserve">Кло 17</w:t>
-            </w:r>
-          </w:p>
-        </w:tc>
-        <w:tc>
-          <w:tcPr>
-            <w:tcW w:type="dxa" w:w="2338"/>
-            <w:tcBorders>
-              <w:top w:val="single" w:color="1F2A44" w:sz="4"/>
-              <w:left w:val="none" w:color="auto" w:sz="0"/>
-              <w:bottom w:val="single" w:color="D9D4CB" w:sz="4"/>
-              <w:right w:val="none" w:color="auto" w:sz="0"/>
-            </w:tcBorders>
-            <w:shd w:fill="1F2A44" w:color="auto" w:val="clear"/>
-            <w:tcMar>
-              <w:top w:type="dxa" w:w="52"/>
-              <w:left w:type="dxa" w:w="100"/>
-              <w:bottom w:type="dxa" w:w="52"/>
-              <w:right w:type="dxa" w:w="100"/>
-            </w:tcMar>
-            <w:vAlign w:val="center"/>
-          </w:tcPr>
-          <w:p>
-            <w:pPr>
-              <w:spacing w:after="0" w:line="240" w:lineRule="auto"/>
-              <w:jc w:val="center"/>
-            </w:pPr>
-            <w:r>
-              <w:rPr>
-                <w:rFonts w:ascii="Arial" w:cs="Arial" w:eastAsia="Arial" w:hAnsi="Arial"/>
-                <w:b/>
-                <w:bCs/>
-                <w:i w:val="false"/>
-                <w:iCs w:val="false"/>
-                <w:color w:val="FFFFFF"/>
-                <w:sz w:val="16"/>
-                <w:szCs w:val="16"/>
-              </w:rPr>
-              <w:t xml:space="preserve">Фамильный дом Люче</w:t>
-            </w:r>
-          </w:p>
-        </w:tc>
-      </w:tr>
-      <w:tr>
-        <w:tc>
-          <w:tcPr>
-            <w:tcW w:type="dxa" w:w="2600"/>
-            <w:tcBorders>
-              <w:top w:val="single" w:color="D9D4CB" w:sz="4"/>
-              <w:left w:val="none" w:color="auto" w:sz="0"/>
-              <w:bottom w:val="single" w:color="D9D4CB" w:sz="4"/>
-              <w:right w:val="none" w:color="auto" w:sz="0"/>
-            </w:tcBorders>
-            <w:tcMar>
-              <w:top w:type="dxa" w:w="52"/>
-              <w:left w:type="dxa" w:w="100"/>
-              <w:bottom w:type="dxa" w:w="52"/>
-              <w:right w:type="dxa" w:w="100"/>
-            </w:tcMar>
-            <w:vAlign w:val="center"/>
-          </w:tcPr>
-          <w:p>
-            <w:pPr>
-              <w:spacing w:after="0" w:line="240" w:lineRule="auto"/>
-              <w:jc w:val="left"/>
-            </w:pPr>
-            <w:r>
-              <w:rPr>
-                <w:rFonts w:ascii="Arial" w:cs="Arial" w:eastAsia="Arial" w:hAnsi="Arial"/>
-                <w:b/>
-                <w:bCs/>
-                <w:i w:val="false"/>
-                <w:iCs w:val="false"/>
-                <w:color w:val="2A2E38"/>
-                <w:sz w:val="17"/>
-                <w:szCs w:val="17"/>
-              </w:rPr>
-              <w:t xml:space="preserve">Адрес</w:t>
-            </w:r>
-          </w:p>
-        </w:tc>
-        <w:tc>
-          <w:tcPr>
-            <w:tcW w:type="dxa" w:w="2400"/>
-            <w:tcBorders>
-              <w:top w:val="single" w:color="D9D4CB" w:sz="4"/>
-              <w:left w:val="none" w:color="auto" w:sz="0"/>
-              <w:bottom w:val="single" w:color="D9D4CB" w:sz="4"/>
-              <w:right w:val="none" w:color="auto" w:sz="0"/>
-            </w:tcBorders>
-            <w:tcMar>
-              <w:top w:type="dxa" w:w="52"/>
-              <w:left w:type="dxa" w:w="100"/>
-              <w:bottom w:type="dxa" w:w="52"/>
-              <w:right w:type="dxa" w:w="100"/>
-            </w:tcMar>
-            <w:vAlign w:val="center"/>
-          </w:tcPr>
-          <w:p>
-            <w:pPr>
-              <w:spacing w:after="0" w:line="240" w:lineRule="auto"/>
-              <w:jc w:val="center"/>
-            </w:pPr>
-            <w:r>
-              <w:rPr>
-                <w:rFonts w:ascii="Arial" w:cs="Arial" w:eastAsia="Arial" w:hAnsi="Arial"/>
-                <w:b w:val="false"/>
-                <w:bCs w:val="false"/>
-                <w:i w:val="false"/>
-                <w:iCs w:val="false"/>
-                <w:color w:val="2A2E38"/>
-                <w:sz w:val="17"/>
-                <w:szCs w:val="17"/>
-              </w:rPr>
-              <w:t xml:space="preserve">Капельский пер., 5</w:t>
-            </w:r>
-          </w:p>
-        </w:tc>
-        <w:tc>
-          <w:tcPr>
-            <w:tcW w:type="dxa" w:w="2300"/>
-            <w:tcBorders>
-              <w:top w:val="single" w:color="D9D4CB" w:sz="4"/>
-              <w:left w:val="none" w:color="auto" w:sz="0"/>
-              <w:bottom w:val="single" w:color="D9D4CB" w:sz="4"/>
-              <w:right w:val="none" w:color="auto" w:sz="0"/>
-            </w:tcBorders>
-            <w:tcMar>
-              <w:top w:type="dxa" w:w="52"/>
-              <w:left w:type="dxa" w:w="100"/>
-              <w:bottom w:type="dxa" w:w="52"/>
-              <w:right w:type="dxa" w:w="100"/>
-            </w:tcMar>
-            <w:vAlign w:val="center"/>
-          </w:tcPr>
-          <w:p>
-            <w:pPr>
-              <w:spacing w:after="0" w:line="240" w:lineRule="auto"/>
-              <w:jc w:val="center"/>
-            </w:pPr>
-            <w:r>
-              <w:rPr>
-                <w:rFonts w:ascii="Arial" w:cs="Arial" w:eastAsia="Arial" w:hAnsi="Arial"/>
-                <w:b w:val="false"/>
-                <w:bCs w:val="false"/>
-                <w:i w:val="false"/>
-                <w:iCs w:val="false"/>
-                <w:color w:val="2A2E38"/>
-                <w:sz w:val="17"/>
-                <w:szCs w:val="17"/>
-              </w:rPr>
-              <w:t xml:space="preserve">Староваганьковский пер., 17с4</w:t>
-            </w:r>
-          </w:p>
-        </w:tc>
-        <w:tc>
-          <w:tcPr>
-            <w:tcW w:type="dxa" w:w="2338"/>
-            <w:tcBorders>
-              <w:top w:val="single" w:color="D9D4CB" w:sz="4"/>
-              <w:left w:val="none" w:color="auto" w:sz="0"/>
-              <w:bottom w:val="single" w:color="D9D4CB" w:sz="4"/>
-              <w:right w:val="none" w:color="auto" w:sz="0"/>
-            </w:tcBorders>
-            <w:tcMar>
-              <w:top w:type="dxa" w:w="52"/>
-              <w:left w:type="dxa" w:w="100"/>
-              <w:bottom w:type="dxa" w:w="52"/>
-              <w:right w:type="dxa" w:w="100"/>
-            </w:tcMar>
-            <w:vAlign w:val="center"/>
-          </w:tcPr>
-          <w:p>
-            <w:pPr>
-              <w:spacing w:after="0" w:line="240" w:lineRule="auto"/>
-              <w:jc w:val="center"/>
-            </w:pPr>
-            <w:r>
-              <w:rPr>
-                <w:rFonts w:ascii="Arial" w:cs="Arial" w:eastAsia="Arial" w:hAnsi="Arial"/>
-                <w:b w:val="false"/>
-                <w:bCs w:val="false"/>
-                <w:i w:val="false"/>
-                <w:iCs w:val="false"/>
-                <w:color w:val="2A2E38"/>
-                <w:sz w:val="17"/>
-                <w:szCs w:val="17"/>
-              </w:rPr>
-              <w:t xml:space="preserve">Крестовоздвиженский пер., 4</w:t>
-            </w:r>
-          </w:p>
-        </w:tc>
-      </w:tr>
-      <w:tr>
-        <w:tc>
-          <w:tcPr>
-            <w:tcW w:type="dxa" w:w="2600"/>
-            <w:tcBorders>
-              <w:top w:val="single" w:color="D9D4CB" w:sz="4"/>
-              <w:left w:val="none" w:color="auto" w:sz="0"/>
-              <w:bottom w:val="single" w:color="D9D4CB" w:sz="4"/>
-              <w:right w:val="none" w:color="auto" w:sz="0"/>
-            </w:tcBorders>
-            <w:shd w:fill="FBFAF8" w:color="auto" w:val="clear"/>
-            <w:tcMar>
-              <w:top w:type="dxa" w:w="52"/>
-              <w:left w:type="dxa" w:w="100"/>
-              <w:bottom w:type="dxa" w:w="52"/>
-              <w:right w:type="dxa" w:w="100"/>
-            </w:tcMar>
-            <w:vAlign w:val="center"/>
-          </w:tcPr>
-          <w:p>
-            <w:pPr>
-              <w:spacing w:after="0" w:line="240" w:lineRule="auto"/>
-              <w:jc w:val="left"/>
-            </w:pPr>
-            <w:r>
-              <w:rPr>
-                <w:rFonts w:ascii="Arial" w:cs="Arial" w:eastAsia="Arial" w:hAnsi="Arial"/>
-                <w:b/>
-                <w:bCs/>
-                <w:i w:val="false"/>
-                <w:iCs w:val="false"/>
-                <w:color w:val="2A2E38"/>
-                <w:sz w:val="17"/>
-                <w:szCs w:val="17"/>
-              </w:rPr>
-              <w:t xml:space="preserve">До Кремля, км</w:t>
-            </w:r>
-          </w:p>
-        </w:tc>
-        <w:tc>
-          <w:tcPr>
-            <w:tcW w:type="dxa" w:w="2400"/>
-            <w:tcBorders>
-              <w:top w:val="single" w:color="D9D4CB" w:sz="4"/>
-              <w:left w:val="none" w:color="auto" w:sz="0"/>
-              <w:bottom w:val="single" w:color="D9D4CB" w:sz="4"/>
-              <w:right w:val="none" w:color="auto" w:sz="0"/>
-            </w:tcBorders>
-            <w:shd w:fill="FBFAF8" w:color="auto" w:val="clear"/>
-            <w:tcMar>
-              <w:top w:type="dxa" w:w="52"/>
-              <w:left w:type="dxa" w:w="100"/>
-              <w:bottom w:type="dxa" w:w="52"/>
-              <w:right w:type="dxa" w:w="100"/>
-            </w:tcMar>
-            <w:vAlign w:val="center"/>
-          </w:tcPr>
-          <w:p>
-            <w:pPr>
-              <w:spacing w:after="0" w:line="240" w:lineRule="auto"/>
-              <w:jc w:val="center"/>
-            </w:pPr>
-            <w:r>
-              <w:rPr>
-                <w:rFonts w:ascii="Arial" w:cs="Arial" w:eastAsia="Arial" w:hAnsi="Arial"/>
-                <w:b w:val="false"/>
-                <w:bCs w:val="false"/>
-                <w:i w:val="false"/>
-                <w:iCs w:val="false"/>
-                <w:color w:val="2A2E38"/>
-                <w:sz w:val="17"/>
-                <w:szCs w:val="17"/>
-              </w:rPr>
-              <w:t xml:space="preserve">3,7</w:t>
-            </w:r>
-          </w:p>
-        </w:tc>
-        <w:tc>
-          <w:tcPr>
-            <w:tcW w:type="dxa" w:w="2300"/>
-            <w:tcBorders>
-              <w:top w:val="single" w:color="D9D4CB" w:sz="4"/>
-              <w:left w:val="none" w:color="auto" w:sz="0"/>
-              <w:bottom w:val="single" w:color="D9D4CB" w:sz="4"/>
-              <w:right w:val="none" w:color="auto" w:sz="0"/>
-            </w:tcBorders>
-            <w:shd w:fill="FBFAF8" w:color="auto" w:val="clear"/>
-            <w:tcMar>
-              <w:top w:type="dxa" w:w="52"/>
-              <w:left w:type="dxa" w:w="100"/>
-              <w:bottom w:type="dxa" w:w="52"/>
-              <w:right w:type="dxa" w:w="100"/>
-            </w:tcMar>
-            <w:vAlign w:val="center"/>
-          </w:tcPr>
-          <w:p>
-            <w:pPr>
-              <w:spacing w:after="0" w:line="240" w:lineRule="auto"/>
-              <w:jc w:val="center"/>
-            </w:pPr>
-            <w:r>
-              <w:rPr>
-                <w:rFonts w:ascii="Arial" w:cs="Arial" w:eastAsia="Arial" w:hAnsi="Arial"/>
-                <w:b w:val="false"/>
-                <w:bCs w:val="false"/>
-                <w:i w:val="false"/>
-                <w:iCs w:val="false"/>
-                <w:color w:val="2A2E38"/>
-                <w:sz w:val="17"/>
-                <w:szCs w:val="17"/>
-              </w:rPr>
-              <w:t xml:space="preserve">0,7</w:t>
-            </w:r>
-          </w:p>
-        </w:tc>
-        <w:tc>
-          <w:tcPr>
-            <w:tcW w:type="dxa" w:w="2338"/>
-            <w:tcBorders>
-              <w:top w:val="single" w:color="D9D4CB" w:sz="4"/>
-              <w:left w:val="none" w:color="auto" w:sz="0"/>
-              <w:bottom w:val="single" w:color="D9D4CB" w:sz="4"/>
-              <w:right w:val="none" w:color="auto" w:sz="0"/>
-            </w:tcBorders>
-            <w:shd w:fill="FBFAF8" w:color="auto" w:val="clear"/>
-            <w:tcMar>
-              <w:top w:type="dxa" w:w="52"/>
-              <w:left w:type="dxa" w:w="100"/>
-              <w:bottom w:type="dxa" w:w="52"/>
-              <w:right w:type="dxa" w:w="100"/>
-            </w:tcMar>
-            <w:vAlign w:val="center"/>
-          </w:tcPr>
-          <w:p>
-            <w:pPr>
-              <w:spacing w:after="0" w:line="240" w:lineRule="auto"/>
-              <w:jc w:val="center"/>
-            </w:pPr>
-            <w:r>
-              <w:rPr>
-                <w:rFonts w:ascii="Arial" w:cs="Arial" w:eastAsia="Arial" w:hAnsi="Arial"/>
-                <w:b w:val="false"/>
-                <w:bCs w:val="false"/>
-                <w:i w:val="false"/>
-                <w:iCs w:val="false"/>
-                <w:color w:val="2A2E38"/>
-                <w:sz w:val="17"/>
-                <w:szCs w:val="17"/>
-              </w:rPr>
-              <w:t xml:space="preserve">0,8</w:t>
-            </w:r>
-          </w:p>
-        </w:tc>
-      </w:tr>
-      <w:tr>
-        <w:tc>
-          <w:tcPr>
-            <w:tcW w:type="dxa" w:w="2600"/>
-            <w:tcBorders>
-              <w:top w:val="single" w:color="D9D4CB" w:sz="4"/>
-              <w:left w:val="none" w:color="auto" w:sz="0"/>
-              <w:bottom w:val="single" w:color="D9D4CB" w:sz="4"/>
-              <w:right w:val="none" w:color="auto" w:sz="0"/>
-            </w:tcBorders>
-            <w:tcMar>
-              <w:top w:type="dxa" w:w="52"/>
-              <w:left w:type="dxa" w:w="100"/>
-              <w:bottom w:type="dxa" w:w="52"/>
-              <w:right w:type="dxa" w:w="100"/>
-            </w:tcMar>
-            <w:vAlign w:val="center"/>
-          </w:tcPr>
-          <w:p>
-            <w:pPr>
-              <w:spacing w:after="0" w:line="240" w:lineRule="auto"/>
-              <w:jc w:val="left"/>
-            </w:pPr>
-            <w:r>
-              <w:rPr>
-                <w:rFonts w:ascii="Arial" w:cs="Arial" w:eastAsia="Arial" w:hAnsi="Arial"/>
-                <w:b/>
-                <w:bCs/>
-                <w:i w:val="false"/>
-                <w:iCs w:val="false"/>
-                <w:color w:val="2A2E38"/>
-                <w:sz w:val="17"/>
-                <w:szCs w:val="17"/>
-              </w:rPr>
-              <w:t xml:space="preserve">Резиденций в доме</w:t>
-            </w:r>
-          </w:p>
-        </w:tc>
-        <w:tc>
-          <w:tcPr>
-            <w:tcW w:type="dxa" w:w="2400"/>
-            <w:tcBorders>
-              <w:top w:val="single" w:color="D9D4CB" w:sz="4"/>
-              <w:left w:val="none" w:color="auto" w:sz="0"/>
-              <w:bottom w:val="single" w:color="D9D4CB" w:sz="4"/>
-              <w:right w:val="none" w:color="auto" w:sz="0"/>
-            </w:tcBorders>
-            <w:tcMar>
-              <w:top w:type="dxa" w:w="52"/>
-              <w:left w:type="dxa" w:w="100"/>
-              <w:bottom w:type="dxa" w:w="52"/>
-              <w:right w:type="dxa" w:w="100"/>
-            </w:tcMar>
-            <w:vAlign w:val="center"/>
-          </w:tcPr>
-          <w:p>
-            <w:pPr>
-              <w:spacing w:after="0" w:line="240" w:lineRule="auto"/>
-              <w:jc w:val="center"/>
-            </w:pPr>
-            <w:r>
-              <w:rPr>
-                <w:rFonts w:ascii="Arial" w:cs="Arial" w:eastAsia="Arial" w:hAnsi="Arial"/>
-                <w:b w:val="false"/>
-                <w:bCs w:val="false"/>
-                <w:i w:val="false"/>
-                <w:iCs w:val="false"/>
-                <w:color w:val="2A2E38"/>
-                <w:sz w:val="17"/>
-                <w:szCs w:val="17"/>
-              </w:rPr>
-              <w:t xml:space="preserve">46</w:t>
-            </w:r>
-          </w:p>
-        </w:tc>
-        <w:tc>
-          <w:tcPr>
-            <w:tcW w:type="dxa" w:w="2300"/>
-            <w:tcBorders>
-              <w:top w:val="single" w:color="D9D4CB" w:sz="4"/>
-              <w:left w:val="none" w:color="auto" w:sz="0"/>
-              <w:bottom w:val="single" w:color="D9D4CB" w:sz="4"/>
-              <w:right w:val="none" w:color="auto" w:sz="0"/>
-            </w:tcBorders>
-            <w:tcMar>
-              <w:top w:type="dxa" w:w="52"/>
-              <w:left w:type="dxa" w:w="100"/>
-              <w:bottom w:type="dxa" w:w="52"/>
-              <w:right w:type="dxa" w:w="100"/>
-            </w:tcMar>
-            <w:vAlign w:val="center"/>
-          </w:tcPr>
-          <w:p>
-            <w:pPr>
-              <w:spacing w:after="0" w:line="240" w:lineRule="auto"/>
-              <w:jc w:val="center"/>
-            </w:pPr>
-            <w:r>
-              <w:rPr>
-                <w:rFonts w:ascii="Arial" w:cs="Arial" w:eastAsia="Arial" w:hAnsi="Arial"/>
-                <w:b w:val="false"/>
-                <w:bCs w:val="false"/>
-                <w:i w:val="false"/>
-                <w:iCs w:val="false"/>
-                <w:color w:val="2A2E38"/>
-                <w:sz w:val="17"/>
-                <w:szCs w:val="17"/>
-              </w:rPr>
-              <w:t xml:space="preserve">22</w:t>
-            </w:r>
-          </w:p>
-        </w:tc>
-        <w:tc>
-          <w:tcPr>
-            <w:tcW w:type="dxa" w:w="2338"/>
-            <w:tcBorders>
-              <w:top w:val="single" w:color="D9D4CB" w:sz="4"/>
-              <w:left w:val="none" w:color="auto" w:sz="0"/>
-              <w:bottom w:val="single" w:color="D9D4CB" w:sz="4"/>
-              <w:right w:val="none" w:color="auto" w:sz="0"/>
-            </w:tcBorders>
-            <w:tcMar>
-              <w:top w:type="dxa" w:w="52"/>
-              <w:left w:type="dxa" w:w="100"/>
-              <w:bottom w:type="dxa" w:w="52"/>
-              <w:right w:type="dxa" w:w="100"/>
-            </w:tcMar>
-            <w:vAlign w:val="center"/>
-          </w:tcPr>
-          <w:p>
-            <w:pPr>
-              <w:spacing w:after="0" w:line="240" w:lineRule="auto"/>
-              <w:jc w:val="center"/>
-            </w:pPr>
-            <w:r>
-              <w:rPr>
-                <w:rFonts w:ascii="Arial" w:cs="Arial" w:eastAsia="Arial" w:hAnsi="Arial"/>
-                <w:b w:val="false"/>
-                <w:bCs w:val="false"/>
-                <w:i w:val="false"/>
-                <w:iCs w:val="false"/>
-                <w:color w:val="2A2E38"/>
-                <w:sz w:val="17"/>
-                <w:szCs w:val="17"/>
-              </w:rPr>
-              <w:t xml:space="preserve">46</w:t>
-            </w:r>
-          </w:p>
-        </w:tc>
-      </w:tr>
-      <w:tr>
-        <w:tc>
-          <w:tcPr>
-            <w:tcW w:type="dxa" w:w="2600"/>
-            <w:tcBorders>
-              <w:top w:val="single" w:color="D9D4CB" w:sz="4"/>
-              <w:left w:val="none" w:color="auto" w:sz="0"/>
-              <w:bottom w:val="single" w:color="D9D4CB" w:sz="4"/>
-              <w:right w:val="none" w:color="auto" w:sz="0"/>
-            </w:tcBorders>
-            <w:shd w:fill="FBFAF8" w:color="auto" w:val="clear"/>
-            <w:tcMar>
-              <w:top w:type="dxa" w:w="52"/>
-              <w:left w:type="dxa" w:w="100"/>
-              <w:bottom w:type="dxa" w:w="52"/>
-              <w:right w:type="dxa" w:w="100"/>
-            </w:tcMar>
-            <w:vAlign w:val="center"/>
-          </w:tcPr>
-          <w:p>
-            <w:pPr>
-              <w:spacing w:after="0" w:line="240" w:lineRule="auto"/>
-              <w:jc w:val="left"/>
-            </w:pPr>
-            <w:r>
-              <w:rPr>
-                <w:rFonts w:ascii="Arial" w:cs="Arial" w:eastAsia="Arial" w:hAnsi="Arial"/>
-                <w:b/>
-                <w:bCs/>
-                <w:i w:val="false"/>
-                <w:iCs w:val="false"/>
-                <w:color w:val="2A2E38"/>
-                <w:sz w:val="17"/>
-                <w:szCs w:val="17"/>
-              </w:rPr>
-              <w:t xml:space="preserve">Этажей</w:t>
-            </w:r>
-          </w:p>
-        </w:tc>
-        <w:tc>
-          <w:tcPr>
-            <w:tcW w:type="dxa" w:w="2400"/>
-            <w:tcBorders>
-              <w:top w:val="single" w:color="D9D4CB" w:sz="4"/>
-              <w:left w:val="none" w:color="auto" w:sz="0"/>
-              <w:bottom w:val="single" w:color="D9D4CB" w:sz="4"/>
-              <w:right w:val="none" w:color="auto" w:sz="0"/>
-            </w:tcBorders>
-            <w:shd w:fill="FBFAF8" w:color="auto" w:val="clear"/>
-            <w:tcMar>
-              <w:top w:type="dxa" w:w="52"/>
-              <w:left w:type="dxa" w:w="100"/>
-              <w:bottom w:type="dxa" w:w="52"/>
-              <w:right w:type="dxa" w:w="100"/>
-            </w:tcMar>
-            <w:vAlign w:val="center"/>
-          </w:tcPr>
-          <w:p>
-            <w:pPr>
-              <w:spacing w:after="0" w:line="240" w:lineRule="auto"/>
-              <w:jc w:val="center"/>
-            </w:pPr>
-            <w:r>
-              <w:rPr>
-                <w:rFonts w:ascii="Arial" w:cs="Arial" w:eastAsia="Arial" w:hAnsi="Arial"/>
-                <w:b w:val="false"/>
-                <w:bCs w:val="false"/>
-                <w:i w:val="false"/>
-                <w:iCs w:val="false"/>
-                <w:color w:val="2A2E38"/>
-                <w:sz w:val="17"/>
-                <w:szCs w:val="17"/>
-              </w:rPr>
-              <w:t xml:space="preserve">8</w:t>
-            </w:r>
-          </w:p>
-        </w:tc>
-        <w:tc>
-          <w:tcPr>
-            <w:tcW w:type="dxa" w:w="2300"/>
-            <w:tcBorders>
-              <w:top w:val="single" w:color="D9D4CB" w:sz="4"/>
-              <w:left w:val="none" w:color="auto" w:sz="0"/>
-              <w:bottom w:val="single" w:color="D9D4CB" w:sz="4"/>
-              <w:right w:val="none" w:color="auto" w:sz="0"/>
-            </w:tcBorders>
-            <w:shd w:fill="FBFAF8" w:color="auto" w:val="clear"/>
-            <w:tcMar>
-              <w:top w:type="dxa" w:w="52"/>
-              <w:left w:type="dxa" w:w="100"/>
-              <w:bottom w:type="dxa" w:w="52"/>
-              <w:right w:type="dxa" w:w="100"/>
-            </w:tcMar>
-            <w:vAlign w:val="center"/>
-          </w:tcPr>
-          <w:p>
-            <w:pPr>
-              <w:spacing w:after="0" w:line="240" w:lineRule="auto"/>
-              <w:jc w:val="center"/>
-            </w:pPr>
-            <w:r>
-              <w:rPr>
-                <w:rFonts w:ascii="Arial" w:cs="Arial" w:eastAsia="Arial" w:hAnsi="Arial"/>
-                <w:b w:val="false"/>
-                <w:bCs w:val="false"/>
-                <w:i w:val="false"/>
-                <w:iCs w:val="false"/>
-                <w:color w:val="2A2E38"/>
-                <w:sz w:val="17"/>
-                <w:szCs w:val="17"/>
-              </w:rPr>
-              <w:t xml:space="preserve">7</w:t>
-            </w:r>
-          </w:p>
-        </w:tc>
-        <w:tc>
-          <w:tcPr>
-            <w:tcW w:type="dxa" w:w="2338"/>
-            <w:tcBorders>
-              <w:top w:val="single" w:color="D9D4CB" w:sz="4"/>
-              <w:left w:val="none" w:color="auto" w:sz="0"/>
-              <w:bottom w:val="single" w:color="D9D4CB" w:sz="4"/>
-              <w:right w:val="none" w:color="auto" w:sz="0"/>
-            </w:tcBorders>
-            <w:shd w:fill="FBFAF8" w:color="auto" w:val="clear"/>
-            <w:tcMar>
-              <w:top w:type="dxa" w:w="52"/>
-              <w:left w:type="dxa" w:w="100"/>
-              <w:bottom w:type="dxa" w:w="52"/>
-              <w:right w:type="dxa" w:w="100"/>
-            </w:tcMar>
-            <w:vAlign w:val="center"/>
-          </w:tcPr>
-          <w:p>
-            <w:pPr>
-              <w:spacing w:after="0" w:line="240" w:lineRule="auto"/>
-              <w:jc w:val="center"/>
-            </w:pPr>
-            <w:r>
-              <w:rPr>
-                <w:rFonts w:ascii="Arial" w:cs="Arial" w:eastAsia="Arial" w:hAnsi="Arial"/>
-                <w:b w:val="false"/>
-                <w:bCs w:val="false"/>
-                <w:i w:val="false"/>
-                <w:iCs w:val="false"/>
-                <w:color w:val="2A2E38"/>
-                <w:sz w:val="17"/>
-                <w:szCs w:val="17"/>
-              </w:rPr>
-              <w:t xml:space="preserve">7</w:t>
-            </w:r>
-          </w:p>
-        </w:tc>
-      </w:tr>
-      <w:tr>
-        <w:tc>
-          <w:tcPr>
-            <w:tcW w:type="dxa" w:w="2600"/>
-            <w:tcBorders>
-              <w:top w:val="single" w:color="D9D4CB" w:sz="4"/>
-              <w:left w:val="none" w:color="auto" w:sz="0"/>
-              <w:bottom w:val="single" w:color="D9D4CB" w:sz="4"/>
-              <w:right w:val="none" w:color="auto" w:sz="0"/>
-            </w:tcBorders>
-            <w:tcMar>
-              <w:top w:type="dxa" w:w="52"/>
-              <w:left w:type="dxa" w:w="100"/>
-              <w:bottom w:type="dxa" w:w="52"/>
-              <w:right w:type="dxa" w:w="100"/>
-            </w:tcMar>
-            <w:vAlign w:val="center"/>
-          </w:tcPr>
-          <w:p>
-            <w:pPr>
-              <w:spacing w:after="0" w:line="240" w:lineRule="auto"/>
-              <w:jc w:val="left"/>
-            </w:pPr>
-            <w:r>
-              <w:rPr>
-                <w:rFonts w:ascii="Arial" w:cs="Arial" w:eastAsia="Arial" w:hAnsi="Arial"/>
-                <w:b/>
-                <w:bCs/>
-                <w:i w:val="false"/>
-                <w:iCs w:val="false"/>
-                <w:color w:val="2A2E38"/>
-                <w:sz w:val="17"/>
-                <w:szCs w:val="17"/>
-              </w:rPr>
-              <w:t xml:space="preserve">Лотов в открытой продаже</w:t>
-            </w:r>
-          </w:p>
-        </w:tc>
-        <w:tc>
-          <w:tcPr>
-            <w:tcW w:type="dxa" w:w="2400"/>
-            <w:tcBorders>
-              <w:top w:val="single" w:color="D9D4CB" w:sz="4"/>
-              <w:left w:val="none" w:color="auto" w:sz="0"/>
-              <w:bottom w:val="single" w:color="D9D4CB" w:sz="4"/>
-              <w:right w:val="none" w:color="auto" w:sz="0"/>
-            </w:tcBorders>
-            <w:tcMar>
-              <w:top w:type="dxa" w:w="52"/>
-              <w:left w:type="dxa" w:w="100"/>
-              <w:bottom w:type="dxa" w:w="52"/>
-              <w:right w:type="dxa" w:w="100"/>
-            </w:tcMar>
-            <w:vAlign w:val="center"/>
-          </w:tcPr>
-          <w:p>
-            <w:pPr>
-              <w:spacing w:after="0" w:line="240" w:lineRule="auto"/>
-              <w:jc w:val="center"/>
-            </w:pPr>
-            <w:r>
-              <w:rPr>
-                <w:rFonts w:ascii="Arial" w:cs="Arial" w:eastAsia="Arial" w:hAnsi="Arial"/>
-                <w:b w:val="false"/>
-                <w:bCs w:val="false"/>
-                <w:i w:val="false"/>
-                <w:iCs w:val="false"/>
-                <w:color w:val="2A2E38"/>
-                <w:sz w:val="17"/>
-                <w:szCs w:val="17"/>
-              </w:rPr>
-              <w:t xml:space="preserve">нет</w:t>
-            </w:r>
-          </w:p>
-        </w:tc>
-        <w:tc>
-          <w:tcPr>
-            <w:tcW w:type="dxa" w:w="2300"/>
-            <w:tcBorders>
-              <w:top w:val="single" w:color="D9D4CB" w:sz="4"/>
-              <w:left w:val="none" w:color="auto" w:sz="0"/>
-              <w:bottom w:val="single" w:color="D9D4CB" w:sz="4"/>
-              <w:right w:val="none" w:color="auto" w:sz="0"/>
-            </w:tcBorders>
-            <w:tcMar>
-              <w:top w:type="dxa" w:w="52"/>
-              <w:left w:type="dxa" w:w="100"/>
-              <w:bottom w:type="dxa" w:w="52"/>
-              <w:right w:type="dxa" w:w="100"/>
-            </w:tcMar>
-            <w:vAlign w:val="center"/>
-          </w:tcPr>
-          <w:p>
-            <w:pPr>
-              <w:spacing w:after="0" w:line="240" w:lineRule="auto"/>
-              <w:jc w:val="center"/>
-            </w:pPr>
-            <w:r>
-              <w:rPr>
-                <w:rFonts w:ascii="Arial" w:cs="Arial" w:eastAsia="Arial" w:hAnsi="Arial"/>
-                <w:b w:val="false"/>
-                <w:bCs w:val="false"/>
-                <w:i w:val="false"/>
-                <w:iCs w:val="false"/>
-                <w:color w:val="2A2E38"/>
-                <w:sz w:val="17"/>
-                <w:szCs w:val="17"/>
-              </w:rPr>
-              <w:t xml:space="preserve">17</w:t>
-            </w:r>
-          </w:p>
-        </w:tc>
-        <w:tc>
-          <w:tcPr>
-            <w:tcW w:type="dxa" w:w="2338"/>
-            <w:tcBorders>
-              <w:top w:val="single" w:color="D9D4CB" w:sz="4"/>
-              <w:left w:val="none" w:color="auto" w:sz="0"/>
-              <w:bottom w:val="single" w:color="D9D4CB" w:sz="4"/>
-              <w:right w:val="none" w:color="auto" w:sz="0"/>
-            </w:tcBorders>
-            <w:tcMar>
-              <w:top w:type="dxa" w:w="52"/>
-              <w:left w:type="dxa" w:w="100"/>
-              <w:bottom w:type="dxa" w:w="52"/>
-              <w:right w:type="dxa" w:w="100"/>
-            </w:tcMar>
-            <w:vAlign w:val="center"/>
-          </w:tcPr>
-          <w:p>
-            <w:pPr>
-              <w:spacing w:after="0" w:line="240" w:lineRule="auto"/>
-              <w:jc w:val="center"/>
-            </w:pPr>
-            <w:r>
-              <w:rPr>
-                <w:rFonts w:ascii="Arial" w:cs="Arial" w:eastAsia="Arial" w:hAnsi="Arial"/>
-                <w:b w:val="false"/>
-                <w:bCs w:val="false"/>
-                <w:i w:val="false"/>
-                <w:iCs w:val="false"/>
-                <w:color w:val="2A2E38"/>
-                <w:sz w:val="17"/>
-                <w:szCs w:val="17"/>
-              </w:rPr>
-              <w:t xml:space="preserve">26</w:t>
-            </w:r>
-          </w:p>
-        </w:tc>
-      </w:tr>
-      <w:tr>
-        <w:tc>
-          <w:tcPr>
-            <w:tcW w:type="dxa" w:w="2600"/>
-            <w:tcBorders>
-              <w:top w:val="single" w:color="D9D4CB" w:sz="4"/>
-              <w:left w:val="none" w:color="auto" w:sz="0"/>
-              <w:bottom w:val="single" w:color="D9D4CB" w:sz="4"/>
-              <w:right w:val="none" w:color="auto" w:sz="0"/>
-            </w:tcBorders>
-            <w:shd w:fill="FBFAF8" w:color="auto" w:val="clear"/>
-            <w:tcMar>
-              <w:top w:type="dxa" w:w="52"/>
-              <w:left w:type="dxa" w:w="100"/>
-              <w:bottom w:type="dxa" w:w="52"/>
-              <w:right w:type="dxa" w:w="100"/>
-            </w:tcMar>
-            <w:vAlign w:val="center"/>
-          </w:tcPr>
-          <w:p>
-            <w:pPr>
-              <w:spacing w:after="0" w:line="240" w:lineRule="auto"/>
-              <w:jc w:val="left"/>
-            </w:pPr>
-            <w:r>
-              <w:rPr>
-                <w:rFonts w:ascii="Arial" w:cs="Arial" w:eastAsia="Arial" w:hAnsi="Arial"/>
-                <w:b/>
-                <w:bCs/>
-                <w:i w:val="false"/>
-                <w:iCs w:val="false"/>
-                <w:color w:val="2A2E38"/>
-                <w:sz w:val="17"/>
-                <w:szCs w:val="17"/>
-              </w:rPr>
-              <w:t xml:space="preserve">Площади, м²</w:t>
-            </w:r>
-          </w:p>
-        </w:tc>
-        <w:tc>
-          <w:tcPr>
-            <w:tcW w:type="dxa" w:w="2400"/>
-            <w:tcBorders>
-              <w:top w:val="single" w:color="D9D4CB" w:sz="4"/>
-              <w:left w:val="none" w:color="auto" w:sz="0"/>
-              <w:bottom w:val="single" w:color="D9D4CB" w:sz="4"/>
-              <w:right w:val="none" w:color="auto" w:sz="0"/>
-            </w:tcBorders>
-            <w:shd w:fill="FBFAF8" w:color="auto" w:val="clear"/>
-            <w:tcMar>
-              <w:top w:type="dxa" w:w="52"/>
-              <w:left w:type="dxa" w:w="100"/>
-              <w:bottom w:type="dxa" w:w="52"/>
-              <w:right w:type="dxa" w:w="100"/>
-            </w:tcMar>
-            <w:vAlign w:val="center"/>
-          </w:tcPr>
-          <w:p>
-            <w:pPr>
-              <w:spacing w:after="0" w:line="240" w:lineRule="auto"/>
-              <w:jc w:val="center"/>
-            </w:pPr>
-            <w:r>
-              <w:rPr>
-                <w:rFonts w:ascii="Arial" w:cs="Arial" w:eastAsia="Arial" w:hAnsi="Arial"/>
-                <w:b w:val="false"/>
-                <w:bCs w:val="false"/>
-                <w:i w:val="false"/>
-                <w:iCs w:val="false"/>
-                <w:color w:val="2A2E38"/>
-                <w:sz w:val="17"/>
-                <w:szCs w:val="17"/>
-              </w:rPr>
-              <w:t xml:space="preserve">54 – 345</w:t>
-            </w:r>
-          </w:p>
-        </w:tc>
-        <w:tc>
-          <w:tcPr>
-            <w:tcW w:type="dxa" w:w="2300"/>
-            <w:tcBorders>
-              <w:top w:val="single" w:color="D9D4CB" w:sz="4"/>
-              <w:left w:val="none" w:color="auto" w:sz="0"/>
-              <w:bottom w:val="single" w:color="D9D4CB" w:sz="4"/>
-              <w:right w:val="none" w:color="auto" w:sz="0"/>
-            </w:tcBorders>
-            <w:shd w:fill="FBFAF8" w:color="auto" w:val="clear"/>
-            <w:tcMar>
-              <w:top w:type="dxa" w:w="52"/>
-              <w:left w:type="dxa" w:w="100"/>
-              <w:bottom w:type="dxa" w:w="52"/>
-              <w:right w:type="dxa" w:w="100"/>
-            </w:tcMar>
-            <w:vAlign w:val="center"/>
-          </w:tcPr>
-          <w:p>
-            <w:pPr>
-              <w:spacing w:after="0" w:line="240" w:lineRule="auto"/>
-              <w:jc w:val="center"/>
-            </w:pPr>
-            <w:r>
-              <w:rPr>
-                <w:rFonts w:ascii="Arial" w:cs="Arial" w:eastAsia="Arial" w:hAnsi="Arial"/>
-                <w:b w:val="false"/>
-                <w:bCs w:val="false"/>
-                <w:i w:val="false"/>
-                <w:iCs w:val="false"/>
-                <w:color w:val="2A2E38"/>
-                <w:sz w:val="17"/>
-                <w:szCs w:val="17"/>
-              </w:rPr>
-              <w:t xml:space="preserve">83 – 220</w:t>
-            </w:r>
-          </w:p>
-        </w:tc>
-        <w:tc>
-          <w:tcPr>
-            <w:tcW w:type="dxa" w:w="2338"/>
-            <w:tcBorders>
-              <w:top w:val="single" w:color="D9D4CB" w:sz="4"/>
-              <w:left w:val="none" w:color="auto" w:sz="0"/>
-              <w:bottom w:val="single" w:color="D9D4CB" w:sz="4"/>
-              <w:right w:val="none" w:color="auto" w:sz="0"/>
-            </w:tcBorders>
-            <w:shd w:fill="FBFAF8" w:color="auto" w:val="clear"/>
-            <w:tcMar>
-              <w:top w:type="dxa" w:w="52"/>
-              <w:left w:type="dxa" w:w="100"/>
-              <w:bottom w:type="dxa" w:w="52"/>
-              <w:right w:type="dxa" w:w="100"/>
-            </w:tcMar>
-            <w:vAlign w:val="center"/>
-          </w:tcPr>
-          <w:p>
-            <w:pPr>
-              <w:spacing w:after="0" w:line="240" w:lineRule="auto"/>
-              <w:jc w:val="center"/>
-            </w:pPr>
-            <w:r>
-              <w:rPr>
-                <w:rFonts w:ascii="Arial" w:cs="Arial" w:eastAsia="Arial" w:hAnsi="Arial"/>
-                <w:b w:val="false"/>
-                <w:bCs w:val="false"/>
-                <w:i w:val="false"/>
-                <w:iCs w:val="false"/>
-                <w:color w:val="2A2E38"/>
-                <w:sz w:val="17"/>
-                <w:szCs w:val="17"/>
-              </w:rPr>
-              <w:t xml:space="preserve">97 – 359</w:t>
-            </w:r>
-          </w:p>
-        </w:tc>
-      </w:tr>
-      <w:tr>
-        <w:tc>
-          <w:tcPr>
-            <w:tcW w:type="dxa" w:w="2600"/>
-            <w:tcBorders>
-              <w:top w:val="single" w:color="D9D4CB" w:sz="4"/>
-              <w:left w:val="none" w:color="auto" w:sz="0"/>
-              <w:bottom w:val="single" w:color="D9D4CB" w:sz="4"/>
-              <w:right w:val="none" w:color="auto" w:sz="0"/>
-            </w:tcBorders>
-            <w:tcMar>
-              <w:top w:type="dxa" w:w="52"/>
-              <w:left w:type="dxa" w:w="100"/>
-              <w:bottom w:type="dxa" w:w="52"/>
-              <w:right w:type="dxa" w:w="100"/>
-            </w:tcMar>
-            <w:vAlign w:val="center"/>
-          </w:tcPr>
-          <w:p>
-            <w:pPr>
-              <w:spacing w:after="0" w:line="240" w:lineRule="auto"/>
-              <w:jc w:val="left"/>
-            </w:pPr>
-            <w:r>
-              <w:rPr>
-                <w:rFonts w:ascii="Arial" w:cs="Arial" w:eastAsia="Arial" w:hAnsi="Arial"/>
-                <w:b/>
-                <w:bCs/>
-                <w:i w:val="false"/>
-                <w:iCs w:val="false"/>
-                <w:color w:val="2A2E38"/>
-                <w:sz w:val="17"/>
-                <w:szCs w:val="17"/>
-              </w:rPr>
-              <w:t xml:space="preserve">Средняя площадь, м²</w:t>
-            </w:r>
-          </w:p>
-        </w:tc>
-        <w:tc>
-          <w:tcPr>
-            <w:tcW w:type="dxa" w:w="2400"/>
-            <w:tcBorders>
-              <w:top w:val="single" w:color="D9D4CB" w:sz="4"/>
-              <w:left w:val="none" w:color="auto" w:sz="0"/>
-              <w:bottom w:val="single" w:color="D9D4CB" w:sz="4"/>
-              <w:right w:val="none" w:color="auto" w:sz="0"/>
-            </w:tcBorders>
-            <w:tcMar>
-              <w:top w:type="dxa" w:w="52"/>
-              <w:left w:type="dxa" w:w="100"/>
-              <w:bottom w:type="dxa" w:w="52"/>
-              <w:right w:type="dxa" w:w="100"/>
-            </w:tcMar>
-            <w:vAlign w:val="center"/>
-          </w:tcPr>
-          <w:p>
-            <w:pPr>
-              <w:spacing w:after="0" w:line="240" w:lineRule="auto"/>
-              <w:jc w:val="center"/>
-            </w:pPr>
-            <w:r>
-              <w:rPr>
-                <w:rFonts w:ascii="Arial" w:cs="Arial" w:eastAsia="Arial" w:hAnsi="Arial"/>
-                <w:b w:val="false"/>
-                <w:bCs w:val="false"/>
-                <w:i w:val="false"/>
-                <w:iCs w:val="false"/>
-                <w:color w:val="2A2E38"/>
-                <w:sz w:val="17"/>
-                <w:szCs w:val="17"/>
-              </w:rPr>
-              <w:t xml:space="preserve">110</w:t>
-            </w:r>
-          </w:p>
-        </w:tc>
-        <w:tc>
-          <w:tcPr>
-            <w:tcW w:type="dxa" w:w="2300"/>
-            <w:tcBorders>
-              <w:top w:val="single" w:color="D9D4CB" w:sz="4"/>
-              <w:left w:val="none" w:color="auto" w:sz="0"/>
-              <w:bottom w:val="single" w:color="D9D4CB" w:sz="4"/>
-              <w:right w:val="none" w:color="auto" w:sz="0"/>
-            </w:tcBorders>
-            <w:tcMar>
-              <w:top w:type="dxa" w:w="52"/>
-              <w:left w:type="dxa" w:w="100"/>
-              <w:bottom w:type="dxa" w:w="52"/>
-              <w:right w:type="dxa" w:w="100"/>
-            </w:tcMar>
-            <w:vAlign w:val="center"/>
-          </w:tcPr>
-          <w:p>
-            <w:pPr>
-              <w:spacing w:after="0" w:line="240" w:lineRule="auto"/>
-              <w:jc w:val="center"/>
-            </w:pPr>
-            <w:r>
-              <w:rPr>
-                <w:rFonts w:ascii="Arial" w:cs="Arial" w:eastAsia="Arial" w:hAnsi="Arial"/>
-                <w:b w:val="false"/>
-                <w:bCs w:val="false"/>
-                <w:i w:val="false"/>
-                <w:iCs w:val="false"/>
-                <w:color w:val="2A2E38"/>
-                <w:sz w:val="17"/>
-                <w:szCs w:val="17"/>
-              </w:rPr>
-              <w:t xml:space="preserve">149</w:t>
-            </w:r>
-          </w:p>
-        </w:tc>
-        <w:tc>
-          <w:tcPr>
-            <w:tcW w:type="dxa" w:w="2338"/>
-            <w:tcBorders>
-              <w:top w:val="single" w:color="D9D4CB" w:sz="4"/>
-              <w:left w:val="none" w:color="auto" w:sz="0"/>
-              <w:bottom w:val="single" w:color="D9D4CB" w:sz="4"/>
-              <w:right w:val="none" w:color="auto" w:sz="0"/>
-            </w:tcBorders>
-            <w:tcMar>
-              <w:top w:type="dxa" w:w="52"/>
-              <w:left w:type="dxa" w:w="100"/>
-              <w:bottom w:type="dxa" w:w="52"/>
-              <w:right w:type="dxa" w:w="100"/>
-            </w:tcMar>
-            <w:vAlign w:val="center"/>
-          </w:tcPr>
-          <w:p>
-            <w:pPr>
-              <w:spacing w:after="0" w:line="240" w:lineRule="auto"/>
-              <w:jc w:val="center"/>
-            </w:pPr>
-            <w:r>
-              <w:rPr>
-                <w:rFonts w:ascii="Arial" w:cs="Arial" w:eastAsia="Arial" w:hAnsi="Arial"/>
-                <w:b w:val="false"/>
-                <w:bCs w:val="false"/>
-                <w:i w:val="false"/>
-                <w:iCs w:val="false"/>
-                <w:color w:val="2A2E38"/>
-                <w:sz w:val="17"/>
-                <w:szCs w:val="17"/>
-              </w:rPr>
-              <w:t xml:space="preserve">202</w:t>
-            </w:r>
-          </w:p>
-        </w:tc>
-      </w:tr>
-      <w:tr>
-        <w:tc>
-          <w:tcPr>
-            <w:tcW w:type="dxa" w:w="2600"/>
-            <w:tcBorders>
-              <w:top w:val="single" w:color="D9D4CB" w:sz="4"/>
-              <w:left w:val="none" w:color="auto" w:sz="0"/>
-              <w:bottom w:val="single" w:color="D9D4CB" w:sz="4"/>
-              <w:right w:val="none" w:color="auto" w:sz="0"/>
-            </w:tcBorders>
-            <w:shd w:fill="FBFAF8" w:color="auto" w:val="clear"/>
-            <w:tcMar>
-              <w:top w:type="dxa" w:w="52"/>
-              <w:left w:type="dxa" w:w="100"/>
-              <w:bottom w:type="dxa" w:w="52"/>
-              <w:right w:type="dxa" w:w="100"/>
-            </w:tcMar>
-            <w:vAlign w:val="center"/>
-          </w:tcPr>
-          <w:p>
-            <w:pPr>
-              <w:spacing w:after="0" w:line="240" w:lineRule="auto"/>
-              <w:jc w:val="left"/>
-            </w:pPr>
-            <w:r>
-              <w:rPr>
-                <w:rFonts w:ascii="Arial" w:cs="Arial" w:eastAsia="Arial" w:hAnsi="Arial"/>
-                <w:b/>
-                <w:bCs/>
-                <w:i w:val="false"/>
-                <w:iCs w:val="false"/>
-                <w:color w:val="2A2E38"/>
-                <w:sz w:val="17"/>
-                <w:szCs w:val="17"/>
-              </w:rPr>
-              <w:t xml:space="preserve">Бюджет лота, млн ₽</w:t>
-            </w:r>
-          </w:p>
-        </w:tc>
-        <w:tc>
-          <w:tcPr>
-            <w:tcW w:type="dxa" w:w="2400"/>
-            <w:tcBorders>
-              <w:top w:val="single" w:color="D9D4CB" w:sz="4"/>
-              <w:left w:val="none" w:color="auto" w:sz="0"/>
-              <w:bottom w:val="single" w:color="D9D4CB" w:sz="4"/>
-              <w:right w:val="none" w:color="auto" w:sz="0"/>
-            </w:tcBorders>
-            <w:shd w:fill="FBFAF8" w:color="auto" w:val="clear"/>
-            <w:tcMar>
-              <w:top w:type="dxa" w:w="52"/>
-              <w:left w:type="dxa" w:w="100"/>
-              <w:bottom w:type="dxa" w:w="52"/>
-              <w:right w:type="dxa" w:w="100"/>
-            </w:tcMar>
-            <w:vAlign w:val="center"/>
-          </w:tcPr>
-          <w:p>
-            <w:pPr>
-              <w:spacing w:after="0" w:line="240" w:lineRule="auto"/>
-              <w:jc w:val="center"/>
-            </w:pPr>
-            <w:r>
-              <w:rPr>
-                <w:rFonts w:ascii="Arial" w:cs="Arial" w:eastAsia="Arial" w:hAnsi="Arial"/>
-                <w:b w:val="false"/>
-                <w:bCs w:val="false"/>
-                <w:i w:val="false"/>
-                <w:iCs w:val="false"/>
-                <w:color w:val="2A2E38"/>
-                <w:sz w:val="17"/>
-                <w:szCs w:val="17"/>
-              </w:rPr>
-              <w:t xml:space="preserve">70,2 – 448,5</w:t>
-            </w:r>
-          </w:p>
-        </w:tc>
-        <w:tc>
-          <w:tcPr>
-            <w:tcW w:type="dxa" w:w="2300"/>
-            <w:tcBorders>
-              <w:top w:val="single" w:color="D9D4CB" w:sz="4"/>
-              <w:left w:val="none" w:color="auto" w:sz="0"/>
-              <w:bottom w:val="single" w:color="D9D4CB" w:sz="4"/>
-              <w:right w:val="none" w:color="auto" w:sz="0"/>
-            </w:tcBorders>
-            <w:shd w:fill="FBFAF8" w:color="auto" w:val="clear"/>
-            <w:tcMar>
-              <w:top w:type="dxa" w:w="52"/>
-              <w:left w:type="dxa" w:w="100"/>
-              <w:bottom w:type="dxa" w:w="52"/>
-              <w:right w:type="dxa" w:w="100"/>
-            </w:tcMar>
-            <w:vAlign w:val="center"/>
-          </w:tcPr>
-          <w:p>
-            <w:pPr>
-              <w:spacing w:after="0" w:line="240" w:lineRule="auto"/>
-              <w:jc w:val="center"/>
-            </w:pPr>
-            <w:r>
-              <w:rPr>
-                <w:rFonts w:ascii="Arial" w:cs="Arial" w:eastAsia="Arial" w:hAnsi="Arial"/>
-                <w:b w:val="false"/>
-                <w:bCs w:val="false"/>
-                <w:i w:val="false"/>
-                <w:iCs w:val="false"/>
-                <w:color w:val="2A2E38"/>
-                <w:sz w:val="17"/>
-                <w:szCs w:val="17"/>
-              </w:rPr>
-              <w:t xml:space="preserve">227,5 – 659,7</w:t>
-            </w:r>
-          </w:p>
-        </w:tc>
-        <w:tc>
-          <w:tcPr>
-            <w:tcW w:type="dxa" w:w="2338"/>
-            <w:tcBorders>
-              <w:top w:val="single" w:color="D9D4CB" w:sz="4"/>
-              <w:left w:val="none" w:color="auto" w:sz="0"/>
-              <w:bottom w:val="single" w:color="D9D4CB" w:sz="4"/>
-              <w:right w:val="none" w:color="auto" w:sz="0"/>
-            </w:tcBorders>
-            <w:shd w:fill="FBFAF8" w:color="auto" w:val="clear"/>
-            <w:tcMar>
-              <w:top w:type="dxa" w:w="52"/>
-              <w:left w:type="dxa" w:w="100"/>
-              <w:bottom w:type="dxa" w:w="52"/>
-              <w:right w:type="dxa" w:w="100"/>
-            </w:tcMar>
-            <w:vAlign w:val="center"/>
-          </w:tcPr>
-          <w:p>
-            <w:pPr>
-              <w:spacing w:after="0" w:line="240" w:lineRule="auto"/>
-              <w:jc w:val="center"/>
-            </w:pPr>
-            <w:r>
-              <w:rPr>
-                <w:rFonts w:ascii="Arial" w:cs="Arial" w:eastAsia="Arial" w:hAnsi="Arial"/>
-                <w:b w:val="false"/>
-                <w:bCs w:val="false"/>
-                <w:i w:val="false"/>
-                <w:iCs w:val="false"/>
-                <w:color w:val="2A2E38"/>
-                <w:sz w:val="17"/>
-                <w:szCs w:val="17"/>
-              </w:rPr>
-              <w:t xml:space="preserve">270,5 – 2 153,7</w:t>
-            </w:r>
-          </w:p>
-        </w:tc>
-      </w:tr>
-      <w:tr>
-        <w:tc>
-          <w:tcPr>
-            <w:tcW w:type="dxa" w:w="2600"/>
-            <w:tcBorders>
-              <w:top w:val="single" w:color="D9D4CB" w:sz="4"/>
-              <w:left w:val="none" w:color="auto" w:sz="0"/>
-              <w:bottom w:val="single" w:color="D9D4CB" w:sz="4"/>
-              <w:right w:val="none" w:color="auto" w:sz="0"/>
-            </w:tcBorders>
-            <w:tcMar>
-              <w:top w:type="dxa" w:w="52"/>
-              <w:left w:type="dxa" w:w="100"/>
-              <w:bottom w:type="dxa" w:w="52"/>
-              <w:right w:type="dxa" w:w="100"/>
-            </w:tcMar>
-            <w:vAlign w:val="center"/>
-          </w:tcPr>
-          <w:p>
-            <w:pPr>
-              <w:spacing w:after="0" w:line="240" w:lineRule="auto"/>
-              <w:jc w:val="left"/>
-            </w:pPr>
-            <w:r>
-              <w:rPr>
-                <w:rFonts w:ascii="Arial" w:cs="Arial" w:eastAsia="Arial" w:hAnsi="Arial"/>
-                <w:b/>
-                <w:bCs/>
-                <w:i w:val="false"/>
-                <w:iCs w:val="false"/>
-                <w:color w:val="2A2E38"/>
-                <w:sz w:val="17"/>
-                <w:szCs w:val="17"/>
-              </w:rPr>
-              <w:t xml:space="preserve">Метр, ₽</w:t>
-            </w:r>
-          </w:p>
-        </w:tc>
-        <w:tc>
-          <w:tcPr>
-            <w:tcW w:type="dxa" w:w="2400"/>
-            <w:tcBorders>
-              <w:top w:val="single" w:color="D9D4CB" w:sz="4"/>
-              <w:left w:val="none" w:color="auto" w:sz="0"/>
-              <w:bottom w:val="single" w:color="D9D4CB" w:sz="4"/>
-              <w:right w:val="none" w:color="auto" w:sz="0"/>
-            </w:tcBorders>
-            <w:tcMar>
-              <w:top w:type="dxa" w:w="52"/>
-              <w:left w:type="dxa" w:w="100"/>
-              <w:bottom w:type="dxa" w:w="52"/>
-              <w:right w:type="dxa" w:w="100"/>
-            </w:tcMar>
-            <w:vAlign w:val="center"/>
-          </w:tcPr>
-          <w:p>
-            <w:pPr>
-              <w:spacing w:after="0" w:line="240" w:lineRule="auto"/>
-              <w:jc w:val="center"/>
-            </w:pPr>
-            <w:r>
-              <w:rPr>
-                <w:rFonts w:ascii="Arial" w:cs="Arial" w:eastAsia="Arial" w:hAnsi="Arial"/>
-                <w:b w:val="false"/>
-                <w:bCs w:val="false"/>
-                <w:i w:val="false"/>
-                <w:iCs w:val="false"/>
-                <w:color w:val="2A2E38"/>
-                <w:sz w:val="17"/>
-                <w:szCs w:val="17"/>
-              </w:rPr>
-              <w:t xml:space="preserve">1 300 000</w:t>
-            </w:r>
-          </w:p>
-        </w:tc>
-        <w:tc>
-          <w:tcPr>
-            <w:tcW w:type="dxa" w:w="2300"/>
-            <w:tcBorders>
-              <w:top w:val="single" w:color="D9D4CB" w:sz="4"/>
-              <w:left w:val="none" w:color="auto" w:sz="0"/>
-              <w:bottom w:val="single" w:color="D9D4CB" w:sz="4"/>
-              <w:right w:val="none" w:color="auto" w:sz="0"/>
-            </w:tcBorders>
-            <w:tcMar>
-              <w:top w:type="dxa" w:w="52"/>
-              <w:left w:type="dxa" w:w="100"/>
-              <w:bottom w:type="dxa" w:w="52"/>
-              <w:right w:type="dxa" w:w="100"/>
-            </w:tcMar>
-            <w:vAlign w:val="center"/>
-          </w:tcPr>
-          <w:p>
-            <w:pPr>
-              <w:spacing w:after="0" w:line="240" w:lineRule="auto"/>
-              <w:jc w:val="center"/>
-            </w:pPr>
-            <w:r>
-              <w:rPr>
-                <w:rFonts w:ascii="Arial" w:cs="Arial" w:eastAsia="Arial" w:hAnsi="Arial"/>
-                <w:b w:val="false"/>
-                <w:bCs w:val="false"/>
-                <w:i w:val="false"/>
-                <w:iCs w:val="false"/>
-                <w:color w:val="2A2E38"/>
-                <w:sz w:val="17"/>
-                <w:szCs w:val="17"/>
-              </w:rPr>
-              <w:t xml:space="preserve">2 300 000 – 3 050 000</w:t>
-            </w:r>
-          </w:p>
-        </w:tc>
-        <w:tc>
-          <w:tcPr>
-            <w:tcW w:type="dxa" w:w="2338"/>
-            <w:tcBorders>
-              <w:top w:val="single" w:color="D9D4CB" w:sz="4"/>
-              <w:left w:val="none" w:color="auto" w:sz="0"/>
-              <w:bottom w:val="single" w:color="D9D4CB" w:sz="4"/>
-              <w:right w:val="none" w:color="auto" w:sz="0"/>
-            </w:tcBorders>
-            <w:tcMar>
-              <w:top w:type="dxa" w:w="52"/>
-              <w:left w:type="dxa" w:w="100"/>
-              <w:bottom w:type="dxa" w:w="52"/>
-              <w:right w:type="dxa" w:w="100"/>
-            </w:tcMar>
-            <w:vAlign w:val="center"/>
-          </w:tcPr>
-          <w:p>
-            <w:pPr>
-              <w:spacing w:after="0" w:line="240" w:lineRule="auto"/>
-              <w:jc w:val="center"/>
-            </w:pPr>
-            <w:r>
-              <w:rPr>
-                <w:rFonts w:ascii="Arial" w:cs="Arial" w:eastAsia="Arial" w:hAnsi="Arial"/>
-                <w:b w:val="false"/>
-                <w:bCs w:val="false"/>
-                <w:i w:val="false"/>
-                <w:iCs w:val="false"/>
-                <w:color w:val="2A2E38"/>
-                <w:sz w:val="17"/>
-                <w:szCs w:val="17"/>
-              </w:rPr>
-              <w:t xml:space="preserve">2 400 000 – 6 000 000</w:t>
-            </w:r>
-          </w:p>
-        </w:tc>
-      </w:tr>
-      <w:tr>
-        <w:tc>
-          <w:tcPr>
-            <w:tcW w:type="dxa" w:w="2600"/>
-            <w:tcBorders>
-              <w:top w:val="single" w:color="D9D4CB" w:sz="4"/>
-              <w:left w:val="none" w:color="auto" w:sz="0"/>
-              <w:bottom w:val="single" w:color="D9D4CB" w:sz="4"/>
-              <w:right w:val="none" w:color="auto" w:sz="0"/>
-            </w:tcBorders>
-            <w:shd w:fill="FBFAF8" w:color="auto" w:val="clear"/>
-            <w:tcMar>
-              <w:top w:type="dxa" w:w="52"/>
-              <w:left w:type="dxa" w:w="100"/>
-              <w:bottom w:type="dxa" w:w="52"/>
-              <w:right w:type="dxa" w:w="100"/>
-            </w:tcMar>
-            <w:vAlign w:val="center"/>
-          </w:tcPr>
-          <w:p>
-            <w:pPr>
-              <w:spacing w:after="0" w:line="240" w:lineRule="auto"/>
-              <w:jc w:val="left"/>
-            </w:pPr>
-            <w:r>
-              <w:rPr>
-                <w:rFonts w:ascii="Arial" w:cs="Arial" w:eastAsia="Arial" w:hAnsi="Arial"/>
-                <w:b/>
-                <w:bCs/>
-                <w:i w:val="false"/>
-                <w:iCs w:val="false"/>
-                <w:color w:val="2A2E38"/>
-                <w:sz w:val="17"/>
-                <w:szCs w:val="17"/>
-              </w:rPr>
-              <w:t xml:space="preserve">Медиана метра, ₽</w:t>
-            </w:r>
-          </w:p>
-        </w:tc>
-        <w:tc>
-          <w:tcPr>
-            <w:tcW w:type="dxa" w:w="2400"/>
-            <w:tcBorders>
-              <w:top w:val="single" w:color="D9D4CB" w:sz="4"/>
-              <w:left w:val="none" w:color="auto" w:sz="0"/>
-              <w:bottom w:val="single" w:color="D9D4CB" w:sz="4"/>
-              <w:right w:val="none" w:color="auto" w:sz="0"/>
-            </w:tcBorders>
-            <w:shd w:fill="FBFAF8" w:color="auto" w:val="clear"/>
-            <w:tcMar>
-              <w:top w:type="dxa" w:w="52"/>
-              <w:left w:type="dxa" w:w="100"/>
-              <w:bottom w:type="dxa" w:w="52"/>
-              <w:right w:type="dxa" w:w="100"/>
-            </w:tcMar>
-            <w:vAlign w:val="center"/>
-          </w:tcPr>
-          <w:p>
-            <w:pPr>
-              <w:spacing w:after="0" w:line="240" w:lineRule="auto"/>
-              <w:jc w:val="center"/>
-            </w:pPr>
-            <w:r>
-              <w:rPr>
-                <w:rFonts w:ascii="Arial" w:cs="Arial" w:eastAsia="Arial" w:hAnsi="Arial"/>
-                <w:b w:val="false"/>
-                <w:bCs w:val="false"/>
-                <w:i w:val="false"/>
-                <w:iCs w:val="false"/>
-                <w:color w:val="2A2E38"/>
-                <w:sz w:val="17"/>
-                <w:szCs w:val="17"/>
-              </w:rPr>
-              <w:t xml:space="preserve">1 300 000</w:t>
-            </w:r>
-          </w:p>
-        </w:tc>
-        <w:tc>
-          <w:tcPr>
-            <w:tcW w:type="dxa" w:w="2300"/>
-            <w:tcBorders>
-              <w:top w:val="single" w:color="D9D4CB" w:sz="4"/>
-              <w:left w:val="none" w:color="auto" w:sz="0"/>
-              <w:bottom w:val="single" w:color="D9D4CB" w:sz="4"/>
-              <w:right w:val="none" w:color="auto" w:sz="0"/>
-            </w:tcBorders>
-            <w:shd w:fill="FBFAF8" w:color="auto" w:val="clear"/>
-            <w:tcMar>
-              <w:top w:type="dxa" w:w="52"/>
-              <w:left w:type="dxa" w:w="100"/>
-              <w:bottom w:type="dxa" w:w="52"/>
-              <w:right w:type="dxa" w:w="100"/>
-            </w:tcMar>
-            <w:vAlign w:val="center"/>
-          </w:tcPr>
-          <w:p>
-            <w:pPr>
-              <w:spacing w:after="0" w:line="240" w:lineRule="auto"/>
-              <w:jc w:val="center"/>
-            </w:pPr>
-            <w:r>
-              <w:rPr>
-                <w:rFonts w:ascii="Arial" w:cs="Arial" w:eastAsia="Arial" w:hAnsi="Arial"/>
-                <w:b w:val="false"/>
-                <w:bCs w:val="false"/>
-                <w:i w:val="false"/>
-                <w:iCs w:val="false"/>
-                <w:color w:val="2A2E38"/>
-                <w:sz w:val="17"/>
-                <w:szCs w:val="17"/>
-              </w:rPr>
-              <w:t xml:space="preserve">2 650 000</w:t>
-            </w:r>
-          </w:p>
-        </w:tc>
-        <w:tc>
-          <w:tcPr>
-            <w:tcW w:type="dxa" w:w="2338"/>
-            <w:tcBorders>
-              <w:top w:val="single" w:color="D9D4CB" w:sz="4"/>
-              <w:left w:val="none" w:color="auto" w:sz="0"/>
-              <w:bottom w:val="single" w:color="D9D4CB" w:sz="4"/>
-              <w:right w:val="none" w:color="auto" w:sz="0"/>
-            </w:tcBorders>
-            <w:shd w:fill="FBFAF8" w:color="auto" w:val="clear"/>
-            <w:tcMar>
-              <w:top w:type="dxa" w:w="52"/>
-              <w:left w:type="dxa" w:w="100"/>
-              <w:bottom w:type="dxa" w:w="52"/>
-              <w:right w:type="dxa" w:w="100"/>
-            </w:tcMar>
-            <w:vAlign w:val="center"/>
-          </w:tcPr>
-          <w:p>
-            <w:pPr>
-              <w:spacing w:after="0" w:line="240" w:lineRule="auto"/>
-              <w:jc w:val="center"/>
-            </w:pPr>
-            <w:r>
-              <w:rPr>
-                <w:rFonts w:ascii="Arial" w:cs="Arial" w:eastAsia="Arial" w:hAnsi="Arial"/>
-                <w:b w:val="false"/>
-                <w:bCs w:val="false"/>
-                <w:i w:val="false"/>
-                <w:iCs w:val="false"/>
-                <w:color w:val="2A2E38"/>
-                <w:sz w:val="17"/>
-                <w:szCs w:val="17"/>
-              </w:rPr>
-              <w:t xml:space="preserve">2 650 000</w:t>
-            </w:r>
-          </w:p>
-        </w:tc>
-      </w:tr>
-      <w:tr>
-        <w:tc>
-          <w:tcPr>
-            <w:tcW w:type="dxa" w:w="2600"/>
-            <w:tcBorders>
-              <w:top w:val="single" w:color="D9D4CB" w:sz="4"/>
-              <w:left w:val="none" w:color="auto" w:sz="0"/>
-              <w:bottom w:val="single" w:color="D9D4CB" w:sz="4"/>
-              <w:right w:val="none" w:color="auto" w:sz="0"/>
-            </w:tcBorders>
-            <w:tcMar>
-              <w:top w:type="dxa" w:w="52"/>
-              <w:left w:type="dxa" w:w="100"/>
-              <w:bottom w:type="dxa" w:w="52"/>
-              <w:right w:type="dxa" w:w="100"/>
-            </w:tcMar>
-            <w:vAlign w:val="center"/>
-          </w:tcPr>
-          <w:p>
-            <w:pPr>
-              <w:spacing w:after="0" w:line="240" w:lineRule="auto"/>
-              <w:jc w:val="left"/>
-            </w:pPr>
-            <w:r>
-              <w:rPr>
-                <w:rFonts w:ascii="Arial" w:cs="Arial" w:eastAsia="Arial" w:hAnsi="Arial"/>
-                <w:b/>
-                <w:bCs/>
-                <w:i w:val="false"/>
-                <w:iCs w:val="false"/>
-                <w:color w:val="2A2E38"/>
-                <w:sz w:val="17"/>
-                <w:szCs w:val="17"/>
-              </w:rPr>
-              <w:t xml:space="preserve">Отделка в объявлениях</w:t>
-            </w:r>
-          </w:p>
-        </w:tc>
-        <w:tc>
-          <w:tcPr>
-            <w:tcW w:type="dxa" w:w="2400"/>
-            <w:tcBorders>
-              <w:top w:val="single" w:color="D9D4CB" w:sz="4"/>
-              <w:left w:val="none" w:color="auto" w:sz="0"/>
-              <w:bottom w:val="single" w:color="D9D4CB" w:sz="4"/>
-              <w:right w:val="none" w:color="auto" w:sz="0"/>
-            </w:tcBorders>
-            <w:tcMar>
-              <w:top w:type="dxa" w:w="52"/>
-              <w:left w:type="dxa" w:w="100"/>
-              <w:bottom w:type="dxa" w:w="52"/>
-              <w:right w:type="dxa" w:w="100"/>
-            </w:tcMar>
-            <w:vAlign w:val="center"/>
-          </w:tcPr>
-          <w:p>
-            <w:pPr>
-              <w:spacing w:after="0" w:line="240" w:lineRule="auto"/>
-              <w:jc w:val="center"/>
-            </w:pPr>
-            <w:r>
-              <w:rPr>
-                <w:rFonts w:ascii="Arial" w:cs="Arial" w:eastAsia="Arial" w:hAnsi="Arial"/>
-                <w:b w:val="false"/>
-                <w:bCs w:val="false"/>
-                <w:i w:val="false"/>
-                <w:iCs w:val="false"/>
-                <w:color w:val="2A2E38"/>
-                <w:sz w:val="17"/>
-                <w:szCs w:val="17"/>
-              </w:rPr>
-              <w:t xml:space="preserve">без отделки</w:t>
-            </w:r>
-          </w:p>
-        </w:tc>
-        <w:tc>
-          <w:tcPr>
-            <w:tcW w:type="dxa" w:w="2300"/>
-            <w:tcBorders>
-              <w:top w:val="single" w:color="D9D4CB" w:sz="4"/>
-              <w:left w:val="none" w:color="auto" w:sz="0"/>
-              <w:bottom w:val="single" w:color="D9D4CB" w:sz="4"/>
-              <w:right w:val="none" w:color="auto" w:sz="0"/>
-            </w:tcBorders>
-            <w:tcMar>
-              <w:top w:type="dxa" w:w="52"/>
-              <w:left w:type="dxa" w:w="100"/>
-              <w:bottom w:type="dxa" w:w="52"/>
-              <w:right w:type="dxa" w:w="100"/>
-            </w:tcMar>
-            <w:vAlign w:val="center"/>
-          </w:tcPr>
-          <w:p>
-            <w:pPr>
-              <w:spacing w:after="0" w:line="240" w:lineRule="auto"/>
-              <w:jc w:val="center"/>
-            </w:pPr>
-            <w:r>
-              <w:rPr>
-                <w:rFonts w:ascii="Arial" w:cs="Arial" w:eastAsia="Arial" w:hAnsi="Arial"/>
-                <w:b w:val="false"/>
-                <w:bCs w:val="false"/>
-                <w:i w:val="false"/>
-                <w:iCs w:val="false"/>
-                <w:color w:val="2A2E38"/>
-                <w:sz w:val="17"/>
-                <w:szCs w:val="17"/>
-              </w:rPr>
-              <w:t xml:space="preserve">без отделки</w:t>
-            </w:r>
-          </w:p>
-        </w:tc>
-        <w:tc>
-          <w:tcPr>
-            <w:tcW w:type="dxa" w:w="2338"/>
-            <w:tcBorders>
-              <w:top w:val="single" w:color="D9D4CB" w:sz="4"/>
-              <w:left w:val="none" w:color="auto" w:sz="0"/>
-              <w:bottom w:val="single" w:color="D9D4CB" w:sz="4"/>
-              <w:right w:val="none" w:color="auto" w:sz="0"/>
-            </w:tcBorders>
-            <w:tcMar>
-              <w:top w:type="dxa" w:w="52"/>
-              <w:left w:type="dxa" w:w="100"/>
-              <w:bottom w:type="dxa" w:w="52"/>
-              <w:right w:type="dxa" w:w="100"/>
-            </w:tcMar>
-            <w:vAlign w:val="center"/>
-          </w:tcPr>
-          <w:p>
-            <w:pPr>
-              <w:spacing w:after="0" w:line="240" w:lineRule="auto"/>
-              <w:jc w:val="center"/>
-            </w:pPr>
-            <w:r>
-              <w:rPr>
-                <w:rFonts w:ascii="Arial" w:cs="Arial" w:eastAsia="Arial" w:hAnsi="Arial"/>
-                <w:b w:val="false"/>
-                <w:bCs w:val="false"/>
-                <w:i w:val="false"/>
-                <w:iCs w:val="false"/>
-                <w:color w:val="2A2E38"/>
-                <w:sz w:val="17"/>
-                <w:szCs w:val="17"/>
-              </w:rPr>
-              <w:t xml:space="preserve">не заявлена</w:t>
-            </w:r>
-          </w:p>
-        </w:tc>
-      </w:tr>
-      <w:tr>
-        <w:tc>
-          <w:tcPr>
-            <w:tcW w:type="dxa" w:w="2600"/>
-            <w:tcBorders>
-              <w:top w:val="single" w:color="D9D4CB" w:sz="4"/>
-              <w:left w:val="none" w:color="auto" w:sz="0"/>
-              <w:bottom w:val="single" w:color="D9D4CB" w:sz="4"/>
-              <w:right w:val="none" w:color="auto" w:sz="0"/>
-            </w:tcBorders>
-            <w:shd w:fill="FBFAF8" w:color="auto" w:val="clear"/>
-            <w:tcMar>
-              <w:top w:type="dxa" w:w="52"/>
-              <w:left w:type="dxa" w:w="100"/>
-              <w:bottom w:type="dxa" w:w="52"/>
-              <w:right w:type="dxa" w:w="100"/>
-            </w:tcMar>
-            <w:vAlign w:val="center"/>
-          </w:tcPr>
-          <w:p>
-            <w:pPr>
-              <w:spacing w:after="0" w:line="240" w:lineRule="auto"/>
-              <w:jc w:val="left"/>
-            </w:pPr>
-            <w:r>
-              <w:rPr>
-                <w:rFonts w:ascii="Arial" w:cs="Arial" w:eastAsia="Arial" w:hAnsi="Arial"/>
-                <w:b/>
-                <w:bCs/>
-                <w:i w:val="false"/>
-                <w:iCs w:val="false"/>
-                <w:color w:val="2A2E38"/>
-                <w:sz w:val="17"/>
-                <w:szCs w:val="17"/>
-              </w:rPr>
-              <w:t xml:space="preserve">Срок сдачи</w:t>
-            </w:r>
-          </w:p>
-        </w:tc>
-        <w:tc>
-          <w:tcPr>
-            <w:tcW w:type="dxa" w:w="2400"/>
-            <w:tcBorders>
-              <w:top w:val="single" w:color="D9D4CB" w:sz="4"/>
-              <w:left w:val="none" w:color="auto" w:sz="0"/>
-              <w:bottom w:val="single" w:color="D9D4CB" w:sz="4"/>
-              <w:right w:val="none" w:color="auto" w:sz="0"/>
-            </w:tcBorders>
-            <w:shd w:fill="FBFAF8" w:color="auto" w:val="clear"/>
-            <w:tcMar>
-              <w:top w:type="dxa" w:w="52"/>
-              <w:left w:type="dxa" w:w="100"/>
-              <w:bottom w:type="dxa" w:w="52"/>
-              <w:right w:type="dxa" w:w="100"/>
-            </w:tcMar>
-            <w:vAlign w:val="center"/>
-          </w:tcPr>
-          <w:p>
-            <w:pPr>
-              <w:spacing w:after="0" w:line="240" w:lineRule="auto"/>
-              <w:jc w:val="center"/>
-            </w:pPr>
-            <w:r>
-              <w:rPr>
-                <w:rFonts w:ascii="Arial" w:cs="Arial" w:eastAsia="Arial" w:hAnsi="Arial"/>
-                <w:b w:val="false"/>
-                <w:bCs w:val="false"/>
-                <w:i w:val="false"/>
-                <w:iCs w:val="false"/>
-                <w:color w:val="2A2E38"/>
-                <w:sz w:val="17"/>
-                <w:szCs w:val="17"/>
-              </w:rPr>
-              <w:t xml:space="preserve">2029</w:t>
-            </w:r>
-          </w:p>
-        </w:tc>
-        <w:tc>
-          <w:tcPr>
-            <w:tcW w:type="dxa" w:w="2300"/>
-            <w:tcBorders>
-              <w:top w:val="single" w:color="D9D4CB" w:sz="4"/>
-              <w:left w:val="none" w:color="auto" w:sz="0"/>
-              <w:bottom w:val="single" w:color="D9D4CB" w:sz="4"/>
-              <w:right w:val="none" w:color="auto" w:sz="0"/>
-            </w:tcBorders>
-            <w:shd w:fill="FBFAF8" w:color="auto" w:val="clear"/>
-            <w:tcMar>
-              <w:top w:type="dxa" w:w="52"/>
-              <w:left w:type="dxa" w:w="100"/>
-              <w:bottom w:type="dxa" w:w="52"/>
-              <w:right w:type="dxa" w:w="100"/>
-            </w:tcMar>
-            <w:vAlign w:val="center"/>
-          </w:tcPr>
-          <w:p>
-            <w:pPr>
-              <w:spacing w:after="0" w:line="240" w:lineRule="auto"/>
-              <w:jc w:val="center"/>
-            </w:pPr>
-            <w:r>
-              <w:rPr>
-                <w:rFonts w:ascii="Arial" w:cs="Arial" w:eastAsia="Arial" w:hAnsi="Arial"/>
-                <w:b w:val="false"/>
-                <w:bCs w:val="false"/>
-                <w:i w:val="false"/>
-                <w:iCs w:val="false"/>
-                <w:color w:val="2A2E38"/>
-                <w:sz w:val="17"/>
-                <w:szCs w:val="17"/>
-              </w:rPr>
-              <w:t xml:space="preserve">III кв. 2026</w:t>
-            </w:r>
-          </w:p>
-        </w:tc>
-        <w:tc>
-          <w:tcPr>
-            <w:tcW w:type="dxa" w:w="2338"/>
-            <w:tcBorders>
-              <w:top w:val="single" w:color="D9D4CB" w:sz="4"/>
-              <w:left w:val="none" w:color="auto" w:sz="0"/>
-              <w:bottom w:val="single" w:color="D9D4CB" w:sz="4"/>
-              <w:right w:val="none" w:color="auto" w:sz="0"/>
-            </w:tcBorders>
-            <w:shd w:fill="FBFAF8" w:color="auto" w:val="clear"/>
-            <w:tcMar>
-              <w:top w:type="dxa" w:w="52"/>
-              <w:left w:type="dxa" w:w="100"/>
-              <w:bottom w:type="dxa" w:w="52"/>
-              <w:right w:type="dxa" w:w="100"/>
-            </w:tcMar>
-            <w:vAlign w:val="center"/>
-          </w:tcPr>
-          <w:p>
-            <w:pPr>
-              <w:spacing w:after="0" w:line="240" w:lineRule="auto"/>
-              <w:jc w:val="center"/>
-            </w:pPr>
-            <w:r>
-              <w:rPr>
-                <w:rFonts w:ascii="Arial" w:cs="Arial" w:eastAsia="Arial" w:hAnsi="Arial"/>
-                <w:b w:val="false"/>
-                <w:bCs w:val="false"/>
-                <w:i w:val="false"/>
-                <w:iCs w:val="false"/>
-                <w:color w:val="2A2E38"/>
-                <w:sz w:val="17"/>
-                <w:szCs w:val="17"/>
-              </w:rPr>
-              <w:t xml:space="preserve">III кв. 2026</w:t>
-            </w:r>
-          </w:p>
-        </w:tc>
-      </w:tr>
-      <w:tr>
-        <w:tc>
-          <w:tcPr>
-            <w:tcW w:type="dxa" w:w="2600"/>
-            <w:tcBorders>
-              <w:top w:val="single" w:color="D9D4CB" w:sz="4"/>
-              <w:left w:val="none" w:color="auto" w:sz="0"/>
-              <w:bottom w:val="single" w:color="D9D4CB" w:sz="4"/>
-              <w:right w:val="none" w:color="auto" w:sz="0"/>
-            </w:tcBorders>
-            <w:tcMar>
-              <w:top w:type="dxa" w:w="52"/>
-              <w:left w:type="dxa" w:w="100"/>
-              <w:bottom w:type="dxa" w:w="52"/>
-              <w:right w:type="dxa" w:w="100"/>
-            </w:tcMar>
-            <w:vAlign w:val="center"/>
-          </w:tcPr>
-          <w:p>
-            <w:pPr>
-              <w:spacing w:after="0" w:line="240" w:lineRule="auto"/>
-              <w:jc w:val="left"/>
-            </w:pPr>
-            <w:r>
-              <w:rPr>
-                <w:rFonts w:ascii="Arial" w:cs="Arial" w:eastAsia="Arial" w:hAnsi="Arial"/>
-                <w:b/>
-                <w:bCs/>
-                <w:i w:val="false"/>
-                <w:iCs w:val="false"/>
-                <w:color w:val="2A2E38"/>
-                <w:sz w:val="17"/>
-                <w:szCs w:val="17"/>
-              </w:rPr>
-              <w:t xml:space="preserve">Застройщик</w:t>
-            </w:r>
-          </w:p>
-        </w:tc>
-        <w:tc>
-          <w:tcPr>
-            <w:tcW w:type="dxa" w:w="2400"/>
-            <w:tcBorders>
-              <w:top w:val="single" w:color="D9D4CB" w:sz="4"/>
-              <w:left w:val="none" w:color="auto" w:sz="0"/>
-              <w:bottom w:val="single" w:color="D9D4CB" w:sz="4"/>
-              <w:right w:val="none" w:color="auto" w:sz="0"/>
-            </w:tcBorders>
-            <w:tcMar>
-              <w:top w:type="dxa" w:w="52"/>
-              <w:left w:type="dxa" w:w="100"/>
-              <w:bottom w:type="dxa" w:w="52"/>
-              <w:right w:type="dxa" w:w="100"/>
-            </w:tcMar>
-            <w:vAlign w:val="center"/>
-          </w:tcPr>
-          <w:p>
-            <w:pPr>
-              <w:spacing w:after="0" w:line="240" w:lineRule="auto"/>
-              <w:jc w:val="center"/>
-            </w:pPr>
-            <w:r>
-              <w:rPr>
-                <w:rFonts w:ascii="Arial" w:cs="Arial" w:eastAsia="Arial" w:hAnsi="Arial"/>
-                <w:b w:val="false"/>
-                <w:bCs w:val="false"/>
-                <w:i w:val="false"/>
-                <w:iCs w:val="false"/>
-                <w:color w:val="2A2E38"/>
-                <w:sz w:val="17"/>
-                <w:szCs w:val="17"/>
-              </w:rPr>
-              <w:t xml:space="preserve">АО «МАКО»</w:t>
-            </w:r>
-          </w:p>
-        </w:tc>
-        <w:tc>
-          <w:tcPr>
-            <w:tcW w:type="dxa" w:w="2300"/>
-            <w:tcBorders>
-              <w:top w:val="single" w:color="D9D4CB" w:sz="4"/>
-              <w:left w:val="none" w:color="auto" w:sz="0"/>
-              <w:bottom w:val="single" w:color="D9D4CB" w:sz="4"/>
-              <w:right w:val="none" w:color="auto" w:sz="0"/>
-            </w:tcBorders>
-            <w:tcMar>
-              <w:top w:type="dxa" w:w="52"/>
-              <w:left w:type="dxa" w:w="100"/>
-              <w:bottom w:type="dxa" w:w="52"/>
-              <w:right w:type="dxa" w:w="100"/>
-            </w:tcMar>
-            <w:vAlign w:val="center"/>
-          </w:tcPr>
-          <w:p>
-            <w:pPr>
-              <w:spacing w:after="0" w:line="240" w:lineRule="auto"/>
-              <w:jc w:val="center"/>
-            </w:pPr>
-            <w:r>
-              <w:rPr>
-                <w:rFonts w:ascii="Arial" w:cs="Arial" w:eastAsia="Arial" w:hAnsi="Arial"/>
-                <w:b w:val="false"/>
-                <w:bCs w:val="false"/>
-                <w:i w:val="false"/>
-                <w:iCs w:val="false"/>
-                <w:color w:val="2A2E38"/>
-                <w:sz w:val="17"/>
-                <w:szCs w:val="17"/>
-              </w:rPr>
-              <w:t xml:space="preserve">MR Group</w:t>
-            </w:r>
-          </w:p>
-        </w:tc>
-        <w:tc>
-          <w:tcPr>
-            <w:tcW w:type="dxa" w:w="2338"/>
-            <w:tcBorders>
-              <w:top w:val="single" w:color="D9D4CB" w:sz="4"/>
-              <w:left w:val="none" w:color="auto" w:sz="0"/>
-              <w:bottom w:val="single" w:color="D9D4CB" w:sz="4"/>
-              <w:right w:val="none" w:color="auto" w:sz="0"/>
-            </w:tcBorders>
-            <w:tcMar>
-              <w:top w:type="dxa" w:w="52"/>
-              <w:left w:type="dxa" w:w="100"/>
-              <w:bottom w:type="dxa" w:w="52"/>
-              <w:right w:type="dxa" w:w="100"/>
-            </w:tcMar>
-            <w:vAlign w:val="center"/>
-          </w:tcPr>
-          <w:p>
-            <w:pPr>
-              <w:spacing w:after="0" w:line="240" w:lineRule="auto"/>
-              <w:jc w:val="center"/>
-            </w:pPr>
-            <w:r>
-              <w:rPr>
-                <w:rFonts w:ascii="Arial" w:cs="Arial" w:eastAsia="Arial" w:hAnsi="Arial"/>
-                <w:b w:val="false"/>
-                <w:bCs w:val="false"/>
-                <w:i w:val="false"/>
-                <w:iCs w:val="false"/>
-                <w:color w:val="2A2E38"/>
-                <w:sz w:val="17"/>
-                <w:szCs w:val="17"/>
-              </w:rPr>
-              <w:t xml:space="preserve">MR Group</w:t>
-            </w:r>
-          </w:p>
-        </w:tc>
-      </w:tr>
-    </w:tbl>
-    <w:p>
-      <w:pPr>
-        <w:spacing w:after="36"/>
-      </w:pPr>
-      <w:r>
-        <w:rPr>
-          <w:rFonts w:ascii="Arial" w:cs="Arial" w:eastAsia="Arial" w:hAnsi="Arial"/>
-          <w:b w:val="false"/>
-          <w:bCs w:val="false"/>
-          <w:i w:val="false"/>
-          <w:iCs w:val="false"/>
-          <w:color w:val="2A2E38"/>
-          <w:sz w:val="19"/>
-          <w:szCs w:val="19"/>
-        </w:rPr>
-        <w:t xml:space="preserve"/>
-      </w:r>
-    </w:p>
-    <w:p>
-      <w:pPr>
-        <w:spacing w:after="60" w:line="230" w:lineRule="auto"/>
-        <w:ind w:right="1560"/>
-      </w:pPr>
-      <w:r>
-        <w:rPr>
-          <w:rFonts w:ascii="Arial" w:cs="Arial" w:eastAsia="Arial" w:hAnsi="Arial"/>
-          <w:b w:val="false"/>
-          <w:bCs w:val="false"/>
-          <w:i w:val="false"/>
-          <w:iCs w:val="false"/>
-          <w:color w:val="70788A"/>
-          <w:sz w:val="15"/>
-          <w:szCs w:val="15"/>
-        </w:rPr>
-        <w:t xml:space="preserve">Площади, цены и сроки по «Кло 17» и «Люче» — из объявлений застройщика на Циан, срез 04.09.2026. Число резиденций в доме — из карточек проектов.</w:t>
-      </w:r>
-    </w:p>
-    <w:p>
-      <w:pPr>
-        <w:keepNext/>
-        <w:keepLines/>
-        <w:spacing w:after="110" w:before="170"/>
-      </w:pPr>
-      <w:r>
-        <w:rPr>
-          <w:rFonts w:ascii="Georgia" w:cs="Georgia" w:eastAsia="Georgia" w:hAnsi="Georgia"/>
-          <w:b/>
-          <w:bCs/>
-          <w:i w:val="false"/>
-          <w:iCs w:val="false"/>
-          <w:color w:val="1F2A44"/>
-          <w:sz w:val="24"/>
-          <w:szCs w:val="24"/>
-        </w:rPr>
-        <w:t xml:space="preserve">Несколько лотов для сравнения</w:t>
-      </w:r>
-    </w:p>
-    <w:tbl>
-      <w:tblPr>
-        <w:tblW w:type="dxa" w:w="9638"/>
-        <w:tblBorders>
-          <w:top w:val="single" w:color="auto" w:sz="4"/>
-          <w:left w:val="single" w:color="auto" w:sz="4"/>
-          <w:bottom w:val="single" w:color="auto" w:sz="4"/>
-          <w:right w:val="single" w:color="auto" w:sz="4"/>
-          <w:insideH w:val="single" w:color="auto" w:sz="4"/>
-          <w:insideV w:val="single" w:color="auto" w:sz="4"/>
-        </w:tblBorders>
-      </w:tblPr>
-      <w:tblGrid>
-        <w:gridCol w:w="2000"/>
-        <w:gridCol w:w="1600"/>
-        <w:gridCol w:w="1200"/>
-        <w:gridCol w:w="1750"/>
-        <w:gridCol w:w="1750"/>
-        <w:gridCol w:w="1338"/>
-      </w:tblGrid>
-      <w:tr>
-        <w:trPr>
-          <w:tblHeader/>
-        </w:trPr>
-        <w:tc>
-          <w:tcPr>
-            <w:tcW w:type="dxa" w:w="2000"/>
-            <w:tcBorders>
-              <w:top w:val="single" w:color="1F2A44" w:sz="4"/>
-              <w:left w:val="none" w:color="auto" w:sz="0"/>
-              <w:bottom w:val="single" w:color="D9D4CB" w:sz="4"/>
-              <w:right w:val="none" w:color="auto" w:sz="0"/>
-            </w:tcBorders>
-            <w:shd w:fill="1F2A44" w:color="auto" w:val="clear"/>
-            <w:tcMar>
-              <w:top w:type="dxa" w:w="52"/>
-              <w:left w:type="dxa" w:w="100"/>
-              <w:bottom w:type="dxa" w:w="52"/>
-              <w:right w:type="dxa" w:w="100"/>
-            </w:tcMar>
-            <w:vAlign w:val="center"/>
-          </w:tcPr>
-          <w:p>
-            <w:pPr>
-              <w:spacing w:after="0" w:line="240" w:lineRule="auto"/>
-              <w:jc w:val="left"/>
-            </w:pPr>
-            <w:r>
-              <w:rPr>
-                <w:rFonts w:ascii="Arial" w:cs="Arial" w:eastAsia="Arial" w:hAnsi="Arial"/>
-                <w:b/>
-                <w:bCs/>
-                <w:i w:val="false"/>
-                <w:iCs w:val="false"/>
-                <w:color w:val="FFFFFF"/>
-                <w:sz w:val="16"/>
-                <w:szCs w:val="16"/>
-              </w:rPr>
-              <w:t xml:space="preserve">Дом</w:t>
-            </w:r>
-          </w:p>
-        </w:tc>
-        <w:tc>
-          <w:tcPr>
-            <w:tcW w:type="dxa" w:w="1600"/>
-            <w:tcBorders>
-              <w:top w:val="single" w:color="1F2A44" w:sz="4"/>
-              <w:left w:val="none" w:color="auto" w:sz="0"/>
-              <w:bottom w:val="single" w:color="D9D4CB" w:sz="4"/>
-              <w:right w:val="none" w:color="auto" w:sz="0"/>
-            </w:tcBorders>
-            <w:shd w:fill="1F2A44" w:color="auto" w:val="clear"/>
-            <w:tcMar>
-              <w:top w:type="dxa" w:w="52"/>
-              <w:left w:type="dxa" w:w="100"/>
-              <w:bottom w:type="dxa" w:w="52"/>
-              <w:right w:type="dxa" w:w="100"/>
-            </w:tcMar>
-            <w:vAlign w:val="center"/>
-          </w:tcPr>
-          <w:p>
-            <w:pPr>
-              <w:spacing w:after="0" w:line="240" w:lineRule="auto"/>
-              <w:jc w:val="center"/>
-            </w:pPr>
-            <w:r>
-              <w:rPr>
-                <w:rFonts w:ascii="Arial" w:cs="Arial" w:eastAsia="Arial" w:hAnsi="Arial"/>
-                <w:b/>
-                <w:bCs/>
-                <w:i w:val="false"/>
-                <w:iCs w:val="false"/>
-                <w:color w:val="FFFFFF"/>
-                <w:sz w:val="16"/>
-                <w:szCs w:val="16"/>
-              </w:rPr>
-              <w:t xml:space="preserve">Площадь, м²</w:t>
-            </w:r>
-          </w:p>
-        </w:tc>
-        <w:tc>
-          <w:tcPr>
-            <w:tcW w:type="dxa" w:w="1200"/>
-            <w:tcBorders>
-              <w:top w:val="single" w:color="1F2A44" w:sz="4"/>
-              <w:left w:val="none" w:color="auto" w:sz="0"/>
-              <w:bottom w:val="single" w:color="D9D4CB" w:sz="4"/>
-              <w:right w:val="none" w:color="auto" w:sz="0"/>
-            </w:tcBorders>
-            <w:shd w:fill="1F2A44" w:color="auto" w:val="clear"/>
-            <w:tcMar>
-              <w:top w:type="dxa" w:w="52"/>
-              <w:left w:type="dxa" w:w="100"/>
-              <w:bottom w:type="dxa" w:w="52"/>
-              <w:right w:type="dxa" w:w="100"/>
-            </w:tcMar>
-            <w:vAlign w:val="center"/>
-          </w:tcPr>
-          <w:p>
-            <w:pPr>
-              <w:spacing w:after="0" w:line="240" w:lineRule="auto"/>
-              <w:jc w:val="center"/>
-            </w:pPr>
-            <w:r>
-              <w:rPr>
-                <w:rFonts w:ascii="Arial" w:cs="Arial" w:eastAsia="Arial" w:hAnsi="Arial"/>
-                <w:b/>
-                <w:bCs/>
-                <w:i w:val="false"/>
-                <w:iCs w:val="false"/>
-                <w:color w:val="FFFFFF"/>
-                <w:sz w:val="16"/>
-                <w:szCs w:val="16"/>
-              </w:rPr>
-              <w:t xml:space="preserve">Этаж</w:t>
-            </w:r>
-          </w:p>
-        </w:tc>
-        <w:tc>
-          <w:tcPr>
-            <w:tcW w:type="dxa" w:w="1750"/>
-            <w:tcBorders>
-              <w:top w:val="single" w:color="1F2A44" w:sz="4"/>
-              <w:left w:val="none" w:color="auto" w:sz="0"/>
-              <w:bottom w:val="single" w:color="D9D4CB" w:sz="4"/>
-              <w:right w:val="none" w:color="auto" w:sz="0"/>
-            </w:tcBorders>
-            <w:shd w:fill="1F2A44" w:color="auto" w:val="clear"/>
-            <w:tcMar>
-              <w:top w:type="dxa" w:w="52"/>
-              <w:left w:type="dxa" w:w="100"/>
-              <w:bottom w:type="dxa" w:w="52"/>
-              <w:right w:type="dxa" w:w="100"/>
-            </w:tcMar>
-            <w:vAlign w:val="center"/>
-          </w:tcPr>
-          <w:p>
-            <w:pPr>
-              <w:spacing w:after="0" w:line="240" w:lineRule="auto"/>
-              <w:jc w:val="center"/>
-            </w:pPr>
-            <w:r>
-              <w:rPr>
-                <w:rFonts w:ascii="Arial" w:cs="Arial" w:eastAsia="Arial" w:hAnsi="Arial"/>
-                <w:b/>
-                <w:bCs/>
-                <w:i w:val="false"/>
-                <w:iCs w:val="false"/>
-                <w:color w:val="FFFFFF"/>
-                <w:sz w:val="16"/>
-                <w:szCs w:val="16"/>
-              </w:rPr>
-              <w:t xml:space="preserve">Цена, млн ₽</w:t>
-            </w:r>
-          </w:p>
-        </w:tc>
-        <w:tc>
-          <w:tcPr>
-            <w:tcW w:type="dxa" w:w="1750"/>
-            <w:tcBorders>
-              <w:top w:val="single" w:color="1F2A44" w:sz="4"/>
-              <w:left w:val="none" w:color="auto" w:sz="0"/>
-              <w:bottom w:val="single" w:color="D9D4CB" w:sz="4"/>
-              <w:right w:val="none" w:color="auto" w:sz="0"/>
-            </w:tcBorders>
-            <w:shd w:fill="1F2A44" w:color="auto" w:val="clear"/>
-            <w:tcMar>
-              <w:top w:type="dxa" w:w="52"/>
-              <w:left w:type="dxa" w:w="100"/>
-              <w:bottom w:type="dxa" w:w="52"/>
-              <w:right w:type="dxa" w:w="100"/>
-            </w:tcMar>
-            <w:vAlign w:val="center"/>
-          </w:tcPr>
-          <w:p>
-            <w:pPr>
-              <w:spacing w:after="0" w:line="240" w:lineRule="auto"/>
-              <w:jc w:val="center"/>
-            </w:pPr>
-            <w:r>
-              <w:rPr>
-                <w:rFonts w:ascii="Arial" w:cs="Arial" w:eastAsia="Arial" w:hAnsi="Arial"/>
-                <w:b/>
-                <w:bCs/>
-                <w:i w:val="false"/>
-                <w:iCs w:val="false"/>
-                <w:color w:val="FFFFFF"/>
-                <w:sz w:val="16"/>
-                <w:szCs w:val="16"/>
-              </w:rPr>
-              <w:t xml:space="preserve">Метр, ₽</w:t>
-            </w:r>
-          </w:p>
-        </w:tc>
-        <w:tc>
-          <w:tcPr>
-            <w:tcW w:type="dxa" w:w="1338"/>
-            <w:tcBorders>
-              <w:top w:val="single" w:color="1F2A44" w:sz="4"/>
-              <w:left w:val="none" w:color="auto" w:sz="0"/>
-              <w:bottom w:val="single" w:color="D9D4CB" w:sz="4"/>
-              <w:right w:val="none" w:color="auto" w:sz="0"/>
-            </w:tcBorders>
-            <w:shd w:fill="1F2A44" w:color="auto" w:val="clear"/>
-            <w:tcMar>
-              <w:top w:type="dxa" w:w="52"/>
-              <w:left w:type="dxa" w:w="100"/>
-              <w:bottom w:type="dxa" w:w="52"/>
-              <w:right w:type="dxa" w:w="100"/>
-            </w:tcMar>
-            <w:vAlign w:val="center"/>
-          </w:tcPr>
-          <w:p>
-            <w:pPr>
-              <w:spacing w:after="0" w:line="240" w:lineRule="auto"/>
-              <w:jc w:val="center"/>
-            </w:pPr>
-            <w:r>
-              <w:rPr>
-                <w:rFonts w:ascii="Arial" w:cs="Arial" w:eastAsia="Arial" w:hAnsi="Arial"/>
-                <w:b/>
-                <w:bCs/>
-                <w:i w:val="false"/>
-                <w:iCs w:val="false"/>
-                <w:color w:val="FFFFFF"/>
-                <w:sz w:val="16"/>
-                <w:szCs w:val="16"/>
-              </w:rPr>
-              <w:t xml:space="preserve">Объявление</w:t>
-            </w:r>
-          </w:p>
-        </w:tc>
-      </w:tr>
-      <w:tr>
-        <w:tc>
-          <w:tcPr>
-            <w:tcW w:type="dxa" w:w="2000"/>
-            <w:tcBorders>
-              <w:top w:val="single" w:color="D9D4CB" w:sz="4"/>
-              <w:left w:val="none" w:color="auto" w:sz="0"/>
-              <w:bottom w:val="single" w:color="D9D4CB" w:sz="4"/>
-              <w:right w:val="none" w:color="auto" w:sz="0"/>
-            </w:tcBorders>
-            <w:tcMar>
-              <w:top w:type="dxa" w:w="52"/>
-              <w:left w:type="dxa" w:w="100"/>
-              <w:bottom w:type="dxa" w:w="52"/>
-              <w:right w:type="dxa" w:w="100"/>
-            </w:tcMar>
-            <w:vAlign w:val="center"/>
-          </w:tcPr>
-          <w:p>
-            <w:pPr>
-              <w:spacing w:after="0" w:line="240" w:lineRule="auto"/>
-              <w:jc w:val="left"/>
-            </w:pPr>
-            <w:r>
-              <w:rPr>
-                <w:rFonts w:ascii="Arial" w:cs="Arial" w:eastAsia="Arial" w:hAnsi="Arial"/>
-                <w:b/>
-                <w:bCs/>
-                <w:i w:val="false"/>
-                <w:iCs w:val="false"/>
-                <w:color w:val="2A2E38"/>
-                <w:sz w:val="17"/>
-                <w:szCs w:val="17"/>
-              </w:rPr>
-              <w:t xml:space="preserve">Кло 17</w:t>
-            </w:r>
-          </w:p>
-        </w:tc>
-        <w:tc>
-          <w:tcPr>
-            <w:tcW w:type="dxa" w:w="1600"/>
-            <w:tcBorders>
-              <w:top w:val="single" w:color="D9D4CB" w:sz="4"/>
-              <w:left w:val="none" w:color="auto" w:sz="0"/>
-              <w:bottom w:val="single" w:color="D9D4CB" w:sz="4"/>
-              <w:right w:val="none" w:color="auto" w:sz="0"/>
-            </w:tcBorders>
-            <w:tcMar>
-              <w:top w:type="dxa" w:w="52"/>
-              <w:left w:type="dxa" w:w="100"/>
-              <w:bottom w:type="dxa" w:w="52"/>
-              <w:right w:type="dxa" w:w="100"/>
-            </w:tcMar>
-            <w:vAlign w:val="center"/>
-          </w:tcPr>
-          <w:p>
-            <w:pPr>
-              <w:spacing w:after="0" w:line="240" w:lineRule="auto"/>
-              <w:jc w:val="center"/>
-            </w:pPr>
-            <w:r>
-              <w:rPr>
-                <w:rFonts w:ascii="Arial" w:cs="Arial" w:eastAsia="Arial" w:hAnsi="Arial"/>
-                <w:b w:val="false"/>
-                <w:bCs w:val="false"/>
-                <w:i w:val="false"/>
-                <w:iCs w:val="false"/>
-                <w:color w:val="2A2E38"/>
-                <w:sz w:val="17"/>
-                <w:szCs w:val="17"/>
-              </w:rPr>
-              <w:t xml:space="preserve">82,7</w:t>
-            </w:r>
-          </w:p>
-        </w:tc>
-        <w:tc>
-          <w:tcPr>
-            <w:tcW w:type="dxa" w:w="1200"/>
-            <w:tcBorders>
-              <w:top w:val="single" w:color="D9D4CB" w:sz="4"/>
-              <w:left w:val="none" w:color="auto" w:sz="0"/>
-              <w:bottom w:val="single" w:color="D9D4CB" w:sz="4"/>
-              <w:right w:val="none" w:color="auto" w:sz="0"/>
-            </w:tcBorders>
-            <w:tcMar>
-              <w:top w:type="dxa" w:w="52"/>
-              <w:left w:type="dxa" w:w="100"/>
-              <w:bottom w:type="dxa" w:w="52"/>
-              <w:right w:type="dxa" w:w="100"/>
-            </w:tcMar>
-            <w:vAlign w:val="center"/>
-          </w:tcPr>
-          <w:p>
-            <w:pPr>
-              <w:spacing w:after="0" w:line="240" w:lineRule="auto"/>
-              <w:jc w:val="center"/>
-            </w:pPr>
-            <w:r>
-              <w:rPr>
-                <w:rFonts w:ascii="Arial" w:cs="Arial" w:eastAsia="Arial" w:hAnsi="Arial"/>
-                <w:b w:val="false"/>
-                <w:bCs w:val="false"/>
-                <w:i w:val="false"/>
-                <w:iCs w:val="false"/>
-                <w:color w:val="2A2E38"/>
-                <w:sz w:val="17"/>
-                <w:szCs w:val="17"/>
-              </w:rPr>
-              <w:t xml:space="preserve">4 / 7</w:t>
-            </w:r>
-          </w:p>
-        </w:tc>
-        <w:tc>
-          <w:tcPr>
-            <w:tcW w:type="dxa" w:w="1750"/>
-            <w:tcBorders>
-              <w:top w:val="single" w:color="D9D4CB" w:sz="4"/>
-              <w:left w:val="none" w:color="auto" w:sz="0"/>
-              <w:bottom w:val="single" w:color="D9D4CB" w:sz="4"/>
-              <w:right w:val="none" w:color="auto" w:sz="0"/>
-            </w:tcBorders>
-            <w:tcMar>
-              <w:top w:type="dxa" w:w="52"/>
-              <w:left w:type="dxa" w:w="100"/>
-              <w:bottom w:type="dxa" w:w="52"/>
-              <w:right w:type="dxa" w:w="100"/>
-            </w:tcMar>
-            <w:vAlign w:val="center"/>
-          </w:tcPr>
-          <w:p>
-            <w:pPr>
-              <w:spacing w:after="0" w:line="240" w:lineRule="auto"/>
-              <w:jc w:val="center"/>
-            </w:pPr>
-            <w:r>
-              <w:rPr>
-                <w:rFonts w:ascii="Arial" w:cs="Arial" w:eastAsia="Arial" w:hAnsi="Arial"/>
-                <w:b w:val="false"/>
-                <w:bCs w:val="false"/>
-                <w:i w:val="false"/>
-                <w:iCs w:val="false"/>
-                <w:color w:val="2A2E38"/>
-                <w:sz w:val="17"/>
-                <w:szCs w:val="17"/>
-              </w:rPr>
-              <w:t xml:space="preserve">227,5</w:t>
-            </w:r>
-          </w:p>
-        </w:tc>
-        <w:tc>
-          <w:tcPr>
-            <w:tcW w:type="dxa" w:w="1750"/>
-            <w:tcBorders>
-              <w:top w:val="single" w:color="D9D4CB" w:sz="4"/>
-              <w:left w:val="none" w:color="auto" w:sz="0"/>
-              <w:bottom w:val="single" w:color="D9D4CB" w:sz="4"/>
-              <w:right w:val="none" w:color="auto" w:sz="0"/>
-            </w:tcBorders>
-            <w:tcMar>
-              <w:top w:type="dxa" w:w="52"/>
-              <w:left w:type="dxa" w:w="100"/>
-              <w:bottom w:type="dxa" w:w="52"/>
-              <w:right w:type="dxa" w:w="100"/>
-            </w:tcMar>
-            <w:vAlign w:val="center"/>
-          </w:tcPr>
-          <w:p>
-            <w:pPr>
-              <w:spacing w:after="0" w:line="240" w:lineRule="auto"/>
-              <w:jc w:val="center"/>
-            </w:pPr>
-            <w:r>
-              <w:rPr>
-                <w:rFonts w:ascii="Arial" w:cs="Arial" w:eastAsia="Arial" w:hAnsi="Arial"/>
-                <w:b w:val="false"/>
-                <w:bCs w:val="false"/>
-                <w:i w:val="false"/>
-                <w:iCs w:val="false"/>
-                <w:color w:val="2A2E38"/>
-                <w:sz w:val="17"/>
-                <w:szCs w:val="17"/>
-              </w:rPr>
-              <w:t xml:space="preserve">2 750 000</w:t>
-            </w:r>
-          </w:p>
-        </w:tc>
-        <w:tc>
-          <w:tcPr>
-            <w:tcW w:type="dxa" w:w="1338"/>
-            <w:tcBorders>
-              <w:top w:val="single" w:color="D9D4CB" w:sz="4"/>
-              <w:left w:val="none" w:color="auto" w:sz="0"/>
-              <w:bottom w:val="single" w:color="D9D4CB" w:sz="4"/>
-              <w:right w:val="none" w:color="auto" w:sz="0"/>
-            </w:tcBorders>
-            <w:tcMar>
-              <w:top w:type="dxa" w:w="52"/>
-              <w:left w:type="dxa" w:w="100"/>
-              <w:bottom w:type="dxa" w:w="52"/>
-              <w:right w:type="dxa" w:w="100"/>
-            </w:tcMar>
-            <w:vAlign w:val="center"/>
-          </w:tcPr>
-          <w:p>
-            <w:pPr>
-              <w:spacing w:after="0" w:line="240" w:lineRule="auto"/>
-              <w:jc w:val="center"/>
-            </w:pPr>
-            <w:hyperlink w:history="1" r:id="rIdhxy51_dw50udnzql-qz3r">
-              <w:r>
-                <w:rPr>
-                  <w:rFonts w:ascii="Arial" w:cs="Arial" w:eastAsia="Arial" w:hAnsi="Arial"/>
-                  <w:b w:val="false"/>
-                  <w:bCs w:val="false"/>
-                  <w:i w:val="false"/>
-                  <w:iCs w:val="false"/>
-                  <w:color w:val="2C5FA8"/>
-                  <w:sz w:val="17"/>
-                  <w:szCs w:val="17"/>
-                </w:rPr>
-                <w:t xml:space="preserve">Циан →</w:t>
-              </w:r>
-            </w:hyperlink>
-          </w:p>
-        </w:tc>
-      </w:tr>
-      <w:tr>
-        <w:tc>
-          <w:tcPr>
-            <w:tcW w:type="dxa" w:w="2000"/>
-            <w:tcBorders>
-              <w:top w:val="single" w:color="D9D4CB" w:sz="4"/>
-              <w:left w:val="none" w:color="auto" w:sz="0"/>
-              <w:bottom w:val="single" w:color="D9D4CB" w:sz="4"/>
-              <w:right w:val="none" w:color="auto" w:sz="0"/>
-            </w:tcBorders>
-            <w:shd w:fill="FBFAF8" w:color="auto" w:val="clear"/>
-            <w:tcMar>
-              <w:top w:type="dxa" w:w="52"/>
-              <w:left w:type="dxa" w:w="100"/>
-              <w:bottom w:type="dxa" w:w="52"/>
-              <w:right w:type="dxa" w:w="100"/>
-            </w:tcMar>
-            <w:vAlign w:val="center"/>
-          </w:tcPr>
-          <w:p>
-            <w:pPr>
-              <w:spacing w:after="0" w:line="240" w:lineRule="auto"/>
-              <w:jc w:val="left"/>
-            </w:pPr>
-            <w:r>
-              <w:rPr>
-                <w:rFonts w:ascii="Arial" w:cs="Arial" w:eastAsia="Arial" w:hAnsi="Arial"/>
-                <w:b/>
-                <w:bCs/>
-                <w:i w:val="false"/>
-                <w:iCs w:val="false"/>
-                <w:color w:val="2A2E38"/>
-                <w:sz w:val="17"/>
-                <w:szCs w:val="17"/>
-              </w:rPr>
-              <w:t xml:space="preserve">Кло 17</w:t>
-            </w:r>
-          </w:p>
-        </w:tc>
-        <w:tc>
-          <w:tcPr>
-            <w:tcW w:type="dxa" w:w="1600"/>
-            <w:tcBorders>
-              <w:top w:val="single" w:color="D9D4CB" w:sz="4"/>
-              <w:left w:val="none" w:color="auto" w:sz="0"/>
-              <w:bottom w:val="single" w:color="D9D4CB" w:sz="4"/>
-              <w:right w:val="none" w:color="auto" w:sz="0"/>
-            </w:tcBorders>
-            <w:shd w:fill="FBFAF8" w:color="auto" w:val="clear"/>
-            <w:tcMar>
-              <w:top w:type="dxa" w:w="52"/>
-              <w:left w:type="dxa" w:w="100"/>
-              <w:bottom w:type="dxa" w:w="52"/>
-              <w:right w:type="dxa" w:w="100"/>
-            </w:tcMar>
-            <w:vAlign w:val="center"/>
-          </w:tcPr>
-          <w:p>
-            <w:pPr>
-              <w:spacing w:after="0" w:line="240" w:lineRule="auto"/>
-              <w:jc w:val="center"/>
-            </w:pPr>
-            <w:r>
-              <w:rPr>
-                <w:rFonts w:ascii="Arial" w:cs="Arial" w:eastAsia="Arial" w:hAnsi="Arial"/>
-                <w:b w:val="false"/>
-                <w:bCs w:val="false"/>
-                <w:i w:val="false"/>
-                <w:iCs w:val="false"/>
-                <w:color w:val="2A2E38"/>
-                <w:sz w:val="17"/>
-                <w:szCs w:val="17"/>
-              </w:rPr>
-              <w:t xml:space="preserve">152,8</w:t>
-            </w:r>
-          </w:p>
-        </w:tc>
-        <w:tc>
-          <w:tcPr>
-            <w:tcW w:type="dxa" w:w="1200"/>
-            <w:tcBorders>
-              <w:top w:val="single" w:color="D9D4CB" w:sz="4"/>
-              <w:left w:val="none" w:color="auto" w:sz="0"/>
-              <w:bottom w:val="single" w:color="D9D4CB" w:sz="4"/>
-              <w:right w:val="none" w:color="auto" w:sz="0"/>
-            </w:tcBorders>
-            <w:shd w:fill="FBFAF8" w:color="auto" w:val="clear"/>
-            <w:tcMar>
-              <w:top w:type="dxa" w:w="52"/>
-              <w:left w:type="dxa" w:w="100"/>
-              <w:bottom w:type="dxa" w:w="52"/>
-              <w:right w:type="dxa" w:w="100"/>
-            </w:tcMar>
-            <w:vAlign w:val="center"/>
-          </w:tcPr>
-          <w:p>
-            <w:pPr>
-              <w:spacing w:after="0" w:line="240" w:lineRule="auto"/>
-              <w:jc w:val="center"/>
-            </w:pPr>
-            <w:r>
-              <w:rPr>
-                <w:rFonts w:ascii="Arial" w:cs="Arial" w:eastAsia="Arial" w:hAnsi="Arial"/>
-                <w:b w:val="false"/>
-                <w:bCs w:val="false"/>
-                <w:i w:val="false"/>
-                <w:iCs w:val="false"/>
-                <w:color w:val="2A2E38"/>
-                <w:sz w:val="17"/>
-                <w:szCs w:val="17"/>
-              </w:rPr>
-              <w:t xml:space="preserve">4 / 7</w:t>
-            </w:r>
-          </w:p>
-        </w:tc>
-        <w:tc>
-          <w:tcPr>
-            <w:tcW w:type="dxa" w:w="1750"/>
-            <w:tcBorders>
-              <w:top w:val="single" w:color="D9D4CB" w:sz="4"/>
-              <w:left w:val="none" w:color="auto" w:sz="0"/>
-              <w:bottom w:val="single" w:color="D9D4CB" w:sz="4"/>
-              <w:right w:val="none" w:color="auto" w:sz="0"/>
-            </w:tcBorders>
-            <w:shd w:fill="FBFAF8" w:color="auto" w:val="clear"/>
-            <w:tcMar>
-              <w:top w:type="dxa" w:w="52"/>
-              <w:left w:type="dxa" w:w="100"/>
-              <w:bottom w:type="dxa" w:w="52"/>
-              <w:right w:type="dxa" w:w="100"/>
-            </w:tcMar>
-            <w:vAlign w:val="center"/>
-          </w:tcPr>
-          <w:p>
-            <w:pPr>
-              <w:spacing w:after="0" w:line="240" w:lineRule="auto"/>
-              <w:jc w:val="center"/>
-            </w:pPr>
-            <w:r>
-              <w:rPr>
-                <w:rFonts w:ascii="Arial" w:cs="Arial" w:eastAsia="Arial" w:hAnsi="Arial"/>
-                <w:b w:val="false"/>
-                <w:bCs w:val="false"/>
-                <w:i w:val="false"/>
-                <w:iCs w:val="false"/>
-                <w:color w:val="2A2E38"/>
-                <w:sz w:val="17"/>
-                <w:szCs w:val="17"/>
-              </w:rPr>
-              <w:t xml:space="preserve">404,9</w:t>
-            </w:r>
-          </w:p>
-        </w:tc>
-        <w:tc>
-          <w:tcPr>
-            <w:tcW w:type="dxa" w:w="1750"/>
-            <w:tcBorders>
-              <w:top w:val="single" w:color="D9D4CB" w:sz="4"/>
-              <w:left w:val="none" w:color="auto" w:sz="0"/>
-              <w:bottom w:val="single" w:color="D9D4CB" w:sz="4"/>
-              <w:right w:val="none" w:color="auto" w:sz="0"/>
-            </w:tcBorders>
-            <w:shd w:fill="FBFAF8" w:color="auto" w:val="clear"/>
-            <w:tcMar>
-              <w:top w:type="dxa" w:w="52"/>
-              <w:left w:type="dxa" w:w="100"/>
-              <w:bottom w:type="dxa" w:w="52"/>
-              <w:right w:type="dxa" w:w="100"/>
-            </w:tcMar>
-            <w:vAlign w:val="center"/>
-          </w:tcPr>
-          <w:p>
-            <w:pPr>
-              <w:spacing w:after="0" w:line="240" w:lineRule="auto"/>
-              <w:jc w:val="center"/>
-            </w:pPr>
-            <w:r>
-              <w:rPr>
-                <w:rFonts w:ascii="Arial" w:cs="Arial" w:eastAsia="Arial" w:hAnsi="Arial"/>
-                <w:b w:val="false"/>
-                <w:bCs w:val="false"/>
-                <w:i w:val="false"/>
-                <w:iCs w:val="false"/>
-                <w:color w:val="2A2E38"/>
-                <w:sz w:val="17"/>
-                <w:szCs w:val="17"/>
-              </w:rPr>
-              <w:t xml:space="preserve">2 650 000</w:t>
-            </w:r>
-          </w:p>
-        </w:tc>
-        <w:tc>
-          <w:tcPr>
-            <w:tcW w:type="dxa" w:w="1338"/>
-            <w:tcBorders>
-              <w:top w:val="single" w:color="D9D4CB" w:sz="4"/>
-              <w:left w:val="none" w:color="auto" w:sz="0"/>
-              <w:bottom w:val="single" w:color="D9D4CB" w:sz="4"/>
-              <w:right w:val="none" w:color="auto" w:sz="0"/>
-            </w:tcBorders>
-            <w:shd w:fill="FBFAF8" w:color="auto" w:val="clear"/>
-            <w:tcMar>
-              <w:top w:type="dxa" w:w="52"/>
-              <w:left w:type="dxa" w:w="100"/>
-              <w:bottom w:type="dxa" w:w="52"/>
-              <w:right w:type="dxa" w:w="100"/>
-            </w:tcMar>
-            <w:vAlign w:val="center"/>
-          </w:tcPr>
-          <w:p>
-            <w:pPr>
-              <w:spacing w:after="0" w:line="240" w:lineRule="auto"/>
-              <w:jc w:val="center"/>
-            </w:pPr>
-            <w:hyperlink w:history="1" r:id="rIdzcjtvjwc2awqij_b7j23r">
-              <w:r>
-                <w:rPr>
-                  <w:rFonts w:ascii="Arial" w:cs="Arial" w:eastAsia="Arial" w:hAnsi="Arial"/>
-                  <w:b w:val="false"/>
-                  <w:bCs w:val="false"/>
-                  <w:i w:val="false"/>
-                  <w:iCs w:val="false"/>
-                  <w:color w:val="2C5FA8"/>
-                  <w:sz w:val="17"/>
-                  <w:szCs w:val="17"/>
-                </w:rPr>
-                <w:t xml:space="preserve">Циан →</w:t>
-              </w:r>
-            </w:hyperlink>
-          </w:p>
-        </w:tc>
-      </w:tr>
-      <w:tr>
-        <w:tc>
-          <w:tcPr>
-            <w:tcW w:type="dxa" w:w="2000"/>
-            <w:tcBorders>
-              <w:top w:val="single" w:color="D9D4CB" w:sz="4"/>
-              <w:left w:val="none" w:color="auto" w:sz="0"/>
-              <w:bottom w:val="single" w:color="D9D4CB" w:sz="4"/>
-              <w:right w:val="none" w:color="auto" w:sz="0"/>
-            </w:tcBorders>
-            <w:tcMar>
-              <w:top w:type="dxa" w:w="52"/>
-              <w:left w:type="dxa" w:w="100"/>
-              <w:bottom w:type="dxa" w:w="52"/>
-              <w:right w:type="dxa" w:w="100"/>
-            </w:tcMar>
-            <w:vAlign w:val="center"/>
-          </w:tcPr>
-          <w:p>
-            <w:pPr>
-              <w:spacing w:after="0" w:line="240" w:lineRule="auto"/>
-              <w:jc w:val="left"/>
-            </w:pPr>
-            <w:r>
-              <w:rPr>
-                <w:rFonts w:ascii="Arial" w:cs="Arial" w:eastAsia="Arial" w:hAnsi="Arial"/>
-                <w:b/>
-                <w:bCs/>
-                <w:i w:val="false"/>
-                <w:iCs w:val="false"/>
-                <w:color w:val="2A2E38"/>
-                <w:sz w:val="17"/>
-                <w:szCs w:val="17"/>
-              </w:rPr>
-              <w:t xml:space="preserve">Кло 17</w:t>
-            </w:r>
-          </w:p>
-        </w:tc>
-        <w:tc>
-          <w:tcPr>
-            <w:tcW w:type="dxa" w:w="1600"/>
-            <w:tcBorders>
-              <w:top w:val="single" w:color="D9D4CB" w:sz="4"/>
-              <w:left w:val="none" w:color="auto" w:sz="0"/>
-              <w:bottom w:val="single" w:color="D9D4CB" w:sz="4"/>
-              <w:right w:val="none" w:color="auto" w:sz="0"/>
-            </w:tcBorders>
-            <w:tcMar>
-              <w:top w:type="dxa" w:w="52"/>
-              <w:left w:type="dxa" w:w="100"/>
-              <w:bottom w:type="dxa" w:w="52"/>
-              <w:right w:type="dxa" w:w="100"/>
-            </w:tcMar>
-            <w:vAlign w:val="center"/>
-          </w:tcPr>
-          <w:p>
-            <w:pPr>
-              <w:spacing w:after="0" w:line="240" w:lineRule="auto"/>
-              <w:jc w:val="center"/>
-            </w:pPr>
-            <w:r>
-              <w:rPr>
-                <w:rFonts w:ascii="Arial" w:cs="Arial" w:eastAsia="Arial" w:hAnsi="Arial"/>
-                <w:b w:val="false"/>
-                <w:bCs w:val="false"/>
-                <w:i w:val="false"/>
-                <w:iCs w:val="false"/>
-                <w:color w:val="2A2E38"/>
-                <w:sz w:val="17"/>
-                <w:szCs w:val="17"/>
-              </w:rPr>
-              <w:t xml:space="preserve">219,9</w:t>
-            </w:r>
-          </w:p>
-        </w:tc>
-        <w:tc>
-          <w:tcPr>
-            <w:tcW w:type="dxa" w:w="1200"/>
-            <w:tcBorders>
-              <w:top w:val="single" w:color="D9D4CB" w:sz="4"/>
-              <w:left w:val="none" w:color="auto" w:sz="0"/>
-              <w:bottom w:val="single" w:color="D9D4CB" w:sz="4"/>
-              <w:right w:val="none" w:color="auto" w:sz="0"/>
-            </w:tcBorders>
-            <w:tcMar>
-              <w:top w:type="dxa" w:w="52"/>
-              <w:left w:type="dxa" w:w="100"/>
-              <w:bottom w:type="dxa" w:w="52"/>
-              <w:right w:type="dxa" w:w="100"/>
-            </w:tcMar>
-            <w:vAlign w:val="center"/>
-          </w:tcPr>
-          <w:p>
-            <w:pPr>
-              <w:spacing w:after="0" w:line="240" w:lineRule="auto"/>
-              <w:jc w:val="center"/>
-            </w:pPr>
-            <w:r>
-              <w:rPr>
-                <w:rFonts w:ascii="Arial" w:cs="Arial" w:eastAsia="Arial" w:hAnsi="Arial"/>
-                <w:b w:val="false"/>
-                <w:bCs w:val="false"/>
-                <w:i w:val="false"/>
-                <w:iCs w:val="false"/>
-                <w:color w:val="2A2E38"/>
-                <w:sz w:val="17"/>
-                <w:szCs w:val="17"/>
-              </w:rPr>
-              <w:t xml:space="preserve">3 / 7</w:t>
-            </w:r>
-          </w:p>
-        </w:tc>
-        <w:tc>
-          <w:tcPr>
-            <w:tcW w:type="dxa" w:w="1750"/>
-            <w:tcBorders>
-              <w:top w:val="single" w:color="D9D4CB" w:sz="4"/>
-              <w:left w:val="none" w:color="auto" w:sz="0"/>
-              <w:bottom w:val="single" w:color="D9D4CB" w:sz="4"/>
-              <w:right w:val="none" w:color="auto" w:sz="0"/>
-            </w:tcBorders>
-            <w:tcMar>
-              <w:top w:type="dxa" w:w="52"/>
-              <w:left w:type="dxa" w:w="100"/>
-              <w:bottom w:type="dxa" w:w="52"/>
-              <w:right w:type="dxa" w:w="100"/>
-            </w:tcMar>
-            <w:vAlign w:val="center"/>
-          </w:tcPr>
-          <w:p>
-            <w:pPr>
-              <w:spacing w:after="0" w:line="240" w:lineRule="auto"/>
-              <w:jc w:val="center"/>
-            </w:pPr>
-            <w:r>
-              <w:rPr>
-                <w:rFonts w:ascii="Arial" w:cs="Arial" w:eastAsia="Arial" w:hAnsi="Arial"/>
-                <w:b w:val="false"/>
-                <w:bCs w:val="false"/>
-                <w:i w:val="false"/>
-                <w:iCs w:val="false"/>
-                <w:color w:val="2A2E38"/>
-                <w:sz w:val="17"/>
-                <w:szCs w:val="17"/>
-              </w:rPr>
-              <w:t xml:space="preserve">549,8</w:t>
-            </w:r>
-          </w:p>
-        </w:tc>
-        <w:tc>
-          <w:tcPr>
-            <w:tcW w:type="dxa" w:w="1750"/>
-            <w:tcBorders>
-              <w:top w:val="single" w:color="D9D4CB" w:sz="4"/>
-              <w:left w:val="none" w:color="auto" w:sz="0"/>
-              <w:bottom w:val="single" w:color="D9D4CB" w:sz="4"/>
-              <w:right w:val="none" w:color="auto" w:sz="0"/>
-            </w:tcBorders>
-            <w:tcMar>
-              <w:top w:type="dxa" w:w="52"/>
-              <w:left w:type="dxa" w:w="100"/>
-              <w:bottom w:type="dxa" w:w="52"/>
-              <w:right w:type="dxa" w:w="100"/>
-            </w:tcMar>
-            <w:vAlign w:val="center"/>
-          </w:tcPr>
-          <w:p>
-            <w:pPr>
-              <w:spacing w:after="0" w:line="240" w:lineRule="auto"/>
-              <w:jc w:val="center"/>
-            </w:pPr>
-            <w:r>
-              <w:rPr>
-                <w:rFonts w:ascii="Arial" w:cs="Arial" w:eastAsia="Arial" w:hAnsi="Arial"/>
-                <w:b w:val="false"/>
-                <w:bCs w:val="false"/>
-                <w:i w:val="false"/>
-                <w:iCs w:val="false"/>
-                <w:color w:val="2A2E38"/>
-                <w:sz w:val="17"/>
-                <w:szCs w:val="17"/>
-              </w:rPr>
-              <w:t xml:space="preserve">2 500 000</w:t>
-            </w:r>
-          </w:p>
-        </w:tc>
-        <w:tc>
-          <w:tcPr>
-            <w:tcW w:type="dxa" w:w="1338"/>
-            <w:tcBorders>
-              <w:top w:val="single" w:color="D9D4CB" w:sz="4"/>
-              <w:left w:val="none" w:color="auto" w:sz="0"/>
-              <w:bottom w:val="single" w:color="D9D4CB" w:sz="4"/>
-              <w:right w:val="none" w:color="auto" w:sz="0"/>
-            </w:tcBorders>
-            <w:tcMar>
-              <w:top w:type="dxa" w:w="52"/>
-              <w:left w:type="dxa" w:w="100"/>
-              <w:bottom w:type="dxa" w:w="52"/>
-              <w:right w:type="dxa" w:w="100"/>
-            </w:tcMar>
-            <w:vAlign w:val="center"/>
-          </w:tcPr>
-          <w:p>
-            <w:pPr>
-              <w:spacing w:after="0" w:line="240" w:lineRule="auto"/>
-              <w:jc w:val="center"/>
-            </w:pPr>
-            <w:hyperlink w:history="1" r:id="rIdrffob_r-c4jlnjisblozt">
-              <w:r>
-                <w:rPr>
-                  <w:rFonts w:ascii="Arial" w:cs="Arial" w:eastAsia="Arial" w:hAnsi="Arial"/>
-                  <w:b w:val="false"/>
-                  <w:bCs w:val="false"/>
-                  <w:i w:val="false"/>
-                  <w:iCs w:val="false"/>
-                  <w:color w:val="2C5FA8"/>
-                  <w:sz w:val="17"/>
-                  <w:szCs w:val="17"/>
-                </w:rPr>
-                <w:t xml:space="preserve">Циан →</w:t>
-              </w:r>
-            </w:hyperlink>
-          </w:p>
-        </w:tc>
-      </w:tr>
-      <w:tr>
-        <w:tc>
-          <w:tcPr>
-            <w:tcW w:type="dxa" w:w="2000"/>
-            <w:tcBorders>
-              <w:top w:val="single" w:color="D9D4CB" w:sz="4"/>
-              <w:left w:val="none" w:color="auto" w:sz="0"/>
-              <w:bottom w:val="single" w:color="D9D4CB" w:sz="4"/>
-              <w:right w:val="none" w:color="auto" w:sz="0"/>
-            </w:tcBorders>
-            <w:shd w:fill="FBFAF8" w:color="auto" w:val="clear"/>
-            <w:tcMar>
-              <w:top w:type="dxa" w:w="52"/>
-              <w:left w:type="dxa" w:w="100"/>
-              <w:bottom w:type="dxa" w:w="52"/>
-              <w:right w:type="dxa" w:w="100"/>
-            </w:tcMar>
-            <w:vAlign w:val="center"/>
-          </w:tcPr>
-          <w:p>
-            <w:pPr>
-              <w:spacing w:after="0" w:line="240" w:lineRule="auto"/>
-              <w:jc w:val="left"/>
-            </w:pPr>
-            <w:r>
-              <w:rPr>
-                <w:rFonts w:ascii="Arial" w:cs="Arial" w:eastAsia="Arial" w:hAnsi="Arial"/>
-                <w:b/>
-                <w:bCs/>
-                <w:i w:val="false"/>
-                <w:iCs w:val="false"/>
-                <w:color w:val="2A2E38"/>
-                <w:sz w:val="17"/>
-                <w:szCs w:val="17"/>
-              </w:rPr>
-              <w:t xml:space="preserve">Люче</w:t>
-            </w:r>
-          </w:p>
-        </w:tc>
-        <w:tc>
-          <w:tcPr>
-            <w:tcW w:type="dxa" w:w="1600"/>
-            <w:tcBorders>
-              <w:top w:val="single" w:color="D9D4CB" w:sz="4"/>
-              <w:left w:val="none" w:color="auto" w:sz="0"/>
-              <w:bottom w:val="single" w:color="D9D4CB" w:sz="4"/>
-              <w:right w:val="none" w:color="auto" w:sz="0"/>
-            </w:tcBorders>
-            <w:shd w:fill="FBFAF8" w:color="auto" w:val="clear"/>
-            <w:tcMar>
-              <w:top w:type="dxa" w:w="52"/>
-              <w:left w:type="dxa" w:w="100"/>
-              <w:bottom w:type="dxa" w:w="52"/>
-              <w:right w:type="dxa" w:w="100"/>
-            </w:tcMar>
-            <w:vAlign w:val="center"/>
-          </w:tcPr>
-          <w:p>
-            <w:pPr>
-              <w:spacing w:after="0" w:line="240" w:lineRule="auto"/>
-              <w:jc w:val="center"/>
-            </w:pPr>
-            <w:r>
-              <w:rPr>
-                <w:rFonts w:ascii="Arial" w:cs="Arial" w:eastAsia="Arial" w:hAnsi="Arial"/>
-                <w:b w:val="false"/>
-                <w:bCs w:val="false"/>
-                <w:i w:val="false"/>
-                <w:iCs w:val="false"/>
-                <w:color w:val="2A2E38"/>
-                <w:sz w:val="17"/>
-                <w:szCs w:val="17"/>
-              </w:rPr>
-              <w:t xml:space="preserve">96,6</w:t>
-            </w:r>
-          </w:p>
-        </w:tc>
-        <w:tc>
-          <w:tcPr>
-            <w:tcW w:type="dxa" w:w="1200"/>
-            <w:tcBorders>
-              <w:top w:val="single" w:color="D9D4CB" w:sz="4"/>
-              <w:left w:val="none" w:color="auto" w:sz="0"/>
-              <w:bottom w:val="single" w:color="D9D4CB" w:sz="4"/>
-              <w:right w:val="none" w:color="auto" w:sz="0"/>
-            </w:tcBorders>
-            <w:shd w:fill="FBFAF8" w:color="auto" w:val="clear"/>
-            <w:tcMar>
-              <w:top w:type="dxa" w:w="52"/>
-              <w:left w:type="dxa" w:w="100"/>
-              <w:bottom w:type="dxa" w:w="52"/>
-              <w:right w:type="dxa" w:w="100"/>
-            </w:tcMar>
-            <w:vAlign w:val="center"/>
-          </w:tcPr>
-          <w:p>
-            <w:pPr>
-              <w:spacing w:after="0" w:line="240" w:lineRule="auto"/>
-              <w:jc w:val="center"/>
-            </w:pPr>
-            <w:r>
-              <w:rPr>
-                <w:rFonts w:ascii="Arial" w:cs="Arial" w:eastAsia="Arial" w:hAnsi="Arial"/>
-                <w:b w:val="false"/>
-                <w:bCs w:val="false"/>
-                <w:i w:val="false"/>
-                <w:iCs w:val="false"/>
-                <w:color w:val="2A2E38"/>
-                <w:sz w:val="17"/>
-                <w:szCs w:val="17"/>
-              </w:rPr>
-              <w:t xml:space="preserve">3 / 7</w:t>
-            </w:r>
-          </w:p>
-        </w:tc>
-        <w:tc>
-          <w:tcPr>
-            <w:tcW w:type="dxa" w:w="1750"/>
-            <w:tcBorders>
-              <w:top w:val="single" w:color="D9D4CB" w:sz="4"/>
-              <w:left w:val="none" w:color="auto" w:sz="0"/>
-              <w:bottom w:val="single" w:color="D9D4CB" w:sz="4"/>
-              <w:right w:val="none" w:color="auto" w:sz="0"/>
-            </w:tcBorders>
-            <w:shd w:fill="FBFAF8" w:color="auto" w:val="clear"/>
-            <w:tcMar>
-              <w:top w:type="dxa" w:w="52"/>
-              <w:left w:type="dxa" w:w="100"/>
-              <w:bottom w:type="dxa" w:w="52"/>
-              <w:right w:type="dxa" w:w="100"/>
-            </w:tcMar>
-            <w:vAlign w:val="center"/>
-          </w:tcPr>
-          <w:p>
-            <w:pPr>
-              <w:spacing w:after="0" w:line="240" w:lineRule="auto"/>
-              <w:jc w:val="center"/>
-            </w:pPr>
-            <w:r>
-              <w:rPr>
-                <w:rFonts w:ascii="Arial" w:cs="Arial" w:eastAsia="Arial" w:hAnsi="Arial"/>
-                <w:b w:val="false"/>
-                <w:bCs w:val="false"/>
-                <w:i w:val="false"/>
-                <w:iCs w:val="false"/>
-                <w:color w:val="2A2E38"/>
-                <w:sz w:val="17"/>
-                <w:szCs w:val="17"/>
-              </w:rPr>
-              <w:t xml:space="preserve">270,5</w:t>
-            </w:r>
-          </w:p>
-        </w:tc>
-        <w:tc>
-          <w:tcPr>
-            <w:tcW w:type="dxa" w:w="1750"/>
-            <w:tcBorders>
-              <w:top w:val="single" w:color="D9D4CB" w:sz="4"/>
-              <w:left w:val="none" w:color="auto" w:sz="0"/>
-              <w:bottom w:val="single" w:color="D9D4CB" w:sz="4"/>
-              <w:right w:val="none" w:color="auto" w:sz="0"/>
-            </w:tcBorders>
-            <w:shd w:fill="FBFAF8" w:color="auto" w:val="clear"/>
-            <w:tcMar>
-              <w:top w:type="dxa" w:w="52"/>
-              <w:left w:type="dxa" w:w="100"/>
-              <w:bottom w:type="dxa" w:w="52"/>
-              <w:right w:type="dxa" w:w="100"/>
-            </w:tcMar>
-            <w:vAlign w:val="center"/>
-          </w:tcPr>
-          <w:p>
-            <w:pPr>
-              <w:spacing w:after="0" w:line="240" w:lineRule="auto"/>
-              <w:jc w:val="center"/>
-            </w:pPr>
-            <w:r>
-              <w:rPr>
-                <w:rFonts w:ascii="Arial" w:cs="Arial" w:eastAsia="Arial" w:hAnsi="Arial"/>
-                <w:b w:val="false"/>
-                <w:bCs w:val="false"/>
-                <w:i w:val="false"/>
-                <w:iCs w:val="false"/>
-                <w:color w:val="2A2E38"/>
-                <w:sz w:val="17"/>
-                <w:szCs w:val="17"/>
-              </w:rPr>
-              <w:t xml:space="preserve">2 800 000</w:t>
-            </w:r>
-          </w:p>
-        </w:tc>
-        <w:tc>
-          <w:tcPr>
-            <w:tcW w:type="dxa" w:w="1338"/>
-            <w:tcBorders>
-              <w:top w:val="single" w:color="D9D4CB" w:sz="4"/>
-              <w:left w:val="none" w:color="auto" w:sz="0"/>
-              <w:bottom w:val="single" w:color="D9D4CB" w:sz="4"/>
-              <w:right w:val="none" w:color="auto" w:sz="0"/>
-            </w:tcBorders>
-            <w:shd w:fill="FBFAF8" w:color="auto" w:val="clear"/>
-            <w:tcMar>
-              <w:top w:type="dxa" w:w="52"/>
-              <w:left w:type="dxa" w:w="100"/>
-              <w:bottom w:type="dxa" w:w="52"/>
-              <w:right w:type="dxa" w:w="100"/>
-            </w:tcMar>
-            <w:vAlign w:val="center"/>
-          </w:tcPr>
-          <w:p>
-            <w:pPr>
-              <w:spacing w:after="0" w:line="240" w:lineRule="auto"/>
-              <w:jc w:val="center"/>
-            </w:pPr>
-            <w:hyperlink w:history="1" r:id="rId4lbsvvmhwqkvsfau04twl">
-              <w:r>
-                <w:rPr>
-                  <w:rFonts w:ascii="Arial" w:cs="Arial" w:eastAsia="Arial" w:hAnsi="Arial"/>
-                  <w:b w:val="false"/>
-                  <w:bCs w:val="false"/>
-                  <w:i w:val="false"/>
-                  <w:iCs w:val="false"/>
-                  <w:color w:val="2C5FA8"/>
-                  <w:sz w:val="17"/>
-                  <w:szCs w:val="17"/>
-                </w:rPr>
-                <w:t xml:space="preserve">Циан →</w:t>
-              </w:r>
-            </w:hyperlink>
-          </w:p>
-        </w:tc>
-      </w:tr>
-      <w:tr>
-        <w:tc>
-          <w:tcPr>
-            <w:tcW w:type="dxa" w:w="2000"/>
-            <w:tcBorders>
-              <w:top w:val="single" w:color="D9D4CB" w:sz="4"/>
-              <w:left w:val="none" w:color="auto" w:sz="0"/>
-              <w:bottom w:val="single" w:color="D9D4CB" w:sz="4"/>
-              <w:right w:val="none" w:color="auto" w:sz="0"/>
-            </w:tcBorders>
-            <w:tcMar>
-              <w:top w:type="dxa" w:w="52"/>
-              <w:left w:type="dxa" w:w="100"/>
-              <w:bottom w:type="dxa" w:w="52"/>
-              <w:right w:type="dxa" w:w="100"/>
-            </w:tcMar>
-            <w:vAlign w:val="center"/>
-          </w:tcPr>
-          <w:p>
-            <w:pPr>
-              <w:spacing w:after="0" w:line="240" w:lineRule="auto"/>
-              <w:jc w:val="left"/>
-            </w:pPr>
-            <w:r>
-              <w:rPr>
-                <w:rFonts w:ascii="Arial" w:cs="Arial" w:eastAsia="Arial" w:hAnsi="Arial"/>
-                <w:b/>
-                <w:bCs/>
-                <w:i w:val="false"/>
-                <w:iCs w:val="false"/>
-                <w:color w:val="2A2E38"/>
-                <w:sz w:val="17"/>
-                <w:szCs w:val="17"/>
-              </w:rPr>
-              <w:t xml:space="preserve">Люче</w:t>
-            </w:r>
-          </w:p>
-        </w:tc>
-        <w:tc>
-          <w:tcPr>
-            <w:tcW w:type="dxa" w:w="1600"/>
-            <w:tcBorders>
-              <w:top w:val="single" w:color="D9D4CB" w:sz="4"/>
-              <w:left w:val="none" w:color="auto" w:sz="0"/>
-              <w:bottom w:val="single" w:color="D9D4CB" w:sz="4"/>
-              <w:right w:val="none" w:color="auto" w:sz="0"/>
-            </w:tcBorders>
-            <w:tcMar>
-              <w:top w:type="dxa" w:w="52"/>
-              <w:left w:type="dxa" w:w="100"/>
-              <w:bottom w:type="dxa" w:w="52"/>
-              <w:right w:type="dxa" w:w="100"/>
-            </w:tcMar>
-            <w:vAlign w:val="center"/>
-          </w:tcPr>
-          <w:p>
-            <w:pPr>
-              <w:spacing w:after="0" w:line="240" w:lineRule="auto"/>
-              <w:jc w:val="center"/>
-            </w:pPr>
-            <w:r>
-              <w:rPr>
-                <w:rFonts w:ascii="Arial" w:cs="Arial" w:eastAsia="Arial" w:hAnsi="Arial"/>
-                <w:b w:val="false"/>
-                <w:bCs w:val="false"/>
-                <w:i w:val="false"/>
-                <w:iCs w:val="false"/>
-                <w:color w:val="2A2E38"/>
-                <w:sz w:val="17"/>
-                <w:szCs w:val="17"/>
-              </w:rPr>
-              <w:t xml:space="preserve">198,5</w:t>
-            </w:r>
-          </w:p>
-        </w:tc>
-        <w:tc>
-          <w:tcPr>
-            <w:tcW w:type="dxa" w:w="1200"/>
-            <w:tcBorders>
-              <w:top w:val="single" w:color="D9D4CB" w:sz="4"/>
-              <w:left w:val="none" w:color="auto" w:sz="0"/>
-              <w:bottom w:val="single" w:color="D9D4CB" w:sz="4"/>
-              <w:right w:val="none" w:color="auto" w:sz="0"/>
-            </w:tcBorders>
-            <w:tcMar>
-              <w:top w:type="dxa" w:w="52"/>
-              <w:left w:type="dxa" w:w="100"/>
-              <w:bottom w:type="dxa" w:w="52"/>
-              <w:right w:type="dxa" w:w="100"/>
-            </w:tcMar>
-            <w:vAlign w:val="center"/>
-          </w:tcPr>
-          <w:p>
-            <w:pPr>
-              <w:spacing w:after="0" w:line="240" w:lineRule="auto"/>
-              <w:jc w:val="center"/>
-            </w:pPr>
-            <w:r>
-              <w:rPr>
-                <w:rFonts w:ascii="Arial" w:cs="Arial" w:eastAsia="Arial" w:hAnsi="Arial"/>
-                <w:b w:val="false"/>
-                <w:bCs w:val="false"/>
-                <w:i w:val="false"/>
-                <w:iCs w:val="false"/>
-                <w:color w:val="2A2E38"/>
-                <w:sz w:val="17"/>
-                <w:szCs w:val="17"/>
-              </w:rPr>
-              <w:t xml:space="preserve">4 / 7</w:t>
-            </w:r>
-          </w:p>
-        </w:tc>
-        <w:tc>
-          <w:tcPr>
-            <w:tcW w:type="dxa" w:w="1750"/>
-            <w:tcBorders>
-              <w:top w:val="single" w:color="D9D4CB" w:sz="4"/>
-              <w:left w:val="none" w:color="auto" w:sz="0"/>
-              <w:bottom w:val="single" w:color="D9D4CB" w:sz="4"/>
-              <w:right w:val="none" w:color="auto" w:sz="0"/>
-            </w:tcBorders>
-            <w:tcMar>
-              <w:top w:type="dxa" w:w="52"/>
-              <w:left w:type="dxa" w:w="100"/>
-              <w:bottom w:type="dxa" w:w="52"/>
-              <w:right w:type="dxa" w:w="100"/>
-            </w:tcMar>
-            <w:vAlign w:val="center"/>
-          </w:tcPr>
-          <w:p>
-            <w:pPr>
-              <w:spacing w:after="0" w:line="240" w:lineRule="auto"/>
-              <w:jc w:val="center"/>
-            </w:pPr>
-            <w:r>
-              <w:rPr>
-                <w:rFonts w:ascii="Arial" w:cs="Arial" w:eastAsia="Arial" w:hAnsi="Arial"/>
-                <w:b w:val="false"/>
-                <w:bCs w:val="false"/>
-                <w:i w:val="false"/>
-                <w:iCs w:val="false"/>
-                <w:color w:val="2A2E38"/>
-                <w:sz w:val="17"/>
-                <w:szCs w:val="17"/>
-              </w:rPr>
-              <w:t xml:space="preserve">545,9</w:t>
-            </w:r>
-          </w:p>
-        </w:tc>
-        <w:tc>
-          <w:tcPr>
-            <w:tcW w:type="dxa" w:w="1750"/>
-            <w:tcBorders>
-              <w:top w:val="single" w:color="D9D4CB" w:sz="4"/>
-              <w:left w:val="none" w:color="auto" w:sz="0"/>
-              <w:bottom w:val="single" w:color="D9D4CB" w:sz="4"/>
-              <w:right w:val="none" w:color="auto" w:sz="0"/>
-            </w:tcBorders>
-            <w:tcMar>
-              <w:top w:type="dxa" w:w="52"/>
-              <w:left w:type="dxa" w:w="100"/>
-              <w:bottom w:type="dxa" w:w="52"/>
-              <w:right w:type="dxa" w:w="100"/>
-            </w:tcMar>
-            <w:vAlign w:val="center"/>
-          </w:tcPr>
-          <w:p>
-            <w:pPr>
-              <w:spacing w:after="0" w:line="240" w:lineRule="auto"/>
-              <w:jc w:val="center"/>
-            </w:pPr>
-            <w:r>
-              <w:rPr>
-                <w:rFonts w:ascii="Arial" w:cs="Arial" w:eastAsia="Arial" w:hAnsi="Arial"/>
-                <w:b w:val="false"/>
-                <w:bCs w:val="false"/>
-                <w:i w:val="false"/>
-                <w:iCs w:val="false"/>
-                <w:color w:val="2A2E38"/>
-                <w:sz w:val="17"/>
-                <w:szCs w:val="17"/>
-              </w:rPr>
-              <w:t xml:space="preserve">2 750 000</w:t>
-            </w:r>
-          </w:p>
-        </w:tc>
-        <w:tc>
-          <w:tcPr>
-            <w:tcW w:type="dxa" w:w="1338"/>
-            <w:tcBorders>
-              <w:top w:val="single" w:color="D9D4CB" w:sz="4"/>
-              <w:left w:val="none" w:color="auto" w:sz="0"/>
-              <w:bottom w:val="single" w:color="D9D4CB" w:sz="4"/>
-              <w:right w:val="none" w:color="auto" w:sz="0"/>
-            </w:tcBorders>
-            <w:tcMar>
-              <w:top w:type="dxa" w:w="52"/>
-              <w:left w:type="dxa" w:w="100"/>
-              <w:bottom w:type="dxa" w:w="52"/>
-              <w:right w:type="dxa" w:w="100"/>
-            </w:tcMar>
-            <w:vAlign w:val="center"/>
-          </w:tcPr>
-          <w:p>
-            <w:pPr>
-              <w:spacing w:after="0" w:line="240" w:lineRule="auto"/>
-              <w:jc w:val="center"/>
-            </w:pPr>
-            <w:hyperlink w:history="1" r:id="rId_jzzb00tyueumcdjud3z5">
-              <w:r>
-                <w:rPr>
-                  <w:rFonts w:ascii="Arial" w:cs="Arial" w:eastAsia="Arial" w:hAnsi="Arial"/>
-                  <w:b w:val="false"/>
-                  <w:bCs w:val="false"/>
-                  <w:i w:val="false"/>
-                  <w:iCs w:val="false"/>
-                  <w:color w:val="2C5FA8"/>
-                  <w:sz w:val="17"/>
-                  <w:szCs w:val="17"/>
-                </w:rPr>
-                <w:t xml:space="preserve">Циан →</w:t>
-              </w:r>
-            </w:hyperlink>
-          </w:p>
-        </w:tc>
-      </w:tr>
-      <w:tr>
-        <w:tc>
-          <w:tcPr>
-            <w:tcW w:type="dxa" w:w="2000"/>
-            <w:tcBorders>
-              <w:top w:val="single" w:color="D9D4CB" w:sz="4"/>
-              <w:left w:val="none" w:color="auto" w:sz="0"/>
-              <w:bottom w:val="single" w:color="D9D4CB" w:sz="4"/>
-              <w:right w:val="none" w:color="auto" w:sz="0"/>
-            </w:tcBorders>
-            <w:shd w:fill="FBFAF8" w:color="auto" w:val="clear"/>
-            <w:tcMar>
-              <w:top w:type="dxa" w:w="52"/>
-              <w:left w:type="dxa" w:w="100"/>
-              <w:bottom w:type="dxa" w:w="52"/>
-              <w:right w:type="dxa" w:w="100"/>
-            </w:tcMar>
-            <w:vAlign w:val="center"/>
-          </w:tcPr>
-          <w:p>
-            <w:pPr>
-              <w:spacing w:after="0" w:line="240" w:lineRule="auto"/>
-              <w:jc w:val="left"/>
-            </w:pPr>
-            <w:r>
-              <w:rPr>
-                <w:rFonts w:ascii="Arial" w:cs="Arial" w:eastAsia="Arial" w:hAnsi="Arial"/>
-                <w:b/>
-                <w:bCs/>
-                <w:i w:val="false"/>
-                <w:iCs w:val="false"/>
-                <w:color w:val="2A2E38"/>
-                <w:sz w:val="17"/>
-                <w:szCs w:val="17"/>
-              </w:rPr>
-              <w:t xml:space="preserve">Люче</w:t>
-            </w:r>
-          </w:p>
-        </w:tc>
-        <w:tc>
-          <w:tcPr>
-            <w:tcW w:type="dxa" w:w="1600"/>
-            <w:tcBorders>
-              <w:top w:val="single" w:color="D9D4CB" w:sz="4"/>
-              <w:left w:val="none" w:color="auto" w:sz="0"/>
-              <w:bottom w:val="single" w:color="D9D4CB" w:sz="4"/>
-              <w:right w:val="none" w:color="auto" w:sz="0"/>
-            </w:tcBorders>
-            <w:shd w:fill="FBFAF8" w:color="auto" w:val="clear"/>
-            <w:tcMar>
-              <w:top w:type="dxa" w:w="52"/>
-              <w:left w:type="dxa" w:w="100"/>
-              <w:bottom w:type="dxa" w:w="52"/>
-              <w:right w:type="dxa" w:w="100"/>
-            </w:tcMar>
-            <w:vAlign w:val="center"/>
-          </w:tcPr>
-          <w:p>
-            <w:pPr>
-              <w:spacing w:after="0" w:line="240" w:lineRule="auto"/>
-              <w:jc w:val="center"/>
-            </w:pPr>
-            <w:r>
-              <w:rPr>
-                <w:rFonts w:ascii="Arial" w:cs="Arial" w:eastAsia="Arial" w:hAnsi="Arial"/>
-                <w:b w:val="false"/>
-                <w:bCs w:val="false"/>
-                <w:i w:val="false"/>
-                <w:iCs w:val="false"/>
-                <w:color w:val="2A2E38"/>
-                <w:sz w:val="17"/>
-                <w:szCs w:val="17"/>
-              </w:rPr>
-              <w:t xml:space="preserve">358,9</w:t>
-            </w:r>
-          </w:p>
-        </w:tc>
-        <w:tc>
-          <w:tcPr>
-            <w:tcW w:type="dxa" w:w="1200"/>
-            <w:tcBorders>
-              <w:top w:val="single" w:color="D9D4CB" w:sz="4"/>
-              <w:left w:val="none" w:color="auto" w:sz="0"/>
-              <w:bottom w:val="single" w:color="D9D4CB" w:sz="4"/>
-              <w:right w:val="none" w:color="auto" w:sz="0"/>
-            </w:tcBorders>
-            <w:shd w:fill="FBFAF8" w:color="auto" w:val="clear"/>
-            <w:tcMar>
-              <w:top w:type="dxa" w:w="52"/>
-              <w:left w:type="dxa" w:w="100"/>
-              <w:bottom w:type="dxa" w:w="52"/>
-              <w:right w:type="dxa" w:w="100"/>
-            </w:tcMar>
-            <w:vAlign w:val="center"/>
-          </w:tcPr>
-          <w:p>
-            <w:pPr>
-              <w:spacing w:after="0" w:line="240" w:lineRule="auto"/>
-              <w:jc w:val="center"/>
-            </w:pPr>
-            <w:r>
-              <w:rPr>
-                <w:rFonts w:ascii="Arial" w:cs="Arial" w:eastAsia="Arial" w:hAnsi="Arial"/>
-                <w:b w:val="false"/>
-                <w:bCs w:val="false"/>
-                <w:i w:val="false"/>
-                <w:iCs w:val="false"/>
-                <w:color w:val="2A2E38"/>
-                <w:sz w:val="17"/>
-                <w:szCs w:val="17"/>
-              </w:rPr>
-              <w:t xml:space="preserve">6 / 7</w:t>
-            </w:r>
-          </w:p>
-        </w:tc>
-        <w:tc>
-          <w:tcPr>
-            <w:tcW w:type="dxa" w:w="1750"/>
-            <w:tcBorders>
-              <w:top w:val="single" w:color="D9D4CB" w:sz="4"/>
-              <w:left w:val="none" w:color="auto" w:sz="0"/>
-              <w:bottom w:val="single" w:color="D9D4CB" w:sz="4"/>
-              <w:right w:val="none" w:color="auto" w:sz="0"/>
-            </w:tcBorders>
-            <w:shd w:fill="FBFAF8" w:color="auto" w:val="clear"/>
-            <w:tcMar>
-              <w:top w:type="dxa" w:w="52"/>
-              <w:left w:type="dxa" w:w="100"/>
-              <w:bottom w:type="dxa" w:w="52"/>
-              <w:right w:type="dxa" w:w="100"/>
-            </w:tcMar>
-            <w:vAlign w:val="center"/>
-          </w:tcPr>
-          <w:p>
-            <w:pPr>
-              <w:spacing w:after="0" w:line="240" w:lineRule="auto"/>
-              <w:jc w:val="center"/>
-            </w:pPr>
-            <w:r>
-              <w:rPr>
-                <w:rFonts w:ascii="Arial" w:cs="Arial" w:eastAsia="Arial" w:hAnsi="Arial"/>
-                <w:b w:val="false"/>
-                <w:bCs w:val="false"/>
-                <w:i w:val="false"/>
-                <w:iCs w:val="false"/>
-                <w:color w:val="2A2E38"/>
-                <w:sz w:val="17"/>
-                <w:szCs w:val="17"/>
-              </w:rPr>
-              <w:t xml:space="preserve">2 153,7</w:t>
-            </w:r>
-          </w:p>
-        </w:tc>
-        <w:tc>
-          <w:tcPr>
-            <w:tcW w:type="dxa" w:w="1750"/>
-            <w:tcBorders>
-              <w:top w:val="single" w:color="D9D4CB" w:sz="4"/>
-              <w:left w:val="none" w:color="auto" w:sz="0"/>
-              <w:bottom w:val="single" w:color="D9D4CB" w:sz="4"/>
-              <w:right w:val="none" w:color="auto" w:sz="0"/>
-            </w:tcBorders>
-            <w:shd w:fill="FBFAF8" w:color="auto" w:val="clear"/>
-            <w:tcMar>
-              <w:top w:type="dxa" w:w="52"/>
-              <w:left w:type="dxa" w:w="100"/>
-              <w:bottom w:type="dxa" w:w="52"/>
-              <w:right w:type="dxa" w:w="100"/>
-            </w:tcMar>
-            <w:vAlign w:val="center"/>
-          </w:tcPr>
-          <w:p>
-            <w:pPr>
-              <w:spacing w:after="0" w:line="240" w:lineRule="auto"/>
-              <w:jc w:val="center"/>
-            </w:pPr>
-            <w:r>
-              <w:rPr>
-                <w:rFonts w:ascii="Arial" w:cs="Arial" w:eastAsia="Arial" w:hAnsi="Arial"/>
-                <w:b w:val="false"/>
-                <w:bCs w:val="false"/>
-                <w:i w:val="false"/>
-                <w:iCs w:val="false"/>
-                <w:color w:val="2A2E38"/>
-                <w:sz w:val="17"/>
-                <w:szCs w:val="17"/>
-              </w:rPr>
-              <w:t xml:space="preserve">6 000 000</w:t>
-            </w:r>
-          </w:p>
-        </w:tc>
-        <w:tc>
-          <w:tcPr>
-            <w:tcW w:type="dxa" w:w="1338"/>
-            <w:tcBorders>
-              <w:top w:val="single" w:color="D9D4CB" w:sz="4"/>
-              <w:left w:val="none" w:color="auto" w:sz="0"/>
-              <w:bottom w:val="single" w:color="D9D4CB" w:sz="4"/>
-              <w:right w:val="none" w:color="auto" w:sz="0"/>
-            </w:tcBorders>
-            <w:shd w:fill="FBFAF8" w:color="auto" w:val="clear"/>
-            <w:tcMar>
-              <w:top w:type="dxa" w:w="52"/>
-              <w:left w:type="dxa" w:w="100"/>
-              <w:bottom w:type="dxa" w:w="52"/>
-              <w:right w:type="dxa" w:w="100"/>
-            </w:tcMar>
-            <w:vAlign w:val="center"/>
-          </w:tcPr>
-          <w:p>
-            <w:pPr>
-              <w:spacing w:after="0" w:line="240" w:lineRule="auto"/>
-              <w:jc w:val="center"/>
-            </w:pPr>
-            <w:hyperlink w:history="1" r:id="rIdwt-a7ty-vwdgltkd4nxwt">
-              <w:r>
-                <w:rPr>
-                  <w:rFonts w:ascii="Arial" w:cs="Arial" w:eastAsia="Arial" w:hAnsi="Arial"/>
-                  <w:b w:val="false"/>
-                  <w:bCs w:val="false"/>
-                  <w:i w:val="false"/>
-                  <w:iCs w:val="false"/>
-                  <w:color w:val="2C5FA8"/>
-                  <w:sz w:val="17"/>
-                  <w:szCs w:val="17"/>
-                </w:rPr>
-                <w:t xml:space="preserve">Циан →</w:t>
-              </w:r>
-            </w:hyperlink>
-          </w:p>
-        </w:tc>
-      </w:tr>
-    </w:tbl>
-    <w:p>
-      <w:pPr>
-        <w:spacing w:after="46"/>
-      </w:pPr>
-      <w:r>
-        <w:rPr>
-          <w:rFonts w:ascii="Arial" w:cs="Arial" w:eastAsia="Arial" w:hAnsi="Arial"/>
-          <w:b w:val="false"/>
-          <w:bCs w:val="false"/>
-          <w:i w:val="false"/>
-          <w:iCs w:val="false"/>
-          <w:color w:val="2A2E38"/>
-          <w:sz w:val="19"/>
-          <w:szCs w:val="19"/>
-        </w:rPr>
-        <w:t xml:space="preserve"/>
-      </w:r>
-    </w:p>
-    <w:p>
-      <w:pPr>
-        <w:spacing w:after="58" w:line="252" w:lineRule="auto"/>
-        <w:ind w:left="170" w:right="1560" w:hanging="170"/>
-      </w:pPr>
-      <w:r>
-        <w:rPr>
-          <w:rFonts w:ascii="Arial" w:cs="Arial" w:eastAsia="Arial" w:hAnsi="Arial"/>
-          <w:b/>
-          <w:bCs/>
-          <w:i w:val="false"/>
-          <w:iCs w:val="false"/>
-          <w:color w:val="A9762F"/>
-          <w:sz w:val="19"/>
-          <w:szCs w:val="19"/>
-        </w:rPr>
-        <w:t xml:space="preserve">—   </w:t>
-      </w:r>
-      <w:r>
-        <w:rPr>
-          <w:rFonts w:ascii="Arial" w:cs="Arial" w:eastAsia="Arial" w:hAnsi="Arial"/>
-          <w:b w:val="false"/>
-          <w:bCs w:val="false"/>
-          <w:i w:val="false"/>
-          <w:iCs w:val="false"/>
-          <w:color w:val="2A2E38"/>
-          <w:sz w:val="19"/>
-          <w:szCs w:val="19"/>
-        </w:rPr>
-        <w:t xml:space="preserve">Метр у Кремля вдвое дороже: 2 650 000 ₽ по медиане против 1,3 млн ₽. </w:t>
-      </w:r>
-      <w:r>
-        <w:rPr>
-          <w:rFonts w:ascii="Arial" w:cs="Arial" w:eastAsia="Arial" w:hAnsi="Arial"/>
-          <w:b/>
-          <w:bCs/>
-          <w:i w:val="false"/>
-          <w:iCs w:val="false"/>
-          <w:color w:val="2A2E38"/>
-          <w:sz w:val="19"/>
-          <w:szCs w:val="19"/>
-        </w:rPr>
-        <w:t xml:space="preserve">Разрыв держится по всей линейке: даже самый дешёвый метр в «Кло 17» — 2,30 млн ₽ — выше цены закрытого этапа «Капельского» на 77 %.</w:t>
-      </w:r>
-    </w:p>
-    <w:p>
-      <w:pPr>
-        <w:spacing w:after="58" w:line="252" w:lineRule="auto"/>
-        <w:ind w:left="170" w:right="1560" w:hanging="170"/>
-      </w:pPr>
-      <w:r>
-        <w:rPr>
-          <w:rFonts w:ascii="Arial" w:cs="Arial" w:eastAsia="Arial" w:hAnsi="Arial"/>
-          <w:b/>
-          <w:bCs/>
-          <w:i w:val="false"/>
-          <w:iCs w:val="false"/>
-          <w:color w:val="A9762F"/>
-          <w:sz w:val="19"/>
-          <w:szCs w:val="19"/>
-        </w:rPr>
-        <w:t xml:space="preserve">—   </w:t>
-      </w:r>
-      <w:r>
-        <w:rPr>
-          <w:rFonts w:ascii="Arial" w:cs="Arial" w:eastAsia="Arial" w:hAnsi="Arial"/>
-          <w:b w:val="false"/>
-          <w:bCs w:val="false"/>
-          <w:i w:val="false"/>
-          <w:iCs w:val="false"/>
-          <w:color w:val="2A2E38"/>
-          <w:sz w:val="19"/>
-          <w:szCs w:val="19"/>
-        </w:rPr>
-        <w:t xml:space="preserve">Ключи там отдают в III кв. 2026 года, здесь — в 2029-м. </w:t>
-      </w:r>
-      <w:r>
-        <w:rPr>
-          <w:rFonts w:ascii="Arial" w:cs="Arial" w:eastAsia="Arial" w:hAnsi="Arial"/>
-          <w:b/>
-          <w:bCs/>
-          <w:i w:val="false"/>
-          <w:iCs w:val="false"/>
-          <w:color w:val="2A2E38"/>
-          <w:sz w:val="19"/>
-          <w:szCs w:val="19"/>
-        </w:rPr>
-        <w:t xml:space="preserve">Все 17 лотов «Кло 17» продаются без отделки, у «Люче» отделка в объявлениях не заявлена; «Капельский» тоже отдаёт оболочку.</w:t>
-      </w:r>
-    </w:p>
-    <w:p>
-      <w:pPr>
-        <w:spacing w:after="58" w:line="252" w:lineRule="auto"/>
-        <w:ind w:left="170" w:right="1560" w:hanging="170"/>
-      </w:pPr>
-      <w:r>
-        <w:rPr>
-          <w:rFonts w:ascii="Arial" w:cs="Arial" w:eastAsia="Arial" w:hAnsi="Arial"/>
-          <w:b/>
-          <w:bCs/>
-          <w:i w:val="false"/>
-          <w:iCs w:val="false"/>
-          <w:color w:val="A9762F"/>
-          <w:sz w:val="19"/>
-          <w:szCs w:val="19"/>
-        </w:rPr>
-        <w:t xml:space="preserve">—   </w:t>
-      </w:r>
-      <w:r>
-        <w:rPr>
-          <w:rFonts w:ascii="Arial" w:cs="Arial" w:eastAsia="Arial" w:hAnsi="Arial"/>
-          <w:b w:val="false"/>
-          <w:bCs w:val="false"/>
-          <w:i w:val="false"/>
-          <w:iCs w:val="false"/>
-          <w:color w:val="2A2E38"/>
-          <w:sz w:val="19"/>
-          <w:szCs w:val="19"/>
-        </w:rPr>
-        <w:t xml:space="preserve">Лоты крупнее: средняя площадь 149 и 202 м² против 110 м² у «Капельского». </w:t>
-      </w:r>
-      <w:r>
-        <w:rPr>
-          <w:rFonts w:ascii="Arial" w:cs="Arial" w:eastAsia="Arial" w:hAnsi="Arial"/>
-          <w:b/>
-          <w:bCs/>
-          <w:i w:val="false"/>
-          <w:iCs w:val="false"/>
-          <w:color w:val="2A2E38"/>
-          <w:sz w:val="19"/>
-          <w:szCs w:val="19"/>
-        </w:rPr>
-        <w:t xml:space="preserve">Верхняя точка — пентхаус «Люче» на 359 м² за 2 153,7 млн ₽, метр 6 000 000 ₽. Максимальный лот «Капельского» в 345 м² по цене закрытого этапа стоит 448,5 млн ₽.</w:t>
-      </w:r>
-    </w:p>
-    <w:p>
-      <w:pPr>
-        <w:spacing w:after="58" w:line="252" w:lineRule="auto"/>
-        <w:ind w:left="170" w:right="1560" w:hanging="170"/>
-      </w:pPr>
-      <w:r>
-        <w:rPr>
-          <w:rFonts w:ascii="Arial" w:cs="Arial" w:eastAsia="Arial" w:hAnsi="Arial"/>
-          <w:b/>
-          <w:bCs/>
-          <w:i w:val="false"/>
-          <w:iCs w:val="false"/>
-          <w:color w:val="A9762F"/>
-          <w:sz w:val="19"/>
-          <w:szCs w:val="19"/>
-        </w:rPr>
-        <w:t xml:space="preserve">—   </w:t>
-      </w:r>
-      <w:r>
-        <w:rPr>
-          <w:rFonts w:ascii="Arial" w:cs="Arial" w:eastAsia="Arial" w:hAnsi="Arial"/>
-          <w:b w:val="false"/>
-          <w:bCs w:val="false"/>
-          <w:i w:val="false"/>
-          <w:iCs w:val="false"/>
-          <w:color w:val="2A2E38"/>
-          <w:sz w:val="19"/>
-          <w:szCs w:val="19"/>
-        </w:rPr>
-        <w:t xml:space="preserve">0,7 км до Кремля против 3,7 км. </w:t>
-      </w:r>
-      <w:r>
-        <w:rPr>
-          <w:rFonts w:ascii="Arial" w:cs="Arial" w:eastAsia="Arial" w:hAnsi="Arial"/>
-          <w:b/>
-          <w:bCs/>
-          <w:i w:val="false"/>
-          <w:iCs w:val="false"/>
-          <w:color w:val="2A2E38"/>
-          <w:sz w:val="19"/>
-          <w:szCs w:val="19"/>
-        </w:rPr>
-        <w:t xml:space="preserve">Оба дома стоят внутри Бульварного кольца, между Знаменкой и Воздвиженкой; «Капельский» — за Садовым, в жилом квартале у проспекта Мира.</w:t>
-      </w:r>
-    </w:p>
-    <w:p>
-      <w:pPr>
-        <w:keepNext/>
-        <w:keepLines/>
-        <w:pageBreakBefore/>
-        <w:pBdr>
-          <w:bottom w:val="single" w:color="A9762F" w:sz="10" w:space="8"/>
-        </w:pBdr>
-        <w:spacing w:after="160"/>
-      </w:pPr>
-      <w:r>
-        <w:rPr>
-          <w:rFonts w:ascii="Georgia" w:cs="Georgia" w:eastAsia="Georgia" w:hAnsi="Georgia"/>
-          <w:b/>
-          <w:bCs/>
-          <w:i w:val="false"/>
-          <w:iCs w:val="false"/>
-          <w:color w:val="1F2A44"/>
-          <w:sz w:val="36"/>
-          <w:szCs w:val="36"/>
-        </w:rPr>
         <w:t xml:space="preserve">Какие ремонты продаются рядом</w:t>
       </w:r>
     </w:p>
@@ -22157,7 +17811,7 @@
             <w:pPr>
               <w:spacing w:after="0" w:line="200" w:lineRule="auto"/>
             </w:pPr>
-            <w:hyperlink w:history="1" r:id="rIdlretuyrgcg8vjctb5a55_">
+            <w:hyperlink w:history="1" r:id="rIdghr1xsxt2msbtmgzxnk0h">
               <w:r>
                 <w:rPr>
                   <w:rFonts w:ascii="Arial" w:cs="Arial" w:eastAsia="Arial" w:hAnsi="Arial"/>
@@ -22311,7 +17965,7 @@
             <w:pPr>
               <w:spacing w:after="0" w:line="200" w:lineRule="auto"/>
             </w:pPr>
-            <w:hyperlink w:history="1" r:id="rId0onlzowzykr2ey9i64zq2">
+            <w:hyperlink w:history="1" r:id="rIdylorqqb5wg0y7fdpzhr21">
               <w:r>
                 <w:rPr>
                   <w:rFonts w:ascii="Arial" w:cs="Arial" w:eastAsia="Arial" w:hAnsi="Arial"/>
@@ -22465,7 +18119,7 @@
             <w:pPr>
               <w:spacing w:after="0" w:line="200" w:lineRule="auto"/>
             </w:pPr>
-            <w:hyperlink w:history="1" r:id="rId-2qvxkmiv-u0vu6u_jbcp">
+            <w:hyperlink w:history="1" r:id="rIdrsigf00hsqynq-nc8jvk5">
               <w:r>
                 <w:rPr>
                   <w:rFonts w:ascii="Arial" w:cs="Arial" w:eastAsia="Arial" w:hAnsi="Arial"/>
@@ -22716,7 +18370,7 @@
             <w:pPr>
               <w:spacing w:after="0" w:line="200" w:lineRule="auto"/>
             </w:pPr>
-            <w:hyperlink w:history="1" r:id="rIdrwr-33hyqd10iq_p0y6ua">
+            <w:hyperlink w:history="1" r:id="rIdtftpjo_-lq_9kiw5jlwxz">
               <w:r>
                 <w:rPr>
                   <w:rFonts w:ascii="Arial" w:cs="Arial" w:eastAsia="Arial" w:hAnsi="Arial"/>
@@ -22870,7 +18524,7 @@
             <w:pPr>
               <w:spacing w:after="0" w:line="200" w:lineRule="auto"/>
             </w:pPr>
-            <w:hyperlink w:history="1" r:id="rIdot9lvommdju6xyao5bebq">
+            <w:hyperlink w:history="1" r:id="rId186wvtuebcd6r5zishohc">
               <w:r>
                 <w:rPr>
                   <w:rFonts w:ascii="Arial" w:cs="Arial" w:eastAsia="Arial" w:hAnsi="Arial"/>
@@ -23024,7 +18678,7 @@
             <w:pPr>
               <w:spacing w:after="0" w:line="200" w:lineRule="auto"/>
             </w:pPr>
-            <w:hyperlink w:history="1" r:id="rIdniexeqx6vnrkvmmnvp2af">
+            <w:hyperlink w:history="1" r:id="rId5de7ysqssdcx4bp5es90a">
               <w:r>
                 <w:rPr>
                   <w:rFonts w:ascii="Arial" w:cs="Arial" w:eastAsia="Arial" w:hAnsi="Arial"/>
@@ -23275,7 +18929,7 @@
             <w:pPr>
               <w:spacing w:after="0" w:line="200" w:lineRule="auto"/>
             </w:pPr>
-            <w:hyperlink w:history="1" r:id="rIdle-nzwlqtjly7iqjjbgcd">
+            <w:hyperlink w:history="1" r:id="rIdcvlbqnwjoyfkptyxwzssu">
               <w:r>
                 <w:rPr>
                   <w:rFonts w:ascii="Arial" w:cs="Arial" w:eastAsia="Arial" w:hAnsi="Arial"/>
@@ -23429,7 +19083,7 @@
             <w:pPr>
               <w:spacing w:after="0" w:line="200" w:lineRule="auto"/>
             </w:pPr>
-            <w:hyperlink w:history="1" r:id="rIdvnls_bu1-jk9abgn6ibdz">
+            <w:hyperlink w:history="1" r:id="rIduojaylepm4moi3ytgnkmf">
               <w:r>
                 <w:rPr>
                   <w:rFonts w:ascii="Arial" w:cs="Arial" w:eastAsia="Arial" w:hAnsi="Arial"/>
@@ -23583,7 +19237,7 @@
             <w:pPr>
               <w:spacing w:after="0" w:line="200" w:lineRule="auto"/>
             </w:pPr>
-            <w:hyperlink w:history="1" r:id="rIdmxmrpfaedsng0yw9nmuwu">
+            <w:hyperlink w:history="1" r:id="rIdutqqb66y60tzy8rmdwm2g">
               <w:r>
                 <w:rPr>
                   <w:rFonts w:ascii="Arial" w:cs="Arial" w:eastAsia="Arial" w:hAnsi="Arial"/>
@@ -23834,7 +19488,7 @@
             <w:pPr>
               <w:spacing w:after="0" w:line="200" w:lineRule="auto"/>
             </w:pPr>
-            <w:hyperlink w:history="1" r:id="rIdcvebct0vtfnbeolgbupxd">
+            <w:hyperlink w:history="1" r:id="rId0591vp_ch88epuvtsnoas">
               <w:r>
                 <w:rPr>
                   <w:rFonts w:ascii="Arial" w:cs="Arial" w:eastAsia="Arial" w:hAnsi="Arial"/>
@@ -23988,7 +19642,7 @@
             <w:pPr>
               <w:spacing w:after="0" w:line="200" w:lineRule="auto"/>
             </w:pPr>
-            <w:hyperlink w:history="1" r:id="rId8knlz8-paijerqgy9d5db">
+            <w:hyperlink w:history="1" r:id="rIdschspipz-abhk2duvdumi">
               <w:r>
                 <w:rPr>
                   <w:rFonts w:ascii="Arial" w:cs="Arial" w:eastAsia="Arial" w:hAnsi="Arial"/>
@@ -24142,7 +19796,7 @@
             <w:pPr>
               <w:spacing w:after="0" w:line="200" w:lineRule="auto"/>
             </w:pPr>
-            <w:hyperlink w:history="1" r:id="rId9da52b5xpcfzmiudrf7wa">
+            <w:hyperlink w:history="1" r:id="rIdgevoiceqdakdeb4dr5g9k">
               <w:r>
                 <w:rPr>
                   <w:rFonts w:ascii="Arial" w:cs="Arial" w:eastAsia="Arial" w:hAnsi="Arial"/>
@@ -24411,7 +20065,7 @@
             <w:pPr>
               <w:spacing w:after="0" w:line="200" w:lineRule="auto"/>
             </w:pPr>
-            <w:hyperlink w:history="1" r:id="rIdd_dh-oxk06dcnarjpcww6">
+            <w:hyperlink w:history="1" r:id="rIddef_sk-xxse7tjwzypq2p">
               <w:r>
                 <w:rPr>
                   <w:rFonts w:ascii="Arial" w:cs="Arial" w:eastAsia="Arial" w:hAnsi="Arial"/>
@@ -24565,7 +20219,7 @@
             <w:pPr>
               <w:spacing w:after="0" w:line="200" w:lineRule="auto"/>
             </w:pPr>
-            <w:hyperlink w:history="1" r:id="rIdz4ju57anyhbsdupu_tyna">
+            <w:hyperlink w:history="1" r:id="rIddzilne-ctgegrbbz3fdqr">
               <w:r>
                 <w:rPr>
                   <w:rFonts w:ascii="Arial" w:cs="Arial" w:eastAsia="Arial" w:hAnsi="Arial"/>
@@ -24719,7 +20373,7 @@
             <w:pPr>
               <w:spacing w:after="0" w:line="200" w:lineRule="auto"/>
             </w:pPr>
-            <w:hyperlink w:history="1" r:id="rId9_sdgvmrmx42pb9_huoet">
+            <w:hyperlink w:history="1" r:id="rId_axbs0zhlblvcxwab_wup">
               <w:r>
                 <w:rPr>
                   <w:rFonts w:ascii="Arial" w:cs="Arial" w:eastAsia="Arial" w:hAnsi="Arial"/>
@@ -24970,7 +20624,7 @@
             <w:pPr>
               <w:spacing w:after="0" w:line="200" w:lineRule="auto"/>
             </w:pPr>
-            <w:hyperlink w:history="1" r:id="rIdvij0647cfp8p-ow0xxhnr">
+            <w:hyperlink w:history="1" r:id="rIdvfiec4kibwrhjgzbknn9-">
               <w:r>
                 <w:rPr>
                   <w:rFonts w:ascii="Arial" w:cs="Arial" w:eastAsia="Arial" w:hAnsi="Arial"/>
@@ -25124,7 +20778,7 @@
             <w:pPr>
               <w:spacing w:after="0" w:line="200" w:lineRule="auto"/>
             </w:pPr>
-            <w:hyperlink w:history="1" r:id="rId9s810fb7hmczgl20zyt4i">
+            <w:hyperlink w:history="1" r:id="rIdw621ej-nc4l6jols-psz0">
               <w:r>
                 <w:rPr>
                   <w:rFonts w:ascii="Arial" w:cs="Arial" w:eastAsia="Arial" w:hAnsi="Arial"/>
@@ -25278,7 +20932,7 @@
             <w:pPr>
               <w:spacing w:after="0" w:line="200" w:lineRule="auto"/>
             </w:pPr>
-            <w:hyperlink w:history="1" r:id="rIdtxpn8h2f4te2knz2asai_">
+            <w:hyperlink w:history="1" r:id="rId2aorwo7fx695va5vj2dxi">
               <w:r>
                 <w:rPr>
                   <w:rFonts w:ascii="Arial" w:cs="Arial" w:eastAsia="Arial" w:hAnsi="Arial"/>
@@ -25529,7 +21183,7 @@
             <w:pPr>
               <w:spacing w:after="0" w:line="200" w:lineRule="auto"/>
             </w:pPr>
-            <w:hyperlink w:history="1" r:id="rIdndyrttqdetmvh6j_nwe37">
+            <w:hyperlink w:history="1" r:id="rId3dth_uvki4zjfaqmzgazw">
               <w:r>
                 <w:rPr>
                   <w:rFonts w:ascii="Arial" w:cs="Arial" w:eastAsia="Arial" w:hAnsi="Arial"/>
@@ -25683,7 +21337,7 @@
             <w:pPr>
               <w:spacing w:after="0" w:line="200" w:lineRule="auto"/>
             </w:pPr>
-            <w:hyperlink w:history="1" r:id="rId-8msrimqx0xyi0_mjbo1u">
+            <w:hyperlink w:history="1" r:id="rIdk7cj6qx1l7fwkqsij-xqb">
               <w:r>
                 <w:rPr>
                   <w:rFonts w:ascii="Arial" w:cs="Arial" w:eastAsia="Arial" w:hAnsi="Arial"/>
@@ -25837,7 +21491,7 @@
             <w:pPr>
               <w:spacing w:after="0" w:line="200" w:lineRule="auto"/>
             </w:pPr>
-            <w:hyperlink w:history="1" r:id="rIdjskodtayklitb-mzbysov">
+            <w:hyperlink w:history="1" r:id="rIdykekora18xmf3d46d7p1r">
               <w:r>
                 <w:rPr>
                   <w:rFonts w:ascii="Arial" w:cs="Arial" w:eastAsia="Arial" w:hAnsi="Arial"/>
@@ -26088,7 +21742,7 @@
             <w:pPr>
               <w:spacing w:after="0" w:line="200" w:lineRule="auto"/>
             </w:pPr>
-            <w:hyperlink w:history="1" r:id="rIdilftcg5wrshqy0odxuoon">
+            <w:hyperlink w:history="1" r:id="rIdu02h56u2zoz_rhrtcf7uj">
               <w:r>
                 <w:rPr>
                   <w:rFonts w:ascii="Arial" w:cs="Arial" w:eastAsia="Arial" w:hAnsi="Arial"/>
@@ -26242,7 +21896,7 @@
             <w:pPr>
               <w:spacing w:after="0" w:line="200" w:lineRule="auto"/>
             </w:pPr>
-            <w:hyperlink w:history="1" r:id="rId0llcgmntsafxh5mpesvkw">
+            <w:hyperlink w:history="1" r:id="rIdj7suvruasvaj2zxrn_7ki">
               <w:r>
                 <w:rPr>
                   <w:rFonts w:ascii="Arial" w:cs="Arial" w:eastAsia="Arial" w:hAnsi="Arial"/>
@@ -26396,7 +22050,7 @@
             <w:pPr>
               <w:spacing w:after="0" w:line="200" w:lineRule="auto"/>
             </w:pPr>
-            <w:hyperlink w:history="1" r:id="rIdl3o6mkrsps5iiilvetiw8">
+            <w:hyperlink w:history="1" r:id="rIdchmnb8avn13t0miripyqe">
               <w:r>
                 <w:rPr>
                   <w:rFonts w:ascii="Arial" w:cs="Arial" w:eastAsia="Arial" w:hAnsi="Arial"/>
@@ -28002,7 +23656,7 @@
           <w:sz w:val="19"/>
           <w:szCs w:val="19"/>
         </w:rPr>
-        <w:t xml:space="preserve">Ближайшие начинаются с 1,3 км, и это две высотки бизнес-класса с медианой 649 902 ₽ за метр. Премиальные соседи — «ФАНТОМ», «Форум» и «Дом Франка» — стоят в 1,3–2,2 км, ближе к «Сухаревской» и «Цветному»; их медиана 2 350 000 ₽. Цена «Капельского» ложится ровно между этими двумя группами. Клубные дома того же формата у Кремля — «Кло 17» и «Люче» — идут по 2 650 000 ₽ за метр.</w:t>
+        <w:t xml:space="preserve">Ближайшие начинаются с 1,3 км, и это две высотки бизнес-класса с медианой 649 902 ₽ за метр. Премиальные соседи — «ФАНТОМ», «Форум» и «Дом Франка» — стоят в 1,3–2,2 км, ближе к «Сухаревской» и «Цветному»; их медиана 2 350 000 ₽. Цена «Капельского» ложится ровно между этими двумя группами.</w:t>
       </w:r>
     </w:p>
     <w:p>
@@ -28410,7 +24064,7 @@
         </w:rPr>
         <w:t xml:space="preserve">Параметры, визуализации и статус продаж — официальный сайт проекта — </w:t>
       </w:r>
-      <w:hyperlink w:history="1" r:id="rIdpc5dmegvf0blp7h68cow8">
+      <w:hyperlink w:history="1" r:id="rIdaiibcri4wa-u_b_fpmnry">
         <w:r>
           <w:rPr>
             <w:rFonts w:ascii="Arial" w:cs="Arial" w:eastAsia="Arial" w:hAnsi="Arial"/>
@@ -28457,7 +24111,7 @@
         </w:rPr>
         <w:t xml:space="preserve">Старт закрытых продаж в апреле 2026, средняя площадь резиденции и срок передачи ключей — обзор стартов продаж «Новострой-Медиа» — </w:t>
       </w:r>
-      <w:hyperlink w:history="1" r:id="rIdwx0dzcwtaczsfa8zxmqhh">
+      <w:hyperlink w:history="1" r:id="rIdnt6srkozmu073xjze5jid">
         <w:r>
           <w:rPr>
             <w:rFonts w:ascii="Arial" w:cs="Arial" w:eastAsia="Arial" w:hAnsi="Arial"/>
@@ -28504,7 +24158,7 @@
         </w:rPr>
         <w:t xml:space="preserve">Этажность, количество лотов, срок сдачи и класс — карточки проекта у брокеров — </w:t>
       </w:r>
-      <w:hyperlink w:history="1" r:id="rIdk973xd32lrrn5wlfbuamk">
+      <w:hyperlink w:history="1" r:id="rIdgrwvd4nlyiytdkenqoquo">
         <w:r>
           <w:rPr>
             <w:rFonts w:ascii="Arial" w:cs="Arial" w:eastAsia="Arial" w:hAnsi="Arial"/>
@@ -28551,7 +24205,7 @@
         </w:rPr>
         <w:t xml:space="preserve">Планировочные параметры, паркинг и благоустройство — карточка «Новострой-М» — </w:t>
       </w:r>
-      <w:hyperlink w:history="1" r:id="rIdjxvs8d_oyvtid9v8qowv4">
+      <w:hyperlink w:history="1" r:id="rId_gwiimzgemiqgv2aidquk">
         <w:r>
           <w:rPr>
             <w:rFonts w:ascii="Arial" w:cs="Arial" w:eastAsia="Arial" w:hAnsi="Arial"/>
@@ -28598,7 +24252,7 @@
         </w:rPr>
         <w:t xml:space="preserve">АО «МАКО»: ОГРН, дата регистрации, руководитель, ОКВЭД, финансовый результат — </w:t>
       </w:r>
-      <w:hyperlink w:history="1" r:id="rIdn289dwj_pzvpgyuzn97wq">
+      <w:hyperlink w:history="1" r:id="rIdf9nowz2bkxphqpyf8lcxx">
         <w:r>
           <w:rPr>
             <w:rFonts w:ascii="Arial" w:cs="Arial" w:eastAsia="Arial" w:hAnsi="Arial"/>
@@ -28645,7 +24299,7 @@
         </w:rPr>
         <w:t xml:space="preserve">Цены элитной первички Москвы по классам, I квартал 2026 — данные NF Group — </w:t>
       </w:r>
-      <w:hyperlink w:history="1" r:id="rIdyqa2npm04x2bpoqbhvyew">
+      <w:hyperlink w:history="1" r:id="rIdhbntjjfk2vm6btavtogju">
         <w:r>
           <w:rPr>
             <w:rFonts w:ascii="Arial" w:cs="Arial" w:eastAsia="Arial" w:hAnsi="Arial"/>
@@ -28690,9 +24344,9 @@
           <w:sz w:val="16"/>
           <w:szCs w:val="16"/>
         </w:rPr>
-        <w:t xml:space="preserve">Объявления о продаже — Циан: 478 лотов вокруг участка (Мещанский район и пешая доступность от «Проспекта Мира» и «Рижской», срез 02.09.2026) и 43 лота в клубных домах «Кло 17» и «Фамильный дом Люче» (срез 04.09.2026) — </w:t>
-      </w:r>
-      <w:hyperlink w:history="1" r:id="rIdxcrlxedfpfetdf7liu6e2">
+        <w:t xml:space="preserve">Объявления о продаже квартир вокруг участка — Циан, срез 02.09.2026: Мещанский район и пешая доступность от «Проспекта Мира» и «Рижской», 478 лотов — </w:t>
+      </w:r>
+      <w:hyperlink w:history="1" r:id="rIdxokfukjfxmovufs56qirw">
         <w:r>
           <w:rPr>
             <w:rFonts w:ascii="Arial" w:cs="Arial" w:eastAsia="Arial" w:hAnsi="Arial"/>
@@ -28739,7 +24393,7 @@
         </w:rPr>
         <w:t xml:space="preserve">Координаты дома, станций метро и расстояния по прямой — OpenStreetMap. Картографическая основа — Яндекс Карты — </w:t>
       </w:r>
-      <w:hyperlink w:history="1" r:id="rIdtxakwfgubxsmlznrudeol">
+      <w:hyperlink w:history="1" r:id="rIdn93bysmz4jcjvb98whkdy">
         <w:r>
           <w:rPr>
             <w:rFonts w:ascii="Arial" w:cs="Arial" w:eastAsia="Arial" w:hAnsi="Arial"/>
